--- a/ST_M2_Draft.docx
+++ b/ST_M2_Draft.docx
@@ -509,78 +509,95 @@
     </w:p>
     <w:sdt>
       <w:sdtPr>
-        <w:id w:val="372205188"/>
+        <w:rPr>
+          <w:sz w:val="40"/>
+          <w:szCs w:val="40"/>
+        </w:rPr>
+        <w:id w:val="1836344028"/>
         <w:docPartObj>
           <w:docPartGallery w:val="Table of Contents"/>
           <w:docPartUnique/>
         </w:docPartObj>
       </w:sdtPr>
-      <w:sdtEndPr/>
+      <w:sdtEndPr>
+        <w:rPr>
+          <w:rFonts w:asciiTheme="minorHAnsi" w:eastAsiaTheme="minorHAnsi" w:hAnsiTheme="minorHAnsi" w:cstheme="minorBidi"/>
+          <w:color w:val="auto"/>
+          <w:kern w:val="2"/>
+          <w:sz w:val="28"/>
+          <w:szCs w:val="28"/>
+          <w14:ligatures w14:val="standardContextual"/>
+        </w:rPr>
+      </w:sdtEndPr>
       <w:sdtContent>
         <w:p>
           <w:pPr>
-            <w:pStyle w:val="ListBullet"/>
-            <w:numPr>
-              <w:ilvl w:val="0"/>
-              <w:numId w:val="0"/>
-            </w:numPr>
+            <w:pStyle w:val="TOCHeading"/>
             <w:tabs>
-              <w:tab w:val="right" w:leader="dot" w:pos="270"/>
-              <w:tab w:val="right" w:pos="1800"/>
-              <w:tab w:val="right" w:pos="2340"/>
-              <w:tab w:val="right" w:leader="dot" w:pos="6480"/>
-              <w:tab w:val="right" w:leader="dot" w:pos="23040"/>
+              <w:tab w:val="right" w:leader="dot" w:pos="3572"/>
+              <w:tab w:val="left" w:pos="5840"/>
+              <w:tab w:val="left" w:pos="9072"/>
             </w:tabs>
-            <w:ind w:left="1800"/>
-            <w:contextualSpacing w:val="0"/>
+            <w:spacing w:before="0" w:afterAutospacing="0" w:line="240" w:lineRule="auto"/>
             <w:rPr>
-              <w:rFonts w:asciiTheme="majorBidi" w:hAnsiTheme="majorBidi" w:cstheme="majorBidi"/>
-              <w:sz w:val="36"/>
-              <w:szCs w:val="36"/>
+              <w:sz w:val="40"/>
+              <w:szCs w:val="40"/>
             </w:rPr>
           </w:pPr>
           <w:r>
             <w:rPr>
-              <w:rFonts w:asciiTheme="majorBidi" w:hAnsiTheme="majorBidi" w:cstheme="majorBidi"/>
-              <w:sz w:val="36"/>
-              <w:szCs w:val="36"/>
+              <w:sz w:val="40"/>
+              <w:szCs w:val="40"/>
             </w:rPr>
-            <w:t>Table of Contents</w:t>
+            <w:t>Contents</w:t>
           </w:r>
         </w:p>
         <w:p>
           <w:pPr>
             <w:pStyle w:val="TOC1"/>
             <w:tabs>
-              <w:tab w:val="right" w:leader="dot" w:pos="270"/>
-              <w:tab w:val="right" w:pos="1800"/>
-              <w:tab w:val="right" w:pos="2340"/>
-              <w:tab w:val="right" w:leader="dot" w:pos="6480"/>
+              <w:tab w:val="right" w:leader="dot" w:pos="3572"/>
+              <w:tab w:val="left" w:pos="5840"/>
+              <w:tab w:val="left" w:pos="9072"/>
             </w:tabs>
-            <w:ind w:left="1800"/>
+            <w:spacing w:after="0" w:afterAutospacing="0" w:line="240" w:lineRule="auto"/>
             <w:rPr>
               <w:rFonts w:eastAsiaTheme="minorEastAsia"/>
               <w:noProof/>
-              <w:sz w:val="24"/>
-              <w:szCs w:val="24"/>
+              <w:sz w:val="32"/>
+              <w:szCs w:val="32"/>
               <w:rtl/>
             </w:rPr>
           </w:pPr>
           <w:r>
+            <w:rPr>
+              <w:sz w:val="28"/>
+              <w:szCs w:val="28"/>
+            </w:rPr>
             <w:fldChar w:fldCharType="begin"/>
           </w:r>
           <w:r>
+            <w:rPr>
+              <w:sz w:val="28"/>
+              <w:szCs w:val="28"/>
+            </w:rPr>
             <w:instrText xml:space="preserve"> TOC \o "1-3" \h \z \u </w:instrText>
           </w:r>
           <w:r>
+            <w:rPr>
+              <w:sz w:val="28"/>
+              <w:szCs w:val="28"/>
+            </w:rPr>
             <w:fldChar w:fldCharType="separate"/>
           </w:r>
-          <w:hyperlink w:anchor="_Toc226653254" w:history="1">
+          <w:hyperlink w:anchor="_Toc228045809" w:history="1">
             <w:r>
               <w:rPr>
                 <w:rStyle w:val="Hyperlink"/>
                 <w:rFonts w:asciiTheme="majorBidi" w:hAnsiTheme="majorBidi"/>
                 <w:noProof/>
+                <w:sz w:val="28"/>
+                <w:szCs w:val="28"/>
               </w:rPr>
               <w:t>List of Abbreviations</w:t>
             </w:r>
@@ -588,82 +605,104 @@
               <w:rPr>
                 <w:noProof/>
                 <w:webHidden/>
+                <w:sz w:val="28"/>
+                <w:szCs w:val="28"/>
                 <w:rtl/>
               </w:rPr>
               <w:tab/>
             </w:r>
             <w:r>
               <w:rPr>
+                <w:rStyle w:val="Hyperlink"/>
+                <w:noProof/>
+                <w:sz w:val="28"/>
+                <w:szCs w:val="28"/>
+                <w:rtl/>
+              </w:rPr>
+              <w:fldChar w:fldCharType="begin"/>
+            </w:r>
+            <w:r>
+              <w:rPr>
                 <w:noProof/>
                 <w:webHidden/>
+                <w:sz w:val="28"/>
+                <w:szCs w:val="28"/>
                 <w:rtl/>
               </w:rPr>
-              <w:fldChar w:fldCharType="begin"/>
+              <w:instrText xml:space="preserve"> </w:instrText>
             </w:r>
             <w:r>
               <w:rPr>
                 <w:noProof/>
                 <w:webHidden/>
+                <w:sz w:val="28"/>
+                <w:szCs w:val="28"/>
+              </w:rPr>
+              <w:instrText>PAGEREF</w:instrText>
+            </w:r>
+            <w:r>
+              <w:rPr>
+                <w:noProof/>
+                <w:webHidden/>
+                <w:sz w:val="28"/>
+                <w:szCs w:val="28"/>
                 <w:rtl/>
               </w:rPr>
+              <w:instrText xml:space="preserve"> _</w:instrText>
+            </w:r>
+            <w:r>
+              <w:rPr>
+                <w:noProof/>
+                <w:webHidden/>
+                <w:sz w:val="28"/>
+                <w:szCs w:val="28"/>
+              </w:rPr>
+              <w:instrText>Toc228045809 \h</w:instrText>
+            </w:r>
+            <w:r>
+              <w:rPr>
+                <w:noProof/>
+                <w:webHidden/>
+                <w:sz w:val="28"/>
+                <w:szCs w:val="28"/>
+                <w:rtl/>
+              </w:rPr>
               <w:instrText xml:space="preserve"> </w:instrText>
             </w:r>
             <w:r>
               <w:rPr>
+                <w:rStyle w:val="Hyperlink"/>
+                <w:noProof/>
+                <w:sz w:val="28"/>
+                <w:szCs w:val="28"/>
+                <w:rtl/>
+              </w:rPr>
+            </w:r>
+            <w:r>
+              <w:rPr>
+                <w:rStyle w:val="Hyperlink"/>
+                <w:noProof/>
+                <w:sz w:val="28"/>
+                <w:szCs w:val="28"/>
+                <w:rtl/>
+              </w:rPr>
+              <w:fldChar w:fldCharType="separate"/>
+            </w:r>
+            <w:r>
+              <w:rPr>
                 <w:noProof/>
                 <w:webHidden/>
-              </w:rPr>
-              <w:instrText>PAGEREF</w:instrText>
-            </w:r>
-            <w:r>
-              <w:rPr>
-                <w:noProof/>
-                <w:webHidden/>
-                <w:rtl/>
-              </w:rPr>
-              <w:instrText xml:space="preserve"> _</w:instrText>
-            </w:r>
-            <w:r>
-              <w:rPr>
-                <w:noProof/>
-                <w:webHidden/>
-              </w:rPr>
-              <w:instrText>Toc226653254 \h</w:instrText>
-            </w:r>
-            <w:r>
-              <w:rPr>
-                <w:noProof/>
-                <w:webHidden/>
-                <w:rtl/>
-              </w:rPr>
-              <w:instrText xml:space="preserve"> </w:instrText>
-            </w:r>
-            <w:r>
-              <w:rPr>
-                <w:noProof/>
-                <w:webHidden/>
-                <w:rtl/>
-              </w:rPr>
-            </w:r>
-            <w:r>
-              <w:rPr>
-                <w:noProof/>
-                <w:webHidden/>
-                <w:rtl/>
-              </w:rPr>
-              <w:fldChar w:fldCharType="separate"/>
-            </w:r>
-            <w:r>
-              <w:rPr>
-                <w:noProof/>
-                <w:webHidden/>
-              </w:rPr>
-              <w:t>III</w:t>
-            </w:r>
-            <w:r>
-              <w:rPr>
-                <w:noProof/>
-                <w:webHidden/>
+                <w:sz w:val="28"/>
+                <w:szCs w:val="28"/>
+              </w:rPr>
+              <w:t>II</w:t>
+            </w:r>
+            <w:r>
+              <w:rPr>
+                <w:rStyle w:val="Hyperlink"/>
+                <w:noProof/>
+                <w:sz w:val="28"/>
+                <w:szCs w:val="28"/>
                 <w:rtl/>
               </w:rPr>
               <w:fldChar w:fldCharType="end"/>
@@ -674,26 +713,27 @@
           <w:pPr>
             <w:pStyle w:val="TOC1"/>
             <w:tabs>
-              <w:tab w:val="right" w:leader="dot" w:pos="270"/>
-              <w:tab w:val="right" w:pos="1800"/>
-              <w:tab w:val="right" w:pos="2340"/>
-              <w:tab w:val="right" w:leader="dot" w:pos="6480"/>
+              <w:tab w:val="right" w:leader="dot" w:pos="3572"/>
+              <w:tab w:val="left" w:pos="5840"/>
+              <w:tab w:val="left" w:pos="9072"/>
             </w:tabs>
-            <w:ind w:left="1800"/>
+            <w:spacing w:after="0" w:afterAutospacing="0" w:line="240" w:lineRule="auto"/>
             <w:rPr>
               <w:rFonts w:eastAsiaTheme="minorEastAsia"/>
               <w:noProof/>
-              <w:sz w:val="24"/>
-              <w:szCs w:val="24"/>
+              <w:sz w:val="32"/>
+              <w:szCs w:val="32"/>
               <w:rtl/>
             </w:rPr>
           </w:pPr>
-          <w:hyperlink w:anchor="_Toc226653255" w:history="1">
+          <w:hyperlink w:anchor="_Toc228045810" w:history="1">
             <w:r>
               <w:rPr>
                 <w:rStyle w:val="Hyperlink"/>
                 <w:rFonts w:asciiTheme="majorBidi" w:hAnsiTheme="majorBidi"/>
                 <w:noProof/>
+                <w:sz w:val="28"/>
+                <w:szCs w:val="28"/>
               </w:rPr>
               <w:t>1.</w:t>
             </w:r>
@@ -701,8 +741,8 @@
               <w:rPr>
                 <w:rFonts w:eastAsiaTheme="minorEastAsia"/>
                 <w:noProof/>
-                <w:sz w:val="24"/>
-                <w:szCs w:val="24"/>
+                <w:sz w:val="32"/>
+                <w:szCs w:val="32"/>
                 <w:rtl/>
               </w:rPr>
               <w:tab/>
@@ -712,6 +752,8 @@
                 <w:rStyle w:val="Hyperlink"/>
                 <w:rFonts w:asciiTheme="majorBidi" w:hAnsiTheme="majorBidi"/>
                 <w:noProof/>
+                <w:sz w:val="28"/>
+                <w:szCs w:val="28"/>
               </w:rPr>
               <w:t>Introduction</w:t>
             </w:r>
@@ -719,82 +761,105 @@
               <w:rPr>
                 <w:noProof/>
                 <w:webHidden/>
+                <w:sz w:val="28"/>
+                <w:szCs w:val="28"/>
                 <w:rtl/>
               </w:rPr>
               <w:tab/>
             </w:r>
             <w:r>
               <w:rPr>
+                <w:rStyle w:val="Hyperlink"/>
+                <w:noProof/>
+                <w:sz w:val="28"/>
+                <w:szCs w:val="28"/>
+                <w:rtl/>
+              </w:rPr>
+              <w:fldChar w:fldCharType="begin"/>
+            </w:r>
+            <w:r>
+              <w:rPr>
                 <w:noProof/>
                 <w:webHidden/>
+                <w:sz w:val="28"/>
+                <w:szCs w:val="28"/>
                 <w:rtl/>
               </w:rPr>
-              <w:fldChar w:fldCharType="begin"/>
+              <w:instrText xml:space="preserve"> </w:instrText>
             </w:r>
             <w:r>
               <w:rPr>
                 <w:noProof/>
                 <w:webHidden/>
+                <w:sz w:val="28"/>
+                <w:szCs w:val="28"/>
+              </w:rPr>
+              <w:instrText>PAGEREF</w:instrText>
+            </w:r>
+            <w:r>
+              <w:rPr>
+                <w:noProof/>
+                <w:webHidden/>
+                <w:sz w:val="28"/>
+                <w:szCs w:val="28"/>
                 <w:rtl/>
               </w:rPr>
+              <w:instrText xml:space="preserve"> _</w:instrText>
+            </w:r>
+            <w:r>
+              <w:rPr>
+                <w:noProof/>
+                <w:webHidden/>
+                <w:sz w:val="28"/>
+                <w:szCs w:val="28"/>
+              </w:rPr>
+              <w:instrText>Toc228045810 \h</w:instrText>
+            </w:r>
+            <w:r>
+              <w:rPr>
+                <w:noProof/>
+                <w:webHidden/>
+                <w:sz w:val="28"/>
+                <w:szCs w:val="28"/>
+                <w:rtl/>
+              </w:rPr>
               <w:instrText xml:space="preserve"> </w:instrText>
             </w:r>
             <w:r>
               <w:rPr>
+                <w:rStyle w:val="Hyperlink"/>
+                <w:noProof/>
+                <w:sz w:val="28"/>
+                <w:szCs w:val="28"/>
+                <w:rtl/>
+              </w:rPr>
+            </w:r>
+            <w:r>
+              <w:rPr>
+                <w:rStyle w:val="Hyperlink"/>
+                <w:noProof/>
+                <w:sz w:val="28"/>
+                <w:szCs w:val="28"/>
+                <w:rtl/>
+              </w:rPr>
+              <w:fldChar w:fldCharType="separate"/>
+            </w:r>
+            <w:r>
+              <w:rPr>
                 <w:noProof/>
                 <w:webHidden/>
-              </w:rPr>
-              <w:instrText>PAGEREF</w:instrText>
-            </w:r>
-            <w:r>
-              <w:rPr>
-                <w:noProof/>
-                <w:webHidden/>
+                <w:sz w:val="28"/>
+                <w:szCs w:val="28"/>
                 <w:rtl/>
               </w:rPr>
-              <w:instrText xml:space="preserve"> _</w:instrText>
-            </w:r>
-            <w:r>
-              <w:rPr>
-                <w:noProof/>
-                <w:webHidden/>
-              </w:rPr>
-              <w:instrText>Toc226653255 \h</w:instrText>
-            </w:r>
-            <w:r>
-              <w:rPr>
-                <w:noProof/>
-                <w:webHidden/>
-                <w:rtl/>
-              </w:rPr>
-              <w:instrText xml:space="preserve"> </w:instrText>
-            </w:r>
-            <w:r>
-              <w:rPr>
-                <w:noProof/>
-                <w:webHidden/>
-                <w:rtl/>
-              </w:rPr>
-            </w:r>
-            <w:r>
-              <w:rPr>
-                <w:noProof/>
-                <w:webHidden/>
-                <w:rtl/>
-              </w:rPr>
-              <w:fldChar w:fldCharType="separate"/>
-            </w:r>
-            <w:r>
-              <w:rPr>
-                <w:noProof/>
-                <w:webHidden/>
-              </w:rPr>
               <w:t>1</w:t>
             </w:r>
             <w:r>
               <w:rPr>
-                <w:noProof/>
-                <w:webHidden/>
+                <w:rStyle w:val="Hyperlink"/>
+                <w:noProof/>
+                <w:sz w:val="28"/>
+                <w:szCs w:val="28"/>
                 <w:rtl/>
               </w:rPr>
               <w:fldChar w:fldCharType="end"/>
@@ -805,27 +870,28 @@
           <w:pPr>
             <w:pStyle w:val="TOC2"/>
             <w:tabs>
-              <w:tab w:val="right" w:leader="dot" w:pos="270"/>
-              <w:tab w:val="right" w:pos="1800"/>
               <w:tab w:val="left" w:pos="2210"/>
-              <w:tab w:val="right" w:pos="2340"/>
-              <w:tab w:val="right" w:leader="dot" w:pos="6480"/>
+              <w:tab w:val="right" w:leader="dot" w:pos="3572"/>
+              <w:tab w:val="left" w:pos="5840"/>
+              <w:tab w:val="left" w:pos="9072"/>
             </w:tabs>
-            <w:ind w:left="1800"/>
+            <w:spacing w:after="0" w:afterAutospacing="0" w:line="240" w:lineRule="auto"/>
             <w:rPr>
               <w:rFonts w:eastAsiaTheme="minorEastAsia"/>
               <w:noProof/>
-              <w:sz w:val="24"/>
-              <w:szCs w:val="24"/>
+              <w:sz w:val="32"/>
+              <w:szCs w:val="32"/>
               <w:rtl/>
             </w:rPr>
           </w:pPr>
-          <w:hyperlink w:anchor="_Toc226653256" w:history="1">
+          <w:hyperlink w:anchor="_Toc228045811" w:history="1">
             <w:r>
               <w:rPr>
                 <w:rStyle w:val="Hyperlink"/>
                 <w:rFonts w:asciiTheme="majorBidi" w:hAnsiTheme="majorBidi"/>
                 <w:noProof/>
+                <w:sz w:val="28"/>
+                <w:szCs w:val="28"/>
               </w:rPr>
               <w:t>1.1.</w:t>
             </w:r>
@@ -833,8 +899,8 @@
               <w:rPr>
                 <w:rFonts w:eastAsiaTheme="minorEastAsia"/>
                 <w:noProof/>
-                <w:sz w:val="24"/>
-                <w:szCs w:val="24"/>
+                <w:sz w:val="32"/>
+                <w:szCs w:val="32"/>
                 <w:rtl/>
               </w:rPr>
               <w:tab/>
@@ -844,6 +910,8 @@
                 <w:rStyle w:val="Hyperlink"/>
                 <w:rFonts w:asciiTheme="majorBidi" w:hAnsiTheme="majorBidi"/>
                 <w:noProof/>
+                <w:sz w:val="28"/>
+                <w:szCs w:val="28"/>
               </w:rPr>
               <w:t>Background</w:t>
             </w:r>
@@ -851,82 +919,105 @@
               <w:rPr>
                 <w:noProof/>
                 <w:webHidden/>
+                <w:sz w:val="28"/>
+                <w:szCs w:val="28"/>
                 <w:rtl/>
               </w:rPr>
               <w:tab/>
             </w:r>
             <w:r>
               <w:rPr>
+                <w:rStyle w:val="Hyperlink"/>
+                <w:noProof/>
+                <w:sz w:val="28"/>
+                <w:szCs w:val="28"/>
+                <w:rtl/>
+              </w:rPr>
+              <w:fldChar w:fldCharType="begin"/>
+            </w:r>
+            <w:r>
+              <w:rPr>
                 <w:noProof/>
                 <w:webHidden/>
+                <w:sz w:val="28"/>
+                <w:szCs w:val="28"/>
                 <w:rtl/>
               </w:rPr>
-              <w:fldChar w:fldCharType="begin"/>
+              <w:instrText xml:space="preserve"> </w:instrText>
             </w:r>
             <w:r>
               <w:rPr>
                 <w:noProof/>
                 <w:webHidden/>
+                <w:sz w:val="28"/>
+                <w:szCs w:val="28"/>
+              </w:rPr>
+              <w:instrText>PAGEREF</w:instrText>
+            </w:r>
+            <w:r>
+              <w:rPr>
+                <w:noProof/>
+                <w:webHidden/>
+                <w:sz w:val="28"/>
+                <w:szCs w:val="28"/>
                 <w:rtl/>
               </w:rPr>
+              <w:instrText xml:space="preserve"> _</w:instrText>
+            </w:r>
+            <w:r>
+              <w:rPr>
+                <w:noProof/>
+                <w:webHidden/>
+                <w:sz w:val="28"/>
+                <w:szCs w:val="28"/>
+              </w:rPr>
+              <w:instrText>Toc228045811 \h</w:instrText>
+            </w:r>
+            <w:r>
+              <w:rPr>
+                <w:noProof/>
+                <w:webHidden/>
+                <w:sz w:val="28"/>
+                <w:szCs w:val="28"/>
+                <w:rtl/>
+              </w:rPr>
               <w:instrText xml:space="preserve"> </w:instrText>
             </w:r>
             <w:r>
               <w:rPr>
+                <w:rStyle w:val="Hyperlink"/>
+                <w:noProof/>
+                <w:sz w:val="28"/>
+                <w:szCs w:val="28"/>
+                <w:rtl/>
+              </w:rPr>
+            </w:r>
+            <w:r>
+              <w:rPr>
+                <w:rStyle w:val="Hyperlink"/>
+                <w:noProof/>
+                <w:sz w:val="28"/>
+                <w:szCs w:val="28"/>
+                <w:rtl/>
+              </w:rPr>
+              <w:fldChar w:fldCharType="separate"/>
+            </w:r>
+            <w:r>
+              <w:rPr>
                 <w:noProof/>
                 <w:webHidden/>
-              </w:rPr>
-              <w:instrText>PAGEREF</w:instrText>
-            </w:r>
-            <w:r>
-              <w:rPr>
-                <w:noProof/>
-                <w:webHidden/>
+                <w:sz w:val="28"/>
+                <w:szCs w:val="28"/>
                 <w:rtl/>
               </w:rPr>
-              <w:instrText xml:space="preserve"> _</w:instrText>
-            </w:r>
-            <w:r>
-              <w:rPr>
-                <w:noProof/>
-                <w:webHidden/>
-              </w:rPr>
-              <w:instrText>Toc226653256 \h</w:instrText>
-            </w:r>
-            <w:r>
-              <w:rPr>
-                <w:noProof/>
-                <w:webHidden/>
-                <w:rtl/>
-              </w:rPr>
-              <w:instrText xml:space="preserve"> </w:instrText>
-            </w:r>
-            <w:r>
-              <w:rPr>
-                <w:noProof/>
-                <w:webHidden/>
-                <w:rtl/>
-              </w:rPr>
-            </w:r>
-            <w:r>
-              <w:rPr>
-                <w:noProof/>
-                <w:webHidden/>
-                <w:rtl/>
-              </w:rPr>
-              <w:fldChar w:fldCharType="separate"/>
-            </w:r>
-            <w:r>
-              <w:rPr>
-                <w:noProof/>
-                <w:webHidden/>
-              </w:rPr>
               <w:t>1</w:t>
             </w:r>
             <w:r>
               <w:rPr>
-                <w:noProof/>
-                <w:webHidden/>
+                <w:rStyle w:val="Hyperlink"/>
+                <w:noProof/>
+                <w:sz w:val="28"/>
+                <w:szCs w:val="28"/>
                 <w:rtl/>
               </w:rPr>
               <w:fldChar w:fldCharType="end"/>
@@ -937,27 +1028,28 @@
           <w:pPr>
             <w:pStyle w:val="TOC2"/>
             <w:tabs>
-              <w:tab w:val="right" w:leader="dot" w:pos="270"/>
-              <w:tab w:val="right" w:pos="1800"/>
               <w:tab w:val="left" w:pos="2113"/>
-              <w:tab w:val="right" w:pos="2340"/>
-              <w:tab w:val="right" w:leader="dot" w:pos="6480"/>
+              <w:tab w:val="right" w:leader="dot" w:pos="3572"/>
+              <w:tab w:val="left" w:pos="5840"/>
+              <w:tab w:val="left" w:pos="9072"/>
             </w:tabs>
-            <w:ind w:left="1800"/>
+            <w:spacing w:after="0" w:afterAutospacing="0" w:line="240" w:lineRule="auto"/>
             <w:rPr>
               <w:rFonts w:eastAsiaTheme="minorEastAsia"/>
               <w:noProof/>
-              <w:sz w:val="24"/>
-              <w:szCs w:val="24"/>
+              <w:sz w:val="32"/>
+              <w:szCs w:val="32"/>
               <w:rtl/>
             </w:rPr>
           </w:pPr>
-          <w:hyperlink w:anchor="_Toc226653257" w:history="1">
+          <w:hyperlink w:anchor="_Toc228045812" w:history="1">
             <w:r>
               <w:rPr>
                 <w:rStyle w:val="Hyperlink"/>
                 <w:rFonts w:asciiTheme="majorBidi" w:hAnsiTheme="majorBidi"/>
                 <w:noProof/>
+                <w:sz w:val="28"/>
+                <w:szCs w:val="28"/>
               </w:rPr>
               <w:t>1.2.</w:t>
             </w:r>
@@ -965,8 +1057,8 @@
               <w:rPr>
                 <w:rFonts w:eastAsiaTheme="minorEastAsia"/>
                 <w:noProof/>
-                <w:sz w:val="24"/>
-                <w:szCs w:val="24"/>
+                <w:sz w:val="32"/>
+                <w:szCs w:val="32"/>
                 <w:rtl/>
               </w:rPr>
               <w:tab/>
@@ -976,6 +1068,8 @@
                 <w:rStyle w:val="Hyperlink"/>
                 <w:rFonts w:asciiTheme="majorBidi" w:hAnsiTheme="majorBidi"/>
                 <w:noProof/>
+                <w:sz w:val="28"/>
+                <w:szCs w:val="28"/>
               </w:rPr>
               <w:t>Motivation</w:t>
             </w:r>
@@ -983,82 +1077,105 @@
               <w:rPr>
                 <w:noProof/>
                 <w:webHidden/>
+                <w:sz w:val="28"/>
+                <w:szCs w:val="28"/>
                 <w:rtl/>
               </w:rPr>
               <w:tab/>
             </w:r>
             <w:r>
               <w:rPr>
+                <w:rStyle w:val="Hyperlink"/>
+                <w:noProof/>
+                <w:sz w:val="28"/>
+                <w:szCs w:val="28"/>
+                <w:rtl/>
+              </w:rPr>
+              <w:fldChar w:fldCharType="begin"/>
+            </w:r>
+            <w:r>
+              <w:rPr>
                 <w:noProof/>
                 <w:webHidden/>
+                <w:sz w:val="28"/>
+                <w:szCs w:val="28"/>
                 <w:rtl/>
               </w:rPr>
-              <w:fldChar w:fldCharType="begin"/>
+              <w:instrText xml:space="preserve"> </w:instrText>
             </w:r>
             <w:r>
               <w:rPr>
                 <w:noProof/>
                 <w:webHidden/>
+                <w:sz w:val="28"/>
+                <w:szCs w:val="28"/>
+              </w:rPr>
+              <w:instrText>PAGEREF</w:instrText>
+            </w:r>
+            <w:r>
+              <w:rPr>
+                <w:noProof/>
+                <w:webHidden/>
+                <w:sz w:val="28"/>
+                <w:szCs w:val="28"/>
                 <w:rtl/>
               </w:rPr>
+              <w:instrText xml:space="preserve"> _</w:instrText>
+            </w:r>
+            <w:r>
+              <w:rPr>
+                <w:noProof/>
+                <w:webHidden/>
+                <w:sz w:val="28"/>
+                <w:szCs w:val="28"/>
+              </w:rPr>
+              <w:instrText>Toc228045812 \h</w:instrText>
+            </w:r>
+            <w:r>
+              <w:rPr>
+                <w:noProof/>
+                <w:webHidden/>
+                <w:sz w:val="28"/>
+                <w:szCs w:val="28"/>
+                <w:rtl/>
+              </w:rPr>
               <w:instrText xml:space="preserve"> </w:instrText>
             </w:r>
             <w:r>
               <w:rPr>
+                <w:rStyle w:val="Hyperlink"/>
+                <w:noProof/>
+                <w:sz w:val="28"/>
+                <w:szCs w:val="28"/>
+                <w:rtl/>
+              </w:rPr>
+            </w:r>
+            <w:r>
+              <w:rPr>
+                <w:rStyle w:val="Hyperlink"/>
+                <w:noProof/>
+                <w:sz w:val="28"/>
+                <w:szCs w:val="28"/>
+                <w:rtl/>
+              </w:rPr>
+              <w:fldChar w:fldCharType="separate"/>
+            </w:r>
+            <w:r>
+              <w:rPr>
                 <w:noProof/>
                 <w:webHidden/>
-              </w:rPr>
-              <w:instrText>PAGEREF</w:instrText>
-            </w:r>
-            <w:r>
-              <w:rPr>
-                <w:noProof/>
-                <w:webHidden/>
+                <w:sz w:val="28"/>
+                <w:szCs w:val="28"/>
                 <w:rtl/>
               </w:rPr>
-              <w:instrText xml:space="preserve"> _</w:instrText>
-            </w:r>
-            <w:r>
-              <w:rPr>
-                <w:noProof/>
-                <w:webHidden/>
-              </w:rPr>
-              <w:instrText>Toc226653257 \h</w:instrText>
-            </w:r>
-            <w:r>
-              <w:rPr>
-                <w:noProof/>
-                <w:webHidden/>
-                <w:rtl/>
-              </w:rPr>
-              <w:instrText xml:space="preserve"> </w:instrText>
-            </w:r>
-            <w:r>
-              <w:rPr>
-                <w:noProof/>
-                <w:webHidden/>
-                <w:rtl/>
-              </w:rPr>
-            </w:r>
-            <w:r>
-              <w:rPr>
-                <w:noProof/>
-                <w:webHidden/>
-                <w:rtl/>
-              </w:rPr>
-              <w:fldChar w:fldCharType="separate"/>
-            </w:r>
-            <w:r>
-              <w:rPr>
-                <w:noProof/>
-                <w:webHidden/>
-              </w:rPr>
               <w:t>1</w:t>
             </w:r>
             <w:r>
               <w:rPr>
-                <w:noProof/>
-                <w:webHidden/>
+                <w:rStyle w:val="Hyperlink"/>
+                <w:noProof/>
+                <w:sz w:val="28"/>
+                <w:szCs w:val="28"/>
                 <w:rtl/>
               </w:rPr>
               <w:fldChar w:fldCharType="end"/>
@@ -1069,27 +1186,28 @@
           <w:pPr>
             <w:pStyle w:val="TOC2"/>
             <w:tabs>
-              <w:tab w:val="right" w:leader="dot" w:pos="270"/>
-              <w:tab w:val="right" w:pos="1800"/>
-              <w:tab w:val="right" w:pos="2340"/>
               <w:tab w:val="left" w:pos="3151"/>
-              <w:tab w:val="right" w:leader="dot" w:pos="6480"/>
+              <w:tab w:val="right" w:leader="dot" w:pos="3572"/>
+              <w:tab w:val="left" w:pos="5840"/>
+              <w:tab w:val="left" w:pos="9072"/>
             </w:tabs>
-            <w:ind w:left="1800"/>
+            <w:spacing w:after="0" w:afterAutospacing="0" w:line="240" w:lineRule="auto"/>
             <w:rPr>
               <w:rFonts w:eastAsiaTheme="minorEastAsia"/>
               <w:noProof/>
-              <w:sz w:val="24"/>
-              <w:szCs w:val="24"/>
+              <w:sz w:val="32"/>
+              <w:szCs w:val="32"/>
               <w:rtl/>
             </w:rPr>
           </w:pPr>
-          <w:hyperlink w:anchor="_Toc226653258" w:history="1">
+          <w:hyperlink w:anchor="_Toc228045813" w:history="1">
             <w:r>
               <w:rPr>
                 <w:rStyle w:val="Hyperlink"/>
                 <w:rFonts w:asciiTheme="majorBidi" w:hAnsiTheme="majorBidi"/>
                 <w:noProof/>
+                <w:sz w:val="28"/>
+                <w:szCs w:val="28"/>
                 <w:rtl/>
               </w:rPr>
               <w:t>1.3.</w:t>
@@ -1098,8 +1216,8 @@
               <w:rPr>
                 <w:rFonts w:eastAsiaTheme="minorEastAsia"/>
                 <w:noProof/>
-                <w:sz w:val="24"/>
-                <w:szCs w:val="24"/>
+                <w:sz w:val="32"/>
+                <w:szCs w:val="32"/>
                 <w:rtl/>
               </w:rPr>
               <w:tab/>
@@ -1109,6 +1227,8 @@
                 <w:rStyle w:val="Hyperlink"/>
                 <w:rFonts w:asciiTheme="majorBidi" w:hAnsiTheme="majorBidi"/>
                 <w:noProof/>
+                <w:sz w:val="28"/>
+                <w:szCs w:val="28"/>
               </w:rPr>
               <w:t>Problem Statement</w:t>
             </w:r>
@@ -1116,82 +1236,105 @@
               <w:rPr>
                 <w:noProof/>
                 <w:webHidden/>
+                <w:sz w:val="28"/>
+                <w:szCs w:val="28"/>
                 <w:rtl/>
               </w:rPr>
               <w:tab/>
             </w:r>
             <w:r>
               <w:rPr>
+                <w:rStyle w:val="Hyperlink"/>
+                <w:noProof/>
+                <w:sz w:val="28"/>
+                <w:szCs w:val="28"/>
+                <w:rtl/>
+              </w:rPr>
+              <w:fldChar w:fldCharType="begin"/>
+            </w:r>
+            <w:r>
+              <w:rPr>
                 <w:noProof/>
                 <w:webHidden/>
+                <w:sz w:val="28"/>
+                <w:szCs w:val="28"/>
                 <w:rtl/>
               </w:rPr>
-              <w:fldChar w:fldCharType="begin"/>
+              <w:instrText xml:space="preserve"> </w:instrText>
             </w:r>
             <w:r>
               <w:rPr>
                 <w:noProof/>
                 <w:webHidden/>
+                <w:sz w:val="28"/>
+                <w:szCs w:val="28"/>
+              </w:rPr>
+              <w:instrText>PAGEREF</w:instrText>
+            </w:r>
+            <w:r>
+              <w:rPr>
+                <w:noProof/>
+                <w:webHidden/>
+                <w:sz w:val="28"/>
+                <w:szCs w:val="28"/>
                 <w:rtl/>
               </w:rPr>
+              <w:instrText xml:space="preserve"> _</w:instrText>
+            </w:r>
+            <w:r>
+              <w:rPr>
+                <w:noProof/>
+                <w:webHidden/>
+                <w:sz w:val="28"/>
+                <w:szCs w:val="28"/>
+              </w:rPr>
+              <w:instrText>Toc228045813 \h</w:instrText>
+            </w:r>
+            <w:r>
+              <w:rPr>
+                <w:noProof/>
+                <w:webHidden/>
+                <w:sz w:val="28"/>
+                <w:szCs w:val="28"/>
+                <w:rtl/>
+              </w:rPr>
               <w:instrText xml:space="preserve"> </w:instrText>
             </w:r>
             <w:r>
               <w:rPr>
+                <w:rStyle w:val="Hyperlink"/>
+                <w:noProof/>
+                <w:sz w:val="28"/>
+                <w:szCs w:val="28"/>
+                <w:rtl/>
+              </w:rPr>
+            </w:r>
+            <w:r>
+              <w:rPr>
+                <w:rStyle w:val="Hyperlink"/>
+                <w:noProof/>
+                <w:sz w:val="28"/>
+                <w:szCs w:val="28"/>
+                <w:rtl/>
+              </w:rPr>
+              <w:fldChar w:fldCharType="separate"/>
+            </w:r>
+            <w:r>
+              <w:rPr>
                 <w:noProof/>
                 <w:webHidden/>
-              </w:rPr>
-              <w:instrText>PAGEREF</w:instrText>
-            </w:r>
-            <w:r>
-              <w:rPr>
-                <w:noProof/>
-                <w:webHidden/>
+                <w:sz w:val="28"/>
+                <w:szCs w:val="28"/>
                 <w:rtl/>
               </w:rPr>
-              <w:instrText xml:space="preserve"> _</w:instrText>
-            </w:r>
-            <w:r>
-              <w:rPr>
-                <w:noProof/>
-                <w:webHidden/>
-              </w:rPr>
-              <w:instrText>Toc226653258 \h</w:instrText>
-            </w:r>
-            <w:r>
-              <w:rPr>
-                <w:noProof/>
-                <w:webHidden/>
-                <w:rtl/>
-              </w:rPr>
-              <w:instrText xml:space="preserve"> </w:instrText>
-            </w:r>
-            <w:r>
-              <w:rPr>
-                <w:noProof/>
-                <w:webHidden/>
-                <w:rtl/>
-              </w:rPr>
-            </w:r>
-            <w:r>
-              <w:rPr>
-                <w:noProof/>
-                <w:webHidden/>
-                <w:rtl/>
-              </w:rPr>
-              <w:fldChar w:fldCharType="separate"/>
-            </w:r>
-            <w:r>
-              <w:rPr>
-                <w:noProof/>
-                <w:webHidden/>
-              </w:rPr>
               <w:t>1</w:t>
             </w:r>
             <w:r>
               <w:rPr>
-                <w:noProof/>
-                <w:webHidden/>
+                <w:rStyle w:val="Hyperlink"/>
+                <w:noProof/>
+                <w:sz w:val="28"/>
+                <w:szCs w:val="28"/>
                 <w:rtl/>
               </w:rPr>
               <w:fldChar w:fldCharType="end"/>
@@ -1202,27 +1345,28 @@
           <w:pPr>
             <w:pStyle w:val="TOC2"/>
             <w:tabs>
-              <w:tab w:val="right" w:leader="dot" w:pos="270"/>
-              <w:tab w:val="right" w:pos="1800"/>
               <w:tab w:val="left" w:pos="2076"/>
-              <w:tab w:val="right" w:pos="2340"/>
-              <w:tab w:val="right" w:leader="dot" w:pos="6480"/>
+              <w:tab w:val="right" w:leader="dot" w:pos="3572"/>
+              <w:tab w:val="left" w:pos="5840"/>
+              <w:tab w:val="left" w:pos="9072"/>
             </w:tabs>
-            <w:ind w:left="1800"/>
+            <w:spacing w:after="0" w:afterAutospacing="0" w:line="240" w:lineRule="auto"/>
             <w:rPr>
               <w:rFonts w:eastAsiaTheme="minorEastAsia"/>
               <w:noProof/>
-              <w:sz w:val="24"/>
-              <w:szCs w:val="24"/>
+              <w:sz w:val="32"/>
+              <w:szCs w:val="32"/>
               <w:rtl/>
             </w:rPr>
           </w:pPr>
-          <w:hyperlink w:anchor="_Toc226653259" w:history="1">
+          <w:hyperlink w:anchor="_Toc228045814" w:history="1">
             <w:r>
               <w:rPr>
                 <w:rStyle w:val="Hyperlink"/>
                 <w:rFonts w:asciiTheme="majorBidi" w:hAnsiTheme="majorBidi"/>
                 <w:noProof/>
+                <w:sz w:val="28"/>
+                <w:szCs w:val="28"/>
               </w:rPr>
               <w:t>1.4.</w:t>
             </w:r>
@@ -1230,8 +1374,8 @@
               <w:rPr>
                 <w:rFonts w:eastAsiaTheme="minorEastAsia"/>
                 <w:noProof/>
-                <w:sz w:val="24"/>
-                <w:szCs w:val="24"/>
+                <w:sz w:val="32"/>
+                <w:szCs w:val="32"/>
                 <w:rtl/>
               </w:rPr>
               <w:tab/>
@@ -1241,6 +1385,8 @@
                 <w:rStyle w:val="Hyperlink"/>
                 <w:rFonts w:asciiTheme="majorBidi" w:hAnsiTheme="majorBidi"/>
                 <w:noProof/>
+                <w:sz w:val="28"/>
+                <w:szCs w:val="28"/>
               </w:rPr>
               <w:t>Objectives</w:t>
             </w:r>
@@ -1248,82 +1394,105 @@
               <w:rPr>
                 <w:noProof/>
                 <w:webHidden/>
+                <w:sz w:val="28"/>
+                <w:szCs w:val="28"/>
                 <w:rtl/>
               </w:rPr>
               <w:tab/>
             </w:r>
             <w:r>
               <w:rPr>
+                <w:rStyle w:val="Hyperlink"/>
+                <w:noProof/>
+                <w:sz w:val="28"/>
+                <w:szCs w:val="28"/>
+                <w:rtl/>
+              </w:rPr>
+              <w:fldChar w:fldCharType="begin"/>
+            </w:r>
+            <w:r>
+              <w:rPr>
                 <w:noProof/>
                 <w:webHidden/>
+                <w:sz w:val="28"/>
+                <w:szCs w:val="28"/>
                 <w:rtl/>
               </w:rPr>
-              <w:fldChar w:fldCharType="begin"/>
+              <w:instrText xml:space="preserve"> </w:instrText>
             </w:r>
             <w:r>
               <w:rPr>
                 <w:noProof/>
                 <w:webHidden/>
+                <w:sz w:val="28"/>
+                <w:szCs w:val="28"/>
+              </w:rPr>
+              <w:instrText>PAGEREF</w:instrText>
+            </w:r>
+            <w:r>
+              <w:rPr>
+                <w:noProof/>
+                <w:webHidden/>
+                <w:sz w:val="28"/>
+                <w:szCs w:val="28"/>
                 <w:rtl/>
               </w:rPr>
+              <w:instrText xml:space="preserve"> _</w:instrText>
+            </w:r>
+            <w:r>
+              <w:rPr>
+                <w:noProof/>
+                <w:webHidden/>
+                <w:sz w:val="28"/>
+                <w:szCs w:val="28"/>
+              </w:rPr>
+              <w:instrText>Toc228045814 \h</w:instrText>
+            </w:r>
+            <w:r>
+              <w:rPr>
+                <w:noProof/>
+                <w:webHidden/>
+                <w:sz w:val="28"/>
+                <w:szCs w:val="28"/>
+                <w:rtl/>
+              </w:rPr>
               <w:instrText xml:space="preserve"> </w:instrText>
             </w:r>
             <w:r>
               <w:rPr>
+                <w:rStyle w:val="Hyperlink"/>
+                <w:noProof/>
+                <w:sz w:val="28"/>
+                <w:szCs w:val="28"/>
+                <w:rtl/>
+              </w:rPr>
+            </w:r>
+            <w:r>
+              <w:rPr>
+                <w:rStyle w:val="Hyperlink"/>
+                <w:noProof/>
+                <w:sz w:val="28"/>
+                <w:szCs w:val="28"/>
+                <w:rtl/>
+              </w:rPr>
+              <w:fldChar w:fldCharType="separate"/>
+            </w:r>
+            <w:r>
+              <w:rPr>
                 <w:noProof/>
                 <w:webHidden/>
-              </w:rPr>
-              <w:instrText>PAGEREF</w:instrText>
-            </w:r>
-            <w:r>
-              <w:rPr>
-                <w:noProof/>
-                <w:webHidden/>
+                <w:sz w:val="28"/>
+                <w:szCs w:val="28"/>
                 <w:rtl/>
               </w:rPr>
-              <w:instrText xml:space="preserve"> _</w:instrText>
-            </w:r>
-            <w:r>
-              <w:rPr>
-                <w:noProof/>
-                <w:webHidden/>
-              </w:rPr>
-              <w:instrText>Toc226653259 \h</w:instrText>
-            </w:r>
-            <w:r>
-              <w:rPr>
-                <w:noProof/>
-                <w:webHidden/>
-                <w:rtl/>
-              </w:rPr>
-              <w:instrText xml:space="preserve"> </w:instrText>
-            </w:r>
-            <w:r>
-              <w:rPr>
-                <w:noProof/>
-                <w:webHidden/>
-                <w:rtl/>
-              </w:rPr>
-            </w:r>
-            <w:r>
-              <w:rPr>
-                <w:noProof/>
-                <w:webHidden/>
-                <w:rtl/>
-              </w:rPr>
-              <w:fldChar w:fldCharType="separate"/>
-            </w:r>
-            <w:r>
-              <w:rPr>
-                <w:noProof/>
-                <w:webHidden/>
-              </w:rPr>
               <w:t>2</w:t>
             </w:r>
             <w:r>
               <w:rPr>
-                <w:noProof/>
-                <w:webHidden/>
+                <w:rStyle w:val="Hyperlink"/>
+                <w:noProof/>
+                <w:sz w:val="28"/>
+                <w:szCs w:val="28"/>
                 <w:rtl/>
               </w:rPr>
               <w:fldChar w:fldCharType="end"/>
@@ -1334,26 +1503,27 @@
           <w:pPr>
             <w:pStyle w:val="TOC1"/>
             <w:tabs>
-              <w:tab w:val="right" w:leader="dot" w:pos="270"/>
-              <w:tab w:val="right" w:pos="1800"/>
-              <w:tab w:val="right" w:pos="2340"/>
-              <w:tab w:val="right" w:leader="dot" w:pos="6480"/>
+              <w:tab w:val="right" w:leader="dot" w:pos="3572"/>
+              <w:tab w:val="left" w:pos="5840"/>
+              <w:tab w:val="left" w:pos="9072"/>
             </w:tabs>
-            <w:ind w:left="1800"/>
+            <w:spacing w:after="0" w:afterAutospacing="0" w:line="240" w:lineRule="auto"/>
             <w:rPr>
               <w:rFonts w:eastAsiaTheme="minorEastAsia"/>
               <w:noProof/>
-              <w:sz w:val="24"/>
-              <w:szCs w:val="24"/>
+              <w:sz w:val="32"/>
+              <w:szCs w:val="32"/>
               <w:rtl/>
             </w:rPr>
           </w:pPr>
-          <w:hyperlink w:anchor="_Toc226653260" w:history="1">
+          <w:hyperlink w:anchor="_Toc228045815" w:history="1">
             <w:r>
               <w:rPr>
                 <w:rStyle w:val="Hyperlink"/>
                 <w:rFonts w:asciiTheme="majorBidi" w:hAnsiTheme="majorBidi"/>
                 <w:noProof/>
+                <w:sz w:val="28"/>
+                <w:szCs w:val="28"/>
                 <w:rtl/>
               </w:rPr>
               <w:t>2.</w:t>
@@ -1362,8 +1532,8 @@
               <w:rPr>
                 <w:rFonts w:eastAsiaTheme="minorEastAsia"/>
                 <w:noProof/>
-                <w:sz w:val="24"/>
-                <w:szCs w:val="24"/>
+                <w:sz w:val="32"/>
+                <w:szCs w:val="32"/>
                 <w:rtl/>
               </w:rPr>
               <w:tab/>
@@ -1373,6 +1543,8 @@
                 <w:rStyle w:val="Hyperlink"/>
                 <w:rFonts w:asciiTheme="majorBidi" w:hAnsiTheme="majorBidi"/>
                 <w:noProof/>
+                <w:sz w:val="28"/>
+                <w:szCs w:val="28"/>
               </w:rPr>
               <w:t>Literature Review</w:t>
             </w:r>
@@ -1380,82 +1552,105 @@
               <w:rPr>
                 <w:noProof/>
                 <w:webHidden/>
+                <w:sz w:val="28"/>
+                <w:szCs w:val="28"/>
                 <w:rtl/>
               </w:rPr>
               <w:tab/>
             </w:r>
             <w:r>
               <w:rPr>
+                <w:rStyle w:val="Hyperlink"/>
+                <w:noProof/>
+                <w:sz w:val="28"/>
+                <w:szCs w:val="28"/>
+                <w:rtl/>
+              </w:rPr>
+              <w:fldChar w:fldCharType="begin"/>
+            </w:r>
+            <w:r>
+              <w:rPr>
                 <w:noProof/>
                 <w:webHidden/>
+                <w:sz w:val="28"/>
+                <w:szCs w:val="28"/>
                 <w:rtl/>
               </w:rPr>
-              <w:fldChar w:fldCharType="begin"/>
+              <w:instrText xml:space="preserve"> </w:instrText>
             </w:r>
             <w:r>
               <w:rPr>
                 <w:noProof/>
                 <w:webHidden/>
+                <w:sz w:val="28"/>
+                <w:szCs w:val="28"/>
+              </w:rPr>
+              <w:instrText>PAGEREF</w:instrText>
+            </w:r>
+            <w:r>
+              <w:rPr>
+                <w:noProof/>
+                <w:webHidden/>
+                <w:sz w:val="28"/>
+                <w:szCs w:val="28"/>
                 <w:rtl/>
               </w:rPr>
+              <w:instrText xml:space="preserve"> _</w:instrText>
+            </w:r>
+            <w:r>
+              <w:rPr>
+                <w:noProof/>
+                <w:webHidden/>
+                <w:sz w:val="28"/>
+                <w:szCs w:val="28"/>
+              </w:rPr>
+              <w:instrText>Toc228045815 \h</w:instrText>
+            </w:r>
+            <w:r>
+              <w:rPr>
+                <w:noProof/>
+                <w:webHidden/>
+                <w:sz w:val="28"/>
+                <w:szCs w:val="28"/>
+                <w:rtl/>
+              </w:rPr>
               <w:instrText xml:space="preserve"> </w:instrText>
             </w:r>
             <w:r>
               <w:rPr>
+                <w:rStyle w:val="Hyperlink"/>
+                <w:noProof/>
+                <w:sz w:val="28"/>
+                <w:szCs w:val="28"/>
+                <w:rtl/>
+              </w:rPr>
+            </w:r>
+            <w:r>
+              <w:rPr>
+                <w:rStyle w:val="Hyperlink"/>
+                <w:noProof/>
+                <w:sz w:val="28"/>
+                <w:szCs w:val="28"/>
+                <w:rtl/>
+              </w:rPr>
+              <w:fldChar w:fldCharType="separate"/>
+            </w:r>
+            <w:r>
+              <w:rPr>
                 <w:noProof/>
                 <w:webHidden/>
-              </w:rPr>
-              <w:instrText>PAGEREF</w:instrText>
-            </w:r>
-            <w:r>
-              <w:rPr>
-                <w:noProof/>
-                <w:webHidden/>
+                <w:sz w:val="28"/>
+                <w:szCs w:val="28"/>
                 <w:rtl/>
               </w:rPr>
-              <w:instrText xml:space="preserve"> _</w:instrText>
-            </w:r>
-            <w:r>
-              <w:rPr>
-                <w:noProof/>
-                <w:webHidden/>
-              </w:rPr>
-              <w:instrText>Toc226653260 \h</w:instrText>
-            </w:r>
-            <w:r>
-              <w:rPr>
-                <w:noProof/>
-                <w:webHidden/>
-                <w:rtl/>
-              </w:rPr>
-              <w:instrText xml:space="preserve"> </w:instrText>
-            </w:r>
-            <w:r>
-              <w:rPr>
-                <w:noProof/>
-                <w:webHidden/>
-                <w:rtl/>
-              </w:rPr>
-            </w:r>
-            <w:r>
-              <w:rPr>
-                <w:noProof/>
-                <w:webHidden/>
-                <w:rtl/>
-              </w:rPr>
-              <w:fldChar w:fldCharType="separate"/>
-            </w:r>
-            <w:r>
-              <w:rPr>
-                <w:noProof/>
-                <w:webHidden/>
-              </w:rPr>
               <w:t>2</w:t>
             </w:r>
             <w:r>
               <w:rPr>
-                <w:noProof/>
-                <w:webHidden/>
+                <w:rStyle w:val="Hyperlink"/>
+                <w:noProof/>
+                <w:sz w:val="28"/>
+                <w:szCs w:val="28"/>
                 <w:rtl/>
               </w:rPr>
               <w:fldChar w:fldCharType="end"/>
@@ -1466,26 +1661,27 @@
           <w:pPr>
             <w:pStyle w:val="TOC1"/>
             <w:tabs>
-              <w:tab w:val="right" w:leader="dot" w:pos="270"/>
-              <w:tab w:val="right" w:pos="1800"/>
-              <w:tab w:val="right" w:pos="2340"/>
-              <w:tab w:val="right" w:leader="dot" w:pos="6480"/>
+              <w:tab w:val="right" w:leader="dot" w:pos="3572"/>
+              <w:tab w:val="left" w:pos="5840"/>
+              <w:tab w:val="left" w:pos="9072"/>
             </w:tabs>
-            <w:ind w:left="1800"/>
+            <w:spacing w:after="0" w:afterAutospacing="0" w:line="240" w:lineRule="auto"/>
             <w:rPr>
               <w:rFonts w:eastAsiaTheme="minorEastAsia"/>
               <w:noProof/>
-              <w:sz w:val="24"/>
-              <w:szCs w:val="24"/>
+              <w:sz w:val="32"/>
+              <w:szCs w:val="32"/>
               <w:rtl/>
             </w:rPr>
           </w:pPr>
-          <w:hyperlink w:anchor="_Toc226653261" w:history="1">
+          <w:hyperlink w:anchor="_Toc228045816" w:history="1">
             <w:r>
               <w:rPr>
                 <w:rStyle w:val="Hyperlink"/>
                 <w:rFonts w:asciiTheme="majorBidi" w:hAnsiTheme="majorBidi"/>
                 <w:noProof/>
+                <w:sz w:val="28"/>
+                <w:szCs w:val="28"/>
               </w:rPr>
               <w:t>3.</w:t>
             </w:r>
@@ -1493,8 +1689,8 @@
               <w:rPr>
                 <w:rFonts w:eastAsiaTheme="minorEastAsia"/>
                 <w:noProof/>
-                <w:sz w:val="24"/>
-                <w:szCs w:val="24"/>
+                <w:sz w:val="32"/>
+                <w:szCs w:val="32"/>
                 <w:rtl/>
               </w:rPr>
               <w:tab/>
@@ -1504,6 +1700,8 @@
                 <w:rStyle w:val="Hyperlink"/>
                 <w:rFonts w:asciiTheme="majorBidi" w:hAnsiTheme="majorBidi"/>
                 <w:noProof/>
+                <w:sz w:val="28"/>
+                <w:szCs w:val="28"/>
               </w:rPr>
               <w:t>Core Contribution</w:t>
             </w:r>
@@ -1511,82 +1709,105 @@
               <w:rPr>
                 <w:noProof/>
                 <w:webHidden/>
+                <w:sz w:val="28"/>
+                <w:szCs w:val="28"/>
                 <w:rtl/>
               </w:rPr>
               <w:tab/>
             </w:r>
             <w:r>
               <w:rPr>
+                <w:rStyle w:val="Hyperlink"/>
+                <w:noProof/>
+                <w:sz w:val="28"/>
+                <w:szCs w:val="28"/>
+                <w:rtl/>
+              </w:rPr>
+              <w:fldChar w:fldCharType="begin"/>
+            </w:r>
+            <w:r>
+              <w:rPr>
                 <w:noProof/>
                 <w:webHidden/>
+                <w:sz w:val="28"/>
+                <w:szCs w:val="28"/>
                 <w:rtl/>
               </w:rPr>
-              <w:fldChar w:fldCharType="begin"/>
+              <w:instrText xml:space="preserve"> </w:instrText>
             </w:r>
             <w:r>
               <w:rPr>
                 <w:noProof/>
                 <w:webHidden/>
+                <w:sz w:val="28"/>
+                <w:szCs w:val="28"/>
+              </w:rPr>
+              <w:instrText>PAGEREF</w:instrText>
+            </w:r>
+            <w:r>
+              <w:rPr>
+                <w:noProof/>
+                <w:webHidden/>
+                <w:sz w:val="28"/>
+                <w:szCs w:val="28"/>
                 <w:rtl/>
               </w:rPr>
+              <w:instrText xml:space="preserve"> _</w:instrText>
+            </w:r>
+            <w:r>
+              <w:rPr>
+                <w:noProof/>
+                <w:webHidden/>
+                <w:sz w:val="28"/>
+                <w:szCs w:val="28"/>
+              </w:rPr>
+              <w:instrText>Toc228045816 \h</w:instrText>
+            </w:r>
+            <w:r>
+              <w:rPr>
+                <w:noProof/>
+                <w:webHidden/>
+                <w:sz w:val="28"/>
+                <w:szCs w:val="28"/>
+                <w:rtl/>
+              </w:rPr>
               <w:instrText xml:space="preserve"> </w:instrText>
             </w:r>
             <w:r>
               <w:rPr>
+                <w:rStyle w:val="Hyperlink"/>
+                <w:noProof/>
+                <w:sz w:val="28"/>
+                <w:szCs w:val="28"/>
+                <w:rtl/>
+              </w:rPr>
+            </w:r>
+            <w:r>
+              <w:rPr>
+                <w:rStyle w:val="Hyperlink"/>
+                <w:noProof/>
+                <w:sz w:val="28"/>
+                <w:szCs w:val="28"/>
+                <w:rtl/>
+              </w:rPr>
+              <w:fldChar w:fldCharType="separate"/>
+            </w:r>
+            <w:r>
+              <w:rPr>
                 <w:noProof/>
                 <w:webHidden/>
-              </w:rPr>
-              <w:instrText>PAGEREF</w:instrText>
-            </w:r>
-            <w:r>
-              <w:rPr>
-                <w:noProof/>
-                <w:webHidden/>
+                <w:sz w:val="28"/>
+                <w:szCs w:val="28"/>
                 <w:rtl/>
               </w:rPr>
-              <w:instrText xml:space="preserve"> _</w:instrText>
-            </w:r>
-            <w:r>
-              <w:rPr>
-                <w:noProof/>
-                <w:webHidden/>
-              </w:rPr>
-              <w:instrText>Toc226653261 \h</w:instrText>
-            </w:r>
-            <w:r>
-              <w:rPr>
-                <w:noProof/>
-                <w:webHidden/>
-                <w:rtl/>
-              </w:rPr>
-              <w:instrText xml:space="preserve"> </w:instrText>
-            </w:r>
-            <w:r>
-              <w:rPr>
-                <w:noProof/>
-                <w:webHidden/>
-                <w:rtl/>
-              </w:rPr>
-            </w:r>
-            <w:r>
-              <w:rPr>
-                <w:noProof/>
-                <w:webHidden/>
-                <w:rtl/>
-              </w:rPr>
-              <w:fldChar w:fldCharType="separate"/>
-            </w:r>
-            <w:r>
-              <w:rPr>
-                <w:noProof/>
-                <w:webHidden/>
-              </w:rPr>
               <w:t>6</w:t>
             </w:r>
             <w:r>
               <w:rPr>
-                <w:noProof/>
-                <w:webHidden/>
+                <w:rStyle w:val="Hyperlink"/>
+                <w:noProof/>
+                <w:sz w:val="28"/>
+                <w:szCs w:val="28"/>
                 <w:rtl/>
               </w:rPr>
               <w:fldChar w:fldCharType="end"/>
@@ -1597,26 +1818,27 @@
           <w:pPr>
             <w:pStyle w:val="TOC1"/>
             <w:tabs>
-              <w:tab w:val="right" w:leader="dot" w:pos="270"/>
-              <w:tab w:val="right" w:pos="1800"/>
-              <w:tab w:val="right" w:pos="2340"/>
-              <w:tab w:val="right" w:leader="dot" w:pos="6480"/>
+              <w:tab w:val="right" w:leader="dot" w:pos="3572"/>
+              <w:tab w:val="left" w:pos="5840"/>
+              <w:tab w:val="left" w:pos="9072"/>
             </w:tabs>
-            <w:ind w:left="1800"/>
+            <w:spacing w:after="0" w:afterAutospacing="0" w:line="240" w:lineRule="auto"/>
             <w:rPr>
               <w:rFonts w:eastAsiaTheme="minorEastAsia"/>
               <w:noProof/>
-              <w:sz w:val="24"/>
-              <w:szCs w:val="24"/>
+              <w:sz w:val="32"/>
+              <w:szCs w:val="32"/>
               <w:rtl/>
             </w:rPr>
           </w:pPr>
-          <w:hyperlink w:anchor="_Toc226653262" w:history="1">
+          <w:hyperlink w:anchor="_Toc228045817" w:history="1">
             <w:r>
               <w:rPr>
                 <w:rStyle w:val="Hyperlink"/>
                 <w:rFonts w:asciiTheme="majorBidi" w:hAnsiTheme="majorBidi"/>
                 <w:noProof/>
+                <w:sz w:val="28"/>
+                <w:szCs w:val="28"/>
               </w:rPr>
               <w:t>4.</w:t>
             </w:r>
@@ -1624,8 +1846,8 @@
               <w:rPr>
                 <w:rFonts w:eastAsiaTheme="minorEastAsia"/>
                 <w:noProof/>
-                <w:sz w:val="24"/>
-                <w:szCs w:val="24"/>
+                <w:sz w:val="32"/>
+                <w:szCs w:val="32"/>
                 <w:rtl/>
               </w:rPr>
               <w:tab/>
@@ -1635,89 +1857,114 @@
                 <w:rStyle w:val="Hyperlink"/>
                 <w:rFonts w:asciiTheme="majorBidi" w:hAnsiTheme="majorBidi"/>
                 <w:noProof/>
-              </w:rPr>
-              <w:t>Conclusion</w:t>
+                <w:sz w:val="28"/>
+                <w:szCs w:val="28"/>
+              </w:rPr>
+              <w:t>Proposed Method / Approach</w:t>
             </w:r>
             <w:r>
               <w:rPr>
                 <w:noProof/>
                 <w:webHidden/>
+                <w:sz w:val="28"/>
+                <w:szCs w:val="28"/>
                 <w:rtl/>
               </w:rPr>
               <w:tab/>
             </w:r>
             <w:r>
               <w:rPr>
+                <w:rStyle w:val="Hyperlink"/>
+                <w:noProof/>
+                <w:sz w:val="28"/>
+                <w:szCs w:val="28"/>
+                <w:rtl/>
+              </w:rPr>
+              <w:fldChar w:fldCharType="begin"/>
+            </w:r>
+            <w:r>
+              <w:rPr>
                 <w:noProof/>
                 <w:webHidden/>
+                <w:sz w:val="28"/>
+                <w:szCs w:val="28"/>
                 <w:rtl/>
               </w:rPr>
-              <w:fldChar w:fldCharType="begin"/>
+              <w:instrText xml:space="preserve"> </w:instrText>
             </w:r>
             <w:r>
               <w:rPr>
                 <w:noProof/>
                 <w:webHidden/>
+                <w:sz w:val="28"/>
+                <w:szCs w:val="28"/>
+              </w:rPr>
+              <w:instrText>PAGEREF</w:instrText>
+            </w:r>
+            <w:r>
+              <w:rPr>
+                <w:noProof/>
+                <w:webHidden/>
+                <w:sz w:val="28"/>
+                <w:szCs w:val="28"/>
                 <w:rtl/>
               </w:rPr>
+              <w:instrText xml:space="preserve"> _</w:instrText>
+            </w:r>
+            <w:r>
+              <w:rPr>
+                <w:noProof/>
+                <w:webHidden/>
+                <w:sz w:val="28"/>
+                <w:szCs w:val="28"/>
+              </w:rPr>
+              <w:instrText>Toc228045817 \h</w:instrText>
+            </w:r>
+            <w:r>
+              <w:rPr>
+                <w:noProof/>
+                <w:webHidden/>
+                <w:sz w:val="28"/>
+                <w:szCs w:val="28"/>
+                <w:rtl/>
+              </w:rPr>
               <w:instrText xml:space="preserve"> </w:instrText>
             </w:r>
             <w:r>
               <w:rPr>
+                <w:rStyle w:val="Hyperlink"/>
+                <w:noProof/>
+                <w:sz w:val="28"/>
+                <w:szCs w:val="28"/>
+                <w:rtl/>
+              </w:rPr>
+            </w:r>
+            <w:r>
+              <w:rPr>
+                <w:rStyle w:val="Hyperlink"/>
+                <w:noProof/>
+                <w:sz w:val="28"/>
+                <w:szCs w:val="28"/>
+                <w:rtl/>
+              </w:rPr>
+              <w:fldChar w:fldCharType="separate"/>
+            </w:r>
+            <w:r>
+              <w:rPr>
                 <w:noProof/>
                 <w:webHidden/>
-              </w:rPr>
-              <w:instrText>PAGEREF</w:instrText>
-            </w:r>
-            <w:r>
-              <w:rPr>
-                <w:noProof/>
-                <w:webHidden/>
+                <w:sz w:val="28"/>
+                <w:szCs w:val="28"/>
                 <w:rtl/>
               </w:rPr>
-              <w:instrText xml:space="preserve"> _</w:instrText>
-            </w:r>
-            <w:r>
-              <w:rPr>
-                <w:noProof/>
-                <w:webHidden/>
-              </w:rPr>
-              <w:instrText>Toc226653262 \h</w:instrText>
-            </w:r>
-            <w:r>
-              <w:rPr>
-                <w:noProof/>
-                <w:webHidden/>
-                <w:rtl/>
-              </w:rPr>
-              <w:instrText xml:space="preserve"> </w:instrText>
-            </w:r>
-            <w:r>
-              <w:rPr>
-                <w:noProof/>
-                <w:webHidden/>
-                <w:rtl/>
-              </w:rPr>
-            </w:r>
-            <w:r>
-              <w:rPr>
-                <w:noProof/>
-                <w:webHidden/>
-                <w:rtl/>
-              </w:rPr>
-              <w:fldChar w:fldCharType="separate"/>
-            </w:r>
-            <w:r>
-              <w:rPr>
-                <w:noProof/>
-                <w:webHidden/>
-              </w:rPr>
-              <w:t>6</w:t>
-            </w:r>
-            <w:r>
-              <w:rPr>
-                <w:noProof/>
-                <w:webHidden/>
+              <w:t>7</w:t>
+            </w:r>
+            <w:r>
+              <w:rPr>
+                <w:rStyle w:val="Hyperlink"/>
+                <w:noProof/>
+                <w:sz w:val="28"/>
+                <w:szCs w:val="28"/>
                 <w:rtl/>
               </w:rPr>
               <w:fldChar w:fldCharType="end"/>
@@ -1728,35 +1975,36 @@
           <w:pPr>
             <w:pStyle w:val="TOC1"/>
             <w:tabs>
-              <w:tab w:val="right" w:leader="dot" w:pos="270"/>
-              <w:tab w:val="right" w:pos="1800"/>
-              <w:tab w:val="right" w:pos="2340"/>
-              <w:tab w:val="right" w:leader="dot" w:pos="6480"/>
+              <w:tab w:val="right" w:leader="dot" w:pos="3572"/>
+              <w:tab w:val="left" w:pos="5840"/>
+              <w:tab w:val="left" w:pos="9072"/>
             </w:tabs>
-            <w:ind w:left="1800"/>
+            <w:spacing w:after="0" w:afterAutospacing="0" w:line="240" w:lineRule="auto"/>
             <w:rPr>
               <w:rFonts w:eastAsiaTheme="minorEastAsia"/>
               <w:noProof/>
-              <w:sz w:val="24"/>
-              <w:szCs w:val="24"/>
+              <w:sz w:val="32"/>
+              <w:szCs w:val="32"/>
               <w:rtl/>
             </w:rPr>
           </w:pPr>
-          <w:hyperlink w:anchor="_Toc226653263" w:history="1">
+          <w:hyperlink w:anchor="_Toc228045818" w:history="1">
             <w:r>
               <w:rPr>
                 <w:rStyle w:val="Hyperlink"/>
                 <w:rFonts w:asciiTheme="majorBidi" w:hAnsiTheme="majorBidi"/>
                 <w:noProof/>
-              </w:rPr>
-              <w:t>5.</w:t>
+                <w:sz w:val="28"/>
+                <w:szCs w:val="28"/>
+              </w:rPr>
+              <w:t>7.</w:t>
             </w:r>
             <w:r>
               <w:rPr>
                 <w:rFonts w:eastAsiaTheme="minorEastAsia"/>
                 <w:noProof/>
-                <w:sz w:val="24"/>
-                <w:szCs w:val="24"/>
+                <w:sz w:val="32"/>
+                <w:szCs w:val="32"/>
                 <w:rtl/>
               </w:rPr>
               <w:tab/>
@@ -1766,89 +2014,114 @@
                 <w:rStyle w:val="Hyperlink"/>
                 <w:rFonts w:asciiTheme="majorBidi" w:hAnsiTheme="majorBidi"/>
                 <w:noProof/>
-              </w:rPr>
-              <w:t>References</w:t>
+                <w:sz w:val="28"/>
+                <w:szCs w:val="28"/>
+              </w:rPr>
+              <w:t>Conclusion</w:t>
             </w:r>
             <w:r>
               <w:rPr>
                 <w:noProof/>
                 <w:webHidden/>
+                <w:sz w:val="28"/>
+                <w:szCs w:val="28"/>
                 <w:rtl/>
               </w:rPr>
               <w:tab/>
             </w:r>
             <w:r>
               <w:rPr>
+                <w:rStyle w:val="Hyperlink"/>
+                <w:noProof/>
+                <w:sz w:val="28"/>
+                <w:szCs w:val="28"/>
+                <w:rtl/>
+              </w:rPr>
+              <w:fldChar w:fldCharType="begin"/>
+            </w:r>
+            <w:r>
+              <w:rPr>
                 <w:noProof/>
                 <w:webHidden/>
+                <w:sz w:val="28"/>
+                <w:szCs w:val="28"/>
                 <w:rtl/>
               </w:rPr>
-              <w:fldChar w:fldCharType="begin"/>
+              <w:instrText xml:space="preserve"> </w:instrText>
             </w:r>
             <w:r>
               <w:rPr>
                 <w:noProof/>
                 <w:webHidden/>
+                <w:sz w:val="28"/>
+                <w:szCs w:val="28"/>
+              </w:rPr>
+              <w:instrText>PAGEREF</w:instrText>
+            </w:r>
+            <w:r>
+              <w:rPr>
+                <w:noProof/>
+                <w:webHidden/>
+                <w:sz w:val="28"/>
+                <w:szCs w:val="28"/>
                 <w:rtl/>
               </w:rPr>
+              <w:instrText xml:space="preserve"> _</w:instrText>
+            </w:r>
+            <w:r>
+              <w:rPr>
+                <w:noProof/>
+                <w:webHidden/>
+                <w:sz w:val="28"/>
+                <w:szCs w:val="28"/>
+              </w:rPr>
+              <w:instrText>Toc228045818 \h</w:instrText>
+            </w:r>
+            <w:r>
+              <w:rPr>
+                <w:noProof/>
+                <w:webHidden/>
+                <w:sz w:val="28"/>
+                <w:szCs w:val="28"/>
+                <w:rtl/>
+              </w:rPr>
               <w:instrText xml:space="preserve"> </w:instrText>
             </w:r>
             <w:r>
               <w:rPr>
+                <w:rStyle w:val="Hyperlink"/>
+                <w:noProof/>
+                <w:sz w:val="28"/>
+                <w:szCs w:val="28"/>
+                <w:rtl/>
+              </w:rPr>
+            </w:r>
+            <w:r>
+              <w:rPr>
+                <w:rStyle w:val="Hyperlink"/>
+                <w:noProof/>
+                <w:sz w:val="28"/>
+                <w:szCs w:val="28"/>
+                <w:rtl/>
+              </w:rPr>
+              <w:fldChar w:fldCharType="separate"/>
+            </w:r>
+            <w:r>
+              <w:rPr>
                 <w:noProof/>
                 <w:webHidden/>
-              </w:rPr>
-              <w:instrText>PAGEREF</w:instrText>
-            </w:r>
-            <w:r>
-              <w:rPr>
-                <w:noProof/>
-                <w:webHidden/>
+                <w:sz w:val="28"/>
+                <w:szCs w:val="28"/>
                 <w:rtl/>
               </w:rPr>
-              <w:instrText xml:space="preserve"> _</w:instrText>
-            </w:r>
-            <w:r>
-              <w:rPr>
-                <w:noProof/>
-                <w:webHidden/>
-              </w:rPr>
-              <w:instrText>Toc226653263 \h</w:instrText>
-            </w:r>
-            <w:r>
-              <w:rPr>
-                <w:noProof/>
-                <w:webHidden/>
-                <w:rtl/>
-              </w:rPr>
-              <w:instrText xml:space="preserve"> </w:instrText>
-            </w:r>
-            <w:r>
-              <w:rPr>
-                <w:noProof/>
-                <w:webHidden/>
-                <w:rtl/>
-              </w:rPr>
-            </w:r>
-            <w:r>
-              <w:rPr>
-                <w:noProof/>
-                <w:webHidden/>
-                <w:rtl/>
-              </w:rPr>
-              <w:fldChar w:fldCharType="separate"/>
-            </w:r>
-            <w:r>
-              <w:rPr>
-                <w:noProof/>
-                <w:webHidden/>
-              </w:rPr>
-              <w:t>7</w:t>
-            </w:r>
-            <w:r>
-              <w:rPr>
-                <w:noProof/>
-                <w:webHidden/>
+              <w:t>9</w:t>
+            </w:r>
+            <w:r>
+              <w:rPr>
+                <w:rStyle w:val="Hyperlink"/>
+                <w:noProof/>
+                <w:sz w:val="28"/>
+                <w:szCs w:val="28"/>
                 <w:rtl/>
               </w:rPr>
               <w:fldChar w:fldCharType="end"/>
@@ -1857,32 +2130,202 @@
         </w:p>
         <w:p>
           <w:pPr>
-            <w:pStyle w:val="ListBullet"/>
-            <w:numPr>
-              <w:ilvl w:val="0"/>
-              <w:numId w:val="0"/>
-            </w:numPr>
+            <w:pStyle w:val="TOC1"/>
             <w:tabs>
-              <w:tab w:val="right" w:leader="dot" w:pos="270"/>
-              <w:tab w:val="right" w:pos="1800"/>
-              <w:tab w:val="right" w:pos="2340"/>
-              <w:tab w:val="right" w:leader="dot" w:pos="6480"/>
-              <w:tab w:val="right" w:leader="dot" w:pos="23040"/>
+              <w:tab w:val="right" w:leader="dot" w:pos="3572"/>
+              <w:tab w:val="left" w:pos="5840"/>
+              <w:tab w:val="left" w:pos="9072"/>
             </w:tabs>
-            <w:ind w:left="1800"/>
-            <w:contextualSpacing w:val="0"/>
+            <w:spacing w:after="0" w:afterAutospacing="0" w:line="240" w:lineRule="auto"/>
+            <w:rPr>
+              <w:rFonts w:eastAsiaTheme="minorEastAsia"/>
+              <w:noProof/>
+              <w:sz w:val="32"/>
+              <w:szCs w:val="32"/>
+              <w:rtl/>
+            </w:rPr>
+          </w:pPr>
+          <w:hyperlink w:anchor="_Toc228045819" w:history="1">
+            <w:r>
+              <w:rPr>
+                <w:rStyle w:val="Hyperlink"/>
+                <w:rFonts w:asciiTheme="majorBidi" w:hAnsiTheme="majorBidi"/>
+                <w:noProof/>
+                <w:sz w:val="28"/>
+                <w:szCs w:val="28"/>
+              </w:rPr>
+              <w:t>8.</w:t>
+            </w:r>
+            <w:r>
+              <w:rPr>
+                <w:rFonts w:eastAsiaTheme="minorEastAsia"/>
+                <w:noProof/>
+                <w:sz w:val="32"/>
+                <w:szCs w:val="32"/>
+                <w:rtl/>
+              </w:rPr>
+              <w:tab/>
+            </w:r>
+            <w:r>
+              <w:rPr>
+                <w:rStyle w:val="Hyperlink"/>
+                <w:rFonts w:asciiTheme="majorBidi" w:hAnsiTheme="majorBidi"/>
+                <w:noProof/>
+                <w:sz w:val="28"/>
+                <w:szCs w:val="28"/>
+              </w:rPr>
+              <w:t>References</w:t>
+            </w:r>
+            <w:r>
+              <w:rPr>
+                <w:noProof/>
+                <w:webHidden/>
+                <w:sz w:val="28"/>
+                <w:szCs w:val="28"/>
+                <w:rtl/>
+              </w:rPr>
+              <w:tab/>
+            </w:r>
+            <w:r>
+              <w:rPr>
+                <w:rStyle w:val="Hyperlink"/>
+                <w:noProof/>
+                <w:sz w:val="28"/>
+                <w:szCs w:val="28"/>
+                <w:rtl/>
+              </w:rPr>
+              <w:fldChar w:fldCharType="begin"/>
+            </w:r>
+            <w:r>
+              <w:rPr>
+                <w:noProof/>
+                <w:webHidden/>
+                <w:sz w:val="28"/>
+                <w:szCs w:val="28"/>
+                <w:rtl/>
+              </w:rPr>
+              <w:instrText xml:space="preserve"> </w:instrText>
+            </w:r>
+            <w:r>
+              <w:rPr>
+                <w:noProof/>
+                <w:webHidden/>
+                <w:sz w:val="28"/>
+                <w:szCs w:val="28"/>
+              </w:rPr>
+              <w:instrText>PAGEREF</w:instrText>
+            </w:r>
+            <w:r>
+              <w:rPr>
+                <w:noProof/>
+                <w:webHidden/>
+                <w:sz w:val="28"/>
+                <w:szCs w:val="28"/>
+                <w:rtl/>
+              </w:rPr>
+              <w:instrText xml:space="preserve"> _</w:instrText>
+            </w:r>
+            <w:r>
+              <w:rPr>
+                <w:noProof/>
+                <w:webHidden/>
+                <w:sz w:val="28"/>
+                <w:szCs w:val="28"/>
+              </w:rPr>
+              <w:instrText>Toc228045819 \h</w:instrText>
+            </w:r>
+            <w:r>
+              <w:rPr>
+                <w:noProof/>
+                <w:webHidden/>
+                <w:sz w:val="28"/>
+                <w:szCs w:val="28"/>
+                <w:rtl/>
+              </w:rPr>
+              <w:instrText xml:space="preserve"> </w:instrText>
+            </w:r>
+            <w:r>
+              <w:rPr>
+                <w:rStyle w:val="Hyperlink"/>
+                <w:noProof/>
+                <w:sz w:val="28"/>
+                <w:szCs w:val="28"/>
+                <w:rtl/>
+              </w:rPr>
+            </w:r>
+            <w:r>
+              <w:rPr>
+                <w:rStyle w:val="Hyperlink"/>
+                <w:noProof/>
+                <w:sz w:val="28"/>
+                <w:szCs w:val="28"/>
+                <w:rtl/>
+              </w:rPr>
+              <w:fldChar w:fldCharType="separate"/>
+            </w:r>
+            <w:r>
+              <w:rPr>
+                <w:noProof/>
+                <w:webHidden/>
+                <w:sz w:val="28"/>
+                <w:szCs w:val="28"/>
+                <w:rtl/>
+              </w:rPr>
+              <w:t>10</w:t>
+            </w:r>
+            <w:r>
+              <w:rPr>
+                <w:rStyle w:val="Hyperlink"/>
+                <w:noProof/>
+                <w:sz w:val="28"/>
+                <w:szCs w:val="28"/>
+                <w:rtl/>
+              </w:rPr>
+              <w:fldChar w:fldCharType="end"/>
+            </w:r>
+          </w:hyperlink>
+        </w:p>
+        <w:p>
+          <w:pPr>
+            <w:tabs>
+              <w:tab w:val="right" w:leader="dot" w:pos="3572"/>
+              <w:tab w:val="left" w:pos="5840"/>
+              <w:tab w:val="left" w:pos="9072"/>
+            </w:tabs>
+            <w:spacing w:after="0" w:afterAutospacing="0" w:line="240" w:lineRule="auto"/>
           </w:pPr>
           <w:r>
             <w:rPr>
               <w:b/>
               <w:bCs/>
               <w:noProof/>
+              <w:sz w:val="28"/>
+              <w:szCs w:val="28"/>
             </w:rPr>
             <w:fldChar w:fldCharType="end"/>
           </w:r>
         </w:p>
       </w:sdtContent>
     </w:sdt>
+    <w:p>
+      <w:pPr>
+        <w:pStyle w:val="ListBullet"/>
+        <w:numPr>
+          <w:ilvl w:val="0"/>
+          <w:numId w:val="0"/>
+        </w:numPr>
+        <w:tabs>
+          <w:tab w:val="right" w:leader="dot" w:pos="270"/>
+          <w:tab w:val="right" w:pos="1800"/>
+          <w:tab w:val="right" w:pos="2340"/>
+          <w:tab w:val="right" w:leader="dot" w:pos="6480"/>
+          <w:tab w:val="right" w:leader="dot" w:pos="23040"/>
+        </w:tabs>
+        <w:ind w:left="1800"/>
+        <w:contextualSpacing w:val="0"/>
+        <w:jc w:val="both"/>
+      </w:pPr>
+    </w:p>
     <w:p/>
     <w:p>
       <w:pPr>
@@ -1901,6 +2344,9 @@
     <w:p/>
     <w:p/>
     <w:p/>
+    <w:p/>
+    <w:p/>
+    <w:p/>
     <w:p>
       <w:pPr>
         <w:pStyle w:val="Heading1"/>
@@ -1917,7 +2363,8 @@
       <w:bookmarkStart w:id="13" w:name="_Toc226646687"/>
       <w:bookmarkStart w:id="14" w:name="_Toc226649310"/>
       <w:bookmarkStart w:id="15" w:name="_Toc226650171"/>
-      <w:bookmarkStart w:id="16" w:name="_Toc226653254"/>
+      <w:bookmarkStart w:id="16" w:name="_Toc228045748"/>
+      <w:bookmarkStart w:id="17" w:name="_Toc228045809"/>
       <w:r>
         <w:rPr>
           <w:rFonts w:asciiTheme="majorBidi" w:hAnsiTheme="majorBidi"/>
@@ -1935,6 +2382,7 @@
       <w:bookmarkEnd w:id="14"/>
       <w:bookmarkEnd w:id="15"/>
       <w:bookmarkEnd w:id="16"/>
+      <w:bookmarkEnd w:id="17"/>
     </w:p>
     <w:tbl>
       <w:tblPr>
@@ -2747,9 +3195,10 @@
           <w:szCs w:val="44"/>
         </w:rPr>
       </w:pPr>
-      <w:bookmarkStart w:id="17" w:name="_Toc226649311"/>
-      <w:bookmarkStart w:id="18" w:name="_Toc226650172"/>
-      <w:bookmarkStart w:id="19" w:name="_Toc226653255"/>
+      <w:bookmarkStart w:id="18" w:name="_Toc226649311"/>
+      <w:bookmarkStart w:id="19" w:name="_Toc226650172"/>
+      <w:bookmarkStart w:id="20" w:name="_Toc228045749"/>
+      <w:bookmarkStart w:id="21" w:name="_Toc228045810"/>
       <w:r>
         <w:rPr>
           <w:rFonts w:asciiTheme="majorBidi" w:hAnsiTheme="majorBidi"/>
@@ -2768,9 +3217,10 @@
       <w:bookmarkEnd w:id="5"/>
       <w:bookmarkEnd w:id="6"/>
       <w:bookmarkEnd w:id="7"/>
-      <w:bookmarkEnd w:id="17"/>
       <w:bookmarkEnd w:id="18"/>
       <w:bookmarkEnd w:id="19"/>
+      <w:bookmarkEnd w:id="20"/>
+      <w:bookmarkEnd w:id="21"/>
     </w:p>
     <w:p>
       <w:pPr>
@@ -2787,17 +3237,18 @@
           <w:color w:val="auto"/>
         </w:rPr>
       </w:pPr>
-      <w:bookmarkStart w:id="20" w:name="_Toc221988906"/>
-      <w:bookmarkStart w:id="21" w:name="_Toc221989041"/>
-      <w:bookmarkStart w:id="22" w:name="_Toc221989127"/>
-      <w:bookmarkStart w:id="23" w:name="_Toc226643855"/>
-      <w:bookmarkStart w:id="24" w:name="_Toc226643945"/>
-      <w:bookmarkStart w:id="25" w:name="_Toc226644019"/>
-      <w:bookmarkStart w:id="26" w:name="_Toc226645913"/>
-      <w:bookmarkStart w:id="27" w:name="_Toc226646689"/>
-      <w:bookmarkStart w:id="28" w:name="_Toc226649312"/>
-      <w:bookmarkStart w:id="29" w:name="_Toc226650173"/>
-      <w:bookmarkStart w:id="30" w:name="_Toc226653256"/>
+      <w:bookmarkStart w:id="22" w:name="_Toc221988906"/>
+      <w:bookmarkStart w:id="23" w:name="_Toc221989041"/>
+      <w:bookmarkStart w:id="24" w:name="_Toc221989127"/>
+      <w:bookmarkStart w:id="25" w:name="_Toc226643855"/>
+      <w:bookmarkStart w:id="26" w:name="_Toc226643945"/>
+      <w:bookmarkStart w:id="27" w:name="_Toc226644019"/>
+      <w:bookmarkStart w:id="28" w:name="_Toc226645913"/>
+      <w:bookmarkStart w:id="29" w:name="_Toc226646689"/>
+      <w:bookmarkStart w:id="30" w:name="_Toc226649312"/>
+      <w:bookmarkStart w:id="31" w:name="_Toc226650173"/>
+      <w:bookmarkStart w:id="32" w:name="_Toc228045750"/>
+      <w:bookmarkStart w:id="33" w:name="_Toc228045811"/>
       <w:r>
         <w:rPr>
           <w:rFonts w:asciiTheme="majorBidi" w:hAnsiTheme="majorBidi"/>
@@ -2805,8 +3256,6 @@
         </w:rPr>
         <w:t>Background</w:t>
       </w:r>
-      <w:bookmarkEnd w:id="20"/>
-      <w:bookmarkEnd w:id="21"/>
       <w:bookmarkEnd w:id="22"/>
       <w:bookmarkEnd w:id="23"/>
       <w:bookmarkEnd w:id="24"/>
@@ -2816,6 +3265,9 @@
       <w:bookmarkEnd w:id="28"/>
       <w:bookmarkEnd w:id="29"/>
       <w:bookmarkEnd w:id="30"/>
+      <w:bookmarkEnd w:id="31"/>
+      <w:bookmarkEnd w:id="32"/>
+      <w:bookmarkEnd w:id="33"/>
     </w:p>
     <w:p>
       <w:pPr>
@@ -2850,17 +3302,18 @@
           <w:color w:val="auto"/>
         </w:rPr>
       </w:pPr>
-      <w:bookmarkStart w:id="31" w:name="_Toc221988907"/>
-      <w:bookmarkStart w:id="32" w:name="_Toc221989042"/>
-      <w:bookmarkStart w:id="33" w:name="_Toc221989128"/>
-      <w:bookmarkStart w:id="34" w:name="_Toc226643856"/>
-      <w:bookmarkStart w:id="35" w:name="_Toc226643946"/>
-      <w:bookmarkStart w:id="36" w:name="_Toc226644020"/>
-      <w:bookmarkStart w:id="37" w:name="_Toc226645914"/>
-      <w:bookmarkStart w:id="38" w:name="_Toc226646690"/>
-      <w:bookmarkStart w:id="39" w:name="_Toc226649313"/>
-      <w:bookmarkStart w:id="40" w:name="_Toc226650174"/>
-      <w:bookmarkStart w:id="41" w:name="_Toc226653257"/>
+      <w:bookmarkStart w:id="34" w:name="_Toc221988907"/>
+      <w:bookmarkStart w:id="35" w:name="_Toc221989042"/>
+      <w:bookmarkStart w:id="36" w:name="_Toc221989128"/>
+      <w:bookmarkStart w:id="37" w:name="_Toc226643856"/>
+      <w:bookmarkStart w:id="38" w:name="_Toc226643946"/>
+      <w:bookmarkStart w:id="39" w:name="_Toc226644020"/>
+      <w:bookmarkStart w:id="40" w:name="_Toc226645914"/>
+      <w:bookmarkStart w:id="41" w:name="_Toc226646690"/>
+      <w:bookmarkStart w:id="42" w:name="_Toc226649313"/>
+      <w:bookmarkStart w:id="43" w:name="_Toc226650174"/>
+      <w:bookmarkStart w:id="44" w:name="_Toc228045751"/>
+      <w:bookmarkStart w:id="45" w:name="_Toc228045812"/>
       <w:r>
         <w:rPr>
           <w:rFonts w:asciiTheme="majorBidi" w:hAnsiTheme="majorBidi"/>
@@ -2868,9 +3321,6 @@
         </w:rPr>
         <w:t>Motivation</w:t>
       </w:r>
-      <w:bookmarkEnd w:id="31"/>
-      <w:bookmarkEnd w:id="32"/>
-      <w:bookmarkEnd w:id="33"/>
       <w:bookmarkEnd w:id="34"/>
       <w:bookmarkEnd w:id="35"/>
       <w:bookmarkEnd w:id="36"/>
@@ -2879,6 +3329,10 @@
       <w:bookmarkEnd w:id="39"/>
       <w:bookmarkEnd w:id="40"/>
       <w:bookmarkEnd w:id="41"/>
+      <w:bookmarkEnd w:id="42"/>
+      <w:bookmarkEnd w:id="43"/>
+      <w:bookmarkEnd w:id="44"/>
+      <w:bookmarkEnd w:id="45"/>
       <w:r>
         <w:rPr>
           <w:rFonts w:asciiTheme="majorBidi" w:hAnsiTheme="majorBidi"/>
@@ -3045,17 +3499,18 @@
           <w:rtl/>
         </w:rPr>
       </w:pPr>
-      <w:bookmarkStart w:id="42" w:name="_Toc221988908"/>
-      <w:bookmarkStart w:id="43" w:name="_Toc221989043"/>
-      <w:bookmarkStart w:id="44" w:name="_Toc221989129"/>
-      <w:bookmarkStart w:id="45" w:name="_Toc226643857"/>
-      <w:bookmarkStart w:id="46" w:name="_Toc226643947"/>
-      <w:bookmarkStart w:id="47" w:name="_Toc226644021"/>
-      <w:bookmarkStart w:id="48" w:name="_Toc226645915"/>
-      <w:bookmarkStart w:id="49" w:name="_Toc226646691"/>
-      <w:bookmarkStart w:id="50" w:name="_Toc226649314"/>
-      <w:bookmarkStart w:id="51" w:name="_Toc226650175"/>
-      <w:bookmarkStart w:id="52" w:name="_Toc226653258"/>
+      <w:bookmarkStart w:id="46" w:name="_Toc221988908"/>
+      <w:bookmarkStart w:id="47" w:name="_Toc221989043"/>
+      <w:bookmarkStart w:id="48" w:name="_Toc221989129"/>
+      <w:bookmarkStart w:id="49" w:name="_Toc226643857"/>
+      <w:bookmarkStart w:id="50" w:name="_Toc226643947"/>
+      <w:bookmarkStart w:id="51" w:name="_Toc226644021"/>
+      <w:bookmarkStart w:id="52" w:name="_Toc226645915"/>
+      <w:bookmarkStart w:id="53" w:name="_Toc226646691"/>
+      <w:bookmarkStart w:id="54" w:name="_Toc226649314"/>
+      <w:bookmarkStart w:id="55" w:name="_Toc226650175"/>
+      <w:bookmarkStart w:id="56" w:name="_Toc228045752"/>
+      <w:bookmarkStart w:id="57" w:name="_Toc228045813"/>
       <w:r>
         <w:rPr>
           <w:rFonts w:asciiTheme="majorBidi" w:hAnsiTheme="majorBidi"/>
@@ -3063,10 +3518,6 @@
         </w:rPr>
         <w:t>Problem Statement</w:t>
       </w:r>
-      <w:bookmarkEnd w:id="42"/>
-      <w:bookmarkEnd w:id="43"/>
-      <w:bookmarkEnd w:id="44"/>
-      <w:bookmarkEnd w:id="45"/>
       <w:bookmarkEnd w:id="46"/>
       <w:bookmarkEnd w:id="47"/>
       <w:bookmarkEnd w:id="48"/>
@@ -3074,6 +3525,11 @@
       <w:bookmarkEnd w:id="50"/>
       <w:bookmarkEnd w:id="51"/>
       <w:bookmarkEnd w:id="52"/>
+      <w:bookmarkEnd w:id="53"/>
+      <w:bookmarkEnd w:id="54"/>
+      <w:bookmarkEnd w:id="55"/>
+      <w:bookmarkEnd w:id="56"/>
+      <w:bookmarkEnd w:id="57"/>
       <w:r>
         <w:rPr>
           <w:rFonts w:asciiTheme="majorBidi" w:hAnsiTheme="majorBidi"/>
@@ -3124,18 +3580,19 @@
           <w:color w:val="auto"/>
         </w:rPr>
       </w:pPr>
-      <w:bookmarkStart w:id="53" w:name="_Toc221988909"/>
-      <w:bookmarkStart w:id="54" w:name="_Toc221989044"/>
-      <w:bookmarkStart w:id="55" w:name="_Toc221989130"/>
-      <w:bookmarkStart w:id="56" w:name="_Toc226643858"/>
-      <w:bookmarkStart w:id="57" w:name="_Toc226643948"/>
-      <w:bookmarkStart w:id="58" w:name="_Toc226644022"/>
-      <w:bookmarkStart w:id="59" w:name="_Toc226645916"/>
-      <w:bookmarkStart w:id="60" w:name="_Toc226646692"/>
-      <w:bookmarkStart w:id="61" w:name="_Toc226649315"/>
-      <w:bookmarkStart w:id="62" w:name="_Toc226650176"/>
-      <w:bookmarkStart w:id="63" w:name="_Toc226650926"/>
-      <w:bookmarkStart w:id="64" w:name="_Toc226653259"/>
+      <w:bookmarkStart w:id="58" w:name="_Toc221988909"/>
+      <w:bookmarkStart w:id="59" w:name="_Toc221989044"/>
+      <w:bookmarkStart w:id="60" w:name="_Toc221989130"/>
+      <w:bookmarkStart w:id="61" w:name="_Toc226643858"/>
+      <w:bookmarkStart w:id="62" w:name="_Toc226643948"/>
+      <w:bookmarkStart w:id="63" w:name="_Toc226644022"/>
+      <w:bookmarkStart w:id="64" w:name="_Toc226645916"/>
+      <w:bookmarkStart w:id="65" w:name="_Toc226646692"/>
+      <w:bookmarkStart w:id="66" w:name="_Toc226649315"/>
+      <w:bookmarkStart w:id="67" w:name="_Toc226650176"/>
+      <w:bookmarkStart w:id="68" w:name="_Toc226650926"/>
+      <w:bookmarkStart w:id="69" w:name="_Toc228045753"/>
+      <w:bookmarkStart w:id="70" w:name="_Toc228045814"/>
       <w:r>
         <w:rPr>
           <w:rFonts w:asciiTheme="majorBidi" w:hAnsiTheme="majorBidi"/>
@@ -3143,11 +3600,6 @@
         </w:rPr>
         <w:t>Objectives</w:t>
       </w:r>
-      <w:bookmarkEnd w:id="53"/>
-      <w:bookmarkEnd w:id="54"/>
-      <w:bookmarkEnd w:id="55"/>
-      <w:bookmarkEnd w:id="56"/>
-      <w:bookmarkEnd w:id="57"/>
       <w:bookmarkEnd w:id="58"/>
       <w:bookmarkEnd w:id="59"/>
       <w:bookmarkEnd w:id="60"/>
@@ -3155,6 +3607,12 @@
       <w:bookmarkEnd w:id="62"/>
       <w:bookmarkEnd w:id="63"/>
       <w:bookmarkEnd w:id="64"/>
+      <w:bookmarkEnd w:id="65"/>
+      <w:bookmarkEnd w:id="66"/>
+      <w:bookmarkEnd w:id="67"/>
+      <w:bookmarkEnd w:id="68"/>
+      <w:bookmarkEnd w:id="69"/>
+      <w:bookmarkEnd w:id="70"/>
     </w:p>
     <w:p>
       <w:pPr>
@@ -3323,17 +3781,18 @@
           <w:rtl/>
         </w:rPr>
       </w:pPr>
-      <w:bookmarkStart w:id="65" w:name="_Toc226645917"/>
-      <w:bookmarkStart w:id="66" w:name="_Toc221988910"/>
-      <w:bookmarkStart w:id="67" w:name="_Toc221989045"/>
-      <w:bookmarkStart w:id="68" w:name="_Toc221989131"/>
-      <w:bookmarkStart w:id="69" w:name="_Toc226643859"/>
-      <w:bookmarkStart w:id="70" w:name="_Toc226643949"/>
-      <w:bookmarkStart w:id="71" w:name="_Toc226644023"/>
-      <w:bookmarkStart w:id="72" w:name="_Toc226646693"/>
-      <w:bookmarkStart w:id="73" w:name="_Toc226649316"/>
-      <w:bookmarkStart w:id="74" w:name="_Toc226650177"/>
-      <w:bookmarkStart w:id="75" w:name="_Toc226653260"/>
+      <w:bookmarkStart w:id="71" w:name="_Toc226645917"/>
+      <w:bookmarkStart w:id="72" w:name="_Toc221988910"/>
+      <w:bookmarkStart w:id="73" w:name="_Toc221989045"/>
+      <w:bookmarkStart w:id="74" w:name="_Toc221989131"/>
+      <w:bookmarkStart w:id="75" w:name="_Toc226643859"/>
+      <w:bookmarkStart w:id="76" w:name="_Toc226643949"/>
+      <w:bookmarkStart w:id="77" w:name="_Toc226644023"/>
+      <w:bookmarkStart w:id="78" w:name="_Toc226646693"/>
+      <w:bookmarkStart w:id="79" w:name="_Toc226649316"/>
+      <w:bookmarkStart w:id="80" w:name="_Toc226650177"/>
+      <w:bookmarkStart w:id="81" w:name="_Toc228045754"/>
+      <w:bookmarkStart w:id="82" w:name="_Toc228045815"/>
       <w:r>
         <w:rPr>
           <w:rFonts w:asciiTheme="majorBidi" w:hAnsiTheme="majorBidi"/>
@@ -3343,413 +3802,11 @@
         </w:rPr>
         <w:t>Literature Review</w:t>
       </w:r>
-      <w:bookmarkEnd w:id="65"/>
-      <w:bookmarkEnd w:id="66"/>
-      <w:bookmarkEnd w:id="67"/>
-      <w:bookmarkEnd w:id="68"/>
-      <w:bookmarkEnd w:id="69"/>
-      <w:bookmarkEnd w:id="70"/>
       <w:bookmarkEnd w:id="71"/>
       <w:bookmarkEnd w:id="72"/>
       <w:bookmarkEnd w:id="73"/>
       <w:bookmarkEnd w:id="74"/>
       <w:bookmarkEnd w:id="75"/>
-      <w:r>
-        <w:rPr>
-          <w:rFonts w:asciiTheme="majorBidi" w:hAnsiTheme="majorBidi"/>
-          <w:color w:val="auto"/>
-          <w:sz w:val="44"/>
-          <w:szCs w:val="44"/>
-        </w:rPr>
-        <w:t> </w:t>
-      </w:r>
-    </w:p>
-    <w:p>
-      <w:pPr>
-        <w:spacing w:line="360" w:lineRule="auto"/>
-        <w:ind w:firstLine="360"/>
-        <w:rPr>
-          <w:rFonts w:asciiTheme="majorBidi" w:hAnsiTheme="majorBidi" w:cstheme="majorBidi"/>
-          <w:sz w:val="24"/>
-          <w:szCs w:val="24"/>
-          <w:lang w:val="en-GB"/>
-        </w:rPr>
-      </w:pPr>
-      <w:r>
-        <w:rPr>
-          <w:rFonts w:asciiTheme="majorBidi" w:hAnsiTheme="majorBidi" w:cstheme="majorBidi"/>
-          <w:sz w:val="24"/>
-          <w:szCs w:val="24"/>
-          <w:lang w:val="en-GB"/>
-        </w:rPr>
-        <w:t>These studies examine the role of Explainable AI (XAI) in enhancing medical diagnostic transparency and building clinician trust in complex "black-box" models.</w:t>
-      </w:r>
-    </w:p>
-    <w:p>
-      <w:pPr>
-        <w:spacing w:line="360" w:lineRule="auto"/>
-        <w:ind w:firstLine="360"/>
-        <w:rPr>
-          <w:rFonts w:asciiTheme="majorBidi" w:hAnsiTheme="majorBidi" w:cstheme="majorBidi"/>
-          <w:sz w:val="24"/>
-          <w:szCs w:val="24"/>
-          <w:lang w:val="en-GB"/>
-        </w:rPr>
-      </w:pPr>
-      <w:r>
-        <w:rPr>
-          <w:rFonts w:asciiTheme="majorBidi" w:hAnsiTheme="majorBidi" w:cstheme="majorBidi"/>
-          <w:sz w:val="24"/>
-          <w:szCs w:val="24"/>
-          <w:lang w:val="en-GB"/>
-        </w:rPr>
-        <w:lastRenderedPageBreak/>
-        <w:t>In study [1], introduced LIME, a model-agnostic framework designed to explain "black box" models by approximating them locally with simpler, interpretable models. To provide a global understanding, the researchers also developed SP-LIME to select representative, non-redundant instances for user inspection. Through evaluations involving computer simulations and human subjects, the study proved that LIME helps both experts and non-experts identify "spurious correlations" and perform manual feature engineering to improve model reliability in sensitive fields like medicine. However, a significant Gap remains: LIME’s explanations can be inconsistent due to its random sampling process, and its linear nature may oversimplify extremely complex decision boundaries. Furthermore, it lacks the mathematical guarantee that the sum of feature contributions perfectly matches the final prediction.</w:t>
-      </w:r>
-    </w:p>
-    <w:p>
-      <w:pPr>
-        <w:spacing w:line="360" w:lineRule="auto"/>
-        <w:ind w:firstLine="360"/>
-        <w:rPr>
-          <w:rFonts w:asciiTheme="majorBidi" w:hAnsiTheme="majorBidi" w:cstheme="majorBidi"/>
-          <w:sz w:val="24"/>
-          <w:szCs w:val="24"/>
-          <w:lang w:val="en-GB"/>
-        </w:rPr>
-      </w:pPr>
-      <w:r>
-        <w:rPr>
-          <w:rFonts w:asciiTheme="majorBidi" w:hAnsiTheme="majorBidi" w:cstheme="majorBidi"/>
-          <w:sz w:val="24"/>
-          <w:szCs w:val="24"/>
-          <w:lang w:val="en-GB"/>
-        </w:rPr>
-        <w:t>This systematic review[2], provided a comprehensive analysis of 62 peer-reviewed studies published between 2018 and 2025. The review focused on the integration of XAI techniques within CDSSs across vital fields such as radiology, oncology, and neurology. The findings revealed a clear dominance of SHAP and LIME methods in handling structured tabular data, while Grad-CAM emerged as the primary tool for medical image analysis.</w:t>
-      </w:r>
-    </w:p>
-    <w:p>
-      <w:pPr>
-        <w:spacing w:line="360" w:lineRule="auto"/>
-        <w:ind w:firstLine="360"/>
-        <w:rPr>
-          <w:rFonts w:asciiTheme="majorBidi" w:hAnsiTheme="majorBidi" w:cstheme="majorBidi"/>
-          <w:sz w:val="24"/>
-          <w:szCs w:val="24"/>
-          <w:lang w:val="en-GB"/>
-        </w:rPr>
-      </w:pPr>
-      <w:r>
-        <w:rPr>
-          <w:rFonts w:asciiTheme="majorBidi" w:hAnsiTheme="majorBidi" w:cstheme="majorBidi"/>
-          <w:sz w:val="24"/>
-          <w:szCs w:val="24"/>
-          <w:lang w:val="en-GB"/>
-        </w:rPr>
-        <w:t>On the technical front, the reviewed studies utilized diverse architectural frameworks; CNNs led in medical imaging, while tree-based models such as XGBoost and Random Forest were most frequently used for analysing tabular EHR data. Additionally, Transformers and RNNs were prominent in interpreting temporal and textual clinical data. These models achieved strong performance with a median accuracy of 86.4% and a median AUC of 0.87. Parallel to predictive accuracy, several studies focused on "explanation quality" metrics such as Fidelity, Consistency, and Spatial Localization Accuracy.</w:t>
-      </w:r>
-    </w:p>
-    <w:p>
-      <w:pPr>
-        <w:spacing w:line="360" w:lineRule="auto"/>
-        <w:ind w:firstLine="360"/>
-        <w:rPr>
-          <w:rFonts w:asciiTheme="majorBidi" w:hAnsiTheme="majorBidi" w:cstheme="majorBidi"/>
-          <w:sz w:val="24"/>
-          <w:szCs w:val="24"/>
-          <w:rtl/>
-          <w:lang w:val="en-GB"/>
-        </w:rPr>
-      </w:pPr>
-      <w:r>
-        <w:rPr>
-          <w:rFonts w:asciiTheme="majorBidi" w:hAnsiTheme="majorBidi" w:cstheme="majorBidi"/>
-          <w:sz w:val="24"/>
-          <w:szCs w:val="24"/>
-          <w:lang w:val="en-GB"/>
-        </w:rPr>
-        <w:t xml:space="preserve">Despite this progress, widespread clinical adoption remains hindered by several key barriers: the lack of a standardized evaluation framework, and a research imbalance that favours imaging and tabular data over audio, genomics, and sensor data. Furthermore, the rapid pace of AI innovation often outstrips scientific publication cycles, leaving the most recent post-2025 techniques unexamined. Finally, </w:t>
-      </w:r>
-      <w:r>
-        <w:rPr>
-          <w:rFonts w:asciiTheme="majorBidi" w:hAnsiTheme="majorBidi" w:cstheme="majorBidi"/>
-          <w:sz w:val="24"/>
-          <w:szCs w:val="24"/>
-          <w:lang w:val="en-GB"/>
-        </w:rPr>
-        <w:lastRenderedPageBreak/>
-        <w:t>a significant methodological gap persists, as most studies lack formal statistical testing and fail to involve clinicians in evaluating system outputs.</w:t>
-      </w:r>
-    </w:p>
-    <w:p>
-      <w:pPr>
-        <w:spacing w:line="360" w:lineRule="auto"/>
-        <w:ind w:firstLine="360"/>
-        <w:rPr>
-          <w:rFonts w:asciiTheme="majorBidi" w:hAnsiTheme="majorBidi" w:cstheme="majorBidi"/>
-          <w:sz w:val="24"/>
-          <w:szCs w:val="24"/>
-          <w:lang w:val="en-GB"/>
-        </w:rPr>
-      </w:pPr>
-      <w:r>
-        <w:rPr>
-          <w:rFonts w:asciiTheme="majorBidi" w:hAnsiTheme="majorBidi" w:cstheme="majorBidi"/>
-          <w:sz w:val="24"/>
-          <w:szCs w:val="24"/>
-          <w:lang w:val="en-GB"/>
-        </w:rPr>
-        <w:t>This study [3] explores the implementation of XAI to enhance reliability in breast cancer diagnostics using DNN. The researchers achieved 97% accuracy on the UCI dataset and applied a synergistic approach using LIME for local insights and SHAP for a global perspective on feature influence. The findings demonstrate high consistency between AI explanations and medical standards, effectively mitigating the "black-box" problem and bolstering expert trust.</w:t>
-      </w:r>
-    </w:p>
-    <w:p>
-      <w:pPr>
-        <w:spacing w:line="360" w:lineRule="auto"/>
-        <w:ind w:firstLine="360"/>
-        <w:rPr>
-          <w:rFonts w:asciiTheme="majorBidi" w:hAnsiTheme="majorBidi" w:cstheme="majorBidi"/>
-          <w:sz w:val="24"/>
-          <w:szCs w:val="24"/>
-          <w:lang w:val="en-GB"/>
-        </w:rPr>
-      </w:pPr>
-      <w:r>
-        <w:rPr>
-          <w:rFonts w:asciiTheme="majorBidi" w:hAnsiTheme="majorBidi" w:cstheme="majorBidi"/>
-          <w:sz w:val="24"/>
-          <w:szCs w:val="24"/>
-          <w:lang w:val="en-GB"/>
-        </w:rPr>
-        <w:t>The model's evaluation combined quantitative performance (97% accuracy) using Cross-Entropy loss and the Adam optimizer with qualitative validation against clinical logic. The identified research gap lies in the challenges of real-time explanation; the authors acknowledged the computational latency of these tools due to the need for thousands of model iterations, highlighting a critical need for instantaneous interpretability in medical emergencies. Furthermore, future work aims to expand into multi-class classification, applying XAI to more complex diagnostics such as classifying tumour stages into five categories instead of simple binary classification.</w:t>
-      </w:r>
-    </w:p>
-    <w:p>
-      <w:pPr>
-        <w:spacing w:line="360" w:lineRule="auto"/>
-        <w:ind w:firstLine="360"/>
-        <w:rPr>
-          <w:rFonts w:asciiTheme="majorBidi" w:hAnsiTheme="majorBidi" w:cstheme="majorBidi"/>
-          <w:sz w:val="24"/>
-          <w:szCs w:val="24"/>
-          <w:lang w:val="en-GB"/>
-        </w:rPr>
-      </w:pPr>
-      <w:r>
-        <w:rPr>
-          <w:rFonts w:asciiTheme="majorBidi" w:hAnsiTheme="majorBidi" w:cstheme="majorBidi"/>
-          <w:sz w:val="24"/>
-          <w:szCs w:val="24"/>
-          <w:lang w:val="en-GB"/>
-        </w:rPr>
-        <w:t xml:space="preserve">In Study [4], the research explores the current landscape of XAI in the medical field, utilizing diverse medical imaging data such as CT scans, X-ray images, ultrasound images, and EHR for disease diagnosis and prediction. These systems are primarily built on deep learning models, particularly CNN including architectures like </w:t>
-      </w:r>
-      <w:r>
-        <w:rPr>
-          <w:rFonts w:asciiTheme="majorBidi" w:hAnsiTheme="majorBidi" w:cstheme="majorBidi"/>
-          <w:sz w:val="24"/>
-          <w:szCs w:val="24"/>
-        </w:rPr>
-        <w:t>Residual Network (</w:t>
-      </w:r>
-      <w:r>
-        <w:rPr>
-          <w:rFonts w:asciiTheme="majorBidi" w:hAnsiTheme="majorBidi" w:cstheme="majorBidi"/>
-          <w:sz w:val="24"/>
-          <w:szCs w:val="24"/>
-          <w:lang w:val="en-GB"/>
-        </w:rPr>
-        <w:t xml:space="preserve">ResNet), </w:t>
-      </w:r>
-      <w:r>
-        <w:rPr>
-          <w:rFonts w:asciiTheme="majorBidi" w:hAnsiTheme="majorBidi" w:cstheme="majorBidi"/>
-          <w:sz w:val="24"/>
-          <w:szCs w:val="24"/>
-        </w:rPr>
-        <w:t>Convolutional Network for Biomedical Image Segmentation (</w:t>
-      </w:r>
-      <w:r>
-        <w:rPr>
-          <w:rFonts w:asciiTheme="majorBidi" w:hAnsiTheme="majorBidi" w:cstheme="majorBidi"/>
-          <w:sz w:val="24"/>
-          <w:szCs w:val="24"/>
-          <w:lang w:val="en-GB"/>
-        </w:rPr>
-        <w:t>U-Net), and MobileNet ,as well as GNN.</w:t>
-      </w:r>
-    </w:p>
-    <w:p>
-      <w:pPr>
-        <w:spacing w:line="360" w:lineRule="auto"/>
-        <w:ind w:firstLine="360"/>
-        <w:rPr>
-          <w:rFonts w:asciiTheme="majorBidi" w:hAnsiTheme="majorBidi" w:cstheme="majorBidi"/>
-          <w:sz w:val="24"/>
-          <w:szCs w:val="24"/>
-          <w:lang w:val="en-GB"/>
-        </w:rPr>
-      </w:pPr>
-      <w:r>
-        <w:rPr>
-          <w:rFonts w:asciiTheme="majorBidi" w:hAnsiTheme="majorBidi" w:cstheme="majorBidi"/>
-          <w:sz w:val="24"/>
-          <w:szCs w:val="24"/>
-          <w:lang w:val="en-GB"/>
-        </w:rPr>
-        <w:t>To interpret the decisions made by these models, various XAI methodologies are employed, such as Grad-CAM, CAM, LIME, SHAP, Saliency maps, Attention mechanisms, and prototype-based models. The performance of these systems is evaluated using standard medical AI metrics, including accuracy, sensitivity, F1-score, and ROC-AUC, alongside a qualitative evaluation of explanations through the analysis of highlighted regions in medical images.</w:t>
-      </w:r>
-    </w:p>
-    <w:p>
-      <w:pPr>
-        <w:spacing w:line="360" w:lineRule="auto"/>
-        <w:ind w:firstLine="360"/>
-        <w:rPr>
-          <w:rFonts w:asciiTheme="majorBidi" w:hAnsiTheme="majorBidi" w:cstheme="majorBidi"/>
-          <w:sz w:val="24"/>
-          <w:szCs w:val="24"/>
-          <w:lang w:val="en-GB"/>
-        </w:rPr>
-      </w:pPr>
-      <w:r>
-        <w:rPr>
-          <w:rFonts w:asciiTheme="majorBidi" w:hAnsiTheme="majorBidi" w:cstheme="majorBidi"/>
-          <w:sz w:val="24"/>
-          <w:szCs w:val="24"/>
-          <w:lang w:val="en-GB"/>
-        </w:rPr>
-        <w:lastRenderedPageBreak/>
-        <w:t>Despite these technological advancements, the study highlights that current XAI methods still lack reliability and standardized evaluation frameworks. Furthermore, many explanations remain difficult for clinicians to interpret, which ultimately reduces trust in AI-based medical decision-support systems.</w:t>
-      </w:r>
-    </w:p>
-    <w:p>
-      <w:pPr>
-        <w:spacing w:line="360" w:lineRule="auto"/>
-        <w:ind w:firstLine="360"/>
-        <w:rPr>
-          <w:rFonts w:asciiTheme="majorBidi" w:hAnsiTheme="majorBidi" w:cstheme="majorBidi"/>
-          <w:sz w:val="24"/>
-          <w:szCs w:val="24"/>
-          <w:lang w:val="en-GB"/>
-        </w:rPr>
-      </w:pPr>
-      <w:r>
-        <w:rPr>
-          <w:rFonts w:asciiTheme="majorBidi" w:hAnsiTheme="majorBidi" w:cstheme="majorBidi"/>
-          <w:sz w:val="24"/>
-          <w:szCs w:val="24"/>
-          <w:lang w:val="en-GB"/>
-        </w:rPr>
-        <w:t>In Study [5], the research provides a comprehensive survey on XAI specifically tailored toward medical applications. The study utilizes diverse medical datasets, including MRI, CT, and X-ray images, alongside physiological signals and clinical data for disease diagnosis and prediction. These datasets are processed using various ML and DL architectures, such as NN and CNN, to support medical decision systems.</w:t>
-      </w:r>
-    </w:p>
-    <w:p>
-      <w:pPr>
-        <w:spacing w:line="360" w:lineRule="auto"/>
-        <w:ind w:firstLine="360"/>
-        <w:rPr>
-          <w:rFonts w:asciiTheme="majorBidi" w:hAnsiTheme="majorBidi" w:cstheme="majorBidi"/>
-          <w:sz w:val="24"/>
-          <w:szCs w:val="24"/>
-          <w:lang w:val="en-GB"/>
-        </w:rPr>
-      </w:pPr>
-      <w:r>
-        <w:rPr>
-          <w:rFonts w:asciiTheme="majorBidi" w:hAnsiTheme="majorBidi" w:cstheme="majorBidi"/>
-          <w:sz w:val="24"/>
-          <w:szCs w:val="24"/>
-          <w:lang w:val="en-GB"/>
-        </w:rPr>
-        <w:t>The paper categorizes interpretability approaches into feature visualization, saliency methods, and model transparency techniques. Evaluation in this research focuses on interpretability analysis and qualitative assessments of how these explanations assist humans in understanding model decisions. However, the study identifies several gaps, including limited research on interpretability within clinical settings, a lack of systematic comparisons between XAI methods, and an urgent need for more clinically meaningful explanations for healthcare practitioners.</w:t>
-      </w:r>
-    </w:p>
-    <w:p>
-      <w:pPr>
-        <w:spacing w:line="360" w:lineRule="auto"/>
-        <w:ind w:firstLine="360"/>
-        <w:rPr>
-          <w:rFonts w:asciiTheme="majorBidi" w:hAnsiTheme="majorBidi" w:cstheme="majorBidi"/>
-          <w:sz w:val="24"/>
-          <w:szCs w:val="24"/>
-          <w:lang w:val="en-GB"/>
-        </w:rPr>
-      </w:pPr>
-      <w:r>
-        <w:rPr>
-          <w:rFonts w:asciiTheme="majorBidi" w:hAnsiTheme="majorBidi" w:cstheme="majorBidi"/>
-          <w:sz w:val="24"/>
-          <w:szCs w:val="24"/>
-          <w:lang w:val="en-GB"/>
-        </w:rPr>
-        <w:t>In Study [6], the research examines XAI within the healthcare sector, utilizing various datasets such as EHR, medical imaging, and clinical measurements to support medical decision systems. These systems are built upon ML and DL architectures, specifically neural networks and predictive models designed for disease prediction and clinical decision-making. To ensure transparency, the study employs several explainability approaches, including feature attribution methods and visualization techniques that assist clinicians in interpreting model outputs. Evaluation in this research prioritizes model reliability, fairness, and clinical usefulness, focusing on how explanations can improve human trust in AI-assisted decisions. Despite these efforts, the study identifies critical challenges such as a lack of trust in AI, ethical concerns regarding bias, and the urgent need for more accountable and transparent systems for practical clinical use.</w:t>
-      </w:r>
-    </w:p>
-    <w:p>
-      <w:pPr>
-        <w:spacing w:line="360" w:lineRule="auto"/>
-        <w:ind w:firstLine="360"/>
-        <w:rPr>
-          <w:rFonts w:asciiTheme="majorBidi" w:hAnsiTheme="majorBidi" w:cstheme="majorBidi"/>
-          <w:sz w:val="24"/>
-          <w:szCs w:val="24"/>
-          <w:lang w:val="en-GB"/>
-        </w:rPr>
-      </w:pPr>
-      <w:r>
-        <w:rPr>
-          <w:rFonts w:asciiTheme="majorBidi" w:hAnsiTheme="majorBidi" w:cstheme="majorBidi"/>
-          <w:sz w:val="24"/>
-          <w:szCs w:val="24"/>
-          <w:lang w:val="en-GB"/>
-        </w:rPr>
-        <w:t xml:space="preserve">A new comparison is essential because, as stated in [2], XAI innovations developed after 2025 have not been compared against established models due to the </w:t>
-      </w:r>
-      <w:r>
-        <w:rPr>
-          <w:rFonts w:asciiTheme="majorBidi" w:hAnsiTheme="majorBidi" w:cstheme="majorBidi"/>
-          <w:sz w:val="24"/>
-          <w:szCs w:val="24"/>
-          <w:lang w:val="en-GB"/>
-        </w:rPr>
-        <w:lastRenderedPageBreak/>
-        <w:t>rapid pace of AI advancement outpacing publication cycles. This "recency gap" leaves the latest diagnostic tools unvalidated. Therefore, updated research is required to determine if post-2025 techniques resolve the black box issue.</w:t>
-      </w:r>
-    </w:p>
-    <w:p>
-      <w:pPr>
-        <w:pStyle w:val="Heading1"/>
-        <w:numPr>
-          <w:ilvl w:val="0"/>
-          <w:numId w:val="6"/>
-        </w:numPr>
-        <w:spacing w:line="360" w:lineRule="auto"/>
-        <w:rPr>
-          <w:rFonts w:asciiTheme="majorBidi" w:hAnsiTheme="majorBidi"/>
-          <w:color w:val="auto"/>
-          <w:sz w:val="44"/>
-          <w:szCs w:val="44"/>
-        </w:rPr>
-      </w:pPr>
-      <w:bookmarkStart w:id="76" w:name="_Toc221988911"/>
-      <w:bookmarkStart w:id="77" w:name="_Toc221989046"/>
-      <w:bookmarkStart w:id="78" w:name="_Toc221989132"/>
-      <w:bookmarkStart w:id="79" w:name="_Toc226643860"/>
-      <w:bookmarkStart w:id="80" w:name="_Toc226643950"/>
-      <w:bookmarkStart w:id="81" w:name="_Toc226644024"/>
-      <w:bookmarkStart w:id="82" w:name="_Toc226645918"/>
-      <w:bookmarkStart w:id="83" w:name="_Toc226646694"/>
-      <w:bookmarkStart w:id="84" w:name="_Toc226649317"/>
-      <w:bookmarkStart w:id="85" w:name="_Toc226650178"/>
-      <w:bookmarkStart w:id="86" w:name="_Toc226653261"/>
-      <w:r>
-        <w:rPr>
-          <w:rFonts w:asciiTheme="majorBidi" w:hAnsiTheme="majorBidi"/>
-          <w:color w:val="auto"/>
-          <w:sz w:val="44"/>
-          <w:szCs w:val="44"/>
-        </w:rPr>
-        <w:t>Core Contribution</w:t>
-      </w:r>
       <w:bookmarkEnd w:id="76"/>
       <w:bookmarkEnd w:id="77"/>
       <w:bookmarkEnd w:id="78"/>
@@ -3757,10 +3814,15 @@
       <w:bookmarkEnd w:id="80"/>
       <w:bookmarkEnd w:id="81"/>
       <w:bookmarkEnd w:id="82"/>
-      <w:bookmarkEnd w:id="83"/>
-      <w:bookmarkEnd w:id="84"/>
-      <w:bookmarkEnd w:id="85"/>
-      <w:bookmarkEnd w:id="86"/>
+      <w:r>
+        <w:rPr>
+          <w:rFonts w:asciiTheme="majorBidi" w:hAnsiTheme="majorBidi"/>
+          <w:color w:val="auto"/>
+          <w:sz w:val="44"/>
+          <w:szCs w:val="44"/>
+        </w:rPr>
+        <w:t> </w:t>
+      </w:r>
     </w:p>
     <w:p>
       <w:pPr>
@@ -3770,15 +3832,17 @@
           <w:rFonts w:asciiTheme="majorBidi" w:hAnsiTheme="majorBidi" w:cstheme="majorBidi"/>
           <w:sz w:val="24"/>
           <w:szCs w:val="24"/>
-        </w:rPr>
-      </w:pPr>
-      <w:r>
-        <w:rPr>
-          <w:rFonts w:asciiTheme="majorBidi" w:hAnsiTheme="majorBidi" w:cstheme="majorBidi"/>
-          <w:sz w:val="24"/>
-          <w:szCs w:val="24"/>
-        </w:rPr>
-        <w:t>The core contribution of this research lies in addressing the "Real-time Interpretability Gap" identified in Study [3]. While traditional frameworks such as LIME and SHAP suffer from critical computational latency in emergency scenarios. Also, this research bridges the "Innovation Gap" highlighted in Study [2], a gap resulting from AI advancements (post-2025) accelerating beyond the pace of traditional scientific publishing.</w:t>
+          <w:lang w:val="en-GB"/>
+        </w:rPr>
+      </w:pPr>
+      <w:r>
+        <w:rPr>
+          <w:rFonts w:asciiTheme="majorBidi" w:hAnsiTheme="majorBidi" w:cstheme="majorBidi"/>
+          <w:sz w:val="24"/>
+          <w:szCs w:val="24"/>
+          <w:lang w:val="en-GB"/>
+        </w:rPr>
+        <w:t>These studies examine the role of Explainable AI (XAI) in enhancing medical diagnostic transparency and building clinician trust in complex "black-box" models.</w:t>
       </w:r>
     </w:p>
     <w:p>
@@ -3799,9 +3863,56 @@
           <w:szCs w:val="24"/>
           <w:lang w:val="en-GB"/>
         </w:rPr>
-        <w:t>By utilizing the Breast Cancer Wisconsin (Diagnostic) dataset, the same benchmark employed in Study [3], this research provides a direct comparative analysis between legacy frameworks and the 2026-generation tools</w:t>
-      </w:r>
-      <w:r>
+        <w:lastRenderedPageBreak/>
+        <w:t>In study [1], introduced LIME, a model-agnostic framework designed to explain "black box" models by approximating them locally with simpler, interpretable models. To provide a global understanding, the researchers also developed SP-LIME to select representative, non-redundant instances for user inspection. Through evaluations involving computer simulations and human subjects, the study proved that LIME helps both experts and non-experts identify "spurious correlations" and perform manual feature engineering to improve model reliability in sensitive fields like medicine. However, a significant Gap remains: LIME’s explanations can be inconsistent due to its random sampling process, and its linear nature may oversimplify extremely complex decision boundaries. Furthermore, it lacks the mathematical guarantee that the sum of feature contributions perfectly matches the final prediction.</w:t>
+      </w:r>
+    </w:p>
+    <w:p>
+      <w:pPr>
+        <w:spacing w:line="360" w:lineRule="auto"/>
+        <w:ind w:firstLine="360"/>
+        <w:rPr>
+          <w:rFonts w:asciiTheme="majorBidi" w:hAnsiTheme="majorBidi" w:cstheme="majorBidi"/>
+          <w:sz w:val="24"/>
+          <w:szCs w:val="24"/>
+          <w:lang w:val="en-GB"/>
+        </w:rPr>
+      </w:pPr>
+      <w:r>
+        <w:rPr>
+          <w:rFonts w:asciiTheme="majorBidi" w:hAnsiTheme="majorBidi" w:cstheme="majorBidi"/>
+          <w:sz w:val="24"/>
+          <w:szCs w:val="24"/>
+          <w:lang w:val="en-GB"/>
+        </w:rPr>
+        <w:t>This systematic review[2], provided a comprehensive analysis of 62 peer-reviewed studies published between 2018 and 2025. The review focused on the integration of XAI techniques within CDSSs across vital fields such as radiology, oncology, and neurology. The findings revealed a clear dominance of SHAP and LIME methods in handling structured tabular data, while Grad-CAM emerged as the primary tool for medical image analysis.</w:t>
+      </w:r>
+    </w:p>
+    <w:p>
+      <w:pPr>
+        <w:spacing w:line="360" w:lineRule="auto"/>
+        <w:ind w:firstLine="360"/>
+        <w:rPr>
+          <w:rFonts w:asciiTheme="majorBidi" w:hAnsiTheme="majorBidi" w:cstheme="majorBidi"/>
+          <w:sz w:val="24"/>
+          <w:szCs w:val="24"/>
+          <w:lang w:val="en-GB"/>
+        </w:rPr>
+      </w:pPr>
+      <w:r>
+        <w:rPr>
+          <w:rFonts w:asciiTheme="majorBidi" w:hAnsiTheme="majorBidi" w:cstheme="majorBidi"/>
+          <w:sz w:val="24"/>
+          <w:szCs w:val="24"/>
+          <w:lang w:val="en-GB"/>
+        </w:rPr>
+        <w:t>On the technical front, the reviewed studies utilized diverse architectural frameworks; CNNs led in medical imaging, while tree-based models such as XGBoost and Random Forest were most frequently used for analysing tabular EHR data. Additionally, Transformers and RNNs were prominent in interpreting temporal and textual clinical data. These models achieved strong performance with a median accuracy of 86.4% and a median AUC of 0.87. Parallel to predictive accuracy, several studies focused on "explanation quality" metrics such as Fidelity, Consistency, and Spatial Localization Accuracy.</w:t>
+      </w:r>
+    </w:p>
+    <w:p>
+      <w:pPr>
+        <w:spacing w:line="360" w:lineRule="auto"/>
+        <w:ind w:firstLine="360"/>
         <w:rPr>
           <w:rFonts w:asciiTheme="majorBidi" w:hAnsiTheme="majorBidi" w:cstheme="majorBidi"/>
           <w:sz w:val="24"/>
@@ -3809,265 +3920,250 @@
           <w:rtl/>
           <w:lang w:val="en-GB"/>
         </w:rPr>
-        <w:t xml:space="preserve"> </w:t>
-      </w:r>
-      <w:r>
-        <w:rPr>
-          <w:rFonts w:asciiTheme="majorBidi" w:hAnsiTheme="majorBidi" w:cstheme="majorBidi"/>
-          <w:sz w:val="24"/>
-          <w:szCs w:val="24"/>
-          <w:lang w:val="en-GB"/>
-        </w:rPr>
-        <w:t xml:space="preserve">such as </w:t>
-      </w:r>
-      <w:r>
-        <w:rPr>
-          <w:rFonts w:asciiTheme="majorBidi" w:hAnsiTheme="majorBidi" w:cstheme="majorBidi"/>
-          <w:sz w:val="24"/>
-          <w:szCs w:val="24"/>
-        </w:rPr>
-        <w:t>the xAI SDK</w:t>
-      </w:r>
-      <w:r>
-        <w:rPr>
-          <w:rFonts w:asciiTheme="majorBidi" w:hAnsiTheme="majorBidi" w:cstheme="majorBidi"/>
-          <w:sz w:val="24"/>
-          <w:szCs w:val="24"/>
-          <w:lang w:val="en-GB"/>
-        </w:rPr>
-        <w:t>. This approach ensures clinical reliability and provides physicians with the high-fidelity, instantaneous insights required for time-sensitive medical decisions.</w:t>
+      </w:pPr>
+      <w:r>
+        <w:rPr>
+          <w:rFonts w:asciiTheme="majorBidi" w:hAnsiTheme="majorBidi" w:cstheme="majorBidi"/>
+          <w:sz w:val="24"/>
+          <w:szCs w:val="24"/>
+          <w:lang w:val="en-GB"/>
+        </w:rPr>
+        <w:t xml:space="preserve">Despite this progress, widespread clinical adoption remains hindered by several key barriers: the lack of a standardized evaluation framework, and a research imbalance that favours imaging and tabular data over audio, genomics, and sensor data. Furthermore, the rapid pace of AI innovation often outstrips scientific publication cycles, leaving the most recent post-2025 techniques unexamined. Finally, </w:t>
+      </w:r>
+      <w:r>
+        <w:rPr>
+          <w:rFonts w:asciiTheme="majorBidi" w:hAnsiTheme="majorBidi" w:cstheme="majorBidi"/>
+          <w:sz w:val="24"/>
+          <w:szCs w:val="24"/>
+          <w:lang w:val="en-GB"/>
+        </w:rPr>
+        <w:lastRenderedPageBreak/>
+        <w:t>a significant methodological gap persists, as most studies lack formal statistical testing and fail to involve clinicians in evaluating system outputs.</w:t>
       </w:r>
     </w:p>
     <w:p>
       <w:pPr>
         <w:spacing w:line="360" w:lineRule="auto"/>
-        <w:rPr>
-          <w:rFonts w:asciiTheme="majorBidi" w:hAnsiTheme="majorBidi" w:cstheme="majorBidi"/>
-          <w:sz w:val="24"/>
-          <w:szCs w:val="24"/>
-          <w:lang w:val="en-GB"/>
-        </w:rPr>
-      </w:pPr>
-      <w:r>
-        <w:rPr>
-          <w:rFonts w:asciiTheme="majorBidi" w:hAnsiTheme="majorBidi" w:cstheme="majorBidi"/>
-          <w:b/>
-          <w:bCs/>
-          <w:sz w:val="24"/>
-          <w:szCs w:val="24"/>
-          <w:lang w:val="en-GB"/>
-        </w:rPr>
-        <w:t>1. Introduction (Very Brief)</w:t>
+        <w:ind w:firstLine="360"/>
+        <w:rPr>
+          <w:rFonts w:asciiTheme="majorBidi" w:hAnsiTheme="majorBidi" w:cstheme="majorBidi"/>
+          <w:sz w:val="24"/>
+          <w:szCs w:val="24"/>
+          <w:lang w:val="en-GB"/>
+        </w:rPr>
+      </w:pPr>
+      <w:r>
+        <w:rPr>
+          <w:rFonts w:asciiTheme="majorBidi" w:hAnsiTheme="majorBidi" w:cstheme="majorBidi"/>
+          <w:sz w:val="24"/>
+          <w:szCs w:val="24"/>
+          <w:lang w:val="en-GB"/>
+        </w:rPr>
+        <w:t>This study [3] explores the implementation of XAI to enhance reliability in breast cancer diagnostics using DNN. The researchers achieved 97% accuracy on the UCI dataset and applied a synergistic approach using LIME for local insights and SHAP for a global perspective on feature influence. The findings demonstrate high consistency between AI explanations and medical standards, effectively mitigating the "black-box" problem and bolstering expert trust.</w:t>
       </w:r>
     </w:p>
     <w:p>
       <w:pPr>
         <w:spacing w:line="360" w:lineRule="auto"/>
-        <w:rPr>
-          <w:rFonts w:asciiTheme="majorBidi" w:hAnsiTheme="majorBidi" w:cstheme="majorBidi"/>
-          <w:sz w:val="24"/>
-          <w:szCs w:val="24"/>
-          <w:lang w:val="en-GB"/>
-        </w:rPr>
-      </w:pPr>
-      <w:r>
-        <w:rPr>
-          <w:rFonts w:asciiTheme="majorBidi" w:hAnsiTheme="majorBidi" w:cstheme="majorBidi"/>
-          <w:sz w:val="24"/>
-          <w:szCs w:val="24"/>
-          <w:lang w:val="en-GB"/>
-        </w:rPr>
-        <w:t>Project title and objective (2–3 lines only)</w:t>
+        <w:ind w:firstLine="360"/>
+        <w:rPr>
+          <w:rFonts w:asciiTheme="majorBidi" w:hAnsiTheme="majorBidi" w:cstheme="majorBidi"/>
+          <w:sz w:val="24"/>
+          <w:szCs w:val="24"/>
+          <w:lang w:val="en-GB"/>
+        </w:rPr>
+      </w:pPr>
+      <w:r>
+        <w:rPr>
+          <w:rFonts w:asciiTheme="majorBidi" w:hAnsiTheme="majorBidi" w:cstheme="majorBidi"/>
+          <w:sz w:val="24"/>
+          <w:szCs w:val="24"/>
+          <w:lang w:val="en-GB"/>
+        </w:rPr>
+        <w:t>The model's evaluation combined quantitative performance (97% accuracy) using Cross-Entropy loss and the Adam optimizer with qualitative validation against clinical logic. The identified research gap lies in the challenges of real-time explanation; the authors acknowledged the computational latency of these tools due to the need for thousands of model iterations, highlighting a critical need for instantaneous interpretability in medical emergencies. Furthermore, future work aims to expand into multi-class classification, applying XAI to more complex diagnostics such as classifying tumour stages into five categories instead of simple binary classification.</w:t>
       </w:r>
     </w:p>
     <w:p>
       <w:pPr>
         <w:spacing w:line="360" w:lineRule="auto"/>
-        <w:rPr>
-          <w:rFonts w:asciiTheme="majorBidi" w:hAnsiTheme="majorBidi" w:cstheme="majorBidi"/>
-          <w:sz w:val="24"/>
-          <w:szCs w:val="24"/>
-          <w:lang w:val="en-GB"/>
-        </w:rPr>
-      </w:pPr>
-      <w:r>
-        <w:rPr>
-          <w:rFonts w:asciiTheme="majorBidi" w:hAnsiTheme="majorBidi" w:cstheme="majorBidi"/>
-          <w:sz w:val="24"/>
-          <w:szCs w:val="24"/>
-          <w:lang w:val="en-GB"/>
-        </w:rPr>
-        <w:t>What is implemented in this phase</w:t>
+        <w:ind w:firstLine="360"/>
+        <w:rPr>
+          <w:rFonts w:asciiTheme="majorBidi" w:hAnsiTheme="majorBidi" w:cstheme="majorBidi"/>
+          <w:sz w:val="24"/>
+          <w:szCs w:val="24"/>
+          <w:lang w:val="en-GB"/>
+        </w:rPr>
+      </w:pPr>
+      <w:r>
+        <w:rPr>
+          <w:rFonts w:asciiTheme="majorBidi" w:hAnsiTheme="majorBidi" w:cstheme="majorBidi"/>
+          <w:sz w:val="24"/>
+          <w:szCs w:val="24"/>
+          <w:lang w:val="en-GB"/>
+        </w:rPr>
+        <w:t xml:space="preserve">In Study [4], the research explores the current landscape of XAI in the medical field, utilizing diverse medical imaging data such as CT scans, X-ray images, ultrasound images, and EHR for disease diagnosis and prediction. These systems are primarily built on deep learning models, particularly CNN including architectures like </w:t>
+      </w:r>
+      <w:r>
+        <w:rPr>
+          <w:rFonts w:asciiTheme="majorBidi" w:hAnsiTheme="majorBidi" w:cstheme="majorBidi"/>
+          <w:sz w:val="24"/>
+          <w:szCs w:val="24"/>
+        </w:rPr>
+        <w:t>Residual Network (</w:t>
+      </w:r>
+      <w:r>
+        <w:rPr>
+          <w:rFonts w:asciiTheme="majorBidi" w:hAnsiTheme="majorBidi" w:cstheme="majorBidi"/>
+          <w:sz w:val="24"/>
+          <w:szCs w:val="24"/>
+          <w:lang w:val="en-GB"/>
+        </w:rPr>
+        <w:t xml:space="preserve">ResNet), </w:t>
+      </w:r>
+      <w:r>
+        <w:rPr>
+          <w:rFonts w:asciiTheme="majorBidi" w:hAnsiTheme="majorBidi" w:cstheme="majorBidi"/>
+          <w:sz w:val="24"/>
+          <w:szCs w:val="24"/>
+        </w:rPr>
+        <w:t>Convolutional Network for Biomedical Image Segmentation (</w:t>
+      </w:r>
+      <w:r>
+        <w:rPr>
+          <w:rFonts w:asciiTheme="majorBidi" w:hAnsiTheme="majorBidi" w:cstheme="majorBidi"/>
+          <w:sz w:val="24"/>
+          <w:szCs w:val="24"/>
+          <w:lang w:val="en-GB"/>
+        </w:rPr>
+        <w:t>U-Net), and MobileNet ,as well as GNN.</w:t>
       </w:r>
     </w:p>
     <w:p>
       <w:pPr>
         <w:spacing w:line="360" w:lineRule="auto"/>
-        <w:rPr>
-          <w:rFonts w:asciiTheme="majorBidi" w:hAnsiTheme="majorBidi" w:cstheme="majorBidi"/>
-          <w:sz w:val="24"/>
-          <w:szCs w:val="24"/>
-          <w:lang w:val="en-GB"/>
-        </w:rPr>
-      </w:pPr>
-      <w:r>
-        <w:rPr>
-          <w:rFonts w:asciiTheme="majorBidi" w:hAnsiTheme="majorBidi" w:cstheme="majorBidi"/>
-          <w:b/>
-          <w:bCs/>
-          <w:sz w:val="24"/>
-          <w:szCs w:val="24"/>
-          <w:lang w:val="en-GB"/>
-        </w:rPr>
-        <w:t>2. Problem Formulation</w:t>
+        <w:ind w:firstLine="360"/>
+        <w:rPr>
+          <w:rFonts w:asciiTheme="majorBidi" w:hAnsiTheme="majorBidi" w:cstheme="majorBidi"/>
+          <w:sz w:val="24"/>
+          <w:szCs w:val="24"/>
+          <w:lang w:val="en-GB"/>
+        </w:rPr>
+      </w:pPr>
+      <w:r>
+        <w:rPr>
+          <w:rFonts w:asciiTheme="majorBidi" w:hAnsiTheme="majorBidi" w:cstheme="majorBidi"/>
+          <w:sz w:val="24"/>
+          <w:szCs w:val="24"/>
+          <w:lang w:val="en-GB"/>
+        </w:rPr>
+        <w:t>To interpret the decisions made by these models, various XAI methodologies are employed, such as Grad-CAM, CAM, LIME, SHAP, Saliency maps, Attention mechanisms, and prototype-based models. The performance of these systems is evaluated using standard medical AI metrics, including accuracy, sensitivity, F1-score, and ROC-AUC, alongside a qualitative evaluation of explanations through the analysis of highlighted regions in medical images.</w:t>
       </w:r>
     </w:p>
     <w:p>
       <w:pPr>
         <w:spacing w:line="360" w:lineRule="auto"/>
-        <w:rPr>
-          <w:rFonts w:asciiTheme="majorBidi" w:hAnsiTheme="majorBidi" w:cstheme="majorBidi"/>
-          <w:sz w:val="24"/>
-          <w:szCs w:val="24"/>
-          <w:lang w:val="en-GB"/>
-        </w:rPr>
-      </w:pPr>
-      <w:r>
-        <w:rPr>
-          <w:rFonts w:asciiTheme="majorBidi" w:hAnsiTheme="majorBidi" w:cstheme="majorBidi"/>
-          <w:sz w:val="24"/>
-          <w:szCs w:val="24"/>
-          <w:lang w:val="en-GB"/>
-        </w:rPr>
-        <w:t>Clearly define:</w:t>
-      </w:r>
-    </w:p>
-    <w:p>
-      <w:pPr>
-        <w:numPr>
-          <w:ilvl w:val="0"/>
-          <w:numId w:val="27"/>
-        </w:numPr>
+        <w:ind w:firstLine="360"/>
+        <w:rPr>
+          <w:rFonts w:asciiTheme="majorBidi" w:hAnsiTheme="majorBidi" w:cstheme="majorBidi"/>
+          <w:sz w:val="24"/>
+          <w:szCs w:val="24"/>
+          <w:lang w:val="en-GB"/>
+        </w:rPr>
+      </w:pPr>
+      <w:r>
+        <w:rPr>
+          <w:rFonts w:asciiTheme="majorBidi" w:hAnsiTheme="majorBidi" w:cstheme="majorBidi"/>
+          <w:sz w:val="24"/>
+          <w:szCs w:val="24"/>
+          <w:lang w:val="en-GB"/>
+        </w:rPr>
+        <w:lastRenderedPageBreak/>
+        <w:t>Despite these technological advancements, the study highlights that current XAI methods still lack reliability and standardized evaluation frameworks. Furthermore, many explanations remain difficult for clinicians to interpret, which ultimately reduces trust in AI-based medical decision-support systems.</w:t>
+      </w:r>
+    </w:p>
+    <w:p>
+      <w:pPr>
         <w:spacing w:line="360" w:lineRule="auto"/>
-        <w:rPr>
-          <w:rFonts w:asciiTheme="majorBidi" w:hAnsiTheme="majorBidi" w:cstheme="majorBidi"/>
-          <w:sz w:val="24"/>
-          <w:szCs w:val="24"/>
-          <w:lang w:val="en-GB"/>
-        </w:rPr>
-      </w:pPr>
-      <w:r>
-        <w:rPr>
-          <w:rFonts w:asciiTheme="majorBidi" w:hAnsiTheme="majorBidi" w:cstheme="majorBidi"/>
-          <w:sz w:val="24"/>
-          <w:szCs w:val="24"/>
-          <w:lang w:val="en-GB"/>
-        </w:rPr>
-        <w:t>Input</w:t>
-      </w:r>
-    </w:p>
-    <w:p>
-      <w:pPr>
-        <w:numPr>
-          <w:ilvl w:val="0"/>
-          <w:numId w:val="27"/>
-        </w:numPr>
+        <w:ind w:firstLine="360"/>
+        <w:rPr>
+          <w:rFonts w:asciiTheme="majorBidi" w:hAnsiTheme="majorBidi" w:cstheme="majorBidi"/>
+          <w:sz w:val="24"/>
+          <w:szCs w:val="24"/>
+          <w:lang w:val="en-GB"/>
+        </w:rPr>
+      </w:pPr>
+      <w:r>
+        <w:rPr>
+          <w:rFonts w:asciiTheme="majorBidi" w:hAnsiTheme="majorBidi" w:cstheme="majorBidi"/>
+          <w:sz w:val="24"/>
+          <w:szCs w:val="24"/>
+          <w:lang w:val="en-GB"/>
+        </w:rPr>
+        <w:t>In Study [5], the research provides a comprehensive survey on XAI specifically tailored toward medical applications. The study utilizes diverse medical datasets, including MRI, CT, and X-ray images, alongside physiological signals and clinical data for disease diagnosis and prediction. These datasets are processed using various ML and DL architectures, such as NN and CNN, to support medical decision systems.</w:t>
+      </w:r>
+    </w:p>
+    <w:p>
+      <w:pPr>
         <w:spacing w:line="360" w:lineRule="auto"/>
-        <w:rPr>
-          <w:rFonts w:asciiTheme="majorBidi" w:hAnsiTheme="majorBidi" w:cstheme="majorBidi"/>
-          <w:sz w:val="24"/>
-          <w:szCs w:val="24"/>
-          <w:lang w:val="en-GB"/>
-        </w:rPr>
-      </w:pPr>
-      <w:r>
-        <w:rPr>
-          <w:rFonts w:asciiTheme="majorBidi" w:hAnsiTheme="majorBidi" w:cstheme="majorBidi"/>
-          <w:sz w:val="24"/>
-          <w:szCs w:val="24"/>
-          <w:lang w:val="en-GB"/>
-        </w:rPr>
-        <w:t>Output</w:t>
-      </w:r>
-    </w:p>
-    <w:p>
-      <w:pPr>
-        <w:numPr>
-          <w:ilvl w:val="0"/>
-          <w:numId w:val="27"/>
-        </w:numPr>
+        <w:ind w:firstLine="360"/>
+        <w:rPr>
+          <w:rFonts w:asciiTheme="majorBidi" w:hAnsiTheme="majorBidi" w:cstheme="majorBidi"/>
+          <w:sz w:val="24"/>
+          <w:szCs w:val="24"/>
+          <w:lang w:val="en-GB"/>
+        </w:rPr>
+      </w:pPr>
+      <w:r>
+        <w:rPr>
+          <w:rFonts w:asciiTheme="majorBidi" w:hAnsiTheme="majorBidi" w:cstheme="majorBidi"/>
+          <w:sz w:val="24"/>
+          <w:szCs w:val="24"/>
+          <w:lang w:val="en-GB"/>
+        </w:rPr>
+        <w:t>The paper categorizes interpretability approaches into feature visualization, saliency methods, and model transparency techniques. Evaluation in this research focuses on interpretability analysis and qualitative assessments of how these explanations assist humans in understanding model decisions. However, the study identifies several gaps, including limited research on interpretability within clinical settings, a lack of systematic comparisons between XAI methods, and an urgent need for more clinically meaningful explanations for healthcare practitioners.</w:t>
+      </w:r>
+    </w:p>
+    <w:p>
+      <w:pPr>
         <w:spacing w:line="360" w:lineRule="auto"/>
-        <w:rPr>
-          <w:rFonts w:asciiTheme="majorBidi" w:hAnsiTheme="majorBidi" w:cstheme="majorBidi"/>
-          <w:sz w:val="24"/>
-          <w:szCs w:val="24"/>
-          <w:lang w:val="en-GB"/>
-        </w:rPr>
-      </w:pPr>
-      <w:r>
-        <w:rPr>
-          <w:rFonts w:asciiTheme="majorBidi" w:hAnsiTheme="majorBidi" w:cstheme="majorBidi"/>
-          <w:sz w:val="24"/>
-          <w:szCs w:val="24"/>
-          <w:lang w:val="en-GB"/>
-        </w:rPr>
-        <w:t xml:space="preserve">Task type (e.g., </w:t>
-      </w:r>
-      <w:r>
-        <w:rPr>
-          <w:rFonts w:asciiTheme="majorBidi" w:hAnsiTheme="majorBidi" w:cstheme="majorBidi"/>
-          <w:color w:val="00B050"/>
-          <w:sz w:val="24"/>
-          <w:szCs w:val="24"/>
-          <w:lang w:val="en-GB"/>
-        </w:rPr>
-        <w:t>classification</w:t>
-      </w:r>
-      <w:r>
-        <w:rPr>
-          <w:rFonts w:asciiTheme="majorBidi" w:hAnsiTheme="majorBidi" w:cstheme="majorBidi"/>
-          <w:sz w:val="24"/>
-          <w:szCs w:val="24"/>
-          <w:lang w:val="en-GB"/>
-        </w:rPr>
-        <w:t>, NLP, CV)</w:t>
+        <w:ind w:firstLine="360"/>
+        <w:rPr>
+          <w:rFonts w:asciiTheme="majorBidi" w:hAnsiTheme="majorBidi" w:cstheme="majorBidi"/>
+          <w:sz w:val="24"/>
+          <w:szCs w:val="24"/>
+          <w:lang w:val="en-GB"/>
+        </w:rPr>
+      </w:pPr>
+      <w:r>
+        <w:rPr>
+          <w:rFonts w:asciiTheme="majorBidi" w:hAnsiTheme="majorBidi" w:cstheme="majorBidi"/>
+          <w:sz w:val="24"/>
+          <w:szCs w:val="24"/>
+          <w:lang w:val="en-GB"/>
+        </w:rPr>
+        <w:t>In Study [6], the research examines XAI within the healthcare sector, utilizing various datasets such as EHR, medical imaging, and clinical measurements to support medical decision systems. These systems are built upon ML and DL architectures, specifically neural networks and predictive models designed for disease prediction and clinical decision-making. To ensure transparency, the study employs several explainability approaches, including feature attribution methods and visualization techniques that assist clinicians in interpreting model outputs. Evaluation in this research prioritizes model reliability, fairness, and clinical usefulness, focusing on how explanations can improve human trust in AI-assisted decisions. Despite these efforts, the study identifies critical challenges such as a lack of trust in AI, ethical concerns regarding bias, and the urgent need for more accountable and transparent systems for practical clinical use.</w:t>
       </w:r>
     </w:p>
     <w:p>
       <w:pPr>
         <w:spacing w:line="360" w:lineRule="auto"/>
-        <w:rPr>
-          <w:rFonts w:asciiTheme="majorBidi" w:hAnsiTheme="majorBidi" w:cstheme="majorBidi"/>
-          <w:sz w:val="24"/>
-          <w:szCs w:val="24"/>
-          <w:lang w:val="en-GB"/>
-        </w:rPr>
-      </w:pPr>
-      <w:r>
-        <w:rPr>
-          <w:rFonts w:asciiTheme="majorBidi" w:hAnsiTheme="majorBidi" w:cstheme="majorBidi"/>
-          <w:sz w:val="24"/>
-          <w:szCs w:val="24"/>
-          <w:lang w:val="en-GB"/>
-        </w:rPr>
-        <w:t>Define:</w:t>
-      </w:r>
-    </w:p>
-    <w:p>
-      <w:pPr>
-        <w:numPr>
-          <w:ilvl w:val="0"/>
-          <w:numId w:val="28"/>
-        </w:numPr>
-        <w:spacing w:line="360" w:lineRule="auto"/>
-        <w:rPr>
-          <w:rFonts w:asciiTheme="majorBidi" w:hAnsiTheme="majorBidi" w:cstheme="majorBidi"/>
-          <w:sz w:val="24"/>
-          <w:szCs w:val="24"/>
-          <w:rtl/>
-          <w:lang w:val="en-GB"/>
-        </w:rPr>
-      </w:pPr>
+        <w:ind w:firstLine="360"/>
+        <w:rPr>
+          <w:rFonts w:asciiTheme="majorBidi" w:hAnsiTheme="majorBidi" w:cstheme="majorBidi"/>
+          <w:sz w:val="24"/>
+          <w:szCs w:val="24"/>
+          <w:lang w:val="en-GB"/>
+        </w:rPr>
+      </w:pPr>
+      <w:r>
+        <w:rPr>
+          <w:rFonts w:asciiTheme="majorBidi" w:hAnsiTheme="majorBidi" w:cstheme="majorBidi"/>
+          <w:sz w:val="24"/>
+          <w:szCs w:val="24"/>
+          <w:lang w:val="en-GB"/>
+        </w:rPr>
+        <w:t xml:space="preserve">A new comparison is essential because, as stated in [2], XAI innovations developed after 2025 have not been compared against established models due to the </w:t>
+      </w:r>
       <w:r>
         <w:rPr>
           <w:rFonts w:asciiTheme="majorBidi" w:hAnsiTheme="majorBidi" w:cstheme="majorBidi"/>
@@ -4076,7 +4172,7 @@
           <w:lang w:val="en-GB"/>
         </w:rPr>
         <w:lastRenderedPageBreak/>
-        <w:t>Success criteria (how you measure performance)</w:t>
+        <w:t>rapid pace of AI advancement outpacing publication cycles. This "recency gap" leaves the latest diagnostic tools unvalidated. Therefore, updated research is required to determine if post-2025 techniques resolve the black box issue.</w:t>
       </w:r>
     </w:p>
     <w:p>
@@ -4094,6 +4190,18 @@
           <w:szCs w:val="44"/>
         </w:rPr>
       </w:pPr>
+      <w:bookmarkStart w:id="83" w:name="_Toc221988911"/>
+      <w:bookmarkStart w:id="84" w:name="_Toc221989046"/>
+      <w:bookmarkStart w:id="85" w:name="_Toc221989132"/>
+      <w:bookmarkStart w:id="86" w:name="_Toc226643860"/>
+      <w:bookmarkStart w:id="87" w:name="_Toc226643950"/>
+      <w:bookmarkStart w:id="88" w:name="_Toc226644024"/>
+      <w:bookmarkStart w:id="89" w:name="_Toc226645918"/>
+      <w:bookmarkStart w:id="90" w:name="_Toc226646694"/>
+      <w:bookmarkStart w:id="91" w:name="_Toc226649317"/>
+      <w:bookmarkStart w:id="92" w:name="_Toc226650178"/>
+      <w:bookmarkStart w:id="93" w:name="_Toc228045755"/>
+      <w:bookmarkStart w:id="94" w:name="_Toc228045816"/>
       <w:r>
         <w:rPr>
           <w:rFonts w:asciiTheme="majorBidi" w:hAnsiTheme="majorBidi"/>
@@ -4101,1135 +4209,12 @@
           <w:sz w:val="44"/>
           <w:szCs w:val="44"/>
         </w:rPr>
-        <w:t>Proposed Method / Approach</w:t>
-      </w:r>
-    </w:p>
-    <w:p>
-      <w:pPr>
-        <w:spacing w:line="360" w:lineRule="auto"/>
-        <w:rPr>
-          <w:rFonts w:asciiTheme="majorBidi" w:hAnsiTheme="majorBidi" w:cstheme="majorBidi"/>
-          <w:sz w:val="24"/>
-          <w:szCs w:val="24"/>
-          <w:lang w:val="en-GB"/>
-        </w:rPr>
-      </w:pPr>
-      <w:r>
-        <w:rPr>
-          <w:rFonts w:asciiTheme="majorBidi" w:hAnsiTheme="majorBidi" w:cstheme="majorBidi"/>
-          <w:b/>
-          <w:bCs/>
-          <w:sz w:val="24"/>
-          <w:szCs w:val="24"/>
-          <w:lang w:val="en-GB"/>
-        </w:rPr>
-        <w:t>T</w:t>
-      </w:r>
-      <w:r>
-        <w:rPr>
-          <w:rFonts w:asciiTheme="majorBidi" w:hAnsiTheme="majorBidi" w:cstheme="majorBidi"/>
-          <w:b/>
-          <w:bCs/>
-          <w:sz w:val="24"/>
-          <w:szCs w:val="24"/>
-          <w:lang w:val="en-GB"/>
-        </w:rPr>
-        <w:t>rack 2 (Comparative):</w:t>
-      </w:r>
-    </w:p>
-    <w:p>
-      <w:pPr>
-        <w:spacing w:line="360" w:lineRule="auto"/>
-        <w:rPr>
-          <w:rFonts w:asciiTheme="majorBidi" w:hAnsiTheme="majorBidi" w:cstheme="majorBidi"/>
-          <w:sz w:val="24"/>
-          <w:szCs w:val="24"/>
-          <w:lang w:val="en-GB"/>
-        </w:rPr>
-      </w:pPr>
-      <w:r>
-        <w:rPr>
-          <w:rFonts w:asciiTheme="majorBidi" w:hAnsiTheme="majorBidi" w:cstheme="majorBidi"/>
-          <w:sz w:val="24"/>
-          <w:szCs w:val="24"/>
-          <w:lang w:val="en-GB"/>
-        </w:rPr>
-        <w:t>List:</w:t>
-      </w:r>
-    </w:p>
-    <w:p>
-      <w:pPr>
-        <w:numPr>
-          <w:ilvl w:val="0"/>
-          <w:numId w:val="18"/>
-        </w:numPr>
-        <w:spacing w:line="360" w:lineRule="auto"/>
-        <w:rPr>
-          <w:rFonts w:asciiTheme="majorBidi" w:hAnsiTheme="majorBidi" w:cstheme="majorBidi"/>
-          <w:sz w:val="24"/>
-          <w:szCs w:val="24"/>
-          <w:lang w:val="en-GB"/>
-        </w:rPr>
-      </w:pPr>
-      <w:r>
-        <w:rPr>
-          <w:rFonts w:asciiTheme="majorBidi" w:hAnsiTheme="majorBidi" w:cstheme="majorBidi"/>
-          <w:sz w:val="24"/>
-          <w:szCs w:val="24"/>
-          <w:lang w:val="en-GB"/>
-        </w:rPr>
-        <w:t>Models used</w:t>
-      </w:r>
-    </w:p>
-    <w:p>
-      <w:pPr>
-        <w:numPr>
-          <w:ilvl w:val="0"/>
-          <w:numId w:val="18"/>
-        </w:numPr>
-        <w:spacing w:line="360" w:lineRule="auto"/>
-        <w:rPr>
-          <w:rFonts w:asciiTheme="majorBidi" w:hAnsiTheme="majorBidi" w:cstheme="majorBidi"/>
-          <w:sz w:val="24"/>
-          <w:szCs w:val="24"/>
-          <w:lang w:val="en-GB"/>
-        </w:rPr>
-      </w:pPr>
-      <w:r>
-        <w:rPr>
-          <w:rFonts w:asciiTheme="majorBidi" w:hAnsiTheme="majorBidi" w:cstheme="majorBidi"/>
-          <w:sz w:val="24"/>
-          <w:szCs w:val="24"/>
-          <w:lang w:val="en-GB"/>
-        </w:rPr>
-        <w:t>Baseline</w:t>
-      </w:r>
-    </w:p>
-    <w:p>
-      <w:pPr>
-        <w:spacing w:line="360" w:lineRule="auto"/>
-        <w:rPr>
-          <w:rFonts w:asciiTheme="majorBidi" w:hAnsiTheme="majorBidi" w:cstheme="majorBidi"/>
-          <w:sz w:val="24"/>
-          <w:szCs w:val="24"/>
-          <w:lang w:val="en-GB"/>
-        </w:rPr>
-      </w:pPr>
-      <w:r>
-        <w:rPr>
-          <w:rFonts w:asciiTheme="majorBidi" w:hAnsiTheme="majorBidi" w:cstheme="majorBidi"/>
-          <w:sz w:val="24"/>
-          <w:szCs w:val="24"/>
-          <w:lang w:val="en-GB"/>
-        </w:rPr>
-        <w:t>Explain:</w:t>
-      </w:r>
-    </w:p>
-    <w:p>
-      <w:pPr>
-        <w:numPr>
-          <w:ilvl w:val="0"/>
-          <w:numId w:val="19"/>
-        </w:numPr>
-        <w:spacing w:line="360" w:lineRule="auto"/>
-        <w:rPr>
-          <w:rFonts w:asciiTheme="majorBidi" w:hAnsiTheme="majorBidi" w:cstheme="majorBidi"/>
-          <w:sz w:val="24"/>
-          <w:szCs w:val="24"/>
-          <w:lang w:val="en-GB"/>
-        </w:rPr>
-      </w:pPr>
-      <w:r>
-        <w:rPr>
-          <w:rFonts w:asciiTheme="majorBidi" w:hAnsiTheme="majorBidi" w:cstheme="majorBidi"/>
-          <w:sz w:val="24"/>
-          <w:szCs w:val="24"/>
-          <w:lang w:val="en-GB"/>
-        </w:rPr>
-        <w:t>Why these models are compared</w:t>
-      </w:r>
-    </w:p>
-    <w:p>
-      <w:pPr>
-        <w:pStyle w:val="ListParagraph"/>
-        <w:numPr>
-          <w:ilvl w:val="0"/>
-          <w:numId w:val="6"/>
-        </w:numPr>
-        <w:spacing w:line="360" w:lineRule="auto"/>
-        <w:rPr>
-          <w:rFonts w:asciiTheme="majorBidi" w:eastAsiaTheme="majorEastAsia" w:hAnsiTheme="majorBidi" w:cstheme="majorBidi"/>
-          <w:sz w:val="44"/>
-          <w:szCs w:val="44"/>
-        </w:rPr>
-      </w:pPr>
-      <w:r>
-        <w:rPr>
-          <w:rFonts w:asciiTheme="majorBidi" w:eastAsiaTheme="majorEastAsia" w:hAnsiTheme="majorBidi" w:cstheme="majorBidi"/>
-          <w:sz w:val="44"/>
-          <w:szCs w:val="44"/>
-        </w:rPr>
-        <w:t>System Design</w:t>
-      </w:r>
-    </w:p>
-    <w:p>
-      <w:pPr>
-        <w:spacing w:line="360" w:lineRule="auto"/>
-        <w:rPr>
-          <w:rFonts w:asciiTheme="majorBidi" w:hAnsiTheme="majorBidi" w:cstheme="majorBidi"/>
-          <w:sz w:val="24"/>
-          <w:szCs w:val="24"/>
-          <w:lang w:val="en-GB"/>
-        </w:rPr>
-      </w:pPr>
-      <w:r>
-        <w:rPr>
-          <w:rFonts w:asciiTheme="majorBidi" w:hAnsiTheme="majorBidi" w:cstheme="majorBidi"/>
-          <w:sz w:val="24"/>
-          <w:szCs w:val="24"/>
-          <w:lang w:val="en-GB"/>
-        </w:rPr>
-        <w:t>Add architecture diagram</w:t>
-      </w:r>
-    </w:p>
-    <w:p>
-      <w:pPr>
-        <w:spacing w:line="360" w:lineRule="auto"/>
-        <w:rPr>
-          <w:rFonts w:asciiTheme="majorBidi" w:hAnsiTheme="majorBidi" w:cstheme="majorBidi"/>
-          <w:sz w:val="24"/>
-          <w:szCs w:val="24"/>
-          <w:lang w:val="en-GB"/>
-        </w:rPr>
-      </w:pPr>
-      <w:r>
-        <w:rPr>
-          <w:rFonts w:asciiTheme="majorBidi" w:hAnsiTheme="majorBidi" w:cstheme="majorBidi"/>
-          <w:sz w:val="24"/>
-          <w:szCs w:val="24"/>
-          <w:lang w:val="en-GB"/>
-        </w:rPr>
-        <w:t>Explain:</w:t>
-      </w:r>
-    </w:p>
-    <w:p>
-      <w:pPr>
-        <w:numPr>
-          <w:ilvl w:val="0"/>
-          <w:numId w:val="20"/>
-        </w:numPr>
-        <w:spacing w:line="360" w:lineRule="auto"/>
-        <w:rPr>
-          <w:rFonts w:asciiTheme="majorBidi" w:hAnsiTheme="majorBidi" w:cstheme="majorBidi"/>
-          <w:sz w:val="24"/>
-          <w:szCs w:val="24"/>
-          <w:lang w:val="en-GB"/>
-        </w:rPr>
-      </w:pPr>
-      <w:r>
-        <w:rPr>
-          <w:rFonts w:asciiTheme="majorBidi" w:hAnsiTheme="majorBidi" w:cstheme="majorBidi"/>
-          <w:sz w:val="24"/>
-          <w:szCs w:val="24"/>
-          <w:lang w:val="en-GB"/>
-        </w:rPr>
-        <w:t>Components (data → model → output)</w:t>
-      </w:r>
-    </w:p>
-    <w:p>
-      <w:pPr>
-        <w:numPr>
-          <w:ilvl w:val="0"/>
-          <w:numId w:val="20"/>
-        </w:numPr>
-        <w:spacing w:line="360" w:lineRule="auto"/>
-        <w:rPr>
-          <w:rFonts w:asciiTheme="majorBidi" w:hAnsiTheme="majorBidi" w:cstheme="majorBidi"/>
-          <w:sz w:val="24"/>
-          <w:szCs w:val="24"/>
-          <w:lang w:val="en-GB"/>
-        </w:rPr>
-      </w:pPr>
-      <w:r>
-        <w:rPr>
-          <w:rFonts w:asciiTheme="majorBidi" w:hAnsiTheme="majorBidi" w:cstheme="majorBidi"/>
-          <w:sz w:val="24"/>
-          <w:szCs w:val="24"/>
-          <w:lang w:val="en-GB"/>
-        </w:rPr>
-        <w:t>Workflow step-by-step</w:t>
-      </w:r>
-    </w:p>
-    <w:p>
-      <w:pPr>
-        <w:pStyle w:val="ListParagraph"/>
-        <w:numPr>
-          <w:ilvl w:val="0"/>
-          <w:numId w:val="6"/>
-        </w:numPr>
-        <w:spacing w:line="360" w:lineRule="auto"/>
-        <w:rPr>
-          <w:rFonts w:asciiTheme="majorBidi" w:eastAsiaTheme="majorEastAsia" w:hAnsiTheme="majorBidi" w:cstheme="majorBidi"/>
-          <w:sz w:val="44"/>
-          <w:szCs w:val="44"/>
-        </w:rPr>
-      </w:pPr>
-      <w:r>
-        <w:rPr>
-          <w:rFonts w:asciiTheme="majorBidi" w:eastAsiaTheme="majorEastAsia" w:hAnsiTheme="majorBidi" w:cstheme="majorBidi"/>
-          <w:sz w:val="44"/>
-          <w:szCs w:val="44"/>
-        </w:rPr>
-        <w:t>Dataset</w:t>
-      </w:r>
-    </w:p>
-    <w:p>
-      <w:pPr>
-        <w:pStyle w:val="ListParagraph"/>
-        <w:spacing w:line="360" w:lineRule="auto"/>
-        <w:ind w:left="360"/>
-        <w:rPr>
-          <w:rFonts w:asciiTheme="majorBidi" w:hAnsiTheme="majorBidi" w:cstheme="majorBidi"/>
-          <w:sz w:val="24"/>
-          <w:szCs w:val="24"/>
-          <w:lang w:val="en-GB"/>
-        </w:rPr>
-      </w:pPr>
-      <w:r>
-        <w:rPr>
-          <w:rFonts w:asciiTheme="majorBidi" w:hAnsiTheme="majorBidi" w:cstheme="majorBidi"/>
-          <w:sz w:val="24"/>
-          <w:szCs w:val="24"/>
-          <w:lang w:val="en-GB"/>
-        </w:rPr>
-        <w:t>Dataset in num [7]</w:t>
-      </w:r>
-    </w:p>
-    <w:p>
-      <w:pPr>
-        <w:spacing w:line="360" w:lineRule="auto"/>
-        <w:rPr>
-          <w:rFonts w:asciiTheme="majorBidi" w:hAnsiTheme="majorBidi" w:cstheme="majorBidi"/>
-          <w:sz w:val="24"/>
-          <w:szCs w:val="24"/>
-          <w:lang w:val="en-GB"/>
-        </w:rPr>
-      </w:pPr>
-      <w:r>
-        <w:rPr>
-          <w:rFonts w:asciiTheme="majorBidi" w:hAnsiTheme="majorBidi" w:cstheme="majorBidi"/>
-          <w:sz w:val="24"/>
-          <w:szCs w:val="24"/>
-          <w:lang w:val="en-GB"/>
-        </w:rPr>
-        <w:t>Dataset name/source</w:t>
-      </w:r>
-    </w:p>
-    <w:p>
-      <w:pPr>
-        <w:spacing w:line="360" w:lineRule="auto"/>
-        <w:rPr>
-          <w:rFonts w:asciiTheme="majorBidi" w:hAnsiTheme="majorBidi" w:cstheme="majorBidi"/>
-          <w:sz w:val="24"/>
-          <w:szCs w:val="24"/>
-          <w:lang w:val="en-GB"/>
-        </w:rPr>
-      </w:pPr>
-      <w:r>
-        <w:rPr>
-          <w:rFonts w:asciiTheme="majorBidi" w:hAnsiTheme="majorBidi" w:cstheme="majorBidi"/>
-          <w:sz w:val="24"/>
-          <w:szCs w:val="24"/>
-          <w:lang w:val="en-GB"/>
-        </w:rPr>
-        <w:t>Size (samples, classes)</w:t>
-      </w:r>
-    </w:p>
-    <w:p>
-      <w:pPr>
-        <w:spacing w:line="360" w:lineRule="auto"/>
-        <w:rPr>
-          <w:rFonts w:asciiTheme="majorBidi" w:hAnsiTheme="majorBidi" w:cstheme="majorBidi"/>
-          <w:sz w:val="24"/>
-          <w:szCs w:val="24"/>
-          <w:lang w:val="en-GB"/>
-        </w:rPr>
-      </w:pPr>
-      <w:r>
-        <w:rPr>
-          <w:rFonts w:asciiTheme="majorBidi" w:hAnsiTheme="majorBidi" w:cstheme="majorBidi"/>
-          <w:sz w:val="24"/>
-          <w:szCs w:val="24"/>
-          <w:lang w:val="en-GB"/>
-        </w:rPr>
-        <w:t>Train / Validation / Test split</w:t>
-      </w:r>
-    </w:p>
-    <w:p>
-      <w:pPr>
-        <w:spacing w:line="360" w:lineRule="auto"/>
-        <w:rPr>
-          <w:rFonts w:asciiTheme="majorBidi" w:hAnsiTheme="majorBidi" w:cstheme="majorBidi"/>
-          <w:sz w:val="24"/>
-          <w:szCs w:val="24"/>
-          <w:lang w:val="en-GB"/>
-        </w:rPr>
-      </w:pPr>
-      <w:r>
-        <w:rPr>
-          <w:rFonts w:asciiTheme="majorBidi" w:hAnsiTheme="majorBidi" w:cstheme="majorBidi"/>
-          <w:sz w:val="24"/>
-          <w:szCs w:val="24"/>
-          <w:lang w:val="en-GB"/>
-        </w:rPr>
-        <w:t>Preprocessing steps</w:t>
-      </w:r>
-    </w:p>
-    <w:p>
-      <w:pPr>
-        <w:spacing w:line="360" w:lineRule="auto"/>
-        <w:rPr>
-          <w:rFonts w:asciiTheme="majorBidi" w:eastAsiaTheme="majorEastAsia" w:hAnsiTheme="majorBidi" w:cstheme="majorBidi"/>
-          <w:sz w:val="44"/>
-          <w:szCs w:val="44"/>
-        </w:rPr>
-      </w:pPr>
-      <w:r>
-        <w:rPr>
-          <w:rFonts w:asciiTheme="majorBidi" w:eastAsiaTheme="majorEastAsia" w:hAnsiTheme="majorBidi" w:cstheme="majorBidi"/>
-          <w:sz w:val="44"/>
-          <w:szCs w:val="44"/>
-        </w:rPr>
-        <w:lastRenderedPageBreak/>
-        <w:t>6. Experimental Setup</w:t>
-      </w:r>
-    </w:p>
-    <w:p>
-      <w:pPr>
-        <w:spacing w:line="360" w:lineRule="auto"/>
-        <w:rPr>
-          <w:rFonts w:asciiTheme="majorBidi" w:hAnsiTheme="majorBidi" w:cstheme="majorBidi"/>
-          <w:sz w:val="24"/>
-          <w:szCs w:val="24"/>
-          <w:lang w:val="en-GB"/>
-        </w:rPr>
-      </w:pPr>
-      <w:r>
-        <w:rPr>
-          <w:rFonts w:asciiTheme="majorBidi" w:hAnsiTheme="majorBidi" w:cstheme="majorBidi"/>
-          <w:sz w:val="24"/>
-          <w:szCs w:val="24"/>
-          <w:lang w:val="en-GB"/>
-        </w:rPr>
-        <w:t>Tools used (e.g., PyTorch, TensorFlow)</w:t>
-      </w:r>
-    </w:p>
-    <w:p>
-      <w:pPr>
-        <w:spacing w:line="360" w:lineRule="auto"/>
-        <w:rPr>
-          <w:rFonts w:asciiTheme="majorBidi" w:hAnsiTheme="majorBidi" w:cstheme="majorBidi"/>
-          <w:sz w:val="24"/>
-          <w:szCs w:val="24"/>
-          <w:lang w:val="en-GB"/>
-        </w:rPr>
-      </w:pPr>
-      <w:r>
-        <w:rPr>
-          <w:rFonts w:asciiTheme="majorBidi" w:hAnsiTheme="majorBidi" w:cstheme="majorBidi"/>
-          <w:sz w:val="24"/>
-          <w:szCs w:val="24"/>
-          <w:lang w:val="en-GB"/>
-        </w:rPr>
-        <w:t>Model configuration:</w:t>
-      </w:r>
-    </w:p>
-    <w:p>
-      <w:pPr>
-        <w:numPr>
-          <w:ilvl w:val="0"/>
-          <w:numId w:val="21"/>
-        </w:numPr>
-        <w:spacing w:line="360" w:lineRule="auto"/>
-        <w:rPr>
-          <w:rFonts w:asciiTheme="majorBidi" w:hAnsiTheme="majorBidi" w:cstheme="majorBidi"/>
-          <w:sz w:val="24"/>
-          <w:szCs w:val="24"/>
-          <w:lang w:val="en-GB"/>
-        </w:rPr>
-      </w:pPr>
-      <w:r>
-        <w:rPr>
-          <w:rFonts w:asciiTheme="majorBidi" w:hAnsiTheme="majorBidi" w:cstheme="majorBidi"/>
-          <w:sz w:val="24"/>
-          <w:szCs w:val="24"/>
-          <w:lang w:val="en-GB"/>
-        </w:rPr>
-        <w:t>Epochs</w:t>
-      </w:r>
-    </w:p>
-    <w:p>
-      <w:pPr>
-        <w:numPr>
-          <w:ilvl w:val="0"/>
-          <w:numId w:val="21"/>
-        </w:numPr>
-        <w:spacing w:line="360" w:lineRule="auto"/>
-        <w:rPr>
-          <w:rFonts w:asciiTheme="majorBidi" w:hAnsiTheme="majorBidi" w:cstheme="majorBidi"/>
-          <w:sz w:val="24"/>
-          <w:szCs w:val="24"/>
-          <w:lang w:val="en-GB"/>
-        </w:rPr>
-      </w:pPr>
-      <w:r>
-        <w:rPr>
-          <w:rFonts w:asciiTheme="majorBidi" w:hAnsiTheme="majorBidi" w:cstheme="majorBidi"/>
-          <w:sz w:val="24"/>
-          <w:szCs w:val="24"/>
-          <w:lang w:val="en-GB"/>
-        </w:rPr>
-        <w:t>Batch size</w:t>
-      </w:r>
-    </w:p>
-    <w:p>
-      <w:pPr>
-        <w:numPr>
-          <w:ilvl w:val="0"/>
-          <w:numId w:val="21"/>
-        </w:numPr>
-        <w:spacing w:line="360" w:lineRule="auto"/>
-        <w:rPr>
-          <w:rFonts w:asciiTheme="majorBidi" w:hAnsiTheme="majorBidi" w:cstheme="majorBidi"/>
-          <w:sz w:val="24"/>
-          <w:szCs w:val="24"/>
-          <w:lang w:val="en-GB"/>
-        </w:rPr>
-      </w:pPr>
-      <w:r>
-        <w:rPr>
-          <w:rFonts w:asciiTheme="majorBidi" w:hAnsiTheme="majorBidi" w:cstheme="majorBidi"/>
-          <w:sz w:val="24"/>
-          <w:szCs w:val="24"/>
-          <w:lang w:val="en-GB"/>
-        </w:rPr>
-        <w:t>Learning rate</w:t>
-      </w:r>
-    </w:p>
-    <w:p>
-      <w:pPr>
-        <w:spacing w:line="360" w:lineRule="auto"/>
-        <w:rPr>
-          <w:rFonts w:asciiTheme="majorBidi" w:hAnsiTheme="majorBidi" w:cstheme="majorBidi"/>
-          <w:sz w:val="24"/>
-          <w:szCs w:val="24"/>
-          <w:lang w:val="en-GB"/>
-        </w:rPr>
-      </w:pPr>
-      <w:r>
-        <w:rPr>
-          <w:rFonts w:asciiTheme="majorBidi" w:hAnsiTheme="majorBidi" w:cstheme="majorBidi"/>
-          <w:sz w:val="24"/>
-          <w:szCs w:val="24"/>
-          <w:lang w:val="en-GB"/>
-        </w:rPr>
-        <w:t>Hardware (if available)</w:t>
-      </w:r>
-    </w:p>
-    <w:p>
-      <w:pPr>
-        <w:spacing w:line="360" w:lineRule="auto"/>
-        <w:rPr>
-          <w:rFonts w:asciiTheme="majorBidi" w:eastAsiaTheme="majorEastAsia" w:hAnsiTheme="majorBidi" w:cstheme="majorBidi"/>
-          <w:sz w:val="44"/>
-          <w:szCs w:val="44"/>
-        </w:rPr>
-      </w:pPr>
-      <w:r>
-        <w:rPr>
-          <w:rFonts w:asciiTheme="majorBidi" w:eastAsiaTheme="majorEastAsia" w:hAnsiTheme="majorBidi" w:cstheme="majorBidi"/>
-          <w:sz w:val="44"/>
-          <w:szCs w:val="44"/>
-        </w:rPr>
-        <w:t>7. Implementation Details</w:t>
-      </w:r>
-    </w:p>
-    <w:p>
-      <w:pPr>
-        <w:spacing w:line="360" w:lineRule="auto"/>
-        <w:rPr>
-          <w:rFonts w:asciiTheme="majorBidi" w:hAnsiTheme="majorBidi" w:cstheme="majorBidi"/>
-          <w:sz w:val="24"/>
-          <w:szCs w:val="24"/>
-          <w:lang w:val="en-GB"/>
-        </w:rPr>
-      </w:pPr>
-      <w:r>
-        <w:rPr>
-          <w:rFonts w:asciiTheme="majorBidi" w:hAnsiTheme="majorBidi" w:cstheme="majorBidi"/>
-          <w:sz w:val="24"/>
-          <w:szCs w:val="24"/>
-          <w:lang w:val="en-GB"/>
-        </w:rPr>
-        <w:t>Describe:</w:t>
-      </w:r>
-    </w:p>
-    <w:p>
-      <w:pPr>
-        <w:numPr>
-          <w:ilvl w:val="0"/>
-          <w:numId w:val="22"/>
-        </w:numPr>
-        <w:spacing w:line="360" w:lineRule="auto"/>
-        <w:rPr>
-          <w:rFonts w:asciiTheme="majorBidi" w:hAnsiTheme="majorBidi" w:cstheme="majorBidi"/>
-          <w:sz w:val="24"/>
-          <w:szCs w:val="24"/>
-          <w:lang w:val="en-GB"/>
-        </w:rPr>
-      </w:pPr>
-      <w:r>
-        <w:rPr>
-          <w:rFonts w:asciiTheme="majorBidi" w:hAnsiTheme="majorBidi" w:cstheme="majorBidi"/>
-          <w:sz w:val="24"/>
-          <w:szCs w:val="24"/>
-          <w:lang w:val="en-GB"/>
-        </w:rPr>
-        <w:t>How the model was built</w:t>
-      </w:r>
-    </w:p>
-    <w:p>
-      <w:pPr>
-        <w:numPr>
-          <w:ilvl w:val="0"/>
-          <w:numId w:val="22"/>
-        </w:numPr>
-        <w:spacing w:line="360" w:lineRule="auto"/>
-        <w:rPr>
-          <w:rFonts w:asciiTheme="majorBidi" w:hAnsiTheme="majorBidi" w:cstheme="majorBidi"/>
-          <w:sz w:val="24"/>
-          <w:szCs w:val="24"/>
-          <w:lang w:val="en-GB"/>
-        </w:rPr>
-      </w:pPr>
-      <w:r>
-        <w:rPr>
-          <w:rFonts w:asciiTheme="majorBidi" w:hAnsiTheme="majorBidi" w:cstheme="majorBidi"/>
-          <w:sz w:val="24"/>
-          <w:szCs w:val="24"/>
-          <w:lang w:val="en-GB"/>
-        </w:rPr>
-        <w:t>Training process</w:t>
-      </w:r>
-    </w:p>
-    <w:p>
-      <w:pPr>
-        <w:numPr>
-          <w:ilvl w:val="0"/>
-          <w:numId w:val="22"/>
-        </w:numPr>
-        <w:spacing w:line="360" w:lineRule="auto"/>
-        <w:rPr>
-          <w:rFonts w:asciiTheme="majorBidi" w:hAnsiTheme="majorBidi" w:cstheme="majorBidi"/>
-          <w:sz w:val="24"/>
-          <w:szCs w:val="24"/>
-          <w:lang w:val="en-GB"/>
-        </w:rPr>
-      </w:pPr>
-      <w:r>
-        <w:rPr>
-          <w:rFonts w:asciiTheme="majorBidi" w:hAnsiTheme="majorBidi" w:cstheme="majorBidi"/>
-          <w:sz w:val="24"/>
-          <w:szCs w:val="24"/>
-          <w:lang w:val="en-GB"/>
-        </w:rPr>
-        <w:t>Testing process</w:t>
-      </w:r>
-    </w:p>
-    <w:p>
-      <w:pPr>
-        <w:spacing w:line="360" w:lineRule="auto"/>
-        <w:rPr>
-          <w:rFonts w:asciiTheme="majorBidi" w:hAnsiTheme="majorBidi" w:cstheme="majorBidi"/>
-          <w:sz w:val="24"/>
-          <w:szCs w:val="24"/>
-          <w:lang w:val="en-GB"/>
-        </w:rPr>
-      </w:pPr>
-      <w:r>
-        <w:rPr>
-          <w:rFonts w:asciiTheme="majorBidi" w:hAnsiTheme="majorBidi" w:cstheme="majorBidi"/>
-          <w:sz w:val="24"/>
-          <w:szCs w:val="24"/>
-          <w:lang w:val="en-GB"/>
-        </w:rPr>
-        <w:t>Mention any:</w:t>
-      </w:r>
-    </w:p>
-    <w:p>
-      <w:pPr>
-        <w:numPr>
-          <w:ilvl w:val="0"/>
-          <w:numId w:val="23"/>
-        </w:numPr>
-        <w:spacing w:line="360" w:lineRule="auto"/>
-        <w:rPr>
-          <w:rFonts w:asciiTheme="majorBidi" w:hAnsiTheme="majorBidi" w:cstheme="majorBidi"/>
-          <w:sz w:val="24"/>
-          <w:szCs w:val="24"/>
-          <w:lang w:val="en-GB"/>
-        </w:rPr>
-      </w:pPr>
-      <w:r>
-        <w:rPr>
-          <w:rFonts w:asciiTheme="majorBidi" w:hAnsiTheme="majorBidi" w:cstheme="majorBidi"/>
-          <w:sz w:val="24"/>
-          <w:szCs w:val="24"/>
-          <w:lang w:val="en-GB"/>
-        </w:rPr>
-        <w:t>Challenges or fixes</w:t>
-      </w:r>
-    </w:p>
-    <w:p>
-      <w:pPr>
-        <w:spacing w:line="360" w:lineRule="auto"/>
-        <w:rPr>
-          <w:rFonts w:asciiTheme="majorBidi" w:eastAsiaTheme="majorEastAsia" w:hAnsiTheme="majorBidi" w:cstheme="majorBidi"/>
-          <w:sz w:val="44"/>
-          <w:szCs w:val="44"/>
-        </w:rPr>
-      </w:pPr>
-      <w:r>
-        <w:rPr>
-          <w:rFonts w:asciiTheme="majorBidi" w:eastAsiaTheme="majorEastAsia" w:hAnsiTheme="majorBidi" w:cstheme="majorBidi"/>
-          <w:sz w:val="44"/>
-          <w:szCs w:val="44"/>
-        </w:rPr>
-        <w:t>8. Results</w:t>
-      </w:r>
-    </w:p>
-    <w:p>
-      <w:pPr>
-        <w:spacing w:line="360" w:lineRule="auto"/>
-        <w:rPr>
-          <w:rFonts w:asciiTheme="majorBidi" w:hAnsiTheme="majorBidi" w:cstheme="majorBidi"/>
-          <w:sz w:val="24"/>
-          <w:szCs w:val="24"/>
-          <w:lang w:val="en-GB"/>
-        </w:rPr>
-      </w:pPr>
-      <w:r>
-        <w:rPr>
-          <w:rFonts w:asciiTheme="majorBidi" w:hAnsiTheme="majorBidi" w:cstheme="majorBidi"/>
-          <w:sz w:val="24"/>
-          <w:szCs w:val="24"/>
-          <w:lang w:val="en-GB"/>
-        </w:rPr>
-        <w:t>Present results clearly:</w:t>
-      </w:r>
-    </w:p>
-    <w:p>
-      <w:pPr>
-        <w:numPr>
-          <w:ilvl w:val="0"/>
-          <w:numId w:val="24"/>
-        </w:numPr>
-        <w:spacing w:line="360" w:lineRule="auto"/>
-        <w:rPr>
-          <w:rFonts w:asciiTheme="majorBidi" w:hAnsiTheme="majorBidi" w:cstheme="majorBidi"/>
-          <w:sz w:val="24"/>
-          <w:szCs w:val="24"/>
-          <w:lang w:val="en-GB"/>
-        </w:rPr>
-      </w:pPr>
-      <w:r>
-        <w:rPr>
-          <w:rFonts w:asciiTheme="majorBidi" w:hAnsiTheme="majorBidi" w:cstheme="majorBidi"/>
-          <w:sz w:val="24"/>
-          <w:szCs w:val="24"/>
-          <w:lang w:val="en-GB"/>
-        </w:rPr>
-        <w:t>Tables</w:t>
-      </w:r>
-    </w:p>
-    <w:p>
-      <w:pPr>
-        <w:numPr>
-          <w:ilvl w:val="0"/>
-          <w:numId w:val="24"/>
-        </w:numPr>
-        <w:spacing w:line="360" w:lineRule="auto"/>
-        <w:rPr>
-          <w:rFonts w:asciiTheme="majorBidi" w:hAnsiTheme="majorBidi" w:cstheme="majorBidi"/>
-          <w:sz w:val="24"/>
-          <w:szCs w:val="24"/>
-          <w:lang w:val="en-GB"/>
-        </w:rPr>
-      </w:pPr>
-      <w:r>
-        <w:rPr>
-          <w:rFonts w:asciiTheme="majorBidi" w:hAnsiTheme="majorBidi" w:cstheme="majorBidi"/>
-          <w:sz w:val="24"/>
-          <w:szCs w:val="24"/>
-          <w:lang w:val="en-GB"/>
-        </w:rPr>
-        <w:t>Graphs</w:t>
-      </w:r>
-    </w:p>
-    <w:p>
-      <w:pPr>
-        <w:spacing w:line="360" w:lineRule="auto"/>
-        <w:rPr>
-          <w:rFonts w:asciiTheme="majorBidi" w:hAnsiTheme="majorBidi" w:cstheme="majorBidi"/>
-          <w:sz w:val="24"/>
-          <w:szCs w:val="24"/>
-          <w:lang w:val="en-GB"/>
-        </w:rPr>
-      </w:pPr>
-      <w:r>
-        <w:rPr>
-          <w:rFonts w:asciiTheme="majorBidi" w:hAnsiTheme="majorBidi" w:cstheme="majorBidi"/>
-          <w:b/>
-          <w:bCs/>
-          <w:sz w:val="24"/>
-          <w:szCs w:val="24"/>
-          <w:lang w:val="en-GB"/>
-        </w:rPr>
-        <w:t>Track 1:</w:t>
-      </w:r>
-    </w:p>
-    <w:p>
-      <w:pPr>
-        <w:spacing w:line="360" w:lineRule="auto"/>
-        <w:rPr>
-          <w:rFonts w:asciiTheme="majorBidi" w:hAnsiTheme="majorBidi" w:cstheme="majorBidi"/>
-          <w:sz w:val="24"/>
-          <w:szCs w:val="24"/>
-          <w:lang w:val="en-GB"/>
-        </w:rPr>
-      </w:pPr>
-      <w:r>
-        <w:rPr>
-          <w:rFonts w:asciiTheme="majorBidi" w:hAnsiTheme="majorBidi" w:cstheme="majorBidi"/>
-          <w:sz w:val="24"/>
-          <w:szCs w:val="24"/>
-          <w:lang w:val="en-GB"/>
-        </w:rPr>
-        <w:t>Compare with baseline</w:t>
-      </w:r>
-    </w:p>
-    <w:p>
-      <w:pPr>
-        <w:spacing w:line="360" w:lineRule="auto"/>
-        <w:rPr>
-          <w:rFonts w:asciiTheme="majorBidi" w:hAnsiTheme="majorBidi" w:cstheme="majorBidi"/>
-          <w:sz w:val="24"/>
-          <w:szCs w:val="24"/>
-          <w:lang w:val="en-GB"/>
-        </w:rPr>
-      </w:pPr>
-      <w:r>
-        <w:rPr>
-          <w:rFonts w:asciiTheme="majorBidi" w:hAnsiTheme="majorBidi" w:cstheme="majorBidi"/>
-          <w:b/>
-          <w:bCs/>
-          <w:sz w:val="24"/>
-          <w:szCs w:val="24"/>
-          <w:lang w:val="en-GB"/>
-        </w:rPr>
-        <w:lastRenderedPageBreak/>
-        <w:t>Track 2:</w:t>
-      </w:r>
-    </w:p>
-    <w:p>
-      <w:pPr>
-        <w:spacing w:line="360" w:lineRule="auto"/>
-        <w:rPr>
-          <w:rFonts w:asciiTheme="majorBidi" w:hAnsiTheme="majorBidi" w:cstheme="majorBidi"/>
-          <w:sz w:val="24"/>
-          <w:szCs w:val="24"/>
-          <w:lang w:val="en-GB"/>
-        </w:rPr>
-      </w:pPr>
-      <w:r>
-        <w:rPr>
-          <w:rFonts w:asciiTheme="majorBidi" w:hAnsiTheme="majorBidi" w:cstheme="majorBidi"/>
-          <w:sz w:val="24"/>
-          <w:szCs w:val="24"/>
-          <w:lang w:val="en-GB"/>
-        </w:rPr>
-        <w:t>Compare all models fairly</w:t>
-      </w:r>
-    </w:p>
-    <w:p>
-      <w:pPr>
-        <w:spacing w:line="360" w:lineRule="auto"/>
-        <w:rPr>
-          <w:rFonts w:asciiTheme="majorBidi" w:eastAsiaTheme="majorEastAsia" w:hAnsiTheme="majorBidi" w:cstheme="majorBidi"/>
-          <w:sz w:val="44"/>
-          <w:szCs w:val="44"/>
-        </w:rPr>
-      </w:pPr>
-      <w:r>
-        <w:rPr>
-          <w:rFonts w:asciiTheme="majorBidi" w:eastAsiaTheme="majorEastAsia" w:hAnsiTheme="majorBidi" w:cstheme="majorBidi"/>
-          <w:sz w:val="44"/>
-          <w:szCs w:val="44"/>
-        </w:rPr>
-        <w:t>9. Discussion</w:t>
-      </w:r>
-    </w:p>
-    <w:p>
-      <w:pPr>
-        <w:spacing w:line="360" w:lineRule="auto"/>
-        <w:rPr>
-          <w:rFonts w:asciiTheme="majorBidi" w:hAnsiTheme="majorBidi" w:cstheme="majorBidi"/>
-          <w:sz w:val="24"/>
-          <w:szCs w:val="24"/>
-          <w:lang w:val="en-GB"/>
-        </w:rPr>
-      </w:pPr>
-      <w:r>
-        <w:rPr>
-          <w:rFonts w:asciiTheme="majorBidi" w:hAnsiTheme="majorBidi" w:cstheme="majorBidi"/>
-          <w:sz w:val="24"/>
-          <w:szCs w:val="24"/>
-          <w:lang w:val="en-GB"/>
-        </w:rPr>
-        <w:t>Explain results:</w:t>
-      </w:r>
-    </w:p>
-    <w:p>
-      <w:pPr>
-        <w:numPr>
-          <w:ilvl w:val="0"/>
-          <w:numId w:val="25"/>
-        </w:numPr>
-        <w:spacing w:line="360" w:lineRule="auto"/>
-        <w:rPr>
-          <w:rFonts w:asciiTheme="majorBidi" w:hAnsiTheme="majorBidi" w:cstheme="majorBidi"/>
-          <w:sz w:val="24"/>
-          <w:szCs w:val="24"/>
-          <w:lang w:val="en-GB"/>
-        </w:rPr>
-      </w:pPr>
-      <w:r>
-        <w:rPr>
-          <w:rFonts w:asciiTheme="majorBidi" w:hAnsiTheme="majorBidi" w:cstheme="majorBidi"/>
-          <w:sz w:val="24"/>
-          <w:szCs w:val="24"/>
-          <w:lang w:val="en-GB"/>
-        </w:rPr>
-        <w:t>Why performance is good or not</w:t>
-      </w:r>
-    </w:p>
-    <w:p>
-      <w:pPr>
-        <w:spacing w:line="360" w:lineRule="auto"/>
-        <w:rPr>
-          <w:rFonts w:asciiTheme="majorBidi" w:hAnsiTheme="majorBidi" w:cstheme="majorBidi"/>
-          <w:sz w:val="24"/>
-          <w:szCs w:val="24"/>
-          <w:lang w:val="en-GB"/>
-        </w:rPr>
-      </w:pPr>
-      <w:r>
-        <w:rPr>
-          <w:rFonts w:asciiTheme="majorBidi" w:hAnsiTheme="majorBidi" w:cstheme="majorBidi"/>
-          <w:sz w:val="24"/>
-          <w:szCs w:val="24"/>
-          <w:lang w:val="en-GB"/>
-        </w:rPr>
-        <w:t>Mention:</w:t>
-      </w:r>
-    </w:p>
-    <w:p>
-      <w:pPr>
-        <w:numPr>
-          <w:ilvl w:val="0"/>
-          <w:numId w:val="26"/>
-        </w:numPr>
-        <w:spacing w:line="360" w:lineRule="auto"/>
-        <w:rPr>
-          <w:rFonts w:asciiTheme="majorBidi" w:hAnsiTheme="majorBidi" w:cstheme="majorBidi"/>
-          <w:sz w:val="24"/>
-          <w:szCs w:val="24"/>
-          <w:lang w:val="en-GB"/>
-        </w:rPr>
-      </w:pPr>
-      <w:r>
-        <w:rPr>
-          <w:rFonts w:asciiTheme="majorBidi" w:hAnsiTheme="majorBidi" w:cstheme="majorBidi"/>
-          <w:sz w:val="24"/>
-          <w:szCs w:val="24"/>
-          <w:lang w:val="en-GB"/>
-        </w:rPr>
-        <w:t>Limitations</w:t>
-      </w:r>
-    </w:p>
-    <w:p>
-      <w:pPr>
-        <w:numPr>
-          <w:ilvl w:val="0"/>
-          <w:numId w:val="26"/>
-        </w:numPr>
-        <w:spacing w:line="360" w:lineRule="auto"/>
-        <w:rPr>
-          <w:rFonts w:asciiTheme="majorBidi" w:hAnsiTheme="majorBidi" w:cstheme="majorBidi"/>
-          <w:sz w:val="24"/>
-          <w:szCs w:val="24"/>
-          <w:lang w:val="en-GB"/>
-        </w:rPr>
-      </w:pPr>
-      <w:r>
-        <w:rPr>
-          <w:rFonts w:asciiTheme="majorBidi" w:hAnsiTheme="majorBidi" w:cstheme="majorBidi"/>
-          <w:sz w:val="24"/>
-          <w:szCs w:val="24"/>
-          <w:lang w:val="en-GB"/>
-        </w:rPr>
-        <w:t>Observations</w:t>
-      </w:r>
-    </w:p>
-    <w:p>
-      <w:pPr>
-        <w:spacing w:line="360" w:lineRule="auto"/>
-        <w:rPr>
-          <w:rFonts w:asciiTheme="majorBidi" w:hAnsiTheme="majorBidi" w:cstheme="majorBidi"/>
-          <w:sz w:val="24"/>
-          <w:szCs w:val="24"/>
-          <w:lang w:val="en-GB"/>
-        </w:rPr>
-      </w:pPr>
-      <w:r>
-        <w:rPr>
-          <w:rFonts w:asciiTheme="majorBidi" w:hAnsiTheme="majorBidi" w:cstheme="majorBidi"/>
-          <w:b/>
-          <w:bCs/>
-          <w:sz w:val="24"/>
-          <w:szCs w:val="24"/>
-          <w:lang w:val="en-GB"/>
-        </w:rPr>
-        <w:t>10. Conclusion (Phase 2 Progress)</w:t>
-      </w:r>
-    </w:p>
-    <w:p>
-      <w:pPr>
-        <w:spacing w:line="360" w:lineRule="auto"/>
-        <w:rPr>
-          <w:rFonts w:asciiTheme="majorBidi" w:hAnsiTheme="majorBidi" w:cstheme="majorBidi"/>
-          <w:sz w:val="24"/>
-          <w:szCs w:val="24"/>
-          <w:lang w:val="en-GB"/>
-        </w:rPr>
-      </w:pPr>
-      <w:r>
-        <w:rPr>
-          <w:rFonts w:asciiTheme="majorBidi" w:hAnsiTheme="majorBidi" w:cstheme="majorBidi"/>
-          <w:sz w:val="24"/>
-          <w:szCs w:val="24"/>
-          <w:lang w:val="en-GB"/>
-        </w:rPr>
-        <w:t>What has been completed</w:t>
-      </w:r>
-    </w:p>
-    <w:p>
-      <w:pPr>
-        <w:spacing w:line="360" w:lineRule="auto"/>
-        <w:rPr>
-          <w:rFonts w:asciiTheme="majorBidi" w:hAnsiTheme="majorBidi" w:cstheme="majorBidi"/>
-          <w:sz w:val="24"/>
-          <w:szCs w:val="24"/>
-          <w:lang w:val="en-GB"/>
-        </w:rPr>
-      </w:pPr>
-      <w:r>
-        <w:rPr>
-          <w:rFonts w:asciiTheme="majorBidi" w:hAnsiTheme="majorBidi" w:cstheme="majorBidi"/>
-          <w:sz w:val="24"/>
-          <w:szCs w:val="24"/>
-          <w:lang w:val="en-GB"/>
-        </w:rPr>
-        <w:t>What remains for final phase</w:t>
-      </w:r>
-    </w:p>
-    <w:p>
-      <w:pPr>
-        <w:spacing w:line="360" w:lineRule="auto"/>
-        <w:rPr>
-          <w:rFonts w:asciiTheme="majorBidi" w:hAnsiTheme="majorBidi" w:cstheme="majorBidi"/>
-          <w:sz w:val="24"/>
-          <w:szCs w:val="24"/>
-          <w:lang w:val="en-GB"/>
-        </w:rPr>
-      </w:pPr>
-      <w:r>
-        <w:rPr>
-          <w:rFonts w:asciiTheme="majorBidi" w:hAnsiTheme="majorBidi" w:cstheme="majorBidi"/>
-          <w:b/>
-          <w:bCs/>
-          <w:sz w:val="24"/>
-          <w:szCs w:val="24"/>
-          <w:lang w:val="en-GB"/>
-        </w:rPr>
-        <w:t>11. References</w:t>
-      </w:r>
-    </w:p>
-    <w:p>
-      <w:pPr>
-        <w:spacing w:line="360" w:lineRule="auto"/>
-        <w:rPr>
-          <w:rFonts w:asciiTheme="majorBidi" w:hAnsiTheme="majorBidi" w:cstheme="majorBidi"/>
-          <w:sz w:val="24"/>
-          <w:szCs w:val="24"/>
-          <w:lang w:val="en-GB"/>
-        </w:rPr>
-      </w:pPr>
-      <w:r>
-        <w:rPr>
-          <w:rFonts w:asciiTheme="majorBidi" w:hAnsiTheme="majorBidi" w:cstheme="majorBidi"/>
-          <w:sz w:val="24"/>
-          <w:szCs w:val="24"/>
-          <w:lang w:val="en-GB"/>
-        </w:rPr>
-        <w:t>Only if new tools/papers are added</w:t>
-      </w:r>
-    </w:p>
-    <w:p>
-      <w:pPr>
-        <w:pStyle w:val="Heading1"/>
-        <w:numPr>
-          <w:ilvl w:val="0"/>
-          <w:numId w:val="6"/>
-        </w:numPr>
-        <w:spacing w:line="360" w:lineRule="auto"/>
-        <w:rPr>
-          <w:rFonts w:asciiTheme="majorBidi" w:hAnsiTheme="majorBidi"/>
-          <w:color w:val="auto"/>
-          <w:sz w:val="44"/>
-          <w:szCs w:val="44"/>
-        </w:rPr>
-      </w:pPr>
-      <w:bookmarkStart w:id="87" w:name="_Toc221988912"/>
-      <w:bookmarkStart w:id="88" w:name="_Toc221989047"/>
-      <w:bookmarkStart w:id="89" w:name="_Toc221989133"/>
-      <w:bookmarkStart w:id="90" w:name="_Toc226643861"/>
-      <w:bookmarkStart w:id="91" w:name="_Toc226643951"/>
-      <w:bookmarkStart w:id="92" w:name="_Toc226644025"/>
-      <w:bookmarkStart w:id="93" w:name="_Toc226645919"/>
-      <w:bookmarkStart w:id="94" w:name="_Toc226646695"/>
-      <w:bookmarkStart w:id="95" w:name="_Toc226649318"/>
-      <w:bookmarkStart w:id="96" w:name="_Toc226650179"/>
-      <w:bookmarkStart w:id="97" w:name="_Toc226653262"/>
-      <w:r>
-        <w:rPr>
-          <w:rFonts w:asciiTheme="majorBidi" w:hAnsiTheme="majorBidi"/>
-          <w:color w:val="auto"/>
-          <w:sz w:val="44"/>
-          <w:szCs w:val="44"/>
-        </w:rPr>
-        <w:t>Conclusion</w:t>
-      </w:r>
+        <w:t>Core Contribution</w:t>
+      </w:r>
+      <w:bookmarkEnd w:id="83"/>
+      <w:bookmarkEnd w:id="84"/>
+      <w:bookmarkEnd w:id="85"/>
+      <w:bookmarkEnd w:id="86"/>
       <w:bookmarkEnd w:id="87"/>
       <w:bookmarkEnd w:id="88"/>
       <w:bookmarkEnd w:id="89"/>
@@ -5238,9 +4223,6 @@
       <w:bookmarkEnd w:id="92"/>
       <w:bookmarkEnd w:id="93"/>
       <w:bookmarkEnd w:id="94"/>
-      <w:bookmarkEnd w:id="95"/>
-      <w:bookmarkEnd w:id="96"/>
-      <w:bookmarkEnd w:id="97"/>
     </w:p>
     <w:p>
       <w:pPr>
@@ -5258,7 +4240,7 @@
           <w:sz w:val="24"/>
           <w:szCs w:val="24"/>
         </w:rPr>
-        <w:t>This research addresses the critical "Black-Box" challenge in medical AI by proposing a transition from legacy XAI methods to real-time, high-fidelity frameworks. By evaluating and comparing modern frameworks like the xAI SDK against legacy methods, this study successfully bridges the Latency Gap identified in traditional models [3] and the Innovation Gap found in post-2025 literature [2].</w:t>
+        <w:t>The core contribution of this research lies in addressing the "Real-time Interpretability Gap" identified in Study [3]. While traditional frameworks such as LIME and SHAP suffer from critical computational latency in emergency scenarios. Also, this research bridges the "Innovation Gap" highlighted in Study [2], a gap resulting from AI advancements (post-2025) accelerating beyond the pace of traditional scientific publishing.</w:t>
       </w:r>
     </w:p>
     <w:p>
@@ -5269,24 +4251,294 @@
           <w:rFonts w:asciiTheme="majorBidi" w:hAnsiTheme="majorBidi" w:cstheme="majorBidi"/>
           <w:sz w:val="24"/>
           <w:szCs w:val="24"/>
-        </w:rPr>
-      </w:pPr>
-      <w:r>
-        <w:rPr>
-          <w:rFonts w:asciiTheme="majorBidi" w:hAnsiTheme="majorBidi" w:cstheme="majorBidi"/>
-          <w:sz w:val="24"/>
-          <w:szCs w:val="24"/>
-        </w:rPr>
-        <w:t xml:space="preserve">Aligned with Saudi Vision 2030, this project demonstrates that providing clinicians with instantaneous and traceable diagnostic insights is essential for building </w:t>
-      </w:r>
-      <w:r>
-        <w:rPr>
-          <w:rFonts w:asciiTheme="majorBidi" w:hAnsiTheme="majorBidi" w:cstheme="majorBidi"/>
-          <w:sz w:val="24"/>
-          <w:szCs w:val="24"/>
+          <w:lang w:val="en-GB"/>
+        </w:rPr>
+      </w:pPr>
+      <w:r>
+        <w:rPr>
+          <w:rFonts w:asciiTheme="majorBidi" w:hAnsiTheme="majorBidi" w:cstheme="majorBidi"/>
+          <w:sz w:val="24"/>
+          <w:szCs w:val="24"/>
+          <w:lang w:val="en-GB"/>
+        </w:rPr>
+        <w:t>By utilizing the Breast Cancer Wisconsin (Diagnostic) dataset, the same benchmark employed in Study [3], this research provides a direct comparative analysis between legacy frameworks and the 2026-generation tools</w:t>
+      </w:r>
+      <w:r>
+        <w:rPr>
+          <w:rFonts w:asciiTheme="majorBidi" w:hAnsiTheme="majorBidi" w:cstheme="majorBidi"/>
+          <w:sz w:val="24"/>
+          <w:szCs w:val="24"/>
+          <w:rtl/>
+          <w:lang w:val="en-GB"/>
+        </w:rPr>
+        <w:t xml:space="preserve"> </w:t>
+      </w:r>
+      <w:r>
+        <w:rPr>
+          <w:rFonts w:asciiTheme="majorBidi" w:hAnsiTheme="majorBidi" w:cstheme="majorBidi"/>
+          <w:sz w:val="24"/>
+          <w:szCs w:val="24"/>
+          <w:lang w:val="en-GB"/>
+        </w:rPr>
+        <w:t xml:space="preserve">such as </w:t>
+      </w:r>
+      <w:r>
+        <w:rPr>
+          <w:rFonts w:asciiTheme="majorBidi" w:hAnsiTheme="majorBidi" w:cstheme="majorBidi"/>
+          <w:sz w:val="24"/>
+          <w:szCs w:val="24"/>
+        </w:rPr>
+        <w:t>the xAI SDK</w:t>
+      </w:r>
+      <w:r>
+        <w:rPr>
+          <w:rFonts w:asciiTheme="majorBidi" w:hAnsiTheme="majorBidi" w:cstheme="majorBidi"/>
+          <w:sz w:val="24"/>
+          <w:szCs w:val="24"/>
+          <w:lang w:val="en-GB"/>
+        </w:rPr>
+        <w:t>. This approach ensures clinical reliability and provides physicians with the high-fidelity, instantaneous insights required for time-sensitive medical decisions.</w:t>
+      </w:r>
+    </w:p>
+    <w:p>
+      <w:pPr>
+        <w:spacing w:line="360" w:lineRule="auto"/>
+        <w:rPr>
+          <w:rFonts w:asciiTheme="majorBidi" w:hAnsiTheme="majorBidi" w:cstheme="majorBidi"/>
+          <w:sz w:val="24"/>
+          <w:szCs w:val="24"/>
+          <w:lang w:val="en-GB"/>
+        </w:rPr>
+      </w:pPr>
+      <w:r>
+        <w:rPr>
+          <w:rFonts w:asciiTheme="majorBidi" w:hAnsiTheme="majorBidi" w:cstheme="majorBidi"/>
+          <w:b/>
+          <w:bCs/>
+          <w:sz w:val="24"/>
+          <w:szCs w:val="24"/>
+          <w:lang w:val="en-GB"/>
+        </w:rPr>
+        <w:t>1. Introduction (Very Brief)</w:t>
+      </w:r>
+    </w:p>
+    <w:p>
+      <w:pPr>
+        <w:spacing w:line="360" w:lineRule="auto"/>
+        <w:rPr>
+          <w:rFonts w:asciiTheme="majorBidi" w:hAnsiTheme="majorBidi" w:cstheme="majorBidi"/>
+          <w:sz w:val="24"/>
+          <w:szCs w:val="24"/>
+          <w:lang w:val="en-GB"/>
+        </w:rPr>
+      </w:pPr>
+      <w:r>
+        <w:rPr>
+          <w:rFonts w:asciiTheme="majorBidi" w:hAnsiTheme="majorBidi" w:cstheme="majorBidi"/>
+          <w:sz w:val="24"/>
+          <w:szCs w:val="24"/>
+          <w:lang w:val="en-GB"/>
+        </w:rPr>
+        <w:t>Project title and objective (2–3 lines only)</w:t>
+      </w:r>
+    </w:p>
+    <w:p>
+      <w:pPr>
+        <w:spacing w:line="360" w:lineRule="auto"/>
+        <w:rPr>
+          <w:rFonts w:asciiTheme="majorBidi" w:hAnsiTheme="majorBidi" w:cstheme="majorBidi"/>
+          <w:sz w:val="24"/>
+          <w:szCs w:val="24"/>
+          <w:lang w:val="en-GB"/>
+        </w:rPr>
+      </w:pPr>
+      <w:r>
+        <w:rPr>
+          <w:rFonts w:asciiTheme="majorBidi" w:hAnsiTheme="majorBidi" w:cstheme="majorBidi"/>
+          <w:sz w:val="24"/>
+          <w:szCs w:val="24"/>
+          <w:lang w:val="en-GB"/>
+        </w:rPr>
+        <w:t>What is implemented in this phase</w:t>
+      </w:r>
+    </w:p>
+    <w:p>
+      <w:pPr>
+        <w:spacing w:line="360" w:lineRule="auto"/>
+        <w:rPr>
+          <w:rFonts w:asciiTheme="majorBidi" w:hAnsiTheme="majorBidi" w:cstheme="majorBidi"/>
+          <w:sz w:val="24"/>
+          <w:szCs w:val="24"/>
+          <w:lang w:val="en-GB"/>
+        </w:rPr>
+      </w:pPr>
+      <w:r>
+        <w:rPr>
+          <w:rFonts w:asciiTheme="majorBidi" w:hAnsiTheme="majorBidi" w:cstheme="majorBidi"/>
+          <w:b/>
+          <w:bCs/>
+          <w:sz w:val="24"/>
+          <w:szCs w:val="24"/>
+          <w:lang w:val="en-GB"/>
+        </w:rPr>
+        <w:t>2. Problem Formulation</w:t>
+      </w:r>
+    </w:p>
+    <w:p>
+      <w:pPr>
+        <w:spacing w:line="360" w:lineRule="auto"/>
+        <w:rPr>
+          <w:rFonts w:asciiTheme="majorBidi" w:hAnsiTheme="majorBidi" w:cstheme="majorBidi"/>
+          <w:sz w:val="24"/>
+          <w:szCs w:val="24"/>
+          <w:lang w:val="en-GB"/>
+        </w:rPr>
+      </w:pPr>
+      <w:r>
+        <w:rPr>
+          <w:rFonts w:asciiTheme="majorBidi" w:hAnsiTheme="majorBidi" w:cstheme="majorBidi"/>
+          <w:sz w:val="24"/>
+          <w:szCs w:val="24"/>
+          <w:lang w:val="en-GB"/>
+        </w:rPr>
+        <w:t>Clearly define:</w:t>
+      </w:r>
+    </w:p>
+    <w:p>
+      <w:pPr>
+        <w:numPr>
+          <w:ilvl w:val="0"/>
+          <w:numId w:val="27"/>
+        </w:numPr>
+        <w:spacing w:line="360" w:lineRule="auto"/>
+        <w:rPr>
+          <w:rFonts w:asciiTheme="majorBidi" w:hAnsiTheme="majorBidi" w:cstheme="majorBidi"/>
+          <w:sz w:val="24"/>
+          <w:szCs w:val="24"/>
+          <w:lang w:val="en-GB"/>
+        </w:rPr>
+      </w:pPr>
+      <w:r>
+        <w:rPr>
+          <w:rFonts w:asciiTheme="majorBidi" w:hAnsiTheme="majorBidi" w:cstheme="majorBidi"/>
+          <w:sz w:val="24"/>
+          <w:szCs w:val="24"/>
+          <w:lang w:val="en-GB"/>
+        </w:rPr>
+        <w:t>Input</w:t>
+      </w:r>
+    </w:p>
+    <w:p>
+      <w:pPr>
+        <w:numPr>
+          <w:ilvl w:val="0"/>
+          <w:numId w:val="27"/>
+        </w:numPr>
+        <w:spacing w:line="360" w:lineRule="auto"/>
+        <w:rPr>
+          <w:rFonts w:asciiTheme="majorBidi" w:hAnsiTheme="majorBidi" w:cstheme="majorBidi"/>
+          <w:sz w:val="24"/>
+          <w:szCs w:val="24"/>
+          <w:lang w:val="en-GB"/>
+        </w:rPr>
+      </w:pPr>
+      <w:r>
+        <w:rPr>
+          <w:rFonts w:asciiTheme="majorBidi" w:hAnsiTheme="majorBidi" w:cstheme="majorBidi"/>
+          <w:sz w:val="24"/>
+          <w:szCs w:val="24"/>
+          <w:lang w:val="en-GB"/>
+        </w:rPr>
+        <w:t>Output</w:t>
+      </w:r>
+    </w:p>
+    <w:p>
+      <w:pPr>
+        <w:numPr>
+          <w:ilvl w:val="0"/>
+          <w:numId w:val="27"/>
+        </w:numPr>
+        <w:spacing w:line="360" w:lineRule="auto"/>
+        <w:rPr>
+          <w:rFonts w:asciiTheme="majorBidi" w:hAnsiTheme="majorBidi" w:cstheme="majorBidi"/>
+          <w:sz w:val="24"/>
+          <w:szCs w:val="24"/>
+          <w:lang w:val="en-GB"/>
+        </w:rPr>
+      </w:pPr>
+      <w:r>
+        <w:rPr>
+          <w:rFonts w:asciiTheme="majorBidi" w:hAnsiTheme="majorBidi" w:cstheme="majorBidi"/>
+          <w:sz w:val="24"/>
+          <w:szCs w:val="24"/>
+          <w:lang w:val="en-GB"/>
+        </w:rPr>
+        <w:t xml:space="preserve">Task type (e.g., </w:t>
+      </w:r>
+      <w:r>
+        <w:rPr>
+          <w:rFonts w:asciiTheme="majorBidi" w:hAnsiTheme="majorBidi" w:cstheme="majorBidi"/>
+          <w:color w:val="00B050"/>
+          <w:sz w:val="24"/>
+          <w:szCs w:val="24"/>
+          <w:lang w:val="en-GB"/>
+        </w:rPr>
+        <w:t>classification</w:t>
+      </w:r>
+      <w:r>
+        <w:rPr>
+          <w:rFonts w:asciiTheme="majorBidi" w:hAnsiTheme="majorBidi" w:cstheme="majorBidi"/>
+          <w:sz w:val="24"/>
+          <w:szCs w:val="24"/>
+          <w:lang w:val="en-GB"/>
+        </w:rPr>
+        <w:t>, NLP, CV)</w:t>
+      </w:r>
+    </w:p>
+    <w:p>
+      <w:pPr>
+        <w:spacing w:line="360" w:lineRule="auto"/>
+        <w:rPr>
+          <w:rFonts w:asciiTheme="majorBidi" w:hAnsiTheme="majorBidi" w:cstheme="majorBidi"/>
+          <w:sz w:val="24"/>
+          <w:szCs w:val="24"/>
+          <w:lang w:val="en-GB"/>
+        </w:rPr>
+      </w:pPr>
+      <w:r>
+        <w:rPr>
+          <w:rFonts w:asciiTheme="majorBidi" w:hAnsiTheme="majorBidi" w:cstheme="majorBidi"/>
+          <w:sz w:val="24"/>
+          <w:szCs w:val="24"/>
+          <w:lang w:val="en-GB"/>
+        </w:rPr>
+        <w:t>Define:</w:t>
+      </w:r>
+    </w:p>
+    <w:p>
+      <w:pPr>
+        <w:numPr>
+          <w:ilvl w:val="0"/>
+          <w:numId w:val="28"/>
+        </w:numPr>
+        <w:spacing w:line="360" w:lineRule="auto"/>
+        <w:rPr>
+          <w:rFonts w:asciiTheme="majorBidi" w:hAnsiTheme="majorBidi" w:cstheme="majorBidi"/>
+          <w:sz w:val="24"/>
+          <w:szCs w:val="24"/>
+          <w:rtl/>
+          <w:lang w:val="en-GB"/>
+        </w:rPr>
+      </w:pPr>
+      <w:r>
+        <w:rPr>
+          <w:rFonts w:asciiTheme="majorBidi" w:hAnsiTheme="majorBidi" w:cstheme="majorBidi"/>
+          <w:sz w:val="24"/>
+          <w:szCs w:val="24"/>
+          <w:lang w:val="en-GB"/>
         </w:rPr>
         <w:lastRenderedPageBreak/>
-        <w:t>trust and improving patient outcomes. Ultimately, this framework ensures that AI-driven healthcare is not only accurate but also transparent, reliable, and ready for the demands of modern medical emergencies.</w:t>
+        <w:t>Success criteria (how you measure performance)</w:t>
       </w:r>
     </w:p>
     <w:p>
@@ -5296,6 +4548,7 @@
           <w:ilvl w:val="0"/>
           <w:numId w:val="6"/>
         </w:numPr>
+        <w:spacing w:line="360" w:lineRule="auto"/>
         <w:rPr>
           <w:rFonts w:asciiTheme="majorBidi" w:hAnsiTheme="majorBidi"/>
           <w:color w:val="auto"/>
@@ -5303,17 +4556,8 @@
           <w:szCs w:val="44"/>
         </w:rPr>
       </w:pPr>
-      <w:bookmarkStart w:id="98" w:name="_Toc221988913"/>
-      <w:bookmarkStart w:id="99" w:name="_Toc221989048"/>
-      <w:bookmarkStart w:id="100" w:name="_Toc221989134"/>
-      <w:bookmarkStart w:id="101" w:name="_Toc226643862"/>
-      <w:bookmarkStart w:id="102" w:name="_Toc226643952"/>
-      <w:bookmarkStart w:id="103" w:name="_Toc226644026"/>
-      <w:bookmarkStart w:id="104" w:name="_Toc226645920"/>
-      <w:bookmarkStart w:id="105" w:name="_Toc226646696"/>
-      <w:bookmarkStart w:id="106" w:name="_Toc226649319"/>
-      <w:bookmarkStart w:id="107" w:name="_Toc226650180"/>
-      <w:bookmarkStart w:id="108" w:name="_Toc226653263"/>
+      <w:bookmarkStart w:id="95" w:name="_Toc228045756"/>
+      <w:bookmarkStart w:id="96" w:name="_Toc228045817"/>
       <w:r>
         <w:rPr>
           <w:rFonts w:asciiTheme="majorBidi" w:hAnsiTheme="majorBidi"/>
@@ -5321,8 +4565,1139 @@
           <w:sz w:val="44"/>
           <w:szCs w:val="44"/>
         </w:rPr>
-        <w:t>References</w:t>
-      </w:r>
+        <w:t>Proposed Method / Approach</w:t>
+      </w:r>
+      <w:bookmarkEnd w:id="95"/>
+      <w:bookmarkEnd w:id="96"/>
+    </w:p>
+    <w:p>
+      <w:pPr>
+        <w:spacing w:line="360" w:lineRule="auto"/>
+        <w:rPr>
+          <w:rFonts w:asciiTheme="majorBidi" w:hAnsiTheme="majorBidi" w:cstheme="majorBidi"/>
+          <w:sz w:val="24"/>
+          <w:szCs w:val="24"/>
+          <w:lang w:val="en-GB"/>
+        </w:rPr>
+      </w:pPr>
+      <w:r>
+        <w:rPr>
+          <w:rFonts w:asciiTheme="majorBidi" w:hAnsiTheme="majorBidi" w:cstheme="majorBidi"/>
+          <w:b/>
+          <w:bCs/>
+          <w:sz w:val="24"/>
+          <w:szCs w:val="24"/>
+          <w:lang w:val="en-GB"/>
+        </w:rPr>
+        <w:t>T</w:t>
+      </w:r>
+      <w:r>
+        <w:rPr>
+          <w:rFonts w:asciiTheme="majorBidi" w:hAnsiTheme="majorBidi" w:cstheme="majorBidi"/>
+          <w:b/>
+          <w:bCs/>
+          <w:sz w:val="24"/>
+          <w:szCs w:val="24"/>
+          <w:lang w:val="en-GB"/>
+        </w:rPr>
+        <w:t>rack 2 (Comparative):</w:t>
+      </w:r>
+    </w:p>
+    <w:p>
+      <w:pPr>
+        <w:spacing w:line="360" w:lineRule="auto"/>
+        <w:rPr>
+          <w:rFonts w:asciiTheme="majorBidi" w:hAnsiTheme="majorBidi" w:cstheme="majorBidi"/>
+          <w:sz w:val="24"/>
+          <w:szCs w:val="24"/>
+          <w:lang w:val="en-GB"/>
+        </w:rPr>
+      </w:pPr>
+      <w:r>
+        <w:rPr>
+          <w:rFonts w:asciiTheme="majorBidi" w:hAnsiTheme="majorBidi" w:cstheme="majorBidi"/>
+          <w:sz w:val="24"/>
+          <w:szCs w:val="24"/>
+          <w:lang w:val="en-GB"/>
+        </w:rPr>
+        <w:t>List:</w:t>
+      </w:r>
+    </w:p>
+    <w:p>
+      <w:pPr>
+        <w:numPr>
+          <w:ilvl w:val="0"/>
+          <w:numId w:val="18"/>
+        </w:numPr>
+        <w:spacing w:line="360" w:lineRule="auto"/>
+        <w:rPr>
+          <w:rFonts w:asciiTheme="majorBidi" w:hAnsiTheme="majorBidi" w:cstheme="majorBidi"/>
+          <w:sz w:val="24"/>
+          <w:szCs w:val="24"/>
+          <w:lang w:val="en-GB"/>
+        </w:rPr>
+      </w:pPr>
+      <w:r>
+        <w:rPr>
+          <w:rFonts w:asciiTheme="majorBidi" w:hAnsiTheme="majorBidi" w:cstheme="majorBidi"/>
+          <w:sz w:val="24"/>
+          <w:szCs w:val="24"/>
+          <w:lang w:val="en-GB"/>
+        </w:rPr>
+        <w:t>Models used</w:t>
+      </w:r>
+    </w:p>
+    <w:p>
+      <w:pPr>
+        <w:numPr>
+          <w:ilvl w:val="0"/>
+          <w:numId w:val="18"/>
+        </w:numPr>
+        <w:spacing w:line="360" w:lineRule="auto"/>
+        <w:rPr>
+          <w:rFonts w:asciiTheme="majorBidi" w:hAnsiTheme="majorBidi" w:cstheme="majorBidi"/>
+          <w:sz w:val="24"/>
+          <w:szCs w:val="24"/>
+          <w:lang w:val="en-GB"/>
+        </w:rPr>
+      </w:pPr>
+      <w:r>
+        <w:rPr>
+          <w:rFonts w:asciiTheme="majorBidi" w:hAnsiTheme="majorBidi" w:cstheme="majorBidi"/>
+          <w:sz w:val="24"/>
+          <w:szCs w:val="24"/>
+          <w:lang w:val="en-GB"/>
+        </w:rPr>
+        <w:t>Baseline</w:t>
+      </w:r>
+    </w:p>
+    <w:p>
+      <w:pPr>
+        <w:spacing w:line="360" w:lineRule="auto"/>
+        <w:rPr>
+          <w:rFonts w:asciiTheme="majorBidi" w:hAnsiTheme="majorBidi" w:cstheme="majorBidi"/>
+          <w:sz w:val="24"/>
+          <w:szCs w:val="24"/>
+          <w:lang w:val="en-GB"/>
+        </w:rPr>
+      </w:pPr>
+      <w:r>
+        <w:rPr>
+          <w:rFonts w:asciiTheme="majorBidi" w:hAnsiTheme="majorBidi" w:cstheme="majorBidi"/>
+          <w:sz w:val="24"/>
+          <w:szCs w:val="24"/>
+          <w:lang w:val="en-GB"/>
+        </w:rPr>
+        <w:t>Explain:</w:t>
+      </w:r>
+    </w:p>
+    <w:p>
+      <w:pPr>
+        <w:numPr>
+          <w:ilvl w:val="0"/>
+          <w:numId w:val="19"/>
+        </w:numPr>
+        <w:spacing w:line="360" w:lineRule="auto"/>
+        <w:rPr>
+          <w:rFonts w:asciiTheme="majorBidi" w:hAnsiTheme="majorBidi" w:cstheme="majorBidi"/>
+          <w:sz w:val="24"/>
+          <w:szCs w:val="24"/>
+          <w:lang w:val="en-GB"/>
+        </w:rPr>
+      </w:pPr>
+      <w:r>
+        <w:rPr>
+          <w:rFonts w:asciiTheme="majorBidi" w:hAnsiTheme="majorBidi" w:cstheme="majorBidi"/>
+          <w:sz w:val="24"/>
+          <w:szCs w:val="24"/>
+          <w:lang w:val="en-GB"/>
+        </w:rPr>
+        <w:t>Why these models are compared</w:t>
+      </w:r>
+    </w:p>
+    <w:p>
+      <w:pPr>
+        <w:pStyle w:val="ListParagraph"/>
+        <w:numPr>
+          <w:ilvl w:val="0"/>
+          <w:numId w:val="6"/>
+        </w:numPr>
+        <w:spacing w:line="360" w:lineRule="auto"/>
+        <w:rPr>
+          <w:rFonts w:asciiTheme="majorBidi" w:eastAsiaTheme="majorEastAsia" w:hAnsiTheme="majorBidi" w:cstheme="majorBidi"/>
+          <w:sz w:val="44"/>
+          <w:szCs w:val="44"/>
+        </w:rPr>
+      </w:pPr>
+      <w:r>
+        <w:rPr>
+          <w:rFonts w:asciiTheme="majorBidi" w:eastAsiaTheme="majorEastAsia" w:hAnsiTheme="majorBidi" w:cstheme="majorBidi"/>
+          <w:sz w:val="44"/>
+          <w:szCs w:val="44"/>
+        </w:rPr>
+        <w:t>System Design</w:t>
+      </w:r>
+    </w:p>
+    <w:p>
+      <w:pPr>
+        <w:spacing w:line="360" w:lineRule="auto"/>
+        <w:rPr>
+          <w:rFonts w:asciiTheme="majorBidi" w:hAnsiTheme="majorBidi" w:cstheme="majorBidi"/>
+          <w:sz w:val="24"/>
+          <w:szCs w:val="24"/>
+          <w:lang w:val="en-GB"/>
+        </w:rPr>
+      </w:pPr>
+      <w:r>
+        <w:rPr>
+          <w:rFonts w:asciiTheme="majorBidi" w:hAnsiTheme="majorBidi" w:cstheme="majorBidi"/>
+          <w:sz w:val="24"/>
+          <w:szCs w:val="24"/>
+          <w:lang w:val="en-GB"/>
+        </w:rPr>
+        <w:t>Add architecture diagram</w:t>
+      </w:r>
+    </w:p>
+    <w:p>
+      <w:pPr>
+        <w:spacing w:line="360" w:lineRule="auto"/>
+        <w:rPr>
+          <w:rFonts w:asciiTheme="majorBidi" w:hAnsiTheme="majorBidi" w:cstheme="majorBidi"/>
+          <w:sz w:val="24"/>
+          <w:szCs w:val="24"/>
+          <w:lang w:val="en-GB"/>
+        </w:rPr>
+      </w:pPr>
+      <w:r>
+        <w:rPr>
+          <w:rFonts w:asciiTheme="majorBidi" w:hAnsiTheme="majorBidi" w:cstheme="majorBidi"/>
+          <w:sz w:val="24"/>
+          <w:szCs w:val="24"/>
+          <w:lang w:val="en-GB"/>
+        </w:rPr>
+        <w:t>Explain:</w:t>
+      </w:r>
+    </w:p>
+    <w:p>
+      <w:pPr>
+        <w:numPr>
+          <w:ilvl w:val="0"/>
+          <w:numId w:val="20"/>
+        </w:numPr>
+        <w:spacing w:line="360" w:lineRule="auto"/>
+        <w:rPr>
+          <w:rFonts w:asciiTheme="majorBidi" w:hAnsiTheme="majorBidi" w:cstheme="majorBidi"/>
+          <w:sz w:val="24"/>
+          <w:szCs w:val="24"/>
+          <w:lang w:val="en-GB"/>
+        </w:rPr>
+      </w:pPr>
+      <w:r>
+        <w:rPr>
+          <w:rFonts w:asciiTheme="majorBidi" w:hAnsiTheme="majorBidi" w:cstheme="majorBidi"/>
+          <w:sz w:val="24"/>
+          <w:szCs w:val="24"/>
+          <w:lang w:val="en-GB"/>
+        </w:rPr>
+        <w:t>Components (data → model → output)</w:t>
+      </w:r>
+    </w:p>
+    <w:p>
+      <w:pPr>
+        <w:numPr>
+          <w:ilvl w:val="0"/>
+          <w:numId w:val="20"/>
+        </w:numPr>
+        <w:spacing w:line="360" w:lineRule="auto"/>
+        <w:rPr>
+          <w:rFonts w:asciiTheme="majorBidi" w:hAnsiTheme="majorBidi" w:cstheme="majorBidi"/>
+          <w:sz w:val="24"/>
+          <w:szCs w:val="24"/>
+          <w:lang w:val="en-GB"/>
+        </w:rPr>
+      </w:pPr>
+      <w:r>
+        <w:rPr>
+          <w:rFonts w:asciiTheme="majorBidi" w:hAnsiTheme="majorBidi" w:cstheme="majorBidi"/>
+          <w:sz w:val="24"/>
+          <w:szCs w:val="24"/>
+          <w:lang w:val="en-GB"/>
+        </w:rPr>
+        <w:t>Workflow step-by-step</w:t>
+      </w:r>
+    </w:p>
+    <w:p>
+      <w:pPr>
+        <w:pStyle w:val="ListParagraph"/>
+        <w:numPr>
+          <w:ilvl w:val="0"/>
+          <w:numId w:val="6"/>
+        </w:numPr>
+        <w:spacing w:line="360" w:lineRule="auto"/>
+        <w:rPr>
+          <w:rFonts w:asciiTheme="majorBidi" w:eastAsiaTheme="majorEastAsia" w:hAnsiTheme="majorBidi" w:cstheme="majorBidi"/>
+          <w:sz w:val="44"/>
+          <w:szCs w:val="44"/>
+        </w:rPr>
+      </w:pPr>
+      <w:r>
+        <w:rPr>
+          <w:rFonts w:asciiTheme="majorBidi" w:eastAsiaTheme="majorEastAsia" w:hAnsiTheme="majorBidi" w:cstheme="majorBidi"/>
+          <w:sz w:val="44"/>
+          <w:szCs w:val="44"/>
+        </w:rPr>
+        <w:t>Dataset</w:t>
+      </w:r>
+    </w:p>
+    <w:p>
+      <w:pPr>
+        <w:pStyle w:val="ListParagraph"/>
+        <w:spacing w:line="360" w:lineRule="auto"/>
+        <w:ind w:left="360"/>
+        <w:rPr>
+          <w:rFonts w:asciiTheme="majorBidi" w:hAnsiTheme="majorBidi" w:cstheme="majorBidi"/>
+          <w:sz w:val="24"/>
+          <w:szCs w:val="24"/>
+          <w:lang w:val="en-GB"/>
+        </w:rPr>
+      </w:pPr>
+      <w:r>
+        <w:rPr>
+          <w:rFonts w:asciiTheme="majorBidi" w:hAnsiTheme="majorBidi" w:cstheme="majorBidi"/>
+          <w:sz w:val="24"/>
+          <w:szCs w:val="24"/>
+          <w:lang w:val="en-GB"/>
+        </w:rPr>
+        <w:t>Dataset in num [7]</w:t>
+      </w:r>
+    </w:p>
+    <w:p>
+      <w:pPr>
+        <w:spacing w:line="360" w:lineRule="auto"/>
+        <w:rPr>
+          <w:rFonts w:asciiTheme="majorBidi" w:hAnsiTheme="majorBidi" w:cstheme="majorBidi"/>
+          <w:sz w:val="24"/>
+          <w:szCs w:val="24"/>
+          <w:lang w:val="en-GB"/>
+        </w:rPr>
+      </w:pPr>
+      <w:r>
+        <w:rPr>
+          <w:rFonts w:asciiTheme="majorBidi" w:hAnsiTheme="majorBidi" w:cstheme="majorBidi"/>
+          <w:sz w:val="24"/>
+          <w:szCs w:val="24"/>
+          <w:lang w:val="en-GB"/>
+        </w:rPr>
+        <w:t>Dataset name/source</w:t>
+      </w:r>
+    </w:p>
+    <w:p>
+      <w:pPr>
+        <w:spacing w:line="360" w:lineRule="auto"/>
+        <w:rPr>
+          <w:rFonts w:asciiTheme="majorBidi" w:hAnsiTheme="majorBidi" w:cstheme="majorBidi"/>
+          <w:sz w:val="24"/>
+          <w:szCs w:val="24"/>
+          <w:lang w:val="en-GB"/>
+        </w:rPr>
+      </w:pPr>
+      <w:r>
+        <w:rPr>
+          <w:rFonts w:asciiTheme="majorBidi" w:hAnsiTheme="majorBidi" w:cstheme="majorBidi"/>
+          <w:sz w:val="24"/>
+          <w:szCs w:val="24"/>
+          <w:lang w:val="en-GB"/>
+        </w:rPr>
+        <w:t>Size (samples, classes)</w:t>
+      </w:r>
+    </w:p>
+    <w:p>
+      <w:pPr>
+        <w:spacing w:line="360" w:lineRule="auto"/>
+        <w:rPr>
+          <w:rFonts w:asciiTheme="majorBidi" w:hAnsiTheme="majorBidi" w:cstheme="majorBidi"/>
+          <w:sz w:val="24"/>
+          <w:szCs w:val="24"/>
+          <w:lang w:val="en-GB"/>
+        </w:rPr>
+      </w:pPr>
+      <w:r>
+        <w:rPr>
+          <w:rFonts w:asciiTheme="majorBidi" w:hAnsiTheme="majorBidi" w:cstheme="majorBidi"/>
+          <w:sz w:val="24"/>
+          <w:szCs w:val="24"/>
+          <w:lang w:val="en-GB"/>
+        </w:rPr>
+        <w:t>Train / Validation / Test split</w:t>
+      </w:r>
+    </w:p>
+    <w:p>
+      <w:pPr>
+        <w:spacing w:line="360" w:lineRule="auto"/>
+        <w:rPr>
+          <w:rFonts w:asciiTheme="majorBidi" w:hAnsiTheme="majorBidi" w:cstheme="majorBidi"/>
+          <w:sz w:val="24"/>
+          <w:szCs w:val="24"/>
+          <w:lang w:val="en-GB"/>
+        </w:rPr>
+      </w:pPr>
+      <w:r>
+        <w:rPr>
+          <w:rFonts w:asciiTheme="majorBidi" w:hAnsiTheme="majorBidi" w:cstheme="majorBidi"/>
+          <w:sz w:val="24"/>
+          <w:szCs w:val="24"/>
+          <w:lang w:val="en-GB"/>
+        </w:rPr>
+        <w:t>Preprocessing steps</w:t>
+      </w:r>
+    </w:p>
+    <w:p>
+      <w:pPr>
+        <w:spacing w:line="360" w:lineRule="auto"/>
+        <w:rPr>
+          <w:rFonts w:asciiTheme="majorBidi" w:eastAsiaTheme="majorEastAsia" w:hAnsiTheme="majorBidi" w:cstheme="majorBidi"/>
+          <w:sz w:val="44"/>
+          <w:szCs w:val="44"/>
+        </w:rPr>
+      </w:pPr>
+      <w:r>
+        <w:rPr>
+          <w:rFonts w:asciiTheme="majorBidi" w:eastAsiaTheme="majorEastAsia" w:hAnsiTheme="majorBidi" w:cstheme="majorBidi"/>
+          <w:sz w:val="44"/>
+          <w:szCs w:val="44"/>
+        </w:rPr>
+        <w:lastRenderedPageBreak/>
+        <w:t>6. Experimental Setup</w:t>
+      </w:r>
+    </w:p>
+    <w:p>
+      <w:pPr>
+        <w:spacing w:line="360" w:lineRule="auto"/>
+        <w:rPr>
+          <w:rFonts w:asciiTheme="majorBidi" w:hAnsiTheme="majorBidi" w:cstheme="majorBidi"/>
+          <w:sz w:val="24"/>
+          <w:szCs w:val="24"/>
+          <w:lang w:val="en-GB"/>
+        </w:rPr>
+      </w:pPr>
+      <w:r>
+        <w:rPr>
+          <w:rFonts w:asciiTheme="majorBidi" w:hAnsiTheme="majorBidi" w:cstheme="majorBidi"/>
+          <w:sz w:val="24"/>
+          <w:szCs w:val="24"/>
+          <w:lang w:val="en-GB"/>
+        </w:rPr>
+        <w:t>Tools used (e.g., PyTorch, TensorFlow)</w:t>
+      </w:r>
+    </w:p>
+    <w:p>
+      <w:pPr>
+        <w:spacing w:line="360" w:lineRule="auto"/>
+        <w:rPr>
+          <w:rFonts w:asciiTheme="majorBidi" w:hAnsiTheme="majorBidi" w:cstheme="majorBidi"/>
+          <w:sz w:val="24"/>
+          <w:szCs w:val="24"/>
+          <w:lang w:val="en-GB"/>
+        </w:rPr>
+      </w:pPr>
+      <w:r>
+        <w:rPr>
+          <w:rFonts w:asciiTheme="majorBidi" w:hAnsiTheme="majorBidi" w:cstheme="majorBidi"/>
+          <w:sz w:val="24"/>
+          <w:szCs w:val="24"/>
+          <w:lang w:val="en-GB"/>
+        </w:rPr>
+        <w:t>Model configuration:</w:t>
+      </w:r>
+    </w:p>
+    <w:p>
+      <w:pPr>
+        <w:numPr>
+          <w:ilvl w:val="0"/>
+          <w:numId w:val="21"/>
+        </w:numPr>
+        <w:spacing w:line="360" w:lineRule="auto"/>
+        <w:rPr>
+          <w:rFonts w:asciiTheme="majorBidi" w:hAnsiTheme="majorBidi" w:cstheme="majorBidi"/>
+          <w:sz w:val="24"/>
+          <w:szCs w:val="24"/>
+          <w:lang w:val="en-GB"/>
+        </w:rPr>
+      </w:pPr>
+      <w:r>
+        <w:rPr>
+          <w:rFonts w:asciiTheme="majorBidi" w:hAnsiTheme="majorBidi" w:cstheme="majorBidi"/>
+          <w:sz w:val="24"/>
+          <w:szCs w:val="24"/>
+          <w:lang w:val="en-GB"/>
+        </w:rPr>
+        <w:t>Epochs</w:t>
+      </w:r>
+    </w:p>
+    <w:p>
+      <w:pPr>
+        <w:numPr>
+          <w:ilvl w:val="0"/>
+          <w:numId w:val="21"/>
+        </w:numPr>
+        <w:spacing w:line="360" w:lineRule="auto"/>
+        <w:rPr>
+          <w:rFonts w:asciiTheme="majorBidi" w:hAnsiTheme="majorBidi" w:cstheme="majorBidi"/>
+          <w:sz w:val="24"/>
+          <w:szCs w:val="24"/>
+          <w:lang w:val="en-GB"/>
+        </w:rPr>
+      </w:pPr>
+      <w:r>
+        <w:rPr>
+          <w:rFonts w:asciiTheme="majorBidi" w:hAnsiTheme="majorBidi" w:cstheme="majorBidi"/>
+          <w:sz w:val="24"/>
+          <w:szCs w:val="24"/>
+          <w:lang w:val="en-GB"/>
+        </w:rPr>
+        <w:t>Batch size</w:t>
+      </w:r>
+    </w:p>
+    <w:p>
+      <w:pPr>
+        <w:numPr>
+          <w:ilvl w:val="0"/>
+          <w:numId w:val="21"/>
+        </w:numPr>
+        <w:spacing w:line="360" w:lineRule="auto"/>
+        <w:rPr>
+          <w:rFonts w:asciiTheme="majorBidi" w:hAnsiTheme="majorBidi" w:cstheme="majorBidi"/>
+          <w:sz w:val="24"/>
+          <w:szCs w:val="24"/>
+          <w:lang w:val="en-GB"/>
+        </w:rPr>
+      </w:pPr>
+      <w:r>
+        <w:rPr>
+          <w:rFonts w:asciiTheme="majorBidi" w:hAnsiTheme="majorBidi" w:cstheme="majorBidi"/>
+          <w:sz w:val="24"/>
+          <w:szCs w:val="24"/>
+          <w:lang w:val="en-GB"/>
+        </w:rPr>
+        <w:t>Learning rate</w:t>
+      </w:r>
+    </w:p>
+    <w:p>
+      <w:pPr>
+        <w:spacing w:line="360" w:lineRule="auto"/>
+        <w:rPr>
+          <w:rFonts w:asciiTheme="majorBidi" w:hAnsiTheme="majorBidi" w:cstheme="majorBidi"/>
+          <w:sz w:val="24"/>
+          <w:szCs w:val="24"/>
+          <w:lang w:val="en-GB"/>
+        </w:rPr>
+      </w:pPr>
+      <w:r>
+        <w:rPr>
+          <w:rFonts w:asciiTheme="majorBidi" w:hAnsiTheme="majorBidi" w:cstheme="majorBidi"/>
+          <w:sz w:val="24"/>
+          <w:szCs w:val="24"/>
+          <w:lang w:val="en-GB"/>
+        </w:rPr>
+        <w:t>Hardware (if available)</w:t>
+      </w:r>
+    </w:p>
+    <w:p>
+      <w:pPr>
+        <w:spacing w:line="360" w:lineRule="auto"/>
+        <w:rPr>
+          <w:rFonts w:asciiTheme="majorBidi" w:eastAsiaTheme="majorEastAsia" w:hAnsiTheme="majorBidi" w:cstheme="majorBidi"/>
+          <w:sz w:val="44"/>
+          <w:szCs w:val="44"/>
+        </w:rPr>
+      </w:pPr>
+      <w:r>
+        <w:rPr>
+          <w:rFonts w:asciiTheme="majorBidi" w:eastAsiaTheme="majorEastAsia" w:hAnsiTheme="majorBidi" w:cstheme="majorBidi"/>
+          <w:sz w:val="44"/>
+          <w:szCs w:val="44"/>
+        </w:rPr>
+        <w:t>7. Implementation Details</w:t>
+      </w:r>
+    </w:p>
+    <w:p>
+      <w:pPr>
+        <w:spacing w:line="360" w:lineRule="auto"/>
+        <w:rPr>
+          <w:rFonts w:asciiTheme="majorBidi" w:hAnsiTheme="majorBidi" w:cstheme="majorBidi"/>
+          <w:sz w:val="24"/>
+          <w:szCs w:val="24"/>
+          <w:lang w:val="en-GB"/>
+        </w:rPr>
+      </w:pPr>
+      <w:r>
+        <w:rPr>
+          <w:rFonts w:asciiTheme="majorBidi" w:hAnsiTheme="majorBidi" w:cstheme="majorBidi"/>
+          <w:sz w:val="24"/>
+          <w:szCs w:val="24"/>
+          <w:lang w:val="en-GB"/>
+        </w:rPr>
+        <w:t>Describe:</w:t>
+      </w:r>
+    </w:p>
+    <w:p>
+      <w:pPr>
+        <w:numPr>
+          <w:ilvl w:val="0"/>
+          <w:numId w:val="22"/>
+        </w:numPr>
+        <w:spacing w:line="360" w:lineRule="auto"/>
+        <w:rPr>
+          <w:rFonts w:asciiTheme="majorBidi" w:hAnsiTheme="majorBidi" w:cstheme="majorBidi"/>
+          <w:sz w:val="24"/>
+          <w:szCs w:val="24"/>
+          <w:lang w:val="en-GB"/>
+        </w:rPr>
+      </w:pPr>
+      <w:r>
+        <w:rPr>
+          <w:rFonts w:asciiTheme="majorBidi" w:hAnsiTheme="majorBidi" w:cstheme="majorBidi"/>
+          <w:sz w:val="24"/>
+          <w:szCs w:val="24"/>
+          <w:lang w:val="en-GB"/>
+        </w:rPr>
+        <w:t>How the model was built</w:t>
+      </w:r>
+    </w:p>
+    <w:p>
+      <w:pPr>
+        <w:numPr>
+          <w:ilvl w:val="0"/>
+          <w:numId w:val="22"/>
+        </w:numPr>
+        <w:spacing w:line="360" w:lineRule="auto"/>
+        <w:rPr>
+          <w:rFonts w:asciiTheme="majorBidi" w:hAnsiTheme="majorBidi" w:cstheme="majorBidi"/>
+          <w:sz w:val="24"/>
+          <w:szCs w:val="24"/>
+          <w:lang w:val="en-GB"/>
+        </w:rPr>
+      </w:pPr>
+      <w:r>
+        <w:rPr>
+          <w:rFonts w:asciiTheme="majorBidi" w:hAnsiTheme="majorBidi" w:cstheme="majorBidi"/>
+          <w:sz w:val="24"/>
+          <w:szCs w:val="24"/>
+          <w:lang w:val="en-GB"/>
+        </w:rPr>
+        <w:t>Training process</w:t>
+      </w:r>
+    </w:p>
+    <w:p>
+      <w:pPr>
+        <w:numPr>
+          <w:ilvl w:val="0"/>
+          <w:numId w:val="22"/>
+        </w:numPr>
+        <w:spacing w:line="360" w:lineRule="auto"/>
+        <w:rPr>
+          <w:rFonts w:asciiTheme="majorBidi" w:hAnsiTheme="majorBidi" w:cstheme="majorBidi"/>
+          <w:sz w:val="24"/>
+          <w:szCs w:val="24"/>
+          <w:lang w:val="en-GB"/>
+        </w:rPr>
+      </w:pPr>
+      <w:r>
+        <w:rPr>
+          <w:rFonts w:asciiTheme="majorBidi" w:hAnsiTheme="majorBidi" w:cstheme="majorBidi"/>
+          <w:sz w:val="24"/>
+          <w:szCs w:val="24"/>
+          <w:lang w:val="en-GB"/>
+        </w:rPr>
+        <w:t>Testing process</w:t>
+      </w:r>
+    </w:p>
+    <w:p>
+      <w:pPr>
+        <w:spacing w:line="360" w:lineRule="auto"/>
+        <w:rPr>
+          <w:rFonts w:asciiTheme="majorBidi" w:hAnsiTheme="majorBidi" w:cstheme="majorBidi"/>
+          <w:sz w:val="24"/>
+          <w:szCs w:val="24"/>
+          <w:lang w:val="en-GB"/>
+        </w:rPr>
+      </w:pPr>
+      <w:r>
+        <w:rPr>
+          <w:rFonts w:asciiTheme="majorBidi" w:hAnsiTheme="majorBidi" w:cstheme="majorBidi"/>
+          <w:sz w:val="24"/>
+          <w:szCs w:val="24"/>
+          <w:lang w:val="en-GB"/>
+        </w:rPr>
+        <w:t>Mention any:</w:t>
+      </w:r>
+    </w:p>
+    <w:p>
+      <w:pPr>
+        <w:numPr>
+          <w:ilvl w:val="0"/>
+          <w:numId w:val="23"/>
+        </w:numPr>
+        <w:spacing w:line="360" w:lineRule="auto"/>
+        <w:rPr>
+          <w:rFonts w:asciiTheme="majorBidi" w:hAnsiTheme="majorBidi" w:cstheme="majorBidi"/>
+          <w:sz w:val="24"/>
+          <w:szCs w:val="24"/>
+          <w:lang w:val="en-GB"/>
+        </w:rPr>
+      </w:pPr>
+      <w:r>
+        <w:rPr>
+          <w:rFonts w:asciiTheme="majorBidi" w:hAnsiTheme="majorBidi" w:cstheme="majorBidi"/>
+          <w:sz w:val="24"/>
+          <w:szCs w:val="24"/>
+          <w:lang w:val="en-GB"/>
+        </w:rPr>
+        <w:t>Challenges or fixes</w:t>
+      </w:r>
+    </w:p>
+    <w:p>
+      <w:pPr>
+        <w:spacing w:line="360" w:lineRule="auto"/>
+        <w:rPr>
+          <w:rFonts w:asciiTheme="majorBidi" w:eastAsiaTheme="majorEastAsia" w:hAnsiTheme="majorBidi" w:cstheme="majorBidi"/>
+          <w:sz w:val="44"/>
+          <w:szCs w:val="44"/>
+        </w:rPr>
+      </w:pPr>
+      <w:r>
+        <w:rPr>
+          <w:rFonts w:asciiTheme="majorBidi" w:eastAsiaTheme="majorEastAsia" w:hAnsiTheme="majorBidi" w:cstheme="majorBidi"/>
+          <w:sz w:val="44"/>
+          <w:szCs w:val="44"/>
+        </w:rPr>
+        <w:t>8. Results</w:t>
+      </w:r>
+    </w:p>
+    <w:p>
+      <w:pPr>
+        <w:spacing w:line="360" w:lineRule="auto"/>
+        <w:rPr>
+          <w:rFonts w:asciiTheme="majorBidi" w:hAnsiTheme="majorBidi" w:cstheme="majorBidi"/>
+          <w:sz w:val="24"/>
+          <w:szCs w:val="24"/>
+          <w:lang w:val="en-GB"/>
+        </w:rPr>
+      </w:pPr>
+      <w:r>
+        <w:rPr>
+          <w:rFonts w:asciiTheme="majorBidi" w:hAnsiTheme="majorBidi" w:cstheme="majorBidi"/>
+          <w:sz w:val="24"/>
+          <w:szCs w:val="24"/>
+          <w:lang w:val="en-GB"/>
+        </w:rPr>
+        <w:t>Present results clearly:</w:t>
+      </w:r>
+    </w:p>
+    <w:p>
+      <w:pPr>
+        <w:numPr>
+          <w:ilvl w:val="0"/>
+          <w:numId w:val="24"/>
+        </w:numPr>
+        <w:spacing w:line="360" w:lineRule="auto"/>
+        <w:rPr>
+          <w:rFonts w:asciiTheme="majorBidi" w:hAnsiTheme="majorBidi" w:cstheme="majorBidi"/>
+          <w:sz w:val="24"/>
+          <w:szCs w:val="24"/>
+          <w:lang w:val="en-GB"/>
+        </w:rPr>
+      </w:pPr>
+      <w:r>
+        <w:rPr>
+          <w:rFonts w:asciiTheme="majorBidi" w:hAnsiTheme="majorBidi" w:cstheme="majorBidi"/>
+          <w:sz w:val="24"/>
+          <w:szCs w:val="24"/>
+          <w:lang w:val="en-GB"/>
+        </w:rPr>
+        <w:t>Tables</w:t>
+      </w:r>
+    </w:p>
+    <w:p>
+      <w:pPr>
+        <w:numPr>
+          <w:ilvl w:val="0"/>
+          <w:numId w:val="24"/>
+        </w:numPr>
+        <w:spacing w:line="360" w:lineRule="auto"/>
+        <w:rPr>
+          <w:rFonts w:asciiTheme="majorBidi" w:hAnsiTheme="majorBidi" w:cstheme="majorBidi"/>
+          <w:sz w:val="24"/>
+          <w:szCs w:val="24"/>
+          <w:lang w:val="en-GB"/>
+        </w:rPr>
+      </w:pPr>
+      <w:r>
+        <w:rPr>
+          <w:rFonts w:asciiTheme="majorBidi" w:hAnsiTheme="majorBidi" w:cstheme="majorBidi"/>
+          <w:sz w:val="24"/>
+          <w:szCs w:val="24"/>
+          <w:lang w:val="en-GB"/>
+        </w:rPr>
+        <w:t>Graphs</w:t>
+      </w:r>
+    </w:p>
+    <w:p>
+      <w:pPr>
+        <w:spacing w:line="360" w:lineRule="auto"/>
+        <w:rPr>
+          <w:rFonts w:asciiTheme="majorBidi" w:hAnsiTheme="majorBidi" w:cstheme="majorBidi"/>
+          <w:sz w:val="24"/>
+          <w:szCs w:val="24"/>
+          <w:lang w:val="en-GB"/>
+        </w:rPr>
+      </w:pPr>
+      <w:r>
+        <w:rPr>
+          <w:rFonts w:asciiTheme="majorBidi" w:hAnsiTheme="majorBidi" w:cstheme="majorBidi"/>
+          <w:b/>
+          <w:bCs/>
+          <w:sz w:val="24"/>
+          <w:szCs w:val="24"/>
+          <w:lang w:val="en-GB"/>
+        </w:rPr>
+        <w:t>Track 1:</w:t>
+      </w:r>
+    </w:p>
+    <w:p>
+      <w:pPr>
+        <w:spacing w:line="360" w:lineRule="auto"/>
+        <w:rPr>
+          <w:rFonts w:asciiTheme="majorBidi" w:hAnsiTheme="majorBidi" w:cstheme="majorBidi"/>
+          <w:sz w:val="24"/>
+          <w:szCs w:val="24"/>
+          <w:lang w:val="en-GB"/>
+        </w:rPr>
+      </w:pPr>
+      <w:r>
+        <w:rPr>
+          <w:rFonts w:asciiTheme="majorBidi" w:hAnsiTheme="majorBidi" w:cstheme="majorBidi"/>
+          <w:sz w:val="24"/>
+          <w:szCs w:val="24"/>
+          <w:lang w:val="en-GB"/>
+        </w:rPr>
+        <w:t>Compare with baseline</w:t>
+      </w:r>
+    </w:p>
+    <w:p>
+      <w:pPr>
+        <w:spacing w:line="360" w:lineRule="auto"/>
+        <w:rPr>
+          <w:rFonts w:asciiTheme="majorBidi" w:hAnsiTheme="majorBidi" w:cstheme="majorBidi"/>
+          <w:sz w:val="24"/>
+          <w:szCs w:val="24"/>
+          <w:lang w:val="en-GB"/>
+        </w:rPr>
+      </w:pPr>
+      <w:r>
+        <w:rPr>
+          <w:rFonts w:asciiTheme="majorBidi" w:hAnsiTheme="majorBidi" w:cstheme="majorBidi"/>
+          <w:b/>
+          <w:bCs/>
+          <w:sz w:val="24"/>
+          <w:szCs w:val="24"/>
+          <w:lang w:val="en-GB"/>
+        </w:rPr>
+        <w:lastRenderedPageBreak/>
+        <w:t>Track 2:</w:t>
+      </w:r>
+    </w:p>
+    <w:p>
+      <w:pPr>
+        <w:spacing w:line="360" w:lineRule="auto"/>
+        <w:rPr>
+          <w:rFonts w:asciiTheme="majorBidi" w:hAnsiTheme="majorBidi" w:cstheme="majorBidi"/>
+          <w:sz w:val="24"/>
+          <w:szCs w:val="24"/>
+          <w:lang w:val="en-GB"/>
+        </w:rPr>
+      </w:pPr>
+      <w:r>
+        <w:rPr>
+          <w:rFonts w:asciiTheme="majorBidi" w:hAnsiTheme="majorBidi" w:cstheme="majorBidi"/>
+          <w:sz w:val="24"/>
+          <w:szCs w:val="24"/>
+          <w:lang w:val="en-GB"/>
+        </w:rPr>
+        <w:t>Compare all models fairly</w:t>
+      </w:r>
+    </w:p>
+    <w:p>
+      <w:pPr>
+        <w:spacing w:line="360" w:lineRule="auto"/>
+        <w:rPr>
+          <w:rFonts w:asciiTheme="majorBidi" w:eastAsiaTheme="majorEastAsia" w:hAnsiTheme="majorBidi" w:cstheme="majorBidi"/>
+          <w:sz w:val="44"/>
+          <w:szCs w:val="44"/>
+        </w:rPr>
+      </w:pPr>
+      <w:r>
+        <w:rPr>
+          <w:rFonts w:asciiTheme="majorBidi" w:eastAsiaTheme="majorEastAsia" w:hAnsiTheme="majorBidi" w:cstheme="majorBidi"/>
+          <w:sz w:val="44"/>
+          <w:szCs w:val="44"/>
+        </w:rPr>
+        <w:t>9. Discussion</w:t>
+      </w:r>
+    </w:p>
+    <w:p>
+      <w:pPr>
+        <w:spacing w:line="360" w:lineRule="auto"/>
+        <w:rPr>
+          <w:rFonts w:asciiTheme="majorBidi" w:hAnsiTheme="majorBidi" w:cstheme="majorBidi"/>
+          <w:sz w:val="24"/>
+          <w:szCs w:val="24"/>
+          <w:lang w:val="en-GB"/>
+        </w:rPr>
+      </w:pPr>
+      <w:r>
+        <w:rPr>
+          <w:rFonts w:asciiTheme="majorBidi" w:hAnsiTheme="majorBidi" w:cstheme="majorBidi"/>
+          <w:sz w:val="24"/>
+          <w:szCs w:val="24"/>
+          <w:lang w:val="en-GB"/>
+        </w:rPr>
+        <w:t>Explain results:</w:t>
+      </w:r>
+    </w:p>
+    <w:p>
+      <w:pPr>
+        <w:numPr>
+          <w:ilvl w:val="0"/>
+          <w:numId w:val="25"/>
+        </w:numPr>
+        <w:spacing w:line="360" w:lineRule="auto"/>
+        <w:rPr>
+          <w:rFonts w:asciiTheme="majorBidi" w:hAnsiTheme="majorBidi" w:cstheme="majorBidi"/>
+          <w:sz w:val="24"/>
+          <w:szCs w:val="24"/>
+          <w:lang w:val="en-GB"/>
+        </w:rPr>
+      </w:pPr>
+      <w:r>
+        <w:rPr>
+          <w:rFonts w:asciiTheme="majorBidi" w:hAnsiTheme="majorBidi" w:cstheme="majorBidi"/>
+          <w:sz w:val="24"/>
+          <w:szCs w:val="24"/>
+          <w:lang w:val="en-GB"/>
+        </w:rPr>
+        <w:t>Why performance is good or not</w:t>
+      </w:r>
+    </w:p>
+    <w:p>
+      <w:pPr>
+        <w:spacing w:line="360" w:lineRule="auto"/>
+        <w:rPr>
+          <w:rFonts w:asciiTheme="majorBidi" w:hAnsiTheme="majorBidi" w:cstheme="majorBidi"/>
+          <w:sz w:val="24"/>
+          <w:szCs w:val="24"/>
+          <w:lang w:val="en-GB"/>
+        </w:rPr>
+      </w:pPr>
+      <w:r>
+        <w:rPr>
+          <w:rFonts w:asciiTheme="majorBidi" w:hAnsiTheme="majorBidi" w:cstheme="majorBidi"/>
+          <w:sz w:val="24"/>
+          <w:szCs w:val="24"/>
+          <w:lang w:val="en-GB"/>
+        </w:rPr>
+        <w:t>Mention:</w:t>
+      </w:r>
+    </w:p>
+    <w:p>
+      <w:pPr>
+        <w:numPr>
+          <w:ilvl w:val="0"/>
+          <w:numId w:val="26"/>
+        </w:numPr>
+        <w:spacing w:line="360" w:lineRule="auto"/>
+        <w:rPr>
+          <w:rFonts w:asciiTheme="majorBidi" w:hAnsiTheme="majorBidi" w:cstheme="majorBidi"/>
+          <w:sz w:val="24"/>
+          <w:szCs w:val="24"/>
+          <w:lang w:val="en-GB"/>
+        </w:rPr>
+      </w:pPr>
+      <w:r>
+        <w:rPr>
+          <w:rFonts w:asciiTheme="majorBidi" w:hAnsiTheme="majorBidi" w:cstheme="majorBidi"/>
+          <w:sz w:val="24"/>
+          <w:szCs w:val="24"/>
+          <w:lang w:val="en-GB"/>
+        </w:rPr>
+        <w:t>Limitations</w:t>
+      </w:r>
+    </w:p>
+    <w:p>
+      <w:pPr>
+        <w:numPr>
+          <w:ilvl w:val="0"/>
+          <w:numId w:val="26"/>
+        </w:numPr>
+        <w:spacing w:line="360" w:lineRule="auto"/>
+        <w:rPr>
+          <w:rFonts w:asciiTheme="majorBidi" w:hAnsiTheme="majorBidi" w:cstheme="majorBidi"/>
+          <w:sz w:val="24"/>
+          <w:szCs w:val="24"/>
+          <w:lang w:val="en-GB"/>
+        </w:rPr>
+      </w:pPr>
+      <w:r>
+        <w:rPr>
+          <w:rFonts w:asciiTheme="majorBidi" w:hAnsiTheme="majorBidi" w:cstheme="majorBidi"/>
+          <w:sz w:val="24"/>
+          <w:szCs w:val="24"/>
+          <w:lang w:val="en-GB"/>
+        </w:rPr>
+        <w:t>Observations</w:t>
+      </w:r>
+    </w:p>
+    <w:p>
+      <w:pPr>
+        <w:spacing w:line="360" w:lineRule="auto"/>
+        <w:rPr>
+          <w:rFonts w:asciiTheme="majorBidi" w:hAnsiTheme="majorBidi" w:cstheme="majorBidi"/>
+          <w:sz w:val="24"/>
+          <w:szCs w:val="24"/>
+          <w:lang w:val="en-GB"/>
+        </w:rPr>
+      </w:pPr>
+      <w:r>
+        <w:rPr>
+          <w:rFonts w:asciiTheme="majorBidi" w:hAnsiTheme="majorBidi" w:cstheme="majorBidi"/>
+          <w:b/>
+          <w:bCs/>
+          <w:sz w:val="24"/>
+          <w:szCs w:val="24"/>
+          <w:lang w:val="en-GB"/>
+        </w:rPr>
+        <w:t>10. Conclusion (Phase 2 Progress)</w:t>
+      </w:r>
+    </w:p>
+    <w:p>
+      <w:pPr>
+        <w:spacing w:line="360" w:lineRule="auto"/>
+        <w:rPr>
+          <w:rFonts w:asciiTheme="majorBidi" w:hAnsiTheme="majorBidi" w:cstheme="majorBidi"/>
+          <w:sz w:val="24"/>
+          <w:szCs w:val="24"/>
+          <w:lang w:val="en-GB"/>
+        </w:rPr>
+      </w:pPr>
+      <w:r>
+        <w:rPr>
+          <w:rFonts w:asciiTheme="majorBidi" w:hAnsiTheme="majorBidi" w:cstheme="majorBidi"/>
+          <w:sz w:val="24"/>
+          <w:szCs w:val="24"/>
+          <w:lang w:val="en-GB"/>
+        </w:rPr>
+        <w:t>What has been completed</w:t>
+      </w:r>
+    </w:p>
+    <w:p>
+      <w:pPr>
+        <w:spacing w:line="360" w:lineRule="auto"/>
+        <w:rPr>
+          <w:rFonts w:asciiTheme="majorBidi" w:hAnsiTheme="majorBidi" w:cstheme="majorBidi"/>
+          <w:sz w:val="24"/>
+          <w:szCs w:val="24"/>
+          <w:lang w:val="en-GB"/>
+        </w:rPr>
+      </w:pPr>
+      <w:r>
+        <w:rPr>
+          <w:rFonts w:asciiTheme="majorBidi" w:hAnsiTheme="majorBidi" w:cstheme="majorBidi"/>
+          <w:sz w:val="24"/>
+          <w:szCs w:val="24"/>
+          <w:lang w:val="en-GB"/>
+        </w:rPr>
+        <w:t>What remains for final phase</w:t>
+      </w:r>
+    </w:p>
+    <w:p>
+      <w:pPr>
+        <w:spacing w:line="360" w:lineRule="auto"/>
+        <w:rPr>
+          <w:rFonts w:asciiTheme="majorBidi" w:hAnsiTheme="majorBidi" w:cstheme="majorBidi"/>
+          <w:sz w:val="24"/>
+          <w:szCs w:val="24"/>
+          <w:lang w:val="en-GB"/>
+        </w:rPr>
+      </w:pPr>
+      <w:r>
+        <w:rPr>
+          <w:rFonts w:asciiTheme="majorBidi" w:hAnsiTheme="majorBidi" w:cstheme="majorBidi"/>
+          <w:b/>
+          <w:bCs/>
+          <w:sz w:val="24"/>
+          <w:szCs w:val="24"/>
+          <w:lang w:val="en-GB"/>
+        </w:rPr>
+        <w:t>11. References</w:t>
+      </w:r>
+    </w:p>
+    <w:p>
+      <w:pPr>
+        <w:spacing w:line="360" w:lineRule="auto"/>
+        <w:rPr>
+          <w:rFonts w:asciiTheme="majorBidi" w:hAnsiTheme="majorBidi" w:cstheme="majorBidi"/>
+          <w:sz w:val="24"/>
+          <w:szCs w:val="24"/>
+          <w:lang w:val="en-GB"/>
+        </w:rPr>
+      </w:pPr>
+      <w:r>
+        <w:rPr>
+          <w:rFonts w:asciiTheme="majorBidi" w:hAnsiTheme="majorBidi" w:cstheme="majorBidi"/>
+          <w:sz w:val="24"/>
+          <w:szCs w:val="24"/>
+          <w:lang w:val="en-GB"/>
+        </w:rPr>
+        <w:t>Only if new tools/papers are added</w:t>
+      </w:r>
+    </w:p>
+    <w:p>
+      <w:pPr>
+        <w:pStyle w:val="Heading1"/>
+        <w:numPr>
+          <w:ilvl w:val="0"/>
+          <w:numId w:val="6"/>
+        </w:numPr>
+        <w:spacing w:line="360" w:lineRule="auto"/>
+        <w:rPr>
+          <w:rFonts w:asciiTheme="majorBidi" w:hAnsiTheme="majorBidi"/>
+          <w:color w:val="auto"/>
+          <w:sz w:val="44"/>
+          <w:szCs w:val="44"/>
+        </w:rPr>
+      </w:pPr>
+      <w:bookmarkStart w:id="97" w:name="_Toc221988912"/>
+      <w:bookmarkStart w:id="98" w:name="_Toc221989047"/>
+      <w:bookmarkStart w:id="99" w:name="_Toc221989133"/>
+      <w:bookmarkStart w:id="100" w:name="_Toc226643861"/>
+      <w:bookmarkStart w:id="101" w:name="_Toc226643951"/>
+      <w:bookmarkStart w:id="102" w:name="_Toc226644025"/>
+      <w:bookmarkStart w:id="103" w:name="_Toc226645919"/>
+      <w:bookmarkStart w:id="104" w:name="_Toc226646695"/>
+      <w:bookmarkStart w:id="105" w:name="_Toc226649318"/>
+      <w:bookmarkStart w:id="106" w:name="_Toc226650179"/>
+      <w:bookmarkStart w:id="107" w:name="_Toc228045757"/>
+      <w:bookmarkStart w:id="108" w:name="_Toc228045818"/>
+      <w:r>
+        <w:rPr>
+          <w:rFonts w:asciiTheme="majorBidi" w:hAnsiTheme="majorBidi"/>
+          <w:color w:val="auto"/>
+          <w:sz w:val="44"/>
+          <w:szCs w:val="44"/>
+        </w:rPr>
+        <w:t>Conclusion</w:t>
+      </w:r>
+      <w:bookmarkEnd w:id="97"/>
       <w:bookmarkEnd w:id="98"/>
       <w:bookmarkEnd w:id="99"/>
       <w:bookmarkEnd w:id="100"/>
@@ -5334,6 +5709,101 @@
       <w:bookmarkEnd w:id="106"/>
       <w:bookmarkEnd w:id="107"/>
       <w:bookmarkEnd w:id="108"/>
+    </w:p>
+    <w:p>
+      <w:pPr>
+        <w:spacing w:line="360" w:lineRule="auto"/>
+        <w:ind w:firstLine="360"/>
+        <w:rPr>
+          <w:rFonts w:asciiTheme="majorBidi" w:hAnsiTheme="majorBidi" w:cstheme="majorBidi"/>
+          <w:sz w:val="24"/>
+          <w:szCs w:val="24"/>
+        </w:rPr>
+      </w:pPr>
+      <w:r>
+        <w:rPr>
+          <w:rFonts w:asciiTheme="majorBidi" w:hAnsiTheme="majorBidi" w:cstheme="majorBidi"/>
+          <w:sz w:val="24"/>
+          <w:szCs w:val="24"/>
+        </w:rPr>
+        <w:t>This research addresses the critical "Black-Box" challenge in medical AI by proposing a transition from legacy XAI methods to real-time, high-fidelity frameworks. By evaluating and comparing modern frameworks like the xAI SDK against legacy methods, this study successfully bridges the Latency Gap identified in traditional models [3] and the Innovation Gap found in post-2025 literature [2].</w:t>
+      </w:r>
+    </w:p>
+    <w:p>
+      <w:pPr>
+        <w:spacing w:line="360" w:lineRule="auto"/>
+        <w:ind w:firstLine="360"/>
+        <w:rPr>
+          <w:rFonts w:asciiTheme="majorBidi" w:hAnsiTheme="majorBidi" w:cstheme="majorBidi"/>
+          <w:sz w:val="24"/>
+          <w:szCs w:val="24"/>
+        </w:rPr>
+      </w:pPr>
+      <w:r>
+        <w:rPr>
+          <w:rFonts w:asciiTheme="majorBidi" w:hAnsiTheme="majorBidi" w:cstheme="majorBidi"/>
+          <w:sz w:val="24"/>
+          <w:szCs w:val="24"/>
+        </w:rPr>
+        <w:t xml:space="preserve">Aligned with Saudi Vision 2030, this project demonstrates that providing clinicians with instantaneous and traceable diagnostic insights is essential for building </w:t>
+      </w:r>
+      <w:r>
+        <w:rPr>
+          <w:rFonts w:asciiTheme="majorBidi" w:hAnsiTheme="majorBidi" w:cstheme="majorBidi"/>
+          <w:sz w:val="24"/>
+          <w:szCs w:val="24"/>
+        </w:rPr>
+        <w:lastRenderedPageBreak/>
+        <w:t>trust and improving patient outcomes. Ultimately, this framework ensures that AI-driven healthcare is not only accurate but also transparent, reliable, and ready for the demands of modern medical emergencies.</w:t>
+      </w:r>
+    </w:p>
+    <w:p>
+      <w:pPr>
+        <w:pStyle w:val="Heading1"/>
+        <w:numPr>
+          <w:ilvl w:val="0"/>
+          <w:numId w:val="6"/>
+        </w:numPr>
+        <w:rPr>
+          <w:rFonts w:asciiTheme="majorBidi" w:hAnsiTheme="majorBidi"/>
+          <w:color w:val="auto"/>
+          <w:sz w:val="44"/>
+          <w:szCs w:val="44"/>
+        </w:rPr>
+      </w:pPr>
+      <w:bookmarkStart w:id="109" w:name="_Toc221988913"/>
+      <w:bookmarkStart w:id="110" w:name="_Toc221989048"/>
+      <w:bookmarkStart w:id="111" w:name="_Toc221989134"/>
+      <w:bookmarkStart w:id="112" w:name="_Toc226643862"/>
+      <w:bookmarkStart w:id="113" w:name="_Toc226643952"/>
+      <w:bookmarkStart w:id="114" w:name="_Toc226644026"/>
+      <w:bookmarkStart w:id="115" w:name="_Toc226645920"/>
+      <w:bookmarkStart w:id="116" w:name="_Toc226646696"/>
+      <w:bookmarkStart w:id="117" w:name="_Toc226649319"/>
+      <w:bookmarkStart w:id="118" w:name="_Toc226650180"/>
+      <w:bookmarkStart w:id="119" w:name="_Toc228045758"/>
+      <w:bookmarkStart w:id="120" w:name="_Toc228045819"/>
+      <w:r>
+        <w:rPr>
+          <w:rFonts w:asciiTheme="majorBidi" w:hAnsiTheme="majorBidi"/>
+          <w:color w:val="auto"/>
+          <w:sz w:val="44"/>
+          <w:szCs w:val="44"/>
+        </w:rPr>
+        <w:t>References</w:t>
+      </w:r>
+      <w:bookmarkEnd w:id="109"/>
+      <w:bookmarkEnd w:id="110"/>
+      <w:bookmarkEnd w:id="111"/>
+      <w:bookmarkEnd w:id="112"/>
+      <w:bookmarkEnd w:id="113"/>
+      <w:bookmarkEnd w:id="114"/>
+      <w:bookmarkEnd w:id="115"/>
+      <w:bookmarkEnd w:id="116"/>
+      <w:bookmarkEnd w:id="117"/>
+      <w:bookmarkEnd w:id="118"/>
+      <w:bookmarkEnd w:id="119"/>
+      <w:bookmarkEnd w:id="120"/>
     </w:p>
     <w:p>
       <w:pPr>
@@ -6034,7 +6504,6 @@
         <w:docPartUnique/>
       </w:docPartObj>
     </w:sdtPr>
-    <w:sdtEndPr/>
     <w:sdtContent>
       <w:p>
         <w:pPr>
@@ -6083,7 +6552,6 @@
         <w:docPartUnique/>
       </w:docPartObj>
     </w:sdtPr>
-    <w:sdtEndPr/>
     <w:sdtContent>
       <w:p>
         <w:pPr>

--- a/ST_M2_Draft.docx
+++ b/ST_M2_Draft.docx
@@ -515,7 +515,6 @@
           <w:docPartUnique/>
         </w:docPartObj>
       </w:sdtPr>
-      <w:sdtEndPr/>
       <w:sdtContent>
         <w:p>
           <w:pPr>
@@ -2219,6 +2218,7 @@
                 <w:lang w:val="en-GB"/>
               </w:rPr>
             </w:pPr>
+            <w:proofErr w:type="spellStart"/>
             <w:r>
               <w:rPr>
                 <w:rFonts w:asciiTheme="majorBidi" w:hAnsiTheme="majorBidi" w:cstheme="majorBidi"/>
@@ -2226,8 +2226,29 @@
                 <w:szCs w:val="24"/>
                 <w:lang w:val="en-GB"/>
               </w:rPr>
-              <w:t>SHapley Additive exPlanations</w:t>
-            </w:r>
+              <w:t>SHapley</w:t>
+            </w:r>
+            <w:proofErr w:type="spellEnd"/>
+            <w:r>
+              <w:rPr>
+                <w:rFonts w:asciiTheme="majorBidi" w:hAnsiTheme="majorBidi" w:cstheme="majorBidi"/>
+                <w:sz w:val="24"/>
+                <w:szCs w:val="24"/>
+                <w:lang w:val="en-GB"/>
+              </w:rPr>
+              <w:t xml:space="preserve"> Additive </w:t>
+            </w:r>
+            <w:proofErr w:type="spellStart"/>
+            <w:r>
+              <w:rPr>
+                <w:rFonts w:asciiTheme="majorBidi" w:hAnsiTheme="majorBidi" w:cstheme="majorBidi"/>
+                <w:sz w:val="24"/>
+                <w:szCs w:val="24"/>
+                <w:lang w:val="en-GB"/>
+              </w:rPr>
+              <w:t>exPlanations</w:t>
+            </w:r>
+            <w:proofErr w:type="spellEnd"/>
           </w:p>
         </w:tc>
       </w:tr>
@@ -2659,22 +2680,37 @@
             <w:pPr>
               <w:rPr>
                 <w:rFonts w:asciiTheme="majorBidi" w:hAnsiTheme="majorBidi" w:cstheme="majorBidi"/>
+                <w:color w:val="EE0000"/>
                 <w:sz w:val="24"/>
                 <w:szCs w:val="24"/>
               </w:rPr>
             </w:pPr>
+            <w:proofErr w:type="spellStart"/>
             <w:r>
               <w:rPr>
                 <w:rFonts w:asciiTheme="majorBidi" w:hAnsiTheme="majorBidi" w:cstheme="majorBidi"/>
+                <w:color w:val="EE0000"/>
                 <w:sz w:val="24"/>
                 <w:szCs w:val="24"/>
                 <w:lang w:val="en-GB"/>
               </w:rPr>
-              <w:t xml:space="preserve">xAI </w:t>
-            </w:r>
+              <w:t>xAI</w:t>
+            </w:r>
+            <w:proofErr w:type="spellEnd"/>
             <w:r>
               <w:rPr>
                 <w:rFonts w:asciiTheme="majorBidi" w:hAnsiTheme="majorBidi" w:cstheme="majorBidi"/>
+                <w:color w:val="EE0000"/>
+                <w:sz w:val="24"/>
+                <w:szCs w:val="24"/>
+                <w:lang w:val="en-GB"/>
+              </w:rPr>
+              <w:t xml:space="preserve"> </w:t>
+            </w:r>
+            <w:r>
+              <w:rPr>
+                <w:rFonts w:asciiTheme="majorBidi" w:hAnsiTheme="majorBidi" w:cstheme="majorBidi"/>
+                <w:color w:val="EE0000"/>
                 <w:sz w:val="24"/>
                 <w:szCs w:val="24"/>
               </w:rPr>
@@ -2833,7 +2869,25 @@
           <w:sz w:val="24"/>
           <w:szCs w:val="24"/>
         </w:rPr>
-        <w:t>Artificial Intelligence (AI) has revolutionized medical diagnostics, with deep learning models achieving human-level accuracy in detecting pathologies from imaging and Electronic Health Records (EHR) [2][3]. However, the "black-box" nature of these models remains a barrier to clinical adoption [6]. The emergence of Explainable AI (XAI) frameworks, such as LIME and SHAP, provided early solutions for transparency [1][2]. As we move into 2025 and beyond, the field is shifting towards more sophisticated, real-time interpretability tools, such as the xAI SDK. This next-generation framework promises to bridge the gap between high-performance computing and clinical intuitive understanding, offering more dynamic and context-aware explanations than traditional methods.</w:t>
+        <w:t xml:space="preserve">Artificial Intelligence (AI) has revolutionized medical diagnostics, with deep learning models achieving human-level accuracy in detecting pathologies from imaging and Electronic Health Records (EHR) [2][3]. However, the "black-box" nature of these models remains a barrier to clinical adoption [6]. The emergence of Explainable AI (XAI) frameworks, such as LIME and SHAP, provided early solutions for transparency [1][2]. As we move into 2025 and beyond, the field is shifting towards more sophisticated, real-time interpretability tools, such as the </w:t>
+      </w:r>
+      <w:proofErr w:type="spellStart"/>
+      <w:r>
+        <w:rPr>
+          <w:rFonts w:asciiTheme="majorBidi" w:hAnsiTheme="majorBidi" w:cstheme="majorBidi"/>
+          <w:sz w:val="24"/>
+          <w:szCs w:val="24"/>
+        </w:rPr>
+        <w:t>xAI</w:t>
+      </w:r>
+      <w:proofErr w:type="spellEnd"/>
+      <w:r>
+        <w:rPr>
+          <w:rFonts w:asciiTheme="majorBidi" w:hAnsiTheme="majorBidi" w:cstheme="majorBidi"/>
+          <w:sz w:val="24"/>
+          <w:szCs w:val="24"/>
+        </w:rPr>
+        <w:t xml:space="preserve"> SDK. This next-generation framework promises to bridge the gap between high-performance computing and clinical intuitive understanding, offering more dynamic and context-aware explanations than traditional methods.</w:t>
       </w:r>
     </w:p>
     <w:p>
@@ -3446,7 +3500,27 @@
           <w:szCs w:val="24"/>
           <w:lang w:val="en-GB"/>
         </w:rPr>
-        <w:t>On the technical front, the reviewed studies utilized diverse architectural frameworks; CNNs led in medical imaging, while tree-based models such as XGBoost and Random Forest were most frequently used for analysing tabular EHR data. Additionally, Transformers and RNNs were prominent in interpreting temporal and textual clinical data. These models achieved strong performance with a median accuracy of 86.4% and a median AUC of 0.87. Parallel to predictive accuracy, several studies focused on "explanation quality" metrics such as Fidelity, Consistency, and Spatial Localization Accuracy.</w:t>
+        <w:t xml:space="preserve">On the technical front, the reviewed studies utilized diverse architectural frameworks; CNNs led in medical imaging, while tree-based models such as </w:t>
+      </w:r>
+      <w:proofErr w:type="spellStart"/>
+      <w:r>
+        <w:rPr>
+          <w:rFonts w:asciiTheme="majorBidi" w:hAnsiTheme="majorBidi" w:cstheme="majorBidi"/>
+          <w:sz w:val="24"/>
+          <w:szCs w:val="24"/>
+          <w:lang w:val="en-GB"/>
+        </w:rPr>
+        <w:t>XGBoost</w:t>
+      </w:r>
+      <w:proofErr w:type="spellEnd"/>
+      <w:r>
+        <w:rPr>
+          <w:rFonts w:asciiTheme="majorBidi" w:hAnsiTheme="majorBidi" w:cstheme="majorBidi"/>
+          <w:sz w:val="24"/>
+          <w:szCs w:val="24"/>
+          <w:lang w:val="en-GB"/>
+        </w:rPr>
+        <w:t xml:space="preserve"> and Random Forest were most frequently used for analysing tabular EHR data. Additionally, Transformers and RNNs were prominent in interpreting temporal and textual clinical data. These models achieved strong performance with a median accuracy of 86.4% and a median AUC of 0.87. Parallel to predictive accuracy, several studies focused on "explanation quality" metrics such as Fidelity, Consistency, and Spatial Localization Accuracy.</w:t>
       </w:r>
     </w:p>
     <w:p>
@@ -3551,14 +3625,25 @@
         </w:rPr>
         <w:t>Residual Network (</w:t>
       </w:r>
-      <w:r>
-        <w:rPr>
-          <w:rFonts w:asciiTheme="majorBidi" w:hAnsiTheme="majorBidi" w:cstheme="majorBidi"/>
-          <w:sz w:val="24"/>
-          <w:szCs w:val="24"/>
-          <w:lang w:val="en-GB"/>
-        </w:rPr>
-        <w:t xml:space="preserve">ResNet), </w:t>
+      <w:proofErr w:type="spellStart"/>
+      <w:r>
+        <w:rPr>
+          <w:rFonts w:asciiTheme="majorBidi" w:hAnsiTheme="majorBidi" w:cstheme="majorBidi"/>
+          <w:sz w:val="24"/>
+          <w:szCs w:val="24"/>
+          <w:lang w:val="en-GB"/>
+        </w:rPr>
+        <w:t>ResNet</w:t>
+      </w:r>
+      <w:proofErr w:type="spellEnd"/>
+      <w:r>
+        <w:rPr>
+          <w:rFonts w:asciiTheme="majorBidi" w:hAnsiTheme="majorBidi" w:cstheme="majorBidi"/>
+          <w:sz w:val="24"/>
+          <w:szCs w:val="24"/>
+          <w:lang w:val="en-GB"/>
+        </w:rPr>
+        <w:t xml:space="preserve">), </w:t>
       </w:r>
       <w:r>
         <w:rPr>
@@ -3575,7 +3660,27 @@
           <w:szCs w:val="24"/>
           <w:lang w:val="en-GB"/>
         </w:rPr>
-        <w:t>U-Net), and MobileNet ,as well as GNN.</w:t>
+        <w:t xml:space="preserve">U-Net), and </w:t>
+      </w:r>
+      <w:proofErr w:type="spellStart"/>
+      <w:r>
+        <w:rPr>
+          <w:rFonts w:asciiTheme="majorBidi" w:hAnsiTheme="majorBidi" w:cstheme="majorBidi"/>
+          <w:sz w:val="24"/>
+          <w:szCs w:val="24"/>
+          <w:lang w:val="en-GB"/>
+        </w:rPr>
+        <w:t>MobileNet</w:t>
+      </w:r>
+      <w:proofErr w:type="spellEnd"/>
+      <w:r>
+        <w:rPr>
+          <w:rFonts w:asciiTheme="majorBidi" w:hAnsiTheme="majorBidi" w:cstheme="majorBidi"/>
+          <w:sz w:val="24"/>
+          <w:szCs w:val="24"/>
+          <w:lang w:val="en-GB"/>
+        </w:rPr>
+        <w:t xml:space="preserve"> ,as well as GNN.</w:t>
       </w:r>
     </w:p>
     <w:p>
@@ -3826,7 +3931,25 @@
           <w:sz w:val="24"/>
           <w:szCs w:val="24"/>
         </w:rPr>
-        <w:t>the xAI SDK</w:t>
+        <w:t xml:space="preserve">the </w:t>
+      </w:r>
+      <w:proofErr w:type="spellStart"/>
+      <w:r>
+        <w:rPr>
+          <w:rFonts w:asciiTheme="majorBidi" w:hAnsiTheme="majorBidi" w:cstheme="majorBidi"/>
+          <w:sz w:val="24"/>
+          <w:szCs w:val="24"/>
+        </w:rPr>
+        <w:t>xAI</w:t>
+      </w:r>
+      <w:proofErr w:type="spellEnd"/>
+      <w:r>
+        <w:rPr>
+          <w:rFonts w:asciiTheme="majorBidi" w:hAnsiTheme="majorBidi" w:cstheme="majorBidi"/>
+          <w:sz w:val="24"/>
+          <w:szCs w:val="24"/>
+        </w:rPr>
+        <w:t xml:space="preserve"> SDK</w:t>
       </w:r>
       <w:r>
         <w:rPr>
@@ -4402,7 +4525,27 @@
           <w:szCs w:val="24"/>
           <w:lang w:val="en-GB"/>
         </w:rPr>
-        <w:t>Dataset in num [7]</w:t>
+        <w:t xml:space="preserve">Dataset in </w:t>
+      </w:r>
+      <w:proofErr w:type="spellStart"/>
+      <w:r>
+        <w:rPr>
+          <w:rFonts w:asciiTheme="majorBidi" w:hAnsiTheme="majorBidi" w:cstheme="majorBidi"/>
+          <w:sz w:val="24"/>
+          <w:szCs w:val="24"/>
+          <w:lang w:val="en-GB"/>
+        </w:rPr>
+        <w:t>num</w:t>
+      </w:r>
+      <w:proofErr w:type="spellEnd"/>
+      <w:r>
+        <w:rPr>
+          <w:rFonts w:asciiTheme="majorBidi" w:hAnsiTheme="majorBidi" w:cstheme="majorBidi"/>
+          <w:sz w:val="24"/>
+          <w:szCs w:val="24"/>
+          <w:lang w:val="en-GB"/>
+        </w:rPr>
+        <w:t xml:space="preserve"> [7]</w:t>
       </w:r>
     </w:p>
     <w:p>
@@ -4521,7 +4664,27 @@
           <w:szCs w:val="24"/>
           <w:lang w:val="en-GB"/>
         </w:rPr>
-        <w:t>Tools used (e.g., PyTorch, TensorFlow)</w:t>
+        <w:t xml:space="preserve">Tools used (e.g., </w:t>
+      </w:r>
+      <w:proofErr w:type="spellStart"/>
+      <w:r>
+        <w:rPr>
+          <w:rFonts w:asciiTheme="majorBidi" w:hAnsiTheme="majorBidi" w:cstheme="majorBidi"/>
+          <w:sz w:val="24"/>
+          <w:szCs w:val="24"/>
+          <w:lang w:val="en-GB"/>
+        </w:rPr>
+        <w:t>PyTorch</w:t>
+      </w:r>
+      <w:proofErr w:type="spellEnd"/>
+      <w:r>
+        <w:rPr>
+          <w:rFonts w:asciiTheme="majorBidi" w:hAnsiTheme="majorBidi" w:cstheme="majorBidi"/>
+          <w:sz w:val="24"/>
+          <w:szCs w:val="24"/>
+          <w:lang w:val="en-GB"/>
+        </w:rPr>
+        <w:t>, TensorFlow)</w:t>
       </w:r>
     </w:p>
     <w:p>
@@ -5258,7 +5421,25 @@
           <w:sz w:val="24"/>
           <w:szCs w:val="24"/>
         </w:rPr>
-        <w:t>This research addresses the critical "Black-Box" challenge in medical AI by proposing a transition from legacy XAI methods to real-time, high-fidelity frameworks. By evaluating and comparing modern frameworks like the xAI SDK against legacy methods, this study successfully bridges the Latency Gap identified in traditional models [3] and the Innovation Gap found in post-2025 literature [2].</w:t>
+        <w:t xml:space="preserve">This research addresses the critical "Black-Box" challenge in medical AI by proposing a transition from legacy XAI methods to real-time, high-fidelity frameworks. By evaluating and comparing modern frameworks like the </w:t>
+      </w:r>
+      <w:proofErr w:type="spellStart"/>
+      <w:r>
+        <w:rPr>
+          <w:rFonts w:asciiTheme="majorBidi" w:hAnsiTheme="majorBidi" w:cstheme="majorBidi"/>
+          <w:sz w:val="24"/>
+          <w:szCs w:val="24"/>
+        </w:rPr>
+        <w:t>xAI</w:t>
+      </w:r>
+      <w:proofErr w:type="spellEnd"/>
+      <w:r>
+        <w:rPr>
+          <w:rFonts w:asciiTheme="majorBidi" w:hAnsiTheme="majorBidi" w:cstheme="majorBidi"/>
+          <w:sz w:val="24"/>
+          <w:szCs w:val="24"/>
+        </w:rPr>
+        <w:t xml:space="preserve"> SDK against legacy methods, this study successfully bridges the Latency Gap identified in traditional models [3] and the Innovation Gap found in post-2025 literature [2].</w:t>
       </w:r>
     </w:p>
     <w:p>
@@ -5361,7 +5542,31 @@
           <w:lang w:val="en-GB" w:eastAsia="en-GB"/>
           <w14:ligatures w14:val="none"/>
         </w:rPr>
-        <w:t>M. T. Ribeiro, S. Singh, and C. Guestrin, "</w:t>
+        <w:t xml:space="preserve">M. T. Ribeiro, S. Singh, and C. </w:t>
+      </w:r>
+      <w:proofErr w:type="spellStart"/>
+      <w:r>
+        <w:rPr>
+          <w:rFonts w:ascii="Times New Roman" w:eastAsia="Times New Roman" w:hAnsi="Times New Roman" w:cs="Times New Roman"/>
+          <w:kern w:val="0"/>
+          <w:sz w:val="24"/>
+          <w:szCs w:val="24"/>
+          <w:lang w:val="en-GB" w:eastAsia="en-GB"/>
+          <w14:ligatures w14:val="none"/>
+        </w:rPr>
+        <w:t>Guestrin</w:t>
+      </w:r>
+      <w:proofErr w:type="spellEnd"/>
+      <w:r>
+        <w:rPr>
+          <w:rFonts w:ascii="Times New Roman" w:eastAsia="Times New Roman" w:hAnsi="Times New Roman" w:cs="Times New Roman"/>
+          <w:kern w:val="0"/>
+          <w:sz w:val="24"/>
+          <w:szCs w:val="24"/>
+          <w:lang w:val="en-GB" w:eastAsia="en-GB"/>
+          <w14:ligatures w14:val="none"/>
+        </w:rPr>
+        <w:t>, "</w:t>
       </w:r>
       <w:r>
         <w:rPr>
@@ -5418,7 +5623,35 @@
           <w:lang w:val="en-GB" w:eastAsia="en-GB"/>
           <w14:ligatures w14:val="none"/>
         </w:rPr>
-        <w:t>Proc. 22nd ACM SIGKDD Int. Conf. Knowl. Discovery Data Mining</w:t>
+        <w:t xml:space="preserve">Proc. 22nd ACM SIGKDD Int. Conf. </w:t>
+      </w:r>
+      <w:proofErr w:type="spellStart"/>
+      <w:r>
+        <w:rPr>
+          <w:rFonts w:ascii="Times New Roman" w:eastAsia="Times New Roman" w:hAnsi="Times New Roman" w:cs="Times New Roman"/>
+          <w:i/>
+          <w:iCs/>
+          <w:kern w:val="0"/>
+          <w:sz w:val="24"/>
+          <w:szCs w:val="24"/>
+          <w:lang w:val="en-GB" w:eastAsia="en-GB"/>
+          <w14:ligatures w14:val="none"/>
+        </w:rPr>
+        <w:t>Knowl</w:t>
+      </w:r>
+      <w:proofErr w:type="spellEnd"/>
+      <w:r>
+        <w:rPr>
+          <w:rFonts w:ascii="Times New Roman" w:eastAsia="Times New Roman" w:hAnsi="Times New Roman" w:cs="Times New Roman"/>
+          <w:i/>
+          <w:iCs/>
+          <w:kern w:val="0"/>
+          <w:sz w:val="24"/>
+          <w:szCs w:val="24"/>
+          <w:lang w:val="en-GB" w:eastAsia="en-GB"/>
+          <w14:ligatures w14:val="none"/>
+        </w:rPr>
+        <w:t>. Discovery Data Mining</w:t>
       </w:r>
       <w:r>
         <w:rPr>
@@ -5454,7 +5687,31 @@
           <w:lang w:val="en-GB" w:eastAsia="en-GB"/>
           <w14:ligatures w14:val="none"/>
         </w:rPr>
-        <w:t xml:space="preserve"> doi: 10.1145/2939672.2939778.</w:t>
+        <w:t xml:space="preserve"> </w:t>
+      </w:r>
+      <w:proofErr w:type="spellStart"/>
+      <w:r>
+        <w:rPr>
+          <w:rFonts w:ascii="Times New Roman" w:eastAsia="Times New Roman" w:hAnsi="Times New Roman" w:cs="Times New Roman"/>
+          <w:kern w:val="0"/>
+          <w:sz w:val="24"/>
+          <w:szCs w:val="24"/>
+          <w:lang w:val="en-GB" w:eastAsia="en-GB"/>
+          <w14:ligatures w14:val="none"/>
+        </w:rPr>
+        <w:t>doi</w:t>
+      </w:r>
+      <w:proofErr w:type="spellEnd"/>
+      <w:r>
+        <w:rPr>
+          <w:rFonts w:ascii="Times New Roman" w:eastAsia="Times New Roman" w:hAnsi="Times New Roman" w:cs="Times New Roman"/>
+          <w:kern w:val="0"/>
+          <w:sz w:val="24"/>
+          <w:szCs w:val="24"/>
+          <w:lang w:val="en-GB" w:eastAsia="en-GB"/>
+          <w14:ligatures w14:val="none"/>
+        </w:rPr>
+        <w:t>: 10.1145/2939672.2939778.</w:t>
       </w:r>
     </w:p>
     <w:p>
@@ -5515,7 +5772,31 @@
           <w:lang w:val="en-GB" w:eastAsia="en-GB"/>
           <w14:ligatures w14:val="none"/>
         </w:rPr>
-        <w:t>, vol. 13, no. 17, p. 2154, 2025. doi: 10.3390/healthcare13172154.</w:t>
+        <w:t xml:space="preserve">, vol. 13, no. 17, p. 2154, 2025. </w:t>
+      </w:r>
+      <w:proofErr w:type="spellStart"/>
+      <w:r>
+        <w:rPr>
+          <w:rFonts w:ascii="Times New Roman" w:eastAsia="Times New Roman" w:hAnsi="Times New Roman" w:cs="Times New Roman"/>
+          <w:kern w:val="0"/>
+          <w:sz w:val="24"/>
+          <w:szCs w:val="24"/>
+          <w:lang w:val="en-GB" w:eastAsia="en-GB"/>
+          <w14:ligatures w14:val="none"/>
+        </w:rPr>
+        <w:t>doi</w:t>
+      </w:r>
+      <w:proofErr w:type="spellEnd"/>
+      <w:r>
+        <w:rPr>
+          <w:rFonts w:ascii="Times New Roman" w:eastAsia="Times New Roman" w:hAnsi="Times New Roman" w:cs="Times New Roman"/>
+          <w:kern w:val="0"/>
+          <w:sz w:val="24"/>
+          <w:szCs w:val="24"/>
+          <w:lang w:val="en-GB" w:eastAsia="en-GB"/>
+          <w14:ligatures w14:val="none"/>
+        </w:rPr>
+        <w:t>: 10.3390/healthcare13172154.</w:t>
       </w:r>
     </w:p>
     <w:p>
@@ -5791,6 +6072,7 @@
           <w14:ligatures w14:val="none"/>
         </w:rPr>
       </w:pPr>
+      <w:proofErr w:type="spellStart"/>
       <w:r>
         <w:rPr>
           <w:rFonts w:ascii="Times New Roman" w:eastAsia="Times New Roman" w:hAnsi="Times New Roman" w:cs="Times New Roman"/>
@@ -5799,7 +6081,40 @@
           <w:szCs w:val="24"/>
           <w14:ligatures w14:val="none"/>
         </w:rPr>
-        <w:t xml:space="preserve">Chaddad, A., Peng, J., Xu, J., &amp; Bouridane, A. (2023b). Survey of Explainable AI Techniques in Healthcare. </w:t>
+        <w:t>Chaddad</w:t>
+      </w:r>
+      <w:proofErr w:type="spellEnd"/>
+      <w:r>
+        <w:rPr>
+          <w:rFonts w:ascii="Times New Roman" w:eastAsia="Times New Roman" w:hAnsi="Times New Roman" w:cs="Times New Roman"/>
+          <w:kern w:val="0"/>
+          <w:sz w:val="24"/>
+          <w:szCs w:val="24"/>
+          <w14:ligatures w14:val="none"/>
+        </w:rPr>
+        <w:t xml:space="preserve">, A., Peng, J., Xu, J., &amp; </w:t>
+      </w:r>
+      <w:proofErr w:type="spellStart"/>
+      <w:r>
+        <w:rPr>
+          <w:rFonts w:ascii="Times New Roman" w:eastAsia="Times New Roman" w:hAnsi="Times New Roman" w:cs="Times New Roman"/>
+          <w:kern w:val="0"/>
+          <w:sz w:val="24"/>
+          <w:szCs w:val="24"/>
+          <w14:ligatures w14:val="none"/>
+        </w:rPr>
+        <w:t>Bouridane</w:t>
+      </w:r>
+      <w:proofErr w:type="spellEnd"/>
+      <w:r>
+        <w:rPr>
+          <w:rFonts w:ascii="Times New Roman" w:eastAsia="Times New Roman" w:hAnsi="Times New Roman" w:cs="Times New Roman"/>
+          <w:kern w:val="0"/>
+          <w:sz w:val="24"/>
+          <w:szCs w:val="24"/>
+          <w14:ligatures w14:val="none"/>
+        </w:rPr>
+        <w:t xml:space="preserve">, A. (2023b). Survey of Explainable AI Techniques in Healthcare. </w:t>
       </w:r>
       <w:r>
         <w:rPr>
@@ -5962,7 +6277,11 @@
         </w:rPr>
       </w:pPr>
     </w:p>
-    <w:p/>
+    <w:p>
+      <w:pPr>
+        <w:jc w:val="right"/>
+      </w:pPr>
+    </w:p>
     <w:sectPr>
       <w:footerReference w:type="default" r:id="rId17"/>
       <w:pgSz w:w="11906" w:h="16838"/>
@@ -6034,7 +6353,6 @@
         <w:docPartUnique/>
       </w:docPartObj>
     </w:sdtPr>
-    <w:sdtEndPr/>
     <w:sdtContent>
       <w:p>
         <w:pPr>
@@ -6077,18 +6395,22 @@
 <w:ftr xmlns:wpc="http://schemas.microsoft.com/office/word/2010/wordprocessingCanvas" xmlns:cx="http://schemas.microsoft.com/office/drawing/2014/chartex" xmlns:cx1="http://schemas.microsoft.com/office/drawing/2015/9/8/chartex" xmlns:cx2="http://schemas.microsoft.com/office/drawing/2015/10/21/chartex" xmlns:cx3="http://schemas.microsoft.com/office/drawing/2016/5/9/chartex" xmlns:cx4="http://schemas.microsoft.com/office/drawing/2016/5/10/chartex" xmlns:cx5="http://schemas.microsoft.com/office/drawing/2016/5/11/chartex" xmlns:cx6="http://schemas.microsoft.com/office/drawing/2016/5/12/chartex" xmlns:cx7="http://schemas.microsoft.com/office/drawing/2016/5/13/chartex" xmlns:cx8="http://schemas.microsoft.com/office/drawing/2016/5/14/chartex" xmlns:mc="http://schemas.openxmlformats.org/markup-compatibility/2006" xmlns:aink="http://schemas.microsoft.com/office/drawing/2016/ink" xmlns:am3d="http://schemas.microsoft.com/office/drawing/2017/model3d" xmlns:o="urn:schemas-microsoft-com:office:office" xmlns:oel="http://schemas.microsoft.com/office/2019/extlst" xmlns:r="http://schemas.openxmlformats.org/officeDocument/2006/relationships" xmlns:m="http://schemas.openxmlformats.org/officeDocument/2006/math" xmlns:v="urn:schemas-microsoft-com:vml" xmlns:wp14="http://schemas.microsoft.com/office/word/2010/wordprocessingDrawing" xmlns:wp="http://schemas.openxmlformats.org/drawingml/2006/wordprocessingDrawing" xmlns:w10="urn:schemas-microsoft-com:office:word" xmlns:w="http://schemas.openxmlformats.org/wordprocessingml/2006/main" xmlns:w14="http://schemas.microsoft.com/office/word/2010/wordml" xmlns:w15="http://schemas.microsoft.com/office/word/2012/wordml" xmlns:w16cex="http://schemas.microsoft.com/office/word/2018/wordml/cex" xmlns:w16cid="http://schemas.microsoft.com/office/word/2016/wordml/cid" xmlns:w16="http://schemas.microsoft.com/office/word/2018/wordml" xmlns:w16du="http://schemas.microsoft.com/office/word/2023/wordml/word16du" xmlns:w16sdtdh="http://schemas.microsoft.com/office/word/2020/wordml/sdtdatahash" xmlns:w16sdtfl="http://schemas.microsoft.com/office/word/2024/wordml/sdtformatlock" xmlns:w16se="http://schemas.microsoft.com/office/word/2015/wordml/symex" xmlns:wpg="http://schemas.microsoft.com/office/word/2010/wordprocessingGroup" xmlns:wpi="http://schemas.microsoft.com/office/word/2010/wordprocessingInk" xmlns:wne="http://schemas.microsoft.com/office/word/2006/wordml" xmlns:wps="http://schemas.microsoft.com/office/word/2010/wordprocessingShape" mc:Ignorable="w14 w15 w16se w16cid w16 w16cex w16sdtdh w16sdtfl w16du wp14">
   <w:sdt>
     <w:sdtPr>
-      <w:id w:val="-1078289687"/>
+      <w:id w:val="-1740090140"/>
       <w:docPartObj>
         <w:docPartGallery w:val="Page Numbers (Bottom of Page)"/>
         <w:docPartUnique/>
       </w:docPartObj>
     </w:sdtPr>
-    <w:sdtEndPr/>
+    <w:sdtEndPr>
+      <w:rPr>
+        <w:noProof/>
+      </w:rPr>
+    </w:sdtEndPr>
     <w:sdtContent>
       <w:p>
         <w:pPr>
           <w:pStyle w:val="Footer"/>
-          <w:jc w:val="right"/>
+          <w:jc w:val="center"/>
         </w:pPr>
         <w:r>
           <w:fldChar w:fldCharType="begin"/>

--- a/ST_M2_Draft.docx
+++ b/ST_M2_Draft.docx
@@ -336,6 +336,7 @@
           <w:szCs w:val="28"/>
         </w:rPr>
       </w:pPr>
+      <w:proofErr w:type="gramStart"/>
       <w:r>
         <w:rPr>
           <w:rFonts w:asciiTheme="majorBidi" w:hAnsiTheme="majorBidi" w:cstheme="majorBidi"/>
@@ -346,6 +347,7 @@
         </w:rPr>
         <w:t>by</w:t>
       </w:r>
+      <w:proofErr w:type="gramEnd"/>
     </w:p>
     <w:p>
       <w:pPr>
@@ -2685,7 +2687,6 @@
                 <w:szCs w:val="24"/>
               </w:rPr>
             </w:pPr>
-            <w:proofErr w:type="spellStart"/>
             <w:r>
               <w:rPr>
                 <w:rFonts w:asciiTheme="majorBidi" w:hAnsiTheme="majorBidi" w:cstheme="majorBidi"/>
@@ -2694,18 +2695,7 @@
                 <w:szCs w:val="24"/>
                 <w:lang w:val="en-GB"/>
               </w:rPr>
-              <w:t>xAI</w:t>
-            </w:r>
-            <w:proofErr w:type="spellEnd"/>
-            <w:r>
-              <w:rPr>
-                <w:rFonts w:asciiTheme="majorBidi" w:hAnsiTheme="majorBidi" w:cstheme="majorBidi"/>
-                <w:color w:val="EE0000"/>
-                <w:sz w:val="24"/>
-                <w:szCs w:val="24"/>
-                <w:lang w:val="en-GB"/>
-              </w:rPr>
-              <w:t xml:space="preserve"> </w:t>
+              <w:t xml:space="preserve">xAI </w:t>
             </w:r>
             <w:r>
               <w:rPr>
@@ -2869,25 +2859,7 @@
           <w:sz w:val="24"/>
           <w:szCs w:val="24"/>
         </w:rPr>
-        <w:t xml:space="preserve">Artificial Intelligence (AI) has revolutionized medical diagnostics, with deep learning models achieving human-level accuracy in detecting pathologies from imaging and Electronic Health Records (EHR) [2][3]. However, the "black-box" nature of these models remains a barrier to clinical adoption [6]. The emergence of Explainable AI (XAI) frameworks, such as LIME and SHAP, provided early solutions for transparency [1][2]. As we move into 2025 and beyond, the field is shifting towards more sophisticated, real-time interpretability tools, such as the </w:t>
-      </w:r>
-      <w:proofErr w:type="spellStart"/>
-      <w:r>
-        <w:rPr>
-          <w:rFonts w:asciiTheme="majorBidi" w:hAnsiTheme="majorBidi" w:cstheme="majorBidi"/>
-          <w:sz w:val="24"/>
-          <w:szCs w:val="24"/>
-        </w:rPr>
-        <w:t>xAI</w:t>
-      </w:r>
-      <w:proofErr w:type="spellEnd"/>
-      <w:r>
-        <w:rPr>
-          <w:rFonts w:asciiTheme="majorBidi" w:hAnsiTheme="majorBidi" w:cstheme="majorBidi"/>
-          <w:sz w:val="24"/>
-          <w:szCs w:val="24"/>
-        </w:rPr>
-        <w:t xml:space="preserve"> SDK. This next-generation framework promises to bridge the gap between high-performance computing and clinical intuitive understanding, offering more dynamic and context-aware explanations than traditional methods.</w:t>
+        <w:t>Artificial Intelligence (AI) has revolutionized medical diagnostics, with deep learning models achieving human-level accuracy in detecting pathologies from imaging and Electronic Health Records (EHR) [2][3]. However, the "black-box" nature of these models remains a barrier to clinical adoption [6]. The emergence of Explainable AI (XAI) frameworks, such as LIME and SHAP, provided early solutions for transparency [1][2]. As we move into 2025 and beyond, the field is shifting towards more sophisticated, real-time interpretability tools, such as the xAI SDK. This next-generation framework promises to bridge the gap between high-performance computing and clinical intuitive understanding, offering more dynamic and context-aware explanations than traditional methods.</w:t>
       </w:r>
     </w:p>
     <w:p>
@@ -3479,7 +3451,27 @@
           <w:szCs w:val="24"/>
           <w:lang w:val="en-GB"/>
         </w:rPr>
-        <w:t>This systematic review[2], provided a comprehensive analysis of 62 peer-reviewed studies published between 2018 and 2025. The review focused on the integration of XAI techniques within CDSSs across vital fields such as radiology, oncology, and neurology. The findings revealed a clear dominance of SHAP and LIME methods in handling structured tabular data, while Grad-CAM emerged as the primary tool for medical image analysis.</w:t>
+        <w:t xml:space="preserve">This systematic </w:t>
+      </w:r>
+      <w:proofErr w:type="gramStart"/>
+      <w:r>
+        <w:rPr>
+          <w:rFonts w:asciiTheme="majorBidi" w:hAnsiTheme="majorBidi" w:cstheme="majorBidi"/>
+          <w:sz w:val="24"/>
+          <w:szCs w:val="24"/>
+          <w:lang w:val="en-GB"/>
+        </w:rPr>
+        <w:t>review[</w:t>
+      </w:r>
+      <w:proofErr w:type="gramEnd"/>
+      <w:r>
+        <w:rPr>
+          <w:rFonts w:asciiTheme="majorBidi" w:hAnsiTheme="majorBidi" w:cstheme="majorBidi"/>
+          <w:sz w:val="24"/>
+          <w:szCs w:val="24"/>
+          <w:lang w:val="en-GB"/>
+        </w:rPr>
+        <w:t>2], provided a comprehensive analysis of 62 peer-reviewed studies published between 2018 and 2025. The review focused on the integration of XAI techniques within CDSSs across vital fields such as radiology, oncology, and neurology. The findings revealed a clear dominance of SHAP and LIME methods in handling structured tabular data, while Grad-CAM emerged as the primary tool for medical image analysis.</w:t>
       </w:r>
     </w:p>
     <w:p>
@@ -3663,6 +3655,7 @@
         <w:t xml:space="preserve">U-Net), and </w:t>
       </w:r>
       <w:proofErr w:type="spellStart"/>
+      <w:proofErr w:type="gramStart"/>
       <w:r>
         <w:rPr>
           <w:rFonts w:asciiTheme="majorBidi" w:hAnsiTheme="majorBidi" w:cstheme="majorBidi"/>
@@ -3680,7 +3673,17 @@
           <w:szCs w:val="24"/>
           <w:lang w:val="en-GB"/>
         </w:rPr>
-        <w:t xml:space="preserve"> ,as well as GNN.</w:t>
+        <w:t xml:space="preserve"> ,as</w:t>
+      </w:r>
+      <w:proofErr w:type="gramEnd"/>
+      <w:r>
+        <w:rPr>
+          <w:rFonts w:asciiTheme="majorBidi" w:hAnsiTheme="majorBidi" w:cstheme="majorBidi"/>
+          <w:sz w:val="24"/>
+          <w:szCs w:val="24"/>
+          <w:lang w:val="en-GB"/>
+        </w:rPr>
+        <w:t xml:space="preserve"> well as GNN.</w:t>
       </w:r>
     </w:p>
     <w:p>
@@ -3931,7 +3934,115 @@
           <w:sz w:val="24"/>
           <w:szCs w:val="24"/>
         </w:rPr>
-        <w:t xml:space="preserve">the </w:t>
+        <w:t>the xAI SDK</w:t>
+      </w:r>
+      <w:r>
+        <w:rPr>
+          <w:rFonts w:asciiTheme="majorBidi" w:hAnsiTheme="majorBidi" w:cstheme="majorBidi"/>
+          <w:sz w:val="24"/>
+          <w:szCs w:val="24"/>
+          <w:lang w:val="en-GB"/>
+        </w:rPr>
+        <w:t>. This approach ensures clinical reliability and provides physicians with the high-fidelity, instantaneous insights required for time-sensitive medical decisions.</w:t>
+      </w:r>
+    </w:p>
+    <w:p>
+      <w:pPr>
+        <w:rPr>
+          <w:rFonts w:asciiTheme="majorBidi" w:hAnsiTheme="majorBidi" w:cstheme="majorBidi"/>
+          <w:sz w:val="28"/>
+          <w:szCs w:val="28"/>
+          <w:lang w:val="en-GB"/>
+        </w:rPr>
+      </w:pPr>
+      <w:r>
+        <w:rPr>
+          <w:rFonts w:asciiTheme="majorBidi" w:hAnsiTheme="majorBidi" w:cstheme="majorBidi"/>
+          <w:sz w:val="28"/>
+          <w:szCs w:val="28"/>
+          <w:lang w:val="en-GB"/>
+        </w:rPr>
+        <w:t>1. Introduction (Very Brief)</w:t>
+      </w:r>
+    </w:p>
+    <w:p>
+      <w:pPr>
+        <w:rPr>
+          <w:rFonts w:asciiTheme="majorBidi" w:hAnsiTheme="majorBidi" w:cstheme="majorBidi"/>
+          <w:sz w:val="24"/>
+          <w:szCs w:val="24"/>
+          <w:lang w:val="en-GB"/>
+        </w:rPr>
+      </w:pPr>
+      <w:r>
+        <w:rPr>
+          <w:rFonts w:asciiTheme="majorBidi" w:hAnsiTheme="majorBidi" w:cstheme="majorBidi"/>
+          <w:sz w:val="24"/>
+          <w:szCs w:val="24"/>
+          <w:lang w:val="en-GB"/>
+        </w:rPr>
+        <w:t>Project title and objective (2–3 lines only)</w:t>
+      </w:r>
+    </w:p>
+    <w:p>
+      <w:pPr>
+        <w:rPr>
+          <w:rFonts w:asciiTheme="majorBidi" w:hAnsiTheme="majorBidi" w:cstheme="majorBidi"/>
+          <w:highlight w:val="green"/>
+        </w:rPr>
+      </w:pPr>
+      <w:r>
+        <w:rPr>
+          <w:rFonts w:asciiTheme="majorBidi" w:hAnsiTheme="majorBidi" w:cstheme="majorBidi"/>
+          <w:sz w:val="24"/>
+          <w:szCs w:val="24"/>
+          <w:lang w:val="en-GB"/>
+        </w:rPr>
+        <w:t>What is implemented in this phase</w:t>
+      </w:r>
+      <w:r>
+        <w:rPr>
+          <w:rFonts w:asciiTheme="majorBidi" w:hAnsiTheme="majorBidi" w:cstheme="majorBidi"/>
+          <w:sz w:val="24"/>
+          <w:szCs w:val="24"/>
+          <w:lang w:val="en-GB"/>
+        </w:rPr>
+        <w:br/>
+      </w:r>
+      <w:r>
+        <w:rPr>
+          <w:rFonts w:asciiTheme="majorBidi" w:hAnsiTheme="majorBidi" w:cstheme="majorBidi"/>
+          <w:sz w:val="24"/>
+          <w:szCs w:val="24"/>
+          <w:lang w:val="en-GB"/>
+        </w:rPr>
+        <w:br/>
+      </w:r>
+      <w:r>
+        <w:rPr>
+          <w:rFonts w:asciiTheme="majorBidi" w:hAnsiTheme="majorBidi" w:cstheme="majorBidi"/>
+          <w:highlight w:val="green"/>
+        </w:rPr>
+        <w:t>A Comparative Study of Real-Time Explainable AI (XAI) Frameworks for Medical Diagnostics.</w:t>
+      </w:r>
+    </w:p>
+    <w:p>
+      <w:pPr>
+        <w:rPr>
+          <w:rFonts w:asciiTheme="majorBidi" w:hAnsiTheme="majorBidi" w:cstheme="majorBidi"/>
+          <w:sz w:val="24"/>
+          <w:szCs w:val="24"/>
+          <w:highlight w:val="green"/>
+        </w:rPr>
+      </w:pPr>
+      <w:r>
+        <w:rPr>
+          <w:rFonts w:asciiTheme="majorBidi" w:hAnsiTheme="majorBidi" w:cstheme="majorBidi"/>
+          <w:sz w:val="24"/>
+          <w:szCs w:val="24"/>
+          <w:highlight w:val="green"/>
+        </w:rPr>
+        <w:t>The primary objective of this project is to bridge the "Black-Box" transparency gap in clinical AI by evaluating the efficiency and latency of next-generation XAI tools (</w:t>
       </w:r>
       <w:proofErr w:type="spellStart"/>
       <w:r>
@@ -3939,8 +4050,9 @@
           <w:rFonts w:asciiTheme="majorBidi" w:hAnsiTheme="majorBidi" w:cstheme="majorBidi"/>
           <w:sz w:val="24"/>
           <w:szCs w:val="24"/>
-        </w:rPr>
-        <w:t>xAI</w:t>
+          <w:highlight w:val="green"/>
+        </w:rPr>
+        <w:t>Captum</w:t>
       </w:r>
       <w:proofErr w:type="spellEnd"/>
       <w:r>
@@ -3948,27 +4060,17 @@
           <w:rFonts w:asciiTheme="majorBidi" w:hAnsiTheme="majorBidi" w:cstheme="majorBidi"/>
           <w:sz w:val="24"/>
           <w:szCs w:val="24"/>
-        </w:rPr>
-        <w:t xml:space="preserve"> SDK</w:t>
-      </w:r>
-      <w:r>
-        <w:rPr>
-          <w:rFonts w:asciiTheme="majorBidi" w:hAnsiTheme="majorBidi" w:cstheme="majorBidi"/>
-          <w:sz w:val="24"/>
-          <w:szCs w:val="24"/>
-          <w:lang w:val="en-GB"/>
-        </w:rPr>
-        <w:t>. This approach ensures clinical reliability and provides physicians with the high-fidelity, instantaneous insights required for time-sensitive medical decisions.</w:t>
-      </w:r>
-    </w:p>
-    <w:p>
-      <w:pPr>
-        <w:spacing w:line="360" w:lineRule="auto"/>
-        <w:rPr>
-          <w:rFonts w:asciiTheme="majorBidi" w:hAnsiTheme="majorBidi" w:cstheme="majorBidi"/>
-          <w:sz w:val="24"/>
-          <w:szCs w:val="24"/>
-          <w:lang w:val="en-GB"/>
+          <w:highlight w:val="green"/>
+        </w:rPr>
+        <w:t>) compared to traditional benchmarks (LIME and SHAP).</w:t>
+      </w:r>
+    </w:p>
+    <w:p>
+      <w:pPr>
+        <w:rPr>
+          <w:rFonts w:asciiTheme="majorBidi" w:hAnsiTheme="majorBidi" w:cstheme="majorBidi"/>
+          <w:sz w:val="24"/>
+          <w:szCs w:val="24"/>
         </w:rPr>
       </w:pPr>
       <w:r>
@@ -3978,61 +4080,19 @@
           <w:bCs/>
           <w:sz w:val="24"/>
           <w:szCs w:val="24"/>
-          <w:lang w:val="en-GB"/>
-        </w:rPr>
-        <w:t>1. Introduction (Very Brief)</w:t>
-      </w:r>
-    </w:p>
-    <w:p>
-      <w:pPr>
-        <w:spacing w:line="360" w:lineRule="auto"/>
-        <w:rPr>
-          <w:rFonts w:asciiTheme="majorBidi" w:hAnsiTheme="majorBidi" w:cstheme="majorBidi"/>
-          <w:sz w:val="24"/>
-          <w:szCs w:val="24"/>
-          <w:lang w:val="en-GB"/>
-        </w:rPr>
-      </w:pPr>
-      <w:r>
-        <w:rPr>
-          <w:rFonts w:asciiTheme="majorBidi" w:hAnsiTheme="majorBidi" w:cstheme="majorBidi"/>
-          <w:sz w:val="24"/>
-          <w:szCs w:val="24"/>
-          <w:lang w:val="en-GB"/>
-        </w:rPr>
-        <w:t>Project title and objective (2–3 lines only)</w:t>
-      </w:r>
-    </w:p>
-    <w:p>
-      <w:pPr>
-        <w:spacing w:line="360" w:lineRule="auto"/>
-        <w:rPr>
-          <w:rFonts w:asciiTheme="majorBidi" w:hAnsiTheme="majorBidi" w:cstheme="majorBidi"/>
-          <w:sz w:val="24"/>
-          <w:szCs w:val="24"/>
-          <w:lang w:val="en-GB"/>
-        </w:rPr>
-      </w:pPr>
-      <w:r>
-        <w:rPr>
-          <w:rFonts w:asciiTheme="majorBidi" w:hAnsiTheme="majorBidi" w:cstheme="majorBidi"/>
-          <w:sz w:val="24"/>
-          <w:szCs w:val="24"/>
-          <w:lang w:val="en-GB"/>
-        </w:rPr>
-        <w:t>What is implemented in this phase</w:t>
-      </w:r>
-    </w:p>
-    <w:p>
-      <w:pPr>
-        <w:spacing w:line="360" w:lineRule="auto"/>
-        <w:rPr>
-          <w:rFonts w:asciiTheme="majorBidi" w:hAnsiTheme="majorBidi" w:cstheme="majorBidi"/>
-          <w:sz w:val="24"/>
-          <w:szCs w:val="24"/>
-          <w:lang w:val="en-GB"/>
-        </w:rPr>
-      </w:pPr>
+          <w:highlight w:val="green"/>
+        </w:rPr>
+        <w:t>What is Implemented in this Phase:</w:t>
+      </w:r>
+      <w:r>
+        <w:rPr>
+          <w:rFonts w:asciiTheme="majorBidi" w:hAnsiTheme="majorBidi" w:cstheme="majorBidi"/>
+          <w:sz w:val="24"/>
+          <w:szCs w:val="24"/>
+          <w:highlight w:val="green"/>
+        </w:rPr>
+        <w:t xml:space="preserve"> In Milestone 2, we have successfully developed and trained an advanced Deep Neural Network (DNN) with GELU activation and Residual connections, achieving a diagnostic accuracy of </w:t>
+      </w:r>
       <w:r>
         <w:rPr>
           <w:rFonts w:asciiTheme="majorBidi" w:hAnsiTheme="majorBidi" w:cstheme="majorBidi"/>
@@ -4040,6 +4100,84 @@
           <w:bCs/>
           <w:sz w:val="24"/>
           <w:szCs w:val="24"/>
+          <w:highlight w:val="green"/>
+        </w:rPr>
+        <w:t>94.74%</w:t>
+      </w:r>
+      <w:r>
+        <w:rPr>
+          <w:rFonts w:asciiTheme="majorBidi" w:hAnsiTheme="majorBidi" w:cstheme="majorBidi"/>
+          <w:sz w:val="24"/>
+          <w:szCs w:val="24"/>
+          <w:highlight w:val="green"/>
+        </w:rPr>
+        <w:t xml:space="preserve">. Furthermore, we have implemented a comparative XAI pipeline to measure the computational latency and feature attribution quality of </w:t>
+      </w:r>
+      <w:proofErr w:type="spellStart"/>
+      <w:r>
+        <w:rPr>
+          <w:rFonts w:asciiTheme="majorBidi" w:hAnsiTheme="majorBidi" w:cstheme="majorBidi"/>
+          <w:sz w:val="24"/>
+          <w:szCs w:val="24"/>
+          <w:highlight w:val="green"/>
+        </w:rPr>
+        <w:t>Captum</w:t>
+      </w:r>
+      <w:proofErr w:type="spellEnd"/>
+      <w:r>
+        <w:rPr>
+          <w:rFonts w:asciiTheme="majorBidi" w:hAnsiTheme="majorBidi" w:cstheme="majorBidi"/>
+          <w:sz w:val="24"/>
+          <w:szCs w:val="24"/>
+          <w:highlight w:val="green"/>
+        </w:rPr>
+        <w:t xml:space="preserve">, SHAP, and LIME, proving </w:t>
+      </w:r>
+      <w:proofErr w:type="spellStart"/>
+      <w:r>
+        <w:rPr>
+          <w:rFonts w:asciiTheme="majorBidi" w:hAnsiTheme="majorBidi" w:cstheme="majorBidi"/>
+          <w:sz w:val="24"/>
+          <w:szCs w:val="24"/>
+          <w:highlight w:val="green"/>
+        </w:rPr>
+        <w:t>Captum’s</w:t>
+      </w:r>
+      <w:proofErr w:type="spellEnd"/>
+      <w:r>
+        <w:rPr>
+          <w:rFonts w:asciiTheme="majorBidi" w:hAnsiTheme="majorBidi" w:cstheme="majorBidi"/>
+          <w:sz w:val="24"/>
+          <w:szCs w:val="24"/>
+          <w:highlight w:val="green"/>
+        </w:rPr>
+        <w:t xml:space="preserve"> superiority in real-time clinical response.</w:t>
+      </w:r>
+    </w:p>
+    <w:p>
+      <w:pPr>
+        <w:rPr>
+          <w:rFonts w:asciiTheme="majorBidi" w:hAnsiTheme="majorBidi" w:cstheme="majorBidi"/>
+          <w:sz w:val="24"/>
+          <w:szCs w:val="24"/>
+          <w:lang w:val="en-GB"/>
+        </w:rPr>
+      </w:pPr>
+    </w:p>
+    <w:p>
+      <w:pPr>
+        <w:rPr>
+          <w:rFonts w:asciiTheme="majorBidi" w:hAnsiTheme="majorBidi" w:cstheme="majorBidi"/>
+          <w:sz w:val="28"/>
+          <w:szCs w:val="28"/>
+          <w:lang w:val="en-GB"/>
+        </w:rPr>
+      </w:pPr>
+      <w:r>
+        <w:rPr>
+          <w:rFonts w:asciiTheme="majorBidi" w:hAnsiTheme="majorBidi" w:cstheme="majorBidi"/>
+          <w:sz w:val="28"/>
+          <w:szCs w:val="28"/>
           <w:lang w:val="en-GB"/>
         </w:rPr>
         <w:t>2. Problem Formulation</w:t>
@@ -4047,7 +4185,6 @@
     </w:p>
     <w:p>
       <w:pPr>
-        <w:spacing w:line="360" w:lineRule="auto"/>
         <w:rPr>
           <w:rFonts w:asciiTheme="majorBidi" w:hAnsiTheme="majorBidi" w:cstheme="majorBidi"/>
           <w:sz w:val="24"/>
@@ -4063,178 +4200,411 @@
           <w:lang w:val="en-GB"/>
         </w:rPr>
         <w:t>Clearly define:</w:t>
+      </w:r>
+    </w:p>
+    <w:p>
+      <w:pPr>
+        <w:rPr>
+          <w:rFonts w:asciiTheme="majorBidi" w:hAnsiTheme="majorBidi" w:cstheme="majorBidi"/>
+          <w:sz w:val="24"/>
+          <w:szCs w:val="24"/>
+          <w:lang w:val="en-GB"/>
+        </w:rPr>
+      </w:pPr>
+      <w:r>
+        <w:rPr>
+          <w:rFonts w:asciiTheme="majorBidi" w:hAnsiTheme="majorBidi" w:cstheme="majorBidi"/>
+          <w:sz w:val="24"/>
+          <w:szCs w:val="24"/>
+          <w:lang w:val="en-GB"/>
+        </w:rPr>
+        <w:t>Input</w:t>
+      </w:r>
+    </w:p>
+    <w:p>
+      <w:pPr>
+        <w:rPr>
+          <w:rFonts w:asciiTheme="majorBidi" w:hAnsiTheme="majorBidi" w:cstheme="majorBidi"/>
+          <w:sz w:val="24"/>
+          <w:szCs w:val="24"/>
+          <w:lang w:val="en-GB"/>
+        </w:rPr>
+      </w:pPr>
+      <w:r>
+        <w:rPr>
+          <w:rFonts w:asciiTheme="majorBidi" w:hAnsiTheme="majorBidi" w:cstheme="majorBidi"/>
+          <w:sz w:val="24"/>
+          <w:szCs w:val="24"/>
+          <w:lang w:val="en-GB"/>
+        </w:rPr>
+        <w:t>Output</w:t>
+      </w:r>
+    </w:p>
+    <w:p>
+      <w:pPr>
+        <w:rPr>
+          <w:rFonts w:asciiTheme="majorBidi" w:hAnsiTheme="majorBidi" w:cstheme="majorBidi"/>
+          <w:sz w:val="24"/>
+          <w:szCs w:val="24"/>
+          <w:lang w:val="en-GB"/>
+        </w:rPr>
+      </w:pPr>
+      <w:r>
+        <w:rPr>
+          <w:rFonts w:asciiTheme="majorBidi" w:hAnsiTheme="majorBidi" w:cstheme="majorBidi"/>
+          <w:sz w:val="24"/>
+          <w:szCs w:val="24"/>
+          <w:lang w:val="en-GB"/>
+        </w:rPr>
+        <w:t xml:space="preserve">Task type (e.g., </w:t>
+      </w:r>
+      <w:r>
+        <w:rPr>
+          <w:rFonts w:asciiTheme="majorBidi" w:hAnsiTheme="majorBidi" w:cstheme="majorBidi"/>
+          <w:color w:val="00B050"/>
+          <w:sz w:val="24"/>
+          <w:szCs w:val="24"/>
+          <w:lang w:val="en-GB"/>
+        </w:rPr>
+        <w:t>classification</w:t>
+      </w:r>
+      <w:r>
+        <w:rPr>
+          <w:rFonts w:asciiTheme="majorBidi" w:hAnsiTheme="majorBidi" w:cstheme="majorBidi"/>
+          <w:sz w:val="24"/>
+          <w:szCs w:val="24"/>
+          <w:lang w:val="en-GB"/>
+        </w:rPr>
+        <w:t>, NLP, CV)</w:t>
+      </w:r>
+    </w:p>
+    <w:p>
+      <w:pPr>
+        <w:rPr>
+          <w:rFonts w:asciiTheme="majorBidi" w:hAnsiTheme="majorBidi" w:cstheme="majorBidi"/>
+          <w:sz w:val="24"/>
+          <w:szCs w:val="24"/>
+          <w:lang w:val="en-GB"/>
+        </w:rPr>
+      </w:pPr>
+      <w:r>
+        <w:rPr>
+          <w:rFonts w:asciiTheme="majorBidi" w:hAnsiTheme="majorBidi" w:cstheme="majorBidi"/>
+          <w:sz w:val="24"/>
+          <w:szCs w:val="24"/>
+          <w:lang w:val="en-GB"/>
+        </w:rPr>
+        <w:t>Define:</w:t>
+      </w:r>
+    </w:p>
+    <w:p>
+      <w:pPr>
+        <w:rPr>
+          <w:rFonts w:asciiTheme="majorBidi" w:hAnsiTheme="majorBidi" w:cstheme="majorBidi"/>
+          <w:highlight w:val="green"/>
+        </w:rPr>
+      </w:pPr>
+      <w:r>
+        <w:rPr>
+          <w:rFonts w:asciiTheme="majorBidi" w:hAnsiTheme="majorBidi" w:cstheme="majorBidi"/>
+          <w:sz w:val="24"/>
+          <w:szCs w:val="24"/>
+          <w:lang w:val="en-GB"/>
+        </w:rPr>
+        <w:t>Success criteria (how you measure performance)</w:t>
+      </w:r>
+      <w:r>
+        <w:rPr>
+          <w:rFonts w:asciiTheme="majorBidi" w:hAnsiTheme="majorBidi" w:cstheme="majorBidi"/>
+          <w:sz w:val="24"/>
+          <w:szCs w:val="24"/>
+        </w:rPr>
+        <w:br/>
+      </w:r>
+      <w:r>
+        <w:rPr>
+          <w:rFonts w:asciiTheme="majorBidi" w:hAnsiTheme="majorBidi" w:cstheme="majorBidi"/>
+          <w:sz w:val="24"/>
+          <w:szCs w:val="24"/>
+        </w:rPr>
+        <w:br/>
+      </w:r>
+      <w:r>
+        <w:rPr>
+          <w:rFonts w:asciiTheme="majorBidi" w:hAnsiTheme="majorBidi" w:cstheme="majorBidi"/>
+          <w:b/>
+          <w:bCs/>
+          <w:highlight w:val="green"/>
+        </w:rPr>
+        <w:t>Task Type:</w:t>
+      </w:r>
+      <w:r>
+        <w:rPr>
+          <w:rFonts w:asciiTheme="majorBidi" w:hAnsiTheme="majorBidi" w:cstheme="majorBidi"/>
+          <w:highlight w:val="green"/>
+        </w:rPr>
+        <w:t xml:space="preserve"> The project is formulated as a </w:t>
+      </w:r>
+      <w:r>
+        <w:rPr>
+          <w:rFonts w:asciiTheme="majorBidi" w:hAnsiTheme="majorBidi" w:cstheme="majorBidi"/>
+          <w:b/>
+          <w:bCs/>
+          <w:highlight w:val="green"/>
+        </w:rPr>
+        <w:t>Binary Classification Task</w:t>
+      </w:r>
+      <w:r>
+        <w:rPr>
+          <w:rFonts w:asciiTheme="majorBidi" w:hAnsiTheme="majorBidi" w:cstheme="majorBidi"/>
+          <w:highlight w:val="green"/>
+        </w:rPr>
+        <w:t xml:space="preserve"> within the domain of Tabular Medical Data. The goal is to classify clinical samples into one of two categories: </w:t>
+      </w:r>
+      <w:r>
+        <w:rPr>
+          <w:rFonts w:asciiTheme="majorBidi" w:hAnsiTheme="majorBidi" w:cstheme="majorBidi"/>
+          <w:b/>
+          <w:bCs/>
+          <w:highlight w:val="green"/>
+        </w:rPr>
+        <w:t>Malignant (0)</w:t>
+      </w:r>
+      <w:r>
+        <w:rPr>
+          <w:rFonts w:asciiTheme="majorBidi" w:hAnsiTheme="majorBidi" w:cstheme="majorBidi"/>
+          <w:highlight w:val="green"/>
+        </w:rPr>
+        <w:t xml:space="preserve"> or </w:t>
+      </w:r>
+      <w:r>
+        <w:rPr>
+          <w:rFonts w:asciiTheme="majorBidi" w:hAnsiTheme="majorBidi" w:cstheme="majorBidi"/>
+          <w:b/>
+          <w:bCs/>
+          <w:highlight w:val="green"/>
+        </w:rPr>
+        <w:t>Benign (1)</w:t>
+      </w:r>
+      <w:r>
+        <w:rPr>
+          <w:rFonts w:asciiTheme="majorBidi" w:hAnsiTheme="majorBidi" w:cstheme="majorBidi"/>
+          <w:highlight w:val="green"/>
+        </w:rPr>
+        <w:t>.</w:t>
+      </w:r>
+    </w:p>
+    <w:p>
+      <w:pPr>
+        <w:rPr>
+          <w:rFonts w:asciiTheme="majorBidi" w:hAnsiTheme="majorBidi" w:cstheme="majorBidi"/>
+          <w:sz w:val="24"/>
+          <w:szCs w:val="24"/>
+          <w:highlight w:val="green"/>
+        </w:rPr>
+      </w:pPr>
+      <w:r>
+        <w:rPr>
+          <w:rFonts w:asciiTheme="majorBidi" w:hAnsiTheme="majorBidi" w:cstheme="majorBidi"/>
+          <w:b/>
+          <w:bCs/>
+          <w:sz w:val="24"/>
+          <w:szCs w:val="24"/>
+          <w:highlight w:val="green"/>
+        </w:rPr>
+        <w:t>Input:</w:t>
       </w:r>
     </w:p>
     <w:p>
       <w:pPr>
         <w:numPr>
           <w:ilvl w:val="0"/>
-          <w:numId w:val="27"/>
+          <w:numId w:val="33"/>
         </w:numPr>
-        <w:spacing w:line="360" w:lineRule="auto"/>
-        <w:rPr>
-          <w:rFonts w:asciiTheme="majorBidi" w:hAnsiTheme="majorBidi" w:cstheme="majorBidi"/>
-          <w:sz w:val="24"/>
-          <w:szCs w:val="24"/>
-          <w:lang w:val="en-GB"/>
-        </w:rPr>
-      </w:pPr>
-      <w:r>
-        <w:rPr>
-          <w:rFonts w:asciiTheme="majorBidi" w:hAnsiTheme="majorBidi" w:cstheme="majorBidi"/>
-          <w:sz w:val="24"/>
-          <w:szCs w:val="24"/>
-          <w:lang w:val="en-GB"/>
-        </w:rPr>
-        <w:t>Input</w:t>
+        <w:rPr>
+          <w:rFonts w:asciiTheme="majorBidi" w:hAnsiTheme="majorBidi" w:cstheme="majorBidi"/>
+          <w:sz w:val="24"/>
+          <w:szCs w:val="24"/>
+          <w:highlight w:val="green"/>
+        </w:rPr>
+      </w:pPr>
+      <w:r>
+        <w:rPr>
+          <w:rFonts w:asciiTheme="majorBidi" w:hAnsiTheme="majorBidi" w:cstheme="majorBidi"/>
+          <w:b/>
+          <w:bCs/>
+          <w:sz w:val="24"/>
+          <w:szCs w:val="24"/>
+          <w:highlight w:val="green"/>
+        </w:rPr>
+        <w:t>Data Source:</w:t>
+      </w:r>
+      <w:r>
+        <w:rPr>
+          <w:rFonts w:asciiTheme="majorBidi" w:hAnsiTheme="majorBidi" w:cstheme="majorBidi"/>
+          <w:sz w:val="24"/>
+          <w:szCs w:val="24"/>
+          <w:highlight w:val="green"/>
+        </w:rPr>
+        <w:t xml:space="preserve"> Breast Cancer Wisconsin Diagnostic dataset.</w:t>
       </w:r>
     </w:p>
     <w:p>
       <w:pPr>
         <w:numPr>
           <w:ilvl w:val="0"/>
-          <w:numId w:val="27"/>
+          <w:numId w:val="33"/>
         </w:numPr>
-        <w:spacing w:line="360" w:lineRule="auto"/>
-        <w:rPr>
-          <w:rFonts w:asciiTheme="majorBidi" w:hAnsiTheme="majorBidi" w:cstheme="majorBidi"/>
-          <w:sz w:val="24"/>
-          <w:szCs w:val="24"/>
-          <w:lang w:val="en-GB"/>
-        </w:rPr>
-      </w:pPr>
-      <w:r>
-        <w:rPr>
-          <w:rFonts w:asciiTheme="majorBidi" w:hAnsiTheme="majorBidi" w:cstheme="majorBidi"/>
-          <w:sz w:val="24"/>
-          <w:szCs w:val="24"/>
-          <w:lang w:val="en-GB"/>
-        </w:rPr>
-        <w:t>Output</w:t>
+        <w:rPr>
+          <w:rFonts w:asciiTheme="majorBidi" w:hAnsiTheme="majorBidi" w:cstheme="majorBidi"/>
+          <w:sz w:val="24"/>
+          <w:szCs w:val="24"/>
+          <w:highlight w:val="green"/>
+        </w:rPr>
+      </w:pPr>
+      <w:r>
+        <w:rPr>
+          <w:rFonts w:asciiTheme="majorBidi" w:hAnsiTheme="majorBidi" w:cstheme="majorBidi"/>
+          <w:b/>
+          <w:bCs/>
+          <w:sz w:val="24"/>
+          <w:szCs w:val="24"/>
+          <w:highlight w:val="green"/>
+        </w:rPr>
+        <w:t>Features:</w:t>
+      </w:r>
+      <w:r>
+        <w:rPr>
+          <w:rFonts w:asciiTheme="majorBidi" w:hAnsiTheme="majorBidi" w:cstheme="majorBidi"/>
+          <w:sz w:val="24"/>
+          <w:szCs w:val="24"/>
+          <w:highlight w:val="green"/>
+        </w:rPr>
+        <w:t xml:space="preserve"> A 30-dimensional vector of clinical markers (e.g., radius, texture, perimeter, area, and smoothness of cell nuclei).</w:t>
       </w:r>
     </w:p>
     <w:p>
       <w:pPr>
         <w:numPr>
           <w:ilvl w:val="0"/>
-          <w:numId w:val="27"/>
+          <w:numId w:val="33"/>
         </w:numPr>
-        <w:spacing w:line="360" w:lineRule="auto"/>
-        <w:rPr>
-          <w:rFonts w:asciiTheme="majorBidi" w:hAnsiTheme="majorBidi" w:cstheme="majorBidi"/>
-          <w:sz w:val="24"/>
-          <w:szCs w:val="24"/>
-          <w:lang w:val="en-GB"/>
-        </w:rPr>
-      </w:pPr>
-      <w:r>
-        <w:rPr>
-          <w:rFonts w:asciiTheme="majorBidi" w:hAnsiTheme="majorBidi" w:cstheme="majorBidi"/>
-          <w:sz w:val="24"/>
-          <w:szCs w:val="24"/>
-          <w:lang w:val="en-GB"/>
-        </w:rPr>
-        <w:t xml:space="preserve">Task type (e.g., </w:t>
-      </w:r>
-      <w:r>
-        <w:rPr>
-          <w:rFonts w:asciiTheme="majorBidi" w:hAnsiTheme="majorBidi" w:cstheme="majorBidi"/>
-          <w:color w:val="00B050"/>
-          <w:sz w:val="24"/>
-          <w:szCs w:val="24"/>
-          <w:lang w:val="en-GB"/>
-        </w:rPr>
-        <w:t>classification</w:t>
-      </w:r>
-      <w:r>
-        <w:rPr>
-          <w:rFonts w:asciiTheme="majorBidi" w:hAnsiTheme="majorBidi" w:cstheme="majorBidi"/>
-          <w:sz w:val="24"/>
-          <w:szCs w:val="24"/>
-          <w:lang w:val="en-GB"/>
-        </w:rPr>
-        <w:t>, NLP, CV)</w:t>
-      </w:r>
-    </w:p>
-    <w:p>
-      <w:pPr>
-        <w:spacing w:line="360" w:lineRule="auto"/>
-        <w:rPr>
-          <w:rFonts w:asciiTheme="majorBidi" w:hAnsiTheme="majorBidi" w:cstheme="majorBidi"/>
-          <w:sz w:val="24"/>
-          <w:szCs w:val="24"/>
-          <w:lang w:val="en-GB"/>
-        </w:rPr>
-      </w:pPr>
-      <w:r>
-        <w:rPr>
-          <w:rFonts w:asciiTheme="majorBidi" w:hAnsiTheme="majorBidi" w:cstheme="majorBidi"/>
-          <w:sz w:val="24"/>
-          <w:szCs w:val="24"/>
-          <w:lang w:val="en-GB"/>
-        </w:rPr>
-        <w:t>Define:</w:t>
+        <w:rPr>
+          <w:rFonts w:asciiTheme="majorBidi" w:hAnsiTheme="majorBidi" w:cstheme="majorBidi"/>
+          <w:sz w:val="24"/>
+          <w:szCs w:val="24"/>
+          <w:highlight w:val="green"/>
+        </w:rPr>
+      </w:pPr>
+      <w:r>
+        <w:rPr>
+          <w:rFonts w:asciiTheme="majorBidi" w:hAnsiTheme="majorBidi" w:cstheme="majorBidi"/>
+          <w:b/>
+          <w:bCs/>
+          <w:sz w:val="24"/>
+          <w:szCs w:val="24"/>
+          <w:highlight w:val="green"/>
+        </w:rPr>
+        <w:t>Format:</w:t>
+      </w:r>
+      <w:r>
+        <w:rPr>
+          <w:rFonts w:asciiTheme="majorBidi" w:hAnsiTheme="majorBidi" w:cstheme="majorBidi"/>
+          <w:sz w:val="24"/>
+          <w:szCs w:val="24"/>
+          <w:highlight w:val="green"/>
+        </w:rPr>
+        <w:t xml:space="preserve"> Standardized numerical tensors processed through a </w:t>
+      </w:r>
+      <w:proofErr w:type="spellStart"/>
+      <w:r>
+        <w:rPr>
+          <w:rFonts w:asciiTheme="majorBidi" w:hAnsiTheme="majorBidi" w:cstheme="majorBidi"/>
+          <w:b/>
+          <w:bCs/>
+          <w:sz w:val="24"/>
+          <w:szCs w:val="24"/>
+          <w:highlight w:val="green"/>
+        </w:rPr>
+        <w:t>StandardScaler</w:t>
+      </w:r>
+      <w:proofErr w:type="spellEnd"/>
+      <w:r>
+        <w:rPr>
+          <w:rFonts w:asciiTheme="majorBidi" w:hAnsiTheme="majorBidi" w:cstheme="majorBidi"/>
+          <w:sz w:val="24"/>
+          <w:szCs w:val="24"/>
+          <w:highlight w:val="green"/>
+        </w:rPr>
+        <w:t xml:space="preserve"> to ensure uniform distribution.</w:t>
+      </w:r>
+    </w:p>
+    <w:p>
+      <w:pPr>
+        <w:rPr>
+          <w:rFonts w:asciiTheme="majorBidi" w:hAnsiTheme="majorBidi" w:cstheme="majorBidi"/>
+          <w:sz w:val="24"/>
+          <w:szCs w:val="24"/>
+          <w:highlight w:val="green"/>
+        </w:rPr>
+      </w:pPr>
+      <w:r>
+        <w:rPr>
+          <w:rFonts w:asciiTheme="majorBidi" w:hAnsiTheme="majorBidi" w:cstheme="majorBidi"/>
+          <w:b/>
+          <w:bCs/>
+          <w:sz w:val="24"/>
+          <w:szCs w:val="24"/>
+          <w:highlight w:val="green"/>
+        </w:rPr>
+        <w:t>Output:</w:t>
       </w:r>
     </w:p>
     <w:p>
       <w:pPr>
         <w:numPr>
           <w:ilvl w:val="0"/>
-          <w:numId w:val="28"/>
+          <w:numId w:val="34"/>
         </w:numPr>
-        <w:spacing w:line="360" w:lineRule="auto"/>
-        <w:rPr>
-          <w:rFonts w:asciiTheme="majorBidi" w:hAnsiTheme="majorBidi" w:cstheme="majorBidi"/>
-          <w:sz w:val="24"/>
-          <w:szCs w:val="24"/>
-          <w:rtl/>
-          <w:lang w:val="en-GB"/>
-        </w:rPr>
-      </w:pPr>
-      <w:r>
-        <w:rPr>
-          <w:rFonts w:asciiTheme="majorBidi" w:hAnsiTheme="majorBidi" w:cstheme="majorBidi"/>
-          <w:sz w:val="24"/>
-          <w:szCs w:val="24"/>
-          <w:lang w:val="en-GB"/>
-        </w:rPr>
-        <w:lastRenderedPageBreak/>
-        <w:t>Success criteria (how you measure performance)</w:t>
-      </w:r>
-    </w:p>
-    <w:p>
-      <w:pPr>
-        <w:pStyle w:val="Heading1"/>
+        <w:rPr>
+          <w:rFonts w:asciiTheme="majorBidi" w:hAnsiTheme="majorBidi" w:cstheme="majorBidi"/>
+          <w:sz w:val="24"/>
+          <w:szCs w:val="24"/>
+          <w:highlight w:val="green"/>
+        </w:rPr>
+      </w:pPr>
+      <w:r>
+        <w:rPr>
+          <w:rFonts w:asciiTheme="majorBidi" w:hAnsiTheme="majorBidi" w:cstheme="majorBidi"/>
+          <w:b/>
+          <w:bCs/>
+          <w:sz w:val="24"/>
+          <w:szCs w:val="24"/>
+          <w:highlight w:val="green"/>
+        </w:rPr>
+        <w:t>Diagnostic Prediction:</w:t>
+      </w:r>
+      <w:r>
+        <w:rPr>
+          <w:rFonts w:asciiTheme="majorBidi" w:hAnsiTheme="majorBidi" w:cstheme="majorBidi"/>
+          <w:sz w:val="24"/>
+          <w:szCs w:val="24"/>
+          <w:highlight w:val="green"/>
+        </w:rPr>
+        <w:t xml:space="preserve"> A categorical label (Malignant/Benign) representing the model's diagnosis.</w:t>
+      </w:r>
+    </w:p>
+    <w:p>
+      <w:pPr>
         <w:numPr>
           <w:ilvl w:val="0"/>
-          <w:numId w:val="6"/>
+          <w:numId w:val="34"/>
         </w:numPr>
-        <w:spacing w:line="360" w:lineRule="auto"/>
-        <w:rPr>
-          <w:rFonts w:asciiTheme="majorBidi" w:hAnsiTheme="majorBidi"/>
-          <w:color w:val="auto"/>
-          <w:sz w:val="44"/>
-          <w:szCs w:val="44"/>
-        </w:rPr>
-      </w:pPr>
-      <w:r>
-        <w:rPr>
-          <w:rFonts w:asciiTheme="majorBidi" w:hAnsiTheme="majorBidi"/>
-          <w:color w:val="auto"/>
-          <w:sz w:val="44"/>
-          <w:szCs w:val="44"/>
-        </w:rPr>
-        <w:t>Proposed Method / Approach</w:t>
-      </w:r>
-    </w:p>
-    <w:p>
-      <w:pPr>
-        <w:spacing w:line="360" w:lineRule="auto"/>
-        <w:rPr>
-          <w:rFonts w:asciiTheme="majorBidi" w:hAnsiTheme="majorBidi" w:cstheme="majorBidi"/>
-          <w:sz w:val="24"/>
-          <w:szCs w:val="24"/>
-          <w:lang w:val="en-GB"/>
+        <w:rPr>
+          <w:rFonts w:asciiTheme="majorBidi" w:hAnsiTheme="majorBidi" w:cstheme="majorBidi"/>
+          <w:sz w:val="24"/>
+          <w:szCs w:val="24"/>
+          <w:highlight w:val="green"/>
         </w:rPr>
       </w:pPr>
       <w:r>
@@ -4244,10 +4614,29 @@
           <w:bCs/>
           <w:sz w:val="24"/>
           <w:szCs w:val="24"/>
-          <w:lang w:val="en-GB"/>
-        </w:rPr>
-        <w:t>T</w:t>
-      </w:r>
+          <w:highlight w:val="green"/>
+        </w:rPr>
+        <w:t>Interpretability Output:</w:t>
+      </w:r>
+      <w:r>
+        <w:rPr>
+          <w:rFonts w:asciiTheme="majorBidi" w:hAnsiTheme="majorBidi" w:cstheme="majorBidi"/>
+          <w:sz w:val="24"/>
+          <w:szCs w:val="24"/>
+          <w:highlight w:val="green"/>
+        </w:rPr>
+        <w:t xml:space="preserve"> A local attribution map (feature importance scores) explaining the logical reasoning behind the specific prediction.</w:t>
+      </w:r>
+    </w:p>
+    <w:p>
+      <w:pPr>
+        <w:rPr>
+          <w:rFonts w:asciiTheme="majorBidi" w:hAnsiTheme="majorBidi" w:cstheme="majorBidi"/>
+          <w:sz w:val="24"/>
+          <w:szCs w:val="24"/>
+          <w:highlight w:val="green"/>
+        </w:rPr>
+      </w:pPr>
       <w:r>
         <w:rPr>
           <w:rFonts w:asciiTheme="majorBidi" w:hAnsiTheme="majorBidi" w:cstheme="majorBidi"/>
@@ -4255,798 +4644,105 @@
           <w:bCs/>
           <w:sz w:val="24"/>
           <w:szCs w:val="24"/>
-          <w:lang w:val="en-GB"/>
-        </w:rPr>
-        <w:t>rack 2 (Comparative):</w:t>
-      </w:r>
-    </w:p>
-    <w:p>
-      <w:pPr>
-        <w:spacing w:line="360" w:lineRule="auto"/>
-        <w:rPr>
-          <w:rFonts w:asciiTheme="majorBidi" w:hAnsiTheme="majorBidi" w:cstheme="majorBidi"/>
-          <w:sz w:val="24"/>
-          <w:szCs w:val="24"/>
-          <w:lang w:val="en-GB"/>
-        </w:rPr>
-      </w:pPr>
-      <w:r>
-        <w:rPr>
-          <w:rFonts w:asciiTheme="majorBidi" w:hAnsiTheme="majorBidi" w:cstheme="majorBidi"/>
-          <w:sz w:val="24"/>
-          <w:szCs w:val="24"/>
-          <w:lang w:val="en-GB"/>
-        </w:rPr>
-        <w:t>List:</w:t>
+          <w:highlight w:val="green"/>
+        </w:rPr>
+        <w:t>Success Criteria:</w:t>
+      </w:r>
+      <w:r>
+        <w:rPr>
+          <w:rFonts w:asciiTheme="majorBidi" w:hAnsiTheme="majorBidi" w:cstheme="majorBidi"/>
+          <w:sz w:val="24"/>
+          <w:szCs w:val="24"/>
+          <w:highlight w:val="green"/>
+        </w:rPr>
+        <w:t xml:space="preserve"> We measure the performance of our system based on two primary pillars:</w:t>
       </w:r>
     </w:p>
     <w:p>
       <w:pPr>
         <w:numPr>
           <w:ilvl w:val="0"/>
-          <w:numId w:val="18"/>
+          <w:numId w:val="35"/>
         </w:numPr>
-        <w:spacing w:line="360" w:lineRule="auto"/>
-        <w:rPr>
-          <w:rFonts w:asciiTheme="majorBidi" w:hAnsiTheme="majorBidi" w:cstheme="majorBidi"/>
-          <w:sz w:val="24"/>
-          <w:szCs w:val="24"/>
-          <w:lang w:val="en-GB"/>
-        </w:rPr>
-      </w:pPr>
-      <w:r>
-        <w:rPr>
-          <w:rFonts w:asciiTheme="majorBidi" w:hAnsiTheme="majorBidi" w:cstheme="majorBidi"/>
-          <w:sz w:val="24"/>
-          <w:szCs w:val="24"/>
-          <w:lang w:val="en-GB"/>
-        </w:rPr>
-        <w:t>Models used</w:t>
+        <w:rPr>
+          <w:rFonts w:asciiTheme="majorBidi" w:hAnsiTheme="majorBidi" w:cstheme="majorBidi"/>
+          <w:sz w:val="24"/>
+          <w:szCs w:val="24"/>
+          <w:highlight w:val="green"/>
+        </w:rPr>
+      </w:pPr>
+      <w:r>
+        <w:rPr>
+          <w:rFonts w:asciiTheme="majorBidi" w:hAnsiTheme="majorBidi" w:cstheme="majorBidi"/>
+          <w:b/>
+          <w:bCs/>
+          <w:sz w:val="24"/>
+          <w:szCs w:val="24"/>
+          <w:highlight w:val="green"/>
+        </w:rPr>
+        <w:t>Predictive Performance:</w:t>
+      </w:r>
+      <w:r>
+        <w:rPr>
+          <w:rFonts w:asciiTheme="majorBidi" w:hAnsiTheme="majorBidi" w:cstheme="majorBidi"/>
+          <w:sz w:val="24"/>
+          <w:szCs w:val="24"/>
+          <w:highlight w:val="green"/>
+        </w:rPr>
+        <w:t xml:space="preserve"> Achieving a classification accuracy of </w:t>
+      </w:r>
+      <w:r>
+        <w:rPr>
+          <w:rFonts w:asciiTheme="majorBidi" w:hAnsiTheme="majorBidi" w:cstheme="majorBidi"/>
+          <w:b/>
+          <w:bCs/>
+          <w:sz w:val="24"/>
+          <w:szCs w:val="24"/>
+          <w:highlight w:val="green"/>
+        </w:rPr>
+        <w:t>&gt;90%</w:t>
+      </w:r>
+      <w:r>
+        <w:rPr>
+          <w:rFonts w:asciiTheme="majorBidi" w:hAnsiTheme="majorBidi" w:cstheme="majorBidi"/>
+          <w:sz w:val="24"/>
+          <w:szCs w:val="24"/>
+          <w:highlight w:val="green"/>
+        </w:rPr>
+        <w:t xml:space="preserve"> (Currently </w:t>
+      </w:r>
+      <w:r>
+        <w:rPr>
+          <w:rFonts w:asciiTheme="majorBidi" w:hAnsiTheme="majorBidi" w:cstheme="majorBidi"/>
+          <w:b/>
+          <w:bCs/>
+          <w:sz w:val="24"/>
+          <w:szCs w:val="24"/>
+          <w:highlight w:val="green"/>
+        </w:rPr>
+        <w:t>94.74%</w:t>
+      </w:r>
+      <w:r>
+        <w:rPr>
+          <w:rFonts w:asciiTheme="majorBidi" w:hAnsiTheme="majorBidi" w:cstheme="majorBidi"/>
+          <w:sz w:val="24"/>
+          <w:szCs w:val="24"/>
+          <w:highlight w:val="green"/>
+        </w:rPr>
+        <w:t>) and maintaining high F1-scores for both classes to ensure clinical reliability.</w:t>
       </w:r>
     </w:p>
     <w:p>
       <w:pPr>
         <w:numPr>
           <w:ilvl w:val="0"/>
-          <w:numId w:val="18"/>
+          <w:numId w:val="35"/>
         </w:numPr>
-        <w:spacing w:line="360" w:lineRule="auto"/>
-        <w:rPr>
-          <w:rFonts w:asciiTheme="majorBidi" w:hAnsiTheme="majorBidi" w:cstheme="majorBidi"/>
-          <w:sz w:val="24"/>
-          <w:szCs w:val="24"/>
-          <w:lang w:val="en-GB"/>
-        </w:rPr>
-      </w:pPr>
-      <w:r>
-        <w:rPr>
-          <w:rFonts w:asciiTheme="majorBidi" w:hAnsiTheme="majorBidi" w:cstheme="majorBidi"/>
-          <w:sz w:val="24"/>
-          <w:szCs w:val="24"/>
-          <w:lang w:val="en-GB"/>
-        </w:rPr>
-        <w:t>Baseline</w:t>
-      </w:r>
-    </w:p>
-    <w:p>
-      <w:pPr>
-        <w:spacing w:line="360" w:lineRule="auto"/>
-        <w:rPr>
-          <w:rFonts w:asciiTheme="majorBidi" w:hAnsiTheme="majorBidi" w:cstheme="majorBidi"/>
-          <w:sz w:val="24"/>
-          <w:szCs w:val="24"/>
-          <w:lang w:val="en-GB"/>
-        </w:rPr>
-      </w:pPr>
-      <w:r>
-        <w:rPr>
-          <w:rFonts w:asciiTheme="majorBidi" w:hAnsiTheme="majorBidi" w:cstheme="majorBidi"/>
-          <w:sz w:val="24"/>
-          <w:szCs w:val="24"/>
-          <w:lang w:val="en-GB"/>
-        </w:rPr>
-        <w:t>Explain:</w:t>
-      </w:r>
-    </w:p>
-    <w:p>
-      <w:pPr>
-        <w:numPr>
-          <w:ilvl w:val="0"/>
-          <w:numId w:val="19"/>
-        </w:numPr>
-        <w:spacing w:line="360" w:lineRule="auto"/>
-        <w:rPr>
-          <w:rFonts w:asciiTheme="majorBidi" w:hAnsiTheme="majorBidi" w:cstheme="majorBidi"/>
-          <w:sz w:val="24"/>
-          <w:szCs w:val="24"/>
-          <w:lang w:val="en-GB"/>
-        </w:rPr>
-      </w:pPr>
-      <w:r>
-        <w:rPr>
-          <w:rFonts w:asciiTheme="majorBidi" w:hAnsiTheme="majorBidi" w:cstheme="majorBidi"/>
-          <w:sz w:val="24"/>
-          <w:szCs w:val="24"/>
-          <w:lang w:val="en-GB"/>
-        </w:rPr>
-        <w:t>Why these models are compared</w:t>
-      </w:r>
-    </w:p>
-    <w:p>
-      <w:pPr>
-        <w:pStyle w:val="ListParagraph"/>
-        <w:numPr>
-          <w:ilvl w:val="0"/>
-          <w:numId w:val="6"/>
-        </w:numPr>
-        <w:spacing w:line="360" w:lineRule="auto"/>
-        <w:rPr>
-          <w:rFonts w:asciiTheme="majorBidi" w:eastAsiaTheme="majorEastAsia" w:hAnsiTheme="majorBidi" w:cstheme="majorBidi"/>
-          <w:sz w:val="44"/>
-          <w:szCs w:val="44"/>
-        </w:rPr>
-      </w:pPr>
-      <w:r>
-        <w:rPr>
-          <w:rFonts w:asciiTheme="majorBidi" w:eastAsiaTheme="majorEastAsia" w:hAnsiTheme="majorBidi" w:cstheme="majorBidi"/>
-          <w:sz w:val="44"/>
-          <w:szCs w:val="44"/>
-        </w:rPr>
-        <w:t>System Design</w:t>
-      </w:r>
-    </w:p>
-    <w:p>
-      <w:pPr>
-        <w:spacing w:line="360" w:lineRule="auto"/>
-        <w:rPr>
-          <w:rFonts w:asciiTheme="majorBidi" w:hAnsiTheme="majorBidi" w:cstheme="majorBidi"/>
-          <w:sz w:val="24"/>
-          <w:szCs w:val="24"/>
-          <w:lang w:val="en-GB"/>
-        </w:rPr>
-      </w:pPr>
-      <w:r>
-        <w:rPr>
-          <w:rFonts w:asciiTheme="majorBidi" w:hAnsiTheme="majorBidi" w:cstheme="majorBidi"/>
-          <w:sz w:val="24"/>
-          <w:szCs w:val="24"/>
-          <w:lang w:val="en-GB"/>
-        </w:rPr>
-        <w:t>Add architecture diagram</w:t>
-      </w:r>
-    </w:p>
-    <w:p>
-      <w:pPr>
-        <w:spacing w:line="360" w:lineRule="auto"/>
-        <w:rPr>
-          <w:rFonts w:asciiTheme="majorBidi" w:hAnsiTheme="majorBidi" w:cstheme="majorBidi"/>
-          <w:sz w:val="24"/>
-          <w:szCs w:val="24"/>
-          <w:lang w:val="en-GB"/>
-        </w:rPr>
-      </w:pPr>
-      <w:r>
-        <w:rPr>
-          <w:rFonts w:asciiTheme="majorBidi" w:hAnsiTheme="majorBidi" w:cstheme="majorBidi"/>
-          <w:sz w:val="24"/>
-          <w:szCs w:val="24"/>
-          <w:lang w:val="en-GB"/>
-        </w:rPr>
-        <w:t>Explain:</w:t>
-      </w:r>
-    </w:p>
-    <w:p>
-      <w:pPr>
-        <w:numPr>
-          <w:ilvl w:val="0"/>
-          <w:numId w:val="20"/>
-        </w:numPr>
-        <w:spacing w:line="360" w:lineRule="auto"/>
-        <w:rPr>
-          <w:rFonts w:asciiTheme="majorBidi" w:hAnsiTheme="majorBidi" w:cstheme="majorBidi"/>
-          <w:sz w:val="24"/>
-          <w:szCs w:val="24"/>
-          <w:lang w:val="en-GB"/>
-        </w:rPr>
-      </w:pPr>
-      <w:r>
-        <w:rPr>
-          <w:rFonts w:asciiTheme="majorBidi" w:hAnsiTheme="majorBidi" w:cstheme="majorBidi"/>
-          <w:sz w:val="24"/>
-          <w:szCs w:val="24"/>
-          <w:lang w:val="en-GB"/>
-        </w:rPr>
-        <w:t>Components (data → model → output)</w:t>
-      </w:r>
-    </w:p>
-    <w:p>
-      <w:pPr>
-        <w:numPr>
-          <w:ilvl w:val="0"/>
-          <w:numId w:val="20"/>
-        </w:numPr>
-        <w:spacing w:line="360" w:lineRule="auto"/>
-        <w:rPr>
-          <w:rFonts w:asciiTheme="majorBidi" w:hAnsiTheme="majorBidi" w:cstheme="majorBidi"/>
-          <w:sz w:val="24"/>
-          <w:szCs w:val="24"/>
-          <w:lang w:val="en-GB"/>
-        </w:rPr>
-      </w:pPr>
-      <w:r>
-        <w:rPr>
-          <w:rFonts w:asciiTheme="majorBidi" w:hAnsiTheme="majorBidi" w:cstheme="majorBidi"/>
-          <w:sz w:val="24"/>
-          <w:szCs w:val="24"/>
-          <w:lang w:val="en-GB"/>
-        </w:rPr>
-        <w:t>Workflow step-by-step</w:t>
-      </w:r>
-    </w:p>
-    <w:p>
-      <w:pPr>
-        <w:pStyle w:val="ListParagraph"/>
-        <w:numPr>
-          <w:ilvl w:val="0"/>
-          <w:numId w:val="6"/>
-        </w:numPr>
-        <w:spacing w:line="360" w:lineRule="auto"/>
-        <w:rPr>
-          <w:rFonts w:asciiTheme="majorBidi" w:eastAsiaTheme="majorEastAsia" w:hAnsiTheme="majorBidi" w:cstheme="majorBidi"/>
-          <w:sz w:val="44"/>
-          <w:szCs w:val="44"/>
-        </w:rPr>
-      </w:pPr>
-      <w:r>
-        <w:rPr>
-          <w:rFonts w:asciiTheme="majorBidi" w:eastAsiaTheme="majorEastAsia" w:hAnsiTheme="majorBidi" w:cstheme="majorBidi"/>
-          <w:sz w:val="44"/>
-          <w:szCs w:val="44"/>
-        </w:rPr>
-        <w:t>Dataset</w:t>
-      </w:r>
-    </w:p>
-    <w:p>
-      <w:pPr>
-        <w:pStyle w:val="ListParagraph"/>
-        <w:spacing w:line="360" w:lineRule="auto"/>
-        <w:ind w:left="360"/>
-        <w:rPr>
-          <w:rFonts w:asciiTheme="majorBidi" w:hAnsiTheme="majorBidi" w:cstheme="majorBidi"/>
-          <w:sz w:val="24"/>
-          <w:szCs w:val="24"/>
-          <w:lang w:val="en-GB"/>
-        </w:rPr>
-      </w:pPr>
-      <w:r>
-        <w:rPr>
-          <w:rFonts w:asciiTheme="majorBidi" w:hAnsiTheme="majorBidi" w:cstheme="majorBidi"/>
-          <w:sz w:val="24"/>
-          <w:szCs w:val="24"/>
-          <w:lang w:val="en-GB"/>
-        </w:rPr>
-        <w:t xml:space="preserve">Dataset in </w:t>
-      </w:r>
-      <w:proofErr w:type="spellStart"/>
-      <w:r>
-        <w:rPr>
-          <w:rFonts w:asciiTheme="majorBidi" w:hAnsiTheme="majorBidi" w:cstheme="majorBidi"/>
-          <w:sz w:val="24"/>
-          <w:szCs w:val="24"/>
-          <w:lang w:val="en-GB"/>
-        </w:rPr>
-        <w:t>num</w:t>
-      </w:r>
-      <w:proofErr w:type="spellEnd"/>
-      <w:r>
-        <w:rPr>
-          <w:rFonts w:asciiTheme="majorBidi" w:hAnsiTheme="majorBidi" w:cstheme="majorBidi"/>
-          <w:sz w:val="24"/>
-          <w:szCs w:val="24"/>
-          <w:lang w:val="en-GB"/>
-        </w:rPr>
-        <w:t xml:space="preserve"> [7]</w:t>
-      </w:r>
-    </w:p>
-    <w:p>
-      <w:pPr>
-        <w:spacing w:line="360" w:lineRule="auto"/>
-        <w:rPr>
-          <w:rFonts w:asciiTheme="majorBidi" w:hAnsiTheme="majorBidi" w:cstheme="majorBidi"/>
-          <w:sz w:val="24"/>
-          <w:szCs w:val="24"/>
-          <w:lang w:val="en-GB"/>
-        </w:rPr>
-      </w:pPr>
-      <w:r>
-        <w:rPr>
-          <w:rFonts w:asciiTheme="majorBidi" w:hAnsiTheme="majorBidi" w:cstheme="majorBidi"/>
-          <w:sz w:val="24"/>
-          <w:szCs w:val="24"/>
-          <w:lang w:val="en-GB"/>
-        </w:rPr>
-        <w:t>Dataset name/source</w:t>
-      </w:r>
-    </w:p>
-    <w:p>
-      <w:pPr>
-        <w:spacing w:line="360" w:lineRule="auto"/>
-        <w:rPr>
-          <w:rFonts w:asciiTheme="majorBidi" w:hAnsiTheme="majorBidi" w:cstheme="majorBidi"/>
-          <w:sz w:val="24"/>
-          <w:szCs w:val="24"/>
-          <w:lang w:val="en-GB"/>
-        </w:rPr>
-      </w:pPr>
-      <w:r>
-        <w:rPr>
-          <w:rFonts w:asciiTheme="majorBidi" w:hAnsiTheme="majorBidi" w:cstheme="majorBidi"/>
-          <w:sz w:val="24"/>
-          <w:szCs w:val="24"/>
-          <w:lang w:val="en-GB"/>
-        </w:rPr>
-        <w:t>Size (samples, classes)</w:t>
-      </w:r>
-    </w:p>
-    <w:p>
-      <w:pPr>
-        <w:spacing w:line="360" w:lineRule="auto"/>
-        <w:rPr>
-          <w:rFonts w:asciiTheme="majorBidi" w:hAnsiTheme="majorBidi" w:cstheme="majorBidi"/>
-          <w:sz w:val="24"/>
-          <w:szCs w:val="24"/>
-          <w:lang w:val="en-GB"/>
-        </w:rPr>
-      </w:pPr>
-      <w:r>
-        <w:rPr>
-          <w:rFonts w:asciiTheme="majorBidi" w:hAnsiTheme="majorBidi" w:cstheme="majorBidi"/>
-          <w:sz w:val="24"/>
-          <w:szCs w:val="24"/>
-          <w:lang w:val="en-GB"/>
-        </w:rPr>
-        <w:t>Train / Validation / Test split</w:t>
-      </w:r>
-    </w:p>
-    <w:p>
-      <w:pPr>
-        <w:spacing w:line="360" w:lineRule="auto"/>
-        <w:rPr>
-          <w:rFonts w:asciiTheme="majorBidi" w:hAnsiTheme="majorBidi" w:cstheme="majorBidi"/>
-          <w:sz w:val="24"/>
-          <w:szCs w:val="24"/>
-          <w:lang w:val="en-GB"/>
-        </w:rPr>
-      </w:pPr>
-      <w:r>
-        <w:rPr>
-          <w:rFonts w:asciiTheme="majorBidi" w:hAnsiTheme="majorBidi" w:cstheme="majorBidi"/>
-          <w:sz w:val="24"/>
-          <w:szCs w:val="24"/>
-          <w:lang w:val="en-GB"/>
-        </w:rPr>
-        <w:t>Preprocessing steps</w:t>
-      </w:r>
-    </w:p>
-    <w:p>
-      <w:pPr>
-        <w:spacing w:line="360" w:lineRule="auto"/>
-        <w:rPr>
-          <w:rFonts w:asciiTheme="majorBidi" w:eastAsiaTheme="majorEastAsia" w:hAnsiTheme="majorBidi" w:cstheme="majorBidi"/>
-          <w:sz w:val="44"/>
-          <w:szCs w:val="44"/>
-        </w:rPr>
-      </w:pPr>
-      <w:r>
-        <w:rPr>
-          <w:rFonts w:asciiTheme="majorBidi" w:eastAsiaTheme="majorEastAsia" w:hAnsiTheme="majorBidi" w:cstheme="majorBidi"/>
-          <w:sz w:val="44"/>
-          <w:szCs w:val="44"/>
-        </w:rPr>
-        <w:lastRenderedPageBreak/>
-        <w:t>6. Experimental Setup</w:t>
-      </w:r>
-    </w:p>
-    <w:p>
-      <w:pPr>
-        <w:spacing w:line="360" w:lineRule="auto"/>
-        <w:rPr>
-          <w:rFonts w:asciiTheme="majorBidi" w:hAnsiTheme="majorBidi" w:cstheme="majorBidi"/>
-          <w:sz w:val="24"/>
-          <w:szCs w:val="24"/>
-          <w:lang w:val="en-GB"/>
-        </w:rPr>
-      </w:pPr>
-      <w:r>
-        <w:rPr>
-          <w:rFonts w:asciiTheme="majorBidi" w:hAnsiTheme="majorBidi" w:cstheme="majorBidi"/>
-          <w:sz w:val="24"/>
-          <w:szCs w:val="24"/>
-          <w:lang w:val="en-GB"/>
-        </w:rPr>
-        <w:t xml:space="preserve">Tools used (e.g., </w:t>
-      </w:r>
-      <w:proofErr w:type="spellStart"/>
-      <w:r>
-        <w:rPr>
-          <w:rFonts w:asciiTheme="majorBidi" w:hAnsiTheme="majorBidi" w:cstheme="majorBidi"/>
-          <w:sz w:val="24"/>
-          <w:szCs w:val="24"/>
-          <w:lang w:val="en-GB"/>
-        </w:rPr>
-        <w:t>PyTorch</w:t>
-      </w:r>
-      <w:proofErr w:type="spellEnd"/>
-      <w:r>
-        <w:rPr>
-          <w:rFonts w:asciiTheme="majorBidi" w:hAnsiTheme="majorBidi" w:cstheme="majorBidi"/>
-          <w:sz w:val="24"/>
-          <w:szCs w:val="24"/>
-          <w:lang w:val="en-GB"/>
-        </w:rPr>
-        <w:t>, TensorFlow)</w:t>
-      </w:r>
-    </w:p>
-    <w:p>
-      <w:pPr>
-        <w:spacing w:line="360" w:lineRule="auto"/>
-        <w:rPr>
-          <w:rFonts w:asciiTheme="majorBidi" w:hAnsiTheme="majorBidi" w:cstheme="majorBidi"/>
-          <w:sz w:val="24"/>
-          <w:szCs w:val="24"/>
-          <w:lang w:val="en-GB"/>
-        </w:rPr>
-      </w:pPr>
-      <w:r>
-        <w:rPr>
-          <w:rFonts w:asciiTheme="majorBidi" w:hAnsiTheme="majorBidi" w:cstheme="majorBidi"/>
-          <w:sz w:val="24"/>
-          <w:szCs w:val="24"/>
-          <w:lang w:val="en-GB"/>
-        </w:rPr>
-        <w:t>Model configuration:</w:t>
-      </w:r>
-    </w:p>
-    <w:p>
-      <w:pPr>
-        <w:numPr>
-          <w:ilvl w:val="0"/>
-          <w:numId w:val="21"/>
-        </w:numPr>
-        <w:spacing w:line="360" w:lineRule="auto"/>
-        <w:rPr>
-          <w:rFonts w:asciiTheme="majorBidi" w:hAnsiTheme="majorBidi" w:cstheme="majorBidi"/>
-          <w:sz w:val="24"/>
-          <w:szCs w:val="24"/>
-          <w:lang w:val="en-GB"/>
-        </w:rPr>
-      </w:pPr>
-      <w:r>
-        <w:rPr>
-          <w:rFonts w:asciiTheme="majorBidi" w:hAnsiTheme="majorBidi" w:cstheme="majorBidi"/>
-          <w:sz w:val="24"/>
-          <w:szCs w:val="24"/>
-          <w:lang w:val="en-GB"/>
-        </w:rPr>
-        <w:t>Epochs</w:t>
-      </w:r>
-    </w:p>
-    <w:p>
-      <w:pPr>
-        <w:numPr>
-          <w:ilvl w:val="0"/>
-          <w:numId w:val="21"/>
-        </w:numPr>
-        <w:spacing w:line="360" w:lineRule="auto"/>
-        <w:rPr>
-          <w:rFonts w:asciiTheme="majorBidi" w:hAnsiTheme="majorBidi" w:cstheme="majorBidi"/>
-          <w:sz w:val="24"/>
-          <w:szCs w:val="24"/>
-          <w:lang w:val="en-GB"/>
-        </w:rPr>
-      </w:pPr>
-      <w:r>
-        <w:rPr>
-          <w:rFonts w:asciiTheme="majorBidi" w:hAnsiTheme="majorBidi" w:cstheme="majorBidi"/>
-          <w:sz w:val="24"/>
-          <w:szCs w:val="24"/>
-          <w:lang w:val="en-GB"/>
-        </w:rPr>
-        <w:t>Batch size</w:t>
-      </w:r>
-    </w:p>
-    <w:p>
-      <w:pPr>
-        <w:numPr>
-          <w:ilvl w:val="0"/>
-          <w:numId w:val="21"/>
-        </w:numPr>
-        <w:spacing w:line="360" w:lineRule="auto"/>
-        <w:rPr>
-          <w:rFonts w:asciiTheme="majorBidi" w:hAnsiTheme="majorBidi" w:cstheme="majorBidi"/>
-          <w:sz w:val="24"/>
-          <w:szCs w:val="24"/>
-          <w:lang w:val="en-GB"/>
-        </w:rPr>
-      </w:pPr>
-      <w:r>
-        <w:rPr>
-          <w:rFonts w:asciiTheme="majorBidi" w:hAnsiTheme="majorBidi" w:cstheme="majorBidi"/>
-          <w:sz w:val="24"/>
-          <w:szCs w:val="24"/>
-          <w:lang w:val="en-GB"/>
-        </w:rPr>
-        <w:t>Learning rate</w:t>
-      </w:r>
-    </w:p>
-    <w:p>
-      <w:pPr>
-        <w:spacing w:line="360" w:lineRule="auto"/>
-        <w:rPr>
-          <w:rFonts w:asciiTheme="majorBidi" w:hAnsiTheme="majorBidi" w:cstheme="majorBidi"/>
-          <w:sz w:val="24"/>
-          <w:szCs w:val="24"/>
-          <w:lang w:val="en-GB"/>
-        </w:rPr>
-      </w:pPr>
-      <w:r>
-        <w:rPr>
-          <w:rFonts w:asciiTheme="majorBidi" w:hAnsiTheme="majorBidi" w:cstheme="majorBidi"/>
-          <w:sz w:val="24"/>
-          <w:szCs w:val="24"/>
-          <w:lang w:val="en-GB"/>
-        </w:rPr>
-        <w:t>Hardware (if available)</w:t>
-      </w:r>
-    </w:p>
-    <w:p>
-      <w:pPr>
-        <w:spacing w:line="360" w:lineRule="auto"/>
-        <w:rPr>
-          <w:rFonts w:asciiTheme="majorBidi" w:eastAsiaTheme="majorEastAsia" w:hAnsiTheme="majorBidi" w:cstheme="majorBidi"/>
-          <w:sz w:val="44"/>
-          <w:szCs w:val="44"/>
-        </w:rPr>
-      </w:pPr>
-      <w:r>
-        <w:rPr>
-          <w:rFonts w:asciiTheme="majorBidi" w:eastAsiaTheme="majorEastAsia" w:hAnsiTheme="majorBidi" w:cstheme="majorBidi"/>
-          <w:sz w:val="44"/>
-          <w:szCs w:val="44"/>
-        </w:rPr>
-        <w:t>7. Implementation Details</w:t>
-      </w:r>
-    </w:p>
-    <w:p>
-      <w:pPr>
-        <w:spacing w:line="360" w:lineRule="auto"/>
-        <w:rPr>
-          <w:rFonts w:asciiTheme="majorBidi" w:hAnsiTheme="majorBidi" w:cstheme="majorBidi"/>
-          <w:sz w:val="24"/>
-          <w:szCs w:val="24"/>
-          <w:lang w:val="en-GB"/>
-        </w:rPr>
-      </w:pPr>
-      <w:r>
-        <w:rPr>
-          <w:rFonts w:asciiTheme="majorBidi" w:hAnsiTheme="majorBidi" w:cstheme="majorBidi"/>
-          <w:sz w:val="24"/>
-          <w:szCs w:val="24"/>
-          <w:lang w:val="en-GB"/>
-        </w:rPr>
-        <w:t>Describe:</w:t>
-      </w:r>
-    </w:p>
-    <w:p>
-      <w:pPr>
-        <w:numPr>
-          <w:ilvl w:val="0"/>
-          <w:numId w:val="22"/>
-        </w:numPr>
-        <w:spacing w:line="360" w:lineRule="auto"/>
-        <w:rPr>
-          <w:rFonts w:asciiTheme="majorBidi" w:hAnsiTheme="majorBidi" w:cstheme="majorBidi"/>
-          <w:sz w:val="24"/>
-          <w:szCs w:val="24"/>
-          <w:lang w:val="en-GB"/>
-        </w:rPr>
-      </w:pPr>
-      <w:r>
-        <w:rPr>
-          <w:rFonts w:asciiTheme="majorBidi" w:hAnsiTheme="majorBidi" w:cstheme="majorBidi"/>
-          <w:sz w:val="24"/>
-          <w:szCs w:val="24"/>
-          <w:lang w:val="en-GB"/>
-        </w:rPr>
-        <w:t>How the model was built</w:t>
-      </w:r>
-    </w:p>
-    <w:p>
-      <w:pPr>
-        <w:numPr>
-          <w:ilvl w:val="0"/>
-          <w:numId w:val="22"/>
-        </w:numPr>
-        <w:spacing w:line="360" w:lineRule="auto"/>
-        <w:rPr>
-          <w:rFonts w:asciiTheme="majorBidi" w:hAnsiTheme="majorBidi" w:cstheme="majorBidi"/>
-          <w:sz w:val="24"/>
-          <w:szCs w:val="24"/>
-          <w:lang w:val="en-GB"/>
-        </w:rPr>
-      </w:pPr>
-      <w:r>
-        <w:rPr>
-          <w:rFonts w:asciiTheme="majorBidi" w:hAnsiTheme="majorBidi" w:cstheme="majorBidi"/>
-          <w:sz w:val="24"/>
-          <w:szCs w:val="24"/>
-          <w:lang w:val="en-GB"/>
-        </w:rPr>
-        <w:t>Training process</w:t>
-      </w:r>
-    </w:p>
-    <w:p>
-      <w:pPr>
-        <w:numPr>
-          <w:ilvl w:val="0"/>
-          <w:numId w:val="22"/>
-        </w:numPr>
-        <w:spacing w:line="360" w:lineRule="auto"/>
-        <w:rPr>
-          <w:rFonts w:asciiTheme="majorBidi" w:hAnsiTheme="majorBidi" w:cstheme="majorBidi"/>
-          <w:sz w:val="24"/>
-          <w:szCs w:val="24"/>
-          <w:lang w:val="en-GB"/>
-        </w:rPr>
-      </w:pPr>
-      <w:r>
-        <w:rPr>
-          <w:rFonts w:asciiTheme="majorBidi" w:hAnsiTheme="majorBidi" w:cstheme="majorBidi"/>
-          <w:sz w:val="24"/>
-          <w:szCs w:val="24"/>
-          <w:lang w:val="en-GB"/>
-        </w:rPr>
-        <w:t>Testing process</w:t>
-      </w:r>
-    </w:p>
-    <w:p>
-      <w:pPr>
-        <w:spacing w:line="360" w:lineRule="auto"/>
-        <w:rPr>
-          <w:rFonts w:asciiTheme="majorBidi" w:hAnsiTheme="majorBidi" w:cstheme="majorBidi"/>
-          <w:sz w:val="24"/>
-          <w:szCs w:val="24"/>
-          <w:lang w:val="en-GB"/>
-        </w:rPr>
-      </w:pPr>
-      <w:r>
-        <w:rPr>
-          <w:rFonts w:asciiTheme="majorBidi" w:hAnsiTheme="majorBidi" w:cstheme="majorBidi"/>
-          <w:sz w:val="24"/>
-          <w:szCs w:val="24"/>
-          <w:lang w:val="en-GB"/>
-        </w:rPr>
-        <w:t>Mention any:</w:t>
-      </w:r>
-    </w:p>
-    <w:p>
-      <w:pPr>
-        <w:numPr>
-          <w:ilvl w:val="0"/>
-          <w:numId w:val="23"/>
-        </w:numPr>
-        <w:spacing w:line="360" w:lineRule="auto"/>
-        <w:rPr>
-          <w:rFonts w:asciiTheme="majorBidi" w:hAnsiTheme="majorBidi" w:cstheme="majorBidi"/>
-          <w:sz w:val="24"/>
-          <w:szCs w:val="24"/>
-          <w:lang w:val="en-GB"/>
-        </w:rPr>
-      </w:pPr>
-      <w:r>
-        <w:rPr>
-          <w:rFonts w:asciiTheme="majorBidi" w:hAnsiTheme="majorBidi" w:cstheme="majorBidi"/>
-          <w:sz w:val="24"/>
-          <w:szCs w:val="24"/>
-          <w:lang w:val="en-GB"/>
-        </w:rPr>
-        <w:t>Challenges or fixes</w:t>
-      </w:r>
-    </w:p>
-    <w:p>
-      <w:pPr>
-        <w:spacing w:line="360" w:lineRule="auto"/>
-        <w:rPr>
-          <w:rFonts w:asciiTheme="majorBidi" w:eastAsiaTheme="majorEastAsia" w:hAnsiTheme="majorBidi" w:cstheme="majorBidi"/>
-          <w:sz w:val="44"/>
-          <w:szCs w:val="44"/>
-        </w:rPr>
-      </w:pPr>
-      <w:r>
-        <w:rPr>
-          <w:rFonts w:asciiTheme="majorBidi" w:eastAsiaTheme="majorEastAsia" w:hAnsiTheme="majorBidi" w:cstheme="majorBidi"/>
-          <w:sz w:val="44"/>
-          <w:szCs w:val="44"/>
-        </w:rPr>
-        <w:t>8. Results</w:t>
-      </w:r>
-    </w:p>
-    <w:p>
-      <w:pPr>
-        <w:spacing w:line="360" w:lineRule="auto"/>
-        <w:rPr>
-          <w:rFonts w:asciiTheme="majorBidi" w:hAnsiTheme="majorBidi" w:cstheme="majorBidi"/>
-          <w:sz w:val="24"/>
-          <w:szCs w:val="24"/>
-          <w:lang w:val="en-GB"/>
-        </w:rPr>
-      </w:pPr>
-      <w:r>
-        <w:rPr>
-          <w:rFonts w:asciiTheme="majorBidi" w:hAnsiTheme="majorBidi" w:cstheme="majorBidi"/>
-          <w:sz w:val="24"/>
-          <w:szCs w:val="24"/>
-          <w:lang w:val="en-GB"/>
-        </w:rPr>
-        <w:t>Present results clearly:</w:t>
-      </w:r>
-    </w:p>
-    <w:p>
-      <w:pPr>
-        <w:numPr>
-          <w:ilvl w:val="0"/>
-          <w:numId w:val="24"/>
-        </w:numPr>
-        <w:spacing w:line="360" w:lineRule="auto"/>
-        <w:rPr>
-          <w:rFonts w:asciiTheme="majorBidi" w:hAnsiTheme="majorBidi" w:cstheme="majorBidi"/>
-          <w:sz w:val="24"/>
-          <w:szCs w:val="24"/>
-          <w:lang w:val="en-GB"/>
-        </w:rPr>
-      </w:pPr>
-      <w:r>
-        <w:rPr>
-          <w:rFonts w:asciiTheme="majorBidi" w:hAnsiTheme="majorBidi" w:cstheme="majorBidi"/>
-          <w:sz w:val="24"/>
-          <w:szCs w:val="24"/>
-          <w:lang w:val="en-GB"/>
-        </w:rPr>
-        <w:t>Tables</w:t>
-      </w:r>
-    </w:p>
-    <w:p>
-      <w:pPr>
-        <w:numPr>
-          <w:ilvl w:val="0"/>
-          <w:numId w:val="24"/>
-        </w:numPr>
-        <w:spacing w:line="360" w:lineRule="auto"/>
-        <w:rPr>
-          <w:rFonts w:asciiTheme="majorBidi" w:hAnsiTheme="majorBidi" w:cstheme="majorBidi"/>
-          <w:sz w:val="24"/>
-          <w:szCs w:val="24"/>
-          <w:lang w:val="en-GB"/>
-        </w:rPr>
-      </w:pPr>
-      <w:r>
-        <w:rPr>
-          <w:rFonts w:asciiTheme="majorBidi" w:hAnsiTheme="majorBidi" w:cstheme="majorBidi"/>
-          <w:sz w:val="24"/>
-          <w:szCs w:val="24"/>
-          <w:lang w:val="en-GB"/>
-        </w:rPr>
-        <w:t>Graphs</w:t>
-      </w:r>
-    </w:p>
-    <w:p>
-      <w:pPr>
-        <w:spacing w:line="360" w:lineRule="auto"/>
-        <w:rPr>
-          <w:rFonts w:asciiTheme="majorBidi" w:hAnsiTheme="majorBidi" w:cstheme="majorBidi"/>
-          <w:sz w:val="24"/>
-          <w:szCs w:val="24"/>
-          <w:lang w:val="en-GB"/>
+        <w:rPr>
+          <w:rFonts w:asciiTheme="majorBidi" w:hAnsiTheme="majorBidi" w:cstheme="majorBidi"/>
+          <w:sz w:val="24"/>
+          <w:szCs w:val="24"/>
+          <w:highlight w:val="green"/>
         </w:rPr>
       </w:pPr>
       <w:r>
@@ -5056,41 +4752,19 @@
           <w:bCs/>
           <w:sz w:val="24"/>
           <w:szCs w:val="24"/>
-          <w:lang w:val="en-GB"/>
-        </w:rPr>
-        <w:t>Track 1:</w:t>
-      </w:r>
-    </w:p>
-    <w:p>
-      <w:pPr>
-        <w:spacing w:line="360" w:lineRule="auto"/>
-        <w:rPr>
-          <w:rFonts w:asciiTheme="majorBidi" w:hAnsiTheme="majorBidi" w:cstheme="majorBidi"/>
-          <w:sz w:val="24"/>
-          <w:szCs w:val="24"/>
-          <w:lang w:val="en-GB"/>
-        </w:rPr>
-      </w:pPr>
-      <w:r>
-        <w:rPr>
-          <w:rFonts w:asciiTheme="majorBidi" w:hAnsiTheme="majorBidi" w:cstheme="majorBidi"/>
-          <w:sz w:val="24"/>
-          <w:szCs w:val="24"/>
-          <w:lang w:val="en-GB"/>
-        </w:rPr>
-        <w:t>Compare with baseline</w:t>
-      </w:r>
-    </w:p>
-    <w:p>
-      <w:pPr>
-        <w:spacing w:line="360" w:lineRule="auto"/>
-        <w:rPr>
-          <w:rFonts w:asciiTheme="majorBidi" w:hAnsiTheme="majorBidi" w:cstheme="majorBidi"/>
-          <w:sz w:val="24"/>
-          <w:szCs w:val="24"/>
-          <w:lang w:val="en-GB"/>
-        </w:rPr>
-      </w:pPr>
+          <w:highlight w:val="green"/>
+        </w:rPr>
+        <w:t>Interpretability Efficiency (The Latency Benchmark):</w:t>
+      </w:r>
+      <w:r>
+        <w:rPr>
+          <w:rFonts w:asciiTheme="majorBidi" w:hAnsiTheme="majorBidi" w:cstheme="majorBidi"/>
+          <w:sz w:val="24"/>
+          <w:szCs w:val="24"/>
+          <w:highlight w:val="green"/>
+        </w:rPr>
+        <w:t xml:space="preserve"> Successfully reducing the explanation generation time to near-real-time levels (</w:t>
+      </w:r>
       <w:r>
         <w:rPr>
           <w:rFonts w:asciiTheme="majorBidi" w:hAnsiTheme="majorBidi" w:cstheme="majorBidi"/>
@@ -5098,172 +4772,20 @@
           <w:bCs/>
           <w:sz w:val="24"/>
           <w:szCs w:val="24"/>
-          <w:lang w:val="en-GB"/>
-        </w:rPr>
-        <w:lastRenderedPageBreak/>
-        <w:t>Track 2:</w:t>
-      </w:r>
-    </w:p>
-    <w:p>
-      <w:pPr>
-        <w:spacing w:line="360" w:lineRule="auto"/>
-        <w:rPr>
-          <w:rFonts w:asciiTheme="majorBidi" w:hAnsiTheme="majorBidi" w:cstheme="majorBidi"/>
-          <w:sz w:val="24"/>
-          <w:szCs w:val="24"/>
-          <w:lang w:val="en-GB"/>
-        </w:rPr>
-      </w:pPr>
-      <w:r>
-        <w:rPr>
-          <w:rFonts w:asciiTheme="majorBidi" w:hAnsiTheme="majorBidi" w:cstheme="majorBidi"/>
-          <w:sz w:val="24"/>
-          <w:szCs w:val="24"/>
-          <w:lang w:val="en-GB"/>
-        </w:rPr>
-        <w:t>Compare all models fairly</w:t>
-      </w:r>
-    </w:p>
-    <w:p>
-      <w:pPr>
-        <w:spacing w:line="360" w:lineRule="auto"/>
-        <w:rPr>
-          <w:rFonts w:asciiTheme="majorBidi" w:eastAsiaTheme="majorEastAsia" w:hAnsiTheme="majorBidi" w:cstheme="majorBidi"/>
-          <w:sz w:val="44"/>
-          <w:szCs w:val="44"/>
-        </w:rPr>
-      </w:pPr>
-      <w:r>
-        <w:rPr>
-          <w:rFonts w:asciiTheme="majorBidi" w:eastAsiaTheme="majorEastAsia" w:hAnsiTheme="majorBidi" w:cstheme="majorBidi"/>
-          <w:sz w:val="44"/>
-          <w:szCs w:val="44"/>
-        </w:rPr>
-        <w:t>9. Discussion</w:t>
-      </w:r>
-    </w:p>
-    <w:p>
-      <w:pPr>
-        <w:spacing w:line="360" w:lineRule="auto"/>
-        <w:rPr>
-          <w:rFonts w:asciiTheme="majorBidi" w:hAnsiTheme="majorBidi" w:cstheme="majorBidi"/>
-          <w:sz w:val="24"/>
-          <w:szCs w:val="24"/>
-          <w:lang w:val="en-GB"/>
-        </w:rPr>
-      </w:pPr>
-      <w:r>
-        <w:rPr>
-          <w:rFonts w:asciiTheme="majorBidi" w:hAnsiTheme="majorBidi" w:cstheme="majorBidi"/>
-          <w:sz w:val="24"/>
-          <w:szCs w:val="24"/>
-          <w:lang w:val="en-GB"/>
-        </w:rPr>
-        <w:t>Explain results:</w:t>
-      </w:r>
-    </w:p>
-    <w:p>
-      <w:pPr>
-        <w:numPr>
-          <w:ilvl w:val="0"/>
-          <w:numId w:val="25"/>
-        </w:numPr>
-        <w:spacing w:line="360" w:lineRule="auto"/>
-        <w:rPr>
-          <w:rFonts w:asciiTheme="majorBidi" w:hAnsiTheme="majorBidi" w:cstheme="majorBidi"/>
-          <w:sz w:val="24"/>
-          <w:szCs w:val="24"/>
-          <w:lang w:val="en-GB"/>
-        </w:rPr>
-      </w:pPr>
-      <w:r>
-        <w:rPr>
-          <w:rFonts w:asciiTheme="majorBidi" w:hAnsiTheme="majorBidi" w:cstheme="majorBidi"/>
-          <w:sz w:val="24"/>
-          <w:szCs w:val="24"/>
-          <w:lang w:val="en-GB"/>
-        </w:rPr>
-        <w:t>Why performance is good or not</w:t>
-      </w:r>
-    </w:p>
-    <w:p>
-      <w:pPr>
-        <w:spacing w:line="360" w:lineRule="auto"/>
-        <w:rPr>
-          <w:rFonts w:asciiTheme="majorBidi" w:hAnsiTheme="majorBidi" w:cstheme="majorBidi"/>
-          <w:sz w:val="24"/>
-          <w:szCs w:val="24"/>
-          <w:lang w:val="en-GB"/>
-        </w:rPr>
-      </w:pPr>
-      <w:r>
-        <w:rPr>
-          <w:rFonts w:asciiTheme="majorBidi" w:hAnsiTheme="majorBidi" w:cstheme="majorBidi"/>
-          <w:sz w:val="24"/>
-          <w:szCs w:val="24"/>
-          <w:lang w:val="en-GB"/>
-        </w:rPr>
-        <w:t>Mention:</w:t>
-      </w:r>
-    </w:p>
-    <w:p>
-      <w:pPr>
-        <w:numPr>
-          <w:ilvl w:val="0"/>
-          <w:numId w:val="26"/>
-        </w:numPr>
-        <w:spacing w:line="360" w:lineRule="auto"/>
-        <w:rPr>
-          <w:rFonts w:asciiTheme="majorBidi" w:hAnsiTheme="majorBidi" w:cstheme="majorBidi"/>
-          <w:sz w:val="24"/>
-          <w:szCs w:val="24"/>
-          <w:lang w:val="en-GB"/>
-        </w:rPr>
-      </w:pPr>
-      <w:r>
-        <w:rPr>
-          <w:rFonts w:asciiTheme="majorBidi" w:hAnsiTheme="majorBidi" w:cstheme="majorBidi"/>
-          <w:sz w:val="24"/>
-          <w:szCs w:val="24"/>
-          <w:lang w:val="en-GB"/>
-        </w:rPr>
-        <w:t>Limitations</w:t>
-      </w:r>
-    </w:p>
-    <w:p>
-      <w:pPr>
-        <w:numPr>
-          <w:ilvl w:val="0"/>
-          <w:numId w:val="26"/>
-        </w:numPr>
-        <w:spacing w:line="360" w:lineRule="auto"/>
-        <w:rPr>
-          <w:rFonts w:asciiTheme="majorBidi" w:hAnsiTheme="majorBidi" w:cstheme="majorBidi"/>
-          <w:sz w:val="24"/>
-          <w:szCs w:val="24"/>
-          <w:lang w:val="en-GB"/>
-        </w:rPr>
-      </w:pPr>
-      <w:r>
-        <w:rPr>
-          <w:rFonts w:asciiTheme="majorBidi" w:hAnsiTheme="majorBidi" w:cstheme="majorBidi"/>
-          <w:sz w:val="24"/>
-          <w:szCs w:val="24"/>
-          <w:lang w:val="en-GB"/>
-        </w:rPr>
-        <w:t>Observations</w:t>
-      </w:r>
-    </w:p>
-    <w:p>
-      <w:pPr>
-        <w:spacing w:line="360" w:lineRule="auto"/>
-        <w:rPr>
-          <w:rFonts w:asciiTheme="majorBidi" w:hAnsiTheme="majorBidi" w:cstheme="majorBidi"/>
-          <w:sz w:val="24"/>
-          <w:szCs w:val="24"/>
-          <w:lang w:val="en-GB"/>
-        </w:rPr>
-      </w:pPr>
+          <w:highlight w:val="green"/>
+        </w:rPr>
+        <w:t>&lt;30ms</w:t>
+      </w:r>
+      <w:r>
+        <w:rPr>
+          <w:rFonts w:asciiTheme="majorBidi" w:hAnsiTheme="majorBidi" w:cstheme="majorBidi"/>
+          <w:sz w:val="24"/>
+          <w:szCs w:val="24"/>
+          <w:highlight w:val="green"/>
+        </w:rPr>
+        <w:t xml:space="preserve">), specifically proving that the proposed </w:t>
+      </w:r>
+      <w:proofErr w:type="spellStart"/>
       <w:r>
         <w:rPr>
           <w:rFonts w:asciiTheme="majorBidi" w:hAnsiTheme="majorBidi" w:cstheme="majorBidi"/>
@@ -5271,61 +4793,20 @@
           <w:bCs/>
           <w:sz w:val="24"/>
           <w:szCs w:val="24"/>
-          <w:lang w:val="en-GB"/>
-        </w:rPr>
-        <w:t>10. Conclusion (Phase 2 Progress)</w:t>
-      </w:r>
-    </w:p>
-    <w:p>
-      <w:pPr>
-        <w:spacing w:line="360" w:lineRule="auto"/>
-        <w:rPr>
-          <w:rFonts w:asciiTheme="majorBidi" w:hAnsiTheme="majorBidi" w:cstheme="majorBidi"/>
-          <w:sz w:val="24"/>
-          <w:szCs w:val="24"/>
-          <w:lang w:val="en-GB"/>
-        </w:rPr>
-      </w:pPr>
-      <w:r>
-        <w:rPr>
-          <w:rFonts w:asciiTheme="majorBidi" w:hAnsiTheme="majorBidi" w:cstheme="majorBidi"/>
-          <w:sz w:val="24"/>
-          <w:szCs w:val="24"/>
-          <w:lang w:val="en-GB"/>
-        </w:rPr>
-        <w:t>What has been completed</w:t>
-      </w:r>
-    </w:p>
-    <w:p>
-      <w:pPr>
-        <w:spacing w:line="360" w:lineRule="auto"/>
-        <w:rPr>
-          <w:rFonts w:asciiTheme="majorBidi" w:hAnsiTheme="majorBidi" w:cstheme="majorBidi"/>
-          <w:sz w:val="24"/>
-          <w:szCs w:val="24"/>
-          <w:lang w:val="en-GB"/>
-        </w:rPr>
-      </w:pPr>
-      <w:r>
-        <w:rPr>
-          <w:rFonts w:asciiTheme="majorBidi" w:hAnsiTheme="majorBidi" w:cstheme="majorBidi"/>
-          <w:sz w:val="24"/>
-          <w:szCs w:val="24"/>
-          <w:lang w:val="en-GB"/>
-        </w:rPr>
-        <w:t>What remains for final phase</w:t>
-      </w:r>
-    </w:p>
-    <w:p>
-      <w:pPr>
-        <w:spacing w:line="360" w:lineRule="auto"/>
-        <w:rPr>
-          <w:rFonts w:asciiTheme="majorBidi" w:hAnsiTheme="majorBidi" w:cstheme="majorBidi"/>
-          <w:sz w:val="24"/>
-          <w:szCs w:val="24"/>
-          <w:lang w:val="en-GB"/>
-        </w:rPr>
-      </w:pPr>
+          <w:highlight w:val="green"/>
+        </w:rPr>
+        <w:t>Captum</w:t>
+      </w:r>
+      <w:proofErr w:type="spellEnd"/>
+      <w:r>
+        <w:rPr>
+          <w:rFonts w:asciiTheme="majorBidi" w:hAnsiTheme="majorBidi" w:cstheme="majorBidi"/>
+          <w:sz w:val="24"/>
+          <w:szCs w:val="24"/>
+          <w:highlight w:val="green"/>
+        </w:rPr>
+        <w:t xml:space="preserve"> framework is significantly faster than traditional </w:t>
+      </w:r>
       <w:r>
         <w:rPr>
           <w:rFonts w:asciiTheme="majorBidi" w:hAnsiTheme="majorBidi" w:cstheme="majorBidi"/>
@@ -5333,6 +4814,1324 @@
           <w:bCs/>
           <w:sz w:val="24"/>
           <w:szCs w:val="24"/>
+          <w:highlight w:val="green"/>
+        </w:rPr>
+        <w:t>LIME</w:t>
+      </w:r>
+      <w:r>
+        <w:rPr>
+          <w:rFonts w:asciiTheme="majorBidi" w:hAnsiTheme="majorBidi" w:cstheme="majorBidi"/>
+          <w:sz w:val="24"/>
+          <w:szCs w:val="24"/>
+          <w:highlight w:val="green"/>
+        </w:rPr>
+        <w:t xml:space="preserve"> and </w:t>
+      </w:r>
+      <w:r>
+        <w:rPr>
+          <w:rFonts w:asciiTheme="majorBidi" w:hAnsiTheme="majorBidi" w:cstheme="majorBidi"/>
+          <w:b/>
+          <w:bCs/>
+          <w:sz w:val="24"/>
+          <w:szCs w:val="24"/>
+          <w:highlight w:val="green"/>
+        </w:rPr>
+        <w:t>SHAP</w:t>
+      </w:r>
+      <w:r>
+        <w:rPr>
+          <w:rFonts w:asciiTheme="majorBidi" w:hAnsiTheme="majorBidi" w:cstheme="majorBidi"/>
+          <w:sz w:val="24"/>
+          <w:szCs w:val="24"/>
+          <w:highlight w:val="green"/>
+        </w:rPr>
+        <w:t xml:space="preserve"> baselines.</w:t>
+      </w:r>
+    </w:p>
+    <w:p>
+      <w:pPr>
+        <w:rPr>
+          <w:rFonts w:asciiTheme="majorBidi" w:hAnsiTheme="majorBidi" w:cstheme="majorBidi"/>
+          <w:sz w:val="28"/>
+          <w:szCs w:val="28"/>
+          <w:lang w:val="en-GB"/>
+        </w:rPr>
+      </w:pPr>
+      <w:r>
+        <w:rPr>
+          <w:rFonts w:asciiTheme="majorBidi" w:hAnsiTheme="majorBidi" w:cstheme="majorBidi"/>
+          <w:sz w:val="28"/>
+          <w:szCs w:val="28"/>
+          <w:lang w:val="en-GB"/>
+        </w:rPr>
+        <w:lastRenderedPageBreak/>
+        <w:t>3.</w:t>
+      </w:r>
+      <w:r>
+        <w:rPr>
+          <w:rFonts w:asciiTheme="majorBidi" w:hAnsiTheme="majorBidi" w:cstheme="majorBidi"/>
+          <w:sz w:val="28"/>
+          <w:szCs w:val="28"/>
+          <w:lang w:val="en-GB"/>
+        </w:rPr>
+        <w:t>Proposed Method / Approach</w:t>
+      </w:r>
+    </w:p>
+    <w:p>
+      <w:pPr>
+        <w:rPr>
+          <w:rFonts w:asciiTheme="majorBidi" w:hAnsiTheme="majorBidi" w:cstheme="majorBidi"/>
+          <w:sz w:val="24"/>
+          <w:szCs w:val="24"/>
+          <w:lang w:val="en-GB"/>
+        </w:rPr>
+      </w:pPr>
+      <w:r>
+        <w:rPr>
+          <w:rFonts w:asciiTheme="majorBidi" w:hAnsiTheme="majorBidi" w:cstheme="majorBidi"/>
+          <w:sz w:val="24"/>
+          <w:szCs w:val="24"/>
+          <w:lang w:val="en-GB"/>
+        </w:rPr>
+        <w:t>Track 2 (Comparative):</w:t>
+      </w:r>
+    </w:p>
+    <w:p>
+      <w:pPr>
+        <w:rPr>
+          <w:rFonts w:asciiTheme="majorBidi" w:hAnsiTheme="majorBidi" w:cstheme="majorBidi"/>
+          <w:sz w:val="24"/>
+          <w:szCs w:val="24"/>
+          <w:lang w:val="en-GB"/>
+        </w:rPr>
+      </w:pPr>
+      <w:r>
+        <w:rPr>
+          <w:rFonts w:asciiTheme="majorBidi" w:hAnsiTheme="majorBidi" w:cstheme="majorBidi"/>
+          <w:sz w:val="24"/>
+          <w:szCs w:val="24"/>
+          <w:lang w:val="en-GB"/>
+        </w:rPr>
+        <w:t>List:</w:t>
+      </w:r>
+    </w:p>
+    <w:p>
+      <w:pPr>
+        <w:rPr>
+          <w:rFonts w:asciiTheme="majorBidi" w:hAnsiTheme="majorBidi" w:cstheme="majorBidi"/>
+          <w:sz w:val="24"/>
+          <w:szCs w:val="24"/>
+          <w:lang w:val="en-GB"/>
+        </w:rPr>
+      </w:pPr>
+      <w:r>
+        <w:rPr>
+          <w:rFonts w:asciiTheme="majorBidi" w:hAnsiTheme="majorBidi" w:cstheme="majorBidi"/>
+          <w:sz w:val="24"/>
+          <w:szCs w:val="24"/>
+          <w:lang w:val="en-GB"/>
+        </w:rPr>
+        <w:t>Models used</w:t>
+      </w:r>
+    </w:p>
+    <w:p>
+      <w:pPr>
+        <w:rPr>
+          <w:rFonts w:asciiTheme="majorBidi" w:hAnsiTheme="majorBidi" w:cstheme="majorBidi"/>
+          <w:sz w:val="24"/>
+          <w:szCs w:val="24"/>
+          <w:lang w:val="en-GB"/>
+        </w:rPr>
+      </w:pPr>
+      <w:r>
+        <w:rPr>
+          <w:rFonts w:asciiTheme="majorBidi" w:hAnsiTheme="majorBidi" w:cstheme="majorBidi"/>
+          <w:sz w:val="24"/>
+          <w:szCs w:val="24"/>
+          <w:lang w:val="en-GB"/>
+        </w:rPr>
+        <w:t>Baseline</w:t>
+      </w:r>
+    </w:p>
+    <w:p>
+      <w:pPr>
+        <w:rPr>
+          <w:rFonts w:asciiTheme="majorBidi" w:hAnsiTheme="majorBidi" w:cstheme="majorBidi"/>
+          <w:sz w:val="24"/>
+          <w:szCs w:val="24"/>
+          <w:lang w:val="en-GB"/>
+        </w:rPr>
+      </w:pPr>
+      <w:r>
+        <w:rPr>
+          <w:rFonts w:asciiTheme="majorBidi" w:hAnsiTheme="majorBidi" w:cstheme="majorBidi"/>
+          <w:sz w:val="24"/>
+          <w:szCs w:val="24"/>
+          <w:lang w:val="en-GB"/>
+        </w:rPr>
+        <w:t>Explain:</w:t>
+      </w:r>
+    </w:p>
+    <w:p>
+      <w:pPr>
+        <w:rPr>
+          <w:rFonts w:asciiTheme="majorBidi" w:hAnsiTheme="majorBidi" w:cstheme="majorBidi"/>
+          <w:sz w:val="24"/>
+          <w:szCs w:val="24"/>
+          <w:lang w:val="en-GB"/>
+        </w:rPr>
+      </w:pPr>
+      <w:r>
+        <w:rPr>
+          <w:rFonts w:asciiTheme="majorBidi" w:hAnsiTheme="majorBidi" w:cstheme="majorBidi"/>
+          <w:sz w:val="24"/>
+          <w:szCs w:val="24"/>
+          <w:lang w:val="en-GB"/>
+        </w:rPr>
+        <w:t>Why these models are compared</w:t>
+      </w:r>
+    </w:p>
+    <w:p>
+      <w:pPr>
+        <w:rPr>
+          <w:rFonts w:asciiTheme="majorBidi" w:hAnsiTheme="majorBidi" w:cstheme="majorBidi"/>
+          <w:sz w:val="24"/>
+          <w:szCs w:val="24"/>
+          <w:highlight w:val="green"/>
+        </w:rPr>
+      </w:pPr>
+      <w:r>
+        <w:rPr>
+          <w:rFonts w:asciiTheme="majorBidi" w:hAnsiTheme="majorBidi" w:cstheme="majorBidi"/>
+          <w:sz w:val="24"/>
+          <w:szCs w:val="24"/>
+          <w:highlight w:val="green"/>
+        </w:rPr>
+        <w:t>Models Used:</w:t>
+      </w:r>
+    </w:p>
+    <w:p>
+      <w:pPr>
+        <w:rPr>
+          <w:rFonts w:asciiTheme="majorBidi" w:hAnsiTheme="majorBidi" w:cstheme="majorBidi"/>
+          <w:sz w:val="24"/>
+          <w:szCs w:val="24"/>
+          <w:highlight w:val="green"/>
+        </w:rPr>
+      </w:pPr>
+      <w:r>
+        <w:rPr>
+          <w:rFonts w:asciiTheme="majorBidi" w:hAnsiTheme="majorBidi" w:cstheme="majorBidi"/>
+          <w:sz w:val="24"/>
+          <w:szCs w:val="24"/>
+          <w:highlight w:val="green"/>
+        </w:rPr>
+        <w:t>Primary Classifier: Custom-built Deep Neural Network (DNN) with GELU activation and Residual blocks.</w:t>
+      </w:r>
+    </w:p>
+    <w:p>
+      <w:pPr>
+        <w:rPr>
+          <w:rFonts w:asciiTheme="majorBidi" w:hAnsiTheme="majorBidi" w:cstheme="majorBidi"/>
+          <w:sz w:val="24"/>
+          <w:szCs w:val="24"/>
+          <w:highlight w:val="green"/>
+        </w:rPr>
+      </w:pPr>
+      <w:r>
+        <w:rPr>
+          <w:rFonts w:asciiTheme="majorBidi" w:hAnsiTheme="majorBidi" w:cstheme="majorBidi"/>
+          <w:sz w:val="24"/>
+          <w:szCs w:val="24"/>
+          <w:highlight w:val="green"/>
+        </w:rPr>
+        <w:t xml:space="preserve">XAI Frameworks: </w:t>
+      </w:r>
+      <w:proofErr w:type="spellStart"/>
+      <w:r>
+        <w:rPr>
+          <w:rFonts w:asciiTheme="majorBidi" w:hAnsiTheme="majorBidi" w:cstheme="majorBidi"/>
+          <w:sz w:val="24"/>
+          <w:szCs w:val="24"/>
+          <w:highlight w:val="green"/>
+        </w:rPr>
+        <w:t>Captum</w:t>
+      </w:r>
+      <w:proofErr w:type="spellEnd"/>
+      <w:r>
+        <w:rPr>
+          <w:rFonts w:asciiTheme="majorBidi" w:hAnsiTheme="majorBidi" w:cstheme="majorBidi"/>
+          <w:sz w:val="24"/>
+          <w:szCs w:val="24"/>
+          <w:highlight w:val="green"/>
+        </w:rPr>
+        <w:t xml:space="preserve"> (</w:t>
+      </w:r>
+      <w:proofErr w:type="spellStart"/>
+      <w:r>
+        <w:rPr>
+          <w:rFonts w:asciiTheme="majorBidi" w:hAnsiTheme="majorBidi" w:cstheme="majorBidi"/>
+          <w:sz w:val="24"/>
+          <w:szCs w:val="24"/>
+          <w:highlight w:val="green"/>
+        </w:rPr>
+        <w:t>DeepLift</w:t>
+      </w:r>
+      <w:proofErr w:type="spellEnd"/>
+      <w:r>
+        <w:rPr>
+          <w:rFonts w:asciiTheme="majorBidi" w:hAnsiTheme="majorBidi" w:cstheme="majorBidi"/>
+          <w:sz w:val="24"/>
+          <w:szCs w:val="24"/>
+          <w:highlight w:val="green"/>
+        </w:rPr>
+        <w:t>), SHAP (</w:t>
+      </w:r>
+      <w:proofErr w:type="spellStart"/>
+      <w:r>
+        <w:rPr>
+          <w:rFonts w:asciiTheme="majorBidi" w:hAnsiTheme="majorBidi" w:cstheme="majorBidi"/>
+          <w:sz w:val="24"/>
+          <w:szCs w:val="24"/>
+          <w:highlight w:val="green"/>
+        </w:rPr>
+        <w:t>DeepExplainer</w:t>
+      </w:r>
+      <w:proofErr w:type="spellEnd"/>
+      <w:r>
+        <w:rPr>
+          <w:rFonts w:asciiTheme="majorBidi" w:hAnsiTheme="majorBidi" w:cstheme="majorBidi"/>
+          <w:sz w:val="24"/>
+          <w:szCs w:val="24"/>
+          <w:highlight w:val="green"/>
+        </w:rPr>
+        <w:t>), and LIME (</w:t>
+      </w:r>
+      <w:proofErr w:type="spellStart"/>
+      <w:r>
+        <w:rPr>
+          <w:rFonts w:asciiTheme="majorBidi" w:hAnsiTheme="majorBidi" w:cstheme="majorBidi"/>
+          <w:sz w:val="24"/>
+          <w:szCs w:val="24"/>
+          <w:highlight w:val="green"/>
+        </w:rPr>
+        <w:t>TabularExplainer</w:t>
+      </w:r>
+      <w:proofErr w:type="spellEnd"/>
+      <w:r>
+        <w:rPr>
+          <w:rFonts w:asciiTheme="majorBidi" w:hAnsiTheme="majorBidi" w:cstheme="majorBidi"/>
+          <w:sz w:val="24"/>
+          <w:szCs w:val="24"/>
+          <w:highlight w:val="green"/>
+        </w:rPr>
+        <w:t>).</w:t>
+      </w:r>
+    </w:p>
+    <w:p>
+      <w:pPr>
+        <w:rPr>
+          <w:rFonts w:asciiTheme="majorBidi" w:hAnsiTheme="majorBidi" w:cstheme="majorBidi"/>
+          <w:sz w:val="24"/>
+          <w:szCs w:val="24"/>
+          <w:highlight w:val="green"/>
+        </w:rPr>
+      </w:pPr>
+      <w:r>
+        <w:rPr>
+          <w:rFonts w:asciiTheme="majorBidi" w:hAnsiTheme="majorBidi" w:cstheme="majorBidi"/>
+          <w:sz w:val="24"/>
+          <w:szCs w:val="24"/>
+          <w:highlight w:val="green"/>
+        </w:rPr>
+        <w:t>Baseline:</w:t>
+      </w:r>
+    </w:p>
+    <w:p>
+      <w:pPr>
+        <w:rPr>
+          <w:rFonts w:asciiTheme="majorBidi" w:hAnsiTheme="majorBidi" w:cstheme="majorBidi"/>
+          <w:sz w:val="24"/>
+          <w:szCs w:val="24"/>
+          <w:highlight w:val="green"/>
+        </w:rPr>
+      </w:pPr>
+      <w:r>
+        <w:rPr>
+          <w:rFonts w:asciiTheme="majorBidi" w:hAnsiTheme="majorBidi" w:cstheme="majorBidi"/>
+          <w:sz w:val="24"/>
+          <w:szCs w:val="24"/>
+          <w:highlight w:val="green"/>
+        </w:rPr>
+        <w:t>SHAP and LIME serve as our academic benchmarks (Baselines) as they represent the current industry standards for post-hoc interpretability.</w:t>
+      </w:r>
+    </w:p>
+    <w:p>
+      <w:pPr>
+        <w:rPr>
+          <w:rFonts w:asciiTheme="majorBidi" w:hAnsiTheme="majorBidi" w:cstheme="majorBidi"/>
+          <w:sz w:val="24"/>
+          <w:szCs w:val="24"/>
+          <w:highlight w:val="green"/>
+        </w:rPr>
+      </w:pPr>
+      <w:r>
+        <w:rPr>
+          <w:rFonts w:asciiTheme="majorBidi" w:hAnsiTheme="majorBidi" w:cstheme="majorBidi"/>
+          <w:sz w:val="24"/>
+          <w:szCs w:val="24"/>
+          <w:highlight w:val="green"/>
+        </w:rPr>
+        <w:t xml:space="preserve">Why </w:t>
+      </w:r>
+      <w:r>
+        <w:rPr>
+          <w:rFonts w:asciiTheme="majorBidi" w:hAnsiTheme="majorBidi" w:cstheme="majorBidi"/>
+          <w:sz w:val="24"/>
+          <w:szCs w:val="24"/>
+          <w:highlight w:val="green"/>
+        </w:rPr>
+        <w:t>are these models</w:t>
+      </w:r>
+      <w:r>
+        <w:rPr>
+          <w:rFonts w:asciiTheme="majorBidi" w:hAnsiTheme="majorBidi" w:cstheme="majorBidi"/>
+          <w:sz w:val="24"/>
+          <w:szCs w:val="24"/>
+          <w:highlight w:val="green"/>
+        </w:rPr>
+        <w:t xml:space="preserve"> compared</w:t>
+      </w:r>
+      <w:r>
+        <w:rPr>
+          <w:rFonts w:asciiTheme="majorBidi" w:hAnsiTheme="majorBidi" w:cstheme="majorBidi"/>
+          <w:sz w:val="24"/>
+          <w:szCs w:val="24"/>
+          <w:highlight w:val="green"/>
+        </w:rPr>
+        <w:t>:</w:t>
+      </w:r>
+    </w:p>
+    <w:p>
+      <w:pPr>
+        <w:rPr>
+          <w:rFonts w:asciiTheme="majorBidi" w:hAnsiTheme="majorBidi" w:cstheme="majorBidi"/>
+          <w:sz w:val="24"/>
+          <w:szCs w:val="24"/>
+        </w:rPr>
+      </w:pPr>
+      <w:r>
+        <w:rPr>
+          <w:rFonts w:asciiTheme="majorBidi" w:hAnsiTheme="majorBidi" w:cstheme="majorBidi"/>
+          <w:sz w:val="24"/>
+          <w:szCs w:val="24"/>
+          <w:highlight w:val="green"/>
+        </w:rPr>
+        <w:t xml:space="preserve">The comparison aims to evaluate the "Latency-Transparency Trade-off." While LIME and SHAP are highly accurate, their perturbation-based nature introduces significant delays. By comparing them with </w:t>
+      </w:r>
+      <w:proofErr w:type="spellStart"/>
+      <w:r>
+        <w:rPr>
+          <w:rFonts w:asciiTheme="majorBidi" w:hAnsiTheme="majorBidi" w:cstheme="majorBidi"/>
+          <w:sz w:val="24"/>
+          <w:szCs w:val="24"/>
+          <w:highlight w:val="green"/>
+        </w:rPr>
+        <w:t>Captum’s</w:t>
+      </w:r>
+      <w:proofErr w:type="spellEnd"/>
+      <w:r>
+        <w:rPr>
+          <w:rFonts w:asciiTheme="majorBidi" w:hAnsiTheme="majorBidi" w:cstheme="majorBidi"/>
+          <w:sz w:val="24"/>
+          <w:szCs w:val="24"/>
+          <w:highlight w:val="green"/>
+        </w:rPr>
+        <w:t xml:space="preserve"> native gradient-based approach, we demonstrate a superior alternative for time-sensitive clinical environments.</w:t>
+      </w:r>
+    </w:p>
+    <w:p>
+      <w:pPr>
+        <w:rPr>
+          <w:rFonts w:asciiTheme="majorBidi" w:hAnsiTheme="majorBidi" w:cstheme="majorBidi"/>
+          <w:sz w:val="24"/>
+          <w:szCs w:val="24"/>
+          <w:lang w:val="en-GB"/>
+        </w:rPr>
+      </w:pPr>
+    </w:p>
+    <w:p>
+      <w:pPr>
+        <w:rPr>
+          <w:rFonts w:asciiTheme="majorBidi" w:hAnsiTheme="majorBidi" w:cstheme="majorBidi"/>
+          <w:sz w:val="28"/>
+          <w:szCs w:val="28"/>
+          <w:lang w:val="en-GB"/>
+        </w:rPr>
+      </w:pPr>
+      <w:r>
+        <w:rPr>
+          <w:rFonts w:asciiTheme="majorBidi" w:hAnsiTheme="majorBidi" w:cstheme="majorBidi"/>
+          <w:sz w:val="28"/>
+          <w:szCs w:val="28"/>
+          <w:lang w:val="en-GB"/>
+        </w:rPr>
+        <w:t>4.</w:t>
+      </w:r>
+      <w:r>
+        <w:rPr>
+          <w:rFonts w:asciiTheme="majorBidi" w:hAnsiTheme="majorBidi" w:cstheme="majorBidi"/>
+          <w:sz w:val="28"/>
+          <w:szCs w:val="28"/>
+          <w:lang w:val="en-GB"/>
+        </w:rPr>
+        <w:t>System Design</w:t>
+      </w:r>
+    </w:p>
+    <w:p>
+      <w:pPr>
+        <w:rPr>
+          <w:rFonts w:asciiTheme="majorBidi" w:hAnsiTheme="majorBidi" w:cstheme="majorBidi"/>
+          <w:sz w:val="24"/>
+          <w:szCs w:val="24"/>
+          <w:lang w:val="en-GB"/>
+        </w:rPr>
+      </w:pPr>
+      <w:r>
+        <w:rPr>
+          <w:rFonts w:asciiTheme="majorBidi" w:hAnsiTheme="majorBidi" w:cstheme="majorBidi"/>
+          <w:sz w:val="24"/>
+          <w:szCs w:val="24"/>
+          <w:lang w:val="en-GB"/>
+        </w:rPr>
+        <w:t>Add architecture diagram</w:t>
+      </w:r>
+    </w:p>
+    <w:p>
+      <w:pPr>
+        <w:rPr>
+          <w:rFonts w:asciiTheme="majorBidi" w:hAnsiTheme="majorBidi" w:cstheme="majorBidi"/>
+          <w:sz w:val="24"/>
+          <w:szCs w:val="24"/>
+          <w:lang w:val="en-GB"/>
+        </w:rPr>
+      </w:pPr>
+      <w:r>
+        <w:rPr>
+          <w:rFonts w:asciiTheme="majorBidi" w:hAnsiTheme="majorBidi" w:cstheme="majorBidi"/>
+          <w:sz w:val="24"/>
+          <w:szCs w:val="24"/>
+          <w:lang w:val="en-GB"/>
+        </w:rPr>
+        <w:t>Explain:</w:t>
+      </w:r>
+    </w:p>
+    <w:p>
+      <w:pPr>
+        <w:rPr>
+          <w:rFonts w:asciiTheme="majorBidi" w:hAnsiTheme="majorBidi" w:cstheme="majorBidi"/>
+          <w:sz w:val="24"/>
+          <w:szCs w:val="24"/>
+          <w:lang w:val="en-GB"/>
+        </w:rPr>
+      </w:pPr>
+      <w:r>
+        <w:rPr>
+          <w:rFonts w:asciiTheme="majorBidi" w:hAnsiTheme="majorBidi" w:cstheme="majorBidi"/>
+          <w:sz w:val="24"/>
+          <w:szCs w:val="24"/>
+          <w:lang w:val="en-GB"/>
+        </w:rPr>
+        <w:t>Components (data → model → output)</w:t>
+      </w:r>
+    </w:p>
+    <w:p>
+      <w:pPr>
+        <w:rPr>
+          <w:rFonts w:asciiTheme="majorBidi" w:hAnsiTheme="majorBidi" w:cstheme="majorBidi"/>
+          <w:sz w:val="24"/>
+          <w:szCs w:val="24"/>
+          <w:lang w:val="en-GB"/>
+        </w:rPr>
+      </w:pPr>
+      <w:r>
+        <w:rPr>
+          <w:rFonts w:asciiTheme="majorBidi" w:hAnsiTheme="majorBidi" w:cstheme="majorBidi"/>
+          <w:sz w:val="24"/>
+          <w:szCs w:val="24"/>
+          <w:lang w:val="en-GB"/>
+        </w:rPr>
+        <w:t>Workflow step-by-step</w:t>
+      </w:r>
+    </w:p>
+    <w:p>
+      <w:pPr>
+        <w:rPr>
+          <w:rFonts w:asciiTheme="majorBidi" w:hAnsiTheme="majorBidi" w:cstheme="majorBidi"/>
+          <w:sz w:val="28"/>
+          <w:szCs w:val="28"/>
+          <w:lang w:val="en-GB"/>
+        </w:rPr>
+      </w:pPr>
+      <w:r>
+        <w:rPr>
+          <w:rFonts w:asciiTheme="majorBidi" w:hAnsiTheme="majorBidi" w:cstheme="majorBidi"/>
+          <w:sz w:val="28"/>
+          <w:szCs w:val="28"/>
+          <w:lang w:val="en-GB"/>
+        </w:rPr>
+        <w:lastRenderedPageBreak/>
+        <w:t>5.</w:t>
+      </w:r>
+      <w:r>
+        <w:rPr>
+          <w:rFonts w:asciiTheme="majorBidi" w:hAnsiTheme="majorBidi" w:cstheme="majorBidi"/>
+          <w:sz w:val="28"/>
+          <w:szCs w:val="28"/>
+          <w:lang w:val="en-GB"/>
+        </w:rPr>
+        <w:t>Dataset</w:t>
+      </w:r>
+    </w:p>
+    <w:p>
+      <w:pPr>
+        <w:rPr>
+          <w:rFonts w:asciiTheme="majorBidi" w:hAnsiTheme="majorBidi" w:cstheme="majorBidi"/>
+          <w:sz w:val="24"/>
+          <w:szCs w:val="24"/>
+          <w:lang w:val="en-GB"/>
+        </w:rPr>
+      </w:pPr>
+      <w:r>
+        <w:rPr>
+          <w:rFonts w:asciiTheme="majorBidi" w:hAnsiTheme="majorBidi" w:cstheme="majorBidi"/>
+          <w:sz w:val="24"/>
+          <w:szCs w:val="24"/>
+          <w:lang w:val="en-GB"/>
+        </w:rPr>
+        <w:t xml:space="preserve">Dataset in </w:t>
+      </w:r>
+      <w:proofErr w:type="spellStart"/>
+      <w:r>
+        <w:rPr>
+          <w:rFonts w:asciiTheme="majorBidi" w:hAnsiTheme="majorBidi" w:cstheme="majorBidi"/>
+          <w:sz w:val="24"/>
+          <w:szCs w:val="24"/>
+          <w:lang w:val="en-GB"/>
+        </w:rPr>
+        <w:t>num</w:t>
+      </w:r>
+      <w:proofErr w:type="spellEnd"/>
+      <w:r>
+        <w:rPr>
+          <w:rFonts w:asciiTheme="majorBidi" w:hAnsiTheme="majorBidi" w:cstheme="majorBidi"/>
+          <w:sz w:val="24"/>
+          <w:szCs w:val="24"/>
+          <w:lang w:val="en-GB"/>
+        </w:rPr>
+        <w:t xml:space="preserve"> [7]</w:t>
+      </w:r>
+    </w:p>
+    <w:p>
+      <w:pPr>
+        <w:rPr>
+          <w:rFonts w:asciiTheme="majorBidi" w:hAnsiTheme="majorBidi" w:cstheme="majorBidi"/>
+          <w:sz w:val="24"/>
+          <w:szCs w:val="24"/>
+          <w:lang w:val="en-GB"/>
+        </w:rPr>
+      </w:pPr>
+      <w:r>
+        <w:rPr>
+          <w:rFonts w:asciiTheme="majorBidi" w:hAnsiTheme="majorBidi" w:cstheme="majorBidi"/>
+          <w:sz w:val="24"/>
+          <w:szCs w:val="24"/>
+          <w:lang w:val="en-GB"/>
+        </w:rPr>
+        <w:t>Dataset name/source</w:t>
+      </w:r>
+    </w:p>
+    <w:p>
+      <w:pPr>
+        <w:rPr>
+          <w:rFonts w:asciiTheme="majorBidi" w:hAnsiTheme="majorBidi" w:cstheme="majorBidi"/>
+          <w:sz w:val="24"/>
+          <w:szCs w:val="24"/>
+          <w:lang w:val="en-GB"/>
+        </w:rPr>
+      </w:pPr>
+      <w:r>
+        <w:rPr>
+          <w:rFonts w:asciiTheme="majorBidi" w:hAnsiTheme="majorBidi" w:cstheme="majorBidi"/>
+          <w:sz w:val="24"/>
+          <w:szCs w:val="24"/>
+          <w:lang w:val="en-GB"/>
+        </w:rPr>
+        <w:t>Size (samples, classes)</w:t>
+      </w:r>
+    </w:p>
+    <w:p>
+      <w:pPr>
+        <w:rPr>
+          <w:rFonts w:asciiTheme="majorBidi" w:hAnsiTheme="majorBidi" w:cstheme="majorBidi"/>
+          <w:sz w:val="24"/>
+          <w:szCs w:val="24"/>
+          <w:lang w:val="en-GB"/>
+        </w:rPr>
+      </w:pPr>
+      <w:r>
+        <w:rPr>
+          <w:rFonts w:asciiTheme="majorBidi" w:hAnsiTheme="majorBidi" w:cstheme="majorBidi"/>
+          <w:sz w:val="24"/>
+          <w:szCs w:val="24"/>
+          <w:lang w:val="en-GB"/>
+        </w:rPr>
+        <w:t>Train / Validation / Test split</w:t>
+      </w:r>
+    </w:p>
+    <w:p>
+      <w:pPr>
+        <w:rPr>
+          <w:rFonts w:asciiTheme="majorBidi" w:hAnsiTheme="majorBidi" w:cstheme="majorBidi"/>
+          <w:sz w:val="24"/>
+          <w:szCs w:val="24"/>
+          <w:lang w:val="en-GB"/>
+        </w:rPr>
+      </w:pPr>
+      <w:r>
+        <w:rPr>
+          <w:rFonts w:asciiTheme="majorBidi" w:hAnsiTheme="majorBidi" w:cstheme="majorBidi"/>
+          <w:sz w:val="24"/>
+          <w:szCs w:val="24"/>
+          <w:lang w:val="en-GB"/>
+        </w:rPr>
+        <w:t>Preprocessing steps</w:t>
+      </w:r>
+    </w:p>
+    <w:p>
+      <w:pPr>
+        <w:rPr>
+          <w:rFonts w:asciiTheme="majorBidi" w:hAnsiTheme="majorBidi" w:cstheme="majorBidi"/>
+          <w:sz w:val="28"/>
+          <w:szCs w:val="28"/>
+          <w:lang w:val="en-GB"/>
+        </w:rPr>
+      </w:pPr>
+      <w:r>
+        <w:rPr>
+          <w:rFonts w:asciiTheme="majorBidi" w:hAnsiTheme="majorBidi" w:cstheme="majorBidi"/>
+          <w:sz w:val="28"/>
+          <w:szCs w:val="28"/>
+          <w:lang w:val="en-GB"/>
+        </w:rPr>
+        <w:t>6. Experimental Setup</w:t>
+      </w:r>
+    </w:p>
+    <w:p>
+      <w:pPr>
+        <w:rPr>
+          <w:rFonts w:asciiTheme="majorBidi" w:hAnsiTheme="majorBidi" w:cstheme="majorBidi"/>
+          <w:sz w:val="24"/>
+          <w:szCs w:val="24"/>
+          <w:lang w:val="en-GB"/>
+        </w:rPr>
+      </w:pPr>
+      <w:r>
+        <w:rPr>
+          <w:rFonts w:asciiTheme="majorBidi" w:hAnsiTheme="majorBidi" w:cstheme="majorBidi"/>
+          <w:sz w:val="24"/>
+          <w:szCs w:val="24"/>
+          <w:lang w:val="en-GB"/>
+        </w:rPr>
+        <w:t xml:space="preserve">Tools used (e.g., </w:t>
+      </w:r>
+      <w:proofErr w:type="spellStart"/>
+      <w:r>
+        <w:rPr>
+          <w:rFonts w:asciiTheme="majorBidi" w:hAnsiTheme="majorBidi" w:cstheme="majorBidi"/>
+          <w:sz w:val="24"/>
+          <w:szCs w:val="24"/>
+          <w:lang w:val="en-GB"/>
+        </w:rPr>
+        <w:t>PyTorch</w:t>
+      </w:r>
+      <w:proofErr w:type="spellEnd"/>
+      <w:r>
+        <w:rPr>
+          <w:rFonts w:asciiTheme="majorBidi" w:hAnsiTheme="majorBidi" w:cstheme="majorBidi"/>
+          <w:sz w:val="24"/>
+          <w:szCs w:val="24"/>
+          <w:lang w:val="en-GB"/>
+        </w:rPr>
+        <w:t>, TensorFlow)</w:t>
+      </w:r>
+    </w:p>
+    <w:p>
+      <w:pPr>
+        <w:rPr>
+          <w:rFonts w:asciiTheme="majorBidi" w:hAnsiTheme="majorBidi" w:cstheme="majorBidi"/>
+          <w:sz w:val="24"/>
+          <w:szCs w:val="24"/>
+          <w:lang w:val="en-GB"/>
+        </w:rPr>
+      </w:pPr>
+      <w:r>
+        <w:rPr>
+          <w:rFonts w:asciiTheme="majorBidi" w:hAnsiTheme="majorBidi" w:cstheme="majorBidi"/>
+          <w:sz w:val="24"/>
+          <w:szCs w:val="24"/>
+          <w:lang w:val="en-GB"/>
+        </w:rPr>
+        <w:t>Model configuration:</w:t>
+      </w:r>
+    </w:p>
+    <w:p>
+      <w:pPr>
+        <w:rPr>
+          <w:rFonts w:asciiTheme="majorBidi" w:hAnsiTheme="majorBidi" w:cstheme="majorBidi"/>
+          <w:sz w:val="24"/>
+          <w:szCs w:val="24"/>
+          <w:lang w:val="en-GB"/>
+        </w:rPr>
+      </w:pPr>
+      <w:r>
+        <w:rPr>
+          <w:rFonts w:asciiTheme="majorBidi" w:hAnsiTheme="majorBidi" w:cstheme="majorBidi"/>
+          <w:sz w:val="24"/>
+          <w:szCs w:val="24"/>
+          <w:lang w:val="en-GB"/>
+        </w:rPr>
+        <w:t>Epochs</w:t>
+      </w:r>
+    </w:p>
+    <w:p>
+      <w:pPr>
+        <w:rPr>
+          <w:rFonts w:asciiTheme="majorBidi" w:hAnsiTheme="majorBidi" w:cstheme="majorBidi"/>
+          <w:sz w:val="24"/>
+          <w:szCs w:val="24"/>
+          <w:lang w:val="en-GB"/>
+        </w:rPr>
+      </w:pPr>
+      <w:r>
+        <w:rPr>
+          <w:rFonts w:asciiTheme="majorBidi" w:hAnsiTheme="majorBidi" w:cstheme="majorBidi"/>
+          <w:sz w:val="24"/>
+          <w:szCs w:val="24"/>
+          <w:lang w:val="en-GB"/>
+        </w:rPr>
+        <w:t>Batch size</w:t>
+      </w:r>
+    </w:p>
+    <w:p>
+      <w:pPr>
+        <w:rPr>
+          <w:rFonts w:asciiTheme="majorBidi" w:hAnsiTheme="majorBidi" w:cstheme="majorBidi"/>
+          <w:sz w:val="24"/>
+          <w:szCs w:val="24"/>
+          <w:lang w:val="en-GB"/>
+        </w:rPr>
+      </w:pPr>
+      <w:r>
+        <w:rPr>
+          <w:rFonts w:asciiTheme="majorBidi" w:hAnsiTheme="majorBidi" w:cstheme="majorBidi"/>
+          <w:sz w:val="24"/>
+          <w:szCs w:val="24"/>
+          <w:lang w:val="en-GB"/>
+        </w:rPr>
+        <w:t>Learning rate</w:t>
+      </w:r>
+    </w:p>
+    <w:p>
+      <w:pPr>
+        <w:rPr>
+          <w:rFonts w:asciiTheme="majorBidi" w:hAnsiTheme="majorBidi" w:cstheme="majorBidi"/>
+          <w:sz w:val="24"/>
+          <w:szCs w:val="24"/>
+          <w:lang w:val="en-GB"/>
+        </w:rPr>
+      </w:pPr>
+      <w:r>
+        <w:rPr>
+          <w:rFonts w:asciiTheme="majorBidi" w:hAnsiTheme="majorBidi" w:cstheme="majorBidi"/>
+          <w:sz w:val="24"/>
+          <w:szCs w:val="24"/>
+          <w:lang w:val="en-GB"/>
+        </w:rPr>
+        <w:t>Hardware (if available)</w:t>
+      </w:r>
+    </w:p>
+    <w:p>
+      <w:pPr>
+        <w:rPr>
+          <w:rFonts w:asciiTheme="majorBidi" w:hAnsiTheme="majorBidi" w:cstheme="majorBidi"/>
+          <w:sz w:val="28"/>
+          <w:szCs w:val="28"/>
+          <w:lang w:val="en-GB"/>
+        </w:rPr>
+      </w:pPr>
+      <w:r>
+        <w:rPr>
+          <w:rFonts w:asciiTheme="majorBidi" w:hAnsiTheme="majorBidi" w:cstheme="majorBidi"/>
+          <w:sz w:val="28"/>
+          <w:szCs w:val="28"/>
+          <w:lang w:val="en-GB"/>
+        </w:rPr>
+        <w:t>7. Implementation Details</w:t>
+      </w:r>
+    </w:p>
+    <w:p>
+      <w:pPr>
+        <w:rPr>
+          <w:rFonts w:asciiTheme="majorBidi" w:hAnsiTheme="majorBidi" w:cstheme="majorBidi"/>
+          <w:sz w:val="24"/>
+          <w:szCs w:val="24"/>
+          <w:lang w:val="en-GB"/>
+        </w:rPr>
+      </w:pPr>
+      <w:r>
+        <w:rPr>
+          <w:rFonts w:asciiTheme="majorBidi" w:hAnsiTheme="majorBidi" w:cstheme="majorBidi"/>
+          <w:sz w:val="24"/>
+          <w:szCs w:val="24"/>
+          <w:lang w:val="en-GB"/>
+        </w:rPr>
+        <w:t>Describe:</w:t>
+      </w:r>
+    </w:p>
+    <w:p>
+      <w:pPr>
+        <w:rPr>
+          <w:rFonts w:asciiTheme="majorBidi" w:hAnsiTheme="majorBidi" w:cstheme="majorBidi"/>
+          <w:sz w:val="24"/>
+          <w:szCs w:val="24"/>
+          <w:lang w:val="en-GB"/>
+        </w:rPr>
+      </w:pPr>
+      <w:r>
+        <w:rPr>
+          <w:rFonts w:asciiTheme="majorBidi" w:hAnsiTheme="majorBidi" w:cstheme="majorBidi"/>
+          <w:sz w:val="24"/>
+          <w:szCs w:val="24"/>
+          <w:lang w:val="en-GB"/>
+        </w:rPr>
+        <w:t>How the model was built</w:t>
+      </w:r>
+    </w:p>
+    <w:p>
+      <w:pPr>
+        <w:rPr>
+          <w:rFonts w:asciiTheme="majorBidi" w:hAnsiTheme="majorBidi" w:cstheme="majorBidi"/>
+          <w:sz w:val="24"/>
+          <w:szCs w:val="24"/>
+          <w:lang w:val="en-GB"/>
+        </w:rPr>
+      </w:pPr>
+      <w:r>
+        <w:rPr>
+          <w:rFonts w:asciiTheme="majorBidi" w:hAnsiTheme="majorBidi" w:cstheme="majorBidi"/>
+          <w:sz w:val="24"/>
+          <w:szCs w:val="24"/>
+          <w:lang w:val="en-GB"/>
+        </w:rPr>
+        <w:t>Training process</w:t>
+      </w:r>
+    </w:p>
+    <w:p>
+      <w:pPr>
+        <w:rPr>
+          <w:rFonts w:asciiTheme="majorBidi" w:hAnsiTheme="majorBidi" w:cstheme="majorBidi"/>
+          <w:sz w:val="24"/>
+          <w:szCs w:val="24"/>
+          <w:lang w:val="en-GB"/>
+        </w:rPr>
+      </w:pPr>
+      <w:r>
+        <w:rPr>
+          <w:rFonts w:asciiTheme="majorBidi" w:hAnsiTheme="majorBidi" w:cstheme="majorBidi"/>
+          <w:sz w:val="24"/>
+          <w:szCs w:val="24"/>
+          <w:lang w:val="en-GB"/>
+        </w:rPr>
+        <w:t>Testing process</w:t>
+      </w:r>
+    </w:p>
+    <w:p>
+      <w:pPr>
+        <w:rPr>
+          <w:rFonts w:asciiTheme="majorBidi" w:hAnsiTheme="majorBidi" w:cstheme="majorBidi"/>
+          <w:sz w:val="24"/>
+          <w:szCs w:val="24"/>
+          <w:lang w:val="en-GB"/>
+        </w:rPr>
+      </w:pPr>
+      <w:r>
+        <w:rPr>
+          <w:rFonts w:asciiTheme="majorBidi" w:hAnsiTheme="majorBidi" w:cstheme="majorBidi"/>
+          <w:sz w:val="24"/>
+          <w:szCs w:val="24"/>
+          <w:lang w:val="en-GB"/>
+        </w:rPr>
+        <w:t>Mention any:</w:t>
+      </w:r>
+    </w:p>
+    <w:p>
+      <w:pPr>
+        <w:rPr>
+          <w:rFonts w:asciiTheme="majorBidi" w:hAnsiTheme="majorBidi" w:cstheme="majorBidi"/>
+          <w:sz w:val="24"/>
+          <w:szCs w:val="24"/>
+          <w:lang w:val="en-GB"/>
+        </w:rPr>
+      </w:pPr>
+      <w:r>
+        <w:rPr>
+          <w:rFonts w:asciiTheme="majorBidi" w:hAnsiTheme="majorBidi" w:cstheme="majorBidi"/>
+          <w:sz w:val="24"/>
+          <w:szCs w:val="24"/>
+          <w:lang w:val="en-GB"/>
+        </w:rPr>
+        <w:t>Challenges or fixes</w:t>
+      </w:r>
+    </w:p>
+    <w:p>
+      <w:pPr>
+        <w:rPr>
+          <w:rFonts w:asciiTheme="majorBidi" w:hAnsiTheme="majorBidi" w:cstheme="majorBidi"/>
+          <w:sz w:val="28"/>
+          <w:szCs w:val="28"/>
+          <w:lang w:val="en-GB"/>
+        </w:rPr>
+      </w:pPr>
+      <w:r>
+        <w:rPr>
+          <w:rFonts w:asciiTheme="majorBidi" w:hAnsiTheme="majorBidi" w:cstheme="majorBidi"/>
+          <w:sz w:val="28"/>
+          <w:szCs w:val="28"/>
+          <w:lang w:val="en-GB"/>
+        </w:rPr>
+        <w:t>8. Results</w:t>
+      </w:r>
+    </w:p>
+    <w:p>
+      <w:pPr>
+        <w:rPr>
+          <w:rFonts w:asciiTheme="majorBidi" w:hAnsiTheme="majorBidi" w:cstheme="majorBidi"/>
+          <w:sz w:val="24"/>
+          <w:szCs w:val="24"/>
+          <w:lang w:val="en-GB"/>
+        </w:rPr>
+      </w:pPr>
+      <w:r>
+        <w:rPr>
+          <w:rFonts w:asciiTheme="majorBidi" w:hAnsiTheme="majorBidi" w:cstheme="majorBidi"/>
+          <w:sz w:val="24"/>
+          <w:szCs w:val="24"/>
+          <w:lang w:val="en-GB"/>
+        </w:rPr>
+        <w:t>Present results clearly:</w:t>
+      </w:r>
+    </w:p>
+    <w:p>
+      <w:pPr>
+        <w:rPr>
+          <w:rFonts w:asciiTheme="majorBidi" w:hAnsiTheme="majorBidi" w:cstheme="majorBidi"/>
+          <w:sz w:val="24"/>
+          <w:szCs w:val="24"/>
+          <w:lang w:val="en-GB"/>
+        </w:rPr>
+      </w:pPr>
+      <w:r>
+        <w:rPr>
+          <w:rFonts w:asciiTheme="majorBidi" w:hAnsiTheme="majorBidi" w:cstheme="majorBidi"/>
+          <w:sz w:val="24"/>
+          <w:szCs w:val="24"/>
+          <w:lang w:val="en-GB"/>
+        </w:rPr>
+        <w:t>Tables</w:t>
+      </w:r>
+    </w:p>
+    <w:p>
+      <w:pPr>
+        <w:rPr>
+          <w:rFonts w:asciiTheme="majorBidi" w:hAnsiTheme="majorBidi" w:cstheme="majorBidi"/>
+          <w:sz w:val="24"/>
+          <w:szCs w:val="24"/>
+          <w:lang w:val="en-GB"/>
+        </w:rPr>
+      </w:pPr>
+      <w:r>
+        <w:rPr>
+          <w:rFonts w:asciiTheme="majorBidi" w:hAnsiTheme="majorBidi" w:cstheme="majorBidi"/>
+          <w:sz w:val="24"/>
+          <w:szCs w:val="24"/>
+          <w:lang w:val="en-GB"/>
+        </w:rPr>
+        <w:lastRenderedPageBreak/>
+        <w:t>Graphs</w:t>
+      </w:r>
+    </w:p>
+    <w:p>
+      <w:pPr>
+        <w:rPr>
+          <w:rFonts w:asciiTheme="majorBidi" w:hAnsiTheme="majorBidi" w:cstheme="majorBidi"/>
+          <w:sz w:val="24"/>
+          <w:szCs w:val="24"/>
+          <w:lang w:val="en-GB"/>
+        </w:rPr>
+      </w:pPr>
+      <w:r>
+        <w:rPr>
+          <w:rFonts w:asciiTheme="majorBidi" w:hAnsiTheme="majorBidi" w:cstheme="majorBidi"/>
+          <w:sz w:val="24"/>
+          <w:szCs w:val="24"/>
+          <w:lang w:val="en-GB"/>
+        </w:rPr>
+        <w:t>Track 1:</w:t>
+      </w:r>
+    </w:p>
+    <w:p>
+      <w:pPr>
+        <w:rPr>
+          <w:rFonts w:asciiTheme="majorBidi" w:hAnsiTheme="majorBidi" w:cstheme="majorBidi"/>
+          <w:sz w:val="24"/>
+          <w:szCs w:val="24"/>
+          <w:lang w:val="en-GB"/>
+        </w:rPr>
+      </w:pPr>
+      <w:r>
+        <w:rPr>
+          <w:rFonts w:asciiTheme="majorBidi" w:hAnsiTheme="majorBidi" w:cstheme="majorBidi"/>
+          <w:sz w:val="24"/>
+          <w:szCs w:val="24"/>
+          <w:lang w:val="en-GB"/>
+        </w:rPr>
+        <w:t>Compare with baseline</w:t>
+      </w:r>
+    </w:p>
+    <w:p>
+      <w:pPr>
+        <w:rPr>
+          <w:rFonts w:asciiTheme="majorBidi" w:hAnsiTheme="majorBidi" w:cstheme="majorBidi"/>
+          <w:sz w:val="24"/>
+          <w:szCs w:val="24"/>
+          <w:lang w:val="en-GB"/>
+        </w:rPr>
+      </w:pPr>
+      <w:r>
+        <w:rPr>
+          <w:rFonts w:asciiTheme="majorBidi" w:hAnsiTheme="majorBidi" w:cstheme="majorBidi"/>
+          <w:sz w:val="24"/>
+          <w:szCs w:val="24"/>
+          <w:lang w:val="en-GB"/>
+        </w:rPr>
+        <w:t>Track 2:</w:t>
+      </w:r>
+    </w:p>
+    <w:p>
+      <w:pPr>
+        <w:rPr>
+          <w:rFonts w:asciiTheme="majorBidi" w:hAnsiTheme="majorBidi" w:cstheme="majorBidi"/>
+          <w:sz w:val="24"/>
+          <w:szCs w:val="24"/>
+          <w:lang w:val="en-GB"/>
+        </w:rPr>
+      </w:pPr>
+      <w:r>
+        <w:rPr>
+          <w:rFonts w:asciiTheme="majorBidi" w:hAnsiTheme="majorBidi" w:cstheme="majorBidi"/>
+          <w:sz w:val="24"/>
+          <w:szCs w:val="24"/>
+          <w:lang w:val="en-GB"/>
+        </w:rPr>
+        <w:t>Compare all models fairly</w:t>
+      </w:r>
+    </w:p>
+    <w:p>
+      <w:pPr>
+        <w:rPr>
+          <w:rFonts w:asciiTheme="majorBidi" w:hAnsiTheme="majorBidi" w:cstheme="majorBidi"/>
+          <w:sz w:val="28"/>
+          <w:szCs w:val="28"/>
+          <w:lang w:val="en-GB"/>
+        </w:rPr>
+      </w:pPr>
+      <w:r>
+        <w:rPr>
+          <w:rFonts w:asciiTheme="majorBidi" w:hAnsiTheme="majorBidi" w:cstheme="majorBidi"/>
+          <w:sz w:val="28"/>
+          <w:szCs w:val="28"/>
+          <w:lang w:val="en-GB"/>
+        </w:rPr>
+        <w:t>9. Discussion</w:t>
+      </w:r>
+    </w:p>
+    <w:p>
+      <w:pPr>
+        <w:rPr>
+          <w:rFonts w:asciiTheme="majorBidi" w:hAnsiTheme="majorBidi" w:cstheme="majorBidi"/>
+          <w:sz w:val="24"/>
+          <w:szCs w:val="24"/>
+          <w:lang w:val="en-GB"/>
+        </w:rPr>
+      </w:pPr>
+      <w:r>
+        <w:rPr>
+          <w:rFonts w:asciiTheme="majorBidi" w:hAnsiTheme="majorBidi" w:cstheme="majorBidi"/>
+          <w:sz w:val="24"/>
+          <w:szCs w:val="24"/>
+          <w:lang w:val="en-GB"/>
+        </w:rPr>
+        <w:t>Explain results:</w:t>
+      </w:r>
+    </w:p>
+    <w:p>
+      <w:pPr>
+        <w:rPr>
+          <w:rFonts w:asciiTheme="majorBidi" w:hAnsiTheme="majorBidi" w:cstheme="majorBidi"/>
+          <w:sz w:val="24"/>
+          <w:szCs w:val="24"/>
+          <w:lang w:val="en-GB"/>
+        </w:rPr>
+      </w:pPr>
+      <w:r>
+        <w:rPr>
+          <w:rFonts w:asciiTheme="majorBidi" w:hAnsiTheme="majorBidi" w:cstheme="majorBidi"/>
+          <w:sz w:val="24"/>
+          <w:szCs w:val="24"/>
+          <w:lang w:val="en-GB"/>
+        </w:rPr>
+        <w:t>Why performance is good or not</w:t>
+      </w:r>
+    </w:p>
+    <w:p>
+      <w:pPr>
+        <w:rPr>
+          <w:rFonts w:asciiTheme="majorBidi" w:hAnsiTheme="majorBidi" w:cstheme="majorBidi"/>
+          <w:sz w:val="24"/>
+          <w:szCs w:val="24"/>
+          <w:lang w:val="en-GB"/>
+        </w:rPr>
+      </w:pPr>
+      <w:r>
+        <w:rPr>
+          <w:rFonts w:asciiTheme="majorBidi" w:hAnsiTheme="majorBidi" w:cstheme="majorBidi"/>
+          <w:sz w:val="24"/>
+          <w:szCs w:val="24"/>
+          <w:lang w:val="en-GB"/>
+        </w:rPr>
+        <w:t>Mention:</w:t>
+      </w:r>
+    </w:p>
+    <w:p>
+      <w:pPr>
+        <w:rPr>
+          <w:rFonts w:asciiTheme="majorBidi" w:hAnsiTheme="majorBidi" w:cstheme="majorBidi"/>
+          <w:sz w:val="24"/>
+          <w:szCs w:val="24"/>
+          <w:lang w:val="en-GB"/>
+        </w:rPr>
+      </w:pPr>
+      <w:r>
+        <w:rPr>
+          <w:rFonts w:asciiTheme="majorBidi" w:hAnsiTheme="majorBidi" w:cstheme="majorBidi"/>
+          <w:sz w:val="24"/>
+          <w:szCs w:val="24"/>
+          <w:lang w:val="en-GB"/>
+        </w:rPr>
+        <w:t>Limitations</w:t>
+      </w:r>
+    </w:p>
+    <w:p>
+      <w:pPr>
+        <w:rPr>
+          <w:rFonts w:asciiTheme="majorBidi" w:hAnsiTheme="majorBidi" w:cstheme="majorBidi"/>
+          <w:sz w:val="24"/>
+          <w:szCs w:val="24"/>
+          <w:lang w:val="en-GB"/>
+        </w:rPr>
+      </w:pPr>
+      <w:r>
+        <w:rPr>
+          <w:rFonts w:asciiTheme="majorBidi" w:hAnsiTheme="majorBidi" w:cstheme="majorBidi"/>
+          <w:sz w:val="24"/>
+          <w:szCs w:val="24"/>
+          <w:lang w:val="en-GB"/>
+        </w:rPr>
+        <w:t>Observations</w:t>
+      </w:r>
+    </w:p>
+    <w:p>
+      <w:pPr>
+        <w:rPr>
+          <w:rFonts w:asciiTheme="majorBidi" w:hAnsiTheme="majorBidi" w:cstheme="majorBidi"/>
+          <w:sz w:val="28"/>
+          <w:szCs w:val="28"/>
+          <w:lang w:val="en-GB"/>
+        </w:rPr>
+      </w:pPr>
+      <w:r>
+        <w:rPr>
+          <w:rFonts w:asciiTheme="majorBidi" w:hAnsiTheme="majorBidi" w:cstheme="majorBidi"/>
+          <w:sz w:val="28"/>
+          <w:szCs w:val="28"/>
+          <w:lang w:val="en-GB"/>
+        </w:rPr>
+        <w:t>10. Conclusion (Phase 2 Progress)</w:t>
+      </w:r>
+    </w:p>
+    <w:p>
+      <w:pPr>
+        <w:rPr>
+          <w:rFonts w:asciiTheme="majorBidi" w:hAnsiTheme="majorBidi" w:cstheme="majorBidi"/>
+          <w:sz w:val="24"/>
+          <w:szCs w:val="24"/>
+          <w:lang w:val="en-GB"/>
+        </w:rPr>
+      </w:pPr>
+      <w:r>
+        <w:rPr>
+          <w:rFonts w:asciiTheme="majorBidi" w:hAnsiTheme="majorBidi" w:cstheme="majorBidi"/>
+          <w:sz w:val="24"/>
+          <w:szCs w:val="24"/>
+          <w:lang w:val="en-GB"/>
+        </w:rPr>
+        <w:t>What has been completed</w:t>
+      </w:r>
+    </w:p>
+    <w:p>
+      <w:pPr>
+        <w:rPr>
+          <w:rFonts w:asciiTheme="majorBidi" w:hAnsiTheme="majorBidi" w:cstheme="majorBidi"/>
+          <w:sz w:val="24"/>
+          <w:szCs w:val="24"/>
+          <w:lang w:val="en-GB"/>
+        </w:rPr>
+      </w:pPr>
+      <w:r>
+        <w:rPr>
+          <w:rFonts w:asciiTheme="majorBidi" w:hAnsiTheme="majorBidi" w:cstheme="majorBidi"/>
+          <w:sz w:val="24"/>
+          <w:szCs w:val="24"/>
+          <w:lang w:val="en-GB"/>
+        </w:rPr>
+        <w:t>What remains for final phase</w:t>
+      </w:r>
+    </w:p>
+    <w:p>
+      <w:pPr>
+        <w:rPr>
+          <w:rFonts w:asciiTheme="majorBidi" w:hAnsiTheme="majorBidi" w:cstheme="majorBidi"/>
+          <w:sz w:val="24"/>
+          <w:szCs w:val="24"/>
+          <w:lang w:val="en-GB"/>
+        </w:rPr>
+      </w:pPr>
+      <w:r>
+        <w:rPr>
+          <w:rFonts w:asciiTheme="majorBidi" w:hAnsiTheme="majorBidi" w:cstheme="majorBidi"/>
+          <w:sz w:val="24"/>
+          <w:szCs w:val="24"/>
           <w:lang w:val="en-GB"/>
         </w:rPr>
         <w:t>11. References</w:t>
@@ -5340,7 +6139,6 @@
     </w:p>
     <w:p>
       <w:pPr>
-        <w:spacing w:line="360" w:lineRule="auto"/>
         <w:rPr>
           <w:rFonts w:asciiTheme="majorBidi" w:hAnsiTheme="majorBidi" w:cstheme="majorBidi"/>
           <w:sz w:val="24"/>
@@ -5421,25 +6219,7 @@
           <w:sz w:val="24"/>
           <w:szCs w:val="24"/>
         </w:rPr>
-        <w:t xml:space="preserve">This research addresses the critical "Black-Box" challenge in medical AI by proposing a transition from legacy XAI methods to real-time, high-fidelity frameworks. By evaluating and comparing modern frameworks like the </w:t>
-      </w:r>
-      <w:proofErr w:type="spellStart"/>
-      <w:r>
-        <w:rPr>
-          <w:rFonts w:asciiTheme="majorBidi" w:hAnsiTheme="majorBidi" w:cstheme="majorBidi"/>
-          <w:sz w:val="24"/>
-          <w:szCs w:val="24"/>
-        </w:rPr>
-        <w:t>xAI</w:t>
-      </w:r>
-      <w:proofErr w:type="spellEnd"/>
-      <w:r>
-        <w:rPr>
-          <w:rFonts w:asciiTheme="majorBidi" w:hAnsiTheme="majorBidi" w:cstheme="majorBidi"/>
-          <w:sz w:val="24"/>
-          <w:szCs w:val="24"/>
-        </w:rPr>
-        <w:t xml:space="preserve"> SDK against legacy methods, this study successfully bridges the Latency Gap identified in traditional models [3] and the Innovation Gap found in post-2025 literature [2].</w:t>
+        <w:t>This research addresses the critical "Black-Box" challenge in medical AI by proposing a transition from legacy XAI methods to real-time, high-fidelity frameworks. By evaluating and comparing modern frameworks like the xAI SDK against legacy methods, this study successfully bridges the Latency Gap identified in traditional models [3] and the Innovation Gap found in post-2025 literature [2].</w:t>
       </w:r>
     </w:p>
     <w:p>
@@ -5588,8 +6368,21 @@
           <w:lang w:val="en-GB" w:eastAsia="en-GB"/>
           <w14:ligatures w14:val="none"/>
         </w:rPr>
-        <w:t xml:space="preserve"> Should I Trust You</w:t>
-      </w:r>
+        <w:t xml:space="preserve"> Should I Trust </w:t>
+      </w:r>
+      <w:proofErr w:type="gramStart"/>
+      <w:r>
+        <w:rPr>
+          <w:rFonts w:ascii="Times New Roman" w:eastAsia="Times New Roman" w:hAnsi="Times New Roman" w:cs="Times New Roman"/>
+          <w:kern w:val="0"/>
+          <w:sz w:val="24"/>
+          <w:szCs w:val="24"/>
+          <w:lang w:val="en-GB" w:eastAsia="en-GB"/>
+          <w14:ligatures w14:val="none"/>
+        </w:rPr>
+        <w:t>You</w:t>
+      </w:r>
+      <w:proofErr w:type="gramEnd"/>
       <w:r>
         <w:rPr>
           <w:rFonts w:ascii="Times New Roman" w:eastAsia="Times New Roman" w:hAnsi="Times New Roman" w:cs="Times New Roman"/>
@@ -6582,6 +7375,155 @@
     </w:lvl>
   </w:abstractNum>
   <w:abstractNum w:abstractNumId="2" w15:restartNumberingAfterBreak="0">
+    <w:nsid w:val="01321222"/>
+    <w:multiLevelType w:val="multilevel"/>
+    <w:tmpl w:val="B8B0BD38"/>
+    <w:lvl w:ilvl="0">
+      <w:start w:val="1"/>
+      <w:numFmt w:val="bullet"/>
+      <w:lvlText w:val=""/>
+      <w:lvlJc w:val="left"/>
+      <w:pPr>
+        <w:tabs>
+          <w:tab w:val="num" w:pos="720"/>
+        </w:tabs>
+        <w:ind w:left="720" w:hanging="360"/>
+      </w:pPr>
+      <w:rPr>
+        <w:rFonts w:ascii="Symbol" w:hAnsi="Symbol" w:hint="default"/>
+        <w:sz w:val="20"/>
+      </w:rPr>
+    </w:lvl>
+    <w:lvl w:ilvl="1" w:tentative="1">
+      <w:start w:val="1"/>
+      <w:numFmt w:val="bullet"/>
+      <w:lvlText w:val="o"/>
+      <w:lvlJc w:val="left"/>
+      <w:pPr>
+        <w:tabs>
+          <w:tab w:val="num" w:pos="1440"/>
+        </w:tabs>
+        <w:ind w:left="1440" w:hanging="360"/>
+      </w:pPr>
+      <w:rPr>
+        <w:rFonts w:ascii="Courier New" w:hAnsi="Courier New" w:hint="default"/>
+        <w:sz w:val="20"/>
+      </w:rPr>
+    </w:lvl>
+    <w:lvl w:ilvl="2" w:tentative="1">
+      <w:start w:val="1"/>
+      <w:numFmt w:val="bullet"/>
+      <w:lvlText w:val=""/>
+      <w:lvlJc w:val="left"/>
+      <w:pPr>
+        <w:tabs>
+          <w:tab w:val="num" w:pos="2160"/>
+        </w:tabs>
+        <w:ind w:left="2160" w:hanging="360"/>
+      </w:pPr>
+      <w:rPr>
+        <w:rFonts w:ascii="Wingdings" w:hAnsi="Wingdings" w:hint="default"/>
+        <w:sz w:val="20"/>
+      </w:rPr>
+    </w:lvl>
+    <w:lvl w:ilvl="3" w:tentative="1">
+      <w:start w:val="1"/>
+      <w:numFmt w:val="bullet"/>
+      <w:lvlText w:val=""/>
+      <w:lvlJc w:val="left"/>
+      <w:pPr>
+        <w:tabs>
+          <w:tab w:val="num" w:pos="2880"/>
+        </w:tabs>
+        <w:ind w:left="2880" w:hanging="360"/>
+      </w:pPr>
+      <w:rPr>
+        <w:rFonts w:ascii="Wingdings" w:hAnsi="Wingdings" w:hint="default"/>
+        <w:sz w:val="20"/>
+      </w:rPr>
+    </w:lvl>
+    <w:lvl w:ilvl="4" w:tentative="1">
+      <w:start w:val="1"/>
+      <w:numFmt w:val="bullet"/>
+      <w:lvlText w:val=""/>
+      <w:lvlJc w:val="left"/>
+      <w:pPr>
+        <w:tabs>
+          <w:tab w:val="num" w:pos="3600"/>
+        </w:tabs>
+        <w:ind w:left="3600" w:hanging="360"/>
+      </w:pPr>
+      <w:rPr>
+        <w:rFonts w:ascii="Wingdings" w:hAnsi="Wingdings" w:hint="default"/>
+        <w:sz w:val="20"/>
+      </w:rPr>
+    </w:lvl>
+    <w:lvl w:ilvl="5" w:tentative="1">
+      <w:start w:val="1"/>
+      <w:numFmt w:val="bullet"/>
+      <w:lvlText w:val=""/>
+      <w:lvlJc w:val="left"/>
+      <w:pPr>
+        <w:tabs>
+          <w:tab w:val="num" w:pos="4320"/>
+        </w:tabs>
+        <w:ind w:left="4320" w:hanging="360"/>
+      </w:pPr>
+      <w:rPr>
+        <w:rFonts w:ascii="Wingdings" w:hAnsi="Wingdings" w:hint="default"/>
+        <w:sz w:val="20"/>
+      </w:rPr>
+    </w:lvl>
+    <w:lvl w:ilvl="6" w:tentative="1">
+      <w:start w:val="1"/>
+      <w:numFmt w:val="bullet"/>
+      <w:lvlText w:val=""/>
+      <w:lvlJc w:val="left"/>
+      <w:pPr>
+        <w:tabs>
+          <w:tab w:val="num" w:pos="5040"/>
+        </w:tabs>
+        <w:ind w:left="5040" w:hanging="360"/>
+      </w:pPr>
+      <w:rPr>
+        <w:rFonts w:ascii="Wingdings" w:hAnsi="Wingdings" w:hint="default"/>
+        <w:sz w:val="20"/>
+      </w:rPr>
+    </w:lvl>
+    <w:lvl w:ilvl="7" w:tentative="1">
+      <w:start w:val="1"/>
+      <w:numFmt w:val="bullet"/>
+      <w:lvlText w:val=""/>
+      <w:lvlJc w:val="left"/>
+      <w:pPr>
+        <w:tabs>
+          <w:tab w:val="num" w:pos="5760"/>
+        </w:tabs>
+        <w:ind w:left="5760" w:hanging="360"/>
+      </w:pPr>
+      <w:rPr>
+        <w:rFonts w:ascii="Wingdings" w:hAnsi="Wingdings" w:hint="default"/>
+        <w:sz w:val="20"/>
+      </w:rPr>
+    </w:lvl>
+    <w:lvl w:ilvl="8" w:tentative="1">
+      <w:start w:val="1"/>
+      <w:numFmt w:val="bullet"/>
+      <w:lvlText w:val=""/>
+      <w:lvlJc w:val="left"/>
+      <w:pPr>
+        <w:tabs>
+          <w:tab w:val="num" w:pos="6480"/>
+        </w:tabs>
+        <w:ind w:left="6480" w:hanging="360"/>
+      </w:pPr>
+      <w:rPr>
+        <w:rFonts w:ascii="Wingdings" w:hAnsi="Wingdings" w:hint="default"/>
+        <w:sz w:val="20"/>
+      </w:rPr>
+    </w:lvl>
+  </w:abstractNum>
+  <w:abstractNum w:abstractNumId="3" w15:restartNumberingAfterBreak="0">
     <w:nsid w:val="04666628"/>
     <w:multiLevelType w:val="multilevel"/>
     <w:tmpl w:val="D6BC660C"/>
@@ -6730,7 +7672,7 @@
       </w:rPr>
     </w:lvl>
   </w:abstractNum>
-  <w:abstractNum w:abstractNumId="3" w15:restartNumberingAfterBreak="0">
+  <w:abstractNum w:abstractNumId="4" w15:restartNumberingAfterBreak="0">
     <w:nsid w:val="049D3059"/>
     <w:multiLevelType w:val="multilevel"/>
     <w:tmpl w:val="0409001F"/>
@@ -6816,7 +7758,7 @@
       </w:pPr>
     </w:lvl>
   </w:abstractNum>
-  <w:abstractNum w:abstractNumId="4" w15:restartNumberingAfterBreak="0">
+  <w:abstractNum w:abstractNumId="5" w15:restartNumberingAfterBreak="0">
     <w:nsid w:val="082A745D"/>
     <w:multiLevelType w:val="multilevel"/>
     <w:tmpl w:val="0409001F"/>
@@ -6902,7 +7844,7 @@
       </w:pPr>
     </w:lvl>
   </w:abstractNum>
-  <w:abstractNum w:abstractNumId="5" w15:restartNumberingAfterBreak="0">
+  <w:abstractNum w:abstractNumId="6" w15:restartNumberingAfterBreak="0">
     <w:nsid w:val="0D3A1AE6"/>
     <w:multiLevelType w:val="hybridMultilevel"/>
     <w:tmpl w:val="3D4257A6"/>
@@ -6988,7 +7930,7 @@
       </w:pPr>
     </w:lvl>
   </w:abstractNum>
-  <w:abstractNum w:abstractNumId="6" w15:restartNumberingAfterBreak="0">
+  <w:abstractNum w:abstractNumId="7" w15:restartNumberingAfterBreak="0">
     <w:nsid w:val="11E53100"/>
     <w:multiLevelType w:val="multilevel"/>
     <w:tmpl w:val="0409001F"/>
@@ -7074,7 +8016,7 @@
       </w:pPr>
     </w:lvl>
   </w:abstractNum>
-  <w:abstractNum w:abstractNumId="7" w15:restartNumberingAfterBreak="0">
+  <w:abstractNum w:abstractNumId="8" w15:restartNumberingAfterBreak="0">
     <w:nsid w:val="140A09FC"/>
     <w:multiLevelType w:val="multilevel"/>
     <w:tmpl w:val="8C5AD3C2"/>
@@ -7223,7 +8165,269 @@
       </w:rPr>
     </w:lvl>
   </w:abstractNum>
-  <w:abstractNum w:abstractNumId="8" w15:restartNumberingAfterBreak="0">
+  <w:abstractNum w:abstractNumId="9" w15:restartNumberingAfterBreak="0">
+    <w:nsid w:val="153720C9"/>
+    <w:multiLevelType w:val="multilevel"/>
+    <w:tmpl w:val="DF42A6A6"/>
+    <w:lvl w:ilvl="0">
+      <w:start w:val="1"/>
+      <w:numFmt w:val="bullet"/>
+      <w:lvlText w:val=""/>
+      <w:lvlJc w:val="left"/>
+      <w:pPr>
+        <w:tabs>
+          <w:tab w:val="num" w:pos="720"/>
+        </w:tabs>
+        <w:ind w:left="720" w:hanging="360"/>
+      </w:pPr>
+      <w:rPr>
+        <w:rFonts w:ascii="Symbol" w:hAnsi="Symbol" w:hint="default"/>
+        <w:sz w:val="20"/>
+      </w:rPr>
+    </w:lvl>
+    <w:lvl w:ilvl="1" w:tentative="1">
+      <w:start w:val="1"/>
+      <w:numFmt w:val="bullet"/>
+      <w:lvlText w:val="o"/>
+      <w:lvlJc w:val="left"/>
+      <w:pPr>
+        <w:tabs>
+          <w:tab w:val="num" w:pos="1440"/>
+        </w:tabs>
+        <w:ind w:left="1440" w:hanging="360"/>
+      </w:pPr>
+      <w:rPr>
+        <w:rFonts w:ascii="Courier New" w:hAnsi="Courier New" w:hint="default"/>
+        <w:sz w:val="20"/>
+      </w:rPr>
+    </w:lvl>
+    <w:lvl w:ilvl="2" w:tentative="1">
+      <w:start w:val="1"/>
+      <w:numFmt w:val="bullet"/>
+      <w:lvlText w:val=""/>
+      <w:lvlJc w:val="left"/>
+      <w:pPr>
+        <w:tabs>
+          <w:tab w:val="num" w:pos="2160"/>
+        </w:tabs>
+        <w:ind w:left="2160" w:hanging="360"/>
+      </w:pPr>
+      <w:rPr>
+        <w:rFonts w:ascii="Wingdings" w:hAnsi="Wingdings" w:hint="default"/>
+        <w:sz w:val="20"/>
+      </w:rPr>
+    </w:lvl>
+    <w:lvl w:ilvl="3" w:tentative="1">
+      <w:start w:val="1"/>
+      <w:numFmt w:val="bullet"/>
+      <w:lvlText w:val=""/>
+      <w:lvlJc w:val="left"/>
+      <w:pPr>
+        <w:tabs>
+          <w:tab w:val="num" w:pos="2880"/>
+        </w:tabs>
+        <w:ind w:left="2880" w:hanging="360"/>
+      </w:pPr>
+      <w:rPr>
+        <w:rFonts w:ascii="Wingdings" w:hAnsi="Wingdings" w:hint="default"/>
+        <w:sz w:val="20"/>
+      </w:rPr>
+    </w:lvl>
+    <w:lvl w:ilvl="4" w:tentative="1">
+      <w:start w:val="1"/>
+      <w:numFmt w:val="bullet"/>
+      <w:lvlText w:val=""/>
+      <w:lvlJc w:val="left"/>
+      <w:pPr>
+        <w:tabs>
+          <w:tab w:val="num" w:pos="3600"/>
+        </w:tabs>
+        <w:ind w:left="3600" w:hanging="360"/>
+      </w:pPr>
+      <w:rPr>
+        <w:rFonts w:ascii="Wingdings" w:hAnsi="Wingdings" w:hint="default"/>
+        <w:sz w:val="20"/>
+      </w:rPr>
+    </w:lvl>
+    <w:lvl w:ilvl="5" w:tentative="1">
+      <w:start w:val="1"/>
+      <w:numFmt w:val="bullet"/>
+      <w:lvlText w:val=""/>
+      <w:lvlJc w:val="left"/>
+      <w:pPr>
+        <w:tabs>
+          <w:tab w:val="num" w:pos="4320"/>
+        </w:tabs>
+        <w:ind w:left="4320" w:hanging="360"/>
+      </w:pPr>
+      <w:rPr>
+        <w:rFonts w:ascii="Wingdings" w:hAnsi="Wingdings" w:hint="default"/>
+        <w:sz w:val="20"/>
+      </w:rPr>
+    </w:lvl>
+    <w:lvl w:ilvl="6" w:tentative="1">
+      <w:start w:val="1"/>
+      <w:numFmt w:val="bullet"/>
+      <w:lvlText w:val=""/>
+      <w:lvlJc w:val="left"/>
+      <w:pPr>
+        <w:tabs>
+          <w:tab w:val="num" w:pos="5040"/>
+        </w:tabs>
+        <w:ind w:left="5040" w:hanging="360"/>
+      </w:pPr>
+      <w:rPr>
+        <w:rFonts w:ascii="Wingdings" w:hAnsi="Wingdings" w:hint="default"/>
+        <w:sz w:val="20"/>
+      </w:rPr>
+    </w:lvl>
+    <w:lvl w:ilvl="7" w:tentative="1">
+      <w:start w:val="1"/>
+      <w:numFmt w:val="bullet"/>
+      <w:lvlText w:val=""/>
+      <w:lvlJc w:val="left"/>
+      <w:pPr>
+        <w:tabs>
+          <w:tab w:val="num" w:pos="5760"/>
+        </w:tabs>
+        <w:ind w:left="5760" w:hanging="360"/>
+      </w:pPr>
+      <w:rPr>
+        <w:rFonts w:ascii="Wingdings" w:hAnsi="Wingdings" w:hint="default"/>
+        <w:sz w:val="20"/>
+      </w:rPr>
+    </w:lvl>
+    <w:lvl w:ilvl="8" w:tentative="1">
+      <w:start w:val="1"/>
+      <w:numFmt w:val="bullet"/>
+      <w:lvlText w:val=""/>
+      <w:lvlJc w:val="left"/>
+      <w:pPr>
+        <w:tabs>
+          <w:tab w:val="num" w:pos="6480"/>
+        </w:tabs>
+        <w:ind w:left="6480" w:hanging="360"/>
+      </w:pPr>
+      <w:rPr>
+        <w:rFonts w:ascii="Wingdings" w:hAnsi="Wingdings" w:hint="default"/>
+        <w:sz w:val="20"/>
+      </w:rPr>
+    </w:lvl>
+  </w:abstractNum>
+  <w:abstractNum w:abstractNumId="10" w15:restartNumberingAfterBreak="0">
+    <w:nsid w:val="1C6E5EB6"/>
+    <w:multiLevelType w:val="multilevel"/>
+    <w:tmpl w:val="781E7924"/>
+    <w:lvl w:ilvl="0">
+      <w:start w:val="1"/>
+      <w:numFmt w:val="decimal"/>
+      <w:lvlText w:val="%1."/>
+      <w:lvlJc w:val="left"/>
+      <w:pPr>
+        <w:tabs>
+          <w:tab w:val="num" w:pos="720"/>
+        </w:tabs>
+        <w:ind w:left="720" w:hanging="360"/>
+      </w:pPr>
+    </w:lvl>
+    <w:lvl w:ilvl="1" w:tentative="1">
+      <w:start w:val="1"/>
+      <w:numFmt w:val="decimal"/>
+      <w:lvlText w:val="%2."/>
+      <w:lvlJc w:val="left"/>
+      <w:pPr>
+        <w:tabs>
+          <w:tab w:val="num" w:pos="1440"/>
+        </w:tabs>
+        <w:ind w:left="1440" w:hanging="360"/>
+      </w:pPr>
+    </w:lvl>
+    <w:lvl w:ilvl="2" w:tentative="1">
+      <w:start w:val="1"/>
+      <w:numFmt w:val="decimal"/>
+      <w:lvlText w:val="%3."/>
+      <w:lvlJc w:val="left"/>
+      <w:pPr>
+        <w:tabs>
+          <w:tab w:val="num" w:pos="2160"/>
+        </w:tabs>
+        <w:ind w:left="2160" w:hanging="360"/>
+      </w:pPr>
+    </w:lvl>
+    <w:lvl w:ilvl="3" w:tentative="1">
+      <w:start w:val="1"/>
+      <w:numFmt w:val="decimal"/>
+      <w:lvlText w:val="%4."/>
+      <w:lvlJc w:val="left"/>
+      <w:pPr>
+        <w:tabs>
+          <w:tab w:val="num" w:pos="2880"/>
+        </w:tabs>
+        <w:ind w:left="2880" w:hanging="360"/>
+      </w:pPr>
+    </w:lvl>
+    <w:lvl w:ilvl="4" w:tentative="1">
+      <w:start w:val="1"/>
+      <w:numFmt w:val="decimal"/>
+      <w:lvlText w:val="%5."/>
+      <w:lvlJc w:val="left"/>
+      <w:pPr>
+        <w:tabs>
+          <w:tab w:val="num" w:pos="3600"/>
+        </w:tabs>
+        <w:ind w:left="3600" w:hanging="360"/>
+      </w:pPr>
+    </w:lvl>
+    <w:lvl w:ilvl="5" w:tentative="1">
+      <w:start w:val="1"/>
+      <w:numFmt w:val="decimal"/>
+      <w:lvlText w:val="%6."/>
+      <w:lvlJc w:val="left"/>
+      <w:pPr>
+        <w:tabs>
+          <w:tab w:val="num" w:pos="4320"/>
+        </w:tabs>
+        <w:ind w:left="4320" w:hanging="360"/>
+      </w:pPr>
+    </w:lvl>
+    <w:lvl w:ilvl="6" w:tentative="1">
+      <w:start w:val="1"/>
+      <w:numFmt w:val="decimal"/>
+      <w:lvlText w:val="%7."/>
+      <w:lvlJc w:val="left"/>
+      <w:pPr>
+        <w:tabs>
+          <w:tab w:val="num" w:pos="5040"/>
+        </w:tabs>
+        <w:ind w:left="5040" w:hanging="360"/>
+      </w:pPr>
+    </w:lvl>
+    <w:lvl w:ilvl="7" w:tentative="1">
+      <w:start w:val="1"/>
+      <w:numFmt w:val="decimal"/>
+      <w:lvlText w:val="%8."/>
+      <w:lvlJc w:val="left"/>
+      <w:pPr>
+        <w:tabs>
+          <w:tab w:val="num" w:pos="5760"/>
+        </w:tabs>
+        <w:ind w:left="5760" w:hanging="360"/>
+      </w:pPr>
+    </w:lvl>
+    <w:lvl w:ilvl="8" w:tentative="1">
+      <w:start w:val="1"/>
+      <w:numFmt w:val="decimal"/>
+      <w:lvlText w:val="%9."/>
+      <w:lvlJc w:val="left"/>
+      <w:pPr>
+        <w:tabs>
+          <w:tab w:val="num" w:pos="6480"/>
+        </w:tabs>
+        <w:ind w:left="6480" w:hanging="360"/>
+      </w:pPr>
+    </w:lvl>
+  </w:abstractNum>
+  <w:abstractNum w:abstractNumId="11" w15:restartNumberingAfterBreak="0">
     <w:nsid w:val="1F64038E"/>
     <w:multiLevelType w:val="multilevel"/>
     <w:tmpl w:val="21F86E22"/>
@@ -7372,7 +8576,7 @@
       </w:rPr>
     </w:lvl>
   </w:abstractNum>
-  <w:abstractNum w:abstractNumId="9" w15:restartNumberingAfterBreak="0">
+  <w:abstractNum w:abstractNumId="12" w15:restartNumberingAfterBreak="0">
     <w:nsid w:val="1FCA309C"/>
     <w:multiLevelType w:val="multilevel"/>
     <w:tmpl w:val="1610EA3A"/>
@@ -7521,7 +8725,7 @@
       </w:rPr>
     </w:lvl>
   </w:abstractNum>
-  <w:abstractNum w:abstractNumId="10" w15:restartNumberingAfterBreak="0">
+  <w:abstractNum w:abstractNumId="13" w15:restartNumberingAfterBreak="0">
     <w:nsid w:val="26704E65"/>
     <w:multiLevelType w:val="multilevel"/>
     <w:tmpl w:val="65EC6F88"/>
@@ -7670,7 +8874,7 @@
       </w:rPr>
     </w:lvl>
   </w:abstractNum>
-  <w:abstractNum w:abstractNumId="11" w15:restartNumberingAfterBreak="0">
+  <w:abstractNum w:abstractNumId="14" w15:restartNumberingAfterBreak="0">
     <w:nsid w:val="2B504BDD"/>
     <w:multiLevelType w:val="multilevel"/>
     <w:tmpl w:val="0409001F"/>
@@ -7756,7 +8960,7 @@
       </w:pPr>
     </w:lvl>
   </w:abstractNum>
-  <w:abstractNum w:abstractNumId="12" w15:restartNumberingAfterBreak="0">
+  <w:abstractNum w:abstractNumId="15" w15:restartNumberingAfterBreak="0">
     <w:nsid w:val="367848AC"/>
     <w:multiLevelType w:val="multilevel"/>
     <w:tmpl w:val="0409001F"/>
@@ -7842,7 +9046,7 @@
       </w:pPr>
     </w:lvl>
   </w:abstractNum>
-  <w:abstractNum w:abstractNumId="13" w15:restartNumberingAfterBreak="0">
+  <w:abstractNum w:abstractNumId="16" w15:restartNumberingAfterBreak="0">
     <w:nsid w:val="36B3328D"/>
     <w:multiLevelType w:val="multilevel"/>
     <w:tmpl w:val="0409001F"/>
@@ -7928,7 +9132,7 @@
       </w:pPr>
     </w:lvl>
   </w:abstractNum>
-  <w:abstractNum w:abstractNumId="14" w15:restartNumberingAfterBreak="0">
+  <w:abstractNum w:abstractNumId="17" w15:restartNumberingAfterBreak="0">
     <w:nsid w:val="36D11C61"/>
     <w:multiLevelType w:val="multilevel"/>
     <w:tmpl w:val="CF5A290A"/>
@@ -8077,7 +9281,7 @@
       </w:rPr>
     </w:lvl>
   </w:abstractNum>
-  <w:abstractNum w:abstractNumId="15" w15:restartNumberingAfterBreak="0">
+  <w:abstractNum w:abstractNumId="18" w15:restartNumberingAfterBreak="0">
     <w:nsid w:val="376424CB"/>
     <w:multiLevelType w:val="multilevel"/>
     <w:tmpl w:val="82F2DCBC"/>
@@ -8226,7 +9430,305 @@
       </w:rPr>
     </w:lvl>
   </w:abstractNum>
-  <w:abstractNum w:abstractNumId="16" w15:restartNumberingAfterBreak="0">
+  <w:abstractNum w:abstractNumId="19" w15:restartNumberingAfterBreak="0">
+    <w:nsid w:val="39C03B94"/>
+    <w:multiLevelType w:val="multilevel"/>
+    <w:tmpl w:val="DBFE4492"/>
+    <w:lvl w:ilvl="0">
+      <w:start w:val="1"/>
+      <w:numFmt w:val="bullet"/>
+      <w:lvlText w:val=""/>
+      <w:lvlJc w:val="left"/>
+      <w:pPr>
+        <w:tabs>
+          <w:tab w:val="num" w:pos="720"/>
+        </w:tabs>
+        <w:ind w:left="720" w:hanging="360"/>
+      </w:pPr>
+      <w:rPr>
+        <w:rFonts w:ascii="Symbol" w:hAnsi="Symbol" w:hint="default"/>
+        <w:sz w:val="20"/>
+      </w:rPr>
+    </w:lvl>
+    <w:lvl w:ilvl="1" w:tentative="1">
+      <w:start w:val="1"/>
+      <w:numFmt w:val="bullet"/>
+      <w:lvlText w:val="o"/>
+      <w:lvlJc w:val="left"/>
+      <w:pPr>
+        <w:tabs>
+          <w:tab w:val="num" w:pos="1440"/>
+        </w:tabs>
+        <w:ind w:left="1440" w:hanging="360"/>
+      </w:pPr>
+      <w:rPr>
+        <w:rFonts w:ascii="Courier New" w:hAnsi="Courier New" w:hint="default"/>
+        <w:sz w:val="20"/>
+      </w:rPr>
+    </w:lvl>
+    <w:lvl w:ilvl="2" w:tentative="1">
+      <w:start w:val="1"/>
+      <w:numFmt w:val="bullet"/>
+      <w:lvlText w:val=""/>
+      <w:lvlJc w:val="left"/>
+      <w:pPr>
+        <w:tabs>
+          <w:tab w:val="num" w:pos="2160"/>
+        </w:tabs>
+        <w:ind w:left="2160" w:hanging="360"/>
+      </w:pPr>
+      <w:rPr>
+        <w:rFonts w:ascii="Wingdings" w:hAnsi="Wingdings" w:hint="default"/>
+        <w:sz w:val="20"/>
+      </w:rPr>
+    </w:lvl>
+    <w:lvl w:ilvl="3" w:tentative="1">
+      <w:start w:val="1"/>
+      <w:numFmt w:val="bullet"/>
+      <w:lvlText w:val=""/>
+      <w:lvlJc w:val="left"/>
+      <w:pPr>
+        <w:tabs>
+          <w:tab w:val="num" w:pos="2880"/>
+        </w:tabs>
+        <w:ind w:left="2880" w:hanging="360"/>
+      </w:pPr>
+      <w:rPr>
+        <w:rFonts w:ascii="Wingdings" w:hAnsi="Wingdings" w:hint="default"/>
+        <w:sz w:val="20"/>
+      </w:rPr>
+    </w:lvl>
+    <w:lvl w:ilvl="4" w:tentative="1">
+      <w:start w:val="1"/>
+      <w:numFmt w:val="bullet"/>
+      <w:lvlText w:val=""/>
+      <w:lvlJc w:val="left"/>
+      <w:pPr>
+        <w:tabs>
+          <w:tab w:val="num" w:pos="3600"/>
+        </w:tabs>
+        <w:ind w:left="3600" w:hanging="360"/>
+      </w:pPr>
+      <w:rPr>
+        <w:rFonts w:ascii="Wingdings" w:hAnsi="Wingdings" w:hint="default"/>
+        <w:sz w:val="20"/>
+      </w:rPr>
+    </w:lvl>
+    <w:lvl w:ilvl="5" w:tentative="1">
+      <w:start w:val="1"/>
+      <w:numFmt w:val="bullet"/>
+      <w:lvlText w:val=""/>
+      <w:lvlJc w:val="left"/>
+      <w:pPr>
+        <w:tabs>
+          <w:tab w:val="num" w:pos="4320"/>
+        </w:tabs>
+        <w:ind w:left="4320" w:hanging="360"/>
+      </w:pPr>
+      <w:rPr>
+        <w:rFonts w:ascii="Wingdings" w:hAnsi="Wingdings" w:hint="default"/>
+        <w:sz w:val="20"/>
+      </w:rPr>
+    </w:lvl>
+    <w:lvl w:ilvl="6" w:tentative="1">
+      <w:start w:val="1"/>
+      <w:numFmt w:val="bullet"/>
+      <w:lvlText w:val=""/>
+      <w:lvlJc w:val="left"/>
+      <w:pPr>
+        <w:tabs>
+          <w:tab w:val="num" w:pos="5040"/>
+        </w:tabs>
+        <w:ind w:left="5040" w:hanging="360"/>
+      </w:pPr>
+      <w:rPr>
+        <w:rFonts w:ascii="Wingdings" w:hAnsi="Wingdings" w:hint="default"/>
+        <w:sz w:val="20"/>
+      </w:rPr>
+    </w:lvl>
+    <w:lvl w:ilvl="7" w:tentative="1">
+      <w:start w:val="1"/>
+      <w:numFmt w:val="bullet"/>
+      <w:lvlText w:val=""/>
+      <w:lvlJc w:val="left"/>
+      <w:pPr>
+        <w:tabs>
+          <w:tab w:val="num" w:pos="5760"/>
+        </w:tabs>
+        <w:ind w:left="5760" w:hanging="360"/>
+      </w:pPr>
+      <w:rPr>
+        <w:rFonts w:ascii="Wingdings" w:hAnsi="Wingdings" w:hint="default"/>
+        <w:sz w:val="20"/>
+      </w:rPr>
+    </w:lvl>
+    <w:lvl w:ilvl="8" w:tentative="1">
+      <w:start w:val="1"/>
+      <w:numFmt w:val="bullet"/>
+      <w:lvlText w:val=""/>
+      <w:lvlJc w:val="left"/>
+      <w:pPr>
+        <w:tabs>
+          <w:tab w:val="num" w:pos="6480"/>
+        </w:tabs>
+        <w:ind w:left="6480" w:hanging="360"/>
+      </w:pPr>
+      <w:rPr>
+        <w:rFonts w:ascii="Wingdings" w:hAnsi="Wingdings" w:hint="default"/>
+        <w:sz w:val="20"/>
+      </w:rPr>
+    </w:lvl>
+  </w:abstractNum>
+  <w:abstractNum w:abstractNumId="20" w15:restartNumberingAfterBreak="0">
+    <w:nsid w:val="3BD3576C"/>
+    <w:multiLevelType w:val="multilevel"/>
+    <w:tmpl w:val="0D748744"/>
+    <w:lvl w:ilvl="0">
+      <w:start w:val="1"/>
+      <w:numFmt w:val="bullet"/>
+      <w:lvlText w:val=""/>
+      <w:lvlJc w:val="left"/>
+      <w:pPr>
+        <w:tabs>
+          <w:tab w:val="num" w:pos="720"/>
+        </w:tabs>
+        <w:ind w:left="720" w:hanging="360"/>
+      </w:pPr>
+      <w:rPr>
+        <w:rFonts w:ascii="Symbol" w:hAnsi="Symbol" w:hint="default"/>
+        <w:sz w:val="20"/>
+      </w:rPr>
+    </w:lvl>
+    <w:lvl w:ilvl="1" w:tentative="1">
+      <w:start w:val="1"/>
+      <w:numFmt w:val="bullet"/>
+      <w:lvlText w:val="o"/>
+      <w:lvlJc w:val="left"/>
+      <w:pPr>
+        <w:tabs>
+          <w:tab w:val="num" w:pos="1440"/>
+        </w:tabs>
+        <w:ind w:left="1440" w:hanging="360"/>
+      </w:pPr>
+      <w:rPr>
+        <w:rFonts w:ascii="Courier New" w:hAnsi="Courier New" w:hint="default"/>
+        <w:sz w:val="20"/>
+      </w:rPr>
+    </w:lvl>
+    <w:lvl w:ilvl="2" w:tentative="1">
+      <w:start w:val="1"/>
+      <w:numFmt w:val="bullet"/>
+      <w:lvlText w:val=""/>
+      <w:lvlJc w:val="left"/>
+      <w:pPr>
+        <w:tabs>
+          <w:tab w:val="num" w:pos="2160"/>
+        </w:tabs>
+        <w:ind w:left="2160" w:hanging="360"/>
+      </w:pPr>
+      <w:rPr>
+        <w:rFonts w:ascii="Wingdings" w:hAnsi="Wingdings" w:hint="default"/>
+        <w:sz w:val="20"/>
+      </w:rPr>
+    </w:lvl>
+    <w:lvl w:ilvl="3" w:tentative="1">
+      <w:start w:val="1"/>
+      <w:numFmt w:val="bullet"/>
+      <w:lvlText w:val=""/>
+      <w:lvlJc w:val="left"/>
+      <w:pPr>
+        <w:tabs>
+          <w:tab w:val="num" w:pos="2880"/>
+        </w:tabs>
+        <w:ind w:left="2880" w:hanging="360"/>
+      </w:pPr>
+      <w:rPr>
+        <w:rFonts w:ascii="Wingdings" w:hAnsi="Wingdings" w:hint="default"/>
+        <w:sz w:val="20"/>
+      </w:rPr>
+    </w:lvl>
+    <w:lvl w:ilvl="4" w:tentative="1">
+      <w:start w:val="1"/>
+      <w:numFmt w:val="bullet"/>
+      <w:lvlText w:val=""/>
+      <w:lvlJc w:val="left"/>
+      <w:pPr>
+        <w:tabs>
+          <w:tab w:val="num" w:pos="3600"/>
+        </w:tabs>
+        <w:ind w:left="3600" w:hanging="360"/>
+      </w:pPr>
+      <w:rPr>
+        <w:rFonts w:ascii="Wingdings" w:hAnsi="Wingdings" w:hint="default"/>
+        <w:sz w:val="20"/>
+      </w:rPr>
+    </w:lvl>
+    <w:lvl w:ilvl="5" w:tentative="1">
+      <w:start w:val="1"/>
+      <w:numFmt w:val="bullet"/>
+      <w:lvlText w:val=""/>
+      <w:lvlJc w:val="left"/>
+      <w:pPr>
+        <w:tabs>
+          <w:tab w:val="num" w:pos="4320"/>
+        </w:tabs>
+        <w:ind w:left="4320" w:hanging="360"/>
+      </w:pPr>
+      <w:rPr>
+        <w:rFonts w:ascii="Wingdings" w:hAnsi="Wingdings" w:hint="default"/>
+        <w:sz w:val="20"/>
+      </w:rPr>
+    </w:lvl>
+    <w:lvl w:ilvl="6" w:tentative="1">
+      <w:start w:val="1"/>
+      <w:numFmt w:val="bullet"/>
+      <w:lvlText w:val=""/>
+      <w:lvlJc w:val="left"/>
+      <w:pPr>
+        <w:tabs>
+          <w:tab w:val="num" w:pos="5040"/>
+        </w:tabs>
+        <w:ind w:left="5040" w:hanging="360"/>
+      </w:pPr>
+      <w:rPr>
+        <w:rFonts w:ascii="Wingdings" w:hAnsi="Wingdings" w:hint="default"/>
+        <w:sz w:val="20"/>
+      </w:rPr>
+    </w:lvl>
+    <w:lvl w:ilvl="7" w:tentative="1">
+      <w:start w:val="1"/>
+      <w:numFmt w:val="bullet"/>
+      <w:lvlText w:val=""/>
+      <w:lvlJc w:val="left"/>
+      <w:pPr>
+        <w:tabs>
+          <w:tab w:val="num" w:pos="5760"/>
+        </w:tabs>
+        <w:ind w:left="5760" w:hanging="360"/>
+      </w:pPr>
+      <w:rPr>
+        <w:rFonts w:ascii="Wingdings" w:hAnsi="Wingdings" w:hint="default"/>
+        <w:sz w:val="20"/>
+      </w:rPr>
+    </w:lvl>
+    <w:lvl w:ilvl="8" w:tentative="1">
+      <w:start w:val="1"/>
+      <w:numFmt w:val="bullet"/>
+      <w:lvlText w:val=""/>
+      <w:lvlJc w:val="left"/>
+      <w:pPr>
+        <w:tabs>
+          <w:tab w:val="num" w:pos="6480"/>
+        </w:tabs>
+        <w:ind w:left="6480" w:hanging="360"/>
+      </w:pPr>
+      <w:rPr>
+        <w:rFonts w:ascii="Wingdings" w:hAnsi="Wingdings" w:hint="default"/>
+        <w:sz w:val="20"/>
+      </w:rPr>
+    </w:lvl>
+  </w:abstractNum>
+  <w:abstractNum w:abstractNumId="21" w15:restartNumberingAfterBreak="0">
     <w:nsid w:val="3C48633D"/>
     <w:multiLevelType w:val="multilevel"/>
     <w:tmpl w:val="C2582D52"/>
@@ -8375,7 +9877,7 @@
       </w:rPr>
     </w:lvl>
   </w:abstractNum>
-  <w:abstractNum w:abstractNumId="17" w15:restartNumberingAfterBreak="0">
+  <w:abstractNum w:abstractNumId="22" w15:restartNumberingAfterBreak="0">
     <w:nsid w:val="4A9C1995"/>
     <w:multiLevelType w:val="multilevel"/>
     <w:tmpl w:val="0409001F"/>
@@ -8461,7 +9963,7 @@
       </w:pPr>
     </w:lvl>
   </w:abstractNum>
-  <w:abstractNum w:abstractNumId="18" w15:restartNumberingAfterBreak="0">
+  <w:abstractNum w:abstractNumId="23" w15:restartNumberingAfterBreak="0">
     <w:nsid w:val="4AF1355A"/>
     <w:multiLevelType w:val="multilevel"/>
     <w:tmpl w:val="D8CA78CE"/>
@@ -8610,7 +10112,7 @@
       </w:rPr>
     </w:lvl>
   </w:abstractNum>
-  <w:abstractNum w:abstractNumId="19" w15:restartNumberingAfterBreak="0">
+  <w:abstractNum w:abstractNumId="24" w15:restartNumberingAfterBreak="0">
     <w:nsid w:val="50046CE2"/>
     <w:multiLevelType w:val="multilevel"/>
     <w:tmpl w:val="3E2EBE00"/>
@@ -8696,7 +10198,7 @@
       </w:pPr>
     </w:lvl>
   </w:abstractNum>
-  <w:abstractNum w:abstractNumId="20" w15:restartNumberingAfterBreak="0">
+  <w:abstractNum w:abstractNumId="25" w15:restartNumberingAfterBreak="0">
     <w:nsid w:val="516B4F91"/>
     <w:multiLevelType w:val="multilevel"/>
     <w:tmpl w:val="4B9C0714"/>
@@ -8845,7 +10347,7 @@
       </w:rPr>
     </w:lvl>
   </w:abstractNum>
-  <w:abstractNum w:abstractNumId="21" w15:restartNumberingAfterBreak="0">
+  <w:abstractNum w:abstractNumId="26" w15:restartNumberingAfterBreak="0">
     <w:nsid w:val="57AB10A4"/>
     <w:multiLevelType w:val="multilevel"/>
     <w:tmpl w:val="1758D0A6"/>
@@ -8994,7 +10496,7 @@
       </w:rPr>
     </w:lvl>
   </w:abstractNum>
-  <w:abstractNum w:abstractNumId="22" w15:restartNumberingAfterBreak="0">
+  <w:abstractNum w:abstractNumId="27" w15:restartNumberingAfterBreak="0">
     <w:nsid w:val="59FE2A34"/>
     <w:multiLevelType w:val="multilevel"/>
     <w:tmpl w:val="0409001F"/>
@@ -9080,7 +10582,7 @@
       </w:pPr>
     </w:lvl>
   </w:abstractNum>
-  <w:abstractNum w:abstractNumId="23" w15:restartNumberingAfterBreak="0">
+  <w:abstractNum w:abstractNumId="28" w15:restartNumberingAfterBreak="0">
     <w:nsid w:val="5A3E352A"/>
     <w:multiLevelType w:val="hybridMultilevel"/>
     <w:tmpl w:val="C8C00C34"/>
@@ -9169,7 +10671,156 @@
       </w:pPr>
     </w:lvl>
   </w:abstractNum>
-  <w:abstractNum w:abstractNumId="24" w15:restartNumberingAfterBreak="0">
+  <w:abstractNum w:abstractNumId="29" w15:restartNumberingAfterBreak="0">
+    <w:nsid w:val="5D960A86"/>
+    <w:multiLevelType w:val="multilevel"/>
+    <w:tmpl w:val="C472FD4A"/>
+    <w:lvl w:ilvl="0">
+      <w:start w:val="1"/>
+      <w:numFmt w:val="bullet"/>
+      <w:lvlText w:val=""/>
+      <w:lvlJc w:val="left"/>
+      <w:pPr>
+        <w:tabs>
+          <w:tab w:val="num" w:pos="720"/>
+        </w:tabs>
+        <w:ind w:left="720" w:hanging="360"/>
+      </w:pPr>
+      <w:rPr>
+        <w:rFonts w:ascii="Symbol" w:hAnsi="Symbol" w:hint="default"/>
+        <w:sz w:val="20"/>
+      </w:rPr>
+    </w:lvl>
+    <w:lvl w:ilvl="1" w:tentative="1">
+      <w:start w:val="1"/>
+      <w:numFmt w:val="bullet"/>
+      <w:lvlText w:val="o"/>
+      <w:lvlJc w:val="left"/>
+      <w:pPr>
+        <w:tabs>
+          <w:tab w:val="num" w:pos="1440"/>
+        </w:tabs>
+        <w:ind w:left="1440" w:hanging="360"/>
+      </w:pPr>
+      <w:rPr>
+        <w:rFonts w:ascii="Courier New" w:hAnsi="Courier New" w:hint="default"/>
+        <w:sz w:val="20"/>
+      </w:rPr>
+    </w:lvl>
+    <w:lvl w:ilvl="2" w:tentative="1">
+      <w:start w:val="1"/>
+      <w:numFmt w:val="bullet"/>
+      <w:lvlText w:val=""/>
+      <w:lvlJc w:val="left"/>
+      <w:pPr>
+        <w:tabs>
+          <w:tab w:val="num" w:pos="2160"/>
+        </w:tabs>
+        <w:ind w:left="2160" w:hanging="360"/>
+      </w:pPr>
+      <w:rPr>
+        <w:rFonts w:ascii="Wingdings" w:hAnsi="Wingdings" w:hint="default"/>
+        <w:sz w:val="20"/>
+      </w:rPr>
+    </w:lvl>
+    <w:lvl w:ilvl="3" w:tentative="1">
+      <w:start w:val="1"/>
+      <w:numFmt w:val="bullet"/>
+      <w:lvlText w:val=""/>
+      <w:lvlJc w:val="left"/>
+      <w:pPr>
+        <w:tabs>
+          <w:tab w:val="num" w:pos="2880"/>
+        </w:tabs>
+        <w:ind w:left="2880" w:hanging="360"/>
+      </w:pPr>
+      <w:rPr>
+        <w:rFonts w:ascii="Wingdings" w:hAnsi="Wingdings" w:hint="default"/>
+        <w:sz w:val="20"/>
+      </w:rPr>
+    </w:lvl>
+    <w:lvl w:ilvl="4" w:tentative="1">
+      <w:start w:val="1"/>
+      <w:numFmt w:val="bullet"/>
+      <w:lvlText w:val=""/>
+      <w:lvlJc w:val="left"/>
+      <w:pPr>
+        <w:tabs>
+          <w:tab w:val="num" w:pos="3600"/>
+        </w:tabs>
+        <w:ind w:left="3600" w:hanging="360"/>
+      </w:pPr>
+      <w:rPr>
+        <w:rFonts w:ascii="Wingdings" w:hAnsi="Wingdings" w:hint="default"/>
+        <w:sz w:val="20"/>
+      </w:rPr>
+    </w:lvl>
+    <w:lvl w:ilvl="5" w:tentative="1">
+      <w:start w:val="1"/>
+      <w:numFmt w:val="bullet"/>
+      <w:lvlText w:val=""/>
+      <w:lvlJc w:val="left"/>
+      <w:pPr>
+        <w:tabs>
+          <w:tab w:val="num" w:pos="4320"/>
+        </w:tabs>
+        <w:ind w:left="4320" w:hanging="360"/>
+      </w:pPr>
+      <w:rPr>
+        <w:rFonts w:ascii="Wingdings" w:hAnsi="Wingdings" w:hint="default"/>
+        <w:sz w:val="20"/>
+      </w:rPr>
+    </w:lvl>
+    <w:lvl w:ilvl="6" w:tentative="1">
+      <w:start w:val="1"/>
+      <w:numFmt w:val="bullet"/>
+      <w:lvlText w:val=""/>
+      <w:lvlJc w:val="left"/>
+      <w:pPr>
+        <w:tabs>
+          <w:tab w:val="num" w:pos="5040"/>
+        </w:tabs>
+        <w:ind w:left="5040" w:hanging="360"/>
+      </w:pPr>
+      <w:rPr>
+        <w:rFonts w:ascii="Wingdings" w:hAnsi="Wingdings" w:hint="default"/>
+        <w:sz w:val="20"/>
+      </w:rPr>
+    </w:lvl>
+    <w:lvl w:ilvl="7" w:tentative="1">
+      <w:start w:val="1"/>
+      <w:numFmt w:val="bullet"/>
+      <w:lvlText w:val=""/>
+      <w:lvlJc w:val="left"/>
+      <w:pPr>
+        <w:tabs>
+          <w:tab w:val="num" w:pos="5760"/>
+        </w:tabs>
+        <w:ind w:left="5760" w:hanging="360"/>
+      </w:pPr>
+      <w:rPr>
+        <w:rFonts w:ascii="Wingdings" w:hAnsi="Wingdings" w:hint="default"/>
+        <w:sz w:val="20"/>
+      </w:rPr>
+    </w:lvl>
+    <w:lvl w:ilvl="8" w:tentative="1">
+      <w:start w:val="1"/>
+      <w:numFmt w:val="bullet"/>
+      <w:lvlText w:val=""/>
+      <w:lvlJc w:val="left"/>
+      <w:pPr>
+        <w:tabs>
+          <w:tab w:val="num" w:pos="6480"/>
+        </w:tabs>
+        <w:ind w:left="6480" w:hanging="360"/>
+      </w:pPr>
+      <w:rPr>
+        <w:rFonts w:ascii="Wingdings" w:hAnsi="Wingdings" w:hint="default"/>
+        <w:sz w:val="20"/>
+      </w:rPr>
+    </w:lvl>
+  </w:abstractNum>
+  <w:abstractNum w:abstractNumId="30" w15:restartNumberingAfterBreak="0">
     <w:nsid w:val="5FD127B6"/>
     <w:multiLevelType w:val="multilevel"/>
     <w:tmpl w:val="3E2EBE00"/>
@@ -9255,7 +10906,7 @@
       </w:pPr>
     </w:lvl>
   </w:abstractNum>
-  <w:abstractNum w:abstractNumId="25" w15:restartNumberingAfterBreak="0">
+  <w:abstractNum w:abstractNumId="31" w15:restartNumberingAfterBreak="0">
     <w:nsid w:val="65B23317"/>
     <w:multiLevelType w:val="hybridMultilevel"/>
     <w:tmpl w:val="80F851C8"/>
@@ -9341,7 +10992,7 @@
       </w:pPr>
     </w:lvl>
   </w:abstractNum>
-  <w:abstractNum w:abstractNumId="26" w15:restartNumberingAfterBreak="0">
+  <w:abstractNum w:abstractNumId="32" w15:restartNumberingAfterBreak="0">
     <w:nsid w:val="677E2A84"/>
     <w:multiLevelType w:val="multilevel"/>
     <w:tmpl w:val="5FB620DA"/>
@@ -9454,7 +11105,7 @@
       </w:rPr>
     </w:lvl>
   </w:abstractNum>
-  <w:abstractNum w:abstractNumId="27" w15:restartNumberingAfterBreak="0">
+  <w:abstractNum w:abstractNumId="33" w15:restartNumberingAfterBreak="0">
     <w:nsid w:val="75F04B39"/>
     <w:multiLevelType w:val="multilevel"/>
     <w:tmpl w:val="0409001F"/>
@@ -9540,7 +11191,7 @@
       </w:pPr>
     </w:lvl>
   </w:abstractNum>
-  <w:abstractNum w:abstractNumId="28" w15:restartNumberingAfterBreak="0">
+  <w:abstractNum w:abstractNumId="34" w15:restartNumberingAfterBreak="0">
     <w:nsid w:val="76C40BC0"/>
     <w:multiLevelType w:val="multilevel"/>
     <w:tmpl w:val="0409001F"/>
@@ -9627,91 +11278,109 @@
     </w:lvl>
   </w:abstractNum>
   <w:num w:numId="1" w16cid:durableId="477914684">
-    <w:abstractNumId w:val="19"/>
+    <w:abstractNumId w:val="24"/>
   </w:num>
   <w:num w:numId="2" w16cid:durableId="1102722950">
-    <w:abstractNumId w:val="23"/>
+    <w:abstractNumId w:val="28"/>
   </w:num>
   <w:num w:numId="3" w16cid:durableId="1587685630">
-    <w:abstractNumId w:val="22"/>
+    <w:abstractNumId w:val="27"/>
   </w:num>
   <w:num w:numId="4" w16cid:durableId="607736040">
-    <w:abstractNumId w:val="11"/>
+    <w:abstractNumId w:val="14"/>
   </w:num>
   <w:num w:numId="5" w16cid:durableId="576013889">
     <w:abstractNumId w:val="1"/>
   </w:num>
   <w:num w:numId="6" w16cid:durableId="1138378299">
-    <w:abstractNumId w:val="28"/>
+    <w:abstractNumId w:val="34"/>
   </w:num>
   <w:num w:numId="7" w16cid:durableId="1755086100">
-    <w:abstractNumId w:val="12"/>
+    <w:abstractNumId w:val="15"/>
   </w:num>
   <w:num w:numId="8" w16cid:durableId="12269446">
-    <w:abstractNumId w:val="17"/>
+    <w:abstractNumId w:val="22"/>
   </w:num>
   <w:num w:numId="9" w16cid:durableId="1012802108">
+    <w:abstractNumId w:val="5"/>
+  </w:num>
+  <w:num w:numId="10" w16cid:durableId="263000947">
+    <w:abstractNumId w:val="30"/>
+  </w:num>
+  <w:num w:numId="11" w16cid:durableId="1886019950">
     <w:abstractNumId w:val="4"/>
   </w:num>
-  <w:num w:numId="10" w16cid:durableId="263000947">
-    <w:abstractNumId w:val="24"/>
+  <w:num w:numId="12" w16cid:durableId="1661082805">
+    <w:abstractNumId w:val="7"/>
   </w:num>
-  <w:num w:numId="11" w16cid:durableId="1886019950">
-    <w:abstractNumId w:val="3"/>
-  </w:num>
-  <w:num w:numId="12" w16cid:durableId="1661082805">
+  <w:num w:numId="13" w16cid:durableId="66612287">
     <w:abstractNumId w:val="6"/>
   </w:num>
-  <w:num w:numId="13" w16cid:durableId="66612287">
-    <w:abstractNumId w:val="5"/>
-  </w:num>
   <w:num w:numId="14" w16cid:durableId="1369717773">
-    <w:abstractNumId w:val="27"/>
+    <w:abstractNumId w:val="33"/>
   </w:num>
   <w:num w:numId="15" w16cid:durableId="49430305">
-    <w:abstractNumId w:val="13"/>
+    <w:abstractNumId w:val="16"/>
   </w:num>
   <w:num w:numId="16" w16cid:durableId="1458335343">
-    <w:abstractNumId w:val="26"/>
+    <w:abstractNumId w:val="32"/>
   </w:num>
   <w:num w:numId="17" w16cid:durableId="1118985025">
     <w:abstractNumId w:val="0"/>
   </w:num>
   <w:num w:numId="18" w16cid:durableId="1501501156">
-    <w:abstractNumId w:val="14"/>
+    <w:abstractNumId w:val="17"/>
   </w:num>
   <w:num w:numId="19" w16cid:durableId="2144927756">
+    <w:abstractNumId w:val="26"/>
+  </w:num>
+  <w:num w:numId="20" w16cid:durableId="1457023640">
+    <w:abstractNumId w:val="18"/>
+  </w:num>
+  <w:num w:numId="21" w16cid:durableId="703136961">
+    <w:abstractNumId w:val="13"/>
+  </w:num>
+  <w:num w:numId="22" w16cid:durableId="940794712">
+    <w:abstractNumId w:val="8"/>
+  </w:num>
+  <w:num w:numId="23" w16cid:durableId="925960883">
+    <w:abstractNumId w:val="3"/>
+  </w:num>
+  <w:num w:numId="24" w16cid:durableId="868837131">
+    <w:abstractNumId w:val="11"/>
+  </w:num>
+  <w:num w:numId="25" w16cid:durableId="1841433784">
+    <w:abstractNumId w:val="23"/>
+  </w:num>
+  <w:num w:numId="26" w16cid:durableId="904875051">
+    <w:abstractNumId w:val="12"/>
+  </w:num>
+  <w:num w:numId="27" w16cid:durableId="2062947571">
     <w:abstractNumId w:val="21"/>
   </w:num>
-  <w:num w:numId="20" w16cid:durableId="1457023640">
-    <w:abstractNumId w:val="15"/>
+  <w:num w:numId="28" w16cid:durableId="1899776725">
+    <w:abstractNumId w:val="25"/>
   </w:num>
-  <w:num w:numId="21" w16cid:durableId="703136961">
-    <w:abstractNumId w:val="10"/>
+  <w:num w:numId="29" w16cid:durableId="1652560762">
+    <w:abstractNumId w:val="31"/>
   </w:num>
-  <w:num w:numId="22" w16cid:durableId="940794712">
-    <w:abstractNumId w:val="7"/>
+  <w:num w:numId="30" w16cid:durableId="1776171644">
+    <w:abstractNumId w:val="20"/>
   </w:num>
-  <w:num w:numId="23" w16cid:durableId="925960883">
+  <w:num w:numId="31" w16cid:durableId="1100443408">
+    <w:abstractNumId w:val="29"/>
+  </w:num>
+  <w:num w:numId="32" w16cid:durableId="1461991983">
     <w:abstractNumId w:val="2"/>
   </w:num>
-  <w:num w:numId="24" w16cid:durableId="868837131">
-    <w:abstractNumId w:val="8"/>
-  </w:num>
-  <w:num w:numId="25" w16cid:durableId="1841433784">
-    <w:abstractNumId w:val="18"/>
-  </w:num>
-  <w:num w:numId="26" w16cid:durableId="904875051">
+  <w:num w:numId="33" w16cid:durableId="1566182328">
     <w:abstractNumId w:val="9"/>
   </w:num>
-  <w:num w:numId="27" w16cid:durableId="2062947571">
-    <w:abstractNumId w:val="16"/>
+  <w:num w:numId="34" w16cid:durableId="236405507">
+    <w:abstractNumId w:val="19"/>
   </w:num>
-  <w:num w:numId="28" w16cid:durableId="1899776725">
-    <w:abstractNumId w:val="20"/>
-  </w:num>
-  <w:num w:numId="29" w16cid:durableId="1652560762">
-    <w:abstractNumId w:val="25"/>
+  <w:num w:numId="35" w16cid:durableId="1945117131">
+    <w:abstractNumId w:val="10"/>
   </w:num>
 </w:numbering>
 </file>
@@ -10319,7 +11988,6 @@
   <w:style w:type="character" w:default="1" w:styleId="DefaultParagraphFont">
     <w:name w:val="Default Paragraph Font"/>
     <w:uiPriority w:val="1"/>
-    <w:semiHidden/>
     <w:unhideWhenUsed/>
   </w:style>
   <w:style w:type="table" w:default="1" w:styleId="TableNormal">

--- a/ST_M2_Draft.docx
+++ b/ST_M2_Draft.docx
@@ -517,6 +517,7 @@
           <w:docPartUnique/>
         </w:docPartObj>
       </w:sdtPr>
+      <w:sdtEndPr/>
       <w:sdtContent>
         <w:p>
           <w:pPr>
@@ -6122,16 +6123,16 @@
       <w:pPr>
         <w:rPr>
           <w:rFonts w:asciiTheme="majorBidi" w:hAnsiTheme="majorBidi" w:cstheme="majorBidi"/>
-          <w:sz w:val="24"/>
-          <w:szCs w:val="24"/>
-          <w:lang w:val="en-GB"/>
-        </w:rPr>
-      </w:pPr>
-      <w:r>
-        <w:rPr>
-          <w:rFonts w:asciiTheme="majorBidi" w:hAnsiTheme="majorBidi" w:cstheme="majorBidi"/>
-          <w:sz w:val="24"/>
-          <w:szCs w:val="24"/>
+          <w:sz w:val="28"/>
+          <w:szCs w:val="28"/>
+          <w:lang w:val="en-GB"/>
+        </w:rPr>
+      </w:pPr>
+      <w:r>
+        <w:rPr>
+          <w:rFonts w:asciiTheme="majorBidi" w:hAnsiTheme="majorBidi" w:cstheme="majorBidi"/>
+          <w:sz w:val="28"/>
+          <w:szCs w:val="28"/>
           <w:lang w:val="en-GB"/>
         </w:rPr>
         <w:t>11. References</w:t>
@@ -7146,6 +7147,7 @@
         <w:docPartUnique/>
       </w:docPartObj>
     </w:sdtPr>
+    <w:sdtEndPr/>
     <w:sdtContent>
       <w:p>
         <w:pPr>

--- a/ST_M2_Draft.docx
+++ b/ST_M2_Draft.docx
@@ -336,7 +336,6 @@
           <w:szCs w:val="28"/>
         </w:rPr>
       </w:pPr>
-      <w:proofErr w:type="gramStart"/>
       <w:r>
         <w:rPr>
           <w:rFonts w:asciiTheme="majorBidi" w:hAnsiTheme="majorBidi" w:cstheme="majorBidi"/>
@@ -347,7 +346,6 @@
         </w:rPr>
         <w:t>by</w:t>
       </w:r>
-      <w:proofErr w:type="gramEnd"/>
     </w:p>
     <w:p>
       <w:pPr>
@@ -517,7 +515,6 @@
           <w:docPartUnique/>
         </w:docPartObj>
       </w:sdtPr>
-      <w:sdtEndPr/>
       <w:sdtContent>
         <w:p>
           <w:pPr>
@@ -2221,7 +2218,6 @@
                 <w:lang w:val="en-GB"/>
               </w:rPr>
             </w:pPr>
-            <w:proofErr w:type="spellStart"/>
             <w:r>
               <w:rPr>
                 <w:rFonts w:asciiTheme="majorBidi" w:hAnsiTheme="majorBidi" w:cstheme="majorBidi"/>
@@ -2229,29 +2225,8 @@
                 <w:szCs w:val="24"/>
                 <w:lang w:val="en-GB"/>
               </w:rPr>
-              <w:t>SHapley</w:t>
-            </w:r>
-            <w:proofErr w:type="spellEnd"/>
-            <w:r>
-              <w:rPr>
-                <w:rFonts w:asciiTheme="majorBidi" w:hAnsiTheme="majorBidi" w:cstheme="majorBidi"/>
-                <w:sz w:val="24"/>
-                <w:szCs w:val="24"/>
-                <w:lang w:val="en-GB"/>
-              </w:rPr>
-              <w:t xml:space="preserve"> Additive </w:t>
-            </w:r>
-            <w:proofErr w:type="spellStart"/>
-            <w:r>
-              <w:rPr>
-                <w:rFonts w:asciiTheme="majorBidi" w:hAnsiTheme="majorBidi" w:cstheme="majorBidi"/>
-                <w:sz w:val="24"/>
-                <w:szCs w:val="24"/>
-                <w:lang w:val="en-GB"/>
-              </w:rPr>
-              <w:t>exPlanations</w:t>
-            </w:r>
-            <w:proofErr w:type="spellEnd"/>
+              <w:t>SHapley Additive exPlanations</w:t>
+            </w:r>
           </w:p>
         </w:tc>
       </w:tr>
@@ -3452,27 +3427,7 @@
           <w:szCs w:val="24"/>
           <w:lang w:val="en-GB"/>
         </w:rPr>
-        <w:t xml:space="preserve">This systematic </w:t>
-      </w:r>
-      <w:proofErr w:type="gramStart"/>
-      <w:r>
-        <w:rPr>
-          <w:rFonts w:asciiTheme="majorBidi" w:hAnsiTheme="majorBidi" w:cstheme="majorBidi"/>
-          <w:sz w:val="24"/>
-          <w:szCs w:val="24"/>
-          <w:lang w:val="en-GB"/>
-        </w:rPr>
-        <w:t>review[</w:t>
-      </w:r>
-      <w:proofErr w:type="gramEnd"/>
-      <w:r>
-        <w:rPr>
-          <w:rFonts w:asciiTheme="majorBidi" w:hAnsiTheme="majorBidi" w:cstheme="majorBidi"/>
-          <w:sz w:val="24"/>
-          <w:szCs w:val="24"/>
-          <w:lang w:val="en-GB"/>
-        </w:rPr>
-        <w:t>2], provided a comprehensive analysis of 62 peer-reviewed studies published between 2018 and 2025. The review focused on the integration of XAI techniques within CDSSs across vital fields such as radiology, oncology, and neurology. The findings revealed a clear dominance of SHAP and LIME methods in handling structured tabular data, while Grad-CAM emerged as the primary tool for medical image analysis.</w:t>
+        <w:t>This systematic review[2], provided a comprehensive analysis of 62 peer-reviewed studies published between 2018 and 2025. The review focused on the integration of XAI techniques within CDSSs across vital fields such as radiology, oncology, and neurology. The findings revealed a clear dominance of SHAP and LIME methods in handling structured tabular data, while Grad-CAM emerged as the primary tool for medical image analysis.</w:t>
       </w:r>
     </w:p>
     <w:p>
@@ -3493,27 +3448,7 @@
           <w:szCs w:val="24"/>
           <w:lang w:val="en-GB"/>
         </w:rPr>
-        <w:t xml:space="preserve">On the technical front, the reviewed studies utilized diverse architectural frameworks; CNNs led in medical imaging, while tree-based models such as </w:t>
-      </w:r>
-      <w:proofErr w:type="spellStart"/>
-      <w:r>
-        <w:rPr>
-          <w:rFonts w:asciiTheme="majorBidi" w:hAnsiTheme="majorBidi" w:cstheme="majorBidi"/>
-          <w:sz w:val="24"/>
-          <w:szCs w:val="24"/>
-          <w:lang w:val="en-GB"/>
-        </w:rPr>
-        <w:t>XGBoost</w:t>
-      </w:r>
-      <w:proofErr w:type="spellEnd"/>
-      <w:r>
-        <w:rPr>
-          <w:rFonts w:asciiTheme="majorBidi" w:hAnsiTheme="majorBidi" w:cstheme="majorBidi"/>
-          <w:sz w:val="24"/>
-          <w:szCs w:val="24"/>
-          <w:lang w:val="en-GB"/>
-        </w:rPr>
-        <w:t xml:space="preserve"> and Random Forest were most frequently used for analysing tabular EHR data. Additionally, Transformers and RNNs were prominent in interpreting temporal and textual clinical data. These models achieved strong performance with a median accuracy of 86.4% and a median AUC of 0.87. Parallel to predictive accuracy, several studies focused on "explanation quality" metrics such as Fidelity, Consistency, and Spatial Localization Accuracy.</w:t>
+        <w:t>On the technical front, the reviewed studies utilized diverse architectural frameworks; CNNs led in medical imaging, while tree-based models such as XGBoost and Random Forest were most frequently used for analysing tabular EHR data. Additionally, Transformers and RNNs were prominent in interpreting temporal and textual clinical data. These models achieved strong performance with a median accuracy of 86.4% and a median AUC of 0.87. Parallel to predictive accuracy, several studies focused on "explanation quality" metrics such as Fidelity, Consistency, and Spatial Localization Accuracy.</w:t>
       </w:r>
     </w:p>
     <w:p>
@@ -3618,25 +3553,14 @@
         </w:rPr>
         <w:t>Residual Network (</w:t>
       </w:r>
-      <w:proofErr w:type="spellStart"/>
-      <w:r>
-        <w:rPr>
-          <w:rFonts w:asciiTheme="majorBidi" w:hAnsiTheme="majorBidi" w:cstheme="majorBidi"/>
-          <w:sz w:val="24"/>
-          <w:szCs w:val="24"/>
-          <w:lang w:val="en-GB"/>
-        </w:rPr>
-        <w:t>ResNet</w:t>
-      </w:r>
-      <w:proofErr w:type="spellEnd"/>
-      <w:r>
-        <w:rPr>
-          <w:rFonts w:asciiTheme="majorBidi" w:hAnsiTheme="majorBidi" w:cstheme="majorBidi"/>
-          <w:sz w:val="24"/>
-          <w:szCs w:val="24"/>
-          <w:lang w:val="en-GB"/>
-        </w:rPr>
-        <w:t xml:space="preserve">), </w:t>
+      <w:r>
+        <w:rPr>
+          <w:rFonts w:asciiTheme="majorBidi" w:hAnsiTheme="majorBidi" w:cstheme="majorBidi"/>
+          <w:sz w:val="24"/>
+          <w:szCs w:val="24"/>
+          <w:lang w:val="en-GB"/>
+        </w:rPr>
+        <w:t xml:space="preserve">ResNet), </w:t>
       </w:r>
       <w:r>
         <w:rPr>
@@ -3653,38 +3577,7 @@
           <w:szCs w:val="24"/>
           <w:lang w:val="en-GB"/>
         </w:rPr>
-        <w:t xml:space="preserve">U-Net), and </w:t>
-      </w:r>
-      <w:proofErr w:type="spellStart"/>
-      <w:proofErr w:type="gramStart"/>
-      <w:r>
-        <w:rPr>
-          <w:rFonts w:asciiTheme="majorBidi" w:hAnsiTheme="majorBidi" w:cstheme="majorBidi"/>
-          <w:sz w:val="24"/>
-          <w:szCs w:val="24"/>
-          <w:lang w:val="en-GB"/>
-        </w:rPr>
-        <w:t>MobileNet</w:t>
-      </w:r>
-      <w:proofErr w:type="spellEnd"/>
-      <w:r>
-        <w:rPr>
-          <w:rFonts w:asciiTheme="majorBidi" w:hAnsiTheme="majorBidi" w:cstheme="majorBidi"/>
-          <w:sz w:val="24"/>
-          <w:szCs w:val="24"/>
-          <w:lang w:val="en-GB"/>
-        </w:rPr>
-        <w:t xml:space="preserve"> ,as</w:t>
-      </w:r>
-      <w:proofErr w:type="gramEnd"/>
-      <w:r>
-        <w:rPr>
-          <w:rFonts w:asciiTheme="majorBidi" w:hAnsiTheme="majorBidi" w:cstheme="majorBidi"/>
-          <w:sz w:val="24"/>
-          <w:szCs w:val="24"/>
-          <w:lang w:val="en-GB"/>
-        </w:rPr>
-        <w:t xml:space="preserve"> well as GNN.</w:t>
+        <w:t>U-Net), and MobileNet ,as well as GNN.</w:t>
       </w:r>
     </w:p>
     <w:p>
@@ -4043,27 +3936,7 @@
           <w:szCs w:val="24"/>
           <w:highlight w:val="green"/>
         </w:rPr>
-        <w:t>The primary objective of this project is to bridge the "Black-Box" transparency gap in clinical AI by evaluating the efficiency and latency of next-generation XAI tools (</w:t>
-      </w:r>
-      <w:proofErr w:type="spellStart"/>
-      <w:r>
-        <w:rPr>
-          <w:rFonts w:asciiTheme="majorBidi" w:hAnsiTheme="majorBidi" w:cstheme="majorBidi"/>
-          <w:sz w:val="24"/>
-          <w:szCs w:val="24"/>
-          <w:highlight w:val="green"/>
-        </w:rPr>
-        <w:t>Captum</w:t>
-      </w:r>
-      <w:proofErr w:type="spellEnd"/>
-      <w:r>
-        <w:rPr>
-          <w:rFonts w:asciiTheme="majorBidi" w:hAnsiTheme="majorBidi" w:cstheme="majorBidi"/>
-          <w:sz w:val="24"/>
-          <w:szCs w:val="24"/>
-          <w:highlight w:val="green"/>
-        </w:rPr>
-        <w:t>) compared to traditional benchmarks (LIME and SHAP).</w:t>
+        <w:t>The primary objective of this project is to bridge the "Black-Box" transparency gap in clinical AI by evaluating the efficiency and latency of next-generation XAI tools (Captum) compared to traditional benchmarks (LIME and SHAP).</w:t>
       </w:r>
     </w:p>
     <w:p>
@@ -4112,58 +3985,8 @@
           <w:szCs w:val="24"/>
           <w:highlight w:val="green"/>
         </w:rPr>
-        <w:t xml:space="preserve">. Furthermore, we have implemented a comparative XAI pipeline to measure the computational latency and feature attribution quality of </w:t>
-      </w:r>
-      <w:proofErr w:type="spellStart"/>
-      <w:r>
-        <w:rPr>
-          <w:rFonts w:asciiTheme="majorBidi" w:hAnsiTheme="majorBidi" w:cstheme="majorBidi"/>
-          <w:sz w:val="24"/>
-          <w:szCs w:val="24"/>
-          <w:highlight w:val="green"/>
-        </w:rPr>
-        <w:t>Captum</w:t>
-      </w:r>
-      <w:proofErr w:type="spellEnd"/>
-      <w:r>
-        <w:rPr>
-          <w:rFonts w:asciiTheme="majorBidi" w:hAnsiTheme="majorBidi" w:cstheme="majorBidi"/>
-          <w:sz w:val="24"/>
-          <w:szCs w:val="24"/>
-          <w:highlight w:val="green"/>
-        </w:rPr>
-        <w:t xml:space="preserve">, SHAP, and LIME, proving </w:t>
-      </w:r>
-      <w:proofErr w:type="spellStart"/>
-      <w:r>
-        <w:rPr>
-          <w:rFonts w:asciiTheme="majorBidi" w:hAnsiTheme="majorBidi" w:cstheme="majorBidi"/>
-          <w:sz w:val="24"/>
-          <w:szCs w:val="24"/>
-          <w:highlight w:val="green"/>
-        </w:rPr>
-        <w:t>Captum’s</w:t>
-      </w:r>
-      <w:proofErr w:type="spellEnd"/>
-      <w:r>
-        <w:rPr>
-          <w:rFonts w:asciiTheme="majorBidi" w:hAnsiTheme="majorBidi" w:cstheme="majorBidi"/>
-          <w:sz w:val="24"/>
-          <w:szCs w:val="24"/>
-          <w:highlight w:val="green"/>
-        </w:rPr>
-        <w:t xml:space="preserve"> superiority in real-time clinical response.</w:t>
-      </w:r>
-    </w:p>
-    <w:p>
-      <w:pPr>
-        <w:rPr>
-          <w:rFonts w:asciiTheme="majorBidi" w:hAnsiTheme="majorBidi" w:cstheme="majorBidi"/>
-          <w:sz w:val="24"/>
-          <w:szCs w:val="24"/>
-          <w:lang w:val="en-GB"/>
-        </w:rPr>
-      </w:pPr>
+        <w:t>. Furthermore, we have implemented a comparative XAI pipeline to measure the computational latency and feature attribution quality of Captum, SHAP, and LIME, proving Captum’s superiority in real-time clinical response.</w:t>
+      </w:r>
     </w:p>
     <w:p>
       <w:pPr>
@@ -4181,6 +4004,7 @@
           <w:szCs w:val="28"/>
           <w:lang w:val="en-GB"/>
         </w:rPr>
+        <w:lastRenderedPageBreak/>
         <w:t>2. Problem Formulation</w:t>
       </w:r>
     </w:p>
@@ -4360,7 +4184,33 @@
           <w:rFonts w:asciiTheme="majorBidi" w:hAnsiTheme="majorBidi" w:cstheme="majorBidi"/>
           <w:highlight w:val="green"/>
         </w:rPr>
-        <w:t xml:space="preserve"> within the domain of Tabular Medical Data. The goal is to classify clinical samples into one of two categories: </w:t>
+        <w:t xml:space="preserve"> within the domain of Tabular Medical Data. The goal </w:t>
+      </w:r>
+      <w:commentRangeStart w:id="87"/>
+      <w:r>
+        <w:rPr>
+          <w:rFonts w:asciiTheme="majorBidi" w:hAnsiTheme="majorBidi" w:cstheme="majorBidi"/>
+          <w:highlight w:val="green"/>
+        </w:rPr>
+        <w:t xml:space="preserve">is </w:t>
+      </w:r>
+      <w:commentRangeEnd w:id="87"/>
+      <w:r>
+        <w:rPr>
+          <w:rStyle w:val="CommentReference"/>
+          <w:rFonts w:asciiTheme="majorBidi" w:hAnsiTheme="majorBidi" w:cstheme="majorBidi"/>
+          <w:sz w:val="22"/>
+          <w:szCs w:val="22"/>
+          <w:highlight w:val="green"/>
+        </w:rPr>
+        <w:commentReference w:id="87"/>
+      </w:r>
+      <w:r>
+        <w:rPr>
+          <w:rFonts w:asciiTheme="majorBidi" w:hAnsiTheme="majorBidi" w:cstheme="majorBidi"/>
+          <w:highlight w:val="green"/>
+        </w:rPr>
+        <w:t xml:space="preserve">to classify clinical samples into one of two categories: </w:t>
       </w:r>
       <w:r>
         <w:rPr>
@@ -4385,14 +4235,7 @@
           <w:bCs/>
           <w:highlight w:val="green"/>
         </w:rPr>
-        <w:t>Benign (1)</w:t>
-      </w:r>
-      <w:r>
-        <w:rPr>
-          <w:rFonts w:asciiTheme="majorBidi" w:hAnsiTheme="majorBidi" w:cstheme="majorBidi"/>
-          <w:highlight w:val="green"/>
-        </w:rPr>
-        <w:t>.</w:t>
+        <w:t>Benign (1</w:t>
       </w:r>
     </w:p>
     <w:p>
@@ -4517,7 +4360,6 @@
         </w:rPr>
         <w:t xml:space="preserve"> Standardized numerical tensors processed through a </w:t>
       </w:r>
-      <w:proofErr w:type="spellStart"/>
       <w:r>
         <w:rPr>
           <w:rFonts w:asciiTheme="majorBidi" w:hAnsiTheme="majorBidi" w:cstheme="majorBidi"/>
@@ -4529,7 +4371,6 @@
         </w:rPr>
         <w:t>StandardScaler</w:t>
       </w:r>
-      <w:proofErr w:type="spellEnd"/>
       <w:r>
         <w:rPr>
           <w:rFonts w:asciiTheme="majorBidi" w:hAnsiTheme="majorBidi" w:cstheme="majorBidi"/>
@@ -4617,27 +4458,9 @@
           <w:szCs w:val="24"/>
           <w:highlight w:val="green"/>
         </w:rPr>
-        <w:t>Interpretability Output:</w:t>
-      </w:r>
-      <w:r>
-        <w:rPr>
-          <w:rFonts w:asciiTheme="majorBidi" w:hAnsiTheme="majorBidi" w:cstheme="majorBidi"/>
-          <w:sz w:val="24"/>
-          <w:szCs w:val="24"/>
-          <w:highlight w:val="green"/>
-        </w:rPr>
-        <w:t xml:space="preserve"> A local attribution map (feature importance scores) explaining the logical reasoning behind the specific prediction.</w:t>
-      </w:r>
-    </w:p>
-    <w:p>
-      <w:pPr>
-        <w:rPr>
-          <w:rFonts w:asciiTheme="majorBidi" w:hAnsiTheme="majorBidi" w:cstheme="majorBidi"/>
-          <w:sz w:val="24"/>
-          <w:szCs w:val="24"/>
-          <w:highlight w:val="green"/>
-        </w:rPr>
-      </w:pPr>
+        <w:t xml:space="preserve">Interpretability </w:t>
+      </w:r>
+      <w:commentRangeStart w:id="88"/>
       <w:r>
         <w:rPr>
           <w:rFonts w:asciiTheme="majorBidi" w:hAnsiTheme="majorBidi" w:cstheme="majorBidi"/>
@@ -4647,7 +4470,86 @@
           <w:szCs w:val="24"/>
           <w:highlight w:val="green"/>
         </w:rPr>
-        <w:t>Success Criteria:</w:t>
+        <w:t>Output</w:t>
+      </w:r>
+      <w:commentRangeEnd w:id="88"/>
+      <w:r>
+        <w:rPr>
+          <w:rStyle w:val="CommentReference"/>
+          <w:rFonts w:asciiTheme="majorBidi" w:hAnsiTheme="majorBidi" w:cstheme="majorBidi"/>
+          <w:b/>
+          <w:bCs/>
+          <w:sz w:val="24"/>
+          <w:szCs w:val="24"/>
+          <w:highlight w:val="green"/>
+        </w:rPr>
+        <w:commentReference w:id="88"/>
+      </w:r>
+      <w:r>
+        <w:rPr>
+          <w:rFonts w:asciiTheme="majorBidi" w:hAnsiTheme="majorBidi" w:cstheme="majorBidi"/>
+          <w:b/>
+          <w:bCs/>
+          <w:sz w:val="24"/>
+          <w:szCs w:val="24"/>
+          <w:highlight w:val="green"/>
+        </w:rPr>
+        <w:t>:</w:t>
+      </w:r>
+      <w:r>
+        <w:rPr>
+          <w:rFonts w:asciiTheme="majorBidi" w:hAnsiTheme="majorBidi" w:cstheme="majorBidi"/>
+          <w:sz w:val="24"/>
+          <w:szCs w:val="24"/>
+          <w:highlight w:val="green"/>
+        </w:rPr>
+        <w:t xml:space="preserve"> A local attribution map (feature importance scores) explaining the logical reasoning behind the specific prediction.</w:t>
+      </w:r>
+    </w:p>
+    <w:p>
+      <w:pPr>
+        <w:rPr>
+          <w:rFonts w:asciiTheme="majorBidi" w:hAnsiTheme="majorBidi" w:cstheme="majorBidi"/>
+          <w:sz w:val="24"/>
+          <w:szCs w:val="24"/>
+          <w:highlight w:val="green"/>
+        </w:rPr>
+      </w:pPr>
+      <w:commentRangeStart w:id="89"/>
+      <w:r>
+        <w:rPr>
+          <w:rFonts w:asciiTheme="majorBidi" w:hAnsiTheme="majorBidi" w:cstheme="majorBidi"/>
+          <w:b/>
+          <w:bCs/>
+          <w:sz w:val="24"/>
+          <w:szCs w:val="24"/>
+          <w:highlight w:val="green"/>
+        </w:rPr>
+        <w:t>Success Criteria</w:t>
+      </w:r>
+      <w:commentRangeEnd w:id="89"/>
+      <w:r>
+        <w:rPr>
+          <w:rStyle w:val="CommentReference"/>
+          <w:rFonts w:asciiTheme="majorBidi" w:hAnsiTheme="majorBidi" w:cstheme="majorBidi"/>
+          <w:b/>
+          <w:bCs/>
+          <w:sz w:val="24"/>
+          <w:szCs w:val="24"/>
+          <w:highlight w:val="green"/>
+        </w:rPr>
+        <w:commentReference w:id="89"/>
+      </w:r>
+      <w:r>
+        <w:rPr>
+          <w:rFonts w:asciiTheme="majorBidi" w:hAnsiTheme="majorBidi" w:cstheme="majorBidi"/>
+          <w:b/>
+          <w:bCs/>
+          <w:sz w:val="24"/>
+          <w:szCs w:val="24"/>
+          <w:highlight w:val="green"/>
+        </w:rPr>
+        <w:t>:</w:t>
       </w:r>
       <w:r>
         <w:rPr>
@@ -4786,7 +4688,6 @@
         </w:rPr>
         <w:t xml:space="preserve">), specifically proving that the proposed </w:t>
       </w:r>
-      <w:proofErr w:type="spellStart"/>
       <w:r>
         <w:rPr>
           <w:rFonts w:asciiTheme="majorBidi" w:hAnsiTheme="majorBidi" w:cstheme="majorBidi"/>
@@ -4798,7 +4699,6 @@
         </w:rPr>
         <w:t>Captum</w:t>
       </w:r>
-      <w:proofErr w:type="spellEnd"/>
       <w:r>
         <w:rPr>
           <w:rFonts w:asciiTheme="majorBidi" w:hAnsiTheme="majorBidi" w:cstheme="majorBidi"/>
@@ -4865,7 +4765,6 @@
           <w:szCs w:val="28"/>
           <w:lang w:val="en-GB"/>
         </w:rPr>
-        <w:lastRenderedPageBreak/>
         <w:t>3.</w:t>
       </w:r>
       <w:r>
@@ -4894,6 +4793,7 @@
           <w:szCs w:val="24"/>
           <w:lang w:val="en-GB"/>
         </w:rPr>
+        <w:lastRenderedPageBreak/>
         <w:t>Track 2 (Comparative):</w:t>
       </w:r>
     </w:p>
@@ -5027,28 +4927,29 @@
           <w:szCs w:val="24"/>
           <w:highlight w:val="green"/>
         </w:rPr>
-        <w:t>Primary Classifier: Custom-built Deep Neural Network (DNN) with GELU activation and Residual blocks.</w:t>
-      </w:r>
-    </w:p>
-    <w:p>
-      <w:pPr>
+        <w:t xml:space="preserve">Primary Classifier: Custom-built Deep Neural Network (DNN) with </w:t>
+      </w:r>
+      <w:commentRangeStart w:id="90"/>
+      <w:r>
         <w:rPr>
           <w:rFonts w:asciiTheme="majorBidi" w:hAnsiTheme="majorBidi" w:cstheme="majorBidi"/>
           <w:sz w:val="24"/>
           <w:szCs w:val="24"/>
           <w:highlight w:val="green"/>
         </w:rPr>
-      </w:pPr>
-      <w:r>
-        <w:rPr>
+        <w:t xml:space="preserve">GELU </w:t>
+      </w:r>
+      <w:commentRangeEnd w:id="90"/>
+      <w:r>
+        <w:rPr>
+          <w:rStyle w:val="CommentReference"/>
           <w:rFonts w:asciiTheme="majorBidi" w:hAnsiTheme="majorBidi" w:cstheme="majorBidi"/>
           <w:sz w:val="24"/>
           <w:szCs w:val="24"/>
           <w:highlight w:val="green"/>
         </w:rPr>
-        <w:t xml:space="preserve">XAI Frameworks: </w:t>
-      </w:r>
-      <w:proofErr w:type="spellStart"/>
+        <w:commentReference w:id="90"/>
+      </w:r>
       <w:r>
         <w:rPr>
           <w:rFonts w:asciiTheme="majorBidi" w:hAnsiTheme="majorBidi" w:cstheme="majorBidi"/>
@@ -5056,19 +4957,18 @@
           <w:szCs w:val="24"/>
           <w:highlight w:val="green"/>
         </w:rPr>
-        <w:t>Captum</w:t>
-      </w:r>
-      <w:proofErr w:type="spellEnd"/>
-      <w:r>
+        <w:t>activation and Residual blocks.</w:t>
+      </w:r>
+    </w:p>
+    <w:p>
+      <w:pPr>
         <w:rPr>
           <w:rFonts w:asciiTheme="majorBidi" w:hAnsiTheme="majorBidi" w:cstheme="majorBidi"/>
           <w:sz w:val="24"/>
           <w:szCs w:val="24"/>
           <w:highlight w:val="green"/>
         </w:rPr>
-        <w:t xml:space="preserve"> (</w:t>
-      </w:r>
-      <w:proofErr w:type="spellStart"/>
+      </w:pPr>
       <w:r>
         <w:rPr>
           <w:rFonts w:asciiTheme="majorBidi" w:hAnsiTheme="majorBidi" w:cstheme="majorBidi"/>
@@ -5076,19 +4976,18 @@
           <w:szCs w:val="24"/>
           <w:highlight w:val="green"/>
         </w:rPr>
-        <w:t>DeepLift</w:t>
-      </w:r>
-      <w:proofErr w:type="spellEnd"/>
-      <w:r>
+        <w:t>XAI Frameworks: Captum (DeepLift), SHAP (DeepExplainer), and LIME (TabularExplainer).</w:t>
+      </w:r>
+    </w:p>
+    <w:p>
+      <w:pPr>
         <w:rPr>
           <w:rFonts w:asciiTheme="majorBidi" w:hAnsiTheme="majorBidi" w:cstheme="majorBidi"/>
           <w:sz w:val="24"/>
           <w:szCs w:val="24"/>
           <w:highlight w:val="green"/>
         </w:rPr>
-        <w:t>), SHAP (</w:t>
-      </w:r>
-      <w:proofErr w:type="spellStart"/>
+      </w:pPr>
       <w:r>
         <w:rPr>
           <w:rFonts w:asciiTheme="majorBidi" w:hAnsiTheme="majorBidi" w:cstheme="majorBidi"/>
@@ -5096,19 +4995,18 @@
           <w:szCs w:val="24"/>
           <w:highlight w:val="green"/>
         </w:rPr>
-        <w:t>DeepExplainer</w:t>
-      </w:r>
-      <w:proofErr w:type="spellEnd"/>
-      <w:r>
+        <w:t>Baseline:</w:t>
+      </w:r>
+    </w:p>
+    <w:p>
+      <w:pPr>
         <w:rPr>
           <w:rFonts w:asciiTheme="majorBidi" w:hAnsiTheme="majorBidi" w:cstheme="majorBidi"/>
           <w:sz w:val="24"/>
           <w:szCs w:val="24"/>
           <w:highlight w:val="green"/>
         </w:rPr>
-        <w:t>), and LIME (</w:t>
-      </w:r>
-      <w:proofErr w:type="spellStart"/>
+      </w:pPr>
       <w:r>
         <w:rPr>
           <w:rFonts w:asciiTheme="majorBidi" w:hAnsiTheme="majorBidi" w:cstheme="majorBidi"/>
@@ -5116,28 +5014,27 @@
           <w:szCs w:val="24"/>
           <w:highlight w:val="green"/>
         </w:rPr>
-        <w:t>TabularExplainer</w:t>
-      </w:r>
-      <w:proofErr w:type="spellEnd"/>
-      <w:r>
+        <w:t>SHAP and LIME serve as our academic benchmarks (Baselines) as they represent the current industry standards for post-hoc interpretability.</w:t>
+      </w:r>
+    </w:p>
+    <w:p>
+      <w:pPr>
         <w:rPr>
           <w:rFonts w:asciiTheme="majorBidi" w:hAnsiTheme="majorBidi" w:cstheme="majorBidi"/>
           <w:sz w:val="24"/>
           <w:szCs w:val="24"/>
           <w:highlight w:val="green"/>
         </w:rPr>
-        <w:t>).</w:t>
-      </w:r>
-    </w:p>
-    <w:p>
-      <w:pPr>
+      </w:pPr>
+      <w:r>
         <w:rPr>
           <w:rFonts w:asciiTheme="majorBidi" w:hAnsiTheme="majorBidi" w:cstheme="majorBidi"/>
           <w:sz w:val="24"/>
           <w:szCs w:val="24"/>
           <w:highlight w:val="green"/>
         </w:rPr>
-      </w:pPr>
+        <w:t xml:space="preserve">Why </w:t>
+      </w:r>
       <w:r>
         <w:rPr>
           <w:rFonts w:asciiTheme="majorBidi" w:hAnsiTheme="majorBidi" w:cstheme="majorBidi"/>
@@ -5145,18 +5042,17 @@
           <w:szCs w:val="24"/>
           <w:highlight w:val="green"/>
         </w:rPr>
-        <w:t>Baseline:</w:t>
-      </w:r>
-    </w:p>
-    <w:p>
-      <w:pPr>
+        <w:t>are these models</w:t>
+      </w:r>
+      <w:r>
         <w:rPr>
           <w:rFonts w:asciiTheme="majorBidi" w:hAnsiTheme="majorBidi" w:cstheme="majorBidi"/>
           <w:sz w:val="24"/>
           <w:szCs w:val="24"/>
           <w:highlight w:val="green"/>
         </w:rPr>
-      </w:pPr>
+        <w:t xml:space="preserve"> compared</w:t>
+      </w:r>
       <w:r>
         <w:rPr>
           <w:rFonts w:asciiTheme="majorBidi" w:hAnsiTheme="majorBidi" w:cstheme="majorBidi"/>
@@ -5164,91 +5060,25 @@
           <w:szCs w:val="24"/>
           <w:highlight w:val="green"/>
         </w:rPr>
-        <w:t>SHAP and LIME serve as our academic benchmarks (Baselines) as they represent the current industry standards for post-hoc interpretability.</w:t>
-      </w:r>
-    </w:p>
-    <w:p>
-      <w:pPr>
+        <w:t>:</w:t>
+      </w:r>
+    </w:p>
+    <w:p>
+      <w:pPr>
+        <w:rPr>
+          <w:rFonts w:asciiTheme="majorBidi" w:hAnsiTheme="majorBidi" w:cstheme="majorBidi"/>
+          <w:sz w:val="24"/>
+          <w:szCs w:val="24"/>
+        </w:rPr>
+      </w:pPr>
+      <w:r>
         <w:rPr>
           <w:rFonts w:asciiTheme="majorBidi" w:hAnsiTheme="majorBidi" w:cstheme="majorBidi"/>
           <w:sz w:val="24"/>
           <w:szCs w:val="24"/>
           <w:highlight w:val="green"/>
         </w:rPr>
-      </w:pPr>
-      <w:r>
-        <w:rPr>
-          <w:rFonts w:asciiTheme="majorBidi" w:hAnsiTheme="majorBidi" w:cstheme="majorBidi"/>
-          <w:sz w:val="24"/>
-          <w:szCs w:val="24"/>
-          <w:highlight w:val="green"/>
-        </w:rPr>
-        <w:t xml:space="preserve">Why </w:t>
-      </w:r>
-      <w:r>
-        <w:rPr>
-          <w:rFonts w:asciiTheme="majorBidi" w:hAnsiTheme="majorBidi" w:cstheme="majorBidi"/>
-          <w:sz w:val="24"/>
-          <w:szCs w:val="24"/>
-          <w:highlight w:val="green"/>
-        </w:rPr>
-        <w:t>are these models</w:t>
-      </w:r>
-      <w:r>
-        <w:rPr>
-          <w:rFonts w:asciiTheme="majorBidi" w:hAnsiTheme="majorBidi" w:cstheme="majorBidi"/>
-          <w:sz w:val="24"/>
-          <w:szCs w:val="24"/>
-          <w:highlight w:val="green"/>
-        </w:rPr>
-        <w:t xml:space="preserve"> compared</w:t>
-      </w:r>
-      <w:r>
-        <w:rPr>
-          <w:rFonts w:asciiTheme="majorBidi" w:hAnsiTheme="majorBidi" w:cstheme="majorBidi"/>
-          <w:sz w:val="24"/>
-          <w:szCs w:val="24"/>
-          <w:highlight w:val="green"/>
-        </w:rPr>
-        <w:t>:</w:t>
-      </w:r>
-    </w:p>
-    <w:p>
-      <w:pPr>
-        <w:rPr>
-          <w:rFonts w:asciiTheme="majorBidi" w:hAnsiTheme="majorBidi" w:cstheme="majorBidi"/>
-          <w:sz w:val="24"/>
-          <w:szCs w:val="24"/>
-        </w:rPr>
-      </w:pPr>
-      <w:r>
-        <w:rPr>
-          <w:rFonts w:asciiTheme="majorBidi" w:hAnsiTheme="majorBidi" w:cstheme="majorBidi"/>
-          <w:sz w:val="24"/>
-          <w:szCs w:val="24"/>
-          <w:highlight w:val="green"/>
-        </w:rPr>
-        <w:t xml:space="preserve">The comparison aims to evaluate the "Latency-Transparency Trade-off." While LIME and SHAP are highly accurate, their perturbation-based nature introduces significant delays. By comparing them with </w:t>
-      </w:r>
-      <w:proofErr w:type="spellStart"/>
-      <w:r>
-        <w:rPr>
-          <w:rFonts w:asciiTheme="majorBidi" w:hAnsiTheme="majorBidi" w:cstheme="majorBidi"/>
-          <w:sz w:val="24"/>
-          <w:szCs w:val="24"/>
-          <w:highlight w:val="green"/>
-        </w:rPr>
-        <w:t>Captum’s</w:t>
-      </w:r>
-      <w:proofErr w:type="spellEnd"/>
-      <w:r>
-        <w:rPr>
-          <w:rFonts w:asciiTheme="majorBidi" w:hAnsiTheme="majorBidi" w:cstheme="majorBidi"/>
-          <w:sz w:val="24"/>
-          <w:szCs w:val="24"/>
-          <w:highlight w:val="green"/>
-        </w:rPr>
-        <w:t xml:space="preserve"> native gradient-based approach, we demonstrate a superior alternative for time-sensitive clinical environments.</w:t>
+        <w:t>The comparison aims to evaluate the "Latency-Transparency Trade-off." While LIME and SHAP are highly accurate, their perturbation-based nature introduces significant delays. By comparing them with Captum’s native gradient-based approach, we demonstrate a superior alternative for time-sensitive clinical environments.</w:t>
       </w:r>
     </w:p>
     <w:p>
@@ -5371,7 +5201,7 @@
           <w:rFonts w:asciiTheme="majorBidi" w:hAnsiTheme="majorBidi" w:cstheme="majorBidi"/>
           <w:sz w:val="28"/>
           <w:szCs w:val="28"/>
-          <w:lang w:val="en-GB"/>
+          <w:lang w:val="da-DK"/>
         </w:rPr>
       </w:pPr>
       <w:r>
@@ -5379,9 +5209,8 @@
           <w:rFonts w:asciiTheme="majorBidi" w:hAnsiTheme="majorBidi" w:cstheme="majorBidi"/>
           <w:sz w:val="28"/>
           <w:szCs w:val="28"/>
-          <w:lang w:val="en-GB"/>
-        </w:rPr>
-        <w:lastRenderedPageBreak/>
+          <w:lang w:val="da-DK"/>
+        </w:rPr>
         <w:t>5.</w:t>
       </w:r>
       <w:r>
@@ -5389,7 +5218,7 @@
           <w:rFonts w:asciiTheme="majorBidi" w:hAnsiTheme="majorBidi" w:cstheme="majorBidi"/>
           <w:sz w:val="28"/>
           <w:szCs w:val="28"/>
-          <w:lang w:val="en-GB"/>
+          <w:lang w:val="da-DK"/>
         </w:rPr>
         <w:t>Dataset</w:t>
       </w:r>
@@ -5400,54 +5229,36 @@
           <w:rFonts w:asciiTheme="majorBidi" w:hAnsiTheme="majorBidi" w:cstheme="majorBidi"/>
           <w:sz w:val="24"/>
           <w:szCs w:val="24"/>
-          <w:lang w:val="en-GB"/>
-        </w:rPr>
-      </w:pPr>
-      <w:r>
-        <w:rPr>
-          <w:rFonts w:asciiTheme="majorBidi" w:hAnsiTheme="majorBidi" w:cstheme="majorBidi"/>
-          <w:sz w:val="24"/>
-          <w:szCs w:val="24"/>
-          <w:lang w:val="en-GB"/>
-        </w:rPr>
-        <w:t xml:space="preserve">Dataset in </w:t>
-      </w:r>
-      <w:proofErr w:type="spellStart"/>
-      <w:r>
-        <w:rPr>
-          <w:rFonts w:asciiTheme="majorBidi" w:hAnsiTheme="majorBidi" w:cstheme="majorBidi"/>
-          <w:sz w:val="24"/>
-          <w:szCs w:val="24"/>
-          <w:lang w:val="en-GB"/>
-        </w:rPr>
-        <w:t>num</w:t>
-      </w:r>
-      <w:proofErr w:type="spellEnd"/>
-      <w:r>
-        <w:rPr>
-          <w:rFonts w:asciiTheme="majorBidi" w:hAnsiTheme="majorBidi" w:cstheme="majorBidi"/>
-          <w:sz w:val="24"/>
-          <w:szCs w:val="24"/>
-          <w:lang w:val="en-GB"/>
-        </w:rPr>
-        <w:t xml:space="preserve"> [7]</w:t>
-      </w:r>
-    </w:p>
-    <w:p>
-      <w:pPr>
-        <w:rPr>
-          <w:rFonts w:asciiTheme="majorBidi" w:hAnsiTheme="majorBidi" w:cstheme="majorBidi"/>
-          <w:sz w:val="24"/>
-          <w:szCs w:val="24"/>
-          <w:lang w:val="en-GB"/>
-        </w:rPr>
-      </w:pPr>
-      <w:r>
-        <w:rPr>
-          <w:rFonts w:asciiTheme="majorBidi" w:hAnsiTheme="majorBidi" w:cstheme="majorBidi"/>
-          <w:sz w:val="24"/>
-          <w:szCs w:val="24"/>
-          <w:lang w:val="en-GB"/>
+          <w:lang w:val="da-DK"/>
+        </w:rPr>
+      </w:pPr>
+      <w:r>
+        <w:rPr>
+          <w:rFonts w:asciiTheme="majorBidi" w:hAnsiTheme="majorBidi" w:cstheme="majorBidi"/>
+          <w:sz w:val="24"/>
+          <w:szCs w:val="24"/>
+          <w:highlight w:val="yellow"/>
+          <w:lang w:val="da-DK"/>
+        </w:rPr>
+        <w:lastRenderedPageBreak/>
+        <w:t>Dataset in num [7]</w:t>
+      </w:r>
+    </w:p>
+    <w:p>
+      <w:pPr>
+        <w:rPr>
+          <w:rFonts w:asciiTheme="majorBidi" w:hAnsiTheme="majorBidi" w:cstheme="majorBidi"/>
+          <w:sz w:val="24"/>
+          <w:szCs w:val="24"/>
+          <w:lang w:val="da-DK"/>
+        </w:rPr>
+      </w:pPr>
+      <w:r>
+        <w:rPr>
+          <w:rFonts w:asciiTheme="majorBidi" w:hAnsiTheme="majorBidi" w:cstheme="majorBidi"/>
+          <w:sz w:val="24"/>
+          <w:szCs w:val="24"/>
+          <w:lang w:val="da-DK"/>
         </w:rPr>
         <w:t>Dataset name/source</w:t>
       </w:r>
@@ -5544,27 +5355,7 @@
           <w:szCs w:val="24"/>
           <w:lang w:val="en-GB"/>
         </w:rPr>
-        <w:t xml:space="preserve">Tools used (e.g., </w:t>
-      </w:r>
-      <w:proofErr w:type="spellStart"/>
-      <w:r>
-        <w:rPr>
-          <w:rFonts w:asciiTheme="majorBidi" w:hAnsiTheme="majorBidi" w:cstheme="majorBidi"/>
-          <w:sz w:val="24"/>
-          <w:szCs w:val="24"/>
-          <w:lang w:val="en-GB"/>
-        </w:rPr>
-        <w:t>PyTorch</w:t>
-      </w:r>
-      <w:proofErr w:type="spellEnd"/>
-      <w:r>
-        <w:rPr>
-          <w:rFonts w:asciiTheme="majorBidi" w:hAnsiTheme="majorBidi" w:cstheme="majorBidi"/>
-          <w:sz w:val="24"/>
-          <w:szCs w:val="24"/>
-          <w:lang w:val="en-GB"/>
-        </w:rPr>
-        <w:t>, TensorFlow)</w:t>
+        <w:t>Tools used (e.g., PyTorch, TensorFlow)</w:t>
       </w:r>
     </w:p>
     <w:p>
@@ -5868,26 +5659,26 @@
           <w:szCs w:val="24"/>
           <w:lang w:val="en-GB"/>
         </w:rPr>
+        <w:t>Graphs</w:t>
+      </w:r>
+    </w:p>
+    <w:p>
+      <w:pPr>
+        <w:rPr>
+          <w:rFonts w:asciiTheme="majorBidi" w:hAnsiTheme="majorBidi" w:cstheme="majorBidi"/>
+          <w:sz w:val="24"/>
+          <w:szCs w:val="24"/>
+          <w:lang w:val="en-GB"/>
+        </w:rPr>
+      </w:pPr>
+      <w:r>
+        <w:rPr>
+          <w:rFonts w:asciiTheme="majorBidi" w:hAnsiTheme="majorBidi" w:cstheme="majorBidi"/>
+          <w:sz w:val="24"/>
+          <w:szCs w:val="24"/>
+          <w:lang w:val="en-GB"/>
+        </w:rPr>
         <w:lastRenderedPageBreak/>
-        <w:t>Graphs</w:t>
-      </w:r>
-    </w:p>
-    <w:p>
-      <w:pPr>
-        <w:rPr>
-          <w:rFonts w:asciiTheme="majorBidi" w:hAnsiTheme="majorBidi" w:cstheme="majorBidi"/>
-          <w:sz w:val="24"/>
-          <w:szCs w:val="24"/>
-          <w:lang w:val="en-GB"/>
-        </w:rPr>
-      </w:pPr>
-      <w:r>
-        <w:rPr>
-          <w:rFonts w:asciiTheme="majorBidi" w:hAnsiTheme="majorBidi" w:cstheme="majorBidi"/>
-          <w:sz w:val="24"/>
-          <w:szCs w:val="24"/>
-          <w:lang w:val="en-GB"/>
-        </w:rPr>
         <w:t>Track 1:</w:t>
       </w:r>
     </w:p>
@@ -5935,6 +5726,7 @@
           <w:rFonts w:asciiTheme="majorBidi" w:hAnsiTheme="majorBidi" w:cstheme="majorBidi"/>
           <w:sz w:val="24"/>
           <w:szCs w:val="24"/>
+          <w:rtl/>
           <w:lang w:val="en-GB"/>
         </w:rPr>
       </w:pPr>
@@ -5947,6 +5739,1135 @@
         </w:rPr>
         <w:t>Compare all models fairly</w:t>
       </w:r>
+    </w:p>
+    <w:p>
+      <w:pPr>
+        <w:rPr>
+          <w:rFonts w:asciiTheme="majorBidi" w:hAnsiTheme="majorBidi" w:cstheme="majorBidi"/>
+          <w:b/>
+          <w:bCs/>
+          <w:sz w:val="24"/>
+          <w:szCs w:val="24"/>
+          <w:lang w:val="en-GB"/>
+        </w:rPr>
+      </w:pPr>
+      <w:r>
+        <w:rPr>
+          <w:rFonts w:asciiTheme="majorBidi" w:hAnsiTheme="majorBidi" w:cstheme="majorBidi"/>
+          <w:b/>
+          <w:bCs/>
+          <w:sz w:val="24"/>
+          <w:szCs w:val="24"/>
+          <w:lang w:val="en-GB"/>
+        </w:rPr>
+        <w:t>1. Highlighting Interpretation Uncertainty</w:t>
+      </w:r>
+    </w:p>
+    <w:p>
+      <w:pPr>
+        <w:rPr>
+          <w:rFonts w:asciiTheme="majorBidi" w:hAnsiTheme="majorBidi" w:cstheme="majorBidi"/>
+          <w:sz w:val="24"/>
+          <w:szCs w:val="24"/>
+          <w:lang w:val="en-GB"/>
+        </w:rPr>
+      </w:pPr>
+      <w:r>
+        <w:rPr>
+          <w:rFonts w:asciiTheme="majorBidi" w:hAnsiTheme="majorBidi" w:cstheme="majorBidi"/>
+          <w:sz w:val="24"/>
+          <w:szCs w:val="24"/>
+          <w:lang w:val="en-GB"/>
+        </w:rPr>
+        <w:t xml:space="preserve">"This chart shows that XAI tools do not always agree. For example, in features like </w:t>
+      </w:r>
+      <w:r>
+        <w:rPr>
+          <w:rFonts w:asciiTheme="majorBidi" w:hAnsiTheme="majorBidi" w:cstheme="majorBidi"/>
+          <w:b/>
+          <w:bCs/>
+          <w:sz w:val="24"/>
+          <w:szCs w:val="24"/>
+          <w:lang w:val="en-GB"/>
+        </w:rPr>
+        <w:t>radius3</w:t>
+      </w:r>
+      <w:r>
+        <w:rPr>
+          <w:rFonts w:asciiTheme="majorBidi" w:hAnsiTheme="majorBidi" w:cstheme="majorBidi"/>
+          <w:sz w:val="24"/>
+          <w:szCs w:val="24"/>
+          <w:lang w:val="en-GB"/>
+        </w:rPr>
+        <w:t>, SHAP suggests a strong positive impact, while LIME and Captum suggest a negative one. This proves that relying on a single explanation tool can be misleading in medical diagnosis."</w:t>
+      </w:r>
+    </w:p>
+    <w:p>
+      <w:pPr>
+        <w:rPr>
+          <w:rFonts w:asciiTheme="majorBidi" w:hAnsiTheme="majorBidi" w:cstheme="majorBidi"/>
+          <w:b/>
+          <w:bCs/>
+          <w:sz w:val="24"/>
+          <w:szCs w:val="24"/>
+          <w:lang w:val="en-GB"/>
+        </w:rPr>
+      </w:pPr>
+      <w:r>
+        <w:rPr>
+          <w:rFonts w:asciiTheme="majorBidi" w:hAnsiTheme="majorBidi" w:cstheme="majorBidi"/>
+          <w:b/>
+          <w:bCs/>
+          <w:sz w:val="24"/>
+          <w:szCs w:val="24"/>
+          <w:lang w:val="en-GB"/>
+        </w:rPr>
+        <w:t>2. Identifying High-Confidence Features</w:t>
+      </w:r>
+    </w:p>
+    <w:p>
+      <w:pPr>
+        <w:rPr>
+          <w:rFonts w:asciiTheme="majorBidi" w:hAnsiTheme="majorBidi" w:cstheme="majorBidi"/>
+          <w:sz w:val="24"/>
+          <w:szCs w:val="24"/>
+          <w:lang w:val="en-GB"/>
+        </w:rPr>
+      </w:pPr>
+      <w:r>
+        <w:rPr>
+          <w:rFonts w:asciiTheme="majorBidi" w:hAnsiTheme="majorBidi" w:cstheme="majorBidi"/>
+          <w:sz w:val="24"/>
+          <w:szCs w:val="24"/>
+          <w:lang w:val="en-GB"/>
+        </w:rPr>
+        <w:t xml:space="preserve">When all three tools (SHAP, LIME, and Captum) agree on the direction of a feature, such as </w:t>
+      </w:r>
+      <w:r>
+        <w:rPr>
+          <w:rFonts w:asciiTheme="majorBidi" w:hAnsiTheme="majorBidi" w:cstheme="majorBidi"/>
+          <w:b/>
+          <w:bCs/>
+          <w:sz w:val="24"/>
+          <w:szCs w:val="24"/>
+          <w:lang w:val="en-GB"/>
+        </w:rPr>
+        <w:t>texture3</w:t>
+      </w:r>
+      <w:r>
+        <w:rPr>
+          <w:rFonts w:asciiTheme="majorBidi" w:hAnsiTheme="majorBidi" w:cstheme="majorBidi"/>
+          <w:sz w:val="24"/>
+          <w:szCs w:val="24"/>
+          <w:lang w:val="en-GB"/>
+        </w:rPr>
+        <w:t>, it provides 'High Confidence' in the explanation. This consensus helps doctors trust that these specific features are the true drivers behind the model's decision.</w:t>
+      </w:r>
+    </w:p>
+    <w:p>
+      <w:pPr>
+        <w:rPr>
+          <w:rFonts w:asciiTheme="majorBidi" w:hAnsiTheme="majorBidi" w:cstheme="majorBidi"/>
+          <w:sz w:val="24"/>
+          <w:szCs w:val="24"/>
+          <w:rtl/>
+          <w:lang w:val="en-GB"/>
+        </w:rPr>
+      </w:pPr>
+    </w:p>
+    <w:p>
+      <w:pPr>
+        <w:rPr>
+          <w:rFonts w:asciiTheme="majorBidi" w:hAnsiTheme="majorBidi" w:cstheme="majorBidi"/>
+          <w:sz w:val="24"/>
+          <w:szCs w:val="24"/>
+          <w:rtl/>
+          <w:lang w:val="en-GB"/>
+        </w:rPr>
+      </w:pPr>
+      <w:r>
+        <w:rPr>
+          <w:noProof/>
+        </w:rPr>
+        <w:lastRenderedPageBreak/>
+        <w:drawing>
+          <wp:inline distT="0" distB="0" distL="0" distR="0" wp14:anchorId="0DA91D68" wp14:editId="3430834E">
+            <wp:extent cx="5274310" cy="4387215"/>
+            <wp:effectExtent l="0" t="0" r="2540" b="0"/>
+            <wp:docPr id="305920036" name="Picture 1"/>
+            <wp:cNvGraphicFramePr>
+              <a:graphicFrameLocks xmlns:a="http://schemas.openxmlformats.org/drawingml/2006/main" noChangeAspect="1"/>
+            </wp:cNvGraphicFramePr>
+            <a:graphic xmlns:a="http://schemas.openxmlformats.org/drawingml/2006/main">
+              <a:graphicData uri="http://schemas.openxmlformats.org/drawingml/2006/picture">
+                <pic:pic xmlns:pic="http://schemas.openxmlformats.org/drawingml/2006/picture">
+                  <pic:nvPicPr>
+                    <pic:cNvPr id="0" name="Picture 1"/>
+                    <pic:cNvPicPr>
+                      <a:picLocks noChangeAspect="1" noChangeArrowheads="1"/>
+                    </pic:cNvPicPr>
+                  </pic:nvPicPr>
+                  <pic:blipFill>
+                    <a:blip r:embed="rId16">
+                      <a:extLst>
+                        <a:ext uri="{28A0092B-C50C-407E-A947-70E740481C1C}">
+                          <a14:useLocalDpi xmlns:a14="http://schemas.microsoft.com/office/drawing/2010/main" val="0"/>
+                        </a:ext>
+                      </a:extLst>
+                    </a:blip>
+                    <a:srcRect/>
+                    <a:stretch>
+                      <a:fillRect/>
+                    </a:stretch>
+                  </pic:blipFill>
+                  <pic:spPr bwMode="auto">
+                    <a:xfrm>
+                      <a:off x="0" y="0"/>
+                      <a:ext cx="5274310" cy="4387215"/>
+                    </a:xfrm>
+                    <a:prstGeom prst="rect">
+                      <a:avLst/>
+                    </a:prstGeom>
+                    <a:noFill/>
+                    <a:ln>
+                      <a:noFill/>
+                    </a:ln>
+                  </pic:spPr>
+                </pic:pic>
+              </a:graphicData>
+            </a:graphic>
+          </wp:inline>
+        </w:drawing>
+      </w:r>
+    </w:p>
+    <w:p>
+      <w:pPr>
+        <w:rPr>
+          <w:rFonts w:asciiTheme="majorBidi" w:hAnsiTheme="majorBidi" w:cstheme="majorBidi"/>
+          <w:sz w:val="24"/>
+          <w:szCs w:val="24"/>
+          <w:lang w:val="en-GB"/>
+        </w:rPr>
+      </w:pPr>
+      <w:r>
+        <w:rPr>
+          <w:rFonts w:asciiTheme="majorBidi" w:hAnsiTheme="majorBidi" w:cstheme="majorBidi"/>
+          <w:sz w:val="24"/>
+          <w:szCs w:val="24"/>
+          <w:lang w:val="en-GB"/>
+        </w:rPr>
+        <w:t xml:space="preserve">This </w:t>
+      </w:r>
+      <w:r>
+        <w:rPr>
+          <w:rFonts w:asciiTheme="majorBidi" w:hAnsiTheme="majorBidi" w:cstheme="majorBidi"/>
+          <w:sz w:val="24"/>
+          <w:szCs w:val="24"/>
+          <w:lang w:val="en-GB"/>
+        </w:rPr>
+        <w:t>table below</w:t>
+      </w:r>
+      <w:r>
+        <w:rPr>
+          <w:rFonts w:asciiTheme="majorBidi" w:hAnsiTheme="majorBidi" w:cstheme="majorBidi"/>
+          <w:sz w:val="24"/>
+          <w:szCs w:val="24"/>
+          <w:lang w:val="en-GB"/>
+        </w:rPr>
+        <w:t xml:space="preserve"> provides a concise overview of key attribution methods provided by the Captum library for Explainable AI (XAI). These methods are designed to interpret the decision-making process of Deep Neural Networks.</w:t>
+      </w:r>
+    </w:p>
+    <w:tbl>
+      <w:tblPr>
+        <w:tblStyle w:val="TableGrid"/>
+        <w:tblW w:w="0" w:type="auto"/>
+        <w:tblLook w:val="04A0" w:firstRow="1" w:lastRow="0" w:firstColumn="1" w:lastColumn="0" w:noHBand="0" w:noVBand="1"/>
+      </w:tblPr>
+      <w:tblGrid>
+        <w:gridCol w:w="1827"/>
+        <w:gridCol w:w="3139"/>
+        <w:gridCol w:w="3330"/>
+      </w:tblGrid>
+      <w:tr>
+        <w:tc>
+          <w:tcPr>
+            <w:tcW w:w="0" w:type="auto"/>
+            <w:hideMark/>
+          </w:tcPr>
+          <w:p>
+            <w:pPr>
+              <w:spacing w:after="100" w:line="259" w:lineRule="auto"/>
+              <w:rPr>
+                <w:rFonts w:asciiTheme="majorBidi" w:hAnsiTheme="majorBidi" w:cstheme="majorBidi"/>
+                <w:sz w:val="24"/>
+                <w:szCs w:val="24"/>
+                <w:lang w:val="en-GB"/>
+              </w:rPr>
+            </w:pPr>
+            <w:r>
+              <w:rPr>
+                <w:rFonts w:asciiTheme="majorBidi" w:hAnsiTheme="majorBidi" w:cstheme="majorBidi"/>
+                <w:sz w:val="24"/>
+                <w:szCs w:val="24"/>
+                <w:lang w:val="en-GB"/>
+              </w:rPr>
+              <w:t>Method</w:t>
+            </w:r>
+          </w:p>
+        </w:tc>
+        <w:tc>
+          <w:tcPr>
+            <w:tcW w:w="0" w:type="auto"/>
+            <w:hideMark/>
+          </w:tcPr>
+          <w:p>
+            <w:pPr>
+              <w:spacing w:after="100" w:line="259" w:lineRule="auto"/>
+              <w:rPr>
+                <w:rFonts w:asciiTheme="majorBidi" w:hAnsiTheme="majorBidi" w:cstheme="majorBidi"/>
+                <w:sz w:val="24"/>
+                <w:szCs w:val="24"/>
+                <w:lang w:val="en-GB"/>
+              </w:rPr>
+            </w:pPr>
+            <w:r>
+              <w:rPr>
+                <w:rFonts w:asciiTheme="majorBidi" w:hAnsiTheme="majorBidi" w:cstheme="majorBidi"/>
+                <w:sz w:val="24"/>
+                <w:szCs w:val="24"/>
+                <w:lang w:val="en-GB"/>
+              </w:rPr>
+              <w:t>Technical Mechanism</w:t>
+            </w:r>
+          </w:p>
+        </w:tc>
+        <w:tc>
+          <w:tcPr>
+            <w:tcW w:w="0" w:type="auto"/>
+            <w:hideMark/>
+          </w:tcPr>
+          <w:p>
+            <w:pPr>
+              <w:spacing w:after="100" w:line="259" w:lineRule="auto"/>
+              <w:rPr>
+                <w:rFonts w:asciiTheme="majorBidi" w:hAnsiTheme="majorBidi" w:cstheme="majorBidi"/>
+                <w:sz w:val="24"/>
+                <w:szCs w:val="24"/>
+                <w:lang w:val="en-GB"/>
+              </w:rPr>
+            </w:pPr>
+            <w:r>
+              <w:rPr>
+                <w:rFonts w:asciiTheme="majorBidi" w:hAnsiTheme="majorBidi" w:cstheme="majorBidi"/>
+                <w:sz w:val="24"/>
+                <w:szCs w:val="24"/>
+                <w:lang w:val="en-GB"/>
+              </w:rPr>
+              <w:t>Key Benefit</w:t>
+            </w:r>
+          </w:p>
+        </w:tc>
+      </w:tr>
+      <w:tr>
+        <w:tc>
+          <w:tcPr>
+            <w:tcW w:w="0" w:type="auto"/>
+            <w:hideMark/>
+          </w:tcPr>
+          <w:p>
+            <w:pPr>
+              <w:spacing w:after="100" w:line="259" w:lineRule="auto"/>
+              <w:rPr>
+                <w:rFonts w:asciiTheme="majorBidi" w:hAnsiTheme="majorBidi" w:cstheme="majorBidi"/>
+                <w:sz w:val="24"/>
+                <w:szCs w:val="24"/>
+                <w:lang w:val="en-GB"/>
+              </w:rPr>
+            </w:pPr>
+            <w:r>
+              <w:rPr>
+                <w:rFonts w:asciiTheme="majorBidi" w:hAnsiTheme="majorBidi" w:cstheme="majorBidi"/>
+                <w:sz w:val="24"/>
+                <w:szCs w:val="24"/>
+                <w:lang w:val="en-GB"/>
+              </w:rPr>
+              <w:t>Integrated Gradients (IG)</w:t>
+            </w:r>
+          </w:p>
+        </w:tc>
+        <w:tc>
+          <w:tcPr>
+            <w:tcW w:w="0" w:type="auto"/>
+            <w:hideMark/>
+          </w:tcPr>
+          <w:p>
+            <w:pPr>
+              <w:spacing w:after="100" w:line="259" w:lineRule="auto"/>
+              <w:rPr>
+                <w:rFonts w:asciiTheme="majorBidi" w:hAnsiTheme="majorBidi" w:cstheme="majorBidi"/>
+                <w:sz w:val="24"/>
+                <w:szCs w:val="24"/>
+                <w:lang w:val="en-GB"/>
+              </w:rPr>
+            </w:pPr>
+            <w:r>
+              <w:rPr>
+                <w:rFonts w:asciiTheme="majorBidi" w:hAnsiTheme="majorBidi" w:cstheme="majorBidi"/>
+                <w:sz w:val="24"/>
+                <w:szCs w:val="24"/>
+                <w:lang w:val="en-GB"/>
+              </w:rPr>
+              <w:t>Computes the integral of gradients along the path from a baseline (e.g., zero input) to the actual input.</w:t>
+            </w:r>
+          </w:p>
+        </w:tc>
+        <w:tc>
+          <w:tcPr>
+            <w:tcW w:w="0" w:type="auto"/>
+            <w:hideMark/>
+          </w:tcPr>
+          <w:p>
+            <w:pPr>
+              <w:spacing w:after="100" w:line="259" w:lineRule="auto"/>
+              <w:rPr>
+                <w:rFonts w:asciiTheme="majorBidi" w:hAnsiTheme="majorBidi" w:cstheme="majorBidi"/>
+                <w:sz w:val="24"/>
+                <w:szCs w:val="24"/>
+                <w:lang w:val="en-GB"/>
+              </w:rPr>
+            </w:pPr>
+            <w:r>
+              <w:rPr>
+                <w:rFonts w:asciiTheme="majorBidi" w:hAnsiTheme="majorBidi" w:cstheme="majorBidi"/>
+                <w:sz w:val="24"/>
+                <w:szCs w:val="24"/>
+                <w:lang w:val="en-GB"/>
+              </w:rPr>
+              <w:t>Completeness: Ensures the sum of all feature attributions equals the model's output prediction.</w:t>
+            </w:r>
+          </w:p>
+        </w:tc>
+      </w:tr>
+      <w:tr>
+        <w:tc>
+          <w:tcPr>
+            <w:tcW w:w="0" w:type="auto"/>
+            <w:hideMark/>
+          </w:tcPr>
+          <w:p>
+            <w:pPr>
+              <w:spacing w:after="100" w:line="259" w:lineRule="auto"/>
+              <w:rPr>
+                <w:rFonts w:asciiTheme="majorBidi" w:hAnsiTheme="majorBidi" w:cstheme="majorBidi"/>
+                <w:sz w:val="24"/>
+                <w:szCs w:val="24"/>
+                <w:lang w:val="en-GB"/>
+              </w:rPr>
+            </w:pPr>
+            <w:r>
+              <w:rPr>
+                <w:rFonts w:asciiTheme="majorBidi" w:hAnsiTheme="majorBidi" w:cstheme="majorBidi"/>
+                <w:sz w:val="24"/>
+                <w:szCs w:val="24"/>
+                <w:lang w:val="en-GB"/>
+              </w:rPr>
+              <w:t>DeepLIFT</w:t>
+            </w:r>
+          </w:p>
+        </w:tc>
+        <w:tc>
+          <w:tcPr>
+            <w:tcW w:w="0" w:type="auto"/>
+            <w:hideMark/>
+          </w:tcPr>
+          <w:p>
+            <w:pPr>
+              <w:spacing w:after="100" w:line="259" w:lineRule="auto"/>
+              <w:rPr>
+                <w:rFonts w:asciiTheme="majorBidi" w:hAnsiTheme="majorBidi" w:cstheme="majorBidi"/>
+                <w:sz w:val="24"/>
+                <w:szCs w:val="24"/>
+                <w:lang w:val="en-GB"/>
+              </w:rPr>
+            </w:pPr>
+            <w:r>
+              <w:rPr>
+                <w:rFonts w:asciiTheme="majorBidi" w:hAnsiTheme="majorBidi" w:cstheme="majorBidi"/>
+                <w:sz w:val="24"/>
+                <w:szCs w:val="24"/>
+                <w:lang w:val="en-GB"/>
+              </w:rPr>
+              <w:t>Compares the activation of each neuron to a reference activation and backpropagates the contribution scores.</w:t>
+            </w:r>
+          </w:p>
+        </w:tc>
+        <w:tc>
+          <w:tcPr>
+            <w:tcW w:w="0" w:type="auto"/>
+            <w:hideMark/>
+          </w:tcPr>
+          <w:p>
+            <w:pPr>
+              <w:spacing w:after="100" w:line="259" w:lineRule="auto"/>
+              <w:rPr>
+                <w:rFonts w:asciiTheme="majorBidi" w:hAnsiTheme="majorBidi" w:cstheme="majorBidi"/>
+                <w:sz w:val="24"/>
+                <w:szCs w:val="24"/>
+                <w:lang w:val="en-GB"/>
+              </w:rPr>
+            </w:pPr>
+            <w:r>
+              <w:rPr>
+                <w:rFonts w:asciiTheme="majorBidi" w:hAnsiTheme="majorBidi" w:cstheme="majorBidi"/>
+                <w:sz w:val="24"/>
+                <w:szCs w:val="24"/>
+                <w:lang w:val="en-GB"/>
+              </w:rPr>
+              <w:t>Efficiency: Highly computationally efficient and fast, making it ideal for real-time explanations.</w:t>
+            </w:r>
+          </w:p>
+        </w:tc>
+      </w:tr>
+      <w:tr>
+        <w:tc>
+          <w:tcPr>
+            <w:tcW w:w="0" w:type="auto"/>
+            <w:hideMark/>
+          </w:tcPr>
+          <w:p>
+            <w:pPr>
+              <w:spacing w:after="100" w:line="259" w:lineRule="auto"/>
+              <w:rPr>
+                <w:rFonts w:asciiTheme="majorBidi" w:hAnsiTheme="majorBidi" w:cstheme="majorBidi"/>
+                <w:sz w:val="24"/>
+                <w:szCs w:val="24"/>
+                <w:lang w:val="en-GB"/>
+              </w:rPr>
+            </w:pPr>
+            <w:r>
+              <w:rPr>
+                <w:rFonts w:asciiTheme="majorBidi" w:hAnsiTheme="majorBidi" w:cstheme="majorBidi"/>
+                <w:sz w:val="24"/>
+                <w:szCs w:val="24"/>
+                <w:lang w:val="en-GB"/>
+              </w:rPr>
+              <w:t>GradientSHAP</w:t>
+            </w:r>
+          </w:p>
+        </w:tc>
+        <w:tc>
+          <w:tcPr>
+            <w:tcW w:w="0" w:type="auto"/>
+            <w:hideMark/>
+          </w:tcPr>
+          <w:p>
+            <w:pPr>
+              <w:spacing w:after="100" w:line="259" w:lineRule="auto"/>
+              <w:rPr>
+                <w:rFonts w:asciiTheme="majorBidi" w:hAnsiTheme="majorBidi" w:cstheme="majorBidi"/>
+                <w:sz w:val="24"/>
+                <w:szCs w:val="24"/>
+                <w:lang w:val="en-GB"/>
+              </w:rPr>
+            </w:pPr>
+            <w:r>
+              <w:rPr>
+                <w:rFonts w:asciiTheme="majorBidi" w:hAnsiTheme="majorBidi" w:cstheme="majorBidi"/>
+                <w:sz w:val="24"/>
+                <w:szCs w:val="24"/>
+                <w:lang w:val="en-GB"/>
+              </w:rPr>
+              <w:t>A gradient-based method to compute SHAP values by adding noise to the input and averaging the gradients.</w:t>
+            </w:r>
+          </w:p>
+        </w:tc>
+        <w:tc>
+          <w:tcPr>
+            <w:tcW w:w="0" w:type="auto"/>
+            <w:hideMark/>
+          </w:tcPr>
+          <w:p>
+            <w:pPr>
+              <w:spacing w:after="100" w:line="259" w:lineRule="auto"/>
+              <w:rPr>
+                <w:rFonts w:asciiTheme="majorBidi" w:hAnsiTheme="majorBidi" w:cstheme="majorBidi"/>
+                <w:sz w:val="24"/>
+                <w:szCs w:val="24"/>
+                <w:lang w:val="en-GB"/>
+              </w:rPr>
+            </w:pPr>
+            <w:r>
+              <w:rPr>
+                <w:rFonts w:asciiTheme="majorBidi" w:hAnsiTheme="majorBidi" w:cstheme="majorBidi"/>
+                <w:sz w:val="24"/>
+                <w:szCs w:val="24"/>
+                <w:lang w:val="en-GB"/>
+              </w:rPr>
+              <w:t>Robustness: Provides a more stable and theoretically grounded estimation of feature importance.</w:t>
+            </w:r>
+          </w:p>
+        </w:tc>
+      </w:tr>
+      <w:tr>
+        <w:tc>
+          <w:tcPr>
+            <w:tcW w:w="0" w:type="auto"/>
+            <w:hideMark/>
+          </w:tcPr>
+          <w:p>
+            <w:pPr>
+              <w:spacing w:after="100" w:line="259" w:lineRule="auto"/>
+              <w:rPr>
+                <w:rFonts w:asciiTheme="majorBidi" w:hAnsiTheme="majorBidi" w:cstheme="majorBidi"/>
+                <w:sz w:val="24"/>
+                <w:szCs w:val="24"/>
+                <w:lang w:val="en-GB"/>
+              </w:rPr>
+            </w:pPr>
+            <w:r>
+              <w:rPr>
+                <w:rFonts w:asciiTheme="majorBidi" w:hAnsiTheme="majorBidi" w:cstheme="majorBidi"/>
+                <w:sz w:val="24"/>
+                <w:szCs w:val="24"/>
+                <w:lang w:val="en-GB"/>
+              </w:rPr>
+              <w:t>IG + NoiseTunnel</w:t>
+            </w:r>
+          </w:p>
+        </w:tc>
+        <w:tc>
+          <w:tcPr>
+            <w:tcW w:w="0" w:type="auto"/>
+            <w:hideMark/>
+          </w:tcPr>
+          <w:p>
+            <w:pPr>
+              <w:spacing w:after="100" w:line="259" w:lineRule="auto"/>
+              <w:rPr>
+                <w:rFonts w:asciiTheme="majorBidi" w:hAnsiTheme="majorBidi" w:cstheme="majorBidi"/>
+                <w:sz w:val="24"/>
+                <w:szCs w:val="24"/>
+                <w:lang w:val="en-GB"/>
+              </w:rPr>
+            </w:pPr>
+            <w:r>
+              <w:rPr>
+                <w:rFonts w:asciiTheme="majorBidi" w:hAnsiTheme="majorBidi" w:cstheme="majorBidi"/>
+                <w:sz w:val="24"/>
+                <w:szCs w:val="24"/>
+                <w:lang w:val="en-GB"/>
+              </w:rPr>
+              <w:t>Applies the Integrated Gradients method multiple times with added Gaussian noise to the input.</w:t>
+            </w:r>
+          </w:p>
+        </w:tc>
+        <w:tc>
+          <w:tcPr>
+            <w:tcW w:w="0" w:type="auto"/>
+            <w:hideMark/>
+          </w:tcPr>
+          <w:p>
+            <w:pPr>
+              <w:spacing w:after="100" w:line="259" w:lineRule="auto"/>
+              <w:rPr>
+                <w:rFonts w:asciiTheme="majorBidi" w:hAnsiTheme="majorBidi" w:cstheme="majorBidi"/>
+                <w:sz w:val="24"/>
+                <w:szCs w:val="24"/>
+                <w:lang w:val="en-GB"/>
+              </w:rPr>
+            </w:pPr>
+            <w:r>
+              <w:rPr>
+                <w:rFonts w:asciiTheme="majorBidi" w:hAnsiTheme="majorBidi" w:cstheme="majorBidi"/>
+                <w:sz w:val="24"/>
+                <w:szCs w:val="24"/>
+                <w:lang w:val="en-GB"/>
+              </w:rPr>
+              <w:t>Clarity: Reduces visual noise and "artifacts" in attributions, highlighting the most significant features.</w:t>
+            </w:r>
+          </w:p>
+        </w:tc>
+      </w:tr>
+      <w:tr>
+        <w:tc>
+          <w:tcPr>
+            <w:tcW w:w="0" w:type="auto"/>
+            <w:hideMark/>
+          </w:tcPr>
+          <w:p>
+            <w:pPr>
+              <w:spacing w:after="100" w:line="259" w:lineRule="auto"/>
+              <w:rPr>
+                <w:rFonts w:asciiTheme="majorBidi" w:hAnsiTheme="majorBidi" w:cstheme="majorBidi"/>
+                <w:sz w:val="24"/>
+                <w:szCs w:val="24"/>
+                <w:lang w:val="en-GB"/>
+              </w:rPr>
+            </w:pPr>
+            <w:r>
+              <w:rPr>
+                <w:rFonts w:asciiTheme="majorBidi" w:hAnsiTheme="majorBidi" w:cstheme="majorBidi"/>
+                <w:sz w:val="24"/>
+                <w:szCs w:val="24"/>
+                <w:lang w:val="en-GB"/>
+              </w:rPr>
+              <w:lastRenderedPageBreak/>
+              <w:t>Layer Conductance</w:t>
+            </w:r>
+          </w:p>
+        </w:tc>
+        <w:tc>
+          <w:tcPr>
+            <w:tcW w:w="0" w:type="auto"/>
+            <w:hideMark/>
+          </w:tcPr>
+          <w:p>
+            <w:pPr>
+              <w:spacing w:after="100" w:line="259" w:lineRule="auto"/>
+              <w:rPr>
+                <w:rFonts w:asciiTheme="majorBidi" w:hAnsiTheme="majorBidi" w:cstheme="majorBidi"/>
+                <w:sz w:val="24"/>
+                <w:szCs w:val="24"/>
+                <w:lang w:val="en-GB"/>
+              </w:rPr>
+            </w:pPr>
+            <w:r>
+              <w:rPr>
+                <w:rFonts w:asciiTheme="majorBidi" w:hAnsiTheme="majorBidi" w:cstheme="majorBidi"/>
+                <w:sz w:val="24"/>
+                <w:szCs w:val="24"/>
+                <w:lang w:val="en-GB"/>
+              </w:rPr>
+              <w:t>Evaluates the importance of internal neurons or layers rather than the raw input features.</w:t>
+            </w:r>
+          </w:p>
+        </w:tc>
+        <w:tc>
+          <w:tcPr>
+            <w:tcW w:w="0" w:type="auto"/>
+            <w:hideMark/>
+          </w:tcPr>
+          <w:p>
+            <w:pPr>
+              <w:spacing w:after="100" w:line="259" w:lineRule="auto"/>
+              <w:rPr>
+                <w:rFonts w:asciiTheme="majorBidi" w:hAnsiTheme="majorBidi" w:cstheme="majorBidi"/>
+                <w:sz w:val="24"/>
+                <w:szCs w:val="24"/>
+                <w:lang w:val="en-GB"/>
+              </w:rPr>
+            </w:pPr>
+            <w:r>
+              <w:rPr>
+                <w:rFonts w:asciiTheme="majorBidi" w:hAnsiTheme="majorBidi" w:cstheme="majorBidi"/>
+                <w:sz w:val="24"/>
+                <w:szCs w:val="24"/>
+                <w:lang w:val="en-GB"/>
+              </w:rPr>
+              <w:t>Architecture Insight: Helps in understanding which specific hidden layers are most influential in the decision process.</w:t>
+            </w:r>
+          </w:p>
+        </w:tc>
+      </w:tr>
+    </w:tbl>
+    <w:p>
+      <w:pPr>
+        <w:rPr>
+          <w:rFonts w:asciiTheme="majorBidi" w:hAnsiTheme="majorBidi" w:cstheme="majorBidi"/>
+          <w:b/>
+          <w:bCs/>
+          <w:sz w:val="24"/>
+          <w:szCs w:val="24"/>
+          <w:lang w:val="en-GB"/>
+        </w:rPr>
+      </w:pPr>
+      <w:r>
+        <w:rPr>
+          <w:rFonts w:asciiTheme="majorBidi" w:hAnsiTheme="majorBidi" w:cstheme="majorBidi"/>
+          <w:b/>
+          <w:bCs/>
+          <w:sz w:val="24"/>
+          <w:szCs w:val="24"/>
+          <w:lang w:val="en-GB"/>
+        </w:rPr>
+        <w:t>Practical Application</w:t>
+      </w:r>
+    </w:p>
+    <w:p>
+      <w:pPr>
+        <w:rPr>
+          <w:rFonts w:asciiTheme="majorBidi" w:hAnsiTheme="majorBidi" w:cstheme="majorBidi"/>
+          <w:sz w:val="24"/>
+          <w:szCs w:val="24"/>
+          <w:rtl/>
+          <w:lang w:val="en-GB"/>
+        </w:rPr>
+      </w:pPr>
+      <w:r>
+        <w:rPr>
+          <w:rFonts w:asciiTheme="majorBidi" w:hAnsiTheme="majorBidi" w:cstheme="majorBidi"/>
+          <w:sz w:val="24"/>
+          <w:szCs w:val="24"/>
+          <w:lang w:val="en-GB"/>
+        </w:rPr>
+        <w:t>In clinical or sensitive diagnostic models, these tools transition the model from a "black box" to a transparent system. By utilizing DeepLIFT for speed and Integrated Gradients for mathematical rigor, developers can validate that the model relies on relevant clinical features rather than statistical noise.</w:t>
+      </w:r>
+    </w:p>
+    <w:p>
+      <w:pPr>
+        <w:rPr>
+          <w:rFonts w:asciiTheme="majorBidi" w:hAnsiTheme="majorBidi" w:cstheme="majorBidi"/>
+          <w:sz w:val="24"/>
+          <w:szCs w:val="24"/>
+          <w:lang w:val="en-GB"/>
+        </w:rPr>
+      </w:pPr>
+      <w:r>
+        <w:rPr>
+          <w:rFonts w:asciiTheme="majorBidi" w:hAnsiTheme="majorBidi" w:cstheme="majorBidi"/>
+          <w:sz w:val="24"/>
+          <w:szCs w:val="24"/>
+          <w:lang w:val="en-GB"/>
+        </w:rPr>
+        <w:t>These visualizations represent how different input features influence a specific model prediction.</w:t>
+      </w:r>
+    </w:p>
+    <w:p>
+      <w:pPr>
+        <w:rPr>
+          <w:rFonts w:asciiTheme="majorBidi" w:hAnsiTheme="majorBidi" w:cstheme="majorBidi"/>
+          <w:b/>
+          <w:bCs/>
+          <w:sz w:val="24"/>
+          <w:szCs w:val="24"/>
+          <w:lang w:val="en-GB"/>
+        </w:rPr>
+      </w:pPr>
+      <w:r>
+        <w:rPr>
+          <w:rFonts w:asciiTheme="majorBidi" w:hAnsiTheme="majorBidi" w:cstheme="majorBidi"/>
+          <w:b/>
+          <w:bCs/>
+          <w:sz w:val="24"/>
+          <w:szCs w:val="24"/>
+          <w:lang w:val="en-GB"/>
+        </w:rPr>
+        <w:t>1. Feature Importance (Bar Length)</w:t>
+      </w:r>
+    </w:p>
+    <w:p>
+      <w:pPr>
+        <w:rPr>
+          <w:rFonts w:asciiTheme="majorBidi" w:hAnsiTheme="majorBidi" w:cstheme="majorBidi"/>
+          <w:sz w:val="24"/>
+          <w:szCs w:val="24"/>
+          <w:lang w:val="en-GB"/>
+        </w:rPr>
+      </w:pPr>
+      <w:r>
+        <w:rPr>
+          <w:rFonts w:asciiTheme="majorBidi" w:hAnsiTheme="majorBidi" w:cstheme="majorBidi"/>
+          <w:sz w:val="24"/>
+          <w:szCs w:val="24"/>
+          <w:lang w:val="en-GB"/>
+        </w:rPr>
+        <w:t>The length of each bar represents the magnitude of influence a specific feature has on the model's output.</w:t>
+      </w:r>
+    </w:p>
+    <w:p>
+      <w:pPr>
+        <w:rPr>
+          <w:rFonts w:asciiTheme="majorBidi" w:hAnsiTheme="majorBidi" w:cstheme="majorBidi"/>
+          <w:sz w:val="24"/>
+          <w:szCs w:val="24"/>
+          <w:lang w:val="en-GB"/>
+        </w:rPr>
+      </w:pPr>
+      <w:r>
+        <w:rPr>
+          <w:rFonts w:asciiTheme="majorBidi" w:hAnsiTheme="majorBidi" w:cstheme="majorBidi"/>
+          <w:sz w:val="24"/>
+          <w:szCs w:val="24"/>
+          <w:lang w:val="en-GB"/>
+        </w:rPr>
+        <w:t>•Longer Bars: Indicate highly influential features that the model relied on heavily for its decision.</w:t>
+      </w:r>
+    </w:p>
+    <w:p>
+      <w:pPr>
+        <w:rPr>
+          <w:rFonts w:asciiTheme="majorBidi" w:hAnsiTheme="majorBidi" w:cstheme="majorBidi"/>
+          <w:sz w:val="24"/>
+          <w:szCs w:val="24"/>
+          <w:lang w:val="en-GB"/>
+        </w:rPr>
+      </w:pPr>
+      <w:r>
+        <w:rPr>
+          <w:rFonts w:asciiTheme="majorBidi" w:hAnsiTheme="majorBidi" w:cstheme="majorBidi"/>
+          <w:sz w:val="24"/>
+          <w:szCs w:val="24"/>
+          <w:lang w:val="en-GB"/>
+        </w:rPr>
+        <w:t>•Shorter Bars: Represent features that had minimal impact on the final result.</w:t>
+      </w:r>
+    </w:p>
+    <w:p>
+      <w:pPr>
+        <w:rPr>
+          <w:rFonts w:asciiTheme="majorBidi" w:hAnsiTheme="majorBidi" w:cstheme="majorBidi"/>
+          <w:b/>
+          <w:bCs/>
+          <w:sz w:val="24"/>
+          <w:szCs w:val="24"/>
+          <w:lang w:val="en-GB"/>
+        </w:rPr>
+      </w:pPr>
+      <w:r>
+        <w:rPr>
+          <w:rFonts w:asciiTheme="majorBidi" w:hAnsiTheme="majorBidi" w:cstheme="majorBidi"/>
+          <w:b/>
+          <w:bCs/>
+          <w:sz w:val="24"/>
+          <w:szCs w:val="24"/>
+          <w:lang w:val="en-GB"/>
+        </w:rPr>
+        <w:t>2. Direction of Influence (Right vs. Left)</w:t>
+      </w:r>
+    </w:p>
+    <w:p>
+      <w:pPr>
+        <w:rPr>
+          <w:rFonts w:asciiTheme="majorBidi" w:hAnsiTheme="majorBidi" w:cstheme="majorBidi"/>
+          <w:sz w:val="24"/>
+          <w:szCs w:val="24"/>
+          <w:lang w:val="en-GB"/>
+        </w:rPr>
+      </w:pPr>
+      <w:r>
+        <w:rPr>
+          <w:rFonts w:asciiTheme="majorBidi" w:hAnsiTheme="majorBidi" w:cstheme="majorBidi"/>
+          <w:sz w:val="24"/>
+          <w:szCs w:val="24"/>
+          <w:lang w:val="en-GB"/>
+        </w:rPr>
+        <w:t>The direction of the bars indicates whether a feature supports or opposes the final classification:</w:t>
+      </w:r>
+    </w:p>
+    <w:p>
+      <w:pPr>
+        <w:rPr>
+          <w:rFonts w:asciiTheme="majorBidi" w:hAnsiTheme="majorBidi" w:cstheme="majorBidi"/>
+          <w:sz w:val="24"/>
+          <w:szCs w:val="24"/>
+          <w:lang w:val="en-GB"/>
+        </w:rPr>
+      </w:pPr>
+      <w:r>
+        <w:rPr>
+          <w:rFonts w:asciiTheme="majorBidi" w:hAnsiTheme="majorBidi" w:cstheme="majorBidi"/>
+          <w:sz w:val="24"/>
+          <w:szCs w:val="24"/>
+          <w:lang w:val="en-GB"/>
+        </w:rPr>
+        <w:t>•Positive Attribution (Right/Colored Bars): These features contributed directly to the model's predicted class. They are the primary reasons "why" the model chose that specific label.</w:t>
+      </w:r>
+    </w:p>
+    <w:p>
+      <w:pPr>
+        <w:rPr>
+          <w:rFonts w:asciiTheme="majorBidi" w:hAnsiTheme="majorBidi" w:cstheme="majorBidi"/>
+          <w:sz w:val="24"/>
+          <w:szCs w:val="24"/>
+          <w:lang w:val="en-GB"/>
+        </w:rPr>
+      </w:pPr>
+      <w:r>
+        <w:rPr>
+          <w:rFonts w:asciiTheme="majorBidi" w:hAnsiTheme="majorBidi" w:cstheme="majorBidi"/>
+          <w:sz w:val="24"/>
+          <w:szCs w:val="24"/>
+          <w:lang w:val="en-GB"/>
+        </w:rPr>
+        <w:t>•Negative Attribution (Left/Grey Bars): These features pushed the model toward a different conclusion. They represent conflicting evidence within the data.</w:t>
+      </w:r>
+    </w:p>
+    <w:p>
+      <w:pPr>
+        <w:rPr>
+          <w:rFonts w:asciiTheme="majorBidi" w:hAnsiTheme="majorBidi" w:cstheme="majorBidi"/>
+          <w:b/>
+          <w:bCs/>
+          <w:sz w:val="24"/>
+          <w:szCs w:val="24"/>
+          <w:lang w:val="en-GB"/>
+        </w:rPr>
+      </w:pPr>
+      <w:r>
+        <w:rPr>
+          <w:rFonts w:asciiTheme="majorBidi" w:hAnsiTheme="majorBidi" w:cstheme="majorBidi"/>
+          <w:b/>
+          <w:bCs/>
+          <w:sz w:val="24"/>
+          <w:szCs w:val="24"/>
+          <w:lang w:val="en-GB"/>
+        </w:rPr>
+        <w:t>3. Consistency Across Methods</w:t>
+      </w:r>
+    </w:p>
+    <w:p>
+      <w:pPr>
+        <w:rPr>
+          <w:rFonts w:asciiTheme="majorBidi" w:hAnsiTheme="majorBidi" w:cstheme="majorBidi"/>
+          <w:sz w:val="24"/>
+          <w:szCs w:val="24"/>
+          <w:lang w:val="en-GB"/>
+        </w:rPr>
+      </w:pPr>
+      <w:r>
+        <w:rPr>
+          <w:rFonts w:asciiTheme="majorBidi" w:hAnsiTheme="majorBidi" w:cstheme="majorBidi"/>
+          <w:sz w:val="24"/>
+          <w:szCs w:val="24"/>
+          <w:lang w:val="en-GB"/>
+        </w:rPr>
+        <w:t>The four charts (IG, DeepLIFT, GradientSHAP, and NoiseTunnel) show how different mathematical approaches view the same data point.</w:t>
+      </w:r>
+    </w:p>
+    <w:p>
+      <w:pPr>
+        <w:rPr>
+          <w:rFonts w:asciiTheme="majorBidi" w:hAnsiTheme="majorBidi" w:cstheme="majorBidi"/>
+          <w:sz w:val="24"/>
+          <w:szCs w:val="24"/>
+          <w:lang w:val="en-GB"/>
+        </w:rPr>
+      </w:pPr>
+      <w:r>
+        <w:rPr>
+          <w:rFonts w:asciiTheme="majorBidi" w:hAnsiTheme="majorBidi" w:cstheme="majorBidi"/>
+          <w:sz w:val="24"/>
+          <w:szCs w:val="24"/>
+          <w:lang w:val="en-GB"/>
+        </w:rPr>
+        <w:t>•Agreement: When multiple methods highlight the same top feature (e.g., concave_points3), it increases the reliability and confidence in the explanation.</w:t>
+      </w:r>
+    </w:p>
+    <w:p>
+      <w:pPr>
+        <w:rPr>
+          <w:rFonts w:asciiTheme="majorBidi" w:hAnsiTheme="majorBidi" w:cstheme="majorBidi"/>
+          <w:sz w:val="24"/>
+          <w:szCs w:val="24"/>
+          <w:lang w:val="en-GB"/>
+        </w:rPr>
+      </w:pPr>
+      <w:r>
+        <w:rPr>
+          <w:rFonts w:asciiTheme="majorBidi" w:hAnsiTheme="majorBidi" w:cstheme="majorBidi"/>
+          <w:sz w:val="24"/>
+          <w:szCs w:val="24"/>
+          <w:lang w:val="en-GB"/>
+        </w:rPr>
+        <w:lastRenderedPageBreak/>
+        <w:t>•Smoothing: Methods like NoiseTunnel provide a cleaner, more stable view by filtering out minor statistical fluctuations.</w:t>
+      </w:r>
+    </w:p>
+    <w:p>
+      <w:pPr>
+        <w:rPr>
+          <w:rFonts w:asciiTheme="majorBidi" w:hAnsiTheme="majorBidi" w:cstheme="majorBidi"/>
+          <w:sz w:val="24"/>
+          <w:szCs w:val="24"/>
+          <w:rtl/>
+          <w:lang w:val="en-GB"/>
+        </w:rPr>
+      </w:pPr>
+    </w:p>
+    <w:p>
+      <w:pPr>
+        <w:rPr>
+          <w:rFonts w:asciiTheme="majorBidi" w:hAnsiTheme="majorBidi" w:cstheme="majorBidi"/>
+          <w:sz w:val="24"/>
+          <w:szCs w:val="24"/>
+          <w:rtl/>
+          <w:lang w:val="en-GB"/>
+        </w:rPr>
+      </w:pPr>
+      <w:r>
+        <w:rPr>
+          <w:noProof/>
+        </w:rPr>
+        <w:drawing>
+          <wp:inline distT="0" distB="0" distL="0" distR="0" wp14:anchorId="7C1845E9" wp14:editId="2CFE714F">
+            <wp:extent cx="5274310" cy="3504565"/>
+            <wp:effectExtent l="0" t="0" r="2540" b="635"/>
+            <wp:docPr id="1505624831" name="Picture 2"/>
+            <wp:cNvGraphicFramePr>
+              <a:graphicFrameLocks xmlns:a="http://schemas.openxmlformats.org/drawingml/2006/main" noChangeAspect="1"/>
+            </wp:cNvGraphicFramePr>
+            <a:graphic xmlns:a="http://schemas.openxmlformats.org/drawingml/2006/main">
+              <a:graphicData uri="http://schemas.openxmlformats.org/drawingml/2006/picture">
+                <pic:pic xmlns:pic="http://schemas.openxmlformats.org/drawingml/2006/picture">
+                  <pic:nvPicPr>
+                    <pic:cNvPr id="0" name="Picture 3"/>
+                    <pic:cNvPicPr>
+                      <a:picLocks noChangeAspect="1" noChangeArrowheads="1"/>
+                    </pic:cNvPicPr>
+                  </pic:nvPicPr>
+                  <pic:blipFill>
+                    <a:blip r:embed="rId17" cstate="print">
+                      <a:extLst>
+                        <a:ext uri="{28A0092B-C50C-407E-A947-70E740481C1C}">
+                          <a14:useLocalDpi xmlns:a14="http://schemas.microsoft.com/office/drawing/2010/main" val="0"/>
+                        </a:ext>
+                      </a:extLst>
+                    </a:blip>
+                    <a:srcRect/>
+                    <a:stretch>
+                      <a:fillRect/>
+                    </a:stretch>
+                  </pic:blipFill>
+                  <pic:spPr bwMode="auto">
+                    <a:xfrm>
+                      <a:off x="0" y="0"/>
+                      <a:ext cx="5274310" cy="3504565"/>
+                    </a:xfrm>
+                    <a:prstGeom prst="rect">
+                      <a:avLst/>
+                    </a:prstGeom>
+                    <a:noFill/>
+                    <a:ln>
+                      <a:noFill/>
+                    </a:ln>
+                  </pic:spPr>
+                </pic:pic>
+              </a:graphicData>
+            </a:graphic>
+          </wp:inline>
+        </w:drawing>
+      </w:r>
+    </w:p>
+    <w:p>
+      <w:pPr>
+        <w:rPr>
+          <w:rFonts w:asciiTheme="majorBidi" w:hAnsiTheme="majorBidi" w:cstheme="majorBidi"/>
+          <w:sz w:val="24"/>
+          <w:szCs w:val="24"/>
+          <w:rtl/>
+          <w:lang w:val="en-GB"/>
+        </w:rPr>
+      </w:pPr>
+    </w:p>
+    <w:p>
+      <w:pPr>
+        <w:rPr>
+          <w:rFonts w:asciiTheme="majorBidi" w:hAnsiTheme="majorBidi" w:cstheme="majorBidi"/>
+          <w:sz w:val="24"/>
+          <w:szCs w:val="24"/>
+          <w:lang w:val="en-GB"/>
+        </w:rPr>
+      </w:pPr>
     </w:p>
     <w:p>
       <w:pPr>
@@ -5995,6 +6916,995 @@
           <w:lang w:val="en-GB"/>
         </w:rPr>
       </w:pPr>
+    </w:p>
+    <w:p>
+      <w:pPr>
+        <w:rPr>
+          <w:rFonts w:asciiTheme="majorBidi" w:hAnsiTheme="majorBidi" w:cstheme="majorBidi"/>
+          <w:b/>
+          <w:bCs/>
+          <w:sz w:val="24"/>
+          <w:szCs w:val="24"/>
+          <w:lang w:val="en-GB"/>
+        </w:rPr>
+      </w:pPr>
+      <w:r>
+        <w:rPr>
+          <w:rFonts w:asciiTheme="majorBidi" w:hAnsiTheme="majorBidi" w:cstheme="majorBidi"/>
+          <w:b/>
+          <w:bCs/>
+          <w:sz w:val="24"/>
+          <w:szCs w:val="24"/>
+          <w:lang w:val="en-GB"/>
+        </w:rPr>
+        <w:t>Evaluation Metrics Explanation</w:t>
+      </w:r>
+      <w:r>
+        <w:rPr>
+          <w:rFonts w:asciiTheme="majorBidi" w:hAnsiTheme="majorBidi" w:cstheme="majorBidi"/>
+          <w:sz w:val="24"/>
+          <w:szCs w:val="24"/>
+          <w:lang w:val="en-GB"/>
+        </w:rPr>
+        <w:br/>
+        <w:t xml:space="preserve">This section evaluates and compares the performance of three XAI frameworks: </w:t>
+      </w:r>
+      <w:r>
+        <w:rPr>
+          <w:rFonts w:asciiTheme="majorBidi" w:hAnsiTheme="majorBidi" w:cstheme="majorBidi"/>
+          <w:b/>
+          <w:bCs/>
+          <w:sz w:val="24"/>
+          <w:szCs w:val="24"/>
+          <w:lang w:val="en-GB"/>
+        </w:rPr>
+        <w:t>SHAP</w:t>
+      </w:r>
+      <w:r>
+        <w:rPr>
+          <w:rFonts w:asciiTheme="majorBidi" w:hAnsiTheme="majorBidi" w:cstheme="majorBidi"/>
+          <w:sz w:val="24"/>
+          <w:szCs w:val="24"/>
+          <w:lang w:val="en-GB"/>
+        </w:rPr>
+        <w:t xml:space="preserve">, </w:t>
+      </w:r>
+      <w:r>
+        <w:rPr>
+          <w:rFonts w:asciiTheme="majorBidi" w:hAnsiTheme="majorBidi" w:cstheme="majorBidi"/>
+          <w:b/>
+          <w:bCs/>
+          <w:sz w:val="24"/>
+          <w:szCs w:val="24"/>
+          <w:lang w:val="en-GB"/>
+        </w:rPr>
+        <w:t>LIME</w:t>
+      </w:r>
+      <w:r>
+        <w:rPr>
+          <w:rFonts w:asciiTheme="majorBidi" w:hAnsiTheme="majorBidi" w:cstheme="majorBidi"/>
+          <w:sz w:val="24"/>
+          <w:szCs w:val="24"/>
+          <w:lang w:val="en-GB"/>
+        </w:rPr>
+        <w:t xml:space="preserve">, and </w:t>
+      </w:r>
+      <w:r>
+        <w:rPr>
+          <w:rFonts w:asciiTheme="majorBidi" w:hAnsiTheme="majorBidi" w:cstheme="majorBidi"/>
+          <w:b/>
+          <w:bCs/>
+          <w:sz w:val="24"/>
+          <w:szCs w:val="24"/>
+          <w:lang w:val="en-GB"/>
+        </w:rPr>
+        <w:t>Captum</w:t>
+      </w:r>
+      <w:r>
+        <w:rPr>
+          <w:rFonts w:asciiTheme="majorBidi" w:hAnsiTheme="majorBidi" w:cstheme="majorBidi"/>
+          <w:sz w:val="24"/>
+          <w:szCs w:val="24"/>
+          <w:lang w:val="en-GB"/>
+        </w:rPr>
+        <w:t>. These metrics determine which tool provides the most reliable explanation for your specific model.</w:t>
+      </w:r>
+    </w:p>
+    <w:p>
+      <w:pPr>
+        <w:rPr>
+          <w:rFonts w:asciiTheme="majorBidi" w:hAnsiTheme="majorBidi" w:cstheme="majorBidi"/>
+          <w:b/>
+          <w:bCs/>
+          <w:sz w:val="24"/>
+          <w:szCs w:val="24"/>
+          <w:lang w:val="en-GB"/>
+        </w:rPr>
+      </w:pPr>
+      <w:r>
+        <w:rPr>
+          <w:rFonts w:asciiTheme="majorBidi" w:hAnsiTheme="majorBidi" w:cstheme="majorBidi"/>
+          <w:b/>
+          <w:bCs/>
+          <w:sz w:val="24"/>
+          <w:szCs w:val="24"/>
+          <w:lang w:val="en-GB"/>
+        </w:rPr>
+        <w:t>1. Consistency (Spearman ρ)</w:t>
+      </w:r>
+    </w:p>
+    <w:p>
+      <w:pPr>
+        <w:rPr>
+          <w:rFonts w:asciiTheme="majorBidi" w:hAnsiTheme="majorBidi" w:cstheme="majorBidi"/>
+          <w:sz w:val="24"/>
+          <w:szCs w:val="24"/>
+          <w:lang w:val="en-GB"/>
+        </w:rPr>
+      </w:pPr>
+      <w:r>
+        <w:rPr>
+          <w:rFonts w:asciiTheme="majorBidi" w:hAnsiTheme="majorBidi" w:cstheme="majorBidi"/>
+          <w:sz w:val="24"/>
+          <w:szCs w:val="24"/>
+          <w:lang w:val="en-GB"/>
+        </w:rPr>
+        <w:t>This metric measures the agreement between different XAI tools in ranking feature importance (on a scale from 0 to 1).</w:t>
+      </w:r>
+    </w:p>
+    <w:p>
+      <w:pPr>
+        <w:numPr>
+          <w:ilvl w:val="0"/>
+          <w:numId w:val="36"/>
+        </w:numPr>
+        <w:rPr>
+          <w:rFonts w:asciiTheme="majorBidi" w:hAnsiTheme="majorBidi" w:cstheme="majorBidi"/>
+          <w:sz w:val="24"/>
+          <w:szCs w:val="24"/>
+          <w:lang w:val="en-GB"/>
+        </w:rPr>
+      </w:pPr>
+      <w:r>
+        <w:rPr>
+          <w:rFonts w:asciiTheme="majorBidi" w:hAnsiTheme="majorBidi" w:cstheme="majorBidi"/>
+          <w:b/>
+          <w:bCs/>
+          <w:sz w:val="24"/>
+          <w:szCs w:val="24"/>
+          <w:lang w:val="en-GB"/>
+        </w:rPr>
+        <w:lastRenderedPageBreak/>
+        <w:t>SHAP ↔ LIME (0.9515):</w:t>
+      </w:r>
+      <w:r>
+        <w:rPr>
+          <w:rFonts w:asciiTheme="majorBidi" w:hAnsiTheme="majorBidi" w:cstheme="majorBidi"/>
+          <w:sz w:val="24"/>
+          <w:szCs w:val="24"/>
+          <w:lang w:val="en-GB"/>
+        </w:rPr>
+        <w:t> Very high agreement. This indicates that both tools provide nearly identical explanations.</w:t>
+      </w:r>
+    </w:p>
+    <w:p>
+      <w:pPr>
+        <w:numPr>
+          <w:ilvl w:val="0"/>
+          <w:numId w:val="36"/>
+        </w:numPr>
+        <w:rPr>
+          <w:rFonts w:asciiTheme="majorBidi" w:hAnsiTheme="majorBidi" w:cstheme="majorBidi"/>
+          <w:sz w:val="24"/>
+          <w:szCs w:val="24"/>
+          <w:lang w:val="en-GB"/>
+        </w:rPr>
+      </w:pPr>
+      <w:r>
+        <w:rPr>
+          <w:rFonts w:asciiTheme="majorBidi" w:hAnsiTheme="majorBidi" w:cstheme="majorBidi"/>
+          <w:b/>
+          <w:bCs/>
+          <w:sz w:val="24"/>
+          <w:szCs w:val="24"/>
+          <w:lang w:val="en-GB"/>
+        </w:rPr>
+        <w:t>SHAP/LIME ↔ Captum (Low agreement):</w:t>
+      </w:r>
+      <w:r>
+        <w:rPr>
+          <w:rFonts w:asciiTheme="majorBidi" w:hAnsiTheme="majorBidi" w:cstheme="majorBidi"/>
+          <w:sz w:val="24"/>
+          <w:szCs w:val="24"/>
+          <w:lang w:val="en-GB"/>
+        </w:rPr>
+        <w:t> Captum shows a very different ranking compared to the others.</w:t>
+      </w:r>
+    </w:p>
+    <w:p>
+      <w:pPr>
+        <w:numPr>
+          <w:ilvl w:val="0"/>
+          <w:numId w:val="36"/>
+        </w:numPr>
+        <w:rPr>
+          <w:rFonts w:asciiTheme="majorBidi" w:hAnsiTheme="majorBidi" w:cstheme="majorBidi"/>
+          <w:sz w:val="24"/>
+          <w:szCs w:val="24"/>
+          <w:lang w:val="en-GB"/>
+        </w:rPr>
+      </w:pPr>
+      <w:r>
+        <w:rPr>
+          <w:rFonts w:asciiTheme="majorBidi" w:hAnsiTheme="majorBidi" w:cstheme="majorBidi"/>
+          <w:b/>
+          <w:bCs/>
+          <w:sz w:val="24"/>
+          <w:szCs w:val="24"/>
+          <w:lang w:val="en-GB"/>
+        </w:rPr>
+        <w:t>The Benefit:</w:t>
+      </w:r>
+      <w:r>
+        <w:rPr>
+          <w:rFonts w:asciiTheme="majorBidi" w:hAnsiTheme="majorBidi" w:cstheme="majorBidi"/>
+          <w:sz w:val="24"/>
+          <w:szCs w:val="24"/>
+          <w:lang w:val="en-GB"/>
+        </w:rPr>
+        <w:t> This reveals that </w:t>
+      </w:r>
+      <w:r>
+        <w:rPr>
+          <w:rFonts w:asciiTheme="majorBidi" w:hAnsiTheme="majorBidi" w:cstheme="majorBidi"/>
+          <w:b/>
+          <w:bCs/>
+          <w:sz w:val="24"/>
+          <w:szCs w:val="24"/>
+          <w:lang w:val="en-GB"/>
+        </w:rPr>
+        <w:t>Captum</w:t>
+      </w:r>
+      <w:r>
+        <w:rPr>
+          <w:rFonts w:asciiTheme="majorBidi" w:hAnsiTheme="majorBidi" w:cstheme="majorBidi"/>
+          <w:sz w:val="24"/>
+          <w:szCs w:val="24"/>
+          <w:lang w:val="en-GB"/>
+        </w:rPr>
+        <w:t> interprets the Neural Network's logic differently. In your project, this suggests Captum might be capturing complex internal relationships that SHAP and LIME (which are model-agnostic) might miss.</w:t>
+      </w:r>
+    </w:p>
+    <w:p>
+      <w:pPr>
+        <w:rPr>
+          <w:rFonts w:asciiTheme="majorBidi" w:hAnsiTheme="majorBidi" w:cstheme="majorBidi"/>
+          <w:b/>
+          <w:bCs/>
+          <w:sz w:val="24"/>
+          <w:szCs w:val="24"/>
+          <w:lang w:val="en-GB"/>
+        </w:rPr>
+      </w:pPr>
+      <w:r>
+        <w:rPr>
+          <w:rFonts w:asciiTheme="majorBidi" w:hAnsiTheme="majorBidi" w:cstheme="majorBidi"/>
+          <w:b/>
+          <w:bCs/>
+          <w:sz w:val="24"/>
+          <w:szCs w:val="24"/>
+          <w:lang w:val="en-GB"/>
+        </w:rPr>
+        <w:t>2. Erasure Fidelity (Top-5 Features Zeroed)</w:t>
+      </w:r>
+    </w:p>
+    <w:p>
+      <w:pPr>
+        <w:rPr>
+          <w:rFonts w:asciiTheme="majorBidi" w:hAnsiTheme="majorBidi" w:cstheme="majorBidi"/>
+          <w:sz w:val="24"/>
+          <w:szCs w:val="24"/>
+          <w:lang w:val="en-GB"/>
+        </w:rPr>
+      </w:pPr>
+      <w:r>
+        <w:rPr>
+          <w:rFonts w:asciiTheme="majorBidi" w:hAnsiTheme="majorBidi" w:cstheme="majorBidi"/>
+          <w:sz w:val="24"/>
+          <w:szCs w:val="24"/>
+          <w:lang w:val="en-GB"/>
+        </w:rPr>
+        <w:t xml:space="preserve">This is a "What-if" test: we remove the top 5 features identified by each tool and observe the drop in model confidence. A </w:t>
+      </w:r>
+      <w:r>
+        <w:rPr>
+          <w:rFonts w:asciiTheme="majorBidi" w:hAnsiTheme="majorBidi" w:cstheme="majorBidi"/>
+          <w:b/>
+          <w:bCs/>
+          <w:sz w:val="24"/>
+          <w:szCs w:val="24"/>
+          <w:lang w:val="en-GB"/>
+        </w:rPr>
+        <w:t>higher score</w:t>
+      </w:r>
+      <w:r>
+        <w:rPr>
+          <w:rFonts w:asciiTheme="majorBidi" w:hAnsiTheme="majorBidi" w:cstheme="majorBidi"/>
+          <w:sz w:val="24"/>
+          <w:szCs w:val="24"/>
+          <w:lang w:val="en-GB"/>
+        </w:rPr>
+        <w:t xml:space="preserve"> means the tool successfully identified the most critical features.</w:t>
+      </w:r>
+    </w:p>
+    <w:p>
+      <w:pPr>
+        <w:numPr>
+          <w:ilvl w:val="0"/>
+          <w:numId w:val="37"/>
+        </w:numPr>
+        <w:rPr>
+          <w:rFonts w:asciiTheme="majorBidi" w:hAnsiTheme="majorBidi" w:cstheme="majorBidi"/>
+          <w:sz w:val="24"/>
+          <w:szCs w:val="24"/>
+          <w:lang w:val="en-GB"/>
+        </w:rPr>
+      </w:pPr>
+      <w:r>
+        <w:rPr>
+          <w:rFonts w:asciiTheme="majorBidi" w:hAnsiTheme="majorBidi" w:cstheme="majorBidi"/>
+          <w:b/>
+          <w:bCs/>
+          <w:sz w:val="24"/>
+          <w:szCs w:val="24"/>
+          <w:lang w:val="en-GB"/>
+        </w:rPr>
+        <w:t>Captum (0.0394):</w:t>
+      </w:r>
+      <w:r>
+        <w:rPr>
+          <w:rFonts w:asciiTheme="majorBidi" w:hAnsiTheme="majorBidi" w:cstheme="majorBidi"/>
+          <w:sz w:val="24"/>
+          <w:szCs w:val="24"/>
+          <w:lang w:val="en-GB"/>
+        </w:rPr>
+        <w:t> Highest score among the three.</w:t>
+      </w:r>
+    </w:p>
+    <w:p>
+      <w:pPr>
+        <w:numPr>
+          <w:ilvl w:val="0"/>
+          <w:numId w:val="37"/>
+        </w:numPr>
+        <w:rPr>
+          <w:rFonts w:asciiTheme="majorBidi" w:hAnsiTheme="majorBidi" w:cstheme="majorBidi"/>
+          <w:sz w:val="24"/>
+          <w:szCs w:val="24"/>
+          <w:lang w:val="en-GB"/>
+        </w:rPr>
+      </w:pPr>
+      <w:r>
+        <w:rPr>
+          <w:rFonts w:asciiTheme="majorBidi" w:hAnsiTheme="majorBidi" w:cstheme="majorBidi"/>
+          <w:b/>
+          <w:bCs/>
+          <w:sz w:val="24"/>
+          <w:szCs w:val="24"/>
+          <w:lang w:val="en-GB"/>
+        </w:rPr>
+        <w:t>SHAP &amp; LIME (Near zero):</w:t>
+      </w:r>
+      <w:r>
+        <w:rPr>
+          <w:rFonts w:asciiTheme="majorBidi" w:hAnsiTheme="majorBidi" w:cstheme="majorBidi"/>
+          <w:sz w:val="24"/>
+          <w:szCs w:val="24"/>
+          <w:lang w:val="en-GB"/>
+        </w:rPr>
+        <w:t> Very low impact when their top features were removed.</w:t>
+      </w:r>
+    </w:p>
+    <w:p>
+      <w:pPr>
+        <w:numPr>
+          <w:ilvl w:val="0"/>
+          <w:numId w:val="37"/>
+        </w:numPr>
+        <w:rPr>
+          <w:rFonts w:asciiTheme="majorBidi" w:hAnsiTheme="majorBidi" w:cstheme="majorBidi"/>
+          <w:sz w:val="24"/>
+          <w:szCs w:val="24"/>
+          <w:lang w:val="en-GB"/>
+        </w:rPr>
+      </w:pPr>
+      <w:r>
+        <w:rPr>
+          <w:rFonts w:asciiTheme="majorBidi" w:hAnsiTheme="majorBidi" w:cstheme="majorBidi"/>
+          <w:b/>
+          <w:bCs/>
+          <w:sz w:val="24"/>
+          <w:szCs w:val="24"/>
+          <w:lang w:val="en-GB"/>
+        </w:rPr>
+        <w:t>The Benefit:</w:t>
+      </w:r>
+      <w:r>
+        <w:rPr>
+          <w:rFonts w:asciiTheme="majorBidi" w:hAnsiTheme="majorBidi" w:cstheme="majorBidi"/>
+          <w:sz w:val="24"/>
+          <w:szCs w:val="24"/>
+          <w:lang w:val="en-GB"/>
+        </w:rPr>
+        <w:t> This proves that </w:t>
+      </w:r>
+      <w:r>
+        <w:rPr>
+          <w:rFonts w:asciiTheme="majorBidi" w:hAnsiTheme="majorBidi" w:cstheme="majorBidi"/>
+          <w:b/>
+          <w:bCs/>
+          <w:sz w:val="24"/>
+          <w:szCs w:val="24"/>
+          <w:lang w:val="en-GB"/>
+        </w:rPr>
+        <w:t>Captum is the most "Faithful"</w:t>
+      </w:r>
+      <w:r>
+        <w:rPr>
+          <w:rFonts w:asciiTheme="majorBidi" w:hAnsiTheme="majorBidi" w:cstheme="majorBidi"/>
+          <w:sz w:val="24"/>
+          <w:szCs w:val="24"/>
+          <w:lang w:val="en-GB"/>
+        </w:rPr>
+        <w:t> to your model. When Captum identifies a feature as important, it truly is a primary driver of the model's decision-making process.</w:t>
+      </w:r>
+    </w:p>
+    <w:p>
+      <w:pPr>
+        <w:rPr>
+          <w:rFonts w:asciiTheme="majorBidi" w:hAnsiTheme="majorBidi" w:cstheme="majorBidi"/>
+          <w:b/>
+          <w:bCs/>
+          <w:sz w:val="24"/>
+          <w:szCs w:val="24"/>
+          <w:lang w:val="en-GB"/>
+        </w:rPr>
+      </w:pPr>
+      <w:r>
+        <w:rPr>
+          <w:rFonts w:asciiTheme="majorBidi" w:hAnsiTheme="majorBidi" w:cstheme="majorBidi"/>
+          <w:b/>
+          <w:bCs/>
+          <w:sz w:val="24"/>
+          <w:szCs w:val="24"/>
+          <w:lang w:val="en-GB"/>
+        </w:rPr>
+        <w:t>3. Stability (Avg σ over 5 runs)</w:t>
+      </w:r>
+    </w:p>
+    <w:p>
+      <w:pPr>
+        <w:rPr>
+          <w:rFonts w:asciiTheme="majorBidi" w:hAnsiTheme="majorBidi" w:cstheme="majorBidi"/>
+          <w:sz w:val="24"/>
+          <w:szCs w:val="24"/>
+          <w:lang w:val="en-GB"/>
+        </w:rPr>
+      </w:pPr>
+      <w:r>
+        <w:rPr>
+          <w:rFonts w:asciiTheme="majorBidi" w:hAnsiTheme="majorBidi" w:cstheme="majorBidi"/>
+          <w:sz w:val="24"/>
+          <w:szCs w:val="24"/>
+          <w:lang w:val="en-GB"/>
+        </w:rPr>
+        <w:t>This measures if the tool gives the same explanation when run multiple times (Lower = More Stable).</w:t>
+      </w:r>
+    </w:p>
+    <w:p>
+      <w:pPr>
+        <w:numPr>
+          <w:ilvl w:val="0"/>
+          <w:numId w:val="38"/>
+        </w:numPr>
+        <w:rPr>
+          <w:rFonts w:asciiTheme="majorBidi" w:hAnsiTheme="majorBidi" w:cstheme="majorBidi"/>
+          <w:sz w:val="24"/>
+          <w:szCs w:val="24"/>
+          <w:lang w:val="en-GB"/>
+        </w:rPr>
+      </w:pPr>
+      <w:r>
+        <w:rPr>
+          <w:rFonts w:asciiTheme="majorBidi" w:hAnsiTheme="majorBidi" w:cstheme="majorBidi"/>
+          <w:b/>
+          <w:bCs/>
+          <w:sz w:val="24"/>
+          <w:szCs w:val="24"/>
+          <w:lang w:val="en-GB"/>
+        </w:rPr>
+        <w:t>All Frameworks (0.00000):</w:t>
+      </w:r>
+      <w:r>
+        <w:rPr>
+          <w:rFonts w:asciiTheme="majorBidi" w:hAnsiTheme="majorBidi" w:cstheme="majorBidi"/>
+          <w:sz w:val="24"/>
+          <w:szCs w:val="24"/>
+          <w:lang w:val="en-GB"/>
+        </w:rPr>
+        <w:t> All tools are perfectly stable.</w:t>
+      </w:r>
+    </w:p>
+    <w:p>
+      <w:pPr>
+        <w:numPr>
+          <w:ilvl w:val="0"/>
+          <w:numId w:val="38"/>
+        </w:numPr>
+        <w:rPr>
+          <w:rFonts w:asciiTheme="majorBidi" w:hAnsiTheme="majorBidi" w:cstheme="majorBidi"/>
+          <w:sz w:val="24"/>
+          <w:szCs w:val="24"/>
+          <w:lang w:val="en-GB"/>
+        </w:rPr>
+      </w:pPr>
+      <w:r>
+        <w:rPr>
+          <w:rFonts w:asciiTheme="majorBidi" w:hAnsiTheme="majorBidi" w:cstheme="majorBidi"/>
+          <w:b/>
+          <w:bCs/>
+          <w:sz w:val="24"/>
+          <w:szCs w:val="24"/>
+          <w:lang w:val="en-GB"/>
+        </w:rPr>
+        <w:t>The Benefit:</w:t>
+      </w:r>
+      <w:r>
+        <w:rPr>
+          <w:rFonts w:asciiTheme="majorBidi" w:hAnsiTheme="majorBidi" w:cstheme="majorBidi"/>
+          <w:sz w:val="24"/>
+          <w:szCs w:val="24"/>
+          <w:lang w:val="en-GB"/>
+        </w:rPr>
+        <w:t> This is excellent for a medical project. It ensures that the explanations are not random and can be consistently trusted for clinical assessments.</w:t>
+      </w:r>
+    </w:p>
+    <w:p>
+      <w:pPr>
+        <w:rPr>
+          <w:rFonts w:asciiTheme="majorBidi" w:hAnsiTheme="majorBidi" w:cstheme="majorBidi"/>
+          <w:sz w:val="24"/>
+          <w:szCs w:val="24"/>
+          <w:rtl/>
+          <w:lang w:val="en-GB"/>
+        </w:rPr>
+      </w:pPr>
+    </w:p>
+    <w:p>
+      <w:pPr>
+        <w:rPr>
+          <w:rFonts w:asciiTheme="majorBidi" w:hAnsiTheme="majorBidi" w:cstheme="majorBidi"/>
+          <w:sz w:val="24"/>
+          <w:szCs w:val="24"/>
+          <w:rtl/>
+          <w:lang w:val="en-GB"/>
+        </w:rPr>
+      </w:pPr>
+      <w:r>
+        <w:rPr>
+          <w:rFonts w:asciiTheme="majorBidi" w:hAnsiTheme="majorBidi" w:cstheme="majorBidi"/>
+          <w:sz w:val="24"/>
+          <w:szCs w:val="24"/>
+          <w:lang w:val="en-GB"/>
+        </w:rPr>
+        <w:lastRenderedPageBreak/>
+        <w:drawing>
+          <wp:inline distT="0" distB="0" distL="0" distR="0" wp14:anchorId="60B876D6" wp14:editId="1454066F">
+            <wp:extent cx="5274310" cy="2746375"/>
+            <wp:effectExtent l="0" t="0" r="2540" b="0"/>
+            <wp:docPr id="398652078" name="Picture 1"/>
+            <wp:cNvGraphicFramePr>
+              <a:graphicFrameLocks xmlns:a="http://schemas.openxmlformats.org/drawingml/2006/main" noChangeAspect="1"/>
+            </wp:cNvGraphicFramePr>
+            <a:graphic xmlns:a="http://schemas.openxmlformats.org/drawingml/2006/main">
+              <a:graphicData uri="http://schemas.openxmlformats.org/drawingml/2006/picture">
+                <pic:pic xmlns:pic="http://schemas.openxmlformats.org/drawingml/2006/picture">
+                  <pic:nvPicPr>
+                    <pic:cNvPr id="398652078" name=""/>
+                    <pic:cNvPicPr/>
+                  </pic:nvPicPr>
+                  <pic:blipFill>
+                    <a:blip r:embed="rId18"/>
+                    <a:stretch>
+                      <a:fillRect/>
+                    </a:stretch>
+                  </pic:blipFill>
+                  <pic:spPr>
+                    <a:xfrm>
+                      <a:off x="0" y="0"/>
+                      <a:ext cx="5274310" cy="2746375"/>
+                    </a:xfrm>
+                    <a:prstGeom prst="rect">
+                      <a:avLst/>
+                    </a:prstGeom>
+                  </pic:spPr>
+                </pic:pic>
+              </a:graphicData>
+            </a:graphic>
+          </wp:inline>
+        </w:drawing>
+      </w:r>
+    </w:p>
+    <w:p>
+      <w:pPr>
+        <w:rPr>
+          <w:rFonts w:asciiTheme="majorBidi" w:hAnsiTheme="majorBidi" w:cstheme="majorBidi"/>
+          <w:sz w:val="24"/>
+          <w:szCs w:val="24"/>
+          <w:rtl/>
+          <w:lang w:val="en-GB"/>
+        </w:rPr>
+      </w:pPr>
+      <w:r>
+        <w:rPr>
+          <w:rFonts w:asciiTheme="majorBidi" w:hAnsiTheme="majorBidi" w:cstheme="majorBidi"/>
+          <w:b/>
+          <w:bCs/>
+          <w:sz w:val="24"/>
+          <w:szCs w:val="24"/>
+          <w:lang w:val="en-GB"/>
+        </w:rPr>
+        <w:t>Captum LayerConductance</w:t>
+      </w:r>
+      <w:r>
+        <w:rPr>
+          <w:rFonts w:asciiTheme="majorBidi" w:hAnsiTheme="majorBidi" w:cstheme="majorBidi"/>
+          <w:sz w:val="24"/>
+          <w:szCs w:val="24"/>
+          <w:lang w:val="en-GB"/>
+        </w:rPr>
+        <w:t xml:space="preserve"> is an Explainable AI (XAI) tool used to analyze the contribution of individual neurons within model layers toward the final decision. It helps developers understand the "internal logic" of the model by identifying which neurons are most influential in different classifications, such as benign or malignant.</w:t>
+      </w:r>
+    </w:p>
+    <w:p>
+      <w:pPr>
+        <w:rPr>
+          <w:rFonts w:asciiTheme="majorBidi" w:hAnsiTheme="majorBidi" w:cstheme="majorBidi"/>
+          <w:sz w:val="24"/>
+          <w:szCs w:val="24"/>
+          <w:lang w:val="en-GB"/>
+        </w:rPr>
+      </w:pPr>
+      <w:r>
+        <w:rPr>
+          <w:rFonts w:asciiTheme="majorBidi" w:hAnsiTheme="majorBidi" w:cstheme="majorBidi"/>
+          <w:sz w:val="24"/>
+          <w:szCs w:val="24"/>
+          <w:lang w:val="en-GB"/>
+        </w:rPr>
+        <w:t xml:space="preserve">This graph </w:t>
+      </w:r>
+      <w:r>
+        <w:rPr>
+          <w:rFonts w:asciiTheme="majorBidi" w:hAnsiTheme="majorBidi" w:cstheme="majorBidi"/>
+          <w:sz w:val="24"/>
+          <w:szCs w:val="24"/>
+          <w:lang w:val="en-GB"/>
+        </w:rPr>
+        <w:t>below</w:t>
+      </w:r>
+      <w:r>
+        <w:rPr>
+          <w:rFonts w:asciiTheme="majorBidi" w:hAnsiTheme="majorBidi" w:cstheme="majorBidi"/>
+          <w:sz w:val="24"/>
+          <w:szCs w:val="24"/>
+          <w:lang w:val="en-GB"/>
+        </w:rPr>
+        <w:t xml:space="preserve"> explains how the AI model makes its medical decisions:</w:t>
+      </w:r>
+    </w:p>
+    <w:p>
+      <w:pPr>
+        <w:numPr>
+          <w:ilvl w:val="0"/>
+          <w:numId w:val="39"/>
+        </w:numPr>
+        <w:rPr>
+          <w:rFonts w:asciiTheme="majorBidi" w:hAnsiTheme="majorBidi" w:cstheme="majorBidi"/>
+          <w:sz w:val="24"/>
+          <w:szCs w:val="24"/>
+          <w:lang w:val="en-GB"/>
+        </w:rPr>
+      </w:pPr>
+      <w:r>
+        <w:rPr>
+          <w:rFonts w:asciiTheme="majorBidi" w:hAnsiTheme="majorBidi" w:cstheme="majorBidi"/>
+          <w:b/>
+          <w:bCs/>
+          <w:sz w:val="24"/>
+          <w:szCs w:val="24"/>
+          <w:lang w:val="en-GB"/>
+        </w:rPr>
+        <w:t>Identifies Key Neurons:</w:t>
+      </w:r>
+      <w:r>
+        <w:rPr>
+          <w:rFonts w:asciiTheme="majorBidi" w:hAnsiTheme="majorBidi" w:cstheme="majorBidi"/>
+          <w:sz w:val="24"/>
+          <w:szCs w:val="24"/>
+          <w:lang w:val="en-GB"/>
+        </w:rPr>
+        <w:t xml:space="preserve"> It shows which specific internal neurons have the most influence on the final result.</w:t>
+      </w:r>
+    </w:p>
+    <w:p>
+      <w:pPr>
+        <w:numPr>
+          <w:ilvl w:val="0"/>
+          <w:numId w:val="39"/>
+        </w:numPr>
+        <w:rPr>
+          <w:rFonts w:asciiTheme="majorBidi" w:hAnsiTheme="majorBidi" w:cstheme="majorBidi"/>
+          <w:sz w:val="24"/>
+          <w:szCs w:val="24"/>
+          <w:lang w:val="en-GB"/>
+        </w:rPr>
+      </w:pPr>
+      <w:r>
+        <w:rPr>
+          <w:rFonts w:asciiTheme="majorBidi" w:hAnsiTheme="majorBidi" w:cstheme="majorBidi"/>
+          <w:b/>
+          <w:bCs/>
+          <w:sz w:val="24"/>
+          <w:szCs w:val="24"/>
+          <w:lang w:val="en-GB"/>
+        </w:rPr>
+        <w:t>Decision Direction:</w:t>
+      </w:r>
+    </w:p>
+    <w:p>
+      <w:pPr>
+        <w:numPr>
+          <w:ilvl w:val="1"/>
+          <w:numId w:val="39"/>
+        </w:numPr>
+        <w:rPr>
+          <w:rFonts w:asciiTheme="majorBidi" w:hAnsiTheme="majorBidi" w:cstheme="majorBidi"/>
+          <w:sz w:val="24"/>
+          <w:szCs w:val="24"/>
+          <w:lang w:val="en-GB"/>
+        </w:rPr>
+      </w:pPr>
+      <w:r>
+        <w:rPr>
+          <w:rFonts w:asciiTheme="majorBidi" w:hAnsiTheme="majorBidi" w:cstheme="majorBidi"/>
+          <w:sz w:val="24"/>
+          <w:szCs w:val="24"/>
+          <w:lang w:val="en-GB"/>
+        </w:rPr>
+        <w:t>Green Bars (Right): Neurons pushing for a Benign diagnosis.</w:t>
+      </w:r>
+    </w:p>
+    <w:p>
+      <w:pPr>
+        <w:numPr>
+          <w:ilvl w:val="1"/>
+          <w:numId w:val="39"/>
+        </w:numPr>
+        <w:rPr>
+          <w:rFonts w:asciiTheme="majorBidi" w:hAnsiTheme="majorBidi" w:cstheme="majorBidi"/>
+          <w:sz w:val="24"/>
+          <w:szCs w:val="24"/>
+          <w:lang w:val="en-GB"/>
+        </w:rPr>
+      </w:pPr>
+      <w:r>
+        <w:rPr>
+          <w:rFonts w:asciiTheme="majorBidi" w:hAnsiTheme="majorBidi" w:cstheme="majorBidi"/>
+          <w:sz w:val="24"/>
+          <w:szCs w:val="24"/>
+          <w:lang w:val="en-GB"/>
+        </w:rPr>
+        <w:t>Red Bars (Left): Neurons pushing for a Malignant</w:t>
+      </w:r>
+      <w:r>
+        <w:rPr>
+          <w:rFonts w:asciiTheme="majorBidi" w:hAnsiTheme="majorBidi" w:cstheme="majorBidi"/>
+          <w:sz w:val="24"/>
+          <w:szCs w:val="24"/>
+          <w:lang w:val="en-GB"/>
+        </w:rPr>
+        <w:t xml:space="preserve"> diagnosis.</w:t>
+      </w:r>
+    </w:p>
+    <w:p>
+      <w:pPr>
+        <w:numPr>
+          <w:ilvl w:val="0"/>
+          <w:numId w:val="39"/>
+        </w:numPr>
+        <w:rPr>
+          <w:rFonts w:asciiTheme="majorBidi" w:hAnsiTheme="majorBidi" w:cstheme="majorBidi"/>
+          <w:sz w:val="24"/>
+          <w:szCs w:val="24"/>
+          <w:lang w:val="en-GB"/>
+        </w:rPr>
+      </w:pPr>
+      <w:r>
+        <w:rPr>
+          <w:rFonts w:asciiTheme="majorBidi" w:hAnsiTheme="majorBidi" w:cstheme="majorBidi"/>
+          <w:b/>
+          <w:bCs/>
+          <w:sz w:val="24"/>
+          <w:szCs w:val="24"/>
+          <w:lang w:val="en-GB"/>
+        </w:rPr>
+        <w:t>Transparency:</w:t>
+      </w:r>
+      <w:r>
+        <w:rPr>
+          <w:rFonts w:asciiTheme="majorBidi" w:hAnsiTheme="majorBidi" w:cstheme="majorBidi"/>
+          <w:sz w:val="24"/>
+          <w:szCs w:val="24"/>
+          <w:lang w:val="en-GB"/>
+        </w:rPr>
+        <w:t xml:space="preserve"> It turns the "Black Box" model into a transparent system by showing the logic behind the diagnosis.</w:t>
+      </w:r>
+    </w:p>
+    <w:p>
+      <w:pPr>
+        <w:numPr>
+          <w:ilvl w:val="0"/>
+          <w:numId w:val="39"/>
+        </w:numPr>
+        <w:rPr>
+          <w:rFonts w:asciiTheme="majorBidi" w:hAnsiTheme="majorBidi" w:cstheme="majorBidi"/>
+          <w:sz w:val="24"/>
+          <w:szCs w:val="24"/>
+          <w:lang w:val="en-GB"/>
+        </w:rPr>
+      </w:pPr>
+      <w:r>
+        <w:rPr>
+          <w:rFonts w:asciiTheme="majorBidi" w:hAnsiTheme="majorBidi" w:cstheme="majorBidi"/>
+          <w:b/>
+          <w:bCs/>
+          <w:sz w:val="24"/>
+          <w:szCs w:val="24"/>
+          <w:lang w:val="en-GB"/>
+        </w:rPr>
+        <w:t>Optimization &amp; Developer Insight:</w:t>
+      </w:r>
+    </w:p>
+    <w:p>
+      <w:pPr>
+        <w:numPr>
+          <w:ilvl w:val="1"/>
+          <w:numId w:val="39"/>
+        </w:numPr>
+        <w:rPr>
+          <w:rFonts w:asciiTheme="majorBidi" w:hAnsiTheme="majorBidi" w:cstheme="majorBidi"/>
+          <w:sz w:val="24"/>
+          <w:szCs w:val="24"/>
+          <w:lang w:val="en-GB"/>
+        </w:rPr>
+      </w:pPr>
+      <w:r>
+        <w:rPr>
+          <w:rFonts w:asciiTheme="majorBidi" w:hAnsiTheme="majorBidi" w:cstheme="majorBidi"/>
+          <w:sz w:val="24"/>
+          <w:szCs w:val="24"/>
+          <w:lang w:val="en-GB"/>
+        </w:rPr>
+        <w:t xml:space="preserve">Helps developers see which neurons are useless </w:t>
+      </w:r>
+    </w:p>
+    <w:p>
+      <w:pPr>
+        <w:numPr>
+          <w:ilvl w:val="1"/>
+          <w:numId w:val="39"/>
+        </w:numPr>
+        <w:rPr>
+          <w:rFonts w:asciiTheme="majorBidi" w:hAnsiTheme="majorBidi" w:cstheme="majorBidi"/>
+          <w:sz w:val="24"/>
+          <w:szCs w:val="24"/>
+          <w:lang w:val="en-GB"/>
+        </w:rPr>
+      </w:pPr>
+      <w:r>
+        <w:rPr>
+          <w:rFonts w:asciiTheme="majorBidi" w:hAnsiTheme="majorBidi" w:cstheme="majorBidi"/>
+          <w:sz w:val="24"/>
+          <w:szCs w:val="24"/>
+          <w:lang w:val="en-GB"/>
+        </w:rPr>
+        <w:t>Detecting Single-Neuron Dependency: If the decision relies on only one neuron, it reveals a model flaw.</w:t>
+      </w:r>
+    </w:p>
+    <w:p>
+      <w:pPr>
+        <w:rPr>
+          <w:rFonts w:asciiTheme="majorBidi" w:hAnsiTheme="majorBidi" w:cstheme="majorBidi"/>
+          <w:sz w:val="24"/>
+          <w:szCs w:val="24"/>
+          <w:lang w:val="en-GB"/>
+        </w:rPr>
+      </w:pPr>
+      <w:r>
+        <w:rPr>
+          <w:noProof/>
+        </w:rPr>
+        <w:lastRenderedPageBreak/>
+        <w:drawing>
+          <wp:inline distT="0" distB="0" distL="0" distR="0" wp14:anchorId="01C3386D" wp14:editId="520AC65C">
+            <wp:extent cx="5274310" cy="3061335"/>
+            <wp:effectExtent l="0" t="0" r="2540" b="5715"/>
+            <wp:docPr id="1914655770" name="Picture 3"/>
+            <wp:cNvGraphicFramePr>
+              <a:graphicFrameLocks xmlns:a="http://schemas.openxmlformats.org/drawingml/2006/main" noChangeAspect="1"/>
+            </wp:cNvGraphicFramePr>
+            <a:graphic xmlns:a="http://schemas.openxmlformats.org/drawingml/2006/main">
+              <a:graphicData uri="http://schemas.openxmlformats.org/drawingml/2006/picture">
+                <pic:pic xmlns:pic="http://schemas.openxmlformats.org/drawingml/2006/picture">
+                  <pic:nvPicPr>
+                    <pic:cNvPr id="0" name="Picture 5"/>
+                    <pic:cNvPicPr>
+                      <a:picLocks noChangeAspect="1" noChangeArrowheads="1"/>
+                    </pic:cNvPicPr>
+                  </pic:nvPicPr>
+                  <pic:blipFill>
+                    <a:blip r:embed="rId19">
+                      <a:extLst>
+                        <a:ext uri="{28A0092B-C50C-407E-A947-70E740481C1C}">
+                          <a14:useLocalDpi xmlns:a14="http://schemas.microsoft.com/office/drawing/2010/main" val="0"/>
+                        </a:ext>
+                      </a:extLst>
+                    </a:blip>
+                    <a:srcRect/>
+                    <a:stretch>
+                      <a:fillRect/>
+                    </a:stretch>
+                  </pic:blipFill>
+                  <pic:spPr bwMode="auto">
+                    <a:xfrm>
+                      <a:off x="0" y="0"/>
+                      <a:ext cx="5274310" cy="3061335"/>
+                    </a:xfrm>
+                    <a:prstGeom prst="rect">
+                      <a:avLst/>
+                    </a:prstGeom>
+                    <a:noFill/>
+                    <a:ln>
+                      <a:noFill/>
+                    </a:ln>
+                  </pic:spPr>
+                </pic:pic>
+              </a:graphicData>
+            </a:graphic>
+          </wp:inline>
+        </w:drawing>
+      </w:r>
+    </w:p>
+    <w:p>
+      <w:pPr>
+        <w:rPr>
+          <w:rFonts w:asciiTheme="majorBidi" w:hAnsiTheme="majorBidi" w:cstheme="majorBidi"/>
+          <w:sz w:val="24"/>
+          <w:szCs w:val="24"/>
+          <w:lang w:val="en-GB"/>
+        </w:rPr>
+      </w:pPr>
+    </w:p>
+    <w:p>
+      <w:pPr>
+        <w:rPr>
+          <w:rFonts w:asciiTheme="majorBidi" w:hAnsiTheme="majorBidi" w:cstheme="majorBidi"/>
+          <w:sz w:val="24"/>
+          <w:szCs w:val="24"/>
+          <w:lang w:val="en-GB"/>
+        </w:rPr>
+      </w:pPr>
       <w:r>
         <w:rPr>
           <w:rFonts w:asciiTheme="majorBidi" w:hAnsiTheme="majorBidi" w:cstheme="majorBidi"/>
@@ -6011,15 +7921,15 @@
           <w:rFonts w:asciiTheme="majorBidi" w:hAnsiTheme="majorBidi" w:cstheme="majorBidi"/>
           <w:sz w:val="24"/>
           <w:szCs w:val="24"/>
-          <w:lang w:val="en-GB"/>
-        </w:rPr>
-      </w:pPr>
-      <w:r>
-        <w:rPr>
-          <w:rFonts w:asciiTheme="majorBidi" w:hAnsiTheme="majorBidi" w:cstheme="majorBidi"/>
-          <w:sz w:val="24"/>
-          <w:szCs w:val="24"/>
-          <w:lang w:val="en-GB"/>
+          <w:lang w:val="fr-FR"/>
+        </w:rPr>
+      </w:pPr>
+      <w:r>
+        <w:rPr>
+          <w:rFonts w:asciiTheme="majorBidi" w:hAnsiTheme="majorBidi" w:cstheme="majorBidi"/>
+          <w:sz w:val="24"/>
+          <w:szCs w:val="24"/>
+          <w:lang w:val="fr-FR"/>
         </w:rPr>
         <w:t>Mention:</w:t>
       </w:r>
@@ -6030,15 +7940,15 @@
           <w:rFonts w:asciiTheme="majorBidi" w:hAnsiTheme="majorBidi" w:cstheme="majorBidi"/>
           <w:sz w:val="24"/>
           <w:szCs w:val="24"/>
-          <w:lang w:val="en-GB"/>
-        </w:rPr>
-      </w:pPr>
-      <w:r>
-        <w:rPr>
-          <w:rFonts w:asciiTheme="majorBidi" w:hAnsiTheme="majorBidi" w:cstheme="majorBidi"/>
-          <w:sz w:val="24"/>
-          <w:szCs w:val="24"/>
-          <w:lang w:val="en-GB"/>
+          <w:lang w:val="fr-FR"/>
+        </w:rPr>
+      </w:pPr>
+      <w:r>
+        <w:rPr>
+          <w:rFonts w:asciiTheme="majorBidi" w:hAnsiTheme="majorBidi" w:cstheme="majorBidi"/>
+          <w:sz w:val="24"/>
+          <w:szCs w:val="24"/>
+          <w:lang w:val="fr-FR"/>
         </w:rPr>
         <w:t>Limitations</w:t>
       </w:r>
@@ -6049,15 +7959,15 @@
           <w:rFonts w:asciiTheme="majorBidi" w:hAnsiTheme="majorBidi" w:cstheme="majorBidi"/>
           <w:sz w:val="24"/>
           <w:szCs w:val="24"/>
-          <w:lang w:val="en-GB"/>
-        </w:rPr>
-      </w:pPr>
-      <w:r>
-        <w:rPr>
-          <w:rFonts w:asciiTheme="majorBidi" w:hAnsiTheme="majorBidi" w:cstheme="majorBidi"/>
-          <w:sz w:val="24"/>
-          <w:szCs w:val="24"/>
-          <w:lang w:val="en-GB"/>
+          <w:lang w:val="fr-FR"/>
+        </w:rPr>
+      </w:pPr>
+      <w:r>
+        <w:rPr>
+          <w:rFonts w:asciiTheme="majorBidi" w:hAnsiTheme="majorBidi" w:cstheme="majorBidi"/>
+          <w:sz w:val="24"/>
+          <w:szCs w:val="24"/>
+          <w:lang w:val="fr-FR"/>
         </w:rPr>
         <w:t>Observations</w:t>
       </w:r>
@@ -6068,7 +7978,7 @@
           <w:rFonts w:asciiTheme="majorBidi" w:hAnsiTheme="majorBidi" w:cstheme="majorBidi"/>
           <w:sz w:val="28"/>
           <w:szCs w:val="28"/>
-          <w:lang w:val="en-GB"/>
+          <w:lang w:val="fr-FR"/>
         </w:rPr>
       </w:pPr>
       <w:r>
@@ -6076,7 +7986,7 @@
           <w:rFonts w:asciiTheme="majorBidi" w:hAnsiTheme="majorBidi" w:cstheme="majorBidi"/>
           <w:sz w:val="28"/>
           <w:szCs w:val="28"/>
-          <w:lang w:val="en-GB"/>
+          <w:lang w:val="fr-FR"/>
         </w:rPr>
         <w:t>10. Conclusion (Phase 2 Progress)</w:t>
       </w:r>
@@ -6172,17 +8082,17 @@
           <w:szCs w:val="44"/>
         </w:rPr>
       </w:pPr>
-      <w:bookmarkStart w:id="87" w:name="_Toc221988912"/>
-      <w:bookmarkStart w:id="88" w:name="_Toc221989047"/>
-      <w:bookmarkStart w:id="89" w:name="_Toc221989133"/>
-      <w:bookmarkStart w:id="90" w:name="_Toc226643861"/>
-      <w:bookmarkStart w:id="91" w:name="_Toc226643951"/>
-      <w:bookmarkStart w:id="92" w:name="_Toc226644025"/>
-      <w:bookmarkStart w:id="93" w:name="_Toc226645919"/>
-      <w:bookmarkStart w:id="94" w:name="_Toc226646695"/>
-      <w:bookmarkStart w:id="95" w:name="_Toc226649318"/>
-      <w:bookmarkStart w:id="96" w:name="_Toc226650179"/>
-      <w:bookmarkStart w:id="97" w:name="_Toc226653262"/>
+      <w:bookmarkStart w:id="91" w:name="_Toc221988912"/>
+      <w:bookmarkStart w:id="92" w:name="_Toc221989047"/>
+      <w:bookmarkStart w:id="93" w:name="_Toc221989133"/>
+      <w:bookmarkStart w:id="94" w:name="_Toc226643861"/>
+      <w:bookmarkStart w:id="95" w:name="_Toc226643951"/>
+      <w:bookmarkStart w:id="96" w:name="_Toc226644025"/>
+      <w:bookmarkStart w:id="97" w:name="_Toc226645919"/>
+      <w:bookmarkStart w:id="98" w:name="_Toc226646695"/>
+      <w:bookmarkStart w:id="99" w:name="_Toc226649318"/>
+      <w:bookmarkStart w:id="100" w:name="_Toc226650179"/>
+      <w:bookmarkStart w:id="101" w:name="_Toc226653262"/>
       <w:r>
         <w:rPr>
           <w:rFonts w:asciiTheme="majorBidi" w:hAnsiTheme="majorBidi"/>
@@ -6192,10 +8102,6 @@
         </w:rPr>
         <w:t>Conclusion</w:t>
       </w:r>
-      <w:bookmarkEnd w:id="87"/>
-      <w:bookmarkEnd w:id="88"/>
-      <w:bookmarkEnd w:id="89"/>
-      <w:bookmarkEnd w:id="90"/>
       <w:bookmarkEnd w:id="91"/>
       <w:bookmarkEnd w:id="92"/>
       <w:bookmarkEnd w:id="93"/>
@@ -6203,6 +8109,10 @@
       <w:bookmarkEnd w:id="95"/>
       <w:bookmarkEnd w:id="96"/>
       <w:bookmarkEnd w:id="97"/>
+      <w:bookmarkEnd w:id="98"/>
+      <w:bookmarkEnd w:id="99"/>
+      <w:bookmarkEnd w:id="100"/>
+      <w:bookmarkEnd w:id="101"/>
     </w:p>
     <w:p>
       <w:pPr>
@@ -6220,7 +8130,16 @@
           <w:sz w:val="24"/>
           <w:szCs w:val="24"/>
         </w:rPr>
-        <w:t>This research addresses the critical "Black-Box" challenge in medical AI by proposing a transition from legacy XAI methods to real-time, high-fidelity frameworks. By evaluating and comparing modern frameworks like the xAI SDK against legacy methods, this study successfully bridges the Latency Gap identified in traditional models [3] and the Innovation Gap found in post-2025 literature [2].</w:t>
+        <w:t xml:space="preserve">This research addresses the critical "Black-Box" challenge in medical AI by proposing a transition from legacy XAI methods to real-time, high-fidelity frameworks. By evaluating and comparing modern frameworks like the xAI SDK </w:t>
+      </w:r>
+      <w:r>
+        <w:rPr>
+          <w:rFonts w:asciiTheme="majorBidi" w:hAnsiTheme="majorBidi" w:cstheme="majorBidi"/>
+          <w:sz w:val="24"/>
+          <w:szCs w:val="24"/>
+        </w:rPr>
+        <w:lastRenderedPageBreak/>
+        <w:t>against legacy methods, this study successfully bridges the Latency Gap identified in traditional models [3] and the Innovation Gap found in post-2025 literature [2].</w:t>
       </w:r>
     </w:p>
     <w:p>
@@ -6239,16 +8158,7 @@
           <w:sz w:val="24"/>
           <w:szCs w:val="24"/>
         </w:rPr>
-        <w:t xml:space="preserve">Aligned with Saudi Vision 2030, this project demonstrates that providing clinicians with instantaneous and traceable diagnostic insights is essential for building </w:t>
-      </w:r>
-      <w:r>
-        <w:rPr>
-          <w:rFonts w:asciiTheme="majorBidi" w:hAnsiTheme="majorBidi" w:cstheme="majorBidi"/>
-          <w:sz w:val="24"/>
-          <w:szCs w:val="24"/>
-        </w:rPr>
-        <w:lastRenderedPageBreak/>
-        <w:t>trust and improving patient outcomes. Ultimately, this framework ensures that AI-driven healthcare is not only accurate but also transparent, reliable, and ready for the demands of modern medical emergencies.</w:t>
+        <w:t>Aligned with Saudi Vision 2030, this project demonstrates that providing clinicians with instantaneous and traceable diagnostic insights is essential for building trust and improving patient outcomes. Ultimately, this framework ensures that AI-driven healthcare is not only accurate but also transparent, reliable, and ready for the demands of modern medical emergencies.</w:t>
       </w:r>
     </w:p>
     <w:p>
@@ -6265,17 +8175,17 @@
           <w:szCs w:val="44"/>
         </w:rPr>
       </w:pPr>
-      <w:bookmarkStart w:id="98" w:name="_Toc221988913"/>
-      <w:bookmarkStart w:id="99" w:name="_Toc221989048"/>
-      <w:bookmarkStart w:id="100" w:name="_Toc221989134"/>
-      <w:bookmarkStart w:id="101" w:name="_Toc226643862"/>
-      <w:bookmarkStart w:id="102" w:name="_Toc226643952"/>
-      <w:bookmarkStart w:id="103" w:name="_Toc226644026"/>
-      <w:bookmarkStart w:id="104" w:name="_Toc226645920"/>
-      <w:bookmarkStart w:id="105" w:name="_Toc226646696"/>
-      <w:bookmarkStart w:id="106" w:name="_Toc226649319"/>
-      <w:bookmarkStart w:id="107" w:name="_Toc226650180"/>
-      <w:bookmarkStart w:id="108" w:name="_Toc226653263"/>
+      <w:bookmarkStart w:id="102" w:name="_Toc221988913"/>
+      <w:bookmarkStart w:id="103" w:name="_Toc221989048"/>
+      <w:bookmarkStart w:id="104" w:name="_Toc221989134"/>
+      <w:bookmarkStart w:id="105" w:name="_Toc226643862"/>
+      <w:bookmarkStart w:id="106" w:name="_Toc226643952"/>
+      <w:bookmarkStart w:id="107" w:name="_Toc226644026"/>
+      <w:bookmarkStart w:id="108" w:name="_Toc226645920"/>
+      <w:bookmarkStart w:id="109" w:name="_Toc226646696"/>
+      <w:bookmarkStart w:id="110" w:name="_Toc226649319"/>
+      <w:bookmarkStart w:id="111" w:name="_Toc226650180"/>
+      <w:bookmarkStart w:id="112" w:name="_Toc226653263"/>
       <w:r>
         <w:rPr>
           <w:rFonts w:asciiTheme="majorBidi" w:hAnsiTheme="majorBidi"/>
@@ -6285,10 +8195,6 @@
         </w:rPr>
         <w:t>References</w:t>
       </w:r>
-      <w:bookmarkEnd w:id="98"/>
-      <w:bookmarkEnd w:id="99"/>
-      <w:bookmarkEnd w:id="100"/>
-      <w:bookmarkEnd w:id="101"/>
       <w:bookmarkEnd w:id="102"/>
       <w:bookmarkEnd w:id="103"/>
       <w:bookmarkEnd w:id="104"/>
@@ -6296,6 +8202,10 @@
       <w:bookmarkEnd w:id="106"/>
       <w:bookmarkEnd w:id="107"/>
       <w:bookmarkEnd w:id="108"/>
+      <w:bookmarkEnd w:id="109"/>
+      <w:bookmarkEnd w:id="110"/>
+      <w:bookmarkEnd w:id="111"/>
+      <w:bookmarkEnd w:id="112"/>
     </w:p>
     <w:p>
       <w:pPr>
@@ -6323,9 +8233,8 @@
           <w:lang w:val="en-GB" w:eastAsia="en-GB"/>
           <w14:ligatures w14:val="none"/>
         </w:rPr>
-        <w:t xml:space="preserve">M. T. Ribeiro, S. Singh, and C. </w:t>
-      </w:r>
-      <w:proofErr w:type="spellStart"/>
+        <w:t>M. T. Ribeiro, S. Singh, and C. Guestrin, "</w:t>
+      </w:r>
       <w:r>
         <w:rPr>
           <w:rFonts w:ascii="Times New Roman" w:eastAsia="Times New Roman" w:hAnsi="Times New Roman" w:cs="Times New Roman"/>
@@ -6335,9 +8244,8 @@
           <w:lang w:val="en-GB" w:eastAsia="en-GB"/>
           <w14:ligatures w14:val="none"/>
         </w:rPr>
-        <w:t>Guestrin</w:t>
-      </w:r>
-      <w:proofErr w:type="spellEnd"/>
+        <w:t xml:space="preserve"> 'Why</w:t>
+      </w:r>
       <w:r>
         <w:rPr>
           <w:rFonts w:ascii="Times New Roman" w:eastAsia="Times New Roman" w:hAnsi="Times New Roman" w:cs="Times New Roman"/>
@@ -6347,43 +8255,8 @@
           <w:lang w:val="en-GB" w:eastAsia="en-GB"/>
           <w14:ligatures w14:val="none"/>
         </w:rPr>
-        <w:t>, "</w:t>
-      </w:r>
-      <w:r>
-        <w:rPr>
-          <w:rFonts w:ascii="Times New Roman" w:eastAsia="Times New Roman" w:hAnsi="Times New Roman" w:cs="Times New Roman"/>
-          <w:kern w:val="0"/>
-          <w:sz w:val="24"/>
-          <w:szCs w:val="24"/>
-          <w:lang w:val="en-GB" w:eastAsia="en-GB"/>
-          <w14:ligatures w14:val="none"/>
-        </w:rPr>
-        <w:t xml:space="preserve"> 'Why</w:t>
-      </w:r>
-      <w:r>
-        <w:rPr>
-          <w:rFonts w:ascii="Times New Roman" w:eastAsia="Times New Roman" w:hAnsi="Times New Roman" w:cs="Times New Roman"/>
-          <w:kern w:val="0"/>
-          <w:sz w:val="24"/>
-          <w:szCs w:val="24"/>
-          <w:lang w:val="en-GB" w:eastAsia="en-GB"/>
-          <w14:ligatures w14:val="none"/>
-        </w:rPr>
-        <w:t xml:space="preserve"> Should I Trust </w:t>
-      </w:r>
-      <w:proofErr w:type="gramStart"/>
-      <w:r>
-        <w:rPr>
-          <w:rFonts w:ascii="Times New Roman" w:eastAsia="Times New Roman" w:hAnsi="Times New Roman" w:cs="Times New Roman"/>
-          <w:kern w:val="0"/>
-          <w:sz w:val="24"/>
-          <w:szCs w:val="24"/>
-          <w:lang w:val="en-GB" w:eastAsia="en-GB"/>
-          <w14:ligatures w14:val="none"/>
-        </w:rPr>
-        <w:t>You</w:t>
-      </w:r>
-      <w:proofErr w:type="gramEnd"/>
+        <w:t xml:space="preserve"> Should I Trust You</w:t>
+      </w:r>
       <w:r>
         <w:rPr>
           <w:rFonts w:ascii="Times New Roman" w:eastAsia="Times New Roman" w:hAnsi="Times New Roman" w:cs="Times New Roman"/>
@@ -6417,36 +8290,33 @@
           <w:lang w:val="en-GB" w:eastAsia="en-GB"/>
           <w14:ligatures w14:val="none"/>
         </w:rPr>
-        <w:t xml:space="preserve">Proc. 22nd ACM SIGKDD Int. Conf. </w:t>
-      </w:r>
-      <w:proofErr w:type="spellStart"/>
+        <w:t>Proc. 22nd ACM SIGKDD Int. Conf. Knowl. Discovery Data Mining</w:t>
+      </w:r>
       <w:r>
         <w:rPr>
           <w:rFonts w:ascii="Times New Roman" w:eastAsia="Times New Roman" w:hAnsi="Times New Roman" w:cs="Times New Roman"/>
-          <w:i/>
-          <w:iCs/>
           <w:kern w:val="0"/>
           <w:sz w:val="24"/>
           <w:szCs w:val="24"/>
           <w:lang w:val="en-GB" w:eastAsia="en-GB"/>
           <w14:ligatures w14:val="none"/>
         </w:rPr>
-        <w:t>Knowl</w:t>
-      </w:r>
-      <w:proofErr w:type="spellEnd"/>
-      <w:r>
+        <w:t>, 2016, pp. 1135–1144.</w:t>
+      </w:r>
+    </w:p>
+    <w:p>
+      <w:pPr>
+        <w:pStyle w:val="ListParagraph"/>
+        <w:spacing w:before="100" w:beforeAutospacing="1" w:line="240" w:lineRule="auto"/>
         <w:rPr>
           <w:rFonts w:ascii="Times New Roman" w:eastAsia="Times New Roman" w:hAnsi="Times New Roman" w:cs="Times New Roman"/>
-          <w:i/>
-          <w:iCs/>
           <w:kern w:val="0"/>
           <w:sz w:val="24"/>
           <w:szCs w:val="24"/>
           <w:lang w:val="en-GB" w:eastAsia="en-GB"/>
           <w14:ligatures w14:val="none"/>
         </w:rPr>
-        <w:t>. Discovery Data Mining</w:t>
-      </w:r>
+      </w:pPr>
       <w:r>
         <w:rPr>
           <w:rFonts w:ascii="Times New Roman" w:eastAsia="Times New Roman" w:hAnsi="Times New Roman" w:cs="Times New Roman"/>
@@ -6456,56 +8326,7 @@
           <w:lang w:val="en-GB" w:eastAsia="en-GB"/>
           <w14:ligatures w14:val="none"/>
         </w:rPr>
-        <w:t>, 2016, pp. 1135–1144.</w:t>
-      </w:r>
-    </w:p>
-    <w:p>
-      <w:pPr>
-        <w:pStyle w:val="ListParagraph"/>
-        <w:spacing w:before="100" w:beforeAutospacing="1" w:line="240" w:lineRule="auto"/>
-        <w:rPr>
-          <w:rFonts w:ascii="Times New Roman" w:eastAsia="Times New Roman" w:hAnsi="Times New Roman" w:cs="Times New Roman"/>
-          <w:kern w:val="0"/>
-          <w:sz w:val="24"/>
-          <w:szCs w:val="24"/>
-          <w:lang w:val="en-GB" w:eastAsia="en-GB"/>
-          <w14:ligatures w14:val="none"/>
-        </w:rPr>
-      </w:pPr>
-      <w:r>
-        <w:rPr>
-          <w:rFonts w:ascii="Times New Roman" w:eastAsia="Times New Roman" w:hAnsi="Times New Roman" w:cs="Times New Roman"/>
-          <w:kern w:val="0"/>
-          <w:sz w:val="24"/>
-          <w:szCs w:val="24"/>
-          <w:lang w:val="en-GB" w:eastAsia="en-GB"/>
-          <w14:ligatures w14:val="none"/>
-        </w:rPr>
-        <w:t xml:space="preserve"> </w:t>
-      </w:r>
-      <w:proofErr w:type="spellStart"/>
-      <w:r>
-        <w:rPr>
-          <w:rFonts w:ascii="Times New Roman" w:eastAsia="Times New Roman" w:hAnsi="Times New Roman" w:cs="Times New Roman"/>
-          <w:kern w:val="0"/>
-          <w:sz w:val="24"/>
-          <w:szCs w:val="24"/>
-          <w:lang w:val="en-GB" w:eastAsia="en-GB"/>
-          <w14:ligatures w14:val="none"/>
-        </w:rPr>
-        <w:t>doi</w:t>
-      </w:r>
-      <w:proofErr w:type="spellEnd"/>
-      <w:r>
-        <w:rPr>
-          <w:rFonts w:ascii="Times New Roman" w:eastAsia="Times New Roman" w:hAnsi="Times New Roman" w:cs="Times New Roman"/>
-          <w:kern w:val="0"/>
-          <w:sz w:val="24"/>
-          <w:szCs w:val="24"/>
-          <w:lang w:val="en-GB" w:eastAsia="en-GB"/>
-          <w14:ligatures w14:val="none"/>
-        </w:rPr>
-        <w:t>: 10.1145/2939672.2939778.</w:t>
+        <w:t xml:space="preserve"> doi: 10.1145/2939672.2939778.</w:t>
       </w:r>
     </w:p>
     <w:p>
@@ -6566,31 +8387,7 @@
           <w:lang w:val="en-GB" w:eastAsia="en-GB"/>
           <w14:ligatures w14:val="none"/>
         </w:rPr>
-        <w:t xml:space="preserve">, vol. 13, no. 17, p. 2154, 2025. </w:t>
-      </w:r>
-      <w:proofErr w:type="spellStart"/>
-      <w:r>
-        <w:rPr>
-          <w:rFonts w:ascii="Times New Roman" w:eastAsia="Times New Roman" w:hAnsi="Times New Roman" w:cs="Times New Roman"/>
-          <w:kern w:val="0"/>
-          <w:sz w:val="24"/>
-          <w:szCs w:val="24"/>
-          <w:lang w:val="en-GB" w:eastAsia="en-GB"/>
-          <w14:ligatures w14:val="none"/>
-        </w:rPr>
-        <w:t>doi</w:t>
-      </w:r>
-      <w:proofErr w:type="spellEnd"/>
-      <w:r>
-        <w:rPr>
-          <w:rFonts w:ascii="Times New Roman" w:eastAsia="Times New Roman" w:hAnsi="Times New Roman" w:cs="Times New Roman"/>
-          <w:kern w:val="0"/>
-          <w:sz w:val="24"/>
-          <w:szCs w:val="24"/>
-          <w:lang w:val="en-GB" w:eastAsia="en-GB"/>
-          <w14:ligatures w14:val="none"/>
-        </w:rPr>
-        <w:t>: 10.3390/healthcare13172154.</w:t>
+        <w:t>, vol. 13, no. 17, p. 2154, 2025. doi: 10.3390/healthcare13172154.</w:t>
       </w:r>
     </w:p>
     <w:p>
@@ -6622,7 +8419,7 @@
       <w:r>
         <w:t xml:space="preserve">, vol. 2, no. 4, p. 18, 2022. Available: </w:t>
       </w:r>
-      <w:hyperlink r:id="rId12" w:tgtFrame="_blank" w:history="1">
+      <w:hyperlink r:id="rId20" w:tgtFrame="_blank" w:history="1">
         <w:r>
           <w:rPr>
             <w:rStyle w:val="Hyperlink"/>
@@ -6710,7 +8507,7 @@
         </w:rPr>
         <w:t xml:space="preserve">(11), 4793–4813. </w:t>
       </w:r>
-      <w:hyperlink r:id="rId13" w:history="1">
+      <w:hyperlink r:id="rId21" w:history="1">
         <w:r>
           <w:rPr>
             <w:rStyle w:val="Hyperlink"/>
@@ -6809,7 +8606,7 @@
         </w:rPr>
         <w:t xml:space="preserve">, 106043. </w:t>
       </w:r>
-      <w:hyperlink r:id="rId14" w:history="1">
+      <w:hyperlink r:id="rId22" w:history="1">
         <w:r>
           <w:rPr>
             <w:rStyle w:val="Hyperlink"/>
@@ -6866,7 +8663,6 @@
           <w14:ligatures w14:val="none"/>
         </w:rPr>
       </w:pPr>
-      <w:proofErr w:type="spellStart"/>
       <w:r>
         <w:rPr>
           <w:rFonts w:ascii="Times New Roman" w:eastAsia="Times New Roman" w:hAnsi="Times New Roman" w:cs="Times New Roman"/>
@@ -6875,40 +8671,7 @@
           <w:szCs w:val="24"/>
           <w14:ligatures w14:val="none"/>
         </w:rPr>
-        <w:t>Chaddad</w:t>
-      </w:r>
-      <w:proofErr w:type="spellEnd"/>
-      <w:r>
-        <w:rPr>
-          <w:rFonts w:ascii="Times New Roman" w:eastAsia="Times New Roman" w:hAnsi="Times New Roman" w:cs="Times New Roman"/>
-          <w:kern w:val="0"/>
-          <w:sz w:val="24"/>
-          <w:szCs w:val="24"/>
-          <w14:ligatures w14:val="none"/>
-        </w:rPr>
-        <w:t xml:space="preserve">, A., Peng, J., Xu, J., &amp; </w:t>
-      </w:r>
-      <w:proofErr w:type="spellStart"/>
-      <w:r>
-        <w:rPr>
-          <w:rFonts w:ascii="Times New Roman" w:eastAsia="Times New Roman" w:hAnsi="Times New Roman" w:cs="Times New Roman"/>
-          <w:kern w:val="0"/>
-          <w:sz w:val="24"/>
-          <w:szCs w:val="24"/>
-          <w14:ligatures w14:val="none"/>
-        </w:rPr>
-        <w:t>Bouridane</w:t>
-      </w:r>
-      <w:proofErr w:type="spellEnd"/>
-      <w:r>
-        <w:rPr>
-          <w:rFonts w:ascii="Times New Roman" w:eastAsia="Times New Roman" w:hAnsi="Times New Roman" w:cs="Times New Roman"/>
-          <w:kern w:val="0"/>
-          <w:sz w:val="24"/>
-          <w:szCs w:val="24"/>
-          <w14:ligatures w14:val="none"/>
-        </w:rPr>
-        <w:t xml:space="preserve">, A. (2023b). Survey of Explainable AI Techniques in Healthcare. </w:t>
+        <w:t xml:space="preserve">Chaddad, A., Peng, J., Xu, J., &amp; Bouridane, A. (2023b). Survey of Explainable AI Techniques in Healthcare. </w:t>
       </w:r>
       <w:r>
         <w:rPr>
@@ -6954,7 +8717,7 @@
         </w:rPr>
         <w:t xml:space="preserve">(2), 634. </w:t>
       </w:r>
-      <w:hyperlink r:id="rId15" w:history="1">
+      <w:hyperlink r:id="rId23" w:history="1">
         <w:r>
           <w:rPr>
             <w:rStyle w:val="Hyperlink"/>
@@ -7005,9 +8768,10 @@
           <w:szCs w:val="24"/>
           <w14:ligatures w14:val="none"/>
         </w:rPr>
+        <w:lastRenderedPageBreak/>
         <w:t xml:space="preserve">W. Wolberg, O. Mangasarian, N. Street, and W. Street. "Breast Cancer Wisconsin (Diagnostic)," UCI Machine Learning Repository, 1993. [Online]. Available: </w:t>
       </w:r>
-      <w:hyperlink r:id="rId16" w:history="1">
+      <w:hyperlink r:id="rId24" w:history="1">
         <w:r>
           <w:rPr>
             <w:rStyle w:val="Hyperlink"/>
@@ -7077,7 +8841,7 @@
       </w:pPr>
     </w:p>
     <w:sectPr>
-      <w:footerReference w:type="default" r:id="rId17"/>
+      <w:footerReference w:type="default" r:id="rId25"/>
       <w:pgSz w:w="11906" w:h="16838"/>
       <w:pgMar w:top="1440" w:right="1800" w:bottom="1440" w:left="1800" w:header="708" w:footer="708" w:gutter="0"/>
       <w:pgBorders w:offsetFrom="page">
@@ -7094,6 +8858,136 @@
     </w:sectPr>
   </w:body>
 </w:document>
+</file>
+
+<file path=word/comments.xml><?xml version="1.0" encoding="utf-8"?>
+<w:comments xmlns:wpc="http://schemas.microsoft.com/office/word/2010/wordprocessingCanvas" xmlns:cx="http://schemas.microsoft.com/office/drawing/2014/chartex" xmlns:cx1="http://schemas.microsoft.com/office/drawing/2015/9/8/chartex" xmlns:cx2="http://schemas.microsoft.com/office/drawing/2015/10/21/chartex" xmlns:cx3="http://schemas.microsoft.com/office/drawing/2016/5/9/chartex" xmlns:cx4="http://schemas.microsoft.com/office/drawing/2016/5/10/chartex" xmlns:cx5="http://schemas.microsoft.com/office/drawing/2016/5/11/chartex" xmlns:cx6="http://schemas.microsoft.com/office/drawing/2016/5/12/chartex" xmlns:cx7="http://schemas.microsoft.com/office/drawing/2016/5/13/chartex" xmlns:cx8="http://schemas.microsoft.com/office/drawing/2016/5/14/chartex" xmlns:mc="http://schemas.openxmlformats.org/markup-compatibility/2006" xmlns:aink="http://schemas.microsoft.com/office/drawing/2016/ink" xmlns:am3d="http://schemas.microsoft.com/office/drawing/2017/model3d" xmlns:o="urn:schemas-microsoft-com:office:office" xmlns:oel="http://schemas.microsoft.com/office/2019/extlst" xmlns:r="http://schemas.openxmlformats.org/officeDocument/2006/relationships" xmlns:m="http://schemas.openxmlformats.org/officeDocument/2006/math" xmlns:v="urn:schemas-microsoft-com:vml" xmlns:wp14="http://schemas.microsoft.com/office/word/2010/wordprocessingDrawing" xmlns:wp="http://schemas.openxmlformats.org/drawingml/2006/wordprocessingDrawing" xmlns:w10="urn:schemas-microsoft-com:office:word" xmlns:w="http://schemas.openxmlformats.org/wordprocessingml/2006/main" xmlns:w14="http://schemas.microsoft.com/office/word/2010/wordml" xmlns:w15="http://schemas.microsoft.com/office/word/2012/wordml" xmlns:w16cex="http://schemas.microsoft.com/office/word/2018/wordml/cex" xmlns:w16cid="http://schemas.microsoft.com/office/word/2016/wordml/cid" xmlns:w16="http://schemas.microsoft.com/office/word/2018/wordml" xmlns:w16du="http://schemas.microsoft.com/office/word/2023/wordml/word16du" xmlns:w16sdtdh="http://schemas.microsoft.com/office/word/2020/wordml/sdtdatahash" xmlns:w16sdtfl="http://schemas.microsoft.com/office/word/2024/wordml/sdtformatlock" xmlns:w16se="http://schemas.microsoft.com/office/word/2015/wordml/symex" xmlns:wpg="http://schemas.microsoft.com/office/word/2010/wordprocessingGroup" xmlns:wpi="http://schemas.microsoft.com/office/word/2010/wordprocessingInk" xmlns:wne="http://schemas.microsoft.com/office/word/2006/wordml" xmlns:wps="http://schemas.microsoft.com/office/word/2010/wordprocessingShape" mc:Ignorable="w14 w15 w16se w16cid w16 w16cex w16sdtdh w16sdtfl w16du wp14">
+  <w:comment w:id="87" w:author="أنفال احمد بن حسين السحيب" w:date="2026-04-30T07:17:00Z" w:initials="أب">
+    <w:p>
+      <w:pPr>
+        <w:pStyle w:val="CommentText"/>
+      </w:pPr>
+      <w:r>
+        <w:rPr>
+          <w:rStyle w:val="CommentReference"/>
+        </w:rPr>
+        <w:annotationRef/>
+      </w:r>
+      <w:r>
+        <w:rPr>
+          <w:rFonts w:hint="eastAsia"/>
+          <w:rtl/>
+        </w:rPr>
+        <w:t>احس</w:t>
+      </w:r>
+      <w:r>
+        <w:rPr>
+          <w:rtl/>
+        </w:rPr>
+        <w:t xml:space="preserve"> نكتب بعد ان ولما نخلص تصنيف نشوف أداء أدوات التفسير المختلفة لتوضيح قرار الذكاء </w:t>
+      </w:r>
+    </w:p>
+  </w:comment>
+  <w:comment w:id="88" w:author="أنفال احمد بن حسين السحيب" w:date="2026-04-30T07:18:00Z" w:initials="أب">
+    <w:p>
+      <w:pPr>
+        <w:pStyle w:val="CommentText"/>
+      </w:pPr>
+      <w:r>
+        <w:rPr>
+          <w:rStyle w:val="CommentReference"/>
+        </w:rPr>
+        <w:annotationRef/>
+      </w:r>
+      <w:r>
+        <w:rPr>
+          <w:rFonts w:hint="eastAsia"/>
+          <w:rtl/>
+        </w:rPr>
+        <w:t>احس</w:t>
+      </w:r>
+      <w:r>
+        <w:rPr>
+          <w:rtl/>
+        </w:rPr>
+        <w:t xml:space="preserve"> تتغير بناء عالكود الجديد</w:t>
+      </w:r>
+    </w:p>
+  </w:comment>
+  <w:comment w:id="89" w:author="أنفال احمد بن حسين السحيب" w:date="2026-04-30T07:15:00Z" w:initials="أب">
+    <w:p>
+      <w:pPr>
+        <w:pStyle w:val="CommentText"/>
+      </w:pPr>
+      <w:r>
+        <w:rPr>
+          <w:rStyle w:val="CommentReference"/>
+        </w:rPr>
+        <w:annotationRef/>
+      </w:r>
+      <w:r>
+        <w:rPr>
+          <w:rFonts w:hint="eastAsia"/>
+          <w:rtl/>
+        </w:rPr>
+        <w:t>عطيه</w:t>
+      </w:r>
+      <w:r>
+        <w:rPr>
+          <w:rtl/>
+        </w:rPr>
+        <w:t xml:space="preserve"> الكود الجديد وخليه يكتبه </w:t>
+      </w:r>
+    </w:p>
+  </w:comment>
+  <w:comment w:id="90" w:author="أنفال احمد بن حسين السحيب" w:date="2026-04-30T07:18:00Z" w:initials="أب">
+    <w:p>
+      <w:pPr>
+        <w:pStyle w:val="CommentText"/>
+      </w:pPr>
+      <w:r>
+        <w:rPr>
+          <w:rStyle w:val="CommentReference"/>
+        </w:rPr>
+        <w:annotationRef/>
+      </w:r>
+      <w:r>
+        <w:rPr>
+          <w:rFonts w:hint="eastAsia"/>
+          <w:rtl/>
+        </w:rPr>
+        <w:t>مادري</w:t>
+      </w:r>
+    </w:p>
+  </w:comment>
+</w:comments>
+</file>
+
+<file path=word/commentsExtended.xml><?xml version="1.0" encoding="utf-8"?>
+<w15:commentsEx xmlns:wpc="http://schemas.microsoft.com/office/word/2010/wordprocessingCanvas" xmlns:cx="http://schemas.microsoft.com/office/drawing/2014/chartex" xmlns:cx1="http://schemas.microsoft.com/office/drawing/2015/9/8/chartex" xmlns:cx2="http://schemas.microsoft.com/office/drawing/2015/10/21/chartex" xmlns:cx3="http://schemas.microsoft.com/office/drawing/2016/5/9/chartex" xmlns:cx4="http://schemas.microsoft.com/office/drawing/2016/5/10/chartex" xmlns:cx5="http://schemas.microsoft.com/office/drawing/2016/5/11/chartex" xmlns:cx6="http://schemas.microsoft.com/office/drawing/2016/5/12/chartex" xmlns:cx7="http://schemas.microsoft.com/office/drawing/2016/5/13/chartex" xmlns:cx8="http://schemas.microsoft.com/office/drawing/2016/5/14/chartex" xmlns:mc="http://schemas.openxmlformats.org/markup-compatibility/2006" xmlns:aink="http://schemas.microsoft.com/office/drawing/2016/ink" xmlns:am3d="http://schemas.microsoft.com/office/drawing/2017/model3d" xmlns:o="urn:schemas-microsoft-com:office:office" xmlns:oel="http://schemas.microsoft.com/office/2019/extlst" xmlns:r="http://schemas.openxmlformats.org/officeDocument/2006/relationships" xmlns:m="http://schemas.openxmlformats.org/officeDocument/2006/math" xmlns:v="urn:schemas-microsoft-com:vml" xmlns:wp14="http://schemas.microsoft.com/office/word/2010/wordprocessingDrawing" xmlns:wp="http://schemas.openxmlformats.org/drawingml/2006/wordprocessingDrawing" xmlns:w10="urn:schemas-microsoft-com:office:word" xmlns:w="http://schemas.openxmlformats.org/wordprocessingml/2006/main" xmlns:w14="http://schemas.microsoft.com/office/word/2010/wordml" xmlns:w15="http://schemas.microsoft.com/office/word/2012/wordml" xmlns:w16cex="http://schemas.microsoft.com/office/word/2018/wordml/cex" xmlns:w16cid="http://schemas.microsoft.com/office/word/2016/wordml/cid" xmlns:w16="http://schemas.microsoft.com/office/word/2018/wordml" xmlns:w16du="http://schemas.microsoft.com/office/word/2023/wordml/word16du" xmlns:w16sdtdh="http://schemas.microsoft.com/office/word/2020/wordml/sdtdatahash" xmlns:w16sdtfl="http://schemas.microsoft.com/office/word/2024/wordml/sdtformatlock" xmlns:w16se="http://schemas.microsoft.com/office/word/2015/wordml/symex" xmlns:wpg="http://schemas.microsoft.com/office/word/2010/wordprocessingGroup" xmlns:wpi="http://schemas.microsoft.com/office/word/2010/wordprocessingInk" xmlns:wne="http://schemas.microsoft.com/office/word/2006/wordml" xmlns:wps="http://schemas.microsoft.com/office/word/2010/wordprocessingShape" mc:Ignorable="w14 w15 w16se w16cid w16 w16cex w16sdtdh w16sdtfl w16du wp14">
+  <w15:commentEx w15:paraId="4594AAB7" w15:done="0"/>
+  <w15:commentEx w15:paraId="61480451" w15:done="0"/>
+  <w15:commentEx w15:paraId="7209FC95" w15:done="0"/>
+  <w15:commentEx w15:paraId="6D7F332E" w15:done="0"/>
+</w15:commentsEx>
+</file>
+
+<file path=word/commentsExtensible.xml><?xml version="1.0" encoding="utf-8"?>
+<w16cex:commentsExtensible xmlns:wpc="http://schemas.microsoft.com/office/word/2010/wordprocessingCanvas" xmlns:cx="http://schemas.microsoft.com/office/drawing/2014/chartex" xmlns:cx1="http://schemas.microsoft.com/office/drawing/2015/9/8/chartex" xmlns:cx2="http://schemas.microsoft.com/office/drawing/2015/10/21/chartex" xmlns:cx3="http://schemas.microsoft.com/office/drawing/2016/5/9/chartex" xmlns:cx4="http://schemas.microsoft.com/office/drawing/2016/5/10/chartex" xmlns:cx5="http://schemas.microsoft.com/office/drawing/2016/5/11/chartex" xmlns:cx6="http://schemas.microsoft.com/office/drawing/2016/5/12/chartex" xmlns:cx7="http://schemas.microsoft.com/office/drawing/2016/5/13/chartex" xmlns:cx8="http://schemas.microsoft.com/office/drawing/2016/5/14/chartex" xmlns:cr="http://schemas.microsoft.com/office/comments/2020/reactions" xmlns:mc="http://schemas.openxmlformats.org/markup-compatibility/2006" xmlns:aink="http://schemas.microsoft.com/office/drawing/2016/ink" xmlns:am3d="http://schemas.microsoft.com/office/drawing/2017/model3d" xmlns:o="urn:schemas-microsoft-com:office:office" xmlns:oel="http://schemas.microsoft.com/office/2019/extlst" xmlns:r="http://schemas.openxmlformats.org/officeDocument/2006/relationships" xmlns:m="http://schemas.openxmlformats.org/officeDocument/2006/math" xmlns:v="urn:schemas-microsoft-com:vml" xmlns:wp14="http://schemas.microsoft.com/office/word/2010/wordprocessingDrawing" xmlns:wp="http://schemas.openxmlformats.org/drawingml/2006/wordprocessingDrawing" xmlns:w10="urn:schemas-microsoft-com:office:word" xmlns:w="http://schemas.openxmlformats.org/wordprocessingml/2006/main" xmlns:w14="http://schemas.microsoft.com/office/word/2010/wordml" xmlns:w15="http://schemas.microsoft.com/office/word/2012/wordml" xmlns:w16cex="http://schemas.microsoft.com/office/word/2018/wordml/cex" xmlns:w16cid="http://schemas.microsoft.com/office/word/2016/wordml/cid" xmlns:w16="http://schemas.microsoft.com/office/word/2018/wordml" xmlns:w16du="http://schemas.microsoft.com/office/word/2023/wordml/word16du" xmlns:w16sdtdh="http://schemas.microsoft.com/office/word/2020/wordml/sdtdatahash" xmlns:w16sdtfl="http://schemas.microsoft.com/office/word/2024/wordml/sdtformatlock" xmlns:w16se="http://schemas.microsoft.com/office/word/2015/wordml/symex" xmlns:wpg="http://schemas.microsoft.com/office/word/2010/wordprocessingGroup" xmlns:wpi="http://schemas.microsoft.com/office/word/2010/wordprocessingInk" xmlns:wne="http://schemas.microsoft.com/office/word/2006/wordml" xmlns:wps="http://schemas.microsoft.com/office/word/2010/wordprocessingShape" mc:Ignorable="w14 w15 w16se w16cid w16 w16cex w16sdtdh w16sdtfl cr w16du wp14">
+  <w16cex:commentExtensible w16cex:durableId="01C77D2B" w16cex:dateUtc="2026-04-30T04:17:00Z"/>
+  <w16cex:commentExtensible w16cex:durableId="7AC16DBC" w16cex:dateUtc="2026-04-30T04:18:00Z"/>
+  <w16cex:commentExtensible w16cex:durableId="4151C50E" w16cex:dateUtc="2026-04-30T04:15:00Z"/>
+  <w16cex:commentExtensible w16cex:durableId="0FA7106B" w16cex:dateUtc="2026-04-30T04:18:00Z"/>
+</w16cex:commentsExtensible>
+</file>
+
+<file path=word/commentsIds.xml><?xml version="1.0" encoding="utf-8"?>
+<w16cid:commentsIds xmlns:wpc="http://schemas.microsoft.com/office/word/2010/wordprocessingCanvas" xmlns:cx="http://schemas.microsoft.com/office/drawing/2014/chartex" xmlns:cx1="http://schemas.microsoft.com/office/drawing/2015/9/8/chartex" xmlns:cx2="http://schemas.microsoft.com/office/drawing/2015/10/21/chartex" xmlns:cx3="http://schemas.microsoft.com/office/drawing/2016/5/9/chartex" xmlns:cx4="http://schemas.microsoft.com/office/drawing/2016/5/10/chartex" xmlns:cx5="http://schemas.microsoft.com/office/drawing/2016/5/11/chartex" xmlns:cx6="http://schemas.microsoft.com/office/drawing/2016/5/12/chartex" xmlns:cx7="http://schemas.microsoft.com/office/drawing/2016/5/13/chartex" xmlns:cx8="http://schemas.microsoft.com/office/drawing/2016/5/14/chartex" xmlns:mc="http://schemas.openxmlformats.org/markup-compatibility/2006" xmlns:aink="http://schemas.microsoft.com/office/drawing/2016/ink" xmlns:am3d="http://schemas.microsoft.com/office/drawing/2017/model3d" xmlns:o="urn:schemas-microsoft-com:office:office" xmlns:oel="http://schemas.microsoft.com/office/2019/extlst" xmlns:r="http://schemas.openxmlformats.org/officeDocument/2006/relationships" xmlns:m="http://schemas.openxmlformats.org/officeDocument/2006/math" xmlns:v="urn:schemas-microsoft-com:vml" xmlns:wp14="http://schemas.microsoft.com/office/word/2010/wordprocessingDrawing" xmlns:wp="http://schemas.openxmlformats.org/drawingml/2006/wordprocessingDrawing" xmlns:w10="urn:schemas-microsoft-com:office:word" xmlns:w="http://schemas.openxmlformats.org/wordprocessingml/2006/main" xmlns:w14="http://schemas.microsoft.com/office/word/2010/wordml" xmlns:w15="http://schemas.microsoft.com/office/word/2012/wordml" xmlns:w16cex="http://schemas.microsoft.com/office/word/2018/wordml/cex" xmlns:w16cid="http://schemas.microsoft.com/office/word/2016/wordml/cid" xmlns:w16="http://schemas.microsoft.com/office/word/2018/wordml" xmlns:w16du="http://schemas.microsoft.com/office/word/2023/wordml/word16du" xmlns:w16sdtdh="http://schemas.microsoft.com/office/word/2020/wordml/sdtdatahash" xmlns:w16sdtfl="http://schemas.microsoft.com/office/word/2024/wordml/sdtformatlock" xmlns:w16se="http://schemas.microsoft.com/office/word/2015/wordml/symex" xmlns:wpg="http://schemas.microsoft.com/office/word/2010/wordprocessingGroup" xmlns:wpi="http://schemas.microsoft.com/office/word/2010/wordprocessingInk" xmlns:wne="http://schemas.microsoft.com/office/word/2006/wordml" xmlns:wps="http://schemas.microsoft.com/office/word/2010/wordprocessingShape" mc:Ignorable="w14 w15 w16se w16cid w16 w16cex w16sdtdh w16sdtfl w16du wp14">
+  <w16cid:commentId w16cid:paraId="4594AAB7" w16cid:durableId="01C77D2B"/>
+  <w16cid:commentId w16cid:paraId="61480451" w16cid:durableId="7AC16DBC"/>
+  <w16cid:commentId w16cid:paraId="7209FC95" w16cid:durableId="4151C50E"/>
+  <w16cid:commentId w16cid:paraId="6D7F332E" w16cid:durableId="0FA7106B"/>
+</w16cid:commentsIds>
 </file>
 
 <file path=word/endnotes.xml><?xml version="1.0" encoding="utf-8"?>
@@ -7147,7 +9041,6 @@
         <w:docPartUnique/>
       </w:docPartObj>
     </w:sdtPr>
-    <w:sdtEndPr/>
     <w:sdtContent>
       <w:p>
         <w:pPr>
@@ -8963,6 +10856,155 @@
     </w:lvl>
   </w:abstractNum>
   <w:abstractNum w:abstractNumId="15" w15:restartNumberingAfterBreak="0">
+    <w:nsid w:val="352C2307"/>
+    <w:multiLevelType w:val="multilevel"/>
+    <w:tmpl w:val="09AED4C4"/>
+    <w:lvl w:ilvl="0">
+      <w:start w:val="1"/>
+      <w:numFmt w:val="bullet"/>
+      <w:lvlText w:val=""/>
+      <w:lvlJc w:val="left"/>
+      <w:pPr>
+        <w:tabs>
+          <w:tab w:val="num" w:pos="720"/>
+        </w:tabs>
+        <w:ind w:left="720" w:hanging="360"/>
+      </w:pPr>
+      <w:rPr>
+        <w:rFonts w:ascii="Symbol" w:hAnsi="Symbol" w:hint="default"/>
+        <w:sz w:val="20"/>
+      </w:rPr>
+    </w:lvl>
+    <w:lvl w:ilvl="1">
+      <w:start w:val="1"/>
+      <w:numFmt w:val="bullet"/>
+      <w:lvlText w:val="o"/>
+      <w:lvlJc w:val="left"/>
+      <w:pPr>
+        <w:tabs>
+          <w:tab w:val="num" w:pos="1440"/>
+        </w:tabs>
+        <w:ind w:left="1440" w:hanging="360"/>
+      </w:pPr>
+      <w:rPr>
+        <w:rFonts w:ascii="Courier New" w:hAnsi="Courier New" w:hint="default"/>
+        <w:sz w:val="20"/>
+      </w:rPr>
+    </w:lvl>
+    <w:lvl w:ilvl="2" w:tentative="1">
+      <w:start w:val="1"/>
+      <w:numFmt w:val="bullet"/>
+      <w:lvlText w:val=""/>
+      <w:lvlJc w:val="left"/>
+      <w:pPr>
+        <w:tabs>
+          <w:tab w:val="num" w:pos="2160"/>
+        </w:tabs>
+        <w:ind w:left="2160" w:hanging="360"/>
+      </w:pPr>
+      <w:rPr>
+        <w:rFonts w:ascii="Wingdings" w:hAnsi="Wingdings" w:hint="default"/>
+        <w:sz w:val="20"/>
+      </w:rPr>
+    </w:lvl>
+    <w:lvl w:ilvl="3" w:tentative="1">
+      <w:start w:val="1"/>
+      <w:numFmt w:val="bullet"/>
+      <w:lvlText w:val=""/>
+      <w:lvlJc w:val="left"/>
+      <w:pPr>
+        <w:tabs>
+          <w:tab w:val="num" w:pos="2880"/>
+        </w:tabs>
+        <w:ind w:left="2880" w:hanging="360"/>
+      </w:pPr>
+      <w:rPr>
+        <w:rFonts w:ascii="Wingdings" w:hAnsi="Wingdings" w:hint="default"/>
+        <w:sz w:val="20"/>
+      </w:rPr>
+    </w:lvl>
+    <w:lvl w:ilvl="4" w:tentative="1">
+      <w:start w:val="1"/>
+      <w:numFmt w:val="bullet"/>
+      <w:lvlText w:val=""/>
+      <w:lvlJc w:val="left"/>
+      <w:pPr>
+        <w:tabs>
+          <w:tab w:val="num" w:pos="3600"/>
+        </w:tabs>
+        <w:ind w:left="3600" w:hanging="360"/>
+      </w:pPr>
+      <w:rPr>
+        <w:rFonts w:ascii="Wingdings" w:hAnsi="Wingdings" w:hint="default"/>
+        <w:sz w:val="20"/>
+      </w:rPr>
+    </w:lvl>
+    <w:lvl w:ilvl="5" w:tentative="1">
+      <w:start w:val="1"/>
+      <w:numFmt w:val="bullet"/>
+      <w:lvlText w:val=""/>
+      <w:lvlJc w:val="left"/>
+      <w:pPr>
+        <w:tabs>
+          <w:tab w:val="num" w:pos="4320"/>
+        </w:tabs>
+        <w:ind w:left="4320" w:hanging="360"/>
+      </w:pPr>
+      <w:rPr>
+        <w:rFonts w:ascii="Wingdings" w:hAnsi="Wingdings" w:hint="default"/>
+        <w:sz w:val="20"/>
+      </w:rPr>
+    </w:lvl>
+    <w:lvl w:ilvl="6" w:tentative="1">
+      <w:start w:val="1"/>
+      <w:numFmt w:val="bullet"/>
+      <w:lvlText w:val=""/>
+      <w:lvlJc w:val="left"/>
+      <w:pPr>
+        <w:tabs>
+          <w:tab w:val="num" w:pos="5040"/>
+        </w:tabs>
+        <w:ind w:left="5040" w:hanging="360"/>
+      </w:pPr>
+      <w:rPr>
+        <w:rFonts w:ascii="Wingdings" w:hAnsi="Wingdings" w:hint="default"/>
+        <w:sz w:val="20"/>
+      </w:rPr>
+    </w:lvl>
+    <w:lvl w:ilvl="7" w:tentative="1">
+      <w:start w:val="1"/>
+      <w:numFmt w:val="bullet"/>
+      <w:lvlText w:val=""/>
+      <w:lvlJc w:val="left"/>
+      <w:pPr>
+        <w:tabs>
+          <w:tab w:val="num" w:pos="5760"/>
+        </w:tabs>
+        <w:ind w:left="5760" w:hanging="360"/>
+      </w:pPr>
+      <w:rPr>
+        <w:rFonts w:ascii="Wingdings" w:hAnsi="Wingdings" w:hint="default"/>
+        <w:sz w:val="20"/>
+      </w:rPr>
+    </w:lvl>
+    <w:lvl w:ilvl="8" w:tentative="1">
+      <w:start w:val="1"/>
+      <w:numFmt w:val="bullet"/>
+      <w:lvlText w:val=""/>
+      <w:lvlJc w:val="left"/>
+      <w:pPr>
+        <w:tabs>
+          <w:tab w:val="num" w:pos="6480"/>
+        </w:tabs>
+        <w:ind w:left="6480" w:hanging="360"/>
+      </w:pPr>
+      <w:rPr>
+        <w:rFonts w:ascii="Wingdings" w:hAnsi="Wingdings" w:hint="default"/>
+        <w:sz w:val="20"/>
+      </w:rPr>
+    </w:lvl>
+  </w:abstractNum>
+  <w:abstractNum w:abstractNumId="16" w15:restartNumberingAfterBreak="0">
     <w:nsid w:val="367848AC"/>
     <w:multiLevelType w:val="multilevel"/>
     <w:tmpl w:val="0409001F"/>
@@ -9048,7 +11090,7 @@
       </w:pPr>
     </w:lvl>
   </w:abstractNum>
-  <w:abstractNum w:abstractNumId="16" w15:restartNumberingAfterBreak="0">
+  <w:abstractNum w:abstractNumId="17" w15:restartNumberingAfterBreak="0">
     <w:nsid w:val="36B3328D"/>
     <w:multiLevelType w:val="multilevel"/>
     <w:tmpl w:val="0409001F"/>
@@ -9134,7 +11176,7 @@
       </w:pPr>
     </w:lvl>
   </w:abstractNum>
-  <w:abstractNum w:abstractNumId="17" w15:restartNumberingAfterBreak="0">
+  <w:abstractNum w:abstractNumId="18" w15:restartNumberingAfterBreak="0">
     <w:nsid w:val="36D11C61"/>
     <w:multiLevelType w:val="multilevel"/>
     <w:tmpl w:val="CF5A290A"/>
@@ -9283,7 +11325,7 @@
       </w:rPr>
     </w:lvl>
   </w:abstractNum>
-  <w:abstractNum w:abstractNumId="18" w15:restartNumberingAfterBreak="0">
+  <w:abstractNum w:abstractNumId="19" w15:restartNumberingAfterBreak="0">
     <w:nsid w:val="376424CB"/>
     <w:multiLevelType w:val="multilevel"/>
     <w:tmpl w:val="82F2DCBC"/>
@@ -9432,7 +11474,7 @@
       </w:rPr>
     </w:lvl>
   </w:abstractNum>
-  <w:abstractNum w:abstractNumId="19" w15:restartNumberingAfterBreak="0">
+  <w:abstractNum w:abstractNumId="20" w15:restartNumberingAfterBreak="0">
     <w:nsid w:val="39C03B94"/>
     <w:multiLevelType w:val="multilevel"/>
     <w:tmpl w:val="DBFE4492"/>
@@ -9581,7 +11623,7 @@
       </w:rPr>
     </w:lvl>
   </w:abstractNum>
-  <w:abstractNum w:abstractNumId="20" w15:restartNumberingAfterBreak="0">
+  <w:abstractNum w:abstractNumId="21" w15:restartNumberingAfterBreak="0">
     <w:nsid w:val="3BD3576C"/>
     <w:multiLevelType w:val="multilevel"/>
     <w:tmpl w:val="0D748744"/>
@@ -9730,7 +11772,7 @@
       </w:rPr>
     </w:lvl>
   </w:abstractNum>
-  <w:abstractNum w:abstractNumId="21" w15:restartNumberingAfterBreak="0">
+  <w:abstractNum w:abstractNumId="22" w15:restartNumberingAfterBreak="0">
     <w:nsid w:val="3C48633D"/>
     <w:multiLevelType w:val="multilevel"/>
     <w:tmpl w:val="C2582D52"/>
@@ -9879,7 +11921,7 @@
       </w:rPr>
     </w:lvl>
   </w:abstractNum>
-  <w:abstractNum w:abstractNumId="22" w15:restartNumberingAfterBreak="0">
+  <w:abstractNum w:abstractNumId="23" w15:restartNumberingAfterBreak="0">
     <w:nsid w:val="4A9C1995"/>
     <w:multiLevelType w:val="multilevel"/>
     <w:tmpl w:val="0409001F"/>
@@ -9965,7 +12007,7 @@
       </w:pPr>
     </w:lvl>
   </w:abstractNum>
-  <w:abstractNum w:abstractNumId="23" w15:restartNumberingAfterBreak="0">
+  <w:abstractNum w:abstractNumId="24" w15:restartNumberingAfterBreak="0">
     <w:nsid w:val="4AF1355A"/>
     <w:multiLevelType w:val="multilevel"/>
     <w:tmpl w:val="D8CA78CE"/>
@@ -10114,7 +12156,156 @@
       </w:rPr>
     </w:lvl>
   </w:abstractNum>
-  <w:abstractNum w:abstractNumId="24" w15:restartNumberingAfterBreak="0">
+  <w:abstractNum w:abstractNumId="25" w15:restartNumberingAfterBreak="0">
+    <w:nsid w:val="4BDD160F"/>
+    <w:multiLevelType w:val="multilevel"/>
+    <w:tmpl w:val="F9782DA8"/>
+    <w:lvl w:ilvl="0">
+      <w:start w:val="1"/>
+      <w:numFmt w:val="bullet"/>
+      <w:lvlText w:val=""/>
+      <w:lvlJc w:val="left"/>
+      <w:pPr>
+        <w:tabs>
+          <w:tab w:val="num" w:pos="720"/>
+        </w:tabs>
+        <w:ind w:left="720" w:hanging="360"/>
+      </w:pPr>
+      <w:rPr>
+        <w:rFonts w:ascii="Symbol" w:hAnsi="Symbol" w:hint="default"/>
+        <w:sz w:val="20"/>
+      </w:rPr>
+    </w:lvl>
+    <w:lvl w:ilvl="1" w:tentative="1">
+      <w:start w:val="1"/>
+      <w:numFmt w:val="bullet"/>
+      <w:lvlText w:val="o"/>
+      <w:lvlJc w:val="left"/>
+      <w:pPr>
+        <w:tabs>
+          <w:tab w:val="num" w:pos="1440"/>
+        </w:tabs>
+        <w:ind w:left="1440" w:hanging="360"/>
+      </w:pPr>
+      <w:rPr>
+        <w:rFonts w:ascii="Courier New" w:hAnsi="Courier New" w:hint="default"/>
+        <w:sz w:val="20"/>
+      </w:rPr>
+    </w:lvl>
+    <w:lvl w:ilvl="2" w:tentative="1">
+      <w:start w:val="1"/>
+      <w:numFmt w:val="bullet"/>
+      <w:lvlText w:val=""/>
+      <w:lvlJc w:val="left"/>
+      <w:pPr>
+        <w:tabs>
+          <w:tab w:val="num" w:pos="2160"/>
+        </w:tabs>
+        <w:ind w:left="2160" w:hanging="360"/>
+      </w:pPr>
+      <w:rPr>
+        <w:rFonts w:ascii="Wingdings" w:hAnsi="Wingdings" w:hint="default"/>
+        <w:sz w:val="20"/>
+      </w:rPr>
+    </w:lvl>
+    <w:lvl w:ilvl="3" w:tentative="1">
+      <w:start w:val="1"/>
+      <w:numFmt w:val="bullet"/>
+      <w:lvlText w:val=""/>
+      <w:lvlJc w:val="left"/>
+      <w:pPr>
+        <w:tabs>
+          <w:tab w:val="num" w:pos="2880"/>
+        </w:tabs>
+        <w:ind w:left="2880" w:hanging="360"/>
+      </w:pPr>
+      <w:rPr>
+        <w:rFonts w:ascii="Wingdings" w:hAnsi="Wingdings" w:hint="default"/>
+        <w:sz w:val="20"/>
+      </w:rPr>
+    </w:lvl>
+    <w:lvl w:ilvl="4" w:tentative="1">
+      <w:start w:val="1"/>
+      <w:numFmt w:val="bullet"/>
+      <w:lvlText w:val=""/>
+      <w:lvlJc w:val="left"/>
+      <w:pPr>
+        <w:tabs>
+          <w:tab w:val="num" w:pos="3600"/>
+        </w:tabs>
+        <w:ind w:left="3600" w:hanging="360"/>
+      </w:pPr>
+      <w:rPr>
+        <w:rFonts w:ascii="Wingdings" w:hAnsi="Wingdings" w:hint="default"/>
+        <w:sz w:val="20"/>
+      </w:rPr>
+    </w:lvl>
+    <w:lvl w:ilvl="5" w:tentative="1">
+      <w:start w:val="1"/>
+      <w:numFmt w:val="bullet"/>
+      <w:lvlText w:val=""/>
+      <w:lvlJc w:val="left"/>
+      <w:pPr>
+        <w:tabs>
+          <w:tab w:val="num" w:pos="4320"/>
+        </w:tabs>
+        <w:ind w:left="4320" w:hanging="360"/>
+      </w:pPr>
+      <w:rPr>
+        <w:rFonts w:ascii="Wingdings" w:hAnsi="Wingdings" w:hint="default"/>
+        <w:sz w:val="20"/>
+      </w:rPr>
+    </w:lvl>
+    <w:lvl w:ilvl="6" w:tentative="1">
+      <w:start w:val="1"/>
+      <w:numFmt w:val="bullet"/>
+      <w:lvlText w:val=""/>
+      <w:lvlJc w:val="left"/>
+      <w:pPr>
+        <w:tabs>
+          <w:tab w:val="num" w:pos="5040"/>
+        </w:tabs>
+        <w:ind w:left="5040" w:hanging="360"/>
+      </w:pPr>
+      <w:rPr>
+        <w:rFonts w:ascii="Wingdings" w:hAnsi="Wingdings" w:hint="default"/>
+        <w:sz w:val="20"/>
+      </w:rPr>
+    </w:lvl>
+    <w:lvl w:ilvl="7" w:tentative="1">
+      <w:start w:val="1"/>
+      <w:numFmt w:val="bullet"/>
+      <w:lvlText w:val=""/>
+      <w:lvlJc w:val="left"/>
+      <w:pPr>
+        <w:tabs>
+          <w:tab w:val="num" w:pos="5760"/>
+        </w:tabs>
+        <w:ind w:left="5760" w:hanging="360"/>
+      </w:pPr>
+      <w:rPr>
+        <w:rFonts w:ascii="Wingdings" w:hAnsi="Wingdings" w:hint="default"/>
+        <w:sz w:val="20"/>
+      </w:rPr>
+    </w:lvl>
+    <w:lvl w:ilvl="8" w:tentative="1">
+      <w:start w:val="1"/>
+      <w:numFmt w:val="bullet"/>
+      <w:lvlText w:val=""/>
+      <w:lvlJc w:val="left"/>
+      <w:pPr>
+        <w:tabs>
+          <w:tab w:val="num" w:pos="6480"/>
+        </w:tabs>
+        <w:ind w:left="6480" w:hanging="360"/>
+      </w:pPr>
+      <w:rPr>
+        <w:rFonts w:ascii="Wingdings" w:hAnsi="Wingdings" w:hint="default"/>
+        <w:sz w:val="20"/>
+      </w:rPr>
+    </w:lvl>
+  </w:abstractNum>
+  <w:abstractNum w:abstractNumId="26" w15:restartNumberingAfterBreak="0">
     <w:nsid w:val="50046CE2"/>
     <w:multiLevelType w:val="multilevel"/>
     <w:tmpl w:val="3E2EBE00"/>
@@ -10200,7 +12391,7 @@
       </w:pPr>
     </w:lvl>
   </w:abstractNum>
-  <w:abstractNum w:abstractNumId="25" w15:restartNumberingAfterBreak="0">
+  <w:abstractNum w:abstractNumId="27" w15:restartNumberingAfterBreak="0">
     <w:nsid w:val="516B4F91"/>
     <w:multiLevelType w:val="multilevel"/>
     <w:tmpl w:val="4B9C0714"/>
@@ -10349,7 +12540,7 @@
       </w:rPr>
     </w:lvl>
   </w:abstractNum>
-  <w:abstractNum w:abstractNumId="26" w15:restartNumberingAfterBreak="0">
+  <w:abstractNum w:abstractNumId="28" w15:restartNumberingAfterBreak="0">
     <w:nsid w:val="57AB10A4"/>
     <w:multiLevelType w:val="multilevel"/>
     <w:tmpl w:val="1758D0A6"/>
@@ -10498,7 +12689,156 @@
       </w:rPr>
     </w:lvl>
   </w:abstractNum>
-  <w:abstractNum w:abstractNumId="27" w15:restartNumberingAfterBreak="0">
+  <w:abstractNum w:abstractNumId="29" w15:restartNumberingAfterBreak="0">
+    <w:nsid w:val="595E303E"/>
+    <w:multiLevelType w:val="multilevel"/>
+    <w:tmpl w:val="042A3666"/>
+    <w:lvl w:ilvl="0">
+      <w:start w:val="1"/>
+      <w:numFmt w:val="bullet"/>
+      <w:lvlText w:val=""/>
+      <w:lvlJc w:val="left"/>
+      <w:pPr>
+        <w:tabs>
+          <w:tab w:val="num" w:pos="720"/>
+        </w:tabs>
+        <w:ind w:left="720" w:hanging="360"/>
+      </w:pPr>
+      <w:rPr>
+        <w:rFonts w:ascii="Symbol" w:hAnsi="Symbol" w:hint="default"/>
+        <w:sz w:val="20"/>
+      </w:rPr>
+    </w:lvl>
+    <w:lvl w:ilvl="1" w:tentative="1">
+      <w:start w:val="1"/>
+      <w:numFmt w:val="bullet"/>
+      <w:lvlText w:val="o"/>
+      <w:lvlJc w:val="left"/>
+      <w:pPr>
+        <w:tabs>
+          <w:tab w:val="num" w:pos="1440"/>
+        </w:tabs>
+        <w:ind w:left="1440" w:hanging="360"/>
+      </w:pPr>
+      <w:rPr>
+        <w:rFonts w:ascii="Courier New" w:hAnsi="Courier New" w:hint="default"/>
+        <w:sz w:val="20"/>
+      </w:rPr>
+    </w:lvl>
+    <w:lvl w:ilvl="2" w:tentative="1">
+      <w:start w:val="1"/>
+      <w:numFmt w:val="bullet"/>
+      <w:lvlText w:val=""/>
+      <w:lvlJc w:val="left"/>
+      <w:pPr>
+        <w:tabs>
+          <w:tab w:val="num" w:pos="2160"/>
+        </w:tabs>
+        <w:ind w:left="2160" w:hanging="360"/>
+      </w:pPr>
+      <w:rPr>
+        <w:rFonts w:ascii="Wingdings" w:hAnsi="Wingdings" w:hint="default"/>
+        <w:sz w:val="20"/>
+      </w:rPr>
+    </w:lvl>
+    <w:lvl w:ilvl="3" w:tentative="1">
+      <w:start w:val="1"/>
+      <w:numFmt w:val="bullet"/>
+      <w:lvlText w:val=""/>
+      <w:lvlJc w:val="left"/>
+      <w:pPr>
+        <w:tabs>
+          <w:tab w:val="num" w:pos="2880"/>
+        </w:tabs>
+        <w:ind w:left="2880" w:hanging="360"/>
+      </w:pPr>
+      <w:rPr>
+        <w:rFonts w:ascii="Wingdings" w:hAnsi="Wingdings" w:hint="default"/>
+        <w:sz w:val="20"/>
+      </w:rPr>
+    </w:lvl>
+    <w:lvl w:ilvl="4" w:tentative="1">
+      <w:start w:val="1"/>
+      <w:numFmt w:val="bullet"/>
+      <w:lvlText w:val=""/>
+      <w:lvlJc w:val="left"/>
+      <w:pPr>
+        <w:tabs>
+          <w:tab w:val="num" w:pos="3600"/>
+        </w:tabs>
+        <w:ind w:left="3600" w:hanging="360"/>
+      </w:pPr>
+      <w:rPr>
+        <w:rFonts w:ascii="Wingdings" w:hAnsi="Wingdings" w:hint="default"/>
+        <w:sz w:val="20"/>
+      </w:rPr>
+    </w:lvl>
+    <w:lvl w:ilvl="5" w:tentative="1">
+      <w:start w:val="1"/>
+      <w:numFmt w:val="bullet"/>
+      <w:lvlText w:val=""/>
+      <w:lvlJc w:val="left"/>
+      <w:pPr>
+        <w:tabs>
+          <w:tab w:val="num" w:pos="4320"/>
+        </w:tabs>
+        <w:ind w:left="4320" w:hanging="360"/>
+      </w:pPr>
+      <w:rPr>
+        <w:rFonts w:ascii="Wingdings" w:hAnsi="Wingdings" w:hint="default"/>
+        <w:sz w:val="20"/>
+      </w:rPr>
+    </w:lvl>
+    <w:lvl w:ilvl="6" w:tentative="1">
+      <w:start w:val="1"/>
+      <w:numFmt w:val="bullet"/>
+      <w:lvlText w:val=""/>
+      <w:lvlJc w:val="left"/>
+      <w:pPr>
+        <w:tabs>
+          <w:tab w:val="num" w:pos="5040"/>
+        </w:tabs>
+        <w:ind w:left="5040" w:hanging="360"/>
+      </w:pPr>
+      <w:rPr>
+        <w:rFonts w:ascii="Wingdings" w:hAnsi="Wingdings" w:hint="default"/>
+        <w:sz w:val="20"/>
+      </w:rPr>
+    </w:lvl>
+    <w:lvl w:ilvl="7" w:tentative="1">
+      <w:start w:val="1"/>
+      <w:numFmt w:val="bullet"/>
+      <w:lvlText w:val=""/>
+      <w:lvlJc w:val="left"/>
+      <w:pPr>
+        <w:tabs>
+          <w:tab w:val="num" w:pos="5760"/>
+        </w:tabs>
+        <w:ind w:left="5760" w:hanging="360"/>
+      </w:pPr>
+      <w:rPr>
+        <w:rFonts w:ascii="Wingdings" w:hAnsi="Wingdings" w:hint="default"/>
+        <w:sz w:val="20"/>
+      </w:rPr>
+    </w:lvl>
+    <w:lvl w:ilvl="8" w:tentative="1">
+      <w:start w:val="1"/>
+      <w:numFmt w:val="bullet"/>
+      <w:lvlText w:val=""/>
+      <w:lvlJc w:val="left"/>
+      <w:pPr>
+        <w:tabs>
+          <w:tab w:val="num" w:pos="6480"/>
+        </w:tabs>
+        <w:ind w:left="6480" w:hanging="360"/>
+      </w:pPr>
+      <w:rPr>
+        <w:rFonts w:ascii="Wingdings" w:hAnsi="Wingdings" w:hint="default"/>
+        <w:sz w:val="20"/>
+      </w:rPr>
+    </w:lvl>
+  </w:abstractNum>
+  <w:abstractNum w:abstractNumId="30" w15:restartNumberingAfterBreak="0">
     <w:nsid w:val="59FE2A34"/>
     <w:multiLevelType w:val="multilevel"/>
     <w:tmpl w:val="0409001F"/>
@@ -10584,7 +12924,7 @@
       </w:pPr>
     </w:lvl>
   </w:abstractNum>
-  <w:abstractNum w:abstractNumId="28" w15:restartNumberingAfterBreak="0">
+  <w:abstractNum w:abstractNumId="31" w15:restartNumberingAfterBreak="0">
     <w:nsid w:val="5A3E352A"/>
     <w:multiLevelType w:val="hybridMultilevel"/>
     <w:tmpl w:val="C8C00C34"/>
@@ -10673,7 +13013,7 @@
       </w:pPr>
     </w:lvl>
   </w:abstractNum>
-  <w:abstractNum w:abstractNumId="29" w15:restartNumberingAfterBreak="0">
+  <w:abstractNum w:abstractNumId="32" w15:restartNumberingAfterBreak="0">
     <w:nsid w:val="5D960A86"/>
     <w:multiLevelType w:val="multilevel"/>
     <w:tmpl w:val="C472FD4A"/>
@@ -10822,7 +13162,156 @@
       </w:rPr>
     </w:lvl>
   </w:abstractNum>
-  <w:abstractNum w:abstractNumId="30" w15:restartNumberingAfterBreak="0">
+  <w:abstractNum w:abstractNumId="33" w15:restartNumberingAfterBreak="0">
+    <w:nsid w:val="5E6F1741"/>
+    <w:multiLevelType w:val="multilevel"/>
+    <w:tmpl w:val="A572947A"/>
+    <w:lvl w:ilvl="0">
+      <w:start w:val="1"/>
+      <w:numFmt w:val="bullet"/>
+      <w:lvlText w:val=""/>
+      <w:lvlJc w:val="left"/>
+      <w:pPr>
+        <w:tabs>
+          <w:tab w:val="num" w:pos="720"/>
+        </w:tabs>
+        <w:ind w:left="720" w:hanging="360"/>
+      </w:pPr>
+      <w:rPr>
+        <w:rFonts w:ascii="Symbol" w:hAnsi="Symbol" w:hint="default"/>
+        <w:sz w:val="20"/>
+      </w:rPr>
+    </w:lvl>
+    <w:lvl w:ilvl="1" w:tentative="1">
+      <w:start w:val="1"/>
+      <w:numFmt w:val="bullet"/>
+      <w:lvlText w:val="o"/>
+      <w:lvlJc w:val="left"/>
+      <w:pPr>
+        <w:tabs>
+          <w:tab w:val="num" w:pos="1440"/>
+        </w:tabs>
+        <w:ind w:left="1440" w:hanging="360"/>
+      </w:pPr>
+      <w:rPr>
+        <w:rFonts w:ascii="Courier New" w:hAnsi="Courier New" w:hint="default"/>
+        <w:sz w:val="20"/>
+      </w:rPr>
+    </w:lvl>
+    <w:lvl w:ilvl="2" w:tentative="1">
+      <w:start w:val="1"/>
+      <w:numFmt w:val="bullet"/>
+      <w:lvlText w:val=""/>
+      <w:lvlJc w:val="left"/>
+      <w:pPr>
+        <w:tabs>
+          <w:tab w:val="num" w:pos="2160"/>
+        </w:tabs>
+        <w:ind w:left="2160" w:hanging="360"/>
+      </w:pPr>
+      <w:rPr>
+        <w:rFonts w:ascii="Wingdings" w:hAnsi="Wingdings" w:hint="default"/>
+        <w:sz w:val="20"/>
+      </w:rPr>
+    </w:lvl>
+    <w:lvl w:ilvl="3" w:tentative="1">
+      <w:start w:val="1"/>
+      <w:numFmt w:val="bullet"/>
+      <w:lvlText w:val=""/>
+      <w:lvlJc w:val="left"/>
+      <w:pPr>
+        <w:tabs>
+          <w:tab w:val="num" w:pos="2880"/>
+        </w:tabs>
+        <w:ind w:left="2880" w:hanging="360"/>
+      </w:pPr>
+      <w:rPr>
+        <w:rFonts w:ascii="Wingdings" w:hAnsi="Wingdings" w:hint="default"/>
+        <w:sz w:val="20"/>
+      </w:rPr>
+    </w:lvl>
+    <w:lvl w:ilvl="4" w:tentative="1">
+      <w:start w:val="1"/>
+      <w:numFmt w:val="bullet"/>
+      <w:lvlText w:val=""/>
+      <w:lvlJc w:val="left"/>
+      <w:pPr>
+        <w:tabs>
+          <w:tab w:val="num" w:pos="3600"/>
+        </w:tabs>
+        <w:ind w:left="3600" w:hanging="360"/>
+      </w:pPr>
+      <w:rPr>
+        <w:rFonts w:ascii="Wingdings" w:hAnsi="Wingdings" w:hint="default"/>
+        <w:sz w:val="20"/>
+      </w:rPr>
+    </w:lvl>
+    <w:lvl w:ilvl="5" w:tentative="1">
+      <w:start w:val="1"/>
+      <w:numFmt w:val="bullet"/>
+      <w:lvlText w:val=""/>
+      <w:lvlJc w:val="left"/>
+      <w:pPr>
+        <w:tabs>
+          <w:tab w:val="num" w:pos="4320"/>
+        </w:tabs>
+        <w:ind w:left="4320" w:hanging="360"/>
+      </w:pPr>
+      <w:rPr>
+        <w:rFonts w:ascii="Wingdings" w:hAnsi="Wingdings" w:hint="default"/>
+        <w:sz w:val="20"/>
+      </w:rPr>
+    </w:lvl>
+    <w:lvl w:ilvl="6" w:tentative="1">
+      <w:start w:val="1"/>
+      <w:numFmt w:val="bullet"/>
+      <w:lvlText w:val=""/>
+      <w:lvlJc w:val="left"/>
+      <w:pPr>
+        <w:tabs>
+          <w:tab w:val="num" w:pos="5040"/>
+        </w:tabs>
+        <w:ind w:left="5040" w:hanging="360"/>
+      </w:pPr>
+      <w:rPr>
+        <w:rFonts w:ascii="Wingdings" w:hAnsi="Wingdings" w:hint="default"/>
+        <w:sz w:val="20"/>
+      </w:rPr>
+    </w:lvl>
+    <w:lvl w:ilvl="7" w:tentative="1">
+      <w:start w:val="1"/>
+      <w:numFmt w:val="bullet"/>
+      <w:lvlText w:val=""/>
+      <w:lvlJc w:val="left"/>
+      <w:pPr>
+        <w:tabs>
+          <w:tab w:val="num" w:pos="5760"/>
+        </w:tabs>
+        <w:ind w:left="5760" w:hanging="360"/>
+      </w:pPr>
+      <w:rPr>
+        <w:rFonts w:ascii="Wingdings" w:hAnsi="Wingdings" w:hint="default"/>
+        <w:sz w:val="20"/>
+      </w:rPr>
+    </w:lvl>
+    <w:lvl w:ilvl="8" w:tentative="1">
+      <w:start w:val="1"/>
+      <w:numFmt w:val="bullet"/>
+      <w:lvlText w:val=""/>
+      <w:lvlJc w:val="left"/>
+      <w:pPr>
+        <w:tabs>
+          <w:tab w:val="num" w:pos="6480"/>
+        </w:tabs>
+        <w:ind w:left="6480" w:hanging="360"/>
+      </w:pPr>
+      <w:rPr>
+        <w:rFonts w:ascii="Wingdings" w:hAnsi="Wingdings" w:hint="default"/>
+        <w:sz w:val="20"/>
+      </w:rPr>
+    </w:lvl>
+  </w:abstractNum>
+  <w:abstractNum w:abstractNumId="34" w15:restartNumberingAfterBreak="0">
     <w:nsid w:val="5FD127B6"/>
     <w:multiLevelType w:val="multilevel"/>
     <w:tmpl w:val="3E2EBE00"/>
@@ -10908,7 +13397,7 @@
       </w:pPr>
     </w:lvl>
   </w:abstractNum>
-  <w:abstractNum w:abstractNumId="31" w15:restartNumberingAfterBreak="0">
+  <w:abstractNum w:abstractNumId="35" w15:restartNumberingAfterBreak="0">
     <w:nsid w:val="65B23317"/>
     <w:multiLevelType w:val="hybridMultilevel"/>
     <w:tmpl w:val="80F851C8"/>
@@ -10994,7 +13483,7 @@
       </w:pPr>
     </w:lvl>
   </w:abstractNum>
-  <w:abstractNum w:abstractNumId="32" w15:restartNumberingAfterBreak="0">
+  <w:abstractNum w:abstractNumId="36" w15:restartNumberingAfterBreak="0">
     <w:nsid w:val="677E2A84"/>
     <w:multiLevelType w:val="multilevel"/>
     <w:tmpl w:val="5FB620DA"/>
@@ -11107,7 +13596,7 @@
       </w:rPr>
     </w:lvl>
   </w:abstractNum>
-  <w:abstractNum w:abstractNumId="33" w15:restartNumberingAfterBreak="0">
+  <w:abstractNum w:abstractNumId="37" w15:restartNumberingAfterBreak="0">
     <w:nsid w:val="75F04B39"/>
     <w:multiLevelType w:val="multilevel"/>
     <w:tmpl w:val="0409001F"/>
@@ -11193,7 +13682,7 @@
       </w:pPr>
     </w:lvl>
   </w:abstractNum>
-  <w:abstractNum w:abstractNumId="34" w15:restartNumberingAfterBreak="0">
+  <w:abstractNum w:abstractNumId="38" w15:restartNumberingAfterBreak="0">
     <w:nsid w:val="76C40BC0"/>
     <w:multiLevelType w:val="multilevel"/>
     <w:tmpl w:val="0409001F"/>
@@ -11280,13 +13769,13 @@
     </w:lvl>
   </w:abstractNum>
   <w:num w:numId="1" w16cid:durableId="477914684">
-    <w:abstractNumId w:val="24"/>
+    <w:abstractNumId w:val="26"/>
   </w:num>
   <w:num w:numId="2" w16cid:durableId="1102722950">
-    <w:abstractNumId w:val="28"/>
+    <w:abstractNumId w:val="31"/>
   </w:num>
   <w:num w:numId="3" w16cid:durableId="1587685630">
-    <w:abstractNumId w:val="27"/>
+    <w:abstractNumId w:val="30"/>
   </w:num>
   <w:num w:numId="4" w16cid:durableId="607736040">
     <w:abstractNumId w:val="14"/>
@@ -11295,19 +13784,19 @@
     <w:abstractNumId w:val="1"/>
   </w:num>
   <w:num w:numId="6" w16cid:durableId="1138378299">
-    <w:abstractNumId w:val="34"/>
+    <w:abstractNumId w:val="38"/>
   </w:num>
   <w:num w:numId="7" w16cid:durableId="1755086100">
-    <w:abstractNumId w:val="15"/>
+    <w:abstractNumId w:val="16"/>
   </w:num>
   <w:num w:numId="8" w16cid:durableId="12269446">
-    <w:abstractNumId w:val="22"/>
+    <w:abstractNumId w:val="23"/>
   </w:num>
   <w:num w:numId="9" w16cid:durableId="1012802108">
     <w:abstractNumId w:val="5"/>
   </w:num>
   <w:num w:numId="10" w16cid:durableId="263000947">
-    <w:abstractNumId w:val="30"/>
+    <w:abstractNumId w:val="34"/>
   </w:num>
   <w:num w:numId="11" w16cid:durableId="1886019950">
     <w:abstractNumId w:val="4"/>
@@ -11319,25 +13808,25 @@
     <w:abstractNumId w:val="6"/>
   </w:num>
   <w:num w:numId="14" w16cid:durableId="1369717773">
-    <w:abstractNumId w:val="33"/>
+    <w:abstractNumId w:val="37"/>
   </w:num>
   <w:num w:numId="15" w16cid:durableId="49430305">
-    <w:abstractNumId w:val="16"/>
+    <w:abstractNumId w:val="17"/>
   </w:num>
   <w:num w:numId="16" w16cid:durableId="1458335343">
-    <w:abstractNumId w:val="32"/>
+    <w:abstractNumId w:val="36"/>
   </w:num>
   <w:num w:numId="17" w16cid:durableId="1118985025">
     <w:abstractNumId w:val="0"/>
   </w:num>
   <w:num w:numId="18" w16cid:durableId="1501501156">
-    <w:abstractNumId w:val="17"/>
+    <w:abstractNumId w:val="18"/>
   </w:num>
   <w:num w:numId="19" w16cid:durableId="2144927756">
-    <w:abstractNumId w:val="26"/>
+    <w:abstractNumId w:val="28"/>
   </w:num>
   <w:num w:numId="20" w16cid:durableId="1457023640">
-    <w:abstractNumId w:val="18"/>
+    <w:abstractNumId w:val="19"/>
   </w:num>
   <w:num w:numId="21" w16cid:durableId="703136961">
     <w:abstractNumId w:val="13"/>
@@ -11352,25 +13841,25 @@
     <w:abstractNumId w:val="11"/>
   </w:num>
   <w:num w:numId="25" w16cid:durableId="1841433784">
-    <w:abstractNumId w:val="23"/>
+    <w:abstractNumId w:val="24"/>
   </w:num>
   <w:num w:numId="26" w16cid:durableId="904875051">
     <w:abstractNumId w:val="12"/>
   </w:num>
   <w:num w:numId="27" w16cid:durableId="2062947571">
+    <w:abstractNumId w:val="22"/>
+  </w:num>
+  <w:num w:numId="28" w16cid:durableId="1899776725">
+    <w:abstractNumId w:val="27"/>
+  </w:num>
+  <w:num w:numId="29" w16cid:durableId="1652560762">
+    <w:abstractNumId w:val="35"/>
+  </w:num>
+  <w:num w:numId="30" w16cid:durableId="1776171644">
     <w:abstractNumId w:val="21"/>
   </w:num>
-  <w:num w:numId="28" w16cid:durableId="1899776725">
-    <w:abstractNumId w:val="25"/>
-  </w:num>
-  <w:num w:numId="29" w16cid:durableId="1652560762">
-    <w:abstractNumId w:val="31"/>
-  </w:num>
-  <w:num w:numId="30" w16cid:durableId="1776171644">
-    <w:abstractNumId w:val="20"/>
-  </w:num>
   <w:num w:numId="31" w16cid:durableId="1100443408">
-    <w:abstractNumId w:val="29"/>
+    <w:abstractNumId w:val="32"/>
   </w:num>
   <w:num w:numId="32" w16cid:durableId="1461991983">
     <w:abstractNumId w:val="2"/>
@@ -11379,12 +13868,32 @@
     <w:abstractNumId w:val="9"/>
   </w:num>
   <w:num w:numId="34" w16cid:durableId="236405507">
-    <w:abstractNumId w:val="19"/>
+    <w:abstractNumId w:val="20"/>
   </w:num>
   <w:num w:numId="35" w16cid:durableId="1945117131">
     <w:abstractNumId w:val="10"/>
   </w:num>
+  <w:num w:numId="36" w16cid:durableId="1735350333">
+    <w:abstractNumId w:val="25"/>
+  </w:num>
+  <w:num w:numId="37" w16cid:durableId="1358580826">
+    <w:abstractNumId w:val="33"/>
+  </w:num>
+  <w:num w:numId="38" w16cid:durableId="507869572">
+    <w:abstractNumId w:val="29"/>
+  </w:num>
+  <w:num w:numId="39" w16cid:durableId="2047169788">
+    <w:abstractNumId w:val="15"/>
+  </w:num>
 </w:numbering>
+</file>
+
+<file path=word/people.xml><?xml version="1.0" encoding="utf-8"?>
+<w15:people xmlns:wpc="http://schemas.microsoft.com/office/word/2010/wordprocessingCanvas" xmlns:cx="http://schemas.microsoft.com/office/drawing/2014/chartex" xmlns:cx1="http://schemas.microsoft.com/office/drawing/2015/9/8/chartex" xmlns:cx2="http://schemas.microsoft.com/office/drawing/2015/10/21/chartex" xmlns:cx3="http://schemas.microsoft.com/office/drawing/2016/5/9/chartex" xmlns:cx4="http://schemas.microsoft.com/office/drawing/2016/5/10/chartex" xmlns:cx5="http://schemas.microsoft.com/office/drawing/2016/5/11/chartex" xmlns:cx6="http://schemas.microsoft.com/office/drawing/2016/5/12/chartex" xmlns:cx7="http://schemas.microsoft.com/office/drawing/2016/5/13/chartex" xmlns:cx8="http://schemas.microsoft.com/office/drawing/2016/5/14/chartex" xmlns:mc="http://schemas.openxmlformats.org/markup-compatibility/2006" xmlns:aink="http://schemas.microsoft.com/office/drawing/2016/ink" xmlns:am3d="http://schemas.microsoft.com/office/drawing/2017/model3d" xmlns:o="urn:schemas-microsoft-com:office:office" xmlns:oel="http://schemas.microsoft.com/office/2019/extlst" xmlns:r="http://schemas.openxmlformats.org/officeDocument/2006/relationships" xmlns:m="http://schemas.openxmlformats.org/officeDocument/2006/math" xmlns:v="urn:schemas-microsoft-com:vml" xmlns:wp14="http://schemas.microsoft.com/office/word/2010/wordprocessingDrawing" xmlns:wp="http://schemas.openxmlformats.org/drawingml/2006/wordprocessingDrawing" xmlns:w10="urn:schemas-microsoft-com:office:word" xmlns:w="http://schemas.openxmlformats.org/wordprocessingml/2006/main" xmlns:w14="http://schemas.microsoft.com/office/word/2010/wordml" xmlns:w15="http://schemas.microsoft.com/office/word/2012/wordml" xmlns:w16cex="http://schemas.microsoft.com/office/word/2018/wordml/cex" xmlns:w16cid="http://schemas.microsoft.com/office/word/2016/wordml/cid" xmlns:w16="http://schemas.microsoft.com/office/word/2018/wordml" xmlns:w16du="http://schemas.microsoft.com/office/word/2023/wordml/word16du" xmlns:w16sdtdh="http://schemas.microsoft.com/office/word/2020/wordml/sdtdatahash" xmlns:w16sdtfl="http://schemas.microsoft.com/office/word/2024/wordml/sdtformatlock" xmlns:w16se="http://schemas.microsoft.com/office/word/2015/wordml/symex" xmlns:wpg="http://schemas.microsoft.com/office/word/2010/wordprocessingGroup" xmlns:wpi="http://schemas.microsoft.com/office/word/2010/wordprocessingInk" xmlns:wne="http://schemas.microsoft.com/office/word/2006/wordml" xmlns:wps="http://schemas.microsoft.com/office/word/2010/wordprocessingShape" mc:Ignorable="w14 w15 w16se w16cid w16 w16cex w16sdtdh w16sdtfl w16du wp14">
+  <w15:person w15:author="أنفال احمد بن حسين السحيب">
+    <w15:presenceInfo w15:providerId="AD" w15:userId="S::222430500@student.kfu.edu.sa::03285ef5-c520-4680-98af-1ef0f48fabfd"/>
+  </w15:person>
+</w15:people>
 </file>
 
 <file path=word/styles.xml><?xml version="1.0" encoding="utf-8"?>
@@ -12505,6 +15014,91 @@
       <w:shd w:val="clear" w:color="auto" w:fill="E1DFDD"/>
     </w:rPr>
   </w:style>
+  <w:style w:type="table" w:styleId="TableGrid">
+    <w:name w:val="Table Grid"/>
+    <w:basedOn w:val="TableNormal"/>
+    <w:uiPriority w:val="39"/>
+    <w:rsid w:val="00BB427D"/>
+    <w:pPr>
+      <w:spacing w:after="0" w:line="240" w:lineRule="auto"/>
+    </w:pPr>
+    <w:tblPr>
+      <w:tblBorders>
+        <w:top w:val="single" w:sz="4" w:space="0" w:color="auto"/>
+        <w:left w:val="single" w:sz="4" w:space="0" w:color="auto"/>
+        <w:bottom w:val="single" w:sz="4" w:space="0" w:color="auto"/>
+        <w:right w:val="single" w:sz="4" w:space="0" w:color="auto"/>
+        <w:insideH w:val="single" w:sz="4" w:space="0" w:color="auto"/>
+        <w:insideV w:val="single" w:sz="4" w:space="0" w:color="auto"/>
+      </w:tblBorders>
+    </w:tblPr>
+  </w:style>
+  <w:style w:type="character" w:styleId="CommentReference">
+    <w:name w:val="annotation reference"/>
+    <w:basedOn w:val="DefaultParagraphFont"/>
+    <w:uiPriority w:val="99"/>
+    <w:semiHidden/>
+    <w:unhideWhenUsed/>
+    <w:rsid w:val="00384544"/>
+    <w:rPr>
+      <w:sz w:val="16"/>
+      <w:szCs w:val="16"/>
+    </w:rPr>
+  </w:style>
+  <w:style w:type="paragraph" w:styleId="CommentText">
+    <w:name w:val="annotation text"/>
+    <w:basedOn w:val="Normal"/>
+    <w:link w:val="CommentTextChar"/>
+    <w:uiPriority w:val="99"/>
+    <w:unhideWhenUsed/>
+    <w:rsid w:val="00384544"/>
+    <w:pPr>
+      <w:spacing w:line="240" w:lineRule="auto"/>
+    </w:pPr>
+    <w:rPr>
+      <w:sz w:val="20"/>
+      <w:szCs w:val="20"/>
+    </w:rPr>
+  </w:style>
+  <w:style w:type="character" w:customStyle="1" w:styleId="CommentTextChar">
+    <w:name w:val="Comment Text Char"/>
+    <w:basedOn w:val="DefaultParagraphFont"/>
+    <w:link w:val="CommentText"/>
+    <w:uiPriority w:val="99"/>
+    <w:rsid w:val="00384544"/>
+    <w:rPr>
+      <w:sz w:val="20"/>
+      <w:szCs w:val="20"/>
+    </w:rPr>
+  </w:style>
+  <w:style w:type="paragraph" w:styleId="CommentSubject">
+    <w:name w:val="annotation subject"/>
+    <w:basedOn w:val="CommentText"/>
+    <w:next w:val="CommentText"/>
+    <w:link w:val="CommentSubjectChar"/>
+    <w:uiPriority w:val="99"/>
+    <w:semiHidden/>
+    <w:unhideWhenUsed/>
+    <w:rsid w:val="00384544"/>
+    <w:rPr>
+      <w:b/>
+      <w:bCs/>
+    </w:rPr>
+  </w:style>
+  <w:style w:type="character" w:customStyle="1" w:styleId="CommentSubjectChar">
+    <w:name w:val="Comment Subject Char"/>
+    <w:basedOn w:val="CommentTextChar"/>
+    <w:link w:val="CommentSubject"/>
+    <w:uiPriority w:val="99"/>
+    <w:semiHidden/>
+    <w:rsid w:val="00384544"/>
+    <w:rPr>
+      <w:b/>
+      <w:bCs/>
+      <w:sz w:val="20"/>
+      <w:szCs w:val="20"/>
+    </w:rPr>
+  </w:style>
 </w:styles>
 </file>
 

--- a/ST_M2_Draft.docx
+++ b/ST_M2_Draft.docx
@@ -5744,13 +5744,50 @@
       <w:pPr>
         <w:rPr>
           <w:rFonts w:asciiTheme="majorBidi" w:hAnsiTheme="majorBidi" w:cstheme="majorBidi"/>
+          <w:sz w:val="24"/>
+          <w:szCs w:val="24"/>
+          <w:rtl/>
+          <w:lang w:val="en-GB"/>
+        </w:rPr>
+      </w:pPr>
+      <w:r>
+        <w:rPr>
+          <w:rFonts w:asciiTheme="majorBidi" w:hAnsiTheme="majorBidi" w:cstheme="majorBidi"/>
+          <w:sz w:val="24"/>
+          <w:szCs w:val="24"/>
+          <w:lang w:val="en-GB"/>
+        </w:rPr>
+        <w:t xml:space="preserve">The graph </w:t>
+      </w:r>
+      <w:r>
+        <w:rPr>
+          <w:rFonts w:asciiTheme="majorBidi" w:hAnsiTheme="majorBidi" w:cstheme="majorBidi"/>
+          <w:sz w:val="24"/>
+          <w:szCs w:val="24"/>
+          <w:lang w:val="en-GB"/>
+        </w:rPr>
+        <w:t>below</w:t>
+      </w:r>
+      <w:r>
+        <w:rPr>
+          <w:rFonts w:asciiTheme="majorBidi" w:hAnsiTheme="majorBidi" w:cstheme="majorBidi"/>
           <w:b/>
           <w:bCs/>
           <w:sz w:val="24"/>
           <w:szCs w:val="24"/>
           <w:lang w:val="en-GB"/>
         </w:rPr>
-      </w:pPr>
+        <w:t xml:space="preserve"> </w:t>
+      </w:r>
+      <w:r>
+        <w:rPr>
+          <w:rFonts w:asciiTheme="majorBidi" w:hAnsiTheme="majorBidi" w:cstheme="majorBidi"/>
+          <w:sz w:val="24"/>
+          <w:szCs w:val="24"/>
+          <w:lang w:val="en-GB"/>
+        </w:rPr>
+        <w:t xml:space="preserve">compares the speed of XAI tools against a </w:t>
+      </w:r>
       <w:r>
         <w:rPr>
           <w:rFonts w:asciiTheme="majorBidi" w:hAnsiTheme="majorBidi" w:cstheme="majorBidi"/>
@@ -5760,26 +5797,16 @@
           <w:szCs w:val="24"/>
           <w:lang w:val="en-GB"/>
         </w:rPr>
-        <w:t>1. Highlighting Interpretation Uncertainty</w:t>
-      </w:r>
-    </w:p>
-    <w:p>
-      <w:pPr>
-        <w:rPr>
-          <w:rFonts w:asciiTheme="majorBidi" w:hAnsiTheme="majorBidi" w:cstheme="majorBidi"/>
-          <w:sz w:val="24"/>
-          <w:szCs w:val="24"/>
-          <w:lang w:val="en-GB"/>
-        </w:rPr>
-      </w:pPr>
-      <w:r>
-        <w:rPr>
-          <w:rFonts w:asciiTheme="majorBidi" w:hAnsiTheme="majorBidi" w:cstheme="majorBidi"/>
-          <w:sz w:val="24"/>
-          <w:szCs w:val="24"/>
-          <w:lang w:val="en-GB"/>
-        </w:rPr>
-        <w:t xml:space="preserve">"This chart shows that XAI tools do not always agree. For example, in features like </w:t>
+        <w:t>10ms clinical real-time threshold</w:t>
+      </w:r>
+      <w:r>
+        <w:rPr>
+          <w:rFonts w:asciiTheme="majorBidi" w:hAnsiTheme="majorBidi" w:cstheme="majorBidi"/>
+          <w:sz w:val="24"/>
+          <w:szCs w:val="24"/>
+          <w:lang w:val="en-GB"/>
+        </w:rPr>
+        <w:t xml:space="preserve">. While SHAP and LIME are too slow for urgent medical use, </w:t>
       </w:r>
       <w:r>
         <w:rPr>
@@ -5790,16 +5817,98 @@
           <w:szCs w:val="24"/>
           <w:lang w:val="en-GB"/>
         </w:rPr>
-        <w:t>radius3</w:t>
-      </w:r>
-      <w:r>
-        <w:rPr>
-          <w:rFonts w:asciiTheme="majorBidi" w:hAnsiTheme="majorBidi" w:cstheme="majorBidi"/>
-          <w:sz w:val="24"/>
-          <w:szCs w:val="24"/>
-          <w:lang w:val="en-GB"/>
-        </w:rPr>
-        <w:t>, SHAP suggests a strong positive impact, while LIME and Captum suggest a negative one. This proves that relying on a single explanation tool can be misleading in medical diagnosis."</w:t>
+        <w:t>Captum</w:t>
+      </w:r>
+      <w:r>
+        <w:rPr>
+          <w:rFonts w:asciiTheme="majorBidi" w:hAnsiTheme="majorBidi" w:cstheme="majorBidi"/>
+          <w:sz w:val="24"/>
+          <w:szCs w:val="24"/>
+          <w:lang w:val="en-GB"/>
+        </w:rPr>
+        <w:t xml:space="preserve"> is the only tool fast enough to meet the threshold. This makes Captum the ideal choice for real-time diagnostic transparency.</w:t>
+      </w:r>
+    </w:p>
+    <w:p>
+      <w:pPr>
+        <w:rPr>
+          <w:rFonts w:asciiTheme="majorBidi" w:hAnsiTheme="majorBidi" w:cstheme="majorBidi"/>
+          <w:sz w:val="24"/>
+          <w:szCs w:val="24"/>
+          <w:rtl/>
+          <w:lang w:val="en-GB"/>
+        </w:rPr>
+      </w:pPr>
+      <w:r>
+        <w:rPr>
+          <w:rFonts w:asciiTheme="majorBidi" w:hAnsiTheme="majorBidi" w:cstheme="majorBidi"/>
+          <w:sz w:val="24"/>
+          <w:szCs w:val="24"/>
+          <w:lang w:val="en-GB"/>
+        </w:rPr>
+        <w:drawing>
+          <wp:inline distT="0" distB="0" distL="0" distR="0" wp14:anchorId="5394AAC9" wp14:editId="4590D636">
+            <wp:extent cx="5274310" cy="3275965"/>
+            <wp:effectExtent l="0" t="0" r="2540" b="635"/>
+            <wp:docPr id="761149886" name="Picture 1"/>
+            <wp:cNvGraphicFramePr>
+              <a:graphicFrameLocks xmlns:a="http://schemas.openxmlformats.org/drawingml/2006/main" noChangeAspect="1"/>
+            </wp:cNvGraphicFramePr>
+            <a:graphic xmlns:a="http://schemas.openxmlformats.org/drawingml/2006/main">
+              <a:graphicData uri="http://schemas.openxmlformats.org/drawingml/2006/picture">
+                <pic:pic xmlns:pic="http://schemas.openxmlformats.org/drawingml/2006/picture">
+                  <pic:nvPicPr>
+                    <pic:cNvPr id="761149886" name=""/>
+                    <pic:cNvPicPr/>
+                  </pic:nvPicPr>
+                  <pic:blipFill>
+                    <a:blip r:embed="rId16"/>
+                    <a:stretch>
+                      <a:fillRect/>
+                    </a:stretch>
+                  </pic:blipFill>
+                  <pic:spPr>
+                    <a:xfrm>
+                      <a:off x="0" y="0"/>
+                      <a:ext cx="5274310" cy="3275965"/>
+                    </a:xfrm>
+                    <a:prstGeom prst="rect">
+                      <a:avLst/>
+                    </a:prstGeom>
+                  </pic:spPr>
+                </pic:pic>
+              </a:graphicData>
+            </a:graphic>
+          </wp:inline>
+        </w:drawing>
+      </w:r>
+    </w:p>
+    <w:p>
+      <w:pPr>
+        <w:rPr>
+          <w:rFonts w:asciiTheme="majorBidi" w:hAnsiTheme="majorBidi" w:cstheme="majorBidi"/>
+          <w:sz w:val="24"/>
+          <w:szCs w:val="24"/>
+          <w:rtl/>
+          <w:lang w:val="en-GB"/>
+        </w:rPr>
+      </w:pPr>
+      <w:r>
+        <w:rPr>
+          <w:rFonts w:asciiTheme="majorBidi" w:hAnsiTheme="majorBidi" w:cstheme="majorBidi"/>
+          <w:sz w:val="24"/>
+          <w:szCs w:val="24"/>
+        </w:rPr>
+        <w:t>The figure below compares the performance and reliability of different Explainable AI (XAI) tools:</w:t>
+      </w:r>
+      <w:r>
+        <w:rPr>
+          <w:rFonts w:asciiTheme="majorBidi" w:hAnsiTheme="majorBidi" w:cstheme="majorBidi" w:hint="cs"/>
+          <w:sz w:val="24"/>
+          <w:szCs w:val="24"/>
+          <w:rtl/>
+        </w:rPr>
+        <w:t xml:space="preserve"> يقيمون الاتربيوتس </w:t>
       </w:r>
     </w:p>
     <w:p>
@@ -5822,26 +5931,26 @@
           <w:szCs w:val="24"/>
           <w:lang w:val="en-GB"/>
         </w:rPr>
-        <w:t>2. Identifying High-Confidence Features</w:t>
-      </w:r>
-    </w:p>
-    <w:p>
-      <w:pPr>
-        <w:rPr>
-          <w:rFonts w:asciiTheme="majorBidi" w:hAnsiTheme="majorBidi" w:cstheme="majorBidi"/>
-          <w:sz w:val="24"/>
-          <w:szCs w:val="24"/>
-          <w:lang w:val="en-GB"/>
-        </w:rPr>
-      </w:pPr>
-      <w:r>
-        <w:rPr>
-          <w:rFonts w:asciiTheme="majorBidi" w:hAnsiTheme="majorBidi" w:cstheme="majorBidi"/>
-          <w:sz w:val="24"/>
-          <w:szCs w:val="24"/>
-          <w:lang w:val="en-GB"/>
-        </w:rPr>
-        <w:t xml:space="preserve">When all three tools (SHAP, LIME, and Captum) agree on the direction of a feature, such as </w:t>
+        <w:t>1. Highlighting Interpretation Uncertainty</w:t>
+      </w:r>
+    </w:p>
+    <w:p>
+      <w:pPr>
+        <w:rPr>
+          <w:rFonts w:asciiTheme="majorBidi" w:hAnsiTheme="majorBidi" w:cstheme="majorBidi"/>
+          <w:sz w:val="24"/>
+          <w:szCs w:val="24"/>
+          <w:lang w:val="en-GB"/>
+        </w:rPr>
+      </w:pPr>
+      <w:r>
+        <w:rPr>
+          <w:rFonts w:asciiTheme="majorBidi" w:hAnsiTheme="majorBidi" w:cstheme="majorBidi"/>
+          <w:sz w:val="24"/>
+          <w:szCs w:val="24"/>
+          <w:lang w:val="en-GB"/>
+        </w:rPr>
+        <w:t xml:space="preserve">"This chart shows that XAI tools do not always agree. For example, in features like </w:t>
       </w:r>
       <w:r>
         <w:rPr>
@@ -5852,6 +5961,68 @@
           <w:szCs w:val="24"/>
           <w:lang w:val="en-GB"/>
         </w:rPr>
+        <w:t>radius3</w:t>
+      </w:r>
+      <w:r>
+        <w:rPr>
+          <w:rFonts w:asciiTheme="majorBidi" w:hAnsiTheme="majorBidi" w:cstheme="majorBidi"/>
+          <w:sz w:val="24"/>
+          <w:szCs w:val="24"/>
+          <w:lang w:val="en-GB"/>
+        </w:rPr>
+        <w:t>, SHAP suggests a strong positive impact, while LIME and Captum suggest a negative one. This proves that relying on a single explanation tool can be misleading in medical diagnosis."</w:t>
+      </w:r>
+    </w:p>
+    <w:p>
+      <w:pPr>
+        <w:rPr>
+          <w:rFonts w:asciiTheme="majorBidi" w:hAnsiTheme="majorBidi" w:cstheme="majorBidi"/>
+          <w:b/>
+          <w:bCs/>
+          <w:sz w:val="24"/>
+          <w:szCs w:val="24"/>
+          <w:lang w:val="en-GB"/>
+        </w:rPr>
+      </w:pPr>
+      <w:r>
+        <w:rPr>
+          <w:rFonts w:asciiTheme="majorBidi" w:hAnsiTheme="majorBidi" w:cstheme="majorBidi"/>
+          <w:b/>
+          <w:bCs/>
+          <w:sz w:val="24"/>
+          <w:szCs w:val="24"/>
+          <w:lang w:val="en-GB"/>
+        </w:rPr>
+        <w:t>2. Identifying High-Confidence Features</w:t>
+      </w:r>
+    </w:p>
+    <w:p>
+      <w:pPr>
+        <w:rPr>
+          <w:rFonts w:asciiTheme="majorBidi" w:hAnsiTheme="majorBidi" w:cstheme="majorBidi"/>
+          <w:sz w:val="24"/>
+          <w:szCs w:val="24"/>
+          <w:lang w:val="en-GB"/>
+        </w:rPr>
+      </w:pPr>
+      <w:r>
+        <w:rPr>
+          <w:rFonts w:asciiTheme="majorBidi" w:hAnsiTheme="majorBidi" w:cstheme="majorBidi"/>
+          <w:sz w:val="24"/>
+          <w:szCs w:val="24"/>
+          <w:lang w:val="en-GB"/>
+        </w:rPr>
+        <w:t xml:space="preserve">When all three tools (SHAP, LIME, and Captum) agree on the direction of a feature, such as </w:t>
+      </w:r>
+      <w:r>
+        <w:rPr>
+          <w:rFonts w:asciiTheme="majorBidi" w:hAnsiTheme="majorBidi" w:cstheme="majorBidi"/>
+          <w:b/>
+          <w:bCs/>
+          <w:sz w:val="24"/>
+          <w:szCs w:val="24"/>
+          <w:lang w:val="en-GB"/>
+        </w:rPr>
         <w:t>texture3</w:t>
       </w:r>
       <w:r>
@@ -5861,7 +6032,17 @@
           <w:szCs w:val="24"/>
           <w:lang w:val="en-GB"/>
         </w:rPr>
-        <w:t>, it provides 'High Confidence' in the explanation. This consensus helps doctors trust that these specific features are the true drivers behind the model's decision.</w:t>
+        <w:t xml:space="preserve">, it provides 'High Confidence' in the explanation. This consensus </w:t>
+      </w:r>
+      <w:r>
+        <w:rPr>
+          <w:rFonts w:asciiTheme="majorBidi" w:hAnsiTheme="majorBidi" w:cstheme="majorBidi"/>
+          <w:sz w:val="24"/>
+          <w:szCs w:val="24"/>
+          <w:lang w:val="en-GB"/>
+        </w:rPr>
+        <w:lastRenderedPageBreak/>
+        <w:t>helps doctors trust that these specific features are the true drivers behind the model's decision.</w:t>
       </w:r>
     </w:p>
     <w:p>
@@ -5889,7 +6070,6 @@
         <w:rPr>
           <w:noProof/>
         </w:rPr>
-        <w:lastRenderedPageBreak/>
         <w:drawing>
           <wp:inline distT="0" distB="0" distL="0" distR="0" wp14:anchorId="0DA91D68" wp14:editId="3430834E">
             <wp:extent cx="5274310" cy="4387215"/>
@@ -5908,7 +6088,7 @@
                     </pic:cNvPicPr>
                   </pic:nvPicPr>
                   <pic:blipFill>
-                    <a:blip r:embed="rId16">
+                    <a:blip r:embed="rId17">
                       <a:extLst>
                         <a:ext uri="{28A0092B-C50C-407E-A947-70E740481C1C}">
                           <a14:useLocalDpi xmlns:a14="http://schemas.microsoft.com/office/drawing/2010/main" val="0"/>
@@ -6277,7 +6457,17 @@
                 <w:szCs w:val="24"/>
                 <w:lang w:val="en-GB"/>
               </w:rPr>
-              <w:t>A gradient-based method to compute SHAP values by adding noise to the input and averaging the gradients.</w:t>
+              <w:t xml:space="preserve">A gradient-based method to compute SHAP values by </w:t>
+            </w:r>
+            <w:r>
+              <w:rPr>
+                <w:rFonts w:asciiTheme="majorBidi" w:hAnsiTheme="majorBidi" w:cstheme="majorBidi"/>
+                <w:sz w:val="24"/>
+                <w:szCs w:val="24"/>
+                <w:lang w:val="en-GB"/>
+              </w:rPr>
+              <w:lastRenderedPageBreak/>
+              <w:t>adding noise to the input and averaging the gradients.</w:t>
             </w:r>
           </w:p>
         </w:tc>
@@ -6303,7 +6493,18 @@
                 <w:szCs w:val="24"/>
                 <w:lang w:val="en-GB"/>
               </w:rPr>
-              <w:t>Robustness: Provides a more stable and theoretically grounded estimation of feature importance.</w:t>
+              <w:lastRenderedPageBreak/>
+              <w:t xml:space="preserve">Robustness: Provides a more stable and theoretically </w:t>
+            </w:r>
+            <w:r>
+              <w:rPr>
+                <w:rFonts w:asciiTheme="majorBidi" w:hAnsiTheme="majorBidi" w:cstheme="majorBidi"/>
+                <w:sz w:val="24"/>
+                <w:szCs w:val="24"/>
+                <w:lang w:val="en-GB"/>
+              </w:rPr>
+              <w:lastRenderedPageBreak/>
+              <w:t>grounded estimation of feature importance.</w:t>
             </w:r>
           </w:p>
         </w:tc>
@@ -6331,6 +6532,7 @@
                 <w:szCs w:val="24"/>
                 <w:lang w:val="en-GB"/>
               </w:rPr>
+              <w:lastRenderedPageBreak/>
               <w:t>IG + NoiseTunnel</w:t>
             </w:r>
           </w:p>
@@ -6411,7 +6613,6 @@
                 <w:szCs w:val="24"/>
                 <w:lang w:val="en-GB"/>
               </w:rPr>
-              <w:lastRenderedPageBreak/>
               <w:t>Layer Conductance</w:t>
             </w:r>
           </w:p>
@@ -6731,6 +6932,7 @@
           <w:szCs w:val="24"/>
           <w:lang w:val="en-GB"/>
         </w:rPr>
+        <w:lastRenderedPageBreak/>
         <w:t>The four charts (IG, DeepLIFT, GradientSHAP, and NoiseTunnel) show how different mathematical approaches view the same data point.</w:t>
       </w:r>
     </w:p>
@@ -6769,7 +6971,6 @@
           <w:szCs w:val="24"/>
           <w:lang w:val="en-GB"/>
         </w:rPr>
-        <w:lastRenderedPageBreak/>
         <w:t>•Smoothing: Methods like NoiseTunnel provide a cleaner, more stable view by filtering out minor statistical fluctuations.</w:t>
       </w:r>
     </w:p>
@@ -6816,7 +7017,7 @@
                     </pic:cNvPicPr>
                   </pic:nvPicPr>
                   <pic:blipFill>
-                    <a:blip r:embed="rId17" cstate="print">
+                    <a:blip r:embed="rId18" cstate="print">
                       <a:extLst>
                         <a:ext uri="{28A0092B-C50C-407E-A947-70E740481C1C}">
                           <a14:useLocalDpi xmlns:a14="http://schemas.microsoft.com/office/drawing/2010/main" val="0"/>
@@ -7030,6 +7231,7 @@
           <w:szCs w:val="24"/>
           <w:lang w:val="en-GB"/>
         </w:rPr>
+        <w:lastRenderedPageBreak/>
         <w:t>1. Consistency (Spearman ρ)</w:t>
       </w:r>
     </w:p>
@@ -7074,7 +7276,6 @@
           <w:szCs w:val="24"/>
           <w:lang w:val="en-GB"/>
         </w:rPr>
-        <w:lastRenderedPageBreak/>
         <w:t>SHAP ↔ LIME (0.9515):</w:t>
       </w:r>
       <w:r>
@@ -7493,6 +7694,7 @@
       <w:r>
         <w:rPr>
           <w:rFonts w:asciiTheme="majorBidi" w:hAnsiTheme="majorBidi" w:cstheme="majorBidi"/>
+          <w:noProof/>
           <w:sz w:val="24"/>
           <w:szCs w:val="24"/>
           <w:lang w:val="en-GB"/>
@@ -7514,7 +7716,7 @@
                     <pic:cNvPicPr/>
                   </pic:nvPicPr>
                   <pic:blipFill>
-                    <a:blip r:embed="rId18"/>
+                    <a:blip r:embed="rId19"/>
                     <a:stretch>
                       <a:fillRect/>
                     </a:stretch>
@@ -7854,7 +8056,7 @@
                     </pic:cNvPicPr>
                   </pic:nvPicPr>
                   <pic:blipFill>
-                    <a:blip r:embed="rId19">
+                    <a:blip r:embed="rId20">
                       <a:extLst>
                         <a:ext uri="{28A0092B-C50C-407E-A947-70E740481C1C}">
                           <a14:useLocalDpi xmlns:a14="http://schemas.microsoft.com/office/drawing/2010/main" val="0"/>
@@ -8419,7 +8621,7 @@
       <w:r>
         <w:t xml:space="preserve">, vol. 2, no. 4, p. 18, 2022. Available: </w:t>
       </w:r>
-      <w:hyperlink r:id="rId20" w:tgtFrame="_blank" w:history="1">
+      <w:hyperlink r:id="rId21" w:tgtFrame="_blank" w:history="1">
         <w:r>
           <w:rPr>
             <w:rStyle w:val="Hyperlink"/>
@@ -8507,7 +8709,7 @@
         </w:rPr>
         <w:t xml:space="preserve">(11), 4793–4813. </w:t>
       </w:r>
-      <w:hyperlink r:id="rId21" w:history="1">
+      <w:hyperlink r:id="rId22" w:history="1">
         <w:r>
           <w:rPr>
             <w:rStyle w:val="Hyperlink"/>
@@ -8606,7 +8808,7 @@
         </w:rPr>
         <w:t xml:space="preserve">, 106043. </w:t>
       </w:r>
-      <w:hyperlink r:id="rId22" w:history="1">
+      <w:hyperlink r:id="rId23" w:history="1">
         <w:r>
           <w:rPr>
             <w:rStyle w:val="Hyperlink"/>
@@ -8717,7 +8919,7 @@
         </w:rPr>
         <w:t xml:space="preserve">(2), 634. </w:t>
       </w:r>
-      <w:hyperlink r:id="rId23" w:history="1">
+      <w:hyperlink r:id="rId24" w:history="1">
         <w:r>
           <w:rPr>
             <w:rStyle w:val="Hyperlink"/>
@@ -8771,7 +8973,7 @@
         <w:lastRenderedPageBreak/>
         <w:t xml:space="preserve">W. Wolberg, O. Mangasarian, N. Street, and W. Street. "Breast Cancer Wisconsin (Diagnostic)," UCI Machine Learning Repository, 1993. [Online]. Available: </w:t>
       </w:r>
-      <w:hyperlink r:id="rId24" w:history="1">
+      <w:hyperlink r:id="rId25" w:history="1">
         <w:r>
           <w:rPr>
             <w:rStyle w:val="Hyperlink"/>
@@ -8841,7 +9043,7 @@
       </w:pPr>
     </w:p>
     <w:sectPr>
-      <w:footerReference w:type="default" r:id="rId25"/>
+      <w:footerReference w:type="default" r:id="rId26"/>
       <w:pgSz w:w="11906" w:h="16838"/>
       <w:pgMar w:top="1440" w:right="1800" w:bottom="1440" w:left="1800" w:header="708" w:footer="708" w:gutter="0"/>
       <w:pgBorders w:offsetFrom="page">

--- a/ST_M2_Draft.docx
+++ b/ST_M2_Draft.docx
@@ -2645,69 +2645,6 @@
           </w:p>
         </w:tc>
       </w:tr>
-      <w:tr>
-        <w:trPr>
-          <w:cnfStyle w:val="000000100000" w:firstRow="0" w:lastRow="0" w:firstColumn="0" w:lastColumn="0" w:oddVBand="0" w:evenVBand="0" w:oddHBand="1" w:evenHBand="0" w:firstRowFirstColumn="0" w:firstRowLastColumn="0" w:lastRowFirstColumn="0" w:lastRowLastColumn="0"/>
-        </w:trPr>
-        <w:tc>
-          <w:tcPr>
-            <w:cnfStyle w:val="001000000000" w:firstRow="0" w:lastRow="0" w:firstColumn="1" w:lastColumn="0" w:oddVBand="0" w:evenVBand="0" w:oddHBand="0" w:evenHBand="0" w:firstRowFirstColumn="0" w:firstRowLastColumn="0" w:lastRowFirstColumn="0" w:lastRowLastColumn="0"/>
-            <w:tcW w:w="0" w:type="auto"/>
-          </w:tcPr>
-          <w:p>
-            <w:pPr>
-              <w:rPr>
-                <w:rFonts w:asciiTheme="majorBidi" w:hAnsiTheme="majorBidi" w:cstheme="majorBidi"/>
-                <w:color w:val="EE0000"/>
-                <w:sz w:val="24"/>
-                <w:szCs w:val="24"/>
-              </w:rPr>
-            </w:pPr>
-            <w:r>
-              <w:rPr>
-                <w:rFonts w:asciiTheme="majorBidi" w:hAnsiTheme="majorBidi" w:cstheme="majorBidi"/>
-                <w:color w:val="EE0000"/>
-                <w:sz w:val="24"/>
-                <w:szCs w:val="24"/>
-                <w:lang w:val="en-GB"/>
-              </w:rPr>
-              <w:t xml:space="preserve">xAI </w:t>
-            </w:r>
-            <w:r>
-              <w:rPr>
-                <w:rFonts w:asciiTheme="majorBidi" w:hAnsiTheme="majorBidi" w:cstheme="majorBidi"/>
-                <w:color w:val="EE0000"/>
-                <w:sz w:val="24"/>
-                <w:szCs w:val="24"/>
-              </w:rPr>
-              <w:t>SDK</w:t>
-            </w:r>
-          </w:p>
-        </w:tc>
-        <w:tc>
-          <w:tcPr>
-            <w:tcW w:w="0" w:type="auto"/>
-          </w:tcPr>
-          <w:p>
-            <w:pPr>
-              <w:cnfStyle w:val="000000100000" w:firstRow="0" w:lastRow="0" w:firstColumn="0" w:lastColumn="0" w:oddVBand="0" w:evenVBand="0" w:oddHBand="1" w:evenHBand="0" w:firstRowFirstColumn="0" w:firstRowLastColumn="0" w:lastRowFirstColumn="0" w:lastRowLastColumn="0"/>
-              <w:rPr>
-                <w:rFonts w:asciiTheme="majorBidi" w:hAnsiTheme="majorBidi" w:cstheme="majorBidi"/>
-                <w:sz w:val="24"/>
-                <w:szCs w:val="24"/>
-              </w:rPr>
-            </w:pPr>
-            <w:r>
-              <w:rPr>
-                <w:rFonts w:asciiTheme="majorBidi" w:hAnsiTheme="majorBidi" w:cstheme="majorBidi"/>
-                <w:sz w:val="24"/>
-                <w:szCs w:val="24"/>
-              </w:rPr>
-              <w:t>Software Development Kit</w:t>
-            </w:r>
-          </w:p>
-        </w:tc>
-      </w:tr>
     </w:tbl>
     <w:p>
       <w:pPr>
@@ -2742,23 +2679,11 @@
           <w:numId w:val="6"/>
         </w:numPr>
         <w:spacing w:line="360" w:lineRule="auto"/>
-        <w:rPr>
-          <w:rFonts w:asciiTheme="majorBidi" w:hAnsiTheme="majorBidi"/>
-          <w:color w:val="auto"/>
-          <w:sz w:val="44"/>
-          <w:szCs w:val="44"/>
-        </w:rPr>
       </w:pPr>
       <w:bookmarkStart w:id="17" w:name="_Toc226649311"/>
       <w:bookmarkStart w:id="18" w:name="_Toc226650172"/>
       <w:bookmarkStart w:id="19" w:name="_Toc226653255"/>
       <w:r>
-        <w:rPr>
-          <w:rFonts w:asciiTheme="majorBidi" w:hAnsiTheme="majorBidi"/>
-          <w:color w:val="auto"/>
-          <w:sz w:val="44"/>
-          <w:szCs w:val="44"/>
-        </w:rPr>
         <w:lastRenderedPageBreak/>
         <w:t>Introduction</w:t>
       </w:r>
@@ -2835,7 +2760,7 @@
           <w:sz w:val="24"/>
           <w:szCs w:val="24"/>
         </w:rPr>
-        <w:t>Artificial Intelligence (AI) has revolutionized medical diagnostics, with deep learning models achieving human-level accuracy in detecting pathologies from imaging and Electronic Health Records (EHR) [2][3]. However, the "black-box" nature of these models remains a barrier to clinical adoption [6]. The emergence of Explainable AI (XAI) frameworks, such as LIME and SHAP, provided early solutions for transparency [1][2]. As we move into 2025 and beyond, the field is shifting towards more sophisticated, real-time interpretability tools, such as the xAI SDK. This next-generation framework promises to bridge the gap between high-performance computing and clinical intuitive understanding, offering more dynamic and context-aware explanations than traditional methods.</w:t>
+        <w:t>Artificial Intelligence (AI) has revolutionized medical diagnostics, with deep learning models achieving human-level accuracy in detecting pathologies from imaging and Electronic Health Records (EHR) [2][3]. However, the "black-box" nature of these models remains a barrier to clinical adoption [6]. The emergence of Explainable AI (XAI) frameworks, such as LIME and SHAP, provided early solutions for transparency [1][2]. As we move into 2025 and beyond, the field is shifting towards more sophisticated, real-time interpretability tools. This next-generation framework promises to bridge the gap between high-performance computing and clinical intuitive understanding, offering more dynamic and context-aware explanations than traditional methods.</w:t>
       </w:r>
     </w:p>
     <w:p>
@@ -3318,10 +3243,6 @@
         </w:numPr>
         <w:spacing w:line="360" w:lineRule="auto"/>
         <w:rPr>
-          <w:rFonts w:asciiTheme="majorBidi" w:hAnsiTheme="majorBidi"/>
-          <w:color w:val="auto"/>
-          <w:sz w:val="44"/>
-          <w:szCs w:val="44"/>
           <w:rtl/>
         </w:rPr>
       </w:pPr>
@@ -3337,12 +3258,6 @@
       <w:bookmarkStart w:id="74" w:name="_Toc226650177"/>
       <w:bookmarkStart w:id="75" w:name="_Toc226653260"/>
       <w:r>
-        <w:rPr>
-          <w:rFonts w:asciiTheme="majorBidi" w:hAnsiTheme="majorBidi"/>
-          <w:color w:val="auto"/>
-          <w:sz w:val="44"/>
-          <w:szCs w:val="44"/>
-        </w:rPr>
         <w:t>Literature Review</w:t>
       </w:r>
       <w:bookmarkEnd w:id="65"/>
@@ -3357,12 +3272,6 @@
       <w:bookmarkEnd w:id="74"/>
       <w:bookmarkEnd w:id="75"/>
       <w:r>
-        <w:rPr>
-          <w:rFonts w:asciiTheme="majorBidi" w:hAnsiTheme="majorBidi"/>
-          <w:color w:val="auto"/>
-          <w:sz w:val="44"/>
-          <w:szCs w:val="44"/>
-        </w:rPr>
         <w:t> </w:t>
       </w:r>
     </w:p>
@@ -3725,12 +3634,6 @@
           <w:numId w:val="6"/>
         </w:numPr>
         <w:spacing w:line="360" w:lineRule="auto"/>
-        <w:rPr>
-          <w:rFonts w:asciiTheme="majorBidi" w:hAnsiTheme="majorBidi"/>
-          <w:color w:val="auto"/>
-          <w:sz w:val="44"/>
-          <w:szCs w:val="44"/>
-        </w:rPr>
       </w:pPr>
       <w:bookmarkStart w:id="76" w:name="_Toc221988911"/>
       <w:bookmarkStart w:id="77" w:name="_Toc221989046"/>
@@ -3744,12 +3647,6 @@
       <w:bookmarkStart w:id="85" w:name="_Toc226650178"/>
       <w:bookmarkStart w:id="86" w:name="_Toc226653261"/>
       <w:r>
-        <w:rPr>
-          <w:rFonts w:asciiTheme="majorBidi" w:hAnsiTheme="majorBidi"/>
-          <w:color w:val="auto"/>
-          <w:sz w:val="44"/>
-          <w:szCs w:val="44"/>
-        </w:rPr>
         <w:t>Core Contribution</w:t>
       </w:r>
       <w:bookmarkEnd w:id="76"/>
@@ -3842,18 +3739,13 @@
     </w:p>
     <w:p>
       <w:pPr>
-        <w:rPr>
-          <w:rFonts w:asciiTheme="majorBidi" w:hAnsiTheme="majorBidi" w:cstheme="majorBidi"/>
-          <w:sz w:val="28"/>
-          <w:szCs w:val="28"/>
-          <w:lang w:val="en-GB"/>
-        </w:rPr>
-      </w:pPr>
-      <w:r>
-        <w:rPr>
-          <w:rFonts w:asciiTheme="majorBidi" w:hAnsiTheme="majorBidi" w:cstheme="majorBidi"/>
-          <w:sz w:val="28"/>
-          <w:szCs w:val="28"/>
+        <w:pStyle w:val="Heading1"/>
+        <w:rPr>
+          <w:lang w:val="en-GB"/>
+        </w:rPr>
+      </w:pPr>
+      <w:r>
+        <w:rPr>
           <w:lang w:val="en-GB"/>
         </w:rPr>
         <w:t>1. Introduction (Very Brief)</w:t>
@@ -3990,18 +3882,13 @@
     </w:p>
     <w:p>
       <w:pPr>
-        <w:rPr>
-          <w:rFonts w:asciiTheme="majorBidi" w:hAnsiTheme="majorBidi" w:cstheme="majorBidi"/>
-          <w:sz w:val="28"/>
-          <w:szCs w:val="28"/>
-          <w:lang w:val="en-GB"/>
-        </w:rPr>
-      </w:pPr>
-      <w:r>
-        <w:rPr>
-          <w:rFonts w:asciiTheme="majorBidi" w:hAnsiTheme="majorBidi" w:cstheme="majorBidi"/>
-          <w:sz w:val="28"/>
-          <w:szCs w:val="28"/>
+        <w:pStyle w:val="Heading1"/>
+        <w:rPr>
+          <w:lang w:val="en-GB"/>
+        </w:rPr>
+      </w:pPr>
+      <w:r>
+        <w:rPr>
           <w:lang w:val="en-GB"/>
         </w:rPr>
         <w:lastRenderedPageBreak/>
@@ -4751,27 +4638,20 @@
     </w:p>
     <w:p>
       <w:pPr>
-        <w:rPr>
-          <w:rFonts w:asciiTheme="majorBidi" w:hAnsiTheme="majorBidi" w:cstheme="majorBidi"/>
-          <w:sz w:val="28"/>
-          <w:szCs w:val="28"/>
-          <w:lang w:val="en-GB"/>
-        </w:rPr>
-      </w:pPr>
-      <w:r>
-        <w:rPr>
-          <w:rFonts w:asciiTheme="majorBidi" w:hAnsiTheme="majorBidi" w:cstheme="majorBidi"/>
-          <w:sz w:val="28"/>
-          <w:szCs w:val="28"/>
-          <w:lang w:val="en-GB"/>
-        </w:rPr>
+        <w:pStyle w:val="Heading1"/>
+        <w:rPr>
+          <w:lang w:val="en-GB"/>
+        </w:rPr>
+      </w:pPr>
+      <w:r>
+        <w:rPr>
+          <w:lang w:val="en-GB"/>
+        </w:rPr>
+        <w:lastRenderedPageBreak/>
         <w:t>3.</w:t>
       </w:r>
       <w:r>
         <w:rPr>
-          <w:rFonts w:asciiTheme="majorBidi" w:hAnsiTheme="majorBidi" w:cstheme="majorBidi"/>
-          <w:sz w:val="28"/>
-          <w:szCs w:val="28"/>
           <w:lang w:val="en-GB"/>
         </w:rPr>
         <w:t>Proposed Method / Approach</w:t>
@@ -4793,433 +4673,1154 @@
           <w:szCs w:val="24"/>
           <w:lang w:val="en-GB"/>
         </w:rPr>
+        <w:t>Track 2 (Comparative):</w:t>
+      </w:r>
+    </w:p>
+    <w:p>
+      <w:pPr>
+        <w:rPr>
+          <w:rFonts w:asciiTheme="majorBidi" w:hAnsiTheme="majorBidi" w:cstheme="majorBidi"/>
+          <w:sz w:val="24"/>
+          <w:szCs w:val="24"/>
+          <w:lang w:val="en-GB"/>
+        </w:rPr>
+      </w:pPr>
+      <w:r>
+        <w:rPr>
+          <w:rFonts w:asciiTheme="majorBidi" w:hAnsiTheme="majorBidi" w:cstheme="majorBidi"/>
+          <w:sz w:val="24"/>
+          <w:szCs w:val="24"/>
+          <w:lang w:val="en-GB"/>
+        </w:rPr>
+        <w:t>List:</w:t>
+      </w:r>
+    </w:p>
+    <w:p>
+      <w:pPr>
+        <w:rPr>
+          <w:rFonts w:asciiTheme="majorBidi" w:hAnsiTheme="majorBidi" w:cstheme="majorBidi"/>
+          <w:sz w:val="24"/>
+          <w:szCs w:val="24"/>
+          <w:lang w:val="en-GB"/>
+        </w:rPr>
+      </w:pPr>
+      <w:r>
+        <w:rPr>
+          <w:rFonts w:asciiTheme="majorBidi" w:hAnsiTheme="majorBidi" w:cstheme="majorBidi"/>
+          <w:sz w:val="24"/>
+          <w:szCs w:val="24"/>
+          <w:lang w:val="en-GB"/>
+        </w:rPr>
+        <w:t>Models used</w:t>
+      </w:r>
+    </w:p>
+    <w:p>
+      <w:pPr>
+        <w:rPr>
+          <w:rFonts w:asciiTheme="majorBidi" w:hAnsiTheme="majorBidi" w:cstheme="majorBidi"/>
+          <w:sz w:val="24"/>
+          <w:szCs w:val="24"/>
+          <w:lang w:val="en-GB"/>
+        </w:rPr>
+      </w:pPr>
+      <w:r>
+        <w:rPr>
+          <w:rFonts w:asciiTheme="majorBidi" w:hAnsiTheme="majorBidi" w:cstheme="majorBidi"/>
+          <w:sz w:val="24"/>
+          <w:szCs w:val="24"/>
+          <w:lang w:val="en-GB"/>
+        </w:rPr>
+        <w:t>Baseline</w:t>
+      </w:r>
+    </w:p>
+    <w:p>
+      <w:pPr>
+        <w:rPr>
+          <w:rFonts w:asciiTheme="majorBidi" w:hAnsiTheme="majorBidi" w:cstheme="majorBidi"/>
+          <w:sz w:val="24"/>
+          <w:szCs w:val="24"/>
+          <w:lang w:val="en-GB"/>
+        </w:rPr>
+      </w:pPr>
+      <w:r>
+        <w:rPr>
+          <w:rFonts w:asciiTheme="majorBidi" w:hAnsiTheme="majorBidi" w:cstheme="majorBidi"/>
+          <w:sz w:val="24"/>
+          <w:szCs w:val="24"/>
+          <w:lang w:val="en-GB"/>
+        </w:rPr>
+        <w:t>Explain:</w:t>
+      </w:r>
+    </w:p>
+    <w:p>
+      <w:pPr>
+        <w:rPr>
+          <w:rFonts w:asciiTheme="majorBidi" w:hAnsiTheme="majorBidi" w:cstheme="majorBidi"/>
+          <w:sz w:val="24"/>
+          <w:szCs w:val="24"/>
+          <w:lang w:val="en-GB"/>
+        </w:rPr>
+      </w:pPr>
+      <w:r>
+        <w:rPr>
+          <w:rFonts w:asciiTheme="majorBidi" w:hAnsiTheme="majorBidi" w:cstheme="majorBidi"/>
+          <w:sz w:val="24"/>
+          <w:szCs w:val="24"/>
+          <w:lang w:val="en-GB"/>
+        </w:rPr>
+        <w:t>Why these models are compared</w:t>
+      </w:r>
+    </w:p>
+    <w:p>
+      <w:pPr>
+        <w:rPr>
+          <w:rFonts w:asciiTheme="majorBidi" w:hAnsiTheme="majorBidi" w:cstheme="majorBidi"/>
+          <w:sz w:val="24"/>
+          <w:szCs w:val="24"/>
+          <w:highlight w:val="green"/>
+        </w:rPr>
+      </w:pPr>
+      <w:r>
+        <w:rPr>
+          <w:rFonts w:asciiTheme="majorBidi" w:hAnsiTheme="majorBidi" w:cstheme="majorBidi"/>
+          <w:sz w:val="24"/>
+          <w:szCs w:val="24"/>
+          <w:highlight w:val="green"/>
+        </w:rPr>
+        <w:t>Models Used:</w:t>
+      </w:r>
+    </w:p>
+    <w:p>
+      <w:pPr>
+        <w:rPr>
+          <w:rFonts w:asciiTheme="majorBidi" w:hAnsiTheme="majorBidi" w:cstheme="majorBidi"/>
+          <w:sz w:val="24"/>
+          <w:szCs w:val="24"/>
+          <w:highlight w:val="green"/>
+        </w:rPr>
+      </w:pPr>
+      <w:r>
+        <w:rPr>
+          <w:rFonts w:asciiTheme="majorBidi" w:hAnsiTheme="majorBidi" w:cstheme="majorBidi"/>
+          <w:sz w:val="24"/>
+          <w:szCs w:val="24"/>
+          <w:highlight w:val="green"/>
+        </w:rPr>
+        <w:t xml:space="preserve">Primary Classifier: Custom-built Deep Neural Network (DNN) with </w:t>
+      </w:r>
+      <w:commentRangeStart w:id="90"/>
+      <w:r>
+        <w:rPr>
+          <w:rFonts w:asciiTheme="majorBidi" w:hAnsiTheme="majorBidi" w:cstheme="majorBidi"/>
+          <w:sz w:val="24"/>
+          <w:szCs w:val="24"/>
+          <w:highlight w:val="green"/>
+        </w:rPr>
+        <w:t xml:space="preserve">GELU </w:t>
+      </w:r>
+      <w:commentRangeEnd w:id="90"/>
+      <w:r>
+        <w:rPr>
+          <w:rStyle w:val="CommentReference"/>
+          <w:rFonts w:asciiTheme="majorBidi" w:hAnsiTheme="majorBidi" w:cstheme="majorBidi"/>
+          <w:sz w:val="24"/>
+          <w:szCs w:val="24"/>
+          <w:highlight w:val="green"/>
+        </w:rPr>
+        <w:commentReference w:id="90"/>
+      </w:r>
+      <w:r>
+        <w:rPr>
+          <w:rFonts w:asciiTheme="majorBidi" w:hAnsiTheme="majorBidi" w:cstheme="majorBidi"/>
+          <w:sz w:val="24"/>
+          <w:szCs w:val="24"/>
+          <w:highlight w:val="green"/>
+        </w:rPr>
+        <w:t>activation and Residual blocks.</w:t>
+      </w:r>
+    </w:p>
+    <w:p>
+      <w:pPr>
+        <w:rPr>
+          <w:rFonts w:asciiTheme="majorBidi" w:hAnsiTheme="majorBidi" w:cstheme="majorBidi"/>
+          <w:sz w:val="24"/>
+          <w:szCs w:val="24"/>
+          <w:highlight w:val="green"/>
+        </w:rPr>
+      </w:pPr>
+      <w:r>
+        <w:rPr>
+          <w:rFonts w:asciiTheme="majorBidi" w:hAnsiTheme="majorBidi" w:cstheme="majorBidi"/>
+          <w:sz w:val="24"/>
+          <w:szCs w:val="24"/>
+          <w:highlight w:val="green"/>
+        </w:rPr>
+        <w:t>XAI Frameworks: Captum (DeepLift), SHAP (DeepExplainer), and LIME (TabularExplainer).</w:t>
+      </w:r>
+    </w:p>
+    <w:p>
+      <w:pPr>
+        <w:rPr>
+          <w:rFonts w:asciiTheme="majorBidi" w:hAnsiTheme="majorBidi" w:cstheme="majorBidi"/>
+          <w:sz w:val="24"/>
+          <w:szCs w:val="24"/>
+          <w:highlight w:val="green"/>
+        </w:rPr>
+      </w:pPr>
+      <w:r>
+        <w:rPr>
+          <w:rFonts w:asciiTheme="majorBidi" w:hAnsiTheme="majorBidi" w:cstheme="majorBidi"/>
+          <w:sz w:val="24"/>
+          <w:szCs w:val="24"/>
+          <w:highlight w:val="green"/>
+        </w:rPr>
+        <w:t>Baseline:</w:t>
+      </w:r>
+    </w:p>
+    <w:p>
+      <w:pPr>
+        <w:rPr>
+          <w:rFonts w:asciiTheme="majorBidi" w:hAnsiTheme="majorBidi" w:cstheme="majorBidi"/>
+          <w:sz w:val="24"/>
+          <w:szCs w:val="24"/>
+          <w:highlight w:val="green"/>
+        </w:rPr>
+      </w:pPr>
+      <w:r>
+        <w:rPr>
+          <w:rFonts w:asciiTheme="majorBidi" w:hAnsiTheme="majorBidi" w:cstheme="majorBidi"/>
+          <w:sz w:val="24"/>
+          <w:szCs w:val="24"/>
+          <w:highlight w:val="green"/>
+        </w:rPr>
+        <w:t>SHAP and LIME serve as our academic benchmarks (Baselines) as they represent the current industry standards for post-hoc interpretability.</w:t>
+      </w:r>
+    </w:p>
+    <w:p>
+      <w:pPr>
+        <w:rPr>
+          <w:rFonts w:asciiTheme="majorBidi" w:hAnsiTheme="majorBidi" w:cstheme="majorBidi"/>
+          <w:sz w:val="24"/>
+          <w:szCs w:val="24"/>
+          <w:highlight w:val="green"/>
+        </w:rPr>
+      </w:pPr>
+      <w:r>
+        <w:rPr>
+          <w:rFonts w:asciiTheme="majorBidi" w:hAnsiTheme="majorBidi" w:cstheme="majorBidi"/>
+          <w:sz w:val="24"/>
+          <w:szCs w:val="24"/>
+          <w:highlight w:val="green"/>
+        </w:rPr>
+        <w:t xml:space="preserve">Why </w:t>
+      </w:r>
+      <w:r>
+        <w:rPr>
+          <w:rFonts w:asciiTheme="majorBidi" w:hAnsiTheme="majorBidi" w:cstheme="majorBidi"/>
+          <w:sz w:val="24"/>
+          <w:szCs w:val="24"/>
+          <w:highlight w:val="green"/>
+        </w:rPr>
+        <w:t>are these models</w:t>
+      </w:r>
+      <w:r>
+        <w:rPr>
+          <w:rFonts w:asciiTheme="majorBidi" w:hAnsiTheme="majorBidi" w:cstheme="majorBidi"/>
+          <w:sz w:val="24"/>
+          <w:szCs w:val="24"/>
+          <w:highlight w:val="green"/>
+        </w:rPr>
+        <w:t xml:space="preserve"> compared</w:t>
+      </w:r>
+      <w:r>
+        <w:rPr>
+          <w:rFonts w:asciiTheme="majorBidi" w:hAnsiTheme="majorBidi" w:cstheme="majorBidi"/>
+          <w:sz w:val="24"/>
+          <w:szCs w:val="24"/>
+          <w:highlight w:val="green"/>
+        </w:rPr>
+        <w:t>:</w:t>
+      </w:r>
+    </w:p>
+    <w:p>
+      <w:pPr>
+        <w:rPr>
+          <w:rFonts w:asciiTheme="majorBidi" w:hAnsiTheme="majorBidi" w:cstheme="majorBidi"/>
+          <w:sz w:val="24"/>
+          <w:szCs w:val="24"/>
+        </w:rPr>
+      </w:pPr>
+      <w:r>
+        <w:rPr>
+          <w:rFonts w:asciiTheme="majorBidi" w:hAnsiTheme="majorBidi" w:cstheme="majorBidi"/>
+          <w:sz w:val="24"/>
+          <w:szCs w:val="24"/>
+          <w:highlight w:val="green"/>
+        </w:rPr>
+        <w:t>The comparison aims to evaluate the "Latency-Transparency Trade-off." While LIME and SHAP are highly accurate, their perturbation-based nature introduces significant delays. By comparing them with Captum’s native gradient-based approach, we demonstrate a superior alternative for time-sensitive clinical environments.</w:t>
+      </w:r>
+    </w:p>
+    <w:p>
+      <w:pPr>
+        <w:rPr>
+          <w:rFonts w:asciiTheme="majorBidi" w:hAnsiTheme="majorBidi" w:cstheme="majorBidi"/>
+          <w:sz w:val="24"/>
+          <w:szCs w:val="24"/>
+          <w:lang w:val="en-GB"/>
+        </w:rPr>
+      </w:pPr>
+    </w:p>
+    <w:p>
+      <w:pPr>
+        <w:pStyle w:val="Heading1"/>
+        <w:numPr>
+          <w:ilvl w:val="0"/>
+          <w:numId w:val="6"/>
+        </w:numPr>
+      </w:pPr>
+      <w:r>
         <w:lastRenderedPageBreak/>
-        <w:t>Track 2 (Comparative):</w:t>
-      </w:r>
-    </w:p>
-    <w:p>
-      <w:pPr>
-        <w:rPr>
-          <w:rFonts w:asciiTheme="majorBidi" w:hAnsiTheme="majorBidi" w:cstheme="majorBidi"/>
-          <w:sz w:val="24"/>
-          <w:szCs w:val="24"/>
-          <w:lang w:val="en-GB"/>
-        </w:rPr>
-      </w:pPr>
-      <w:r>
-        <w:rPr>
-          <w:rFonts w:asciiTheme="majorBidi" w:hAnsiTheme="majorBidi" w:cstheme="majorBidi"/>
-          <w:sz w:val="24"/>
-          <w:szCs w:val="24"/>
-          <w:lang w:val="en-GB"/>
-        </w:rPr>
-        <w:t>List:</w:t>
-      </w:r>
-    </w:p>
-    <w:p>
-      <w:pPr>
-        <w:rPr>
-          <w:rFonts w:asciiTheme="majorBidi" w:hAnsiTheme="majorBidi" w:cstheme="majorBidi"/>
-          <w:sz w:val="24"/>
-          <w:szCs w:val="24"/>
-          <w:lang w:val="en-GB"/>
-        </w:rPr>
-      </w:pPr>
-      <w:r>
-        <w:rPr>
-          <w:rFonts w:asciiTheme="majorBidi" w:hAnsiTheme="majorBidi" w:cstheme="majorBidi"/>
-          <w:sz w:val="24"/>
-          <w:szCs w:val="24"/>
-          <w:lang w:val="en-GB"/>
-        </w:rPr>
-        <w:t>Models used</w:t>
-      </w:r>
-    </w:p>
-    <w:p>
-      <w:pPr>
-        <w:rPr>
-          <w:rFonts w:asciiTheme="majorBidi" w:hAnsiTheme="majorBidi" w:cstheme="majorBidi"/>
-          <w:sz w:val="24"/>
-          <w:szCs w:val="24"/>
-          <w:lang w:val="en-GB"/>
-        </w:rPr>
-      </w:pPr>
-      <w:r>
-        <w:rPr>
-          <w:rFonts w:asciiTheme="majorBidi" w:hAnsiTheme="majorBidi" w:cstheme="majorBidi"/>
-          <w:sz w:val="24"/>
-          <w:szCs w:val="24"/>
-          <w:lang w:val="en-GB"/>
-        </w:rPr>
-        <w:t>Baseline</w:t>
-      </w:r>
-    </w:p>
-    <w:p>
-      <w:pPr>
-        <w:rPr>
-          <w:rFonts w:asciiTheme="majorBidi" w:hAnsiTheme="majorBidi" w:cstheme="majorBidi"/>
-          <w:sz w:val="24"/>
-          <w:szCs w:val="24"/>
-          <w:lang w:val="en-GB"/>
-        </w:rPr>
-      </w:pPr>
-      <w:r>
-        <w:rPr>
-          <w:rFonts w:asciiTheme="majorBidi" w:hAnsiTheme="majorBidi" w:cstheme="majorBidi"/>
-          <w:sz w:val="24"/>
-          <w:szCs w:val="24"/>
-          <w:lang w:val="en-GB"/>
-        </w:rPr>
-        <w:t>Explain:</w:t>
-      </w:r>
-    </w:p>
-    <w:p>
-      <w:pPr>
-        <w:rPr>
-          <w:rFonts w:asciiTheme="majorBidi" w:hAnsiTheme="majorBidi" w:cstheme="majorBidi"/>
-          <w:sz w:val="24"/>
-          <w:szCs w:val="24"/>
-          <w:lang w:val="en-GB"/>
-        </w:rPr>
-      </w:pPr>
-      <w:r>
-        <w:rPr>
-          <w:rFonts w:asciiTheme="majorBidi" w:hAnsiTheme="majorBidi" w:cstheme="majorBidi"/>
-          <w:sz w:val="24"/>
-          <w:szCs w:val="24"/>
-          <w:lang w:val="en-GB"/>
-        </w:rPr>
-        <w:t>Why these models are compared</w:t>
-      </w:r>
-    </w:p>
-    <w:p>
-      <w:pPr>
-        <w:rPr>
-          <w:rFonts w:asciiTheme="majorBidi" w:hAnsiTheme="majorBidi" w:cstheme="majorBidi"/>
-          <w:sz w:val="24"/>
-          <w:szCs w:val="24"/>
-          <w:highlight w:val="green"/>
-        </w:rPr>
-      </w:pPr>
-      <w:r>
-        <w:rPr>
-          <w:rFonts w:asciiTheme="majorBidi" w:hAnsiTheme="majorBidi" w:cstheme="majorBidi"/>
-          <w:sz w:val="24"/>
-          <w:szCs w:val="24"/>
-          <w:highlight w:val="green"/>
-        </w:rPr>
-        <w:t>Models Used:</w:t>
-      </w:r>
-    </w:p>
-    <w:p>
-      <w:pPr>
-        <w:rPr>
-          <w:rFonts w:asciiTheme="majorBidi" w:hAnsiTheme="majorBidi" w:cstheme="majorBidi"/>
-          <w:sz w:val="24"/>
-          <w:szCs w:val="24"/>
-          <w:highlight w:val="green"/>
-        </w:rPr>
-      </w:pPr>
-      <w:r>
-        <w:rPr>
-          <w:rFonts w:asciiTheme="majorBidi" w:hAnsiTheme="majorBidi" w:cstheme="majorBidi"/>
-          <w:sz w:val="24"/>
-          <w:szCs w:val="24"/>
-          <w:highlight w:val="green"/>
-        </w:rPr>
-        <w:t xml:space="preserve">Primary Classifier: Custom-built Deep Neural Network (DNN) with </w:t>
-      </w:r>
-      <w:commentRangeStart w:id="90"/>
-      <w:r>
-        <w:rPr>
-          <w:rFonts w:asciiTheme="majorBidi" w:hAnsiTheme="majorBidi" w:cstheme="majorBidi"/>
-          <w:sz w:val="24"/>
-          <w:szCs w:val="24"/>
-          <w:highlight w:val="green"/>
-        </w:rPr>
-        <w:t xml:space="preserve">GELU </w:t>
-      </w:r>
-      <w:commentRangeEnd w:id="90"/>
-      <w:r>
-        <w:rPr>
-          <w:rStyle w:val="CommentReference"/>
-          <w:rFonts w:asciiTheme="majorBidi" w:hAnsiTheme="majorBidi" w:cstheme="majorBidi"/>
-          <w:sz w:val="24"/>
-          <w:szCs w:val="24"/>
-          <w:highlight w:val="green"/>
-        </w:rPr>
-        <w:commentReference w:id="90"/>
-      </w:r>
-      <w:r>
-        <w:rPr>
-          <w:rFonts w:asciiTheme="majorBidi" w:hAnsiTheme="majorBidi" w:cstheme="majorBidi"/>
-          <w:sz w:val="24"/>
-          <w:szCs w:val="24"/>
-          <w:highlight w:val="green"/>
-        </w:rPr>
-        <w:t>activation and Residual blocks.</w:t>
-      </w:r>
-    </w:p>
-    <w:p>
-      <w:pPr>
-        <w:rPr>
-          <w:rFonts w:asciiTheme="majorBidi" w:hAnsiTheme="majorBidi" w:cstheme="majorBidi"/>
-          <w:sz w:val="24"/>
-          <w:szCs w:val="24"/>
-          <w:highlight w:val="green"/>
-        </w:rPr>
-      </w:pPr>
-      <w:r>
-        <w:rPr>
-          <w:rFonts w:asciiTheme="majorBidi" w:hAnsiTheme="majorBidi" w:cstheme="majorBidi"/>
-          <w:sz w:val="24"/>
-          <w:szCs w:val="24"/>
-          <w:highlight w:val="green"/>
-        </w:rPr>
-        <w:t>XAI Frameworks: Captum (DeepLift), SHAP (DeepExplainer), and LIME (TabularExplainer).</w:t>
-      </w:r>
-    </w:p>
-    <w:p>
-      <w:pPr>
-        <w:rPr>
-          <w:rFonts w:asciiTheme="majorBidi" w:hAnsiTheme="majorBidi" w:cstheme="majorBidi"/>
-          <w:sz w:val="24"/>
-          <w:szCs w:val="24"/>
-          <w:highlight w:val="green"/>
-        </w:rPr>
-      </w:pPr>
-      <w:r>
-        <w:rPr>
-          <w:rFonts w:asciiTheme="majorBidi" w:hAnsiTheme="majorBidi" w:cstheme="majorBidi"/>
-          <w:sz w:val="24"/>
-          <w:szCs w:val="24"/>
-          <w:highlight w:val="green"/>
-        </w:rPr>
-        <w:t>Baseline:</w:t>
-      </w:r>
-    </w:p>
-    <w:p>
-      <w:pPr>
-        <w:rPr>
-          <w:rFonts w:asciiTheme="majorBidi" w:hAnsiTheme="majorBidi" w:cstheme="majorBidi"/>
-          <w:sz w:val="24"/>
-          <w:szCs w:val="24"/>
-          <w:highlight w:val="green"/>
-        </w:rPr>
-      </w:pPr>
-      <w:r>
-        <w:rPr>
-          <w:rFonts w:asciiTheme="majorBidi" w:hAnsiTheme="majorBidi" w:cstheme="majorBidi"/>
-          <w:sz w:val="24"/>
-          <w:szCs w:val="24"/>
-          <w:highlight w:val="green"/>
-        </w:rPr>
-        <w:t>SHAP and LIME serve as our academic benchmarks (Baselines) as they represent the current industry standards for post-hoc interpretability.</w:t>
-      </w:r>
-    </w:p>
-    <w:p>
-      <w:pPr>
-        <w:rPr>
-          <w:rFonts w:asciiTheme="majorBidi" w:hAnsiTheme="majorBidi" w:cstheme="majorBidi"/>
-          <w:sz w:val="24"/>
-          <w:szCs w:val="24"/>
-          <w:highlight w:val="green"/>
-        </w:rPr>
-      </w:pPr>
-      <w:r>
-        <w:rPr>
-          <w:rFonts w:asciiTheme="majorBidi" w:hAnsiTheme="majorBidi" w:cstheme="majorBidi"/>
-          <w:sz w:val="24"/>
-          <w:szCs w:val="24"/>
-          <w:highlight w:val="green"/>
-        </w:rPr>
-        <w:t xml:space="preserve">Why </w:t>
-      </w:r>
-      <w:r>
-        <w:rPr>
-          <w:rFonts w:asciiTheme="majorBidi" w:hAnsiTheme="majorBidi" w:cstheme="majorBidi"/>
-          <w:sz w:val="24"/>
-          <w:szCs w:val="24"/>
-          <w:highlight w:val="green"/>
-        </w:rPr>
-        <w:t>are these models</w:t>
-      </w:r>
-      <w:r>
-        <w:rPr>
-          <w:rFonts w:asciiTheme="majorBidi" w:hAnsiTheme="majorBidi" w:cstheme="majorBidi"/>
-          <w:sz w:val="24"/>
-          <w:szCs w:val="24"/>
-          <w:highlight w:val="green"/>
-        </w:rPr>
-        <w:t xml:space="preserve"> compared</w:t>
-      </w:r>
-      <w:r>
-        <w:rPr>
-          <w:rFonts w:asciiTheme="majorBidi" w:hAnsiTheme="majorBidi" w:cstheme="majorBidi"/>
-          <w:sz w:val="24"/>
-          <w:szCs w:val="24"/>
-          <w:highlight w:val="green"/>
-        </w:rPr>
-        <w:t>:</w:t>
-      </w:r>
-    </w:p>
-    <w:p>
-      <w:pPr>
-        <w:rPr>
-          <w:rFonts w:asciiTheme="majorBidi" w:hAnsiTheme="majorBidi" w:cstheme="majorBidi"/>
-          <w:sz w:val="24"/>
-          <w:szCs w:val="24"/>
-        </w:rPr>
-      </w:pPr>
-      <w:r>
-        <w:rPr>
-          <w:rFonts w:asciiTheme="majorBidi" w:hAnsiTheme="majorBidi" w:cstheme="majorBidi"/>
-          <w:sz w:val="24"/>
-          <w:szCs w:val="24"/>
-          <w:highlight w:val="green"/>
-        </w:rPr>
-        <w:t>The comparison aims to evaluate the "Latency-Transparency Trade-off." While LIME and SHAP are highly accurate, their perturbation-based nature introduces significant delays. By comparing them with Captum’s native gradient-based approach, we demonstrate a superior alternative for time-sensitive clinical environments.</w:t>
-      </w:r>
-    </w:p>
-    <w:p>
-      <w:pPr>
-        <w:rPr>
-          <w:rFonts w:asciiTheme="majorBidi" w:hAnsiTheme="majorBidi" w:cstheme="majorBidi"/>
-          <w:sz w:val="24"/>
-          <w:szCs w:val="24"/>
-          <w:lang w:val="en-GB"/>
-        </w:rPr>
-      </w:pPr>
-    </w:p>
-    <w:p>
-      <w:pPr>
-        <w:rPr>
-          <w:rFonts w:asciiTheme="majorBidi" w:hAnsiTheme="majorBidi" w:cstheme="majorBidi"/>
-          <w:sz w:val="28"/>
-          <w:szCs w:val="28"/>
-          <w:lang w:val="en-GB"/>
-        </w:rPr>
-      </w:pPr>
-      <w:r>
-        <w:rPr>
-          <w:rFonts w:asciiTheme="majorBidi" w:hAnsiTheme="majorBidi" w:cstheme="majorBidi"/>
-          <w:sz w:val="28"/>
-          <w:szCs w:val="28"/>
-          <w:lang w:val="en-GB"/>
-        </w:rPr>
-        <w:t>4.</w:t>
-      </w:r>
-      <w:r>
-        <w:rPr>
-          <w:rFonts w:asciiTheme="majorBidi" w:hAnsiTheme="majorBidi" w:cstheme="majorBidi"/>
-          <w:sz w:val="28"/>
-          <w:szCs w:val="28"/>
-          <w:lang w:val="en-GB"/>
-        </w:rPr>
         <w:t>System Design</w:t>
       </w:r>
     </w:p>
     <w:p>
       <w:pPr>
-        <w:rPr>
-          <w:rFonts w:asciiTheme="majorBidi" w:hAnsiTheme="majorBidi" w:cstheme="majorBidi"/>
-          <w:sz w:val="24"/>
-          <w:szCs w:val="24"/>
-          <w:lang w:val="en-GB"/>
-        </w:rPr>
-      </w:pPr>
-      <w:r>
-        <w:rPr>
-          <w:rFonts w:asciiTheme="majorBidi" w:hAnsiTheme="majorBidi" w:cstheme="majorBidi"/>
-          <w:sz w:val="24"/>
-          <w:szCs w:val="24"/>
-          <w:lang w:val="en-GB"/>
-        </w:rPr>
-        <w:t>Add architecture diagram</w:t>
-      </w:r>
-    </w:p>
-    <w:p>
-      <w:pPr>
-        <w:rPr>
-          <w:rFonts w:asciiTheme="majorBidi" w:hAnsiTheme="majorBidi" w:cstheme="majorBidi"/>
-          <w:sz w:val="24"/>
-          <w:szCs w:val="24"/>
-          <w:lang w:val="en-GB"/>
-        </w:rPr>
-      </w:pPr>
-      <w:r>
-        <w:rPr>
-          <w:rFonts w:asciiTheme="majorBidi" w:hAnsiTheme="majorBidi" w:cstheme="majorBidi"/>
-          <w:sz w:val="24"/>
-          <w:szCs w:val="24"/>
-          <w:lang w:val="en-GB"/>
-        </w:rPr>
-        <w:t>Explain:</w:t>
-      </w:r>
-    </w:p>
-    <w:p>
-      <w:pPr>
-        <w:rPr>
-          <w:rFonts w:asciiTheme="majorBidi" w:hAnsiTheme="majorBidi" w:cstheme="majorBidi"/>
-          <w:sz w:val="24"/>
-          <w:szCs w:val="24"/>
-          <w:lang w:val="en-GB"/>
-        </w:rPr>
-      </w:pPr>
-      <w:r>
-        <w:rPr>
-          <w:rFonts w:asciiTheme="majorBidi" w:hAnsiTheme="majorBidi" w:cstheme="majorBidi"/>
-          <w:sz w:val="24"/>
-          <w:szCs w:val="24"/>
-          <w:lang w:val="en-GB"/>
-        </w:rPr>
-        <w:t>Components (data → model → output)</w:t>
-      </w:r>
-    </w:p>
-    <w:p>
-      <w:pPr>
-        <w:rPr>
-          <w:rFonts w:asciiTheme="majorBidi" w:hAnsiTheme="majorBidi" w:cstheme="majorBidi"/>
-          <w:sz w:val="24"/>
-          <w:szCs w:val="24"/>
-          <w:lang w:val="en-GB"/>
-        </w:rPr>
-      </w:pPr>
-      <w:r>
-        <w:rPr>
-          <w:rFonts w:asciiTheme="majorBidi" w:hAnsiTheme="majorBidi" w:cstheme="majorBidi"/>
-          <w:sz w:val="24"/>
-          <w:szCs w:val="24"/>
-          <w:lang w:val="en-GB"/>
-        </w:rPr>
-        <w:t>Workflow step-by-step</w:t>
-      </w:r>
-    </w:p>
-    <w:p>
-      <w:pPr>
-        <w:rPr>
-          <w:rFonts w:asciiTheme="majorBidi" w:hAnsiTheme="majorBidi" w:cstheme="majorBidi"/>
-          <w:sz w:val="28"/>
-          <w:szCs w:val="28"/>
-          <w:lang w:val="da-DK"/>
-        </w:rPr>
-      </w:pPr>
-      <w:r>
-        <w:rPr>
-          <w:rFonts w:asciiTheme="majorBidi" w:hAnsiTheme="majorBidi" w:cstheme="majorBidi"/>
-          <w:sz w:val="28"/>
-          <w:szCs w:val="28"/>
-          <w:lang w:val="da-DK"/>
-        </w:rPr>
-        <w:t>5.</w:t>
-      </w:r>
-      <w:r>
-        <w:rPr>
-          <w:rFonts w:asciiTheme="majorBidi" w:hAnsiTheme="majorBidi" w:cstheme="majorBidi"/>
-          <w:sz w:val="28"/>
-          <w:szCs w:val="28"/>
-          <w:lang w:val="da-DK"/>
-        </w:rPr>
+        <w:pStyle w:val="Heading2"/>
+        <w:numPr>
+          <w:ilvl w:val="1"/>
+          <w:numId w:val="6"/>
+        </w:numPr>
+      </w:pPr>
+      <w:r>
+        <w:t>architecture diagram</w:t>
+      </w:r>
+    </w:p>
+    <w:p>
+      <w:pPr>
+        <w:rPr>
+          <w:rtl/>
+        </w:rPr>
+      </w:pPr>
+      <w:r>
+        <w:drawing>
+          <wp:inline distT="0" distB="0" distL="0" distR="0" wp14:anchorId="69471F74" wp14:editId="09B16A43">
+            <wp:extent cx="5274310" cy="1957705"/>
+            <wp:effectExtent l="0" t="0" r="2540" b="4445"/>
+            <wp:docPr id="385497535" name="Picture 1"/>
+            <wp:cNvGraphicFramePr>
+              <a:graphicFrameLocks xmlns:a="http://schemas.openxmlformats.org/drawingml/2006/main" noChangeAspect="1"/>
+            </wp:cNvGraphicFramePr>
+            <a:graphic xmlns:a="http://schemas.openxmlformats.org/drawingml/2006/main">
+              <a:graphicData uri="http://schemas.openxmlformats.org/drawingml/2006/picture">
+                <pic:pic xmlns:pic="http://schemas.openxmlformats.org/drawingml/2006/picture">
+                  <pic:nvPicPr>
+                    <pic:cNvPr id="385497535" name=""/>
+                    <pic:cNvPicPr/>
+                  </pic:nvPicPr>
+                  <pic:blipFill>
+                    <a:blip r:embed="rId16"/>
+                    <a:stretch>
+                      <a:fillRect/>
+                    </a:stretch>
+                  </pic:blipFill>
+                  <pic:spPr>
+                    <a:xfrm>
+                      <a:off x="0" y="0"/>
+                      <a:ext cx="5274310" cy="1957705"/>
+                    </a:xfrm>
+                    <a:prstGeom prst="rect">
+                      <a:avLst/>
+                    </a:prstGeom>
+                  </pic:spPr>
+                </pic:pic>
+              </a:graphicData>
+            </a:graphic>
+          </wp:inline>
+        </w:drawing>
+      </w:r>
+    </w:p>
+    <w:p>
+      <w:pPr>
+        <w:rPr>
+          <w:rFonts w:asciiTheme="majorBidi" w:hAnsiTheme="majorBidi" w:cstheme="majorBidi"/>
+          <w:sz w:val="24"/>
+          <w:szCs w:val="24"/>
+          <w:lang w:val="en-GB"/>
+        </w:rPr>
+      </w:pPr>
+      <w:r>
+        <w:rPr>
+          <w:rFonts w:asciiTheme="majorBidi" w:hAnsiTheme="majorBidi" w:cstheme="majorBidi"/>
+          <w:sz w:val="24"/>
+          <w:szCs w:val="24"/>
+          <w:lang w:val="en-GB"/>
+        </w:rPr>
+        <w:t xml:space="preserve">The figure above shows the components : </w:t>
+      </w:r>
+    </w:p>
+    <w:p>
+      <w:pPr>
+        <w:rPr>
+          <w:rFonts w:asciiTheme="majorBidi" w:hAnsiTheme="majorBidi" w:cstheme="majorBidi"/>
+          <w:b/>
+          <w:bCs/>
+          <w:sz w:val="24"/>
+          <w:szCs w:val="24"/>
+          <w:lang w:val="en-GB"/>
+        </w:rPr>
+      </w:pPr>
+      <w:r>
+        <w:rPr>
+          <w:rFonts w:asciiTheme="majorBidi" w:hAnsiTheme="majorBidi" w:cstheme="majorBidi"/>
+          <w:b/>
+          <w:bCs/>
+          <w:sz w:val="24"/>
+          <w:szCs w:val="24"/>
+          <w:lang w:val="en-GB"/>
+        </w:rPr>
+        <w:t>1. Data (Input)</w:t>
+      </w:r>
+    </w:p>
+    <w:p>
+      <w:pPr>
+        <w:numPr>
+          <w:ilvl w:val="0"/>
+          <w:numId w:val="51"/>
+        </w:numPr>
+        <w:rPr>
+          <w:rFonts w:asciiTheme="majorBidi" w:hAnsiTheme="majorBidi" w:cstheme="majorBidi"/>
+          <w:sz w:val="24"/>
+          <w:szCs w:val="24"/>
+          <w:lang w:val="en-GB"/>
+        </w:rPr>
+      </w:pPr>
+      <w:r>
+        <w:rPr>
+          <w:rFonts w:asciiTheme="majorBidi" w:hAnsiTheme="majorBidi" w:cstheme="majorBidi"/>
+          <w:sz w:val="24"/>
+          <w:szCs w:val="24"/>
+          <w:lang w:val="en-GB"/>
+        </w:rPr>
+        <w:t xml:space="preserve">Dataset: Uses the Breast Cancer Wisconsin Diagnostic data (569 samples, 30 features). </w:t>
+      </w:r>
+    </w:p>
+    <w:p>
+      <w:pPr>
+        <w:numPr>
+          <w:ilvl w:val="0"/>
+          <w:numId w:val="51"/>
+        </w:numPr>
+        <w:rPr>
+          <w:rFonts w:asciiTheme="majorBidi" w:hAnsiTheme="majorBidi" w:cstheme="majorBidi"/>
+          <w:sz w:val="24"/>
+          <w:szCs w:val="24"/>
+          <w:lang w:val="en-GB"/>
+        </w:rPr>
+      </w:pPr>
+      <w:r>
+        <w:rPr>
+          <w:rFonts w:asciiTheme="majorBidi" w:hAnsiTheme="majorBidi" w:cstheme="majorBidi"/>
+          <w:sz w:val="24"/>
+          <w:szCs w:val="24"/>
+          <w:lang w:val="en-GB"/>
+        </w:rPr>
+        <w:t xml:space="preserve">Process: The data is split into Train/Val/Test sets and Standardized (scaled) so the model can learn efficiently. </w:t>
+      </w:r>
+    </w:p>
+    <w:p>
+      <w:pPr>
+        <w:numPr>
+          <w:ilvl w:val="0"/>
+          <w:numId w:val="51"/>
+        </w:numPr>
+        <w:rPr>
+          <w:rFonts w:asciiTheme="majorBidi" w:hAnsiTheme="majorBidi" w:cstheme="majorBidi"/>
+          <w:sz w:val="24"/>
+          <w:szCs w:val="24"/>
+          <w:lang w:val="en-GB"/>
+        </w:rPr>
+      </w:pPr>
+      <w:r>
+        <w:rPr>
+          <w:rFonts w:asciiTheme="majorBidi" w:hAnsiTheme="majorBidi" w:cstheme="majorBidi"/>
+          <w:sz w:val="24"/>
+          <w:szCs w:val="24"/>
+          <w:lang w:val="en-GB"/>
+        </w:rPr>
+        <w:t xml:space="preserve">Form: It is converted into Tensors for PyTorch processing. </w:t>
+      </w:r>
+    </w:p>
+    <w:p>
+      <w:pPr>
+        <w:rPr>
+          <w:rFonts w:asciiTheme="majorBidi" w:hAnsiTheme="majorBidi" w:cstheme="majorBidi"/>
+          <w:b/>
+          <w:bCs/>
+          <w:sz w:val="24"/>
+          <w:szCs w:val="24"/>
+          <w:lang w:val="en-GB"/>
+        </w:rPr>
+      </w:pPr>
+      <w:r>
+        <w:rPr>
+          <w:rFonts w:asciiTheme="majorBidi" w:hAnsiTheme="majorBidi" w:cstheme="majorBidi"/>
+          <w:b/>
+          <w:bCs/>
+          <w:sz w:val="24"/>
+          <w:szCs w:val="24"/>
+          <w:lang w:val="en-GB"/>
+        </w:rPr>
+        <w:t>2. Model (The Brain)</w:t>
+      </w:r>
+    </w:p>
+    <w:p>
+      <w:pPr>
+        <w:numPr>
+          <w:ilvl w:val="0"/>
+          <w:numId w:val="52"/>
+        </w:numPr>
+        <w:rPr>
+          <w:rFonts w:asciiTheme="majorBidi" w:hAnsiTheme="majorBidi" w:cstheme="majorBidi"/>
+          <w:sz w:val="24"/>
+          <w:szCs w:val="24"/>
+          <w:lang w:val="en-GB"/>
+        </w:rPr>
+      </w:pPr>
+      <w:r>
+        <w:rPr>
+          <w:rFonts w:asciiTheme="majorBidi" w:hAnsiTheme="majorBidi" w:cstheme="majorBidi"/>
+          <w:sz w:val="24"/>
+          <w:szCs w:val="24"/>
+          <w:lang w:val="en-GB"/>
+        </w:rPr>
+        <w:t xml:space="preserve">Architecture: A Deep Neural Network (DNN) with Residual (Skip) connections. </w:t>
+      </w:r>
+    </w:p>
+    <w:p>
+      <w:pPr>
+        <w:numPr>
+          <w:ilvl w:val="0"/>
+          <w:numId w:val="52"/>
+        </w:numPr>
+        <w:rPr>
+          <w:rFonts w:asciiTheme="majorBidi" w:hAnsiTheme="majorBidi" w:cstheme="majorBidi"/>
+          <w:sz w:val="24"/>
+          <w:szCs w:val="24"/>
+          <w:lang w:val="en-GB"/>
+        </w:rPr>
+      </w:pPr>
+      <w:r>
+        <w:rPr>
+          <w:rFonts w:asciiTheme="majorBidi" w:hAnsiTheme="majorBidi" w:cstheme="majorBidi"/>
+          <w:sz w:val="24"/>
+          <w:szCs w:val="24"/>
+          <w:lang w:val="en-GB"/>
+        </w:rPr>
+        <w:t xml:space="preserve">Layers: It uses 4 blocks with GELU activation and BatchNorm to maintain stability during training. </w:t>
+      </w:r>
+    </w:p>
+    <w:p>
+      <w:pPr>
+        <w:numPr>
+          <w:ilvl w:val="0"/>
+          <w:numId w:val="52"/>
+        </w:numPr>
+        <w:rPr>
+          <w:rFonts w:asciiTheme="majorBidi" w:hAnsiTheme="majorBidi" w:cstheme="majorBidi"/>
+          <w:sz w:val="24"/>
+          <w:szCs w:val="24"/>
+          <w:lang w:val="en-GB"/>
+        </w:rPr>
+      </w:pPr>
+      <w:r>
+        <w:rPr>
+          <w:rFonts w:asciiTheme="majorBidi" w:hAnsiTheme="majorBidi" w:cstheme="majorBidi"/>
+          <w:sz w:val="24"/>
+          <w:szCs w:val="24"/>
+          <w:lang w:val="en-GB"/>
+        </w:rPr>
+        <w:t xml:space="preserve">Task: Binary classification to predict if a tumor is Malignant or Benign. </w:t>
+      </w:r>
+    </w:p>
+    <w:p>
+      <w:pPr>
+        <w:rPr>
+          <w:rFonts w:asciiTheme="majorBidi" w:hAnsiTheme="majorBidi" w:cstheme="majorBidi"/>
+          <w:b/>
+          <w:bCs/>
+          <w:sz w:val="24"/>
+          <w:szCs w:val="24"/>
+          <w:lang w:val="en-GB"/>
+        </w:rPr>
+      </w:pPr>
+      <w:r>
+        <w:rPr>
+          <w:rFonts w:asciiTheme="majorBidi" w:hAnsiTheme="majorBidi" w:cstheme="majorBidi"/>
+          <w:b/>
+          <w:bCs/>
+          <w:sz w:val="24"/>
+          <w:szCs w:val="24"/>
+          <w:lang w:val="en-GB"/>
+        </w:rPr>
+        <w:t>3. Output (The Explanation)</w:t>
+      </w:r>
+    </w:p>
+    <w:p>
+      <w:pPr>
+        <w:rPr>
+          <w:rFonts w:asciiTheme="majorBidi" w:hAnsiTheme="majorBidi" w:cstheme="majorBidi"/>
+          <w:sz w:val="24"/>
+          <w:szCs w:val="24"/>
+          <w:lang w:val="en-GB"/>
+        </w:rPr>
+      </w:pPr>
+      <w:r>
+        <w:rPr>
+          <w:rFonts w:asciiTheme="majorBidi" w:hAnsiTheme="majorBidi" w:cstheme="majorBidi"/>
+          <w:sz w:val="24"/>
+          <w:szCs w:val="24"/>
+          <w:lang w:val="en-GB"/>
+        </w:rPr>
+        <w:t xml:space="preserve">The model's predictions are sent to three "Interpretation Engines" to explain why it made its decision: </w:t>
+      </w:r>
+    </w:p>
+    <w:p>
+      <w:pPr>
+        <w:numPr>
+          <w:ilvl w:val="0"/>
+          <w:numId w:val="53"/>
+        </w:numPr>
+        <w:rPr>
+          <w:rFonts w:asciiTheme="majorBidi" w:hAnsiTheme="majorBidi" w:cstheme="majorBidi"/>
+          <w:sz w:val="24"/>
+          <w:szCs w:val="24"/>
+          <w:lang w:val="en-GB"/>
+        </w:rPr>
+      </w:pPr>
+      <w:r>
+        <w:rPr>
+          <w:rFonts w:asciiTheme="majorBidi" w:hAnsiTheme="majorBidi" w:cstheme="majorBidi"/>
+          <w:sz w:val="24"/>
+          <w:szCs w:val="24"/>
+          <w:lang w:val="en-GB"/>
+        </w:rPr>
+        <w:t xml:space="preserve">SHAP: Uses game theory to rank feature importance. </w:t>
+      </w:r>
+    </w:p>
+    <w:p>
+      <w:pPr>
+        <w:numPr>
+          <w:ilvl w:val="0"/>
+          <w:numId w:val="53"/>
+        </w:numPr>
+        <w:rPr>
+          <w:rFonts w:asciiTheme="majorBidi" w:hAnsiTheme="majorBidi" w:cstheme="majorBidi"/>
+          <w:sz w:val="24"/>
+          <w:szCs w:val="24"/>
+          <w:lang w:val="en-GB"/>
+        </w:rPr>
+      </w:pPr>
+      <w:r>
+        <w:rPr>
+          <w:rFonts w:asciiTheme="majorBidi" w:hAnsiTheme="majorBidi" w:cstheme="majorBidi"/>
+          <w:sz w:val="24"/>
+          <w:szCs w:val="24"/>
+          <w:lang w:val="en-GB"/>
+        </w:rPr>
+        <w:t xml:space="preserve">LIME: Builds a simple local model to mimic the complex DNN's behavior. </w:t>
+      </w:r>
+    </w:p>
+    <w:p>
+      <w:pPr>
+        <w:numPr>
+          <w:ilvl w:val="0"/>
+          <w:numId w:val="53"/>
+        </w:numPr>
+        <w:rPr>
+          <w:rFonts w:asciiTheme="majorBidi" w:hAnsiTheme="majorBidi" w:cstheme="majorBidi"/>
+          <w:sz w:val="24"/>
+          <w:szCs w:val="24"/>
+          <w:lang w:val="en-GB"/>
+        </w:rPr>
+      </w:pPr>
+      <w:r>
+        <w:rPr>
+          <w:rFonts w:asciiTheme="majorBidi" w:hAnsiTheme="majorBidi" w:cstheme="majorBidi"/>
+          <w:sz w:val="24"/>
+          <w:szCs w:val="24"/>
+          <w:lang w:val="en-GB"/>
+        </w:rPr>
+        <w:t xml:space="preserve">Captum (Innovation): Uses advanced gradient methods like DeepLIFT and Integrated Gradients. </w:t>
+      </w:r>
+    </w:p>
+    <w:p>
+      <w:pPr>
+        <w:numPr>
+          <w:ilvl w:val="1"/>
+          <w:numId w:val="53"/>
+        </w:numPr>
+        <w:rPr>
+          <w:rFonts w:asciiTheme="majorBidi" w:hAnsiTheme="majorBidi" w:cstheme="majorBidi"/>
+          <w:sz w:val="24"/>
+          <w:szCs w:val="24"/>
+          <w:lang w:val="en-GB"/>
+        </w:rPr>
+      </w:pPr>
+      <w:r>
+        <w:rPr>
+          <w:rFonts w:asciiTheme="majorBidi" w:hAnsiTheme="majorBidi" w:cstheme="majorBidi"/>
+          <w:sz w:val="24"/>
+          <w:szCs w:val="24"/>
+          <w:lang w:val="en-GB"/>
+        </w:rPr>
+        <w:t>Layer Conductance: It even looks inside the hidden layers to see which specific neurons influenced the result.</w:t>
+      </w:r>
+    </w:p>
+    <w:p>
+      <w:pPr>
+        <w:pStyle w:val="Heading2"/>
+        <w:numPr>
+          <w:ilvl w:val="1"/>
+          <w:numId w:val="6"/>
+        </w:numPr>
+      </w:pPr>
+      <w:r>
+        <w:lastRenderedPageBreak/>
+        <w:t>Step-by-Step Workflow</w:t>
+      </w:r>
+    </w:p>
+    <w:p>
+      <w:pPr>
+        <w:numPr>
+          <w:ilvl w:val="0"/>
+          <w:numId w:val="45"/>
+        </w:numPr>
+        <w:rPr>
+          <w:rFonts w:asciiTheme="majorBidi" w:hAnsiTheme="majorBidi" w:cstheme="majorBidi"/>
+          <w:sz w:val="24"/>
+          <w:szCs w:val="24"/>
+          <w:lang w:val="en-GB"/>
+        </w:rPr>
+      </w:pPr>
+      <w:r>
+        <w:rPr>
+          <w:rFonts w:asciiTheme="majorBidi" w:hAnsiTheme="majorBidi" w:cstheme="majorBidi"/>
+          <w:b/>
+          <w:bCs/>
+          <w:sz w:val="24"/>
+          <w:szCs w:val="24"/>
+          <w:lang w:val="en-GB"/>
+        </w:rPr>
+        <w:t>Environment Initialization:</w:t>
+      </w:r>
+      <w:r>
+        <w:rPr>
+          <w:rFonts w:asciiTheme="majorBidi" w:hAnsiTheme="majorBidi" w:cstheme="majorBidi"/>
+          <w:sz w:val="24"/>
+          <w:szCs w:val="24"/>
+          <w:lang w:val="en-GB"/>
+        </w:rPr>
+        <w:t xml:space="preserve"> Install Next-Gen libraries including captum, shap, and ucimlrepo. </w:t>
+      </w:r>
+    </w:p>
+    <w:p>
+      <w:pPr>
+        <w:numPr>
+          <w:ilvl w:val="0"/>
+          <w:numId w:val="45"/>
+        </w:numPr>
+        <w:rPr>
+          <w:rFonts w:asciiTheme="majorBidi" w:hAnsiTheme="majorBidi" w:cstheme="majorBidi"/>
+          <w:sz w:val="24"/>
+          <w:szCs w:val="24"/>
+          <w:lang w:val="en-GB"/>
+        </w:rPr>
+      </w:pPr>
+      <w:r>
+        <w:rPr>
+          <w:rFonts w:asciiTheme="majorBidi" w:hAnsiTheme="majorBidi" w:cstheme="majorBidi"/>
+          <w:b/>
+          <w:bCs/>
+          <w:sz w:val="24"/>
+          <w:szCs w:val="24"/>
+          <w:lang w:val="en-GB"/>
+        </w:rPr>
+        <w:t>Dataset Acquisition:</w:t>
+      </w:r>
+      <w:r>
+        <w:rPr>
+          <w:rFonts w:asciiTheme="majorBidi" w:hAnsiTheme="majorBidi" w:cstheme="majorBidi"/>
+          <w:sz w:val="24"/>
+          <w:szCs w:val="24"/>
+          <w:lang w:val="en-GB"/>
+        </w:rPr>
+        <w:t xml:space="preserve"> Fetch clinical data directly via the UCI API or a Scikit-learn mirror as a fallback. </w:t>
+      </w:r>
+    </w:p>
+    <w:p>
+      <w:pPr>
+        <w:numPr>
+          <w:ilvl w:val="0"/>
+          <w:numId w:val="45"/>
+        </w:numPr>
+        <w:rPr>
+          <w:rFonts w:asciiTheme="majorBidi" w:hAnsiTheme="majorBidi" w:cstheme="majorBidi"/>
+          <w:sz w:val="24"/>
+          <w:szCs w:val="24"/>
+          <w:lang w:val="en-GB"/>
+        </w:rPr>
+      </w:pPr>
+      <w:r>
+        <w:rPr>
+          <w:rFonts w:asciiTheme="majorBidi" w:hAnsiTheme="majorBidi" w:cstheme="majorBidi"/>
+          <w:b/>
+          <w:bCs/>
+          <w:sz w:val="24"/>
+          <w:szCs w:val="24"/>
+          <w:lang w:val="en-GB"/>
+        </w:rPr>
+        <w:t>Model Training:</w:t>
+      </w:r>
+    </w:p>
+    <w:p>
+      <w:pPr>
+        <w:numPr>
+          <w:ilvl w:val="1"/>
+          <w:numId w:val="45"/>
+        </w:numPr>
+        <w:rPr>
+          <w:rFonts w:asciiTheme="majorBidi" w:hAnsiTheme="majorBidi" w:cstheme="majorBidi"/>
+          <w:sz w:val="24"/>
+          <w:szCs w:val="24"/>
+          <w:lang w:val="en-GB"/>
+        </w:rPr>
+      </w:pPr>
+      <w:r>
+        <w:rPr>
+          <w:rFonts w:asciiTheme="majorBidi" w:hAnsiTheme="majorBidi" w:cstheme="majorBidi"/>
+          <w:sz w:val="24"/>
+          <w:szCs w:val="24"/>
+          <w:lang w:val="en-GB"/>
+        </w:rPr>
+        <w:t xml:space="preserve">Train the DNN for </w:t>
+      </w:r>
+      <w:r>
+        <w:rPr>
+          <w:rFonts w:asciiTheme="majorBidi" w:hAnsiTheme="majorBidi" w:cstheme="majorBidi"/>
+          <w:b/>
+          <w:bCs/>
+          <w:sz w:val="24"/>
+          <w:szCs w:val="24"/>
+          <w:lang w:val="en-GB"/>
+        </w:rPr>
+        <w:t>50 epochs</w:t>
+      </w:r>
+      <w:r>
+        <w:rPr>
+          <w:rFonts w:asciiTheme="majorBidi" w:hAnsiTheme="majorBidi" w:cstheme="majorBidi"/>
+          <w:sz w:val="24"/>
+          <w:szCs w:val="24"/>
+          <w:lang w:val="en-GB"/>
+        </w:rPr>
+        <w:t xml:space="preserve"> using the </w:t>
+      </w:r>
+      <w:r>
+        <w:rPr>
+          <w:rFonts w:asciiTheme="majorBidi" w:hAnsiTheme="majorBidi" w:cstheme="majorBidi"/>
+          <w:b/>
+          <w:bCs/>
+          <w:sz w:val="24"/>
+          <w:szCs w:val="24"/>
+          <w:lang w:val="en-GB"/>
+        </w:rPr>
+        <w:t>AdamW</w:t>
+      </w:r>
+      <w:r>
+        <w:rPr>
+          <w:rFonts w:asciiTheme="majorBidi" w:hAnsiTheme="majorBidi" w:cstheme="majorBidi"/>
+          <w:sz w:val="24"/>
+          <w:szCs w:val="24"/>
+          <w:lang w:val="en-GB"/>
+        </w:rPr>
+        <w:t xml:space="preserve"> optimizer. </w:t>
+      </w:r>
+    </w:p>
+    <w:p>
+      <w:pPr>
+        <w:numPr>
+          <w:ilvl w:val="1"/>
+          <w:numId w:val="45"/>
+        </w:numPr>
+        <w:rPr>
+          <w:rFonts w:asciiTheme="majorBidi" w:hAnsiTheme="majorBidi" w:cstheme="majorBidi"/>
+          <w:sz w:val="24"/>
+          <w:szCs w:val="24"/>
+          <w:lang w:val="en-GB"/>
+        </w:rPr>
+      </w:pPr>
+      <w:r>
+        <w:rPr>
+          <w:rFonts w:asciiTheme="majorBidi" w:hAnsiTheme="majorBidi" w:cstheme="majorBidi"/>
+          <w:sz w:val="24"/>
+          <w:szCs w:val="24"/>
+          <w:lang w:val="en-GB"/>
+        </w:rPr>
+        <w:t xml:space="preserve">Apply </w:t>
+      </w:r>
+      <w:r>
+        <w:rPr>
+          <w:rFonts w:asciiTheme="majorBidi" w:hAnsiTheme="majorBidi" w:cstheme="majorBidi"/>
+          <w:b/>
+          <w:bCs/>
+          <w:sz w:val="24"/>
+          <w:szCs w:val="24"/>
+          <w:lang w:val="en-GB"/>
+        </w:rPr>
+        <w:t>Label Smoothing</w:t>
+      </w:r>
+      <w:r>
+        <w:rPr>
+          <w:rFonts w:asciiTheme="majorBidi" w:hAnsiTheme="majorBidi" w:cstheme="majorBidi"/>
+          <w:sz w:val="24"/>
+          <w:szCs w:val="24"/>
+          <w:lang w:val="en-GB"/>
+        </w:rPr>
+        <w:t xml:space="preserve"> (0.05) to prevent over-confident incorrect clinical predictions. </w:t>
+      </w:r>
+    </w:p>
+    <w:p>
+      <w:pPr>
+        <w:numPr>
+          <w:ilvl w:val="0"/>
+          <w:numId w:val="45"/>
+        </w:numPr>
+        <w:rPr>
+          <w:rFonts w:asciiTheme="majorBidi" w:hAnsiTheme="majorBidi" w:cstheme="majorBidi"/>
+          <w:sz w:val="24"/>
+          <w:szCs w:val="24"/>
+          <w:lang w:val="en-GB"/>
+        </w:rPr>
+      </w:pPr>
+      <w:r>
+        <w:rPr>
+          <w:rFonts w:asciiTheme="majorBidi" w:hAnsiTheme="majorBidi" w:cstheme="majorBidi"/>
+          <w:b/>
+          <w:bCs/>
+          <w:sz w:val="24"/>
+          <w:szCs w:val="24"/>
+          <w:lang w:val="en-GB"/>
+        </w:rPr>
+        <w:t>Inference &amp; Prediction:</w:t>
+      </w:r>
+      <w:r>
+        <w:rPr>
+          <w:rFonts w:asciiTheme="majorBidi" w:hAnsiTheme="majorBidi" w:cstheme="majorBidi"/>
+          <w:sz w:val="24"/>
+          <w:szCs w:val="24"/>
+          <w:lang w:val="en-GB"/>
+        </w:rPr>
+        <w:t xml:space="preserve"> Pass a specific patient sample (e.g., Patient #7) through the model to generate a diagnostic probability. </w:t>
+      </w:r>
+    </w:p>
+    <w:p>
+      <w:pPr>
+        <w:numPr>
+          <w:ilvl w:val="0"/>
+          <w:numId w:val="45"/>
+        </w:numPr>
+        <w:rPr>
+          <w:rFonts w:asciiTheme="majorBidi" w:hAnsiTheme="majorBidi" w:cstheme="majorBidi"/>
+          <w:sz w:val="24"/>
+          <w:szCs w:val="24"/>
+          <w:lang w:val="en-GB"/>
+        </w:rPr>
+      </w:pPr>
+      <w:r>
+        <w:rPr>
+          <w:rFonts w:asciiTheme="majorBidi" w:hAnsiTheme="majorBidi" w:cstheme="majorBidi"/>
+          <w:b/>
+          <w:bCs/>
+          <w:sz w:val="24"/>
+          <w:szCs w:val="24"/>
+          <w:lang w:val="en-GB"/>
+        </w:rPr>
+        <w:t>XAI Attribution:</w:t>
+      </w:r>
+    </w:p>
+    <w:p>
+      <w:pPr>
+        <w:numPr>
+          <w:ilvl w:val="1"/>
+          <w:numId w:val="45"/>
+        </w:numPr>
+        <w:rPr>
+          <w:rFonts w:asciiTheme="majorBidi" w:hAnsiTheme="majorBidi" w:cstheme="majorBidi"/>
+          <w:sz w:val="24"/>
+          <w:szCs w:val="24"/>
+          <w:lang w:val="en-GB"/>
+        </w:rPr>
+      </w:pPr>
+      <w:r>
+        <w:rPr>
+          <w:rFonts w:asciiTheme="majorBidi" w:hAnsiTheme="majorBidi" w:cstheme="majorBidi"/>
+          <w:sz w:val="24"/>
+          <w:szCs w:val="24"/>
+          <w:lang w:val="en-GB"/>
+        </w:rPr>
+        <w:t>Trigger attribution methods simultaneously to calculate feature importance scores.</w:t>
+      </w:r>
+    </w:p>
+    <w:p>
+      <w:pPr>
+        <w:numPr>
+          <w:ilvl w:val="1"/>
+          <w:numId w:val="45"/>
+        </w:numPr>
+        <w:rPr>
+          <w:rFonts w:asciiTheme="majorBidi" w:hAnsiTheme="majorBidi" w:cstheme="majorBidi"/>
+          <w:sz w:val="24"/>
+          <w:szCs w:val="24"/>
+          <w:lang w:val="en-GB"/>
+        </w:rPr>
+      </w:pPr>
+      <w:r>
+        <w:rPr>
+          <w:rFonts w:asciiTheme="majorBidi" w:hAnsiTheme="majorBidi" w:cstheme="majorBidi"/>
+          <w:b/>
+          <w:bCs/>
+          <w:sz w:val="24"/>
+          <w:szCs w:val="24"/>
+          <w:lang w:val="en-GB"/>
+        </w:rPr>
+        <w:t>Captum Innovation:</w:t>
+      </w:r>
+      <w:r>
+        <w:rPr>
+          <w:rFonts w:asciiTheme="majorBidi" w:hAnsiTheme="majorBidi" w:cstheme="majorBidi"/>
+          <w:sz w:val="24"/>
+          <w:szCs w:val="24"/>
+          <w:lang w:val="en-GB"/>
+        </w:rPr>
+        <w:t xml:space="preserve"> Execute </w:t>
+      </w:r>
+      <w:r>
+        <w:rPr>
+          <w:rFonts w:asciiTheme="majorBidi" w:hAnsiTheme="majorBidi" w:cstheme="majorBidi"/>
+          <w:b/>
+          <w:bCs/>
+          <w:sz w:val="24"/>
+          <w:szCs w:val="24"/>
+          <w:lang w:val="en-GB"/>
+        </w:rPr>
+        <w:t>Layer Conductance</w:t>
+      </w:r>
+      <w:r>
+        <w:rPr>
+          <w:rFonts w:asciiTheme="majorBidi" w:hAnsiTheme="majorBidi" w:cstheme="majorBidi"/>
+          <w:sz w:val="24"/>
+          <w:szCs w:val="24"/>
+          <w:lang w:val="en-GB"/>
+        </w:rPr>
+        <w:t xml:space="preserve"> to inspect which specific internal neurons are "firing" to push a diagnosis toward "Benign" or "Malignant". </w:t>
+      </w:r>
+    </w:p>
+    <w:p>
+      <w:pPr>
+        <w:numPr>
+          <w:ilvl w:val="0"/>
+          <w:numId w:val="45"/>
+        </w:numPr>
+        <w:rPr>
+          <w:rFonts w:asciiTheme="majorBidi" w:hAnsiTheme="majorBidi" w:cstheme="majorBidi"/>
+          <w:sz w:val="24"/>
+          <w:szCs w:val="24"/>
+          <w:lang w:val="en-GB"/>
+        </w:rPr>
+      </w:pPr>
+      <w:r>
+        <w:rPr>
+          <w:rFonts w:asciiTheme="majorBidi" w:hAnsiTheme="majorBidi" w:cstheme="majorBidi"/>
+          <w:b/>
+          <w:bCs/>
+          <w:sz w:val="24"/>
+          <w:szCs w:val="24"/>
+          <w:lang w:val="en-GB"/>
+        </w:rPr>
+        <w:t>Benchmarking:</w:t>
+      </w:r>
+      <w:r>
+        <w:rPr>
+          <w:rFonts w:asciiTheme="majorBidi" w:hAnsiTheme="majorBidi" w:cstheme="majorBidi"/>
+          <w:sz w:val="24"/>
+          <w:szCs w:val="24"/>
+          <w:lang w:val="en-GB"/>
+        </w:rPr>
+        <w:t xml:space="preserve"> Measure computational latency. The workflow specifically tracks whether interpretation happens under the </w:t>
+      </w:r>
+      <w:r>
+        <w:rPr>
+          <w:rFonts w:asciiTheme="majorBidi" w:hAnsiTheme="majorBidi" w:cstheme="majorBidi"/>
+          <w:b/>
+          <w:bCs/>
+          <w:sz w:val="24"/>
+          <w:szCs w:val="24"/>
+          <w:lang w:val="en-GB"/>
+        </w:rPr>
+        <w:t>10ms clinical real-time threshold</w:t>
+      </w:r>
+      <w:r>
+        <w:rPr>
+          <w:rFonts w:asciiTheme="majorBidi" w:hAnsiTheme="majorBidi" w:cstheme="majorBidi"/>
+          <w:sz w:val="24"/>
+          <w:szCs w:val="24"/>
+          <w:lang w:val="en-GB"/>
+        </w:rPr>
+        <w:t xml:space="preserve">. </w:t>
+      </w:r>
+    </w:p>
+    <w:p>
+      <w:pPr>
+        <w:numPr>
+          <w:ilvl w:val="0"/>
+          <w:numId w:val="45"/>
+        </w:numPr>
+        <w:rPr>
+          <w:rFonts w:asciiTheme="majorBidi" w:hAnsiTheme="majorBidi" w:cstheme="majorBidi"/>
+          <w:sz w:val="24"/>
+          <w:szCs w:val="24"/>
+          <w:lang w:val="en-GB"/>
+        </w:rPr>
+      </w:pPr>
+      <w:r>
+        <w:rPr>
+          <w:rFonts w:asciiTheme="majorBidi" w:hAnsiTheme="majorBidi" w:cstheme="majorBidi"/>
+          <w:b/>
+          <w:bCs/>
+          <w:sz w:val="24"/>
+          <w:szCs w:val="24"/>
+          <w:lang w:val="en-GB"/>
+        </w:rPr>
+        <w:t>Visual Reporting:</w:t>
+      </w:r>
+      <w:r>
+        <w:rPr>
+          <w:rFonts w:asciiTheme="majorBidi" w:hAnsiTheme="majorBidi" w:cstheme="majorBidi"/>
+          <w:sz w:val="24"/>
+          <w:szCs w:val="24"/>
+          <w:lang w:val="en-GB"/>
+        </w:rPr>
+        <w:t xml:space="preserve"> Generate unified comparison charts showing the agreement (Spearman ρ) between different frameworks to validate findings. </w:t>
+      </w:r>
+    </w:p>
+    <w:p>
+      <w:pPr>
+        <w:pStyle w:val="Heading1"/>
+        <w:numPr>
+          <w:ilvl w:val="0"/>
+          <w:numId w:val="6"/>
+        </w:numPr>
+      </w:pPr>
+      <w:r>
         <w:t>Dataset</w:t>
       </w:r>
     </w:p>
@@ -5240,178 +5841,171 @@
           <w:highlight w:val="yellow"/>
           <w:lang w:val="da-DK"/>
         </w:rPr>
+        <w:t>Dataset in num [7]</w:t>
+      </w:r>
+    </w:p>
+    <w:p>
+      <w:pPr>
+        <w:rPr>
+          <w:rFonts w:asciiTheme="majorBidi" w:hAnsiTheme="majorBidi" w:cstheme="majorBidi"/>
+          <w:sz w:val="24"/>
+          <w:szCs w:val="24"/>
+          <w:lang w:val="da-DK"/>
+        </w:rPr>
+      </w:pPr>
+      <w:r>
+        <w:rPr>
+          <w:rFonts w:asciiTheme="majorBidi" w:hAnsiTheme="majorBidi" w:cstheme="majorBidi"/>
+          <w:sz w:val="24"/>
+          <w:szCs w:val="24"/>
+          <w:lang w:val="da-DK"/>
+        </w:rPr>
+        <w:t>Dataset name/source</w:t>
+      </w:r>
+    </w:p>
+    <w:p>
+      <w:pPr>
+        <w:rPr>
+          <w:rFonts w:asciiTheme="majorBidi" w:hAnsiTheme="majorBidi" w:cstheme="majorBidi"/>
+          <w:sz w:val="24"/>
+          <w:szCs w:val="24"/>
+          <w:lang w:val="en-GB"/>
+        </w:rPr>
+      </w:pPr>
+      <w:r>
+        <w:rPr>
+          <w:rFonts w:asciiTheme="majorBidi" w:hAnsiTheme="majorBidi" w:cstheme="majorBidi"/>
+          <w:sz w:val="24"/>
+          <w:szCs w:val="24"/>
+          <w:lang w:val="en-GB"/>
+        </w:rPr>
+        <w:t>Size (samples, classes)</w:t>
+      </w:r>
+    </w:p>
+    <w:p>
+      <w:pPr>
+        <w:rPr>
+          <w:rFonts w:asciiTheme="majorBidi" w:hAnsiTheme="majorBidi" w:cstheme="majorBidi"/>
+          <w:sz w:val="24"/>
+          <w:szCs w:val="24"/>
+          <w:lang w:val="en-GB"/>
+        </w:rPr>
+      </w:pPr>
+      <w:r>
+        <w:rPr>
+          <w:rFonts w:asciiTheme="majorBidi" w:hAnsiTheme="majorBidi" w:cstheme="majorBidi"/>
+          <w:sz w:val="24"/>
+          <w:szCs w:val="24"/>
+          <w:lang w:val="en-GB"/>
+        </w:rPr>
+        <w:t>Train / Validation / Test split</w:t>
+      </w:r>
+    </w:p>
+    <w:p>
+      <w:pPr>
+        <w:rPr>
+          <w:rFonts w:asciiTheme="majorBidi" w:hAnsiTheme="majorBidi" w:cstheme="majorBidi"/>
+          <w:sz w:val="24"/>
+          <w:szCs w:val="24"/>
+          <w:lang w:val="en-GB"/>
+        </w:rPr>
+      </w:pPr>
+      <w:r>
+        <w:rPr>
+          <w:rFonts w:asciiTheme="majorBidi" w:hAnsiTheme="majorBidi" w:cstheme="majorBidi"/>
+          <w:sz w:val="24"/>
+          <w:szCs w:val="24"/>
+          <w:lang w:val="en-GB"/>
+        </w:rPr>
+        <w:t>Preprocessing steps</w:t>
+      </w:r>
+    </w:p>
+    <w:p>
+      <w:pPr>
+        <w:pStyle w:val="Heading1"/>
+        <w:numPr>
+          <w:ilvl w:val="0"/>
+          <w:numId w:val="6"/>
+        </w:numPr>
+      </w:pPr>
+      <w:r>
+        <w:t>Experimental Setup</w:t>
+      </w:r>
+    </w:p>
+    <w:p>
+      <w:pPr>
+        <w:rPr>
+          <w:rFonts w:asciiTheme="majorBidi" w:hAnsiTheme="majorBidi" w:cstheme="majorBidi"/>
+          <w:sz w:val="24"/>
+          <w:szCs w:val="24"/>
+          <w:lang w:val="en-GB"/>
+        </w:rPr>
+      </w:pPr>
+      <w:r>
+        <w:rPr>
+          <w:rFonts w:asciiTheme="majorBidi" w:hAnsiTheme="majorBidi" w:cstheme="majorBidi"/>
+          <w:sz w:val="24"/>
+          <w:szCs w:val="24"/>
+          <w:lang w:val="en-GB"/>
+        </w:rPr>
+        <w:t>Tools used (e.g., PyTorch, TensorFlow)</w:t>
+      </w:r>
+    </w:p>
+    <w:p>
+      <w:pPr>
+        <w:rPr>
+          <w:rFonts w:asciiTheme="majorBidi" w:hAnsiTheme="majorBidi" w:cstheme="majorBidi"/>
+          <w:sz w:val="24"/>
+          <w:szCs w:val="24"/>
+          <w:lang w:val="en-GB"/>
+        </w:rPr>
+      </w:pPr>
+      <w:r>
+        <w:rPr>
+          <w:rFonts w:asciiTheme="majorBidi" w:hAnsiTheme="majorBidi" w:cstheme="majorBidi"/>
+          <w:sz w:val="24"/>
+          <w:szCs w:val="24"/>
+          <w:lang w:val="en-GB"/>
+        </w:rPr>
+        <w:t>Model configuration:</w:t>
+      </w:r>
+    </w:p>
+    <w:p>
+      <w:pPr>
+        <w:rPr>
+          <w:rFonts w:asciiTheme="majorBidi" w:hAnsiTheme="majorBidi" w:cstheme="majorBidi"/>
+          <w:sz w:val="24"/>
+          <w:szCs w:val="24"/>
+          <w:lang w:val="en-GB"/>
+        </w:rPr>
+      </w:pPr>
+      <w:r>
+        <w:rPr>
+          <w:rFonts w:asciiTheme="majorBidi" w:hAnsiTheme="majorBidi" w:cstheme="majorBidi"/>
+          <w:sz w:val="24"/>
+          <w:szCs w:val="24"/>
+          <w:lang w:val="en-GB"/>
+        </w:rPr>
+        <w:t>Epochs</w:t>
+      </w:r>
+    </w:p>
+    <w:p>
+      <w:pPr>
+        <w:rPr>
+          <w:rFonts w:asciiTheme="majorBidi" w:hAnsiTheme="majorBidi" w:cstheme="majorBidi"/>
+          <w:sz w:val="24"/>
+          <w:szCs w:val="24"/>
+          <w:lang w:val="en-GB"/>
+        </w:rPr>
+      </w:pPr>
+      <w:r>
+        <w:rPr>
+          <w:rFonts w:asciiTheme="majorBidi" w:hAnsiTheme="majorBidi" w:cstheme="majorBidi"/>
+          <w:sz w:val="24"/>
+          <w:szCs w:val="24"/>
+          <w:lang w:val="en-GB"/>
+        </w:rPr>
         <w:lastRenderedPageBreak/>
-        <w:t>Dataset in num [7]</w:t>
-      </w:r>
-    </w:p>
-    <w:p>
-      <w:pPr>
-        <w:rPr>
-          <w:rFonts w:asciiTheme="majorBidi" w:hAnsiTheme="majorBidi" w:cstheme="majorBidi"/>
-          <w:sz w:val="24"/>
-          <w:szCs w:val="24"/>
-          <w:lang w:val="da-DK"/>
-        </w:rPr>
-      </w:pPr>
-      <w:r>
-        <w:rPr>
-          <w:rFonts w:asciiTheme="majorBidi" w:hAnsiTheme="majorBidi" w:cstheme="majorBidi"/>
-          <w:sz w:val="24"/>
-          <w:szCs w:val="24"/>
-          <w:lang w:val="da-DK"/>
-        </w:rPr>
-        <w:t>Dataset name/source</w:t>
-      </w:r>
-    </w:p>
-    <w:p>
-      <w:pPr>
-        <w:rPr>
-          <w:rFonts w:asciiTheme="majorBidi" w:hAnsiTheme="majorBidi" w:cstheme="majorBidi"/>
-          <w:sz w:val="24"/>
-          <w:szCs w:val="24"/>
-          <w:lang w:val="en-GB"/>
-        </w:rPr>
-      </w:pPr>
-      <w:r>
-        <w:rPr>
-          <w:rFonts w:asciiTheme="majorBidi" w:hAnsiTheme="majorBidi" w:cstheme="majorBidi"/>
-          <w:sz w:val="24"/>
-          <w:szCs w:val="24"/>
-          <w:lang w:val="en-GB"/>
-        </w:rPr>
-        <w:t>Size (samples, classes)</w:t>
-      </w:r>
-    </w:p>
-    <w:p>
-      <w:pPr>
-        <w:rPr>
-          <w:rFonts w:asciiTheme="majorBidi" w:hAnsiTheme="majorBidi" w:cstheme="majorBidi"/>
-          <w:sz w:val="24"/>
-          <w:szCs w:val="24"/>
-          <w:lang w:val="en-GB"/>
-        </w:rPr>
-      </w:pPr>
-      <w:r>
-        <w:rPr>
-          <w:rFonts w:asciiTheme="majorBidi" w:hAnsiTheme="majorBidi" w:cstheme="majorBidi"/>
-          <w:sz w:val="24"/>
-          <w:szCs w:val="24"/>
-          <w:lang w:val="en-GB"/>
-        </w:rPr>
-        <w:t>Train / Validation / Test split</w:t>
-      </w:r>
-    </w:p>
-    <w:p>
-      <w:pPr>
-        <w:rPr>
-          <w:rFonts w:asciiTheme="majorBidi" w:hAnsiTheme="majorBidi" w:cstheme="majorBidi"/>
-          <w:sz w:val="24"/>
-          <w:szCs w:val="24"/>
-          <w:lang w:val="en-GB"/>
-        </w:rPr>
-      </w:pPr>
-      <w:r>
-        <w:rPr>
-          <w:rFonts w:asciiTheme="majorBidi" w:hAnsiTheme="majorBidi" w:cstheme="majorBidi"/>
-          <w:sz w:val="24"/>
-          <w:szCs w:val="24"/>
-          <w:lang w:val="en-GB"/>
-        </w:rPr>
-        <w:t>Preprocessing steps</w:t>
-      </w:r>
-    </w:p>
-    <w:p>
-      <w:pPr>
-        <w:rPr>
-          <w:rFonts w:asciiTheme="majorBidi" w:hAnsiTheme="majorBidi" w:cstheme="majorBidi"/>
-          <w:sz w:val="28"/>
-          <w:szCs w:val="28"/>
-          <w:lang w:val="en-GB"/>
-        </w:rPr>
-      </w:pPr>
-      <w:r>
-        <w:rPr>
-          <w:rFonts w:asciiTheme="majorBidi" w:hAnsiTheme="majorBidi" w:cstheme="majorBidi"/>
-          <w:sz w:val="28"/>
-          <w:szCs w:val="28"/>
-          <w:lang w:val="en-GB"/>
-        </w:rPr>
-        <w:t>6. Experimental Setup</w:t>
-      </w:r>
-    </w:p>
-    <w:p>
-      <w:pPr>
-        <w:rPr>
-          <w:rFonts w:asciiTheme="majorBidi" w:hAnsiTheme="majorBidi" w:cstheme="majorBidi"/>
-          <w:sz w:val="24"/>
-          <w:szCs w:val="24"/>
-          <w:lang w:val="en-GB"/>
-        </w:rPr>
-      </w:pPr>
-      <w:r>
-        <w:rPr>
-          <w:rFonts w:asciiTheme="majorBidi" w:hAnsiTheme="majorBidi" w:cstheme="majorBidi"/>
-          <w:sz w:val="24"/>
-          <w:szCs w:val="24"/>
-          <w:lang w:val="en-GB"/>
-        </w:rPr>
-        <w:t>Tools used (e.g., PyTorch, TensorFlow)</w:t>
-      </w:r>
-    </w:p>
-    <w:p>
-      <w:pPr>
-        <w:rPr>
-          <w:rFonts w:asciiTheme="majorBidi" w:hAnsiTheme="majorBidi" w:cstheme="majorBidi"/>
-          <w:sz w:val="24"/>
-          <w:szCs w:val="24"/>
-          <w:lang w:val="en-GB"/>
-        </w:rPr>
-      </w:pPr>
-      <w:r>
-        <w:rPr>
-          <w:rFonts w:asciiTheme="majorBidi" w:hAnsiTheme="majorBidi" w:cstheme="majorBidi"/>
-          <w:sz w:val="24"/>
-          <w:szCs w:val="24"/>
-          <w:lang w:val="en-GB"/>
-        </w:rPr>
-        <w:t>Model configuration:</w:t>
-      </w:r>
-    </w:p>
-    <w:p>
-      <w:pPr>
-        <w:rPr>
-          <w:rFonts w:asciiTheme="majorBidi" w:hAnsiTheme="majorBidi" w:cstheme="majorBidi"/>
-          <w:sz w:val="24"/>
-          <w:szCs w:val="24"/>
-          <w:lang w:val="en-GB"/>
-        </w:rPr>
-      </w:pPr>
-      <w:r>
-        <w:rPr>
-          <w:rFonts w:asciiTheme="majorBidi" w:hAnsiTheme="majorBidi" w:cstheme="majorBidi"/>
-          <w:sz w:val="24"/>
-          <w:szCs w:val="24"/>
-          <w:lang w:val="en-GB"/>
-        </w:rPr>
-        <w:t>Epochs</w:t>
-      </w:r>
-    </w:p>
-    <w:p>
-      <w:pPr>
-        <w:rPr>
-          <w:rFonts w:asciiTheme="majorBidi" w:hAnsiTheme="majorBidi" w:cstheme="majorBidi"/>
-          <w:sz w:val="24"/>
-          <w:szCs w:val="24"/>
-          <w:lang w:val="en-GB"/>
-        </w:rPr>
-      </w:pPr>
-      <w:r>
-        <w:rPr>
-          <w:rFonts w:asciiTheme="majorBidi" w:hAnsiTheme="majorBidi" w:cstheme="majorBidi"/>
-          <w:sz w:val="24"/>
-          <w:szCs w:val="24"/>
-          <w:lang w:val="en-GB"/>
-        </w:rPr>
         <w:t>Batch size</w:t>
       </w:r>
     </w:p>
@@ -5455,21 +6049,14 @@
     </w:p>
     <w:p>
       <w:pPr>
-        <w:rPr>
-          <w:rFonts w:asciiTheme="majorBidi" w:hAnsiTheme="majorBidi" w:cstheme="majorBidi"/>
-          <w:sz w:val="28"/>
-          <w:szCs w:val="28"/>
-          <w:lang w:val="en-GB"/>
-        </w:rPr>
-      </w:pPr>
-      <w:r>
-        <w:rPr>
-          <w:rFonts w:asciiTheme="majorBidi" w:hAnsiTheme="majorBidi" w:cstheme="majorBidi"/>
-          <w:sz w:val="28"/>
-          <w:szCs w:val="28"/>
-          <w:lang w:val="en-GB"/>
-        </w:rPr>
-        <w:t>7. Implementation Details</w:t>
+        <w:pStyle w:val="Heading1"/>
+        <w:numPr>
+          <w:ilvl w:val="0"/>
+          <w:numId w:val="6"/>
+        </w:numPr>
+      </w:pPr>
+      <w:r>
+        <w:t xml:space="preserve"> Implementation Details</w:t>
       </w:r>
     </w:p>
     <w:p>
@@ -5589,18 +6176,18 @@
     <w:p>
       <w:pPr>
         <w:rPr>
-          <w:rFonts w:asciiTheme="majorBidi" w:hAnsiTheme="majorBidi" w:cstheme="majorBidi"/>
-          <w:sz w:val="28"/>
-          <w:szCs w:val="28"/>
-          <w:lang w:val="en-GB"/>
-        </w:rPr>
-      </w:pPr>
-      <w:r>
-        <w:rPr>
-          <w:rFonts w:asciiTheme="majorBidi" w:hAnsiTheme="majorBidi" w:cstheme="majorBidi"/>
-          <w:sz w:val="28"/>
-          <w:szCs w:val="28"/>
-          <w:lang w:val="en-GB"/>
+          <w:rFonts w:asciiTheme="majorHAnsi" w:eastAsiaTheme="majorEastAsia" w:hAnsiTheme="majorHAnsi" w:cstheme="majorBidi"/>
+          <w:color w:val="2F5496" w:themeColor="accent1" w:themeShade="BF"/>
+          <w:sz w:val="40"/>
+          <w:szCs w:val="40"/>
+        </w:rPr>
+      </w:pPr>
+      <w:r>
+        <w:rPr>
+          <w:rFonts w:asciiTheme="majorHAnsi" w:eastAsiaTheme="majorEastAsia" w:hAnsiTheme="majorHAnsi" w:cstheme="majorBidi"/>
+          <w:color w:val="2F5496" w:themeColor="accent1" w:themeShade="BF"/>
+          <w:sz w:val="40"/>
+          <w:szCs w:val="40"/>
         </w:rPr>
         <w:t>8. Results</w:t>
       </w:r>
@@ -5678,7 +6265,6 @@
           <w:szCs w:val="24"/>
           <w:lang w:val="en-GB"/>
         </w:rPr>
-        <w:lastRenderedPageBreak/>
         <w:t>Track 1:</w:t>
       </w:r>
     </w:p>
@@ -5842,10 +6428,12 @@
       <w:r>
         <w:rPr>
           <w:rFonts w:asciiTheme="majorBidi" w:hAnsiTheme="majorBidi" w:cstheme="majorBidi"/>
-          <w:sz w:val="24"/>
-          <w:szCs w:val="24"/>
-          <w:lang w:val="en-GB"/>
-        </w:rPr>
+          <w:noProof/>
+          <w:sz w:val="24"/>
+          <w:szCs w:val="24"/>
+          <w:lang w:val="en-GB"/>
+        </w:rPr>
+        <w:lastRenderedPageBreak/>
         <w:drawing>
           <wp:inline distT="0" distB="0" distL="0" distR="0" wp14:anchorId="5394AAC9" wp14:editId="4590D636">
             <wp:extent cx="5274310" cy="3275965"/>
@@ -5862,7 +6450,7 @@
                     <pic:cNvPicPr/>
                   </pic:nvPicPr>
                   <pic:blipFill>
-                    <a:blip r:embed="rId16"/>
+                    <a:blip r:embed="rId17"/>
                     <a:stretch>
                       <a:fillRect/>
                     </a:stretch>
@@ -5885,30 +6473,22 @@
     </w:p>
     <w:p>
       <w:pPr>
-        <w:rPr>
-          <w:rFonts w:asciiTheme="majorBidi" w:hAnsiTheme="majorBidi" w:cstheme="majorBidi"/>
-          <w:sz w:val="24"/>
-          <w:szCs w:val="24"/>
-          <w:rtl/>
-          <w:lang w:val="en-GB"/>
-        </w:rPr>
-      </w:pPr>
-      <w:r>
-        <w:rPr>
-          <w:rFonts w:asciiTheme="majorBidi" w:hAnsiTheme="majorBidi" w:cstheme="majorBidi"/>
-          <w:sz w:val="24"/>
-          <w:szCs w:val="24"/>
-        </w:rPr>
-        <w:t>The figure below compares the performance and reliability of different Explainable AI (XAI) tools:</w:t>
-      </w:r>
-      <w:r>
-        <w:rPr>
-          <w:rFonts w:asciiTheme="majorBidi" w:hAnsiTheme="majorBidi" w:cstheme="majorBidi" w:hint="cs"/>
-          <w:sz w:val="24"/>
-          <w:szCs w:val="24"/>
-          <w:rtl/>
-        </w:rPr>
-        <w:t xml:space="preserve"> يقيمون الاتربيوتس </w:t>
+        <w:ind w:firstLine="720"/>
+        <w:rPr>
+          <w:rFonts w:asciiTheme="majorBidi" w:hAnsiTheme="majorBidi" w:cstheme="majorBidi"/>
+          <w:sz w:val="24"/>
+          <w:szCs w:val="24"/>
+          <w:lang w:val="en-GB"/>
+        </w:rPr>
+      </w:pPr>
+      <w:r>
+        <w:rPr>
+          <w:rFonts w:asciiTheme="majorBidi" w:hAnsiTheme="majorBidi" w:cstheme="majorBidi"/>
+          <w:sz w:val="24"/>
+          <w:szCs w:val="24"/>
+          <w:lang w:val="en-GB"/>
+        </w:rPr>
+        <w:t>The figure below compares the performance of different Explainable AI (XAI) tools in evaluating the key attributes for medical diagnosis, showing that:</w:t>
       </w:r>
     </w:p>
     <w:p>
@@ -5936,21 +6516,22 @@
     </w:p>
     <w:p>
       <w:pPr>
-        <w:rPr>
-          <w:rFonts w:asciiTheme="majorBidi" w:hAnsiTheme="majorBidi" w:cstheme="majorBidi"/>
-          <w:sz w:val="24"/>
-          <w:szCs w:val="24"/>
-          <w:lang w:val="en-GB"/>
-        </w:rPr>
-      </w:pPr>
-      <w:r>
-        <w:rPr>
-          <w:rFonts w:asciiTheme="majorBidi" w:hAnsiTheme="majorBidi" w:cstheme="majorBidi"/>
-          <w:sz w:val="24"/>
-          <w:szCs w:val="24"/>
-          <w:lang w:val="en-GB"/>
-        </w:rPr>
-        <w:t xml:space="preserve">"This chart shows that XAI tools do not always agree. For example, in features like </w:t>
+        <w:ind w:firstLine="720"/>
+        <w:rPr>
+          <w:rFonts w:asciiTheme="majorBidi" w:hAnsiTheme="majorBidi" w:cstheme="majorBidi"/>
+          <w:sz w:val="24"/>
+          <w:szCs w:val="24"/>
+          <w:lang w:val="en-GB"/>
+        </w:rPr>
+      </w:pPr>
+      <w:r>
+        <w:rPr>
+          <w:rFonts w:asciiTheme="majorBidi" w:hAnsiTheme="majorBidi" w:cstheme="majorBidi"/>
+          <w:sz w:val="24"/>
+          <w:szCs w:val="24"/>
+          <w:lang w:val="en-GB"/>
+        </w:rPr>
+        <w:t xml:space="preserve">This chart shows that XAI tools do not always agree. For example, in features like </w:t>
       </w:r>
       <w:r>
         <w:rPr>
@@ -5970,7 +6551,7 @@
           <w:szCs w:val="24"/>
           <w:lang w:val="en-GB"/>
         </w:rPr>
-        <w:t>, SHAP suggests a strong positive impact, while LIME and Captum suggest a negative one. This proves that relying on a single explanation tool can be misleading in medical diagnosis."</w:t>
+        <w:t>, SHAP suggests a strong positive impact, while LIME and Captum suggest a negative one. This proves that relying on a single explanation tool can be misleading in medical diagnosis.</w:t>
       </w:r>
     </w:p>
     <w:p>
@@ -6032,44 +6613,35 @@
           <w:szCs w:val="24"/>
           <w:lang w:val="en-GB"/>
         </w:rPr>
-        <w:t xml:space="preserve">, it provides 'High Confidence' in the explanation. This consensus </w:t>
-      </w:r>
-      <w:r>
-        <w:rPr>
-          <w:rFonts w:asciiTheme="majorBidi" w:hAnsiTheme="majorBidi" w:cstheme="majorBidi"/>
-          <w:sz w:val="24"/>
-          <w:szCs w:val="24"/>
-          <w:lang w:val="en-GB"/>
+        <w:t>, it provides 'High Confidence' in the explanation. This consensus helps doctors trust that these specific features are the true drivers behind the model's decision.</w:t>
+      </w:r>
+    </w:p>
+    <w:p>
+      <w:pPr>
+        <w:rPr>
+          <w:rFonts w:asciiTheme="majorBidi" w:hAnsiTheme="majorBidi" w:cstheme="majorBidi"/>
+          <w:sz w:val="24"/>
+          <w:szCs w:val="24"/>
+          <w:rtl/>
+          <w:lang w:val="en-GB"/>
+        </w:rPr>
+      </w:pPr>
+    </w:p>
+    <w:p>
+      <w:pPr>
+        <w:rPr>
+          <w:rFonts w:asciiTheme="majorBidi" w:hAnsiTheme="majorBidi" w:cstheme="majorBidi"/>
+          <w:sz w:val="24"/>
+          <w:szCs w:val="24"/>
+          <w:rtl/>
+          <w:lang w:val="en-GB"/>
+        </w:rPr>
+      </w:pPr>
+      <w:r>
+        <w:rPr>
+          <w:noProof/>
         </w:rPr>
         <w:lastRenderedPageBreak/>
-        <w:t>helps doctors trust that these specific features are the true drivers behind the model's decision.</w:t>
-      </w:r>
-    </w:p>
-    <w:p>
-      <w:pPr>
-        <w:rPr>
-          <w:rFonts w:asciiTheme="majorBidi" w:hAnsiTheme="majorBidi" w:cstheme="majorBidi"/>
-          <w:sz w:val="24"/>
-          <w:szCs w:val="24"/>
-          <w:rtl/>
-          <w:lang w:val="en-GB"/>
-        </w:rPr>
-      </w:pPr>
-    </w:p>
-    <w:p>
-      <w:pPr>
-        <w:rPr>
-          <w:rFonts w:asciiTheme="majorBidi" w:hAnsiTheme="majorBidi" w:cstheme="majorBidi"/>
-          <w:sz w:val="24"/>
-          <w:szCs w:val="24"/>
-          <w:rtl/>
-          <w:lang w:val="en-GB"/>
-        </w:rPr>
-      </w:pPr>
-      <w:r>
-        <w:rPr>
-          <w:noProof/>
-        </w:rPr>
         <w:drawing>
           <wp:inline distT="0" distB="0" distL="0" distR="0" wp14:anchorId="0DA91D68" wp14:editId="3430834E">
             <wp:extent cx="5274310" cy="4387215"/>
@@ -6088,7 +6660,7 @@
                     </pic:cNvPicPr>
                   </pic:nvPicPr>
                   <pic:blipFill>
-                    <a:blip r:embed="rId17">
+                    <a:blip r:embed="rId18">
                       <a:extLst>
                         <a:ext uri="{28A0092B-C50C-407E-A947-70E740481C1C}">
                           <a14:useLocalDpi xmlns:a14="http://schemas.microsoft.com/office/drawing/2010/main" val="0"/>
@@ -6122,6 +6694,7 @@
     </w:p>
     <w:p>
       <w:pPr>
+        <w:ind w:firstLine="720"/>
         <w:rPr>
           <w:rFonts w:asciiTheme="majorBidi" w:hAnsiTheme="majorBidi" w:cstheme="majorBidi"/>
           <w:sz w:val="24"/>
@@ -6457,17 +7030,7 @@
                 <w:szCs w:val="24"/>
                 <w:lang w:val="en-GB"/>
               </w:rPr>
-              <w:t xml:space="preserve">A gradient-based method to compute SHAP values by </w:t>
-            </w:r>
-            <w:r>
-              <w:rPr>
-                <w:rFonts w:asciiTheme="majorBidi" w:hAnsiTheme="majorBidi" w:cstheme="majorBidi"/>
-                <w:sz w:val="24"/>
-                <w:szCs w:val="24"/>
-                <w:lang w:val="en-GB"/>
-              </w:rPr>
-              <w:lastRenderedPageBreak/>
-              <w:t>adding noise to the input and averaging the gradients.</w:t>
+              <w:t>A gradient-based method to compute SHAP values by adding noise to the input and averaging the gradients.</w:t>
             </w:r>
           </w:p>
         </w:tc>
@@ -6493,18 +7056,7 @@
                 <w:szCs w:val="24"/>
                 <w:lang w:val="en-GB"/>
               </w:rPr>
-              <w:lastRenderedPageBreak/>
-              <w:t xml:space="preserve">Robustness: Provides a more stable and theoretically </w:t>
-            </w:r>
-            <w:r>
-              <w:rPr>
-                <w:rFonts w:asciiTheme="majorBidi" w:hAnsiTheme="majorBidi" w:cstheme="majorBidi"/>
-                <w:sz w:val="24"/>
-                <w:szCs w:val="24"/>
-                <w:lang w:val="en-GB"/>
-              </w:rPr>
-              <w:lastRenderedPageBreak/>
-              <w:t>grounded estimation of feature importance.</w:t>
+              <w:t>Robustness: Provides a more stable and theoretically grounded estimation of feature importance.</w:t>
             </w:r>
           </w:p>
         </w:tc>
@@ -6532,7 +7084,6 @@
                 <w:szCs w:val="24"/>
                 <w:lang w:val="en-GB"/>
               </w:rPr>
-              <w:lastRenderedPageBreak/>
               <w:t>IG + NoiseTunnel</w:t>
             </w:r>
           </w:p>
@@ -6613,6 +7164,7 @@
                 <w:szCs w:val="24"/>
                 <w:lang w:val="en-GB"/>
               </w:rPr>
+              <w:lastRenderedPageBreak/>
               <w:t>Layer Conductance</w:t>
             </w:r>
           </w:p>
@@ -6675,6 +7227,94 @@
       <w:pPr>
         <w:rPr>
           <w:rFonts w:asciiTheme="majorBidi" w:hAnsiTheme="majorBidi" w:cstheme="majorBidi"/>
+          <w:sz w:val="24"/>
+          <w:szCs w:val="24"/>
+          <w:rtl/>
+        </w:rPr>
+      </w:pPr>
+    </w:p>
+    <w:p>
+      <w:pPr>
+        <w:ind w:firstLine="720"/>
+        <w:rPr>
+          <w:rFonts w:asciiTheme="majorBidi" w:hAnsiTheme="majorBidi" w:cstheme="majorBidi"/>
+          <w:sz w:val="24"/>
+          <w:szCs w:val="24"/>
+          <w:rtl/>
+          <w:lang w:val="en-GB"/>
+        </w:rPr>
+      </w:pPr>
+      <w:r>
+        <w:rPr>
+          <w:rFonts w:asciiTheme="majorBidi" w:hAnsiTheme="majorBidi" w:cstheme="majorBidi"/>
+          <w:sz w:val="24"/>
+          <w:szCs w:val="24"/>
+          <w:lang w:val="en-GB"/>
+        </w:rPr>
+        <w:t>In clinical or sensitive diagnostic models, these tools transition the model from a "black box" to a transparent system. By utilizing DeepLIFT for speed and Integrated Gradients for mathematical rigor, developers can validate that the model relies on relevant clinical features rather than statistical noise.</w:t>
+      </w:r>
+    </w:p>
+    <w:p>
+      <w:pPr>
+        <w:ind w:firstLine="720"/>
+        <w:rPr>
+          <w:rFonts w:asciiTheme="majorBidi" w:hAnsiTheme="majorBidi" w:cstheme="majorBidi"/>
+          <w:sz w:val="24"/>
+          <w:szCs w:val="24"/>
+          <w:lang w:val="en-GB"/>
+        </w:rPr>
+      </w:pPr>
+      <w:r>
+        <w:rPr>
+          <w:rFonts w:asciiTheme="majorBidi" w:hAnsiTheme="majorBidi" w:cstheme="majorBidi"/>
+          <w:sz w:val="24"/>
+          <w:szCs w:val="24"/>
+          <w:lang w:val="en-GB"/>
+        </w:rPr>
+        <w:t>These visualizations</w:t>
+      </w:r>
+      <w:r>
+        <w:rPr>
+          <w:rFonts w:asciiTheme="majorBidi" w:hAnsiTheme="majorBidi" w:cstheme="majorBidi" w:hint="cs"/>
+          <w:sz w:val="24"/>
+          <w:szCs w:val="24"/>
+          <w:rtl/>
+          <w:lang w:val="en-GB"/>
+        </w:rPr>
+        <w:t xml:space="preserve"> </w:t>
+      </w:r>
+      <w:r>
+        <w:rPr>
+          <w:rFonts w:asciiTheme="majorBidi" w:hAnsiTheme="majorBidi" w:cstheme="majorBidi"/>
+          <w:sz w:val="24"/>
+          <w:szCs w:val="24"/>
+          <w:lang w:val="en-GB"/>
+        </w:rPr>
+        <w:t>in the figure below</w:t>
+      </w:r>
+      <w:r>
+        <w:rPr>
+          <w:rFonts w:asciiTheme="majorBidi" w:hAnsiTheme="majorBidi" w:cstheme="majorBidi"/>
+          <w:sz w:val="24"/>
+          <w:szCs w:val="24"/>
+          <w:lang w:val="en-GB"/>
+        </w:rPr>
+        <w:t xml:space="preserve"> represent how different input features influence a specific model prediction</w:t>
+      </w:r>
+      <w:r>
+        <w:rPr>
+          <w:rFonts w:asciiTheme="majorBidi" w:hAnsiTheme="majorBidi" w:cstheme="majorBidi"/>
+          <w:sz w:val="24"/>
+          <w:szCs w:val="24"/>
+          <w:lang w:val="en-GB"/>
+        </w:rPr>
+        <w:t>:</w:t>
+      </w:r>
+    </w:p>
+    <w:p>
+      <w:pPr>
+        <w:rPr>
+          <w:rFonts w:asciiTheme="majorBidi" w:hAnsiTheme="majorBidi" w:cstheme="majorBidi"/>
           <w:b/>
           <w:bCs/>
           <w:sz w:val="24"/>
@@ -6691,46 +7331,74 @@
           <w:szCs w:val="24"/>
           <w:lang w:val="en-GB"/>
         </w:rPr>
-        <w:t>Practical Application</w:t>
-      </w:r>
-    </w:p>
-    <w:p>
-      <w:pPr>
-        <w:rPr>
-          <w:rFonts w:asciiTheme="majorBidi" w:hAnsiTheme="majorBidi" w:cstheme="majorBidi"/>
-          <w:sz w:val="24"/>
-          <w:szCs w:val="24"/>
-          <w:rtl/>
-          <w:lang w:val="en-GB"/>
-        </w:rPr>
-      </w:pPr>
-      <w:r>
-        <w:rPr>
-          <w:rFonts w:asciiTheme="majorBidi" w:hAnsiTheme="majorBidi" w:cstheme="majorBidi"/>
-          <w:sz w:val="24"/>
-          <w:szCs w:val="24"/>
-          <w:lang w:val="en-GB"/>
-        </w:rPr>
-        <w:t>In clinical or sensitive diagnostic models, these tools transition the model from a "black box" to a transparent system. By utilizing DeepLIFT for speed and Integrated Gradients for mathematical rigor, developers can validate that the model relies on relevant clinical features rather than statistical noise.</w:t>
-      </w:r>
-    </w:p>
-    <w:p>
-      <w:pPr>
-        <w:rPr>
-          <w:rFonts w:asciiTheme="majorBidi" w:hAnsiTheme="majorBidi" w:cstheme="majorBidi"/>
-          <w:sz w:val="24"/>
-          <w:szCs w:val="24"/>
-          <w:lang w:val="en-GB"/>
-        </w:rPr>
-      </w:pPr>
-      <w:r>
-        <w:rPr>
-          <w:rFonts w:asciiTheme="majorBidi" w:hAnsiTheme="majorBidi" w:cstheme="majorBidi"/>
-          <w:sz w:val="24"/>
-          <w:szCs w:val="24"/>
-          <w:lang w:val="en-GB"/>
-        </w:rPr>
-        <w:t>These visualizations represent how different input features influence a specific model prediction.</w:t>
+        <w:t>1. Feature Importance (Bar Length)</w:t>
+      </w:r>
+    </w:p>
+    <w:p>
+      <w:pPr>
+        <w:rPr>
+          <w:rFonts w:asciiTheme="majorBidi" w:hAnsiTheme="majorBidi" w:cstheme="majorBidi"/>
+          <w:sz w:val="24"/>
+          <w:szCs w:val="24"/>
+          <w:lang w:val="en-GB"/>
+        </w:rPr>
+      </w:pPr>
+      <w:r>
+        <w:rPr>
+          <w:rFonts w:asciiTheme="majorBidi" w:hAnsiTheme="majorBidi" w:cstheme="majorBidi"/>
+          <w:sz w:val="24"/>
+          <w:szCs w:val="24"/>
+          <w:lang w:val="en-GB"/>
+        </w:rPr>
+        <w:t>The length of each bar represents the magnitude of influence a specific feature has on the model's output.</w:t>
+      </w:r>
+    </w:p>
+    <w:p>
+      <w:pPr>
+        <w:pStyle w:val="ListParagraph"/>
+        <w:numPr>
+          <w:ilvl w:val="0"/>
+          <w:numId w:val="42"/>
+        </w:numPr>
+        <w:rPr>
+          <w:rFonts w:asciiTheme="majorBidi" w:hAnsiTheme="majorBidi" w:cstheme="majorBidi"/>
+          <w:sz w:val="24"/>
+          <w:szCs w:val="24"/>
+          <w:lang w:val="en-GB"/>
+        </w:rPr>
+      </w:pPr>
+      <w:r>
+        <w:rPr>
+          <w:rFonts w:asciiTheme="majorBidi" w:hAnsiTheme="majorBidi" w:cstheme="majorBidi"/>
+          <w:sz w:val="24"/>
+          <w:szCs w:val="24"/>
+          <w:lang w:val="en-GB"/>
+        </w:rPr>
+        <w:t>Longer Bars: Indicate highly influential features that the model relied on heavily for its decision.</w:t>
+      </w:r>
+    </w:p>
+    <w:p>
+      <w:pPr>
+        <w:pStyle w:val="ListParagraph"/>
+        <w:numPr>
+          <w:ilvl w:val="0"/>
+          <w:numId w:val="42"/>
+        </w:numPr>
+        <w:rPr>
+          <w:rFonts w:asciiTheme="majorBidi" w:hAnsiTheme="majorBidi" w:cstheme="majorBidi"/>
+          <w:sz w:val="24"/>
+          <w:szCs w:val="24"/>
+          <w:lang w:val="en-GB"/>
+        </w:rPr>
+      </w:pPr>
+      <w:r>
+        <w:rPr>
+          <w:rFonts w:asciiTheme="majorBidi" w:hAnsiTheme="majorBidi" w:cstheme="majorBidi"/>
+          <w:sz w:val="24"/>
+          <w:szCs w:val="24"/>
+          <w:lang w:val="en-GB"/>
+        </w:rPr>
+        <w:t>Shorter Bars: Represent features that had minimal impact on the final result.</w:t>
       </w:r>
     </w:p>
     <w:p>
@@ -6753,64 +7421,74 @@
           <w:szCs w:val="24"/>
           <w:lang w:val="en-GB"/>
         </w:rPr>
-        <w:t>1. Feature Importance (Bar Length)</w:t>
-      </w:r>
-    </w:p>
-    <w:p>
-      <w:pPr>
-        <w:rPr>
-          <w:rFonts w:asciiTheme="majorBidi" w:hAnsiTheme="majorBidi" w:cstheme="majorBidi"/>
-          <w:sz w:val="24"/>
-          <w:szCs w:val="24"/>
-          <w:lang w:val="en-GB"/>
-        </w:rPr>
-      </w:pPr>
-      <w:r>
-        <w:rPr>
-          <w:rFonts w:asciiTheme="majorBidi" w:hAnsiTheme="majorBidi" w:cstheme="majorBidi"/>
-          <w:sz w:val="24"/>
-          <w:szCs w:val="24"/>
-          <w:lang w:val="en-GB"/>
-        </w:rPr>
-        <w:t>The length of each bar represents the magnitude of influence a specific feature has on the model's output.</w:t>
-      </w:r>
-    </w:p>
-    <w:p>
-      <w:pPr>
-        <w:rPr>
-          <w:rFonts w:asciiTheme="majorBidi" w:hAnsiTheme="majorBidi" w:cstheme="majorBidi"/>
-          <w:sz w:val="24"/>
-          <w:szCs w:val="24"/>
-          <w:lang w:val="en-GB"/>
-        </w:rPr>
-      </w:pPr>
-      <w:r>
-        <w:rPr>
-          <w:rFonts w:asciiTheme="majorBidi" w:hAnsiTheme="majorBidi" w:cstheme="majorBidi"/>
-          <w:sz w:val="24"/>
-          <w:szCs w:val="24"/>
-          <w:lang w:val="en-GB"/>
-        </w:rPr>
-        <w:t>•Longer Bars: Indicate highly influential features that the model relied on heavily for its decision.</w:t>
-      </w:r>
-    </w:p>
-    <w:p>
-      <w:pPr>
-        <w:rPr>
-          <w:rFonts w:asciiTheme="majorBidi" w:hAnsiTheme="majorBidi" w:cstheme="majorBidi"/>
-          <w:sz w:val="24"/>
-          <w:szCs w:val="24"/>
-          <w:lang w:val="en-GB"/>
-        </w:rPr>
-      </w:pPr>
-      <w:r>
-        <w:rPr>
-          <w:rFonts w:asciiTheme="majorBidi" w:hAnsiTheme="majorBidi" w:cstheme="majorBidi"/>
-          <w:sz w:val="24"/>
-          <w:szCs w:val="24"/>
-          <w:lang w:val="en-GB"/>
-        </w:rPr>
-        <w:t>•Shorter Bars: Represent features that had minimal impact on the final result.</w:t>
+        <w:t>2. Direction of Influence (Right vs. Left)</w:t>
+      </w:r>
+    </w:p>
+    <w:p>
+      <w:pPr>
+        <w:rPr>
+          <w:rFonts w:asciiTheme="majorBidi" w:hAnsiTheme="majorBidi" w:cstheme="majorBidi"/>
+          <w:sz w:val="24"/>
+          <w:szCs w:val="24"/>
+          <w:lang w:val="en-GB"/>
+        </w:rPr>
+      </w:pPr>
+      <w:r>
+        <w:rPr>
+          <w:rFonts w:asciiTheme="majorBidi" w:hAnsiTheme="majorBidi" w:cstheme="majorBidi"/>
+          <w:sz w:val="24"/>
+          <w:szCs w:val="24"/>
+          <w:lang w:val="en-GB"/>
+        </w:rPr>
+        <w:t>The direction of the bars indicates whether a feature supports or opposes the final classification:</w:t>
+      </w:r>
+    </w:p>
+    <w:p>
+      <w:pPr>
+        <w:pStyle w:val="ListParagraph"/>
+        <w:numPr>
+          <w:ilvl w:val="0"/>
+          <w:numId w:val="43"/>
+        </w:numPr>
+        <w:rPr>
+          <w:rFonts w:asciiTheme="majorBidi" w:hAnsiTheme="majorBidi" w:cstheme="majorBidi"/>
+          <w:sz w:val="24"/>
+          <w:szCs w:val="24"/>
+          <w:lang w:val="en-GB"/>
+        </w:rPr>
+      </w:pPr>
+      <w:r>
+        <w:rPr>
+          <w:rFonts w:asciiTheme="majorBidi" w:hAnsiTheme="majorBidi" w:cstheme="majorBidi"/>
+          <w:sz w:val="24"/>
+          <w:szCs w:val="24"/>
+          <w:lang w:val="en-GB"/>
+        </w:rPr>
+        <w:t>Positive Attribution (Right/Colored Bars): These features contributed directly to the model's predicted class. They are the primary reasons "why" the model chose that specific label.</w:t>
+      </w:r>
+    </w:p>
+    <w:p>
+      <w:pPr>
+        <w:pStyle w:val="ListParagraph"/>
+        <w:numPr>
+          <w:ilvl w:val="0"/>
+          <w:numId w:val="43"/>
+        </w:numPr>
+        <w:rPr>
+          <w:rFonts w:asciiTheme="majorBidi" w:hAnsiTheme="majorBidi" w:cstheme="majorBidi"/>
+          <w:sz w:val="24"/>
+          <w:szCs w:val="24"/>
+          <w:lang w:val="en-GB"/>
+        </w:rPr>
+      </w:pPr>
+      <w:r>
+        <w:rPr>
+          <w:rFonts w:asciiTheme="majorBidi" w:hAnsiTheme="majorBidi" w:cstheme="majorBidi"/>
+          <w:sz w:val="24"/>
+          <w:szCs w:val="24"/>
+          <w:lang w:val="en-GB"/>
+        </w:rPr>
+        <w:t>Negative Attribution (Left/Grey Bars): These features pushed the model toward a different conclusion. They represent conflicting evidence within the data.</w:t>
       </w:r>
     </w:p>
     <w:p>
@@ -6833,86 +7511,6 @@
           <w:szCs w:val="24"/>
           <w:lang w:val="en-GB"/>
         </w:rPr>
-        <w:t>2. Direction of Influence (Right vs. Left)</w:t>
-      </w:r>
-    </w:p>
-    <w:p>
-      <w:pPr>
-        <w:rPr>
-          <w:rFonts w:asciiTheme="majorBidi" w:hAnsiTheme="majorBidi" w:cstheme="majorBidi"/>
-          <w:sz w:val="24"/>
-          <w:szCs w:val="24"/>
-          <w:lang w:val="en-GB"/>
-        </w:rPr>
-      </w:pPr>
-      <w:r>
-        <w:rPr>
-          <w:rFonts w:asciiTheme="majorBidi" w:hAnsiTheme="majorBidi" w:cstheme="majorBidi"/>
-          <w:sz w:val="24"/>
-          <w:szCs w:val="24"/>
-          <w:lang w:val="en-GB"/>
-        </w:rPr>
-        <w:t>The direction of the bars indicates whether a feature supports or opposes the final classification:</w:t>
-      </w:r>
-    </w:p>
-    <w:p>
-      <w:pPr>
-        <w:rPr>
-          <w:rFonts w:asciiTheme="majorBidi" w:hAnsiTheme="majorBidi" w:cstheme="majorBidi"/>
-          <w:sz w:val="24"/>
-          <w:szCs w:val="24"/>
-          <w:lang w:val="en-GB"/>
-        </w:rPr>
-      </w:pPr>
-      <w:r>
-        <w:rPr>
-          <w:rFonts w:asciiTheme="majorBidi" w:hAnsiTheme="majorBidi" w:cstheme="majorBidi"/>
-          <w:sz w:val="24"/>
-          <w:szCs w:val="24"/>
-          <w:lang w:val="en-GB"/>
-        </w:rPr>
-        <w:t>•Positive Attribution (Right/Colored Bars): These features contributed directly to the model's predicted class. They are the primary reasons "why" the model chose that specific label.</w:t>
-      </w:r>
-    </w:p>
-    <w:p>
-      <w:pPr>
-        <w:rPr>
-          <w:rFonts w:asciiTheme="majorBidi" w:hAnsiTheme="majorBidi" w:cstheme="majorBidi"/>
-          <w:sz w:val="24"/>
-          <w:szCs w:val="24"/>
-          <w:lang w:val="en-GB"/>
-        </w:rPr>
-      </w:pPr>
-      <w:r>
-        <w:rPr>
-          <w:rFonts w:asciiTheme="majorBidi" w:hAnsiTheme="majorBidi" w:cstheme="majorBidi"/>
-          <w:sz w:val="24"/>
-          <w:szCs w:val="24"/>
-          <w:lang w:val="en-GB"/>
-        </w:rPr>
-        <w:t>•Negative Attribution (Left/Grey Bars): These features pushed the model toward a different conclusion. They represent conflicting evidence within the data.</w:t>
-      </w:r>
-    </w:p>
-    <w:p>
-      <w:pPr>
-        <w:rPr>
-          <w:rFonts w:asciiTheme="majorBidi" w:hAnsiTheme="majorBidi" w:cstheme="majorBidi"/>
-          <w:b/>
-          <w:bCs/>
-          <w:sz w:val="24"/>
-          <w:szCs w:val="24"/>
-          <w:lang w:val="en-GB"/>
-        </w:rPr>
-      </w:pPr>
-      <w:r>
-        <w:rPr>
-          <w:rFonts w:asciiTheme="majorBidi" w:hAnsiTheme="majorBidi" w:cstheme="majorBidi"/>
-          <w:b/>
-          <w:bCs/>
-          <w:sz w:val="24"/>
-          <w:szCs w:val="24"/>
-          <w:lang w:val="en-GB"/>
-        </w:rPr>
         <w:t>3. Consistency Across Methods</w:t>
       </w:r>
     </w:p>
@@ -6932,46 +7530,55 @@
           <w:szCs w:val="24"/>
           <w:lang w:val="en-GB"/>
         </w:rPr>
-        <w:lastRenderedPageBreak/>
         <w:t>The four charts (IG, DeepLIFT, GradientSHAP, and NoiseTunnel) show how different mathematical approaches view the same data point.</w:t>
       </w:r>
     </w:p>
     <w:p>
       <w:pPr>
-        <w:rPr>
-          <w:rFonts w:asciiTheme="majorBidi" w:hAnsiTheme="majorBidi" w:cstheme="majorBidi"/>
-          <w:sz w:val="24"/>
-          <w:szCs w:val="24"/>
-          <w:lang w:val="en-GB"/>
-        </w:rPr>
-      </w:pPr>
-      <w:r>
-        <w:rPr>
-          <w:rFonts w:asciiTheme="majorBidi" w:hAnsiTheme="majorBidi" w:cstheme="majorBidi"/>
-          <w:sz w:val="24"/>
-          <w:szCs w:val="24"/>
-          <w:lang w:val="en-GB"/>
-        </w:rPr>
-        <w:t>•Agreement: When multiple methods highlight the same top feature (e.g., concave_points3), it increases the reliability and confidence in the explanation.</w:t>
-      </w:r>
-    </w:p>
-    <w:p>
-      <w:pPr>
-        <w:rPr>
-          <w:rFonts w:asciiTheme="majorBidi" w:hAnsiTheme="majorBidi" w:cstheme="majorBidi"/>
-          <w:sz w:val="24"/>
-          <w:szCs w:val="24"/>
-          <w:lang w:val="en-GB"/>
-        </w:rPr>
-      </w:pPr>
-      <w:r>
-        <w:rPr>
-          <w:rFonts w:asciiTheme="majorBidi" w:hAnsiTheme="majorBidi" w:cstheme="majorBidi"/>
-          <w:sz w:val="24"/>
-          <w:szCs w:val="24"/>
-          <w:lang w:val="en-GB"/>
-        </w:rPr>
-        <w:t>•Smoothing: Methods like NoiseTunnel provide a cleaner, more stable view by filtering out minor statistical fluctuations.</w:t>
+        <w:pStyle w:val="ListParagraph"/>
+        <w:numPr>
+          <w:ilvl w:val="0"/>
+          <w:numId w:val="44"/>
+        </w:numPr>
+        <w:rPr>
+          <w:rFonts w:asciiTheme="majorBidi" w:hAnsiTheme="majorBidi" w:cstheme="majorBidi"/>
+          <w:sz w:val="24"/>
+          <w:szCs w:val="24"/>
+          <w:lang w:val="en-GB"/>
+        </w:rPr>
+      </w:pPr>
+      <w:r>
+        <w:rPr>
+          <w:rFonts w:asciiTheme="majorBidi" w:hAnsiTheme="majorBidi" w:cstheme="majorBidi"/>
+          <w:sz w:val="24"/>
+          <w:szCs w:val="24"/>
+          <w:lang w:val="en-GB"/>
+        </w:rPr>
+        <w:t>Agreement: When multiple methods highlight the same top feature (e.g., concave_points3), it increases the reliability and confidence in the explanation.</w:t>
+      </w:r>
+    </w:p>
+    <w:p>
+      <w:pPr>
+        <w:pStyle w:val="ListParagraph"/>
+        <w:numPr>
+          <w:ilvl w:val="0"/>
+          <w:numId w:val="44"/>
+        </w:numPr>
+        <w:rPr>
+          <w:rFonts w:asciiTheme="majorBidi" w:hAnsiTheme="majorBidi" w:cstheme="majorBidi"/>
+          <w:sz w:val="24"/>
+          <w:szCs w:val="24"/>
+          <w:lang w:val="en-GB"/>
+        </w:rPr>
+      </w:pPr>
+      <w:r>
+        <w:rPr>
+          <w:rFonts w:asciiTheme="majorBidi" w:hAnsiTheme="majorBidi" w:cstheme="majorBidi"/>
+          <w:sz w:val="24"/>
+          <w:szCs w:val="24"/>
+          <w:lang w:val="en-GB"/>
+        </w:rPr>
+        <w:t>Smoothing: Methods like NoiseTunnel provide a cleaner, more stable view by filtering out minor statistical fluctuations.</w:t>
       </w:r>
     </w:p>
     <w:p>
@@ -6991,7 +7598,6 @@
           <w:rFonts w:asciiTheme="majorBidi" w:hAnsiTheme="majorBidi" w:cstheme="majorBidi"/>
           <w:sz w:val="24"/>
           <w:szCs w:val="24"/>
-          <w:rtl/>
           <w:lang w:val="en-GB"/>
         </w:rPr>
       </w:pPr>
@@ -7017,7 +7623,7 @@
                     </pic:cNvPicPr>
                   </pic:nvPicPr>
                   <pic:blipFill>
-                    <a:blip r:embed="rId18" cstate="print">
+                    <a:blip r:embed="rId19" cstate="print">
                       <a:extLst>
                         <a:ext uri="{28A0092B-C50C-407E-A947-70E740481C1C}">
                           <a14:useLocalDpi xmlns:a14="http://schemas.microsoft.com/office/drawing/2010/main" val="0"/>
@@ -7055,20 +7661,28 @@
           <w:rFonts w:asciiTheme="majorBidi" w:hAnsiTheme="majorBidi" w:cstheme="majorBidi"/>
           <w:sz w:val="24"/>
           <w:szCs w:val="24"/>
-          <w:rtl/>
-          <w:lang w:val="en-GB"/>
-        </w:rPr>
-      </w:pPr>
-    </w:p>
-    <w:p>
-      <w:pPr>
-        <w:rPr>
-          <w:rFonts w:asciiTheme="majorBidi" w:hAnsiTheme="majorBidi" w:cstheme="majorBidi"/>
-          <w:sz w:val="24"/>
-          <w:szCs w:val="24"/>
-          <w:lang w:val="en-GB"/>
-        </w:rPr>
-      </w:pPr>
+          <w:lang w:val="en-GB"/>
+        </w:rPr>
+      </w:pPr>
+    </w:p>
+    <w:p>
+      <w:pPr>
+        <w:rPr>
+          <w:rFonts w:asciiTheme="majorHAnsi" w:eastAsiaTheme="majorEastAsia" w:hAnsiTheme="majorHAnsi" w:cstheme="majorBidi"/>
+          <w:color w:val="2F5496" w:themeColor="accent1" w:themeShade="BF"/>
+          <w:sz w:val="40"/>
+          <w:szCs w:val="40"/>
+        </w:rPr>
+      </w:pPr>
+      <w:r>
+        <w:rPr>
+          <w:rFonts w:asciiTheme="majorHAnsi" w:eastAsiaTheme="majorEastAsia" w:hAnsiTheme="majorHAnsi" w:cstheme="majorBidi"/>
+          <w:color w:val="2F5496" w:themeColor="accent1" w:themeShade="BF"/>
+          <w:sz w:val="40"/>
+          <w:szCs w:val="40"/>
+        </w:rPr>
+        <w:t>9. Discussion</w:t>
+      </w:r>
     </w:p>
     <w:p>
       <w:pPr>
@@ -7082,53 +7696,14 @@
       <w:r>
         <w:rPr>
           <w:rFonts w:asciiTheme="majorBidi" w:hAnsiTheme="majorBidi" w:cstheme="majorBidi"/>
-          <w:sz w:val="28"/>
-          <w:szCs w:val="28"/>
-          <w:lang w:val="en-GB"/>
-        </w:rPr>
-        <w:t>9. Discussion</w:t>
-      </w:r>
-    </w:p>
-    <w:p>
-      <w:pPr>
-        <w:rPr>
-          <w:rFonts w:asciiTheme="majorBidi" w:hAnsiTheme="majorBidi" w:cstheme="majorBidi"/>
-          <w:sz w:val="24"/>
-          <w:szCs w:val="24"/>
-          <w:lang w:val="en-GB"/>
-        </w:rPr>
-      </w:pPr>
-      <w:r>
-        <w:rPr>
-          <w:rFonts w:asciiTheme="majorBidi" w:hAnsiTheme="majorBidi" w:cstheme="majorBidi"/>
-          <w:sz w:val="24"/>
-          <w:szCs w:val="24"/>
-          <w:lang w:val="en-GB"/>
-        </w:rPr>
-        <w:t>Explain results:</w:t>
-      </w:r>
-    </w:p>
-    <w:p>
-      <w:pPr>
-        <w:rPr>
-          <w:rFonts w:asciiTheme="majorBidi" w:hAnsiTheme="majorBidi" w:cstheme="majorBidi"/>
-          <w:sz w:val="24"/>
-          <w:szCs w:val="24"/>
-          <w:lang w:val="en-GB"/>
-        </w:rPr>
-      </w:pPr>
-    </w:p>
-    <w:p>
-      <w:pPr>
-        <w:rPr>
-          <w:rFonts w:asciiTheme="majorBidi" w:hAnsiTheme="majorBidi" w:cstheme="majorBidi"/>
           <w:b/>
           <w:bCs/>
           <w:sz w:val="24"/>
           <w:szCs w:val="24"/>
           <w:lang w:val="en-GB"/>
         </w:rPr>
-      </w:pPr>
+        <w:t>Evaluation Metrics Explanation</w:t>
+      </w:r>
       <w:r>
         <w:rPr>
           <w:rFonts w:asciiTheme="majorBidi" w:hAnsiTheme="majorBidi" w:cstheme="majorBidi"/>
@@ -7138,7 +7713,7 @@
           <w:szCs w:val="24"/>
           <w:lang w:val="en-GB"/>
         </w:rPr>
-        <w:t>Evaluation Metrics Explanation</w:t>
+        <w:t>:</w:t>
       </w:r>
       <w:r>
         <w:rPr>
@@ -7208,7 +7783,25 @@
           <w:szCs w:val="24"/>
           <w:lang w:val="en-GB"/>
         </w:rPr>
-        <w:t>. These metrics determine which tool provides the most reliable explanation for your specific model.</w:t>
+        <w:t xml:space="preserve">. These metrics determine which tool provides the most reliable explanation for </w:t>
+      </w:r>
+      <w:r>
+        <w:rPr>
+          <w:rFonts w:asciiTheme="majorBidi" w:hAnsiTheme="majorBidi" w:cstheme="majorBidi"/>
+          <w:sz w:val="24"/>
+          <w:szCs w:val="24"/>
+          <w:lang w:val="en-GB"/>
+        </w:rPr>
+        <w:t xml:space="preserve">the </w:t>
+      </w:r>
+      <w:r>
+        <w:rPr>
+          <w:rFonts w:asciiTheme="majorBidi" w:hAnsiTheme="majorBidi" w:cstheme="majorBidi"/>
+          <w:sz w:val="24"/>
+          <w:szCs w:val="24"/>
+          <w:lang w:val="en-GB"/>
+        </w:rPr>
+        <w:t>model.</w:t>
       </w:r>
     </w:p>
     <w:p>
@@ -7231,7 +7824,6 @@
           <w:szCs w:val="24"/>
           <w:lang w:val="en-GB"/>
         </w:rPr>
-        <w:lastRenderedPageBreak/>
         <w:t>1. Consistency (Spearman ρ)</w:t>
       </w:r>
     </w:p>
@@ -7373,7 +7965,25 @@
           <w:szCs w:val="24"/>
           <w:lang w:val="en-GB"/>
         </w:rPr>
-        <w:t> interprets the Neural Network's logic differently. In your project, this suggests Captum might be capturing complex internal relationships that SHAP and LIME (which are model-agnostic) might miss.</w:t>
+        <w:t xml:space="preserve"> interprets the Neural Network's logic differently. In </w:t>
+      </w:r>
+      <w:r>
+        <w:rPr>
+          <w:rFonts w:asciiTheme="majorBidi" w:hAnsiTheme="majorBidi" w:cstheme="majorBidi"/>
+          <w:sz w:val="24"/>
+          <w:szCs w:val="24"/>
+          <w:lang w:val="en-GB"/>
+        </w:rPr>
+        <w:t>the</w:t>
+      </w:r>
+      <w:r>
+        <w:rPr>
+          <w:rFonts w:asciiTheme="majorBidi" w:hAnsiTheme="majorBidi" w:cstheme="majorBidi"/>
+          <w:sz w:val="24"/>
+          <w:szCs w:val="24"/>
+          <w:lang w:val="en-GB"/>
+        </w:rPr>
+        <w:t xml:space="preserve"> project, this suggests Captum might be capturing complex internal relationships that SHAP and LIME (which are model-agnostic) might miss.</w:t>
       </w:r>
     </w:p>
     <w:p>
@@ -7396,6 +8006,7 @@
           <w:szCs w:val="24"/>
           <w:lang w:val="en-GB"/>
         </w:rPr>
+        <w:lastRenderedPageBreak/>
         <w:t>2. Erasure Fidelity (Top-5 Features Zeroed)</w:t>
       </w:r>
     </w:p>
@@ -7699,7 +8310,6 @@
           <w:szCs w:val="24"/>
           <w:lang w:val="en-GB"/>
         </w:rPr>
-        <w:lastRenderedPageBreak/>
         <w:drawing>
           <wp:inline distT="0" distB="0" distL="0" distR="0" wp14:anchorId="60B876D6" wp14:editId="1454066F">
             <wp:extent cx="5274310" cy="2746375"/>
@@ -7716,7 +8326,7 @@
                     <pic:cNvPicPr/>
                   </pic:nvPicPr>
                   <pic:blipFill>
-                    <a:blip r:embed="rId19"/>
+                    <a:blip r:embed="rId20"/>
                     <a:stretch>
                       <a:fillRect/>
                     </a:stretch>
@@ -7784,6 +8394,7 @@
           <w:szCs w:val="24"/>
           <w:lang w:val="en-GB"/>
         </w:rPr>
+        <w:lastRenderedPageBreak/>
         <w:t xml:space="preserve">This graph </w:t>
       </w:r>
       <w:r>
@@ -8037,7 +8648,6 @@
         <w:rPr>
           <w:noProof/>
         </w:rPr>
-        <w:lastRenderedPageBreak/>
         <w:drawing>
           <wp:inline distT="0" distB="0" distL="0" distR="0" wp14:anchorId="01C3386D" wp14:editId="520AC65C">
             <wp:extent cx="5274310" cy="3061335"/>
@@ -8056,7 +8666,7 @@
                     </pic:cNvPicPr>
                   </pic:nvPicPr>
                   <pic:blipFill>
-                    <a:blip r:embed="rId20">
+                    <a:blip r:embed="rId21">
                       <a:extLst>
                         <a:ext uri="{28A0092B-C50C-407E-A947-70E740481C1C}">
                           <a14:useLocalDpi xmlns:a14="http://schemas.microsoft.com/office/drawing/2010/main" val="0"/>
@@ -8177,18 +8787,18 @@
     <w:p>
       <w:pPr>
         <w:rPr>
-          <w:rFonts w:asciiTheme="majorBidi" w:hAnsiTheme="majorBidi" w:cstheme="majorBidi"/>
-          <w:sz w:val="28"/>
-          <w:szCs w:val="28"/>
-          <w:lang w:val="fr-FR"/>
-        </w:rPr>
-      </w:pPr>
-      <w:r>
-        <w:rPr>
-          <w:rFonts w:asciiTheme="majorBidi" w:hAnsiTheme="majorBidi" w:cstheme="majorBidi"/>
-          <w:sz w:val="28"/>
-          <w:szCs w:val="28"/>
-          <w:lang w:val="fr-FR"/>
+          <w:rFonts w:asciiTheme="majorHAnsi" w:eastAsiaTheme="majorEastAsia" w:hAnsiTheme="majorHAnsi" w:cstheme="majorBidi"/>
+          <w:color w:val="2F5496" w:themeColor="accent1" w:themeShade="BF"/>
+          <w:sz w:val="40"/>
+          <w:szCs w:val="40"/>
+        </w:rPr>
+      </w:pPr>
+      <w:r>
+        <w:rPr>
+          <w:rFonts w:asciiTheme="majorHAnsi" w:eastAsiaTheme="majorEastAsia" w:hAnsiTheme="majorHAnsi" w:cstheme="majorBidi"/>
+          <w:color w:val="2F5496" w:themeColor="accent1" w:themeShade="BF"/>
+          <w:sz w:val="40"/>
+          <w:szCs w:val="40"/>
         </w:rPr>
         <w:t>10. Conclusion (Phase 2 Progress)</w:t>
       </w:r>
@@ -8228,6 +8838,7 @@
           <w:szCs w:val="24"/>
           <w:lang w:val="en-GB"/>
         </w:rPr>
+        <w:lastRenderedPageBreak/>
         <w:t>What remains for final phase</w:t>
       </w:r>
     </w:p>
@@ -8277,12 +8888,6 @@
           <w:numId w:val="6"/>
         </w:numPr>
         <w:spacing w:line="360" w:lineRule="auto"/>
-        <w:rPr>
-          <w:rFonts w:asciiTheme="majorBidi" w:hAnsiTheme="majorBidi"/>
-          <w:color w:val="auto"/>
-          <w:sz w:val="44"/>
-          <w:szCs w:val="44"/>
-        </w:rPr>
       </w:pPr>
       <w:bookmarkStart w:id="91" w:name="_Toc221988912"/>
       <w:bookmarkStart w:id="92" w:name="_Toc221989047"/>
@@ -8296,12 +8901,6 @@
       <w:bookmarkStart w:id="100" w:name="_Toc226650179"/>
       <w:bookmarkStart w:id="101" w:name="_Toc226653262"/>
       <w:r>
-        <w:rPr>
-          <w:rFonts w:asciiTheme="majorBidi" w:hAnsiTheme="majorBidi"/>
-          <w:color w:val="auto"/>
-          <w:sz w:val="44"/>
-          <w:szCs w:val="44"/>
-        </w:rPr>
         <w:t>Conclusion</w:t>
       </w:r>
       <w:bookmarkEnd w:id="91"/>
@@ -8332,16 +8931,7 @@
           <w:sz w:val="24"/>
           <w:szCs w:val="24"/>
         </w:rPr>
-        <w:t xml:space="preserve">This research addresses the critical "Black-Box" challenge in medical AI by proposing a transition from legacy XAI methods to real-time, high-fidelity frameworks. By evaluating and comparing modern frameworks like the xAI SDK </w:t>
-      </w:r>
-      <w:r>
-        <w:rPr>
-          <w:rFonts w:asciiTheme="majorBidi" w:hAnsiTheme="majorBidi" w:cstheme="majorBidi"/>
-          <w:sz w:val="24"/>
-          <w:szCs w:val="24"/>
-        </w:rPr>
-        <w:lastRenderedPageBreak/>
-        <w:t>against legacy methods, this study successfully bridges the Latency Gap identified in traditional models [3] and the Innovation Gap found in post-2025 literature [2].</w:t>
+        <w:t>This research addresses the critical "Black-Box" challenge in medical AI by proposing a transition from legacy XAI methods to real-time, high-fidelity frameworks. By evaluating and comparing modern frameworks like the xAI SDK against legacy methods, this study successfully bridges the Latency Gap identified in traditional models [3] and the Innovation Gap found in post-2025 literature [2].</w:t>
       </w:r>
     </w:p>
     <w:p>
@@ -8370,12 +8960,6 @@
           <w:ilvl w:val="0"/>
           <w:numId w:val="6"/>
         </w:numPr>
-        <w:rPr>
-          <w:rFonts w:asciiTheme="majorBidi" w:hAnsiTheme="majorBidi"/>
-          <w:color w:val="auto"/>
-          <w:sz w:val="44"/>
-          <w:szCs w:val="44"/>
-        </w:rPr>
       </w:pPr>
       <w:bookmarkStart w:id="102" w:name="_Toc221988913"/>
       <w:bookmarkStart w:id="103" w:name="_Toc221989048"/>
@@ -8389,12 +8973,6 @@
       <w:bookmarkStart w:id="111" w:name="_Toc226650180"/>
       <w:bookmarkStart w:id="112" w:name="_Toc226653263"/>
       <w:r>
-        <w:rPr>
-          <w:rFonts w:asciiTheme="majorBidi" w:hAnsiTheme="majorBidi"/>
-          <w:color w:val="auto"/>
-          <w:sz w:val="44"/>
-          <w:szCs w:val="44"/>
-        </w:rPr>
         <w:t>References</w:t>
       </w:r>
       <w:bookmarkEnd w:id="102"/>
@@ -8621,7 +9199,7 @@
       <w:r>
         <w:t xml:space="preserve">, vol. 2, no. 4, p. 18, 2022. Available: </w:t>
       </w:r>
-      <w:hyperlink r:id="rId21" w:tgtFrame="_blank" w:history="1">
+      <w:hyperlink r:id="rId22" w:tgtFrame="_blank" w:history="1">
         <w:r>
           <w:rPr>
             <w:rStyle w:val="Hyperlink"/>
@@ -8675,17 +9253,7 @@
           <w:szCs w:val="24"/>
           <w14:ligatures w14:val="none"/>
         </w:rPr>
-        <w:t>IEEE Transactions on Neural Networks and Learning Systems</w:t>
-      </w:r>
-      <w:r>
-        <w:rPr>
-          <w:rFonts w:ascii="Times New Roman" w:eastAsia="Times New Roman" w:hAnsi="Times New Roman" w:cs="Times New Roman"/>
-          <w:kern w:val="0"/>
-          <w:sz w:val="24"/>
-          <w:szCs w:val="24"/>
-          <w14:ligatures w14:val="none"/>
-        </w:rPr>
-        <w:t xml:space="preserve">, </w:t>
+        <w:t xml:space="preserve">IEEE Transactions on Neural Networks and </w:t>
       </w:r>
       <w:r>
         <w:rPr>
@@ -8697,7 +9265,8 @@
           <w:szCs w:val="24"/>
           <w14:ligatures w14:val="none"/>
         </w:rPr>
-        <w:t>32</w:t>
+        <w:lastRenderedPageBreak/>
+        <w:t>Learning Systems</w:t>
       </w:r>
       <w:r>
         <w:rPr>
@@ -8707,9 +9276,31 @@
           <w:szCs w:val="24"/>
           <w14:ligatures w14:val="none"/>
         </w:rPr>
+        <w:t xml:space="preserve">, </w:t>
+      </w:r>
+      <w:r>
+        <w:rPr>
+          <w:rFonts w:ascii="Times New Roman" w:eastAsia="Times New Roman" w:hAnsi="Times New Roman" w:cs="Times New Roman"/>
+          <w:i/>
+          <w:iCs/>
+          <w:kern w:val="0"/>
+          <w:sz w:val="24"/>
+          <w:szCs w:val="24"/>
+          <w14:ligatures w14:val="none"/>
+        </w:rPr>
+        <w:t>32</w:t>
+      </w:r>
+      <w:r>
+        <w:rPr>
+          <w:rFonts w:ascii="Times New Roman" w:eastAsia="Times New Roman" w:hAnsi="Times New Roman" w:cs="Times New Roman"/>
+          <w:kern w:val="0"/>
+          <w:sz w:val="24"/>
+          <w:szCs w:val="24"/>
+          <w14:ligatures w14:val="none"/>
+        </w:rPr>
         <w:t xml:space="preserve">(11), 4793–4813. </w:t>
       </w:r>
-      <w:hyperlink r:id="rId22" w:history="1">
+      <w:hyperlink r:id="rId23" w:history="1">
         <w:r>
           <w:rPr>
             <w:rStyle w:val="Hyperlink"/>
@@ -8808,7 +9399,7 @@
         </w:rPr>
         <w:t xml:space="preserve">, 106043. </w:t>
       </w:r>
-      <w:hyperlink r:id="rId23" w:history="1">
+      <w:hyperlink r:id="rId24" w:history="1">
         <w:r>
           <w:rPr>
             <w:rStyle w:val="Hyperlink"/>
@@ -8919,7 +9510,7 @@
         </w:rPr>
         <w:t xml:space="preserve">(2), 634. </w:t>
       </w:r>
-      <w:hyperlink r:id="rId24" w:history="1">
+      <w:hyperlink r:id="rId25" w:history="1">
         <w:r>
           <w:rPr>
             <w:rStyle w:val="Hyperlink"/>
@@ -8970,10 +9561,9 @@
           <w:szCs w:val="24"/>
           <w14:ligatures w14:val="none"/>
         </w:rPr>
-        <w:lastRenderedPageBreak/>
         <w:t xml:space="preserve">W. Wolberg, O. Mangasarian, N. Street, and W. Street. "Breast Cancer Wisconsin (Diagnostic)," UCI Machine Learning Repository, 1993. [Online]. Available: </w:t>
       </w:r>
-      <w:hyperlink r:id="rId25" w:history="1">
+      <w:hyperlink r:id="rId26" w:history="1">
         <w:r>
           <w:rPr>
             <w:rStyle w:val="Hyperlink"/>
@@ -9043,7 +9633,7 @@
       </w:pPr>
     </w:p>
     <w:sectPr>
-      <w:footerReference w:type="default" r:id="rId26"/>
+      <w:footerReference w:type="default" r:id="rId27"/>
       <w:pgSz w:w="11906" w:h="16838"/>
       <w:pgMar w:top="1440" w:right="1800" w:bottom="1440" w:left="1800" w:header="708" w:footer="708" w:gutter="0"/>
       <w:pgBorders w:offsetFrom="page">
@@ -10263,6 +10853,155 @@
     </w:lvl>
   </w:abstractNum>
   <w:abstractNum w:abstractNumId="9" w15:restartNumberingAfterBreak="0">
+    <w:nsid w:val="142054F4"/>
+    <w:multiLevelType w:val="multilevel"/>
+    <w:tmpl w:val="A080EA4A"/>
+    <w:lvl w:ilvl="0">
+      <w:start w:val="1"/>
+      <w:numFmt w:val="bullet"/>
+      <w:lvlText w:val=""/>
+      <w:lvlJc w:val="left"/>
+      <w:pPr>
+        <w:tabs>
+          <w:tab w:val="num" w:pos="720"/>
+        </w:tabs>
+        <w:ind w:left="720" w:hanging="360"/>
+      </w:pPr>
+      <w:rPr>
+        <w:rFonts w:ascii="Symbol" w:hAnsi="Symbol" w:hint="default"/>
+        <w:sz w:val="20"/>
+      </w:rPr>
+    </w:lvl>
+    <w:lvl w:ilvl="1">
+      <w:start w:val="1"/>
+      <w:numFmt w:val="bullet"/>
+      <w:lvlText w:val="o"/>
+      <w:lvlJc w:val="left"/>
+      <w:pPr>
+        <w:tabs>
+          <w:tab w:val="num" w:pos="1440"/>
+        </w:tabs>
+        <w:ind w:left="1440" w:hanging="360"/>
+      </w:pPr>
+      <w:rPr>
+        <w:rFonts w:ascii="Courier New" w:hAnsi="Courier New" w:hint="default"/>
+        <w:sz w:val="20"/>
+      </w:rPr>
+    </w:lvl>
+    <w:lvl w:ilvl="2" w:tentative="1">
+      <w:start w:val="1"/>
+      <w:numFmt w:val="bullet"/>
+      <w:lvlText w:val=""/>
+      <w:lvlJc w:val="left"/>
+      <w:pPr>
+        <w:tabs>
+          <w:tab w:val="num" w:pos="2160"/>
+        </w:tabs>
+        <w:ind w:left="2160" w:hanging="360"/>
+      </w:pPr>
+      <w:rPr>
+        <w:rFonts w:ascii="Wingdings" w:hAnsi="Wingdings" w:hint="default"/>
+        <w:sz w:val="20"/>
+      </w:rPr>
+    </w:lvl>
+    <w:lvl w:ilvl="3" w:tentative="1">
+      <w:start w:val="1"/>
+      <w:numFmt w:val="bullet"/>
+      <w:lvlText w:val=""/>
+      <w:lvlJc w:val="left"/>
+      <w:pPr>
+        <w:tabs>
+          <w:tab w:val="num" w:pos="2880"/>
+        </w:tabs>
+        <w:ind w:left="2880" w:hanging="360"/>
+      </w:pPr>
+      <w:rPr>
+        <w:rFonts w:ascii="Wingdings" w:hAnsi="Wingdings" w:hint="default"/>
+        <w:sz w:val="20"/>
+      </w:rPr>
+    </w:lvl>
+    <w:lvl w:ilvl="4" w:tentative="1">
+      <w:start w:val="1"/>
+      <w:numFmt w:val="bullet"/>
+      <w:lvlText w:val=""/>
+      <w:lvlJc w:val="left"/>
+      <w:pPr>
+        <w:tabs>
+          <w:tab w:val="num" w:pos="3600"/>
+        </w:tabs>
+        <w:ind w:left="3600" w:hanging="360"/>
+      </w:pPr>
+      <w:rPr>
+        <w:rFonts w:ascii="Wingdings" w:hAnsi="Wingdings" w:hint="default"/>
+        <w:sz w:val="20"/>
+      </w:rPr>
+    </w:lvl>
+    <w:lvl w:ilvl="5" w:tentative="1">
+      <w:start w:val="1"/>
+      <w:numFmt w:val="bullet"/>
+      <w:lvlText w:val=""/>
+      <w:lvlJc w:val="left"/>
+      <w:pPr>
+        <w:tabs>
+          <w:tab w:val="num" w:pos="4320"/>
+        </w:tabs>
+        <w:ind w:left="4320" w:hanging="360"/>
+      </w:pPr>
+      <w:rPr>
+        <w:rFonts w:ascii="Wingdings" w:hAnsi="Wingdings" w:hint="default"/>
+        <w:sz w:val="20"/>
+      </w:rPr>
+    </w:lvl>
+    <w:lvl w:ilvl="6" w:tentative="1">
+      <w:start w:val="1"/>
+      <w:numFmt w:val="bullet"/>
+      <w:lvlText w:val=""/>
+      <w:lvlJc w:val="left"/>
+      <w:pPr>
+        <w:tabs>
+          <w:tab w:val="num" w:pos="5040"/>
+        </w:tabs>
+        <w:ind w:left="5040" w:hanging="360"/>
+      </w:pPr>
+      <w:rPr>
+        <w:rFonts w:ascii="Wingdings" w:hAnsi="Wingdings" w:hint="default"/>
+        <w:sz w:val="20"/>
+      </w:rPr>
+    </w:lvl>
+    <w:lvl w:ilvl="7" w:tentative="1">
+      <w:start w:val="1"/>
+      <w:numFmt w:val="bullet"/>
+      <w:lvlText w:val=""/>
+      <w:lvlJc w:val="left"/>
+      <w:pPr>
+        <w:tabs>
+          <w:tab w:val="num" w:pos="5760"/>
+        </w:tabs>
+        <w:ind w:left="5760" w:hanging="360"/>
+      </w:pPr>
+      <w:rPr>
+        <w:rFonts w:ascii="Wingdings" w:hAnsi="Wingdings" w:hint="default"/>
+        <w:sz w:val="20"/>
+      </w:rPr>
+    </w:lvl>
+    <w:lvl w:ilvl="8" w:tentative="1">
+      <w:start w:val="1"/>
+      <w:numFmt w:val="bullet"/>
+      <w:lvlText w:val=""/>
+      <w:lvlJc w:val="left"/>
+      <w:pPr>
+        <w:tabs>
+          <w:tab w:val="num" w:pos="6480"/>
+        </w:tabs>
+        <w:ind w:left="6480" w:hanging="360"/>
+      </w:pPr>
+      <w:rPr>
+        <w:rFonts w:ascii="Wingdings" w:hAnsi="Wingdings" w:hint="default"/>
+        <w:sz w:val="20"/>
+      </w:rPr>
+    </w:lvl>
+  </w:abstractNum>
+  <w:abstractNum w:abstractNumId="10" w15:restartNumberingAfterBreak="0">
     <w:nsid w:val="153720C9"/>
     <w:multiLevelType w:val="multilevel"/>
     <w:tmpl w:val="DF42A6A6"/>
@@ -10411,7 +11150,156 @@
       </w:rPr>
     </w:lvl>
   </w:abstractNum>
-  <w:abstractNum w:abstractNumId="10" w15:restartNumberingAfterBreak="0">
+  <w:abstractNum w:abstractNumId="11" w15:restartNumberingAfterBreak="0">
+    <w:nsid w:val="1BE43724"/>
+    <w:multiLevelType w:val="multilevel"/>
+    <w:tmpl w:val="4AA615E8"/>
+    <w:lvl w:ilvl="0">
+      <w:start w:val="1"/>
+      <w:numFmt w:val="bullet"/>
+      <w:lvlText w:val=""/>
+      <w:lvlJc w:val="left"/>
+      <w:pPr>
+        <w:tabs>
+          <w:tab w:val="num" w:pos="720"/>
+        </w:tabs>
+        <w:ind w:left="720" w:hanging="360"/>
+      </w:pPr>
+      <w:rPr>
+        <w:rFonts w:ascii="Symbol" w:hAnsi="Symbol" w:hint="default"/>
+        <w:sz w:val="20"/>
+      </w:rPr>
+    </w:lvl>
+    <w:lvl w:ilvl="1" w:tentative="1">
+      <w:start w:val="1"/>
+      <w:numFmt w:val="bullet"/>
+      <w:lvlText w:val="o"/>
+      <w:lvlJc w:val="left"/>
+      <w:pPr>
+        <w:tabs>
+          <w:tab w:val="num" w:pos="1440"/>
+        </w:tabs>
+        <w:ind w:left="1440" w:hanging="360"/>
+      </w:pPr>
+      <w:rPr>
+        <w:rFonts w:ascii="Courier New" w:hAnsi="Courier New" w:hint="default"/>
+        <w:sz w:val="20"/>
+      </w:rPr>
+    </w:lvl>
+    <w:lvl w:ilvl="2" w:tentative="1">
+      <w:start w:val="1"/>
+      <w:numFmt w:val="bullet"/>
+      <w:lvlText w:val=""/>
+      <w:lvlJc w:val="left"/>
+      <w:pPr>
+        <w:tabs>
+          <w:tab w:val="num" w:pos="2160"/>
+        </w:tabs>
+        <w:ind w:left="2160" w:hanging="360"/>
+      </w:pPr>
+      <w:rPr>
+        <w:rFonts w:ascii="Wingdings" w:hAnsi="Wingdings" w:hint="default"/>
+        <w:sz w:val="20"/>
+      </w:rPr>
+    </w:lvl>
+    <w:lvl w:ilvl="3" w:tentative="1">
+      <w:start w:val="1"/>
+      <w:numFmt w:val="bullet"/>
+      <w:lvlText w:val=""/>
+      <w:lvlJc w:val="left"/>
+      <w:pPr>
+        <w:tabs>
+          <w:tab w:val="num" w:pos="2880"/>
+        </w:tabs>
+        <w:ind w:left="2880" w:hanging="360"/>
+      </w:pPr>
+      <w:rPr>
+        <w:rFonts w:ascii="Wingdings" w:hAnsi="Wingdings" w:hint="default"/>
+        <w:sz w:val="20"/>
+      </w:rPr>
+    </w:lvl>
+    <w:lvl w:ilvl="4" w:tentative="1">
+      <w:start w:val="1"/>
+      <w:numFmt w:val="bullet"/>
+      <w:lvlText w:val=""/>
+      <w:lvlJc w:val="left"/>
+      <w:pPr>
+        <w:tabs>
+          <w:tab w:val="num" w:pos="3600"/>
+        </w:tabs>
+        <w:ind w:left="3600" w:hanging="360"/>
+      </w:pPr>
+      <w:rPr>
+        <w:rFonts w:ascii="Wingdings" w:hAnsi="Wingdings" w:hint="default"/>
+        <w:sz w:val="20"/>
+      </w:rPr>
+    </w:lvl>
+    <w:lvl w:ilvl="5" w:tentative="1">
+      <w:start w:val="1"/>
+      <w:numFmt w:val="bullet"/>
+      <w:lvlText w:val=""/>
+      <w:lvlJc w:val="left"/>
+      <w:pPr>
+        <w:tabs>
+          <w:tab w:val="num" w:pos="4320"/>
+        </w:tabs>
+        <w:ind w:left="4320" w:hanging="360"/>
+      </w:pPr>
+      <w:rPr>
+        <w:rFonts w:ascii="Wingdings" w:hAnsi="Wingdings" w:hint="default"/>
+        <w:sz w:val="20"/>
+      </w:rPr>
+    </w:lvl>
+    <w:lvl w:ilvl="6" w:tentative="1">
+      <w:start w:val="1"/>
+      <w:numFmt w:val="bullet"/>
+      <w:lvlText w:val=""/>
+      <w:lvlJc w:val="left"/>
+      <w:pPr>
+        <w:tabs>
+          <w:tab w:val="num" w:pos="5040"/>
+        </w:tabs>
+        <w:ind w:left="5040" w:hanging="360"/>
+      </w:pPr>
+      <w:rPr>
+        <w:rFonts w:ascii="Wingdings" w:hAnsi="Wingdings" w:hint="default"/>
+        <w:sz w:val="20"/>
+      </w:rPr>
+    </w:lvl>
+    <w:lvl w:ilvl="7" w:tentative="1">
+      <w:start w:val="1"/>
+      <w:numFmt w:val="bullet"/>
+      <w:lvlText w:val=""/>
+      <w:lvlJc w:val="left"/>
+      <w:pPr>
+        <w:tabs>
+          <w:tab w:val="num" w:pos="5760"/>
+        </w:tabs>
+        <w:ind w:left="5760" w:hanging="360"/>
+      </w:pPr>
+      <w:rPr>
+        <w:rFonts w:ascii="Wingdings" w:hAnsi="Wingdings" w:hint="default"/>
+        <w:sz w:val="20"/>
+      </w:rPr>
+    </w:lvl>
+    <w:lvl w:ilvl="8" w:tentative="1">
+      <w:start w:val="1"/>
+      <w:numFmt w:val="bullet"/>
+      <w:lvlText w:val=""/>
+      <w:lvlJc w:val="left"/>
+      <w:pPr>
+        <w:tabs>
+          <w:tab w:val="num" w:pos="6480"/>
+        </w:tabs>
+        <w:ind w:left="6480" w:hanging="360"/>
+      </w:pPr>
+      <w:rPr>
+        <w:rFonts w:ascii="Wingdings" w:hAnsi="Wingdings" w:hint="default"/>
+        <w:sz w:val="20"/>
+      </w:rPr>
+    </w:lvl>
+  </w:abstractNum>
+  <w:abstractNum w:abstractNumId="12" w15:restartNumberingAfterBreak="0">
     <w:nsid w:val="1C6E5EB6"/>
     <w:multiLevelType w:val="multilevel"/>
     <w:tmpl w:val="781E7924"/>
@@ -10524,7 +11412,7 @@
       </w:pPr>
     </w:lvl>
   </w:abstractNum>
-  <w:abstractNum w:abstractNumId="11" w15:restartNumberingAfterBreak="0">
+  <w:abstractNum w:abstractNumId="13" w15:restartNumberingAfterBreak="0">
     <w:nsid w:val="1F64038E"/>
     <w:multiLevelType w:val="multilevel"/>
     <w:tmpl w:val="21F86E22"/>
@@ -10673,7 +11561,7 @@
       </w:rPr>
     </w:lvl>
   </w:abstractNum>
-  <w:abstractNum w:abstractNumId="12" w15:restartNumberingAfterBreak="0">
+  <w:abstractNum w:abstractNumId="14" w15:restartNumberingAfterBreak="0">
     <w:nsid w:val="1FCA309C"/>
     <w:multiLevelType w:val="multilevel"/>
     <w:tmpl w:val="1610EA3A"/>
@@ -10822,7 +11710,237 @@
       </w:rPr>
     </w:lvl>
   </w:abstractNum>
-  <w:abstractNum w:abstractNumId="13" w15:restartNumberingAfterBreak="0">
+  <w:abstractNum w:abstractNumId="15" w15:restartNumberingAfterBreak="0">
+    <w:nsid w:val="222058CC"/>
+    <w:multiLevelType w:val="multilevel"/>
+    <w:tmpl w:val="AD6200EE"/>
+    <w:lvl w:ilvl="0">
+      <w:start w:val="1"/>
+      <w:numFmt w:val="decimal"/>
+      <w:lvlText w:val="%1."/>
+      <w:lvlJc w:val="left"/>
+      <w:pPr>
+        <w:tabs>
+          <w:tab w:val="num" w:pos="720"/>
+        </w:tabs>
+        <w:ind w:left="720" w:hanging="360"/>
+      </w:pPr>
+    </w:lvl>
+    <w:lvl w:ilvl="1">
+      <w:start w:val="1"/>
+      <w:numFmt w:val="bullet"/>
+      <w:lvlText w:val="o"/>
+      <w:lvlJc w:val="left"/>
+      <w:pPr>
+        <w:tabs>
+          <w:tab w:val="num" w:pos="1440"/>
+        </w:tabs>
+        <w:ind w:left="1440" w:hanging="360"/>
+      </w:pPr>
+      <w:rPr>
+        <w:rFonts w:ascii="Courier New" w:hAnsi="Courier New" w:hint="default"/>
+        <w:sz w:val="20"/>
+      </w:rPr>
+    </w:lvl>
+    <w:lvl w:ilvl="2" w:tentative="1">
+      <w:start w:val="1"/>
+      <w:numFmt w:val="decimal"/>
+      <w:lvlText w:val="%3."/>
+      <w:lvlJc w:val="left"/>
+      <w:pPr>
+        <w:tabs>
+          <w:tab w:val="num" w:pos="2160"/>
+        </w:tabs>
+        <w:ind w:left="2160" w:hanging="360"/>
+      </w:pPr>
+    </w:lvl>
+    <w:lvl w:ilvl="3" w:tentative="1">
+      <w:start w:val="1"/>
+      <w:numFmt w:val="decimal"/>
+      <w:lvlText w:val="%4."/>
+      <w:lvlJc w:val="left"/>
+      <w:pPr>
+        <w:tabs>
+          <w:tab w:val="num" w:pos="2880"/>
+        </w:tabs>
+        <w:ind w:left="2880" w:hanging="360"/>
+      </w:pPr>
+    </w:lvl>
+    <w:lvl w:ilvl="4" w:tentative="1">
+      <w:start w:val="1"/>
+      <w:numFmt w:val="decimal"/>
+      <w:lvlText w:val="%5."/>
+      <w:lvlJc w:val="left"/>
+      <w:pPr>
+        <w:tabs>
+          <w:tab w:val="num" w:pos="3600"/>
+        </w:tabs>
+        <w:ind w:left="3600" w:hanging="360"/>
+      </w:pPr>
+    </w:lvl>
+    <w:lvl w:ilvl="5" w:tentative="1">
+      <w:start w:val="1"/>
+      <w:numFmt w:val="decimal"/>
+      <w:lvlText w:val="%6."/>
+      <w:lvlJc w:val="left"/>
+      <w:pPr>
+        <w:tabs>
+          <w:tab w:val="num" w:pos="4320"/>
+        </w:tabs>
+        <w:ind w:left="4320" w:hanging="360"/>
+      </w:pPr>
+    </w:lvl>
+    <w:lvl w:ilvl="6" w:tentative="1">
+      <w:start w:val="1"/>
+      <w:numFmt w:val="decimal"/>
+      <w:lvlText w:val="%7."/>
+      <w:lvlJc w:val="left"/>
+      <w:pPr>
+        <w:tabs>
+          <w:tab w:val="num" w:pos="5040"/>
+        </w:tabs>
+        <w:ind w:left="5040" w:hanging="360"/>
+      </w:pPr>
+    </w:lvl>
+    <w:lvl w:ilvl="7" w:tentative="1">
+      <w:start w:val="1"/>
+      <w:numFmt w:val="decimal"/>
+      <w:lvlText w:val="%8."/>
+      <w:lvlJc w:val="left"/>
+      <w:pPr>
+        <w:tabs>
+          <w:tab w:val="num" w:pos="5760"/>
+        </w:tabs>
+        <w:ind w:left="5760" w:hanging="360"/>
+      </w:pPr>
+    </w:lvl>
+    <w:lvl w:ilvl="8" w:tentative="1">
+      <w:start w:val="1"/>
+      <w:numFmt w:val="decimal"/>
+      <w:lvlText w:val="%9."/>
+      <w:lvlJc w:val="left"/>
+      <w:pPr>
+        <w:tabs>
+          <w:tab w:val="num" w:pos="6480"/>
+        </w:tabs>
+        <w:ind w:left="6480" w:hanging="360"/>
+      </w:pPr>
+    </w:lvl>
+  </w:abstractNum>
+  <w:abstractNum w:abstractNumId="16" w15:restartNumberingAfterBreak="0">
+    <w:nsid w:val="23760EB2"/>
+    <w:multiLevelType w:val="hybridMultilevel"/>
+    <w:tmpl w:val="484271E2"/>
+    <w:lvl w:ilvl="0" w:tplc="0809000F">
+      <w:start w:val="1"/>
+      <w:numFmt w:val="decimal"/>
+      <w:lvlText w:val="%1."/>
+      <w:lvlJc w:val="left"/>
+      <w:pPr>
+        <w:ind w:left="720" w:hanging="360"/>
+      </w:pPr>
+      <w:rPr>
+        <w:rFonts w:hint="default"/>
+      </w:rPr>
+    </w:lvl>
+    <w:lvl w:ilvl="1" w:tplc="FFFFFFFF" w:tentative="1">
+      <w:start w:val="1"/>
+      <w:numFmt w:val="bullet"/>
+      <w:lvlText w:val="o"/>
+      <w:lvlJc w:val="left"/>
+      <w:pPr>
+        <w:ind w:left="1440" w:hanging="360"/>
+      </w:pPr>
+      <w:rPr>
+        <w:rFonts w:ascii="Courier New" w:hAnsi="Courier New" w:cs="Courier New" w:hint="default"/>
+      </w:rPr>
+    </w:lvl>
+    <w:lvl w:ilvl="2" w:tplc="FFFFFFFF" w:tentative="1">
+      <w:start w:val="1"/>
+      <w:numFmt w:val="bullet"/>
+      <w:lvlText w:val=""/>
+      <w:lvlJc w:val="left"/>
+      <w:pPr>
+        <w:ind w:left="2160" w:hanging="360"/>
+      </w:pPr>
+      <w:rPr>
+        <w:rFonts w:ascii="Wingdings" w:hAnsi="Wingdings" w:hint="default"/>
+      </w:rPr>
+    </w:lvl>
+    <w:lvl w:ilvl="3" w:tplc="FFFFFFFF" w:tentative="1">
+      <w:start w:val="1"/>
+      <w:numFmt w:val="bullet"/>
+      <w:lvlText w:val=""/>
+      <w:lvlJc w:val="left"/>
+      <w:pPr>
+        <w:ind w:left="2880" w:hanging="360"/>
+      </w:pPr>
+      <w:rPr>
+        <w:rFonts w:ascii="Symbol" w:hAnsi="Symbol" w:hint="default"/>
+      </w:rPr>
+    </w:lvl>
+    <w:lvl w:ilvl="4" w:tplc="FFFFFFFF" w:tentative="1">
+      <w:start w:val="1"/>
+      <w:numFmt w:val="bullet"/>
+      <w:lvlText w:val="o"/>
+      <w:lvlJc w:val="left"/>
+      <w:pPr>
+        <w:ind w:left="3600" w:hanging="360"/>
+      </w:pPr>
+      <w:rPr>
+        <w:rFonts w:ascii="Courier New" w:hAnsi="Courier New" w:cs="Courier New" w:hint="default"/>
+      </w:rPr>
+    </w:lvl>
+    <w:lvl w:ilvl="5" w:tplc="FFFFFFFF" w:tentative="1">
+      <w:start w:val="1"/>
+      <w:numFmt w:val="bullet"/>
+      <w:lvlText w:val=""/>
+      <w:lvlJc w:val="left"/>
+      <w:pPr>
+        <w:ind w:left="4320" w:hanging="360"/>
+      </w:pPr>
+      <w:rPr>
+        <w:rFonts w:ascii="Wingdings" w:hAnsi="Wingdings" w:hint="default"/>
+      </w:rPr>
+    </w:lvl>
+    <w:lvl w:ilvl="6" w:tplc="FFFFFFFF" w:tentative="1">
+      <w:start w:val="1"/>
+      <w:numFmt w:val="bullet"/>
+      <w:lvlText w:val=""/>
+      <w:lvlJc w:val="left"/>
+      <w:pPr>
+        <w:ind w:left="5040" w:hanging="360"/>
+      </w:pPr>
+      <w:rPr>
+        <w:rFonts w:ascii="Symbol" w:hAnsi="Symbol" w:hint="default"/>
+      </w:rPr>
+    </w:lvl>
+    <w:lvl w:ilvl="7" w:tplc="FFFFFFFF" w:tentative="1">
+      <w:start w:val="1"/>
+      <w:numFmt w:val="bullet"/>
+      <w:lvlText w:val="o"/>
+      <w:lvlJc w:val="left"/>
+      <w:pPr>
+        <w:ind w:left="5760" w:hanging="360"/>
+      </w:pPr>
+      <w:rPr>
+        <w:rFonts w:ascii="Courier New" w:hAnsi="Courier New" w:cs="Courier New" w:hint="default"/>
+      </w:rPr>
+    </w:lvl>
+    <w:lvl w:ilvl="8" w:tplc="FFFFFFFF" w:tentative="1">
+      <w:start w:val="1"/>
+      <w:numFmt w:val="bullet"/>
+      <w:lvlText w:val=""/>
+      <w:lvlJc w:val="left"/>
+      <w:pPr>
+        <w:ind w:left="6480" w:hanging="360"/>
+      </w:pPr>
+      <w:rPr>
+        <w:rFonts w:ascii="Wingdings" w:hAnsi="Wingdings" w:hint="default"/>
+      </w:rPr>
+    </w:lvl>
+  </w:abstractNum>
+  <w:abstractNum w:abstractNumId="17" w15:restartNumberingAfterBreak="0">
     <w:nsid w:val="26704E65"/>
     <w:multiLevelType w:val="multilevel"/>
     <w:tmpl w:val="65EC6F88"/>
@@ -10971,7 +12089,206 @@
       </w:rPr>
     </w:lvl>
   </w:abstractNum>
-  <w:abstractNum w:abstractNumId="14" w15:restartNumberingAfterBreak="0">
+  <w:abstractNum w:abstractNumId="18" w15:restartNumberingAfterBreak="0">
+    <w:nsid w:val="287E2A4E"/>
+    <w:multiLevelType w:val="hybridMultilevel"/>
+    <w:tmpl w:val="74DE0B00"/>
+    <w:lvl w:ilvl="0" w:tplc="08090001">
+      <w:start w:val="1"/>
+      <w:numFmt w:val="bullet"/>
+      <w:lvlText w:val=""/>
+      <w:lvlJc w:val="left"/>
+      <w:pPr>
+        <w:ind w:left="720" w:hanging="360"/>
+      </w:pPr>
+      <w:rPr>
+        <w:rFonts w:ascii="Symbol" w:hAnsi="Symbol" w:hint="default"/>
+      </w:rPr>
+    </w:lvl>
+    <w:lvl w:ilvl="1" w:tplc="08090003" w:tentative="1">
+      <w:start w:val="1"/>
+      <w:numFmt w:val="bullet"/>
+      <w:lvlText w:val="o"/>
+      <w:lvlJc w:val="left"/>
+      <w:pPr>
+        <w:ind w:left="1440" w:hanging="360"/>
+      </w:pPr>
+      <w:rPr>
+        <w:rFonts w:ascii="Courier New" w:hAnsi="Courier New" w:cs="Courier New" w:hint="default"/>
+      </w:rPr>
+    </w:lvl>
+    <w:lvl w:ilvl="2" w:tplc="08090005" w:tentative="1">
+      <w:start w:val="1"/>
+      <w:numFmt w:val="bullet"/>
+      <w:lvlText w:val=""/>
+      <w:lvlJc w:val="left"/>
+      <w:pPr>
+        <w:ind w:left="2160" w:hanging="360"/>
+      </w:pPr>
+      <w:rPr>
+        <w:rFonts w:ascii="Wingdings" w:hAnsi="Wingdings" w:hint="default"/>
+      </w:rPr>
+    </w:lvl>
+    <w:lvl w:ilvl="3" w:tplc="08090001" w:tentative="1">
+      <w:start w:val="1"/>
+      <w:numFmt w:val="bullet"/>
+      <w:lvlText w:val=""/>
+      <w:lvlJc w:val="left"/>
+      <w:pPr>
+        <w:ind w:left="2880" w:hanging="360"/>
+      </w:pPr>
+      <w:rPr>
+        <w:rFonts w:ascii="Symbol" w:hAnsi="Symbol" w:hint="default"/>
+      </w:rPr>
+    </w:lvl>
+    <w:lvl w:ilvl="4" w:tplc="08090003" w:tentative="1">
+      <w:start w:val="1"/>
+      <w:numFmt w:val="bullet"/>
+      <w:lvlText w:val="o"/>
+      <w:lvlJc w:val="left"/>
+      <w:pPr>
+        <w:ind w:left="3600" w:hanging="360"/>
+      </w:pPr>
+      <w:rPr>
+        <w:rFonts w:ascii="Courier New" w:hAnsi="Courier New" w:cs="Courier New" w:hint="default"/>
+      </w:rPr>
+    </w:lvl>
+    <w:lvl w:ilvl="5" w:tplc="08090005" w:tentative="1">
+      <w:start w:val="1"/>
+      <w:numFmt w:val="bullet"/>
+      <w:lvlText w:val=""/>
+      <w:lvlJc w:val="left"/>
+      <w:pPr>
+        <w:ind w:left="4320" w:hanging="360"/>
+      </w:pPr>
+      <w:rPr>
+        <w:rFonts w:ascii="Wingdings" w:hAnsi="Wingdings" w:hint="default"/>
+      </w:rPr>
+    </w:lvl>
+    <w:lvl w:ilvl="6" w:tplc="08090001" w:tentative="1">
+      <w:start w:val="1"/>
+      <w:numFmt w:val="bullet"/>
+      <w:lvlText w:val=""/>
+      <w:lvlJc w:val="left"/>
+      <w:pPr>
+        <w:ind w:left="5040" w:hanging="360"/>
+      </w:pPr>
+      <w:rPr>
+        <w:rFonts w:ascii="Symbol" w:hAnsi="Symbol" w:hint="default"/>
+      </w:rPr>
+    </w:lvl>
+    <w:lvl w:ilvl="7" w:tplc="08090003" w:tentative="1">
+      <w:start w:val="1"/>
+      <w:numFmt w:val="bullet"/>
+      <w:lvlText w:val="o"/>
+      <w:lvlJc w:val="left"/>
+      <w:pPr>
+        <w:ind w:left="5760" w:hanging="360"/>
+      </w:pPr>
+      <w:rPr>
+        <w:rFonts w:ascii="Courier New" w:hAnsi="Courier New" w:cs="Courier New" w:hint="default"/>
+      </w:rPr>
+    </w:lvl>
+    <w:lvl w:ilvl="8" w:tplc="08090005" w:tentative="1">
+      <w:start w:val="1"/>
+      <w:numFmt w:val="bullet"/>
+      <w:lvlText w:val=""/>
+      <w:lvlJc w:val="left"/>
+      <w:pPr>
+        <w:ind w:left="6480" w:hanging="360"/>
+      </w:pPr>
+      <w:rPr>
+        <w:rFonts w:ascii="Wingdings" w:hAnsi="Wingdings" w:hint="default"/>
+      </w:rPr>
+    </w:lvl>
+  </w:abstractNum>
+  <w:abstractNum w:abstractNumId="19" w15:restartNumberingAfterBreak="0">
+    <w:nsid w:val="2A25754A"/>
+    <w:multiLevelType w:val="multilevel"/>
+    <w:tmpl w:val="0409001F"/>
+    <w:lvl w:ilvl="0">
+      <w:start w:val="1"/>
+      <w:numFmt w:val="decimal"/>
+      <w:lvlText w:val="%1."/>
+      <w:lvlJc w:val="left"/>
+      <w:pPr>
+        <w:ind w:left="360" w:hanging="360"/>
+      </w:pPr>
+    </w:lvl>
+    <w:lvl w:ilvl="1">
+      <w:start w:val="1"/>
+      <w:numFmt w:val="decimal"/>
+      <w:lvlText w:val="%1.%2."/>
+      <w:lvlJc w:val="left"/>
+      <w:pPr>
+        <w:ind w:left="792" w:hanging="432"/>
+      </w:pPr>
+    </w:lvl>
+    <w:lvl w:ilvl="2">
+      <w:start w:val="1"/>
+      <w:numFmt w:val="decimal"/>
+      <w:lvlText w:val="%1.%2.%3."/>
+      <w:lvlJc w:val="left"/>
+      <w:pPr>
+        <w:ind w:left="1224" w:hanging="504"/>
+      </w:pPr>
+    </w:lvl>
+    <w:lvl w:ilvl="3">
+      <w:start w:val="1"/>
+      <w:numFmt w:val="decimal"/>
+      <w:lvlText w:val="%1.%2.%3.%4."/>
+      <w:lvlJc w:val="left"/>
+      <w:pPr>
+        <w:ind w:left="1728" w:hanging="648"/>
+      </w:pPr>
+    </w:lvl>
+    <w:lvl w:ilvl="4">
+      <w:start w:val="1"/>
+      <w:numFmt w:val="decimal"/>
+      <w:lvlText w:val="%1.%2.%3.%4.%5."/>
+      <w:lvlJc w:val="left"/>
+      <w:pPr>
+        <w:ind w:left="2232" w:hanging="792"/>
+      </w:pPr>
+    </w:lvl>
+    <w:lvl w:ilvl="5">
+      <w:start w:val="1"/>
+      <w:numFmt w:val="decimal"/>
+      <w:lvlText w:val="%1.%2.%3.%4.%5.%6."/>
+      <w:lvlJc w:val="left"/>
+      <w:pPr>
+        <w:ind w:left="2736" w:hanging="936"/>
+      </w:pPr>
+    </w:lvl>
+    <w:lvl w:ilvl="6">
+      <w:start w:val="1"/>
+      <w:numFmt w:val="decimal"/>
+      <w:lvlText w:val="%1.%2.%3.%4.%5.%6.%7."/>
+      <w:lvlJc w:val="left"/>
+      <w:pPr>
+        <w:ind w:left="3240" w:hanging="1080"/>
+      </w:pPr>
+    </w:lvl>
+    <w:lvl w:ilvl="7">
+      <w:start w:val="1"/>
+      <w:numFmt w:val="decimal"/>
+      <w:lvlText w:val="%1.%2.%3.%4.%5.%6.%7.%8."/>
+      <w:lvlJc w:val="left"/>
+      <w:pPr>
+        <w:ind w:left="3744" w:hanging="1224"/>
+      </w:pPr>
+    </w:lvl>
+    <w:lvl w:ilvl="8">
+      <w:start w:val="1"/>
+      <w:numFmt w:val="decimal"/>
+      <w:lvlText w:val="%1.%2.%3.%4.%5.%6.%7.%8.%9."/>
+      <w:lvlJc w:val="left"/>
+      <w:pPr>
+        <w:ind w:left="4320" w:hanging="1440"/>
+      </w:pPr>
+    </w:lvl>
+  </w:abstractNum>
+  <w:abstractNum w:abstractNumId="20" w15:restartNumberingAfterBreak="0">
     <w:nsid w:val="2B504BDD"/>
     <w:multiLevelType w:val="multilevel"/>
     <w:tmpl w:val="0409001F"/>
@@ -11057,7 +12374,7 @@
       </w:pPr>
     </w:lvl>
   </w:abstractNum>
-  <w:abstractNum w:abstractNumId="15" w15:restartNumberingAfterBreak="0">
+  <w:abstractNum w:abstractNumId="21" w15:restartNumberingAfterBreak="0">
     <w:nsid w:val="352C2307"/>
     <w:multiLevelType w:val="multilevel"/>
     <w:tmpl w:val="09AED4C4"/>
@@ -11206,7 +12523,7 @@
       </w:rPr>
     </w:lvl>
   </w:abstractNum>
-  <w:abstractNum w:abstractNumId="16" w15:restartNumberingAfterBreak="0">
+  <w:abstractNum w:abstractNumId="22" w15:restartNumberingAfterBreak="0">
     <w:nsid w:val="367848AC"/>
     <w:multiLevelType w:val="multilevel"/>
     <w:tmpl w:val="0409001F"/>
@@ -11292,7 +12609,7 @@
       </w:pPr>
     </w:lvl>
   </w:abstractNum>
-  <w:abstractNum w:abstractNumId="17" w15:restartNumberingAfterBreak="0">
+  <w:abstractNum w:abstractNumId="23" w15:restartNumberingAfterBreak="0">
     <w:nsid w:val="36B3328D"/>
     <w:multiLevelType w:val="multilevel"/>
     <w:tmpl w:val="0409001F"/>
@@ -11378,7 +12695,7 @@
       </w:pPr>
     </w:lvl>
   </w:abstractNum>
-  <w:abstractNum w:abstractNumId="18" w15:restartNumberingAfterBreak="0">
+  <w:abstractNum w:abstractNumId="24" w15:restartNumberingAfterBreak="0">
     <w:nsid w:val="36D11C61"/>
     <w:multiLevelType w:val="multilevel"/>
     <w:tmpl w:val="CF5A290A"/>
@@ -11527,7 +12844,7 @@
       </w:rPr>
     </w:lvl>
   </w:abstractNum>
-  <w:abstractNum w:abstractNumId="19" w15:restartNumberingAfterBreak="0">
+  <w:abstractNum w:abstractNumId="25" w15:restartNumberingAfterBreak="0">
     <w:nsid w:val="376424CB"/>
     <w:multiLevelType w:val="multilevel"/>
     <w:tmpl w:val="82F2DCBC"/>
@@ -11676,7 +12993,93 @@
       </w:rPr>
     </w:lvl>
   </w:abstractNum>
-  <w:abstractNum w:abstractNumId="20" w15:restartNumberingAfterBreak="0">
+  <w:abstractNum w:abstractNumId="26" w15:restartNumberingAfterBreak="0">
+    <w:nsid w:val="37D829EB"/>
+    <w:multiLevelType w:val="hybridMultilevel"/>
+    <w:tmpl w:val="89447B64"/>
+    <w:lvl w:ilvl="0" w:tplc="0809000F">
+      <w:start w:val="1"/>
+      <w:numFmt w:val="decimal"/>
+      <w:lvlText w:val="%1."/>
+      <w:lvlJc w:val="left"/>
+      <w:pPr>
+        <w:ind w:left="1080" w:hanging="360"/>
+      </w:pPr>
+    </w:lvl>
+    <w:lvl w:ilvl="1" w:tplc="08090019" w:tentative="1">
+      <w:start w:val="1"/>
+      <w:numFmt w:val="lowerLetter"/>
+      <w:lvlText w:val="%2."/>
+      <w:lvlJc w:val="left"/>
+      <w:pPr>
+        <w:ind w:left="1800" w:hanging="360"/>
+      </w:pPr>
+    </w:lvl>
+    <w:lvl w:ilvl="2" w:tplc="0809001B" w:tentative="1">
+      <w:start w:val="1"/>
+      <w:numFmt w:val="lowerRoman"/>
+      <w:lvlText w:val="%3."/>
+      <w:lvlJc w:val="right"/>
+      <w:pPr>
+        <w:ind w:left="2520" w:hanging="180"/>
+      </w:pPr>
+    </w:lvl>
+    <w:lvl w:ilvl="3" w:tplc="0809000F" w:tentative="1">
+      <w:start w:val="1"/>
+      <w:numFmt w:val="decimal"/>
+      <w:lvlText w:val="%4."/>
+      <w:lvlJc w:val="left"/>
+      <w:pPr>
+        <w:ind w:left="3240" w:hanging="360"/>
+      </w:pPr>
+    </w:lvl>
+    <w:lvl w:ilvl="4" w:tplc="08090019" w:tentative="1">
+      <w:start w:val="1"/>
+      <w:numFmt w:val="lowerLetter"/>
+      <w:lvlText w:val="%5."/>
+      <w:lvlJc w:val="left"/>
+      <w:pPr>
+        <w:ind w:left="3960" w:hanging="360"/>
+      </w:pPr>
+    </w:lvl>
+    <w:lvl w:ilvl="5" w:tplc="0809001B" w:tentative="1">
+      <w:start w:val="1"/>
+      <w:numFmt w:val="lowerRoman"/>
+      <w:lvlText w:val="%6."/>
+      <w:lvlJc w:val="right"/>
+      <w:pPr>
+        <w:ind w:left="4680" w:hanging="180"/>
+      </w:pPr>
+    </w:lvl>
+    <w:lvl w:ilvl="6" w:tplc="0809000F" w:tentative="1">
+      <w:start w:val="1"/>
+      <w:numFmt w:val="decimal"/>
+      <w:lvlText w:val="%7."/>
+      <w:lvlJc w:val="left"/>
+      <w:pPr>
+        <w:ind w:left="5400" w:hanging="360"/>
+      </w:pPr>
+    </w:lvl>
+    <w:lvl w:ilvl="7" w:tplc="08090019" w:tentative="1">
+      <w:start w:val="1"/>
+      <w:numFmt w:val="lowerLetter"/>
+      <w:lvlText w:val="%8."/>
+      <w:lvlJc w:val="left"/>
+      <w:pPr>
+        <w:ind w:left="6120" w:hanging="360"/>
+      </w:pPr>
+    </w:lvl>
+    <w:lvl w:ilvl="8" w:tplc="0809001B" w:tentative="1">
+      <w:start w:val="1"/>
+      <w:numFmt w:val="lowerRoman"/>
+      <w:lvlText w:val="%9."/>
+      <w:lvlJc w:val="right"/>
+      <w:pPr>
+        <w:ind w:left="6840" w:hanging="180"/>
+      </w:pPr>
+    </w:lvl>
+  </w:abstractNum>
+  <w:abstractNum w:abstractNumId="27" w15:restartNumberingAfterBreak="0">
     <w:nsid w:val="39C03B94"/>
     <w:multiLevelType w:val="multilevel"/>
     <w:tmpl w:val="DBFE4492"/>
@@ -11825,7 +13228,7 @@
       </w:rPr>
     </w:lvl>
   </w:abstractNum>
-  <w:abstractNum w:abstractNumId="21" w15:restartNumberingAfterBreak="0">
+  <w:abstractNum w:abstractNumId="28" w15:restartNumberingAfterBreak="0">
     <w:nsid w:val="3BD3576C"/>
     <w:multiLevelType w:val="multilevel"/>
     <w:tmpl w:val="0D748744"/>
@@ -11974,7 +13377,7 @@
       </w:rPr>
     </w:lvl>
   </w:abstractNum>
-  <w:abstractNum w:abstractNumId="22" w15:restartNumberingAfterBreak="0">
+  <w:abstractNum w:abstractNumId="29" w15:restartNumberingAfterBreak="0">
     <w:nsid w:val="3C48633D"/>
     <w:multiLevelType w:val="multilevel"/>
     <w:tmpl w:val="C2582D52"/>
@@ -12123,7 +13526,292 @@
       </w:rPr>
     </w:lvl>
   </w:abstractNum>
-  <w:abstractNum w:abstractNumId="23" w15:restartNumberingAfterBreak="0">
+  <w:abstractNum w:abstractNumId="30" w15:restartNumberingAfterBreak="0">
+    <w:nsid w:val="40716099"/>
+    <w:multiLevelType w:val="hybridMultilevel"/>
+    <w:tmpl w:val="468E4912"/>
+    <w:lvl w:ilvl="0" w:tplc="0809000F">
+      <w:start w:val="1"/>
+      <w:numFmt w:val="decimal"/>
+      <w:lvlText w:val="%1."/>
+      <w:lvlJc w:val="left"/>
+      <w:pPr>
+        <w:ind w:left="720" w:hanging="360"/>
+      </w:pPr>
+    </w:lvl>
+    <w:lvl w:ilvl="1" w:tplc="08090019" w:tentative="1">
+      <w:start w:val="1"/>
+      <w:numFmt w:val="lowerLetter"/>
+      <w:lvlText w:val="%2."/>
+      <w:lvlJc w:val="left"/>
+      <w:pPr>
+        <w:ind w:left="1440" w:hanging="360"/>
+      </w:pPr>
+    </w:lvl>
+    <w:lvl w:ilvl="2" w:tplc="0809001B" w:tentative="1">
+      <w:start w:val="1"/>
+      <w:numFmt w:val="lowerRoman"/>
+      <w:lvlText w:val="%3."/>
+      <w:lvlJc w:val="right"/>
+      <w:pPr>
+        <w:ind w:left="2160" w:hanging="180"/>
+      </w:pPr>
+    </w:lvl>
+    <w:lvl w:ilvl="3" w:tplc="0809000F" w:tentative="1">
+      <w:start w:val="1"/>
+      <w:numFmt w:val="decimal"/>
+      <w:lvlText w:val="%4."/>
+      <w:lvlJc w:val="left"/>
+      <w:pPr>
+        <w:ind w:left="2880" w:hanging="360"/>
+      </w:pPr>
+    </w:lvl>
+    <w:lvl w:ilvl="4" w:tplc="08090019" w:tentative="1">
+      <w:start w:val="1"/>
+      <w:numFmt w:val="lowerLetter"/>
+      <w:lvlText w:val="%5."/>
+      <w:lvlJc w:val="left"/>
+      <w:pPr>
+        <w:ind w:left="3600" w:hanging="360"/>
+      </w:pPr>
+    </w:lvl>
+    <w:lvl w:ilvl="5" w:tplc="0809001B" w:tentative="1">
+      <w:start w:val="1"/>
+      <w:numFmt w:val="lowerRoman"/>
+      <w:lvlText w:val="%6."/>
+      <w:lvlJc w:val="right"/>
+      <w:pPr>
+        <w:ind w:left="4320" w:hanging="180"/>
+      </w:pPr>
+    </w:lvl>
+    <w:lvl w:ilvl="6" w:tplc="0809000F" w:tentative="1">
+      <w:start w:val="1"/>
+      <w:numFmt w:val="decimal"/>
+      <w:lvlText w:val="%7."/>
+      <w:lvlJc w:val="left"/>
+      <w:pPr>
+        <w:ind w:left="5040" w:hanging="360"/>
+      </w:pPr>
+    </w:lvl>
+    <w:lvl w:ilvl="7" w:tplc="08090019" w:tentative="1">
+      <w:start w:val="1"/>
+      <w:numFmt w:val="lowerLetter"/>
+      <w:lvlText w:val="%8."/>
+      <w:lvlJc w:val="left"/>
+      <w:pPr>
+        <w:ind w:left="5760" w:hanging="360"/>
+      </w:pPr>
+    </w:lvl>
+    <w:lvl w:ilvl="8" w:tplc="0809001B" w:tentative="1">
+      <w:start w:val="1"/>
+      <w:numFmt w:val="lowerRoman"/>
+      <w:lvlText w:val="%9."/>
+      <w:lvlJc w:val="right"/>
+      <w:pPr>
+        <w:ind w:left="6480" w:hanging="180"/>
+      </w:pPr>
+    </w:lvl>
+  </w:abstractNum>
+  <w:abstractNum w:abstractNumId="31" w15:restartNumberingAfterBreak="0">
+    <w:nsid w:val="45BB6741"/>
+    <w:multiLevelType w:val="hybridMultilevel"/>
+    <w:tmpl w:val="09FED070"/>
+    <w:lvl w:ilvl="0" w:tplc="0809000F">
+      <w:start w:val="1"/>
+      <w:numFmt w:val="decimal"/>
+      <w:lvlText w:val="%1."/>
+      <w:lvlJc w:val="left"/>
+      <w:pPr>
+        <w:ind w:left="720" w:hanging="360"/>
+      </w:pPr>
+    </w:lvl>
+    <w:lvl w:ilvl="1" w:tplc="08090019" w:tentative="1">
+      <w:start w:val="1"/>
+      <w:numFmt w:val="lowerLetter"/>
+      <w:lvlText w:val="%2."/>
+      <w:lvlJc w:val="left"/>
+      <w:pPr>
+        <w:ind w:left="1440" w:hanging="360"/>
+      </w:pPr>
+    </w:lvl>
+    <w:lvl w:ilvl="2" w:tplc="0809001B" w:tentative="1">
+      <w:start w:val="1"/>
+      <w:numFmt w:val="lowerRoman"/>
+      <w:lvlText w:val="%3."/>
+      <w:lvlJc w:val="right"/>
+      <w:pPr>
+        <w:ind w:left="2160" w:hanging="180"/>
+      </w:pPr>
+    </w:lvl>
+    <w:lvl w:ilvl="3" w:tplc="0809000F" w:tentative="1">
+      <w:start w:val="1"/>
+      <w:numFmt w:val="decimal"/>
+      <w:lvlText w:val="%4."/>
+      <w:lvlJc w:val="left"/>
+      <w:pPr>
+        <w:ind w:left="2880" w:hanging="360"/>
+      </w:pPr>
+    </w:lvl>
+    <w:lvl w:ilvl="4" w:tplc="08090019" w:tentative="1">
+      <w:start w:val="1"/>
+      <w:numFmt w:val="lowerLetter"/>
+      <w:lvlText w:val="%5."/>
+      <w:lvlJc w:val="left"/>
+      <w:pPr>
+        <w:ind w:left="3600" w:hanging="360"/>
+      </w:pPr>
+    </w:lvl>
+    <w:lvl w:ilvl="5" w:tplc="0809001B" w:tentative="1">
+      <w:start w:val="1"/>
+      <w:numFmt w:val="lowerRoman"/>
+      <w:lvlText w:val="%6."/>
+      <w:lvlJc w:val="right"/>
+      <w:pPr>
+        <w:ind w:left="4320" w:hanging="180"/>
+      </w:pPr>
+    </w:lvl>
+    <w:lvl w:ilvl="6" w:tplc="0809000F" w:tentative="1">
+      <w:start w:val="1"/>
+      <w:numFmt w:val="decimal"/>
+      <w:lvlText w:val="%7."/>
+      <w:lvlJc w:val="left"/>
+      <w:pPr>
+        <w:ind w:left="5040" w:hanging="360"/>
+      </w:pPr>
+    </w:lvl>
+    <w:lvl w:ilvl="7" w:tplc="08090019" w:tentative="1">
+      <w:start w:val="1"/>
+      <w:numFmt w:val="lowerLetter"/>
+      <w:lvlText w:val="%8."/>
+      <w:lvlJc w:val="left"/>
+      <w:pPr>
+        <w:ind w:left="5760" w:hanging="360"/>
+      </w:pPr>
+    </w:lvl>
+    <w:lvl w:ilvl="8" w:tplc="0809001B" w:tentative="1">
+      <w:start w:val="1"/>
+      <w:numFmt w:val="lowerRoman"/>
+      <w:lvlText w:val="%9."/>
+      <w:lvlJc w:val="right"/>
+      <w:pPr>
+        <w:ind w:left="6480" w:hanging="180"/>
+      </w:pPr>
+    </w:lvl>
+  </w:abstractNum>
+  <w:abstractNum w:abstractNumId="32" w15:restartNumberingAfterBreak="0">
+    <w:nsid w:val="48826C60"/>
+    <w:multiLevelType w:val="hybridMultilevel"/>
+    <w:tmpl w:val="D96A4C26"/>
+    <w:lvl w:ilvl="0" w:tplc="08090001">
+      <w:start w:val="1"/>
+      <w:numFmt w:val="bullet"/>
+      <w:lvlText w:val=""/>
+      <w:lvlJc w:val="left"/>
+      <w:pPr>
+        <w:ind w:left="720" w:hanging="360"/>
+      </w:pPr>
+      <w:rPr>
+        <w:rFonts w:ascii="Symbol" w:hAnsi="Symbol" w:hint="default"/>
+      </w:rPr>
+    </w:lvl>
+    <w:lvl w:ilvl="1" w:tplc="08090003" w:tentative="1">
+      <w:start w:val="1"/>
+      <w:numFmt w:val="bullet"/>
+      <w:lvlText w:val="o"/>
+      <w:lvlJc w:val="left"/>
+      <w:pPr>
+        <w:ind w:left="1440" w:hanging="360"/>
+      </w:pPr>
+      <w:rPr>
+        <w:rFonts w:ascii="Courier New" w:hAnsi="Courier New" w:cs="Courier New" w:hint="default"/>
+      </w:rPr>
+    </w:lvl>
+    <w:lvl w:ilvl="2" w:tplc="08090005" w:tentative="1">
+      <w:start w:val="1"/>
+      <w:numFmt w:val="bullet"/>
+      <w:lvlText w:val=""/>
+      <w:lvlJc w:val="left"/>
+      <w:pPr>
+        <w:ind w:left="2160" w:hanging="360"/>
+      </w:pPr>
+      <w:rPr>
+        <w:rFonts w:ascii="Wingdings" w:hAnsi="Wingdings" w:hint="default"/>
+      </w:rPr>
+    </w:lvl>
+    <w:lvl w:ilvl="3" w:tplc="08090001" w:tentative="1">
+      <w:start w:val="1"/>
+      <w:numFmt w:val="bullet"/>
+      <w:lvlText w:val=""/>
+      <w:lvlJc w:val="left"/>
+      <w:pPr>
+        <w:ind w:left="2880" w:hanging="360"/>
+      </w:pPr>
+      <w:rPr>
+        <w:rFonts w:ascii="Symbol" w:hAnsi="Symbol" w:hint="default"/>
+      </w:rPr>
+    </w:lvl>
+    <w:lvl w:ilvl="4" w:tplc="08090003" w:tentative="1">
+      <w:start w:val="1"/>
+      <w:numFmt w:val="bullet"/>
+      <w:lvlText w:val="o"/>
+      <w:lvlJc w:val="left"/>
+      <w:pPr>
+        <w:ind w:left="3600" w:hanging="360"/>
+      </w:pPr>
+      <w:rPr>
+        <w:rFonts w:ascii="Courier New" w:hAnsi="Courier New" w:cs="Courier New" w:hint="default"/>
+      </w:rPr>
+    </w:lvl>
+    <w:lvl w:ilvl="5" w:tplc="08090005" w:tentative="1">
+      <w:start w:val="1"/>
+      <w:numFmt w:val="bullet"/>
+      <w:lvlText w:val=""/>
+      <w:lvlJc w:val="left"/>
+      <w:pPr>
+        <w:ind w:left="4320" w:hanging="360"/>
+      </w:pPr>
+      <w:rPr>
+        <w:rFonts w:ascii="Wingdings" w:hAnsi="Wingdings" w:hint="default"/>
+      </w:rPr>
+    </w:lvl>
+    <w:lvl w:ilvl="6" w:tplc="08090001" w:tentative="1">
+      <w:start w:val="1"/>
+      <w:numFmt w:val="bullet"/>
+      <w:lvlText w:val=""/>
+      <w:lvlJc w:val="left"/>
+      <w:pPr>
+        <w:ind w:left="5040" w:hanging="360"/>
+      </w:pPr>
+      <w:rPr>
+        <w:rFonts w:ascii="Symbol" w:hAnsi="Symbol" w:hint="default"/>
+      </w:rPr>
+    </w:lvl>
+    <w:lvl w:ilvl="7" w:tplc="08090003" w:tentative="1">
+      <w:start w:val="1"/>
+      <w:numFmt w:val="bullet"/>
+      <w:lvlText w:val="o"/>
+      <w:lvlJc w:val="left"/>
+      <w:pPr>
+        <w:ind w:left="5760" w:hanging="360"/>
+      </w:pPr>
+      <w:rPr>
+        <w:rFonts w:ascii="Courier New" w:hAnsi="Courier New" w:cs="Courier New" w:hint="default"/>
+      </w:rPr>
+    </w:lvl>
+    <w:lvl w:ilvl="8" w:tplc="08090005" w:tentative="1">
+      <w:start w:val="1"/>
+      <w:numFmt w:val="bullet"/>
+      <w:lvlText w:val=""/>
+      <w:lvlJc w:val="left"/>
+      <w:pPr>
+        <w:ind w:left="6480" w:hanging="360"/>
+      </w:pPr>
+      <w:rPr>
+        <w:rFonts w:ascii="Wingdings" w:hAnsi="Wingdings" w:hint="default"/>
+      </w:rPr>
+    </w:lvl>
+  </w:abstractNum>
+  <w:abstractNum w:abstractNumId="33" w15:restartNumberingAfterBreak="0">
     <w:nsid w:val="4A9C1995"/>
     <w:multiLevelType w:val="multilevel"/>
     <w:tmpl w:val="0409001F"/>
@@ -12209,7 +13897,7 @@
       </w:pPr>
     </w:lvl>
   </w:abstractNum>
-  <w:abstractNum w:abstractNumId="24" w15:restartNumberingAfterBreak="0">
+  <w:abstractNum w:abstractNumId="34" w15:restartNumberingAfterBreak="0">
     <w:nsid w:val="4AF1355A"/>
     <w:multiLevelType w:val="multilevel"/>
     <w:tmpl w:val="D8CA78CE"/>
@@ -12358,7 +14046,7 @@
       </w:rPr>
     </w:lvl>
   </w:abstractNum>
-  <w:abstractNum w:abstractNumId="25" w15:restartNumberingAfterBreak="0">
+  <w:abstractNum w:abstractNumId="35" w15:restartNumberingAfterBreak="0">
     <w:nsid w:val="4BDD160F"/>
     <w:multiLevelType w:val="multilevel"/>
     <w:tmpl w:val="F9782DA8"/>
@@ -12507,7 +14195,7 @@
       </w:rPr>
     </w:lvl>
   </w:abstractNum>
-  <w:abstractNum w:abstractNumId="26" w15:restartNumberingAfterBreak="0">
+  <w:abstractNum w:abstractNumId="36" w15:restartNumberingAfterBreak="0">
     <w:nsid w:val="50046CE2"/>
     <w:multiLevelType w:val="multilevel"/>
     <w:tmpl w:val="3E2EBE00"/>
@@ -12593,7 +14281,7 @@
       </w:pPr>
     </w:lvl>
   </w:abstractNum>
-  <w:abstractNum w:abstractNumId="27" w15:restartNumberingAfterBreak="0">
+  <w:abstractNum w:abstractNumId="37" w15:restartNumberingAfterBreak="0">
     <w:nsid w:val="516B4F91"/>
     <w:multiLevelType w:val="multilevel"/>
     <w:tmpl w:val="4B9C0714"/>
@@ -12742,7 +14430,7 @@
       </w:rPr>
     </w:lvl>
   </w:abstractNum>
-  <w:abstractNum w:abstractNumId="28" w15:restartNumberingAfterBreak="0">
+  <w:abstractNum w:abstractNumId="38" w15:restartNumberingAfterBreak="0">
     <w:nsid w:val="57AB10A4"/>
     <w:multiLevelType w:val="multilevel"/>
     <w:tmpl w:val="1758D0A6"/>
@@ -12891,7 +14579,7 @@
       </w:rPr>
     </w:lvl>
   </w:abstractNum>
-  <w:abstractNum w:abstractNumId="29" w15:restartNumberingAfterBreak="0">
+  <w:abstractNum w:abstractNumId="39" w15:restartNumberingAfterBreak="0">
     <w:nsid w:val="595E303E"/>
     <w:multiLevelType w:val="multilevel"/>
     <w:tmpl w:val="042A3666"/>
@@ -13040,7 +14728,7 @@
       </w:rPr>
     </w:lvl>
   </w:abstractNum>
-  <w:abstractNum w:abstractNumId="30" w15:restartNumberingAfterBreak="0">
+  <w:abstractNum w:abstractNumId="40" w15:restartNumberingAfterBreak="0">
     <w:nsid w:val="59FE2A34"/>
     <w:multiLevelType w:val="multilevel"/>
     <w:tmpl w:val="0409001F"/>
@@ -13126,7 +14814,7 @@
       </w:pPr>
     </w:lvl>
   </w:abstractNum>
-  <w:abstractNum w:abstractNumId="31" w15:restartNumberingAfterBreak="0">
+  <w:abstractNum w:abstractNumId="41" w15:restartNumberingAfterBreak="0">
     <w:nsid w:val="5A3E352A"/>
     <w:multiLevelType w:val="hybridMultilevel"/>
     <w:tmpl w:val="C8C00C34"/>
@@ -13215,7 +14903,7 @@
       </w:pPr>
     </w:lvl>
   </w:abstractNum>
-  <w:abstractNum w:abstractNumId="32" w15:restartNumberingAfterBreak="0">
+  <w:abstractNum w:abstractNumId="42" w15:restartNumberingAfterBreak="0">
     <w:nsid w:val="5D960A86"/>
     <w:multiLevelType w:val="multilevel"/>
     <w:tmpl w:val="C472FD4A"/>
@@ -13364,7 +15052,7 @@
       </w:rPr>
     </w:lvl>
   </w:abstractNum>
-  <w:abstractNum w:abstractNumId="33" w15:restartNumberingAfterBreak="0">
+  <w:abstractNum w:abstractNumId="43" w15:restartNumberingAfterBreak="0">
     <w:nsid w:val="5E6F1741"/>
     <w:multiLevelType w:val="multilevel"/>
     <w:tmpl w:val="A572947A"/>
@@ -13513,7 +15201,7 @@
       </w:rPr>
     </w:lvl>
   </w:abstractNum>
-  <w:abstractNum w:abstractNumId="34" w15:restartNumberingAfterBreak="0">
+  <w:abstractNum w:abstractNumId="44" w15:restartNumberingAfterBreak="0">
     <w:nsid w:val="5FD127B6"/>
     <w:multiLevelType w:val="multilevel"/>
     <w:tmpl w:val="3E2EBE00"/>
@@ -13599,7 +15287,156 @@
       </w:pPr>
     </w:lvl>
   </w:abstractNum>
-  <w:abstractNum w:abstractNumId="35" w15:restartNumberingAfterBreak="0">
+  <w:abstractNum w:abstractNumId="45" w15:restartNumberingAfterBreak="0">
+    <w:nsid w:val="659547F2"/>
+    <w:multiLevelType w:val="multilevel"/>
+    <w:tmpl w:val="8C063900"/>
+    <w:lvl w:ilvl="0">
+      <w:start w:val="1"/>
+      <w:numFmt w:val="bullet"/>
+      <w:lvlText w:val=""/>
+      <w:lvlJc w:val="left"/>
+      <w:pPr>
+        <w:tabs>
+          <w:tab w:val="num" w:pos="720"/>
+        </w:tabs>
+        <w:ind w:left="720" w:hanging="360"/>
+      </w:pPr>
+      <w:rPr>
+        <w:rFonts w:ascii="Symbol" w:hAnsi="Symbol" w:hint="default"/>
+        <w:sz w:val="20"/>
+      </w:rPr>
+    </w:lvl>
+    <w:lvl w:ilvl="1" w:tentative="1">
+      <w:start w:val="1"/>
+      <w:numFmt w:val="bullet"/>
+      <w:lvlText w:val="o"/>
+      <w:lvlJc w:val="left"/>
+      <w:pPr>
+        <w:tabs>
+          <w:tab w:val="num" w:pos="1440"/>
+        </w:tabs>
+        <w:ind w:left="1440" w:hanging="360"/>
+      </w:pPr>
+      <w:rPr>
+        <w:rFonts w:ascii="Courier New" w:hAnsi="Courier New" w:hint="default"/>
+        <w:sz w:val="20"/>
+      </w:rPr>
+    </w:lvl>
+    <w:lvl w:ilvl="2" w:tentative="1">
+      <w:start w:val="1"/>
+      <w:numFmt w:val="bullet"/>
+      <w:lvlText w:val=""/>
+      <w:lvlJc w:val="left"/>
+      <w:pPr>
+        <w:tabs>
+          <w:tab w:val="num" w:pos="2160"/>
+        </w:tabs>
+        <w:ind w:left="2160" w:hanging="360"/>
+      </w:pPr>
+      <w:rPr>
+        <w:rFonts w:ascii="Wingdings" w:hAnsi="Wingdings" w:hint="default"/>
+        <w:sz w:val="20"/>
+      </w:rPr>
+    </w:lvl>
+    <w:lvl w:ilvl="3" w:tentative="1">
+      <w:start w:val="1"/>
+      <w:numFmt w:val="bullet"/>
+      <w:lvlText w:val=""/>
+      <w:lvlJc w:val="left"/>
+      <w:pPr>
+        <w:tabs>
+          <w:tab w:val="num" w:pos="2880"/>
+        </w:tabs>
+        <w:ind w:left="2880" w:hanging="360"/>
+      </w:pPr>
+      <w:rPr>
+        <w:rFonts w:ascii="Wingdings" w:hAnsi="Wingdings" w:hint="default"/>
+        <w:sz w:val="20"/>
+      </w:rPr>
+    </w:lvl>
+    <w:lvl w:ilvl="4" w:tentative="1">
+      <w:start w:val="1"/>
+      <w:numFmt w:val="bullet"/>
+      <w:lvlText w:val=""/>
+      <w:lvlJc w:val="left"/>
+      <w:pPr>
+        <w:tabs>
+          <w:tab w:val="num" w:pos="3600"/>
+        </w:tabs>
+        <w:ind w:left="3600" w:hanging="360"/>
+      </w:pPr>
+      <w:rPr>
+        <w:rFonts w:ascii="Wingdings" w:hAnsi="Wingdings" w:hint="default"/>
+        <w:sz w:val="20"/>
+      </w:rPr>
+    </w:lvl>
+    <w:lvl w:ilvl="5" w:tentative="1">
+      <w:start w:val="1"/>
+      <w:numFmt w:val="bullet"/>
+      <w:lvlText w:val=""/>
+      <w:lvlJc w:val="left"/>
+      <w:pPr>
+        <w:tabs>
+          <w:tab w:val="num" w:pos="4320"/>
+        </w:tabs>
+        <w:ind w:left="4320" w:hanging="360"/>
+      </w:pPr>
+      <w:rPr>
+        <w:rFonts w:ascii="Wingdings" w:hAnsi="Wingdings" w:hint="default"/>
+        <w:sz w:val="20"/>
+      </w:rPr>
+    </w:lvl>
+    <w:lvl w:ilvl="6" w:tentative="1">
+      <w:start w:val="1"/>
+      <w:numFmt w:val="bullet"/>
+      <w:lvlText w:val=""/>
+      <w:lvlJc w:val="left"/>
+      <w:pPr>
+        <w:tabs>
+          <w:tab w:val="num" w:pos="5040"/>
+        </w:tabs>
+        <w:ind w:left="5040" w:hanging="360"/>
+      </w:pPr>
+      <w:rPr>
+        <w:rFonts w:ascii="Wingdings" w:hAnsi="Wingdings" w:hint="default"/>
+        <w:sz w:val="20"/>
+      </w:rPr>
+    </w:lvl>
+    <w:lvl w:ilvl="7" w:tentative="1">
+      <w:start w:val="1"/>
+      <w:numFmt w:val="bullet"/>
+      <w:lvlText w:val=""/>
+      <w:lvlJc w:val="left"/>
+      <w:pPr>
+        <w:tabs>
+          <w:tab w:val="num" w:pos="5760"/>
+        </w:tabs>
+        <w:ind w:left="5760" w:hanging="360"/>
+      </w:pPr>
+      <w:rPr>
+        <w:rFonts w:ascii="Wingdings" w:hAnsi="Wingdings" w:hint="default"/>
+        <w:sz w:val="20"/>
+      </w:rPr>
+    </w:lvl>
+    <w:lvl w:ilvl="8" w:tentative="1">
+      <w:start w:val="1"/>
+      <w:numFmt w:val="bullet"/>
+      <w:lvlText w:val=""/>
+      <w:lvlJc w:val="left"/>
+      <w:pPr>
+        <w:tabs>
+          <w:tab w:val="num" w:pos="6480"/>
+        </w:tabs>
+        <w:ind w:left="6480" w:hanging="360"/>
+      </w:pPr>
+      <w:rPr>
+        <w:rFonts w:ascii="Wingdings" w:hAnsi="Wingdings" w:hint="default"/>
+        <w:sz w:val="20"/>
+      </w:rPr>
+    </w:lvl>
+  </w:abstractNum>
+  <w:abstractNum w:abstractNumId="46" w15:restartNumberingAfterBreak="0">
     <w:nsid w:val="65B23317"/>
     <w:multiLevelType w:val="hybridMultilevel"/>
     <w:tmpl w:val="80F851C8"/>
@@ -13685,7 +15522,7 @@
       </w:pPr>
     </w:lvl>
   </w:abstractNum>
-  <w:abstractNum w:abstractNumId="36" w15:restartNumberingAfterBreak="0">
+  <w:abstractNum w:abstractNumId="47" w15:restartNumberingAfterBreak="0">
     <w:nsid w:val="677E2A84"/>
     <w:multiLevelType w:val="multilevel"/>
     <w:tmpl w:val="5FB620DA"/>
@@ -13798,7 +15635,210 @@
       </w:rPr>
     </w:lvl>
   </w:abstractNum>
-  <w:abstractNum w:abstractNumId="37" w15:restartNumberingAfterBreak="0">
+  <w:abstractNum w:abstractNumId="48" w15:restartNumberingAfterBreak="0">
+    <w:nsid w:val="725D2EC3"/>
+    <w:multiLevelType w:val="multilevel"/>
+    <w:tmpl w:val="0409001F"/>
+    <w:lvl w:ilvl="0">
+      <w:start w:val="1"/>
+      <w:numFmt w:val="decimal"/>
+      <w:lvlText w:val="%1."/>
+      <w:lvlJc w:val="left"/>
+      <w:pPr>
+        <w:ind w:left="360" w:hanging="360"/>
+      </w:pPr>
+    </w:lvl>
+    <w:lvl w:ilvl="1">
+      <w:start w:val="1"/>
+      <w:numFmt w:val="decimal"/>
+      <w:lvlText w:val="%1.%2."/>
+      <w:lvlJc w:val="left"/>
+      <w:pPr>
+        <w:ind w:left="792" w:hanging="432"/>
+      </w:pPr>
+    </w:lvl>
+    <w:lvl w:ilvl="2">
+      <w:start w:val="1"/>
+      <w:numFmt w:val="decimal"/>
+      <w:lvlText w:val="%1.%2.%3."/>
+      <w:lvlJc w:val="left"/>
+      <w:pPr>
+        <w:ind w:left="1224" w:hanging="504"/>
+      </w:pPr>
+    </w:lvl>
+    <w:lvl w:ilvl="3">
+      <w:start w:val="1"/>
+      <w:numFmt w:val="decimal"/>
+      <w:lvlText w:val="%1.%2.%3.%4."/>
+      <w:lvlJc w:val="left"/>
+      <w:pPr>
+        <w:ind w:left="1728" w:hanging="648"/>
+      </w:pPr>
+    </w:lvl>
+    <w:lvl w:ilvl="4">
+      <w:start w:val="1"/>
+      <w:numFmt w:val="decimal"/>
+      <w:lvlText w:val="%1.%2.%3.%4.%5."/>
+      <w:lvlJc w:val="left"/>
+      <w:pPr>
+        <w:ind w:left="2232" w:hanging="792"/>
+      </w:pPr>
+    </w:lvl>
+    <w:lvl w:ilvl="5">
+      <w:start w:val="1"/>
+      <w:numFmt w:val="decimal"/>
+      <w:lvlText w:val="%1.%2.%3.%4.%5.%6."/>
+      <w:lvlJc w:val="left"/>
+      <w:pPr>
+        <w:ind w:left="2736" w:hanging="936"/>
+      </w:pPr>
+    </w:lvl>
+    <w:lvl w:ilvl="6">
+      <w:start w:val="1"/>
+      <w:numFmt w:val="decimal"/>
+      <w:lvlText w:val="%1.%2.%3.%4.%5.%6.%7."/>
+      <w:lvlJc w:val="left"/>
+      <w:pPr>
+        <w:ind w:left="3240" w:hanging="1080"/>
+      </w:pPr>
+    </w:lvl>
+    <w:lvl w:ilvl="7">
+      <w:start w:val="1"/>
+      <w:numFmt w:val="decimal"/>
+      <w:lvlText w:val="%1.%2.%3.%4.%5.%6.%7.%8."/>
+      <w:lvlJc w:val="left"/>
+      <w:pPr>
+        <w:ind w:left="3744" w:hanging="1224"/>
+      </w:pPr>
+    </w:lvl>
+    <w:lvl w:ilvl="8">
+      <w:start w:val="1"/>
+      <w:numFmt w:val="decimal"/>
+      <w:lvlText w:val="%1.%2.%3.%4.%5.%6.%7.%8.%9."/>
+      <w:lvlJc w:val="left"/>
+      <w:pPr>
+        <w:ind w:left="4320" w:hanging="1440"/>
+      </w:pPr>
+    </w:lvl>
+  </w:abstractNum>
+  <w:abstractNum w:abstractNumId="49" w15:restartNumberingAfterBreak="0">
+    <w:nsid w:val="72DD521A"/>
+    <w:multiLevelType w:val="multilevel"/>
+    <w:tmpl w:val="AD6200EE"/>
+    <w:lvl w:ilvl="0">
+      <w:start w:val="1"/>
+      <w:numFmt w:val="decimal"/>
+      <w:lvlText w:val="%1."/>
+      <w:lvlJc w:val="left"/>
+      <w:pPr>
+        <w:tabs>
+          <w:tab w:val="num" w:pos="720"/>
+        </w:tabs>
+        <w:ind w:left="720" w:hanging="360"/>
+      </w:pPr>
+    </w:lvl>
+    <w:lvl w:ilvl="1">
+      <w:start w:val="1"/>
+      <w:numFmt w:val="bullet"/>
+      <w:lvlText w:val="o"/>
+      <w:lvlJc w:val="left"/>
+      <w:pPr>
+        <w:tabs>
+          <w:tab w:val="num" w:pos="1440"/>
+        </w:tabs>
+        <w:ind w:left="1440" w:hanging="360"/>
+      </w:pPr>
+      <w:rPr>
+        <w:rFonts w:ascii="Courier New" w:hAnsi="Courier New" w:hint="default"/>
+        <w:sz w:val="20"/>
+      </w:rPr>
+    </w:lvl>
+    <w:lvl w:ilvl="2" w:tentative="1">
+      <w:start w:val="1"/>
+      <w:numFmt w:val="decimal"/>
+      <w:lvlText w:val="%3."/>
+      <w:lvlJc w:val="left"/>
+      <w:pPr>
+        <w:tabs>
+          <w:tab w:val="num" w:pos="2160"/>
+        </w:tabs>
+        <w:ind w:left="2160" w:hanging="360"/>
+      </w:pPr>
+    </w:lvl>
+    <w:lvl w:ilvl="3" w:tentative="1">
+      <w:start w:val="1"/>
+      <w:numFmt w:val="decimal"/>
+      <w:lvlText w:val="%4."/>
+      <w:lvlJc w:val="left"/>
+      <w:pPr>
+        <w:tabs>
+          <w:tab w:val="num" w:pos="2880"/>
+        </w:tabs>
+        <w:ind w:left="2880" w:hanging="360"/>
+      </w:pPr>
+    </w:lvl>
+    <w:lvl w:ilvl="4" w:tentative="1">
+      <w:start w:val="1"/>
+      <w:numFmt w:val="decimal"/>
+      <w:lvlText w:val="%5."/>
+      <w:lvlJc w:val="left"/>
+      <w:pPr>
+        <w:tabs>
+          <w:tab w:val="num" w:pos="3600"/>
+        </w:tabs>
+        <w:ind w:left="3600" w:hanging="360"/>
+      </w:pPr>
+    </w:lvl>
+    <w:lvl w:ilvl="5" w:tentative="1">
+      <w:start w:val="1"/>
+      <w:numFmt w:val="decimal"/>
+      <w:lvlText w:val="%6."/>
+      <w:lvlJc w:val="left"/>
+      <w:pPr>
+        <w:tabs>
+          <w:tab w:val="num" w:pos="4320"/>
+        </w:tabs>
+        <w:ind w:left="4320" w:hanging="360"/>
+      </w:pPr>
+    </w:lvl>
+    <w:lvl w:ilvl="6" w:tentative="1">
+      <w:start w:val="1"/>
+      <w:numFmt w:val="decimal"/>
+      <w:lvlText w:val="%7."/>
+      <w:lvlJc w:val="left"/>
+      <w:pPr>
+        <w:tabs>
+          <w:tab w:val="num" w:pos="5040"/>
+        </w:tabs>
+        <w:ind w:left="5040" w:hanging="360"/>
+      </w:pPr>
+    </w:lvl>
+    <w:lvl w:ilvl="7" w:tentative="1">
+      <w:start w:val="1"/>
+      <w:numFmt w:val="decimal"/>
+      <w:lvlText w:val="%8."/>
+      <w:lvlJc w:val="left"/>
+      <w:pPr>
+        <w:tabs>
+          <w:tab w:val="num" w:pos="5760"/>
+        </w:tabs>
+        <w:ind w:left="5760" w:hanging="360"/>
+      </w:pPr>
+    </w:lvl>
+    <w:lvl w:ilvl="8" w:tentative="1">
+      <w:start w:val="1"/>
+      <w:numFmt w:val="decimal"/>
+      <w:lvlText w:val="%9."/>
+      <w:lvlJc w:val="left"/>
+      <w:pPr>
+        <w:tabs>
+          <w:tab w:val="num" w:pos="6480"/>
+        </w:tabs>
+        <w:ind w:left="6480" w:hanging="360"/>
+      </w:pPr>
+    </w:lvl>
+  </w:abstractNum>
+  <w:abstractNum w:abstractNumId="50" w15:restartNumberingAfterBreak="0">
     <w:nsid w:val="75F04B39"/>
     <w:multiLevelType w:val="multilevel"/>
     <w:tmpl w:val="0409001F"/>
@@ -13884,7 +15924,7 @@
       </w:pPr>
     </w:lvl>
   </w:abstractNum>
-  <w:abstractNum w:abstractNumId="38" w15:restartNumberingAfterBreak="0">
+  <w:abstractNum w:abstractNumId="51" w15:restartNumberingAfterBreak="0">
     <w:nsid w:val="76C40BC0"/>
     <w:multiLevelType w:val="multilevel"/>
     <w:tmpl w:val="0409001F"/>
@@ -13970,35 +16010,148 @@
       </w:pPr>
     </w:lvl>
   </w:abstractNum>
+  <w:abstractNum w:abstractNumId="52" w15:restartNumberingAfterBreak="0">
+    <w:nsid w:val="7C006BA1"/>
+    <w:multiLevelType w:val="hybridMultilevel"/>
+    <w:tmpl w:val="1A6CFEF0"/>
+    <w:lvl w:ilvl="0" w:tplc="0809000F">
+      <w:start w:val="1"/>
+      <w:numFmt w:val="decimal"/>
+      <w:lvlText w:val="%1."/>
+      <w:lvlJc w:val="left"/>
+      <w:pPr>
+        <w:ind w:left="720" w:hanging="360"/>
+      </w:pPr>
+      <w:rPr>
+        <w:rFonts w:hint="default"/>
+      </w:rPr>
+    </w:lvl>
+    <w:lvl w:ilvl="1" w:tplc="FFFFFFFF" w:tentative="1">
+      <w:start w:val="1"/>
+      <w:numFmt w:val="bullet"/>
+      <w:lvlText w:val="o"/>
+      <w:lvlJc w:val="left"/>
+      <w:pPr>
+        <w:ind w:left="1440" w:hanging="360"/>
+      </w:pPr>
+      <w:rPr>
+        <w:rFonts w:ascii="Courier New" w:hAnsi="Courier New" w:cs="Courier New" w:hint="default"/>
+      </w:rPr>
+    </w:lvl>
+    <w:lvl w:ilvl="2" w:tplc="FFFFFFFF" w:tentative="1">
+      <w:start w:val="1"/>
+      <w:numFmt w:val="bullet"/>
+      <w:lvlText w:val=""/>
+      <w:lvlJc w:val="left"/>
+      <w:pPr>
+        <w:ind w:left="2160" w:hanging="360"/>
+      </w:pPr>
+      <w:rPr>
+        <w:rFonts w:ascii="Wingdings" w:hAnsi="Wingdings" w:hint="default"/>
+      </w:rPr>
+    </w:lvl>
+    <w:lvl w:ilvl="3" w:tplc="FFFFFFFF" w:tentative="1">
+      <w:start w:val="1"/>
+      <w:numFmt w:val="bullet"/>
+      <w:lvlText w:val=""/>
+      <w:lvlJc w:val="left"/>
+      <w:pPr>
+        <w:ind w:left="2880" w:hanging="360"/>
+      </w:pPr>
+      <w:rPr>
+        <w:rFonts w:ascii="Symbol" w:hAnsi="Symbol" w:hint="default"/>
+      </w:rPr>
+    </w:lvl>
+    <w:lvl w:ilvl="4" w:tplc="FFFFFFFF" w:tentative="1">
+      <w:start w:val="1"/>
+      <w:numFmt w:val="bullet"/>
+      <w:lvlText w:val="o"/>
+      <w:lvlJc w:val="left"/>
+      <w:pPr>
+        <w:ind w:left="3600" w:hanging="360"/>
+      </w:pPr>
+      <w:rPr>
+        <w:rFonts w:ascii="Courier New" w:hAnsi="Courier New" w:cs="Courier New" w:hint="default"/>
+      </w:rPr>
+    </w:lvl>
+    <w:lvl w:ilvl="5" w:tplc="FFFFFFFF" w:tentative="1">
+      <w:start w:val="1"/>
+      <w:numFmt w:val="bullet"/>
+      <w:lvlText w:val=""/>
+      <w:lvlJc w:val="left"/>
+      <w:pPr>
+        <w:ind w:left="4320" w:hanging="360"/>
+      </w:pPr>
+      <w:rPr>
+        <w:rFonts w:ascii="Wingdings" w:hAnsi="Wingdings" w:hint="default"/>
+      </w:rPr>
+    </w:lvl>
+    <w:lvl w:ilvl="6" w:tplc="FFFFFFFF" w:tentative="1">
+      <w:start w:val="1"/>
+      <w:numFmt w:val="bullet"/>
+      <w:lvlText w:val=""/>
+      <w:lvlJc w:val="left"/>
+      <w:pPr>
+        <w:ind w:left="5040" w:hanging="360"/>
+      </w:pPr>
+      <w:rPr>
+        <w:rFonts w:ascii="Symbol" w:hAnsi="Symbol" w:hint="default"/>
+      </w:rPr>
+    </w:lvl>
+    <w:lvl w:ilvl="7" w:tplc="FFFFFFFF" w:tentative="1">
+      <w:start w:val="1"/>
+      <w:numFmt w:val="bullet"/>
+      <w:lvlText w:val="o"/>
+      <w:lvlJc w:val="left"/>
+      <w:pPr>
+        <w:ind w:left="5760" w:hanging="360"/>
+      </w:pPr>
+      <w:rPr>
+        <w:rFonts w:ascii="Courier New" w:hAnsi="Courier New" w:cs="Courier New" w:hint="default"/>
+      </w:rPr>
+    </w:lvl>
+    <w:lvl w:ilvl="8" w:tplc="FFFFFFFF" w:tentative="1">
+      <w:start w:val="1"/>
+      <w:numFmt w:val="bullet"/>
+      <w:lvlText w:val=""/>
+      <w:lvlJc w:val="left"/>
+      <w:pPr>
+        <w:ind w:left="6480" w:hanging="360"/>
+      </w:pPr>
+      <w:rPr>
+        <w:rFonts w:ascii="Wingdings" w:hAnsi="Wingdings" w:hint="default"/>
+      </w:rPr>
+    </w:lvl>
+  </w:abstractNum>
   <w:num w:numId="1" w16cid:durableId="477914684">
-    <w:abstractNumId w:val="26"/>
+    <w:abstractNumId w:val="36"/>
   </w:num>
   <w:num w:numId="2" w16cid:durableId="1102722950">
-    <w:abstractNumId w:val="31"/>
+    <w:abstractNumId w:val="41"/>
   </w:num>
   <w:num w:numId="3" w16cid:durableId="1587685630">
-    <w:abstractNumId w:val="30"/>
+    <w:abstractNumId w:val="40"/>
   </w:num>
   <w:num w:numId="4" w16cid:durableId="607736040">
-    <w:abstractNumId w:val="14"/>
+    <w:abstractNumId w:val="20"/>
   </w:num>
   <w:num w:numId="5" w16cid:durableId="576013889">
     <w:abstractNumId w:val="1"/>
   </w:num>
   <w:num w:numId="6" w16cid:durableId="1138378299">
-    <w:abstractNumId w:val="38"/>
+    <w:abstractNumId w:val="51"/>
   </w:num>
   <w:num w:numId="7" w16cid:durableId="1755086100">
-    <w:abstractNumId w:val="16"/>
+    <w:abstractNumId w:val="22"/>
   </w:num>
   <w:num w:numId="8" w16cid:durableId="12269446">
-    <w:abstractNumId w:val="23"/>
+    <w:abstractNumId w:val="33"/>
   </w:num>
   <w:num w:numId="9" w16cid:durableId="1012802108">
     <w:abstractNumId w:val="5"/>
   </w:num>
   <w:num w:numId="10" w16cid:durableId="263000947">
-    <w:abstractNumId w:val="34"/>
+    <w:abstractNumId w:val="44"/>
   </w:num>
   <w:num w:numId="11" w16cid:durableId="1886019950">
     <w:abstractNumId w:val="4"/>
@@ -14010,28 +16163,28 @@
     <w:abstractNumId w:val="6"/>
   </w:num>
   <w:num w:numId="14" w16cid:durableId="1369717773">
-    <w:abstractNumId w:val="37"/>
+    <w:abstractNumId w:val="50"/>
   </w:num>
   <w:num w:numId="15" w16cid:durableId="49430305">
-    <w:abstractNumId w:val="17"/>
+    <w:abstractNumId w:val="23"/>
   </w:num>
   <w:num w:numId="16" w16cid:durableId="1458335343">
-    <w:abstractNumId w:val="36"/>
+    <w:abstractNumId w:val="47"/>
   </w:num>
   <w:num w:numId="17" w16cid:durableId="1118985025">
     <w:abstractNumId w:val="0"/>
   </w:num>
   <w:num w:numId="18" w16cid:durableId="1501501156">
-    <w:abstractNumId w:val="18"/>
+    <w:abstractNumId w:val="24"/>
   </w:num>
   <w:num w:numId="19" w16cid:durableId="2144927756">
-    <w:abstractNumId w:val="28"/>
+    <w:abstractNumId w:val="38"/>
   </w:num>
   <w:num w:numId="20" w16cid:durableId="1457023640">
-    <w:abstractNumId w:val="19"/>
+    <w:abstractNumId w:val="25"/>
   </w:num>
   <w:num w:numId="21" w16cid:durableId="703136961">
-    <w:abstractNumId w:val="13"/>
+    <w:abstractNumId w:val="17"/>
   </w:num>
   <w:num w:numId="22" w16cid:durableId="940794712">
     <w:abstractNumId w:val="8"/>
@@ -14040,52 +16193,94 @@
     <w:abstractNumId w:val="3"/>
   </w:num>
   <w:num w:numId="24" w16cid:durableId="868837131">
-    <w:abstractNumId w:val="11"/>
+    <w:abstractNumId w:val="13"/>
   </w:num>
   <w:num w:numId="25" w16cid:durableId="1841433784">
-    <w:abstractNumId w:val="24"/>
+    <w:abstractNumId w:val="34"/>
   </w:num>
   <w:num w:numId="26" w16cid:durableId="904875051">
-    <w:abstractNumId w:val="12"/>
+    <w:abstractNumId w:val="14"/>
   </w:num>
   <w:num w:numId="27" w16cid:durableId="2062947571">
-    <w:abstractNumId w:val="22"/>
+    <w:abstractNumId w:val="29"/>
   </w:num>
   <w:num w:numId="28" w16cid:durableId="1899776725">
-    <w:abstractNumId w:val="27"/>
+    <w:abstractNumId w:val="37"/>
   </w:num>
   <w:num w:numId="29" w16cid:durableId="1652560762">
-    <w:abstractNumId w:val="35"/>
+    <w:abstractNumId w:val="46"/>
   </w:num>
   <w:num w:numId="30" w16cid:durableId="1776171644">
-    <w:abstractNumId w:val="21"/>
+    <w:abstractNumId w:val="28"/>
   </w:num>
   <w:num w:numId="31" w16cid:durableId="1100443408">
-    <w:abstractNumId w:val="32"/>
+    <w:abstractNumId w:val="42"/>
   </w:num>
   <w:num w:numId="32" w16cid:durableId="1461991983">
     <w:abstractNumId w:val="2"/>
   </w:num>
   <w:num w:numId="33" w16cid:durableId="1566182328">
-    <w:abstractNumId w:val="9"/>
+    <w:abstractNumId w:val="10"/>
   </w:num>
   <w:num w:numId="34" w16cid:durableId="236405507">
-    <w:abstractNumId w:val="20"/>
+    <w:abstractNumId w:val="27"/>
   </w:num>
   <w:num w:numId="35" w16cid:durableId="1945117131">
-    <w:abstractNumId w:val="10"/>
+    <w:abstractNumId w:val="12"/>
   </w:num>
   <w:num w:numId="36" w16cid:durableId="1735350333">
-    <w:abstractNumId w:val="25"/>
+    <w:abstractNumId w:val="35"/>
   </w:num>
   <w:num w:numId="37" w16cid:durableId="1358580826">
-    <w:abstractNumId w:val="33"/>
+    <w:abstractNumId w:val="43"/>
   </w:num>
   <w:num w:numId="38" w16cid:durableId="507869572">
-    <w:abstractNumId w:val="29"/>
+    <w:abstractNumId w:val="39"/>
   </w:num>
   <w:num w:numId="39" w16cid:durableId="2047169788">
+    <w:abstractNumId w:val="21"/>
+  </w:num>
+  <w:num w:numId="40" w16cid:durableId="676923970">
+    <w:abstractNumId w:val="18"/>
+  </w:num>
+  <w:num w:numId="41" w16cid:durableId="1758937193">
+    <w:abstractNumId w:val="32"/>
+  </w:num>
+  <w:num w:numId="42" w16cid:durableId="1402558906">
+    <w:abstractNumId w:val="52"/>
+  </w:num>
+  <w:num w:numId="43" w16cid:durableId="1800025111">
+    <w:abstractNumId w:val="16"/>
+  </w:num>
+  <w:num w:numId="44" w16cid:durableId="213738190">
+    <w:abstractNumId w:val="31"/>
+  </w:num>
+  <w:num w:numId="45" w16cid:durableId="140078397">
     <w:abstractNumId w:val="15"/>
+  </w:num>
+  <w:num w:numId="46" w16cid:durableId="615601195">
+    <w:abstractNumId w:val="30"/>
+  </w:num>
+  <w:num w:numId="47" w16cid:durableId="1081415153">
+    <w:abstractNumId w:val="48"/>
+  </w:num>
+  <w:num w:numId="48" w16cid:durableId="1899050571">
+    <w:abstractNumId w:val="19"/>
+  </w:num>
+  <w:num w:numId="49" w16cid:durableId="1896701252">
+    <w:abstractNumId w:val="26"/>
+  </w:num>
+  <w:num w:numId="50" w16cid:durableId="1574007981">
+    <w:abstractNumId w:val="49"/>
+  </w:num>
+  <w:num w:numId="51" w16cid:durableId="314115526">
+    <w:abstractNumId w:val="45"/>
+  </w:num>
+  <w:num w:numId="52" w16cid:durableId="1462917306">
+    <w:abstractNumId w:val="11"/>
+  </w:num>
+  <w:num w:numId="53" w16cid:durableId="1888059083">
+    <w:abstractNumId w:val="9"/>
   </w:num>
 </w:numbering>
 </file>

--- a/ST_M2_Draft.docx
+++ b/ST_M2_Draft.docx
@@ -5827,97 +5827,553 @@
     <w:p>
       <w:pPr>
         <w:rPr>
-          <w:rFonts w:asciiTheme="majorBidi" w:hAnsiTheme="majorBidi" w:cstheme="majorBidi"/>
-          <w:sz w:val="24"/>
-          <w:szCs w:val="24"/>
-          <w:lang w:val="da-DK"/>
-        </w:rPr>
-      </w:pPr>
-      <w:r>
-        <w:rPr>
-          <w:rFonts w:asciiTheme="majorBidi" w:hAnsiTheme="majorBidi" w:cstheme="majorBidi"/>
-          <w:sz w:val="24"/>
-          <w:szCs w:val="24"/>
-          <w:highlight w:val="yellow"/>
-          <w:lang w:val="da-DK"/>
-        </w:rPr>
-        <w:t>Dataset in num [7]</w:t>
-      </w:r>
-    </w:p>
-    <w:p>
-      <w:pPr>
-        <w:rPr>
-          <w:rFonts w:asciiTheme="majorBidi" w:hAnsiTheme="majorBidi" w:cstheme="majorBidi"/>
-          <w:sz w:val="24"/>
-          <w:szCs w:val="24"/>
-          <w:lang w:val="da-DK"/>
-        </w:rPr>
-      </w:pPr>
-      <w:r>
-        <w:rPr>
-          <w:rFonts w:asciiTheme="majorBidi" w:hAnsiTheme="majorBidi" w:cstheme="majorBidi"/>
-          <w:sz w:val="24"/>
-          <w:szCs w:val="24"/>
-          <w:lang w:val="da-DK"/>
-        </w:rPr>
-        <w:t>Dataset name/source</w:t>
-      </w:r>
-    </w:p>
-    <w:p>
-      <w:pPr>
-        <w:rPr>
-          <w:rFonts w:asciiTheme="majorBidi" w:hAnsiTheme="majorBidi" w:cstheme="majorBidi"/>
-          <w:sz w:val="24"/>
-          <w:szCs w:val="24"/>
-          <w:lang w:val="en-GB"/>
-        </w:rPr>
-      </w:pPr>
-      <w:r>
-        <w:rPr>
-          <w:rFonts w:asciiTheme="majorBidi" w:hAnsiTheme="majorBidi" w:cstheme="majorBidi"/>
+          <w:rFonts w:ascii="Times New Roman" w:hAnsi="Times New Roman" w:cs="Times New Roman"/>
+          <w:sz w:val="24"/>
+          <w:szCs w:val="24"/>
+          <w:lang w:val="en-GB"/>
+        </w:rPr>
+      </w:pPr>
+      <w:r>
+        <w:rPr>
+          <w:rFonts w:ascii="Times New Roman" w:hAnsi="Times New Roman" w:cs="Times New Roman"/>
+          <w:sz w:val="24"/>
+          <w:szCs w:val="24"/>
+          <w:lang w:val="en-GB"/>
+        </w:rPr>
+        <w:t xml:space="preserve">The study uses the </w:t>
+      </w:r>
+      <w:r>
+        <w:rPr>
+          <w:rFonts w:ascii="Times New Roman" w:hAnsi="Times New Roman" w:cs="Times New Roman"/>
+          <w:b/>
+          <w:bCs/>
+          <w:sz w:val="24"/>
+          <w:szCs w:val="24"/>
+          <w:lang w:val="en-GB"/>
+        </w:rPr>
+        <w:t>Breast Cancer Wisconsin (Diagnostic)</w:t>
+      </w:r>
+      <w:r>
+        <w:rPr>
+          <w:rFonts w:ascii="Times New Roman" w:hAnsi="Times New Roman" w:cs="Times New Roman"/>
+          <w:sz w:val="24"/>
+          <w:szCs w:val="24"/>
+          <w:lang w:val="en-GB"/>
+        </w:rPr>
+        <w:t xml:space="preserve"> dataset </w:t>
+      </w:r>
+      <w:r>
+        <w:rPr>
+          <w:rFonts w:ascii="Times New Roman" w:hAnsi="Times New Roman" w:cs="Times New Roman"/>
+          <w:sz w:val="24"/>
+          <w:szCs w:val="24"/>
+          <w:lang w:val="en-GB"/>
+        </w:rPr>
+        <w:t>from the UCI Machine Learning Repository</w:t>
+      </w:r>
+      <w:r>
+        <w:rPr>
+          <w:rFonts w:ascii="Times New Roman" w:hAnsi="Times New Roman" w:cs="Times New Roman"/>
+          <w:sz w:val="24"/>
+          <w:szCs w:val="24"/>
+          <w:lang w:val="en-GB"/>
+        </w:rPr>
+        <w:t xml:space="preserve"> [7]</w:t>
+      </w:r>
+      <w:r>
+        <w:rPr>
+          <w:rFonts w:ascii="Times New Roman" w:hAnsi="Times New Roman" w:cs="Times New Roman"/>
+          <w:sz w:val="24"/>
+          <w:szCs w:val="24"/>
+          <w:lang w:val="en-GB"/>
+        </w:rPr>
+        <w:t xml:space="preserve">. </w:t>
+      </w:r>
+    </w:p>
+    <w:p>
+      <w:pPr>
+        <w:pStyle w:val="ListParagraph"/>
+        <w:numPr>
+          <w:ilvl w:val="0"/>
+          <w:numId w:val="57"/>
+        </w:numPr>
+        <w:rPr>
+          <w:rFonts w:ascii="Times New Roman" w:hAnsi="Times New Roman" w:cs="Times New Roman"/>
+          <w:sz w:val="24"/>
+          <w:szCs w:val="24"/>
+          <w:lang w:val="en-GB"/>
+        </w:rPr>
+      </w:pPr>
+      <w:r>
+        <w:rPr>
+          <w:rFonts w:ascii="Times New Roman" w:hAnsi="Times New Roman" w:cs="Times New Roman"/>
+          <w:sz w:val="24"/>
+          <w:szCs w:val="24"/>
+          <w:lang w:val="en-GB"/>
+        </w:rPr>
+        <w:t xml:space="preserve"> </w:t>
+      </w:r>
+      <w:r>
+        <w:rPr>
+          <w:rFonts w:ascii="Times New Roman" w:hAnsi="Times New Roman" w:cs="Times New Roman"/>
+          <w:b/>
+          <w:bCs/>
           <w:sz w:val="24"/>
           <w:szCs w:val="24"/>
           <w:lang w:val="en-GB"/>
         </w:rPr>
         <w:t>Size (samples, classes)</w:t>
       </w:r>
-    </w:p>
-    <w:p>
-      <w:pPr>
-        <w:rPr>
-          <w:rFonts w:asciiTheme="majorBidi" w:hAnsiTheme="majorBidi" w:cstheme="majorBidi"/>
-          <w:sz w:val="24"/>
-          <w:szCs w:val="24"/>
-          <w:lang w:val="en-GB"/>
-        </w:rPr>
-      </w:pPr>
-      <w:r>
-        <w:rPr>
-          <w:rFonts w:asciiTheme="majorBidi" w:hAnsiTheme="majorBidi" w:cstheme="majorBidi"/>
-          <w:sz w:val="24"/>
-          <w:szCs w:val="24"/>
-          <w:lang w:val="en-GB"/>
-        </w:rPr>
-        <w:t>Train / Validation / Test split</w:t>
-      </w:r>
-    </w:p>
-    <w:p>
-      <w:pPr>
-        <w:rPr>
-          <w:rFonts w:asciiTheme="majorBidi" w:hAnsiTheme="majorBidi" w:cstheme="majorBidi"/>
-          <w:sz w:val="24"/>
-          <w:szCs w:val="24"/>
-          <w:lang w:val="en-GB"/>
-        </w:rPr>
-      </w:pPr>
-      <w:r>
-        <w:rPr>
-          <w:rFonts w:asciiTheme="majorBidi" w:hAnsiTheme="majorBidi" w:cstheme="majorBidi"/>
-          <w:sz w:val="24"/>
-          <w:szCs w:val="24"/>
-          <w:lang w:val="en-GB"/>
-        </w:rPr>
-        <w:t>Preprocessing steps</w:t>
+      <w:r>
+        <w:rPr>
+          <w:rFonts w:ascii="Times New Roman" w:hAnsi="Times New Roman" w:cs="Times New Roman"/>
+          <w:sz w:val="24"/>
+          <w:szCs w:val="24"/>
+          <w:lang w:val="en-GB"/>
+        </w:rPr>
+        <w:t>:</w:t>
+      </w:r>
+    </w:p>
+    <w:p>
+      <w:pPr>
+        <w:numPr>
+          <w:ilvl w:val="0"/>
+          <w:numId w:val="54"/>
+        </w:numPr>
+        <w:rPr>
+          <w:rFonts w:ascii="Times New Roman" w:hAnsi="Times New Roman" w:cs="Times New Roman"/>
+          <w:sz w:val="24"/>
+          <w:szCs w:val="24"/>
+          <w:lang w:val="en-GB"/>
+        </w:rPr>
+      </w:pPr>
+      <w:r>
+        <w:rPr>
+          <w:rFonts w:ascii="Times New Roman" w:hAnsi="Times New Roman" w:cs="Times New Roman"/>
+          <w:sz w:val="24"/>
+          <w:szCs w:val="24"/>
+          <w:lang w:val="en-GB"/>
+        </w:rPr>
+        <w:t xml:space="preserve">The dataset contains </w:t>
+      </w:r>
+      <w:r>
+        <w:rPr>
+          <w:rFonts w:ascii="Times New Roman" w:hAnsi="Times New Roman" w:cs="Times New Roman"/>
+          <w:b/>
+          <w:bCs/>
+          <w:sz w:val="24"/>
+          <w:szCs w:val="24"/>
+          <w:lang w:val="en-GB"/>
+        </w:rPr>
+        <w:t>569 samples</w:t>
+      </w:r>
+      <w:r>
+        <w:rPr>
+          <w:rFonts w:ascii="Times New Roman" w:hAnsi="Times New Roman" w:cs="Times New Roman"/>
+          <w:sz w:val="24"/>
+          <w:szCs w:val="24"/>
+          <w:lang w:val="en-GB"/>
+        </w:rPr>
+        <w:t xml:space="preserve">. </w:t>
+      </w:r>
+    </w:p>
+    <w:p>
+      <w:pPr>
+        <w:numPr>
+          <w:ilvl w:val="0"/>
+          <w:numId w:val="54"/>
+        </w:numPr>
+        <w:rPr>
+          <w:rFonts w:ascii="Times New Roman" w:hAnsi="Times New Roman" w:cs="Times New Roman"/>
+          <w:sz w:val="24"/>
+          <w:szCs w:val="24"/>
+          <w:lang w:val="en-GB"/>
+        </w:rPr>
+      </w:pPr>
+      <w:r>
+        <w:rPr>
+          <w:rFonts w:ascii="Times New Roman" w:hAnsi="Times New Roman" w:cs="Times New Roman"/>
+          <w:sz w:val="24"/>
+          <w:szCs w:val="24"/>
+          <w:lang w:val="en-GB"/>
+        </w:rPr>
+        <w:t xml:space="preserve">There are </w:t>
+      </w:r>
+      <w:r>
+        <w:rPr>
+          <w:rFonts w:ascii="Times New Roman" w:hAnsi="Times New Roman" w:cs="Times New Roman"/>
+          <w:b/>
+          <w:bCs/>
+          <w:sz w:val="24"/>
+          <w:szCs w:val="24"/>
+          <w:lang w:val="en-GB"/>
+        </w:rPr>
+        <w:t>30 features</w:t>
+      </w:r>
+      <w:r>
+        <w:rPr>
+          <w:rFonts w:ascii="Times New Roman" w:hAnsi="Times New Roman" w:cs="Times New Roman"/>
+          <w:sz w:val="24"/>
+          <w:szCs w:val="24"/>
+          <w:lang w:val="en-GB"/>
+        </w:rPr>
+        <w:t xml:space="preserve"> used for classification. </w:t>
+      </w:r>
+    </w:p>
+    <w:p>
+      <w:pPr>
+        <w:numPr>
+          <w:ilvl w:val="0"/>
+          <w:numId w:val="54"/>
+        </w:numPr>
+        <w:rPr>
+          <w:rFonts w:ascii="Times New Roman" w:hAnsi="Times New Roman" w:cs="Times New Roman"/>
+          <w:sz w:val="24"/>
+          <w:szCs w:val="24"/>
+          <w:lang w:val="en-GB"/>
+        </w:rPr>
+      </w:pPr>
+      <w:r>
+        <w:rPr>
+          <w:rFonts w:ascii="Times New Roman" w:hAnsi="Times New Roman" w:cs="Times New Roman"/>
+          <w:sz w:val="24"/>
+          <w:szCs w:val="24"/>
+          <w:lang w:val="en-GB"/>
+        </w:rPr>
+        <w:t xml:space="preserve">It consists of </w:t>
+      </w:r>
+      <w:r>
+        <w:rPr>
+          <w:rFonts w:ascii="Times New Roman" w:hAnsi="Times New Roman" w:cs="Times New Roman"/>
+          <w:b/>
+          <w:bCs/>
+          <w:sz w:val="24"/>
+          <w:szCs w:val="24"/>
+          <w:lang w:val="en-GB"/>
+        </w:rPr>
+        <w:t>2 classes</w:t>
+      </w:r>
+      <w:r>
+        <w:rPr>
+          <w:rFonts w:ascii="Times New Roman" w:hAnsi="Times New Roman" w:cs="Times New Roman"/>
+          <w:sz w:val="24"/>
+          <w:szCs w:val="24"/>
+          <w:lang w:val="en-GB"/>
+        </w:rPr>
+        <w:t xml:space="preserve">: Malignant and Benign. </w:t>
+      </w:r>
+    </w:p>
+    <w:p>
+      <w:pPr>
+        <w:pStyle w:val="ListParagraph"/>
+        <w:numPr>
+          <w:ilvl w:val="0"/>
+          <w:numId w:val="57"/>
+        </w:numPr>
+        <w:rPr>
+          <w:rFonts w:ascii="Times New Roman" w:hAnsi="Times New Roman" w:cs="Times New Roman"/>
+          <w:sz w:val="24"/>
+          <w:szCs w:val="24"/>
+          <w:lang w:val="en-GB"/>
+        </w:rPr>
+      </w:pPr>
+      <w:r>
+        <w:rPr>
+          <w:rFonts w:ascii="Times New Roman" w:hAnsi="Times New Roman" w:cs="Times New Roman"/>
+          <w:sz w:val="24"/>
+          <w:szCs w:val="24"/>
+          <w:lang w:val="en-GB"/>
+        </w:rPr>
+        <w:t xml:space="preserve"> </w:t>
+      </w:r>
+      <w:r>
+        <w:rPr>
+          <w:rFonts w:ascii="Times New Roman" w:hAnsi="Times New Roman" w:cs="Times New Roman"/>
+          <w:b/>
+          <w:bCs/>
+          <w:sz w:val="24"/>
+          <w:szCs w:val="24"/>
+          <w:lang w:val="en-GB"/>
+        </w:rPr>
+        <w:t>Train/Validation/Test Split</w:t>
+      </w:r>
+      <w:r>
+        <w:rPr>
+          <w:rFonts w:ascii="Times New Roman" w:hAnsi="Times New Roman" w:cs="Times New Roman"/>
+          <w:sz w:val="24"/>
+          <w:szCs w:val="24"/>
+          <w:lang w:val="en-GB"/>
+        </w:rPr>
+        <w:t>: The data is split using a stratified approach to maintain class balance:</w:t>
+      </w:r>
+    </w:p>
+    <w:p>
+      <w:pPr>
+        <w:numPr>
+          <w:ilvl w:val="0"/>
+          <w:numId w:val="55"/>
+        </w:numPr>
+        <w:rPr>
+          <w:rFonts w:ascii="Times New Roman" w:hAnsi="Times New Roman" w:cs="Times New Roman"/>
+          <w:sz w:val="24"/>
+          <w:szCs w:val="24"/>
+          <w:lang w:val="en-GB"/>
+        </w:rPr>
+      </w:pPr>
+      <w:r>
+        <w:rPr>
+          <w:rFonts w:ascii="Times New Roman" w:hAnsi="Times New Roman" w:cs="Times New Roman"/>
+          <w:b/>
+          <w:bCs/>
+          <w:sz w:val="24"/>
+          <w:szCs w:val="24"/>
+          <w:lang w:val="en-GB"/>
+        </w:rPr>
+        <w:t>Train</w:t>
+      </w:r>
+      <w:r>
+        <w:rPr>
+          <w:rFonts w:ascii="Times New Roman" w:hAnsi="Times New Roman" w:cs="Times New Roman"/>
+          <w:sz w:val="24"/>
+          <w:szCs w:val="24"/>
+          <w:lang w:val="en-GB"/>
+        </w:rPr>
+        <w:t xml:space="preserve">: 364 samples (approximately 64%). </w:t>
+      </w:r>
+    </w:p>
+    <w:p>
+      <w:pPr>
+        <w:numPr>
+          <w:ilvl w:val="0"/>
+          <w:numId w:val="55"/>
+        </w:numPr>
+        <w:rPr>
+          <w:rFonts w:ascii="Times New Roman" w:hAnsi="Times New Roman" w:cs="Times New Roman"/>
+          <w:sz w:val="24"/>
+          <w:szCs w:val="24"/>
+          <w:lang w:val="en-GB"/>
+        </w:rPr>
+      </w:pPr>
+      <w:r>
+        <w:rPr>
+          <w:rFonts w:ascii="Times New Roman" w:hAnsi="Times New Roman" w:cs="Times New Roman"/>
+          <w:b/>
+          <w:bCs/>
+          <w:sz w:val="24"/>
+          <w:szCs w:val="24"/>
+          <w:lang w:val="en-GB"/>
+        </w:rPr>
+        <w:t>Validation</w:t>
+      </w:r>
+      <w:r>
+        <w:rPr>
+          <w:rFonts w:ascii="Times New Roman" w:hAnsi="Times New Roman" w:cs="Times New Roman"/>
+          <w:sz w:val="24"/>
+          <w:szCs w:val="24"/>
+          <w:lang w:val="en-GB"/>
+        </w:rPr>
+        <w:t xml:space="preserve">: 91 samples (approximately 16%). </w:t>
+      </w:r>
+    </w:p>
+    <w:p>
+      <w:pPr>
+        <w:numPr>
+          <w:ilvl w:val="0"/>
+          <w:numId w:val="55"/>
+        </w:numPr>
+        <w:rPr>
+          <w:rFonts w:ascii="Times New Roman" w:hAnsi="Times New Roman" w:cs="Times New Roman"/>
+          <w:sz w:val="24"/>
+          <w:szCs w:val="24"/>
+          <w:lang w:val="en-GB"/>
+        </w:rPr>
+      </w:pPr>
+      <w:r>
+        <w:rPr>
+          <w:rFonts w:ascii="Times New Roman" w:hAnsi="Times New Roman" w:cs="Times New Roman"/>
+          <w:b/>
+          <w:bCs/>
+          <w:sz w:val="24"/>
+          <w:szCs w:val="24"/>
+          <w:lang w:val="en-GB"/>
+        </w:rPr>
+        <w:t>Test</w:t>
+      </w:r>
+      <w:r>
+        <w:rPr>
+          <w:rFonts w:ascii="Times New Roman" w:hAnsi="Times New Roman" w:cs="Times New Roman"/>
+          <w:sz w:val="24"/>
+          <w:szCs w:val="24"/>
+          <w:lang w:val="en-GB"/>
+        </w:rPr>
+        <w:t xml:space="preserve">: 114 samples (approximately 20%). </w:t>
+      </w:r>
+    </w:p>
+    <w:p>
+      <w:pPr>
+        <w:pStyle w:val="ListParagraph"/>
+        <w:numPr>
+          <w:ilvl w:val="0"/>
+          <w:numId w:val="57"/>
+        </w:numPr>
+        <w:rPr>
+          <w:rFonts w:ascii="Times New Roman" w:hAnsi="Times New Roman" w:cs="Times New Roman"/>
+          <w:sz w:val="24"/>
+          <w:szCs w:val="24"/>
+          <w:lang w:val="en-GB"/>
+        </w:rPr>
+      </w:pPr>
+      <w:r>
+        <w:rPr>
+          <w:rFonts w:ascii="Times New Roman" w:hAnsi="Times New Roman" w:cs="Times New Roman"/>
+          <w:sz w:val="24"/>
+          <w:szCs w:val="24"/>
+          <w:lang w:val="en-GB"/>
+        </w:rPr>
+        <w:t xml:space="preserve">  </w:t>
+      </w:r>
+      <w:r>
+        <w:rPr>
+          <w:rFonts w:ascii="Times New Roman" w:hAnsi="Times New Roman" w:cs="Times New Roman"/>
+          <w:b/>
+          <w:bCs/>
+          <w:sz w:val="24"/>
+          <w:szCs w:val="24"/>
+          <w:lang w:val="en-GB"/>
+        </w:rPr>
+        <w:t>Preprocessing Steps</w:t>
+      </w:r>
+      <w:r>
+        <w:rPr>
+          <w:rFonts w:ascii="Times New Roman" w:hAnsi="Times New Roman" w:cs="Times New Roman"/>
+          <w:sz w:val="24"/>
+          <w:szCs w:val="24"/>
+          <w:lang w:val="en-GB"/>
+        </w:rPr>
+        <w:t>:</w:t>
+      </w:r>
+    </w:p>
+    <w:p>
+      <w:pPr>
+        <w:numPr>
+          <w:ilvl w:val="0"/>
+          <w:numId w:val="56"/>
+        </w:numPr>
+        <w:rPr>
+          <w:rFonts w:ascii="Times New Roman" w:hAnsi="Times New Roman" w:cs="Times New Roman"/>
+          <w:sz w:val="24"/>
+          <w:szCs w:val="24"/>
+          <w:lang w:val="en-GB"/>
+        </w:rPr>
+      </w:pPr>
+      <w:r>
+        <w:rPr>
+          <w:rFonts w:ascii="Times New Roman" w:hAnsi="Times New Roman" w:cs="Times New Roman"/>
+          <w:b/>
+          <w:bCs/>
+          <w:sz w:val="24"/>
+          <w:szCs w:val="24"/>
+          <w:lang w:val="en-GB"/>
+        </w:rPr>
+        <w:lastRenderedPageBreak/>
+        <w:t>Stratified Splitting</w:t>
+      </w:r>
+      <w:r>
+        <w:rPr>
+          <w:rFonts w:ascii="Times New Roman" w:hAnsi="Times New Roman" w:cs="Times New Roman"/>
+          <w:sz w:val="24"/>
+          <w:szCs w:val="24"/>
+          <w:lang w:val="en-GB"/>
+        </w:rPr>
+        <w:t xml:space="preserve">: Ensures each split has the same percentage of samples for each class as the complete set. </w:t>
+      </w:r>
+    </w:p>
+    <w:p>
+      <w:pPr>
+        <w:numPr>
+          <w:ilvl w:val="0"/>
+          <w:numId w:val="56"/>
+        </w:numPr>
+        <w:rPr>
+          <w:rFonts w:ascii="Times New Roman" w:hAnsi="Times New Roman" w:cs="Times New Roman"/>
+          <w:sz w:val="24"/>
+          <w:szCs w:val="24"/>
+          <w:lang w:val="en-GB"/>
+        </w:rPr>
+      </w:pPr>
+      <w:r>
+        <w:rPr>
+          <w:rFonts w:ascii="Times New Roman" w:hAnsi="Times New Roman" w:cs="Times New Roman"/>
+          <w:b/>
+          <w:bCs/>
+          <w:sz w:val="24"/>
+          <w:szCs w:val="24"/>
+          <w:lang w:val="en-GB"/>
+        </w:rPr>
+        <w:t>Standardization</w:t>
+      </w:r>
+      <w:r>
+        <w:rPr>
+          <w:rFonts w:ascii="Times New Roman" w:hAnsi="Times New Roman" w:cs="Times New Roman"/>
+          <w:sz w:val="24"/>
+          <w:szCs w:val="24"/>
+          <w:lang w:val="en-GB"/>
+        </w:rPr>
+        <w:t xml:space="preserve">: Features are scaled using StandardScaler to ensure they are normalized for the neural network. </w:t>
+      </w:r>
+    </w:p>
+    <w:p>
+      <w:pPr>
+        <w:numPr>
+          <w:ilvl w:val="0"/>
+          <w:numId w:val="56"/>
+        </w:numPr>
+        <w:rPr>
+          <w:rFonts w:ascii="Times New Roman" w:hAnsi="Times New Roman" w:cs="Times New Roman"/>
+          <w:sz w:val="24"/>
+          <w:szCs w:val="24"/>
+          <w:lang w:val="en-GB"/>
+        </w:rPr>
+      </w:pPr>
+      <w:r>
+        <w:rPr>
+          <w:rFonts w:ascii="Times New Roman" w:hAnsi="Times New Roman" w:cs="Times New Roman"/>
+          <w:b/>
+          <w:bCs/>
+          <w:sz w:val="24"/>
+          <w:szCs w:val="24"/>
+          <w:lang w:val="en-GB"/>
+        </w:rPr>
+        <w:t>Tensor Conversion</w:t>
+      </w:r>
+      <w:r>
+        <w:rPr>
+          <w:rFonts w:ascii="Times New Roman" w:hAnsi="Times New Roman" w:cs="Times New Roman"/>
+          <w:sz w:val="24"/>
+          <w:szCs w:val="24"/>
+          <w:lang w:val="en-GB"/>
+        </w:rPr>
+        <w:t xml:space="preserve">: The processed data is converted into </w:t>
+      </w:r>
+      <w:r>
+        <w:rPr>
+          <w:rFonts w:ascii="Times New Roman" w:hAnsi="Times New Roman" w:cs="Times New Roman"/>
+          <w:b/>
+          <w:bCs/>
+          <w:sz w:val="24"/>
+          <w:szCs w:val="24"/>
+          <w:lang w:val="en-GB"/>
+        </w:rPr>
+        <w:t>PyTorch Tensors</w:t>
+      </w:r>
+      <w:r>
+        <w:rPr>
+          <w:rFonts w:ascii="Times New Roman" w:hAnsi="Times New Roman" w:cs="Times New Roman"/>
+          <w:sz w:val="24"/>
+          <w:szCs w:val="24"/>
+          <w:lang w:val="en-GB"/>
+        </w:rPr>
+        <w:t xml:space="preserve"> (torch.float32) for compatibility with the deep learning model and XAI tools. </w:t>
       </w:r>
     </w:p>
     <w:p>
@@ -6005,7 +6461,6 @@
           <w:szCs w:val="24"/>
           <w:lang w:val="en-GB"/>
         </w:rPr>
-        <w:lastRenderedPageBreak/>
         <w:t>Batch size</w:t>
       </w:r>
     </w:p>
@@ -6284,6 +6739,7 @@
           <w:szCs w:val="24"/>
           <w:lang w:val="en-GB"/>
         </w:rPr>
+        <w:lastRenderedPageBreak/>
         <w:t>Compare with baseline</w:t>
       </w:r>
     </w:p>
@@ -6433,7 +6889,6 @@
           <w:szCs w:val="24"/>
           <w:lang w:val="en-GB"/>
         </w:rPr>
-        <w:lastRenderedPageBreak/>
         <w:drawing>
           <wp:inline distT="0" distB="0" distL="0" distR="0" wp14:anchorId="5394AAC9" wp14:editId="4590D636">
             <wp:extent cx="5274310" cy="3275965"/>
@@ -6641,7 +7096,6 @@
         <w:rPr>
           <w:noProof/>
         </w:rPr>
-        <w:lastRenderedPageBreak/>
         <w:drawing>
           <wp:inline distT="0" distB="0" distL="0" distR="0" wp14:anchorId="0DA91D68" wp14:editId="3430834E">
             <wp:extent cx="5274310" cy="4387215"/>
@@ -7110,7 +7564,17 @@
                 <w:szCs w:val="24"/>
                 <w:lang w:val="en-GB"/>
               </w:rPr>
-              <w:t>Applies the Integrated Gradients method multiple times with added Gaussian noise to the input.</w:t>
+              <w:t xml:space="preserve">Applies the Integrated Gradients method multiple </w:t>
+            </w:r>
+            <w:r>
+              <w:rPr>
+                <w:rFonts w:asciiTheme="majorBidi" w:hAnsiTheme="majorBidi" w:cstheme="majorBidi"/>
+                <w:sz w:val="24"/>
+                <w:szCs w:val="24"/>
+                <w:lang w:val="en-GB"/>
+              </w:rPr>
+              <w:lastRenderedPageBreak/>
+              <w:t>times with added Gaussian noise to the input.</w:t>
             </w:r>
           </w:p>
         </w:tc>
@@ -7136,7 +7600,18 @@
                 <w:szCs w:val="24"/>
                 <w:lang w:val="en-GB"/>
               </w:rPr>
-              <w:t>Clarity: Reduces visual noise and "artifacts" in attributions, highlighting the most significant features.</w:t>
+              <w:lastRenderedPageBreak/>
+              <w:t xml:space="preserve">Clarity: Reduces visual noise and "artifacts" in attributions, </w:t>
+            </w:r>
+            <w:r>
+              <w:rPr>
+                <w:rFonts w:asciiTheme="majorBidi" w:hAnsiTheme="majorBidi" w:cstheme="majorBidi"/>
+                <w:sz w:val="24"/>
+                <w:szCs w:val="24"/>
+                <w:lang w:val="en-GB"/>
+              </w:rPr>
+              <w:lastRenderedPageBreak/>
+              <w:t>highlighting the most significant features.</w:t>
             </w:r>
           </w:p>
         </w:tc>
@@ -7578,6 +8053,7 @@
           <w:szCs w:val="24"/>
           <w:lang w:val="en-GB"/>
         </w:rPr>
+        <w:lastRenderedPageBreak/>
         <w:t>Smoothing: Methods like NoiseTunnel provide a cleaner, more stable view by filtering out minor statistical fluctuations.</w:t>
       </w:r>
     </w:p>
@@ -7983,7 +8459,17 @@
           <w:szCs w:val="24"/>
           <w:lang w:val="en-GB"/>
         </w:rPr>
-        <w:t xml:space="preserve"> project, this suggests Captum might be capturing complex internal relationships that SHAP and LIME (which are model-agnostic) might miss.</w:t>
+        <w:t xml:space="preserve"> project, this suggests Captum might be capturing complex </w:t>
+      </w:r>
+      <w:r>
+        <w:rPr>
+          <w:rFonts w:asciiTheme="majorBidi" w:hAnsiTheme="majorBidi" w:cstheme="majorBidi"/>
+          <w:sz w:val="24"/>
+          <w:szCs w:val="24"/>
+          <w:lang w:val="en-GB"/>
+        </w:rPr>
+        <w:lastRenderedPageBreak/>
+        <w:t>internal relationships that SHAP and LIME (which are model-agnostic) might miss.</w:t>
       </w:r>
     </w:p>
     <w:p>
@@ -8006,7 +8492,6 @@
           <w:szCs w:val="24"/>
           <w:lang w:val="en-GB"/>
         </w:rPr>
-        <w:lastRenderedPageBreak/>
         <w:t>2. Erasure Fidelity (Top-5 Features Zeroed)</w:t>
       </w:r>
     </w:p>
@@ -8375,18 +8860,8 @@
           <w:szCs w:val="24"/>
           <w:lang w:val="en-GB"/>
         </w:rPr>
-        <w:t xml:space="preserve"> is an Explainable AI (XAI) tool used to analyze the contribution of individual neurons within model layers toward the final decision. It helps developers understand the "internal logic" of the model by identifying which neurons are most influential in different classifications, such as benign or malignant.</w:t>
-      </w:r>
-    </w:p>
-    <w:p>
-      <w:pPr>
-        <w:rPr>
-          <w:rFonts w:asciiTheme="majorBidi" w:hAnsiTheme="majorBidi" w:cstheme="majorBidi"/>
-          <w:sz w:val="24"/>
-          <w:szCs w:val="24"/>
-          <w:lang w:val="en-GB"/>
-        </w:rPr>
-      </w:pPr>
+        <w:t xml:space="preserve"> is an Explainable AI (XAI) tool used to analyze the contribution of individual neurons within model layers toward the final decision. It </w:t>
+      </w:r>
       <w:r>
         <w:rPr>
           <w:rFonts w:asciiTheme="majorBidi" w:hAnsiTheme="majorBidi" w:cstheme="majorBidi"/>
@@ -8395,6 +8870,25 @@
           <w:lang w:val="en-GB"/>
         </w:rPr>
         <w:lastRenderedPageBreak/>
+        <w:t>helps developers understand the "internal logic" of the model by identifying which neurons are most influential in different classifications, such as benign or malignant.</w:t>
+      </w:r>
+    </w:p>
+    <w:p>
+      <w:pPr>
+        <w:rPr>
+          <w:rFonts w:asciiTheme="majorBidi" w:hAnsiTheme="majorBidi" w:cstheme="majorBidi"/>
+          <w:sz w:val="24"/>
+          <w:szCs w:val="24"/>
+          <w:lang w:val="en-GB"/>
+        </w:rPr>
+      </w:pPr>
+      <w:r>
+        <w:rPr>
+          <w:rFonts w:asciiTheme="majorBidi" w:hAnsiTheme="majorBidi" w:cstheme="majorBidi"/>
+          <w:sz w:val="24"/>
+          <w:szCs w:val="24"/>
+          <w:lang w:val="en-GB"/>
+        </w:rPr>
         <w:t xml:space="preserve">This graph </w:t>
       </w:r>
       <w:r>
@@ -8819,6 +9313,7 @@
           <w:szCs w:val="24"/>
           <w:lang w:val="en-GB"/>
         </w:rPr>
+        <w:lastRenderedPageBreak/>
         <w:t>What has been completed</w:t>
       </w:r>
     </w:p>
@@ -8838,7 +9333,6 @@
           <w:szCs w:val="24"/>
           <w:lang w:val="en-GB"/>
         </w:rPr>
-        <w:lastRenderedPageBreak/>
         <w:t>What remains for final phase</w:t>
       </w:r>
     </w:p>
@@ -9241,6 +9735,7 @@
           <w:szCs w:val="24"/>
           <w14:ligatures w14:val="none"/>
         </w:rPr>
+        <w:lastRenderedPageBreak/>
         <w:t xml:space="preserve">Tjoa, E., &amp; Guan, C. (2020). A survey on Explainable Artificial Intelligence (XAI): Toward medical XAI. </w:t>
       </w:r>
       <w:r>
@@ -9253,20 +9748,7 @@
           <w:szCs w:val="24"/>
           <w14:ligatures w14:val="none"/>
         </w:rPr>
-        <w:t xml:space="preserve">IEEE Transactions on Neural Networks and </w:t>
-      </w:r>
-      <w:r>
-        <w:rPr>
-          <w:rFonts w:ascii="Times New Roman" w:eastAsia="Times New Roman" w:hAnsi="Times New Roman" w:cs="Times New Roman"/>
-          <w:i/>
-          <w:iCs/>
-          <w:kern w:val="0"/>
-          <w:sz w:val="24"/>
-          <w:szCs w:val="24"/>
-          <w14:ligatures w14:val="none"/>
-        </w:rPr>
-        <w:lastRenderedPageBreak/>
-        <w:t>Learning Systems</w:t>
+        <w:t>IEEE Transactions on Neural Networks and Learning Systems</w:t>
       </w:r>
       <w:r>
         <w:rPr>
@@ -10618,6 +11100,155 @@
     </w:lvl>
   </w:abstractNum>
   <w:abstractNum w:abstractNumId="7" w15:restartNumberingAfterBreak="0">
+    <w:nsid w:val="0DF63981"/>
+    <w:multiLevelType w:val="multilevel"/>
+    <w:tmpl w:val="6FE2B964"/>
+    <w:lvl w:ilvl="0">
+      <w:start w:val="1"/>
+      <w:numFmt w:val="bullet"/>
+      <w:lvlText w:val=""/>
+      <w:lvlJc w:val="left"/>
+      <w:pPr>
+        <w:tabs>
+          <w:tab w:val="num" w:pos="720"/>
+        </w:tabs>
+        <w:ind w:left="720" w:hanging="360"/>
+      </w:pPr>
+      <w:rPr>
+        <w:rFonts w:ascii="Symbol" w:hAnsi="Symbol" w:hint="default"/>
+        <w:sz w:val="20"/>
+      </w:rPr>
+    </w:lvl>
+    <w:lvl w:ilvl="1" w:tentative="1">
+      <w:start w:val="1"/>
+      <w:numFmt w:val="bullet"/>
+      <w:lvlText w:val="o"/>
+      <w:lvlJc w:val="left"/>
+      <w:pPr>
+        <w:tabs>
+          <w:tab w:val="num" w:pos="1440"/>
+        </w:tabs>
+        <w:ind w:left="1440" w:hanging="360"/>
+      </w:pPr>
+      <w:rPr>
+        <w:rFonts w:ascii="Courier New" w:hAnsi="Courier New" w:hint="default"/>
+        <w:sz w:val="20"/>
+      </w:rPr>
+    </w:lvl>
+    <w:lvl w:ilvl="2" w:tentative="1">
+      <w:start w:val="1"/>
+      <w:numFmt w:val="bullet"/>
+      <w:lvlText w:val=""/>
+      <w:lvlJc w:val="left"/>
+      <w:pPr>
+        <w:tabs>
+          <w:tab w:val="num" w:pos="2160"/>
+        </w:tabs>
+        <w:ind w:left="2160" w:hanging="360"/>
+      </w:pPr>
+      <w:rPr>
+        <w:rFonts w:ascii="Wingdings" w:hAnsi="Wingdings" w:hint="default"/>
+        <w:sz w:val="20"/>
+      </w:rPr>
+    </w:lvl>
+    <w:lvl w:ilvl="3" w:tentative="1">
+      <w:start w:val="1"/>
+      <w:numFmt w:val="bullet"/>
+      <w:lvlText w:val=""/>
+      <w:lvlJc w:val="left"/>
+      <w:pPr>
+        <w:tabs>
+          <w:tab w:val="num" w:pos="2880"/>
+        </w:tabs>
+        <w:ind w:left="2880" w:hanging="360"/>
+      </w:pPr>
+      <w:rPr>
+        <w:rFonts w:ascii="Wingdings" w:hAnsi="Wingdings" w:hint="default"/>
+        <w:sz w:val="20"/>
+      </w:rPr>
+    </w:lvl>
+    <w:lvl w:ilvl="4" w:tentative="1">
+      <w:start w:val="1"/>
+      <w:numFmt w:val="bullet"/>
+      <w:lvlText w:val=""/>
+      <w:lvlJc w:val="left"/>
+      <w:pPr>
+        <w:tabs>
+          <w:tab w:val="num" w:pos="3600"/>
+        </w:tabs>
+        <w:ind w:left="3600" w:hanging="360"/>
+      </w:pPr>
+      <w:rPr>
+        <w:rFonts w:ascii="Wingdings" w:hAnsi="Wingdings" w:hint="default"/>
+        <w:sz w:val="20"/>
+      </w:rPr>
+    </w:lvl>
+    <w:lvl w:ilvl="5" w:tentative="1">
+      <w:start w:val="1"/>
+      <w:numFmt w:val="bullet"/>
+      <w:lvlText w:val=""/>
+      <w:lvlJc w:val="left"/>
+      <w:pPr>
+        <w:tabs>
+          <w:tab w:val="num" w:pos="4320"/>
+        </w:tabs>
+        <w:ind w:left="4320" w:hanging="360"/>
+      </w:pPr>
+      <w:rPr>
+        <w:rFonts w:ascii="Wingdings" w:hAnsi="Wingdings" w:hint="default"/>
+        <w:sz w:val="20"/>
+      </w:rPr>
+    </w:lvl>
+    <w:lvl w:ilvl="6" w:tentative="1">
+      <w:start w:val="1"/>
+      <w:numFmt w:val="bullet"/>
+      <w:lvlText w:val=""/>
+      <w:lvlJc w:val="left"/>
+      <w:pPr>
+        <w:tabs>
+          <w:tab w:val="num" w:pos="5040"/>
+        </w:tabs>
+        <w:ind w:left="5040" w:hanging="360"/>
+      </w:pPr>
+      <w:rPr>
+        <w:rFonts w:ascii="Wingdings" w:hAnsi="Wingdings" w:hint="default"/>
+        <w:sz w:val="20"/>
+      </w:rPr>
+    </w:lvl>
+    <w:lvl w:ilvl="7" w:tentative="1">
+      <w:start w:val="1"/>
+      <w:numFmt w:val="bullet"/>
+      <w:lvlText w:val=""/>
+      <w:lvlJc w:val="left"/>
+      <w:pPr>
+        <w:tabs>
+          <w:tab w:val="num" w:pos="5760"/>
+        </w:tabs>
+        <w:ind w:left="5760" w:hanging="360"/>
+      </w:pPr>
+      <w:rPr>
+        <w:rFonts w:ascii="Wingdings" w:hAnsi="Wingdings" w:hint="default"/>
+        <w:sz w:val="20"/>
+      </w:rPr>
+    </w:lvl>
+    <w:lvl w:ilvl="8" w:tentative="1">
+      <w:start w:val="1"/>
+      <w:numFmt w:val="bullet"/>
+      <w:lvlText w:val=""/>
+      <w:lvlJc w:val="left"/>
+      <w:pPr>
+        <w:tabs>
+          <w:tab w:val="num" w:pos="6480"/>
+        </w:tabs>
+        <w:ind w:left="6480" w:hanging="360"/>
+      </w:pPr>
+      <w:rPr>
+        <w:rFonts w:ascii="Wingdings" w:hAnsi="Wingdings" w:hint="default"/>
+        <w:sz w:val="20"/>
+      </w:rPr>
+    </w:lvl>
+  </w:abstractNum>
+  <w:abstractNum w:abstractNumId="8" w15:restartNumberingAfterBreak="0">
     <w:nsid w:val="11E53100"/>
     <w:multiLevelType w:val="multilevel"/>
     <w:tmpl w:val="0409001F"/>
@@ -10703,7 +11334,7 @@
       </w:pPr>
     </w:lvl>
   </w:abstractNum>
-  <w:abstractNum w:abstractNumId="8" w15:restartNumberingAfterBreak="0">
+  <w:abstractNum w:abstractNumId="9" w15:restartNumberingAfterBreak="0">
     <w:nsid w:val="140A09FC"/>
     <w:multiLevelType w:val="multilevel"/>
     <w:tmpl w:val="8C5AD3C2"/>
@@ -10852,7 +11483,7 @@
       </w:rPr>
     </w:lvl>
   </w:abstractNum>
-  <w:abstractNum w:abstractNumId="9" w15:restartNumberingAfterBreak="0">
+  <w:abstractNum w:abstractNumId="10" w15:restartNumberingAfterBreak="0">
     <w:nsid w:val="142054F4"/>
     <w:multiLevelType w:val="multilevel"/>
     <w:tmpl w:val="A080EA4A"/>
@@ -11001,7 +11632,7 @@
       </w:rPr>
     </w:lvl>
   </w:abstractNum>
-  <w:abstractNum w:abstractNumId="10" w15:restartNumberingAfterBreak="0">
+  <w:abstractNum w:abstractNumId="11" w15:restartNumberingAfterBreak="0">
     <w:nsid w:val="153720C9"/>
     <w:multiLevelType w:val="multilevel"/>
     <w:tmpl w:val="DF42A6A6"/>
@@ -11150,7 +11781,7 @@
       </w:rPr>
     </w:lvl>
   </w:abstractNum>
-  <w:abstractNum w:abstractNumId="11" w15:restartNumberingAfterBreak="0">
+  <w:abstractNum w:abstractNumId="12" w15:restartNumberingAfterBreak="0">
     <w:nsid w:val="1BE43724"/>
     <w:multiLevelType w:val="multilevel"/>
     <w:tmpl w:val="4AA615E8"/>
@@ -11299,7 +11930,7 @@
       </w:rPr>
     </w:lvl>
   </w:abstractNum>
-  <w:abstractNum w:abstractNumId="12" w15:restartNumberingAfterBreak="0">
+  <w:abstractNum w:abstractNumId="13" w15:restartNumberingAfterBreak="0">
     <w:nsid w:val="1C6E5EB6"/>
     <w:multiLevelType w:val="multilevel"/>
     <w:tmpl w:val="781E7924"/>
@@ -11412,7 +12043,7 @@
       </w:pPr>
     </w:lvl>
   </w:abstractNum>
-  <w:abstractNum w:abstractNumId="13" w15:restartNumberingAfterBreak="0">
+  <w:abstractNum w:abstractNumId="14" w15:restartNumberingAfterBreak="0">
     <w:nsid w:val="1F64038E"/>
     <w:multiLevelType w:val="multilevel"/>
     <w:tmpl w:val="21F86E22"/>
@@ -11561,7 +12192,7 @@
       </w:rPr>
     </w:lvl>
   </w:abstractNum>
-  <w:abstractNum w:abstractNumId="14" w15:restartNumberingAfterBreak="0">
+  <w:abstractNum w:abstractNumId="15" w15:restartNumberingAfterBreak="0">
     <w:nsid w:val="1FCA309C"/>
     <w:multiLevelType w:val="multilevel"/>
     <w:tmpl w:val="1610EA3A"/>
@@ -11710,7 +12341,7 @@
       </w:rPr>
     </w:lvl>
   </w:abstractNum>
-  <w:abstractNum w:abstractNumId="15" w15:restartNumberingAfterBreak="0">
+  <w:abstractNum w:abstractNumId="16" w15:restartNumberingAfterBreak="0">
     <w:nsid w:val="222058CC"/>
     <w:multiLevelType w:val="multilevel"/>
     <w:tmpl w:val="AD6200EE"/>
@@ -11827,7 +12458,7 @@
       </w:pPr>
     </w:lvl>
   </w:abstractNum>
-  <w:abstractNum w:abstractNumId="16" w15:restartNumberingAfterBreak="0">
+  <w:abstractNum w:abstractNumId="17" w15:restartNumberingAfterBreak="0">
     <w:nsid w:val="23760EB2"/>
     <w:multiLevelType w:val="hybridMultilevel"/>
     <w:tmpl w:val="484271E2"/>
@@ -11940,7 +12571,7 @@
       </w:rPr>
     </w:lvl>
   </w:abstractNum>
-  <w:abstractNum w:abstractNumId="17" w15:restartNumberingAfterBreak="0">
+  <w:abstractNum w:abstractNumId="18" w15:restartNumberingAfterBreak="0">
     <w:nsid w:val="26704E65"/>
     <w:multiLevelType w:val="multilevel"/>
     <w:tmpl w:val="65EC6F88"/>
@@ -12089,7 +12720,7 @@
       </w:rPr>
     </w:lvl>
   </w:abstractNum>
-  <w:abstractNum w:abstractNumId="18" w15:restartNumberingAfterBreak="0">
+  <w:abstractNum w:abstractNumId="19" w15:restartNumberingAfterBreak="0">
     <w:nsid w:val="287E2A4E"/>
     <w:multiLevelType w:val="hybridMultilevel"/>
     <w:tmpl w:val="74DE0B00"/>
@@ -12202,7 +12833,96 @@
       </w:rPr>
     </w:lvl>
   </w:abstractNum>
-  <w:abstractNum w:abstractNumId="19" w15:restartNumberingAfterBreak="0">
+  <w:abstractNum w:abstractNumId="20" w15:restartNumberingAfterBreak="0">
+    <w:nsid w:val="296B3A2D"/>
+    <w:multiLevelType w:val="hybridMultilevel"/>
+    <w:tmpl w:val="66FC31E8"/>
+    <w:lvl w:ilvl="0" w:tplc="0809000F">
+      <w:start w:val="1"/>
+      <w:numFmt w:val="decimal"/>
+      <w:lvlText w:val="%1."/>
+      <w:lvlJc w:val="left"/>
+      <w:pPr>
+        <w:ind w:left="720" w:hanging="360"/>
+      </w:pPr>
+      <w:rPr>
+        <w:rFonts w:hint="default"/>
+      </w:rPr>
+    </w:lvl>
+    <w:lvl w:ilvl="1" w:tplc="08090019" w:tentative="1">
+      <w:start w:val="1"/>
+      <w:numFmt w:val="lowerLetter"/>
+      <w:lvlText w:val="%2."/>
+      <w:lvlJc w:val="left"/>
+      <w:pPr>
+        <w:ind w:left="1440" w:hanging="360"/>
+      </w:pPr>
+    </w:lvl>
+    <w:lvl w:ilvl="2" w:tplc="0809001B" w:tentative="1">
+      <w:start w:val="1"/>
+      <w:numFmt w:val="lowerRoman"/>
+      <w:lvlText w:val="%3."/>
+      <w:lvlJc w:val="right"/>
+      <w:pPr>
+        <w:ind w:left="2160" w:hanging="180"/>
+      </w:pPr>
+    </w:lvl>
+    <w:lvl w:ilvl="3" w:tplc="0809000F" w:tentative="1">
+      <w:start w:val="1"/>
+      <w:numFmt w:val="decimal"/>
+      <w:lvlText w:val="%4."/>
+      <w:lvlJc w:val="left"/>
+      <w:pPr>
+        <w:ind w:left="2880" w:hanging="360"/>
+      </w:pPr>
+    </w:lvl>
+    <w:lvl w:ilvl="4" w:tplc="08090019" w:tentative="1">
+      <w:start w:val="1"/>
+      <w:numFmt w:val="lowerLetter"/>
+      <w:lvlText w:val="%5."/>
+      <w:lvlJc w:val="left"/>
+      <w:pPr>
+        <w:ind w:left="3600" w:hanging="360"/>
+      </w:pPr>
+    </w:lvl>
+    <w:lvl w:ilvl="5" w:tplc="0809001B" w:tentative="1">
+      <w:start w:val="1"/>
+      <w:numFmt w:val="lowerRoman"/>
+      <w:lvlText w:val="%6."/>
+      <w:lvlJc w:val="right"/>
+      <w:pPr>
+        <w:ind w:left="4320" w:hanging="180"/>
+      </w:pPr>
+    </w:lvl>
+    <w:lvl w:ilvl="6" w:tplc="0809000F" w:tentative="1">
+      <w:start w:val="1"/>
+      <w:numFmt w:val="decimal"/>
+      <w:lvlText w:val="%7."/>
+      <w:lvlJc w:val="left"/>
+      <w:pPr>
+        <w:ind w:left="5040" w:hanging="360"/>
+      </w:pPr>
+    </w:lvl>
+    <w:lvl w:ilvl="7" w:tplc="08090019" w:tentative="1">
+      <w:start w:val="1"/>
+      <w:numFmt w:val="lowerLetter"/>
+      <w:lvlText w:val="%8."/>
+      <w:lvlJc w:val="left"/>
+      <w:pPr>
+        <w:ind w:left="5760" w:hanging="360"/>
+      </w:pPr>
+    </w:lvl>
+    <w:lvl w:ilvl="8" w:tplc="0809001B" w:tentative="1">
+      <w:start w:val="1"/>
+      <w:numFmt w:val="lowerRoman"/>
+      <w:lvlText w:val="%9."/>
+      <w:lvlJc w:val="right"/>
+      <w:pPr>
+        <w:ind w:left="6480" w:hanging="180"/>
+      </w:pPr>
+    </w:lvl>
+  </w:abstractNum>
+  <w:abstractNum w:abstractNumId="21" w15:restartNumberingAfterBreak="0">
     <w:nsid w:val="2A25754A"/>
     <w:multiLevelType w:val="multilevel"/>
     <w:tmpl w:val="0409001F"/>
@@ -12288,7 +13008,7 @@
       </w:pPr>
     </w:lvl>
   </w:abstractNum>
-  <w:abstractNum w:abstractNumId="20" w15:restartNumberingAfterBreak="0">
+  <w:abstractNum w:abstractNumId="22" w15:restartNumberingAfterBreak="0">
     <w:nsid w:val="2B504BDD"/>
     <w:multiLevelType w:val="multilevel"/>
     <w:tmpl w:val="0409001F"/>
@@ -12374,7 +13094,7 @@
       </w:pPr>
     </w:lvl>
   </w:abstractNum>
-  <w:abstractNum w:abstractNumId="21" w15:restartNumberingAfterBreak="0">
+  <w:abstractNum w:abstractNumId="23" w15:restartNumberingAfterBreak="0">
     <w:nsid w:val="352C2307"/>
     <w:multiLevelType w:val="multilevel"/>
     <w:tmpl w:val="09AED4C4"/>
@@ -12523,7 +13243,7 @@
       </w:rPr>
     </w:lvl>
   </w:abstractNum>
-  <w:abstractNum w:abstractNumId="22" w15:restartNumberingAfterBreak="0">
+  <w:abstractNum w:abstractNumId="24" w15:restartNumberingAfterBreak="0">
     <w:nsid w:val="367848AC"/>
     <w:multiLevelType w:val="multilevel"/>
     <w:tmpl w:val="0409001F"/>
@@ -12609,7 +13329,7 @@
       </w:pPr>
     </w:lvl>
   </w:abstractNum>
-  <w:abstractNum w:abstractNumId="23" w15:restartNumberingAfterBreak="0">
+  <w:abstractNum w:abstractNumId="25" w15:restartNumberingAfterBreak="0">
     <w:nsid w:val="36B3328D"/>
     <w:multiLevelType w:val="multilevel"/>
     <w:tmpl w:val="0409001F"/>
@@ -12695,7 +13415,7 @@
       </w:pPr>
     </w:lvl>
   </w:abstractNum>
-  <w:abstractNum w:abstractNumId="24" w15:restartNumberingAfterBreak="0">
+  <w:abstractNum w:abstractNumId="26" w15:restartNumberingAfterBreak="0">
     <w:nsid w:val="36D11C61"/>
     <w:multiLevelType w:val="multilevel"/>
     <w:tmpl w:val="CF5A290A"/>
@@ -12844,7 +13564,7 @@
       </w:rPr>
     </w:lvl>
   </w:abstractNum>
-  <w:abstractNum w:abstractNumId="25" w15:restartNumberingAfterBreak="0">
+  <w:abstractNum w:abstractNumId="27" w15:restartNumberingAfterBreak="0">
     <w:nsid w:val="376424CB"/>
     <w:multiLevelType w:val="multilevel"/>
     <w:tmpl w:val="82F2DCBC"/>
@@ -12993,7 +13713,7 @@
       </w:rPr>
     </w:lvl>
   </w:abstractNum>
-  <w:abstractNum w:abstractNumId="26" w15:restartNumberingAfterBreak="0">
+  <w:abstractNum w:abstractNumId="28" w15:restartNumberingAfterBreak="0">
     <w:nsid w:val="37D829EB"/>
     <w:multiLevelType w:val="hybridMultilevel"/>
     <w:tmpl w:val="89447B64"/>
@@ -13079,7 +13799,7 @@
       </w:pPr>
     </w:lvl>
   </w:abstractNum>
-  <w:abstractNum w:abstractNumId="27" w15:restartNumberingAfterBreak="0">
+  <w:abstractNum w:abstractNumId="29" w15:restartNumberingAfterBreak="0">
     <w:nsid w:val="39C03B94"/>
     <w:multiLevelType w:val="multilevel"/>
     <w:tmpl w:val="DBFE4492"/>
@@ -13228,7 +13948,7 @@
       </w:rPr>
     </w:lvl>
   </w:abstractNum>
-  <w:abstractNum w:abstractNumId="28" w15:restartNumberingAfterBreak="0">
+  <w:abstractNum w:abstractNumId="30" w15:restartNumberingAfterBreak="0">
     <w:nsid w:val="3BD3576C"/>
     <w:multiLevelType w:val="multilevel"/>
     <w:tmpl w:val="0D748744"/>
@@ -13377,7 +14097,7 @@
       </w:rPr>
     </w:lvl>
   </w:abstractNum>
-  <w:abstractNum w:abstractNumId="29" w15:restartNumberingAfterBreak="0">
+  <w:abstractNum w:abstractNumId="31" w15:restartNumberingAfterBreak="0">
     <w:nsid w:val="3C48633D"/>
     <w:multiLevelType w:val="multilevel"/>
     <w:tmpl w:val="C2582D52"/>
@@ -13526,7 +14246,305 @@
       </w:rPr>
     </w:lvl>
   </w:abstractNum>
-  <w:abstractNum w:abstractNumId="30" w15:restartNumberingAfterBreak="0">
+  <w:abstractNum w:abstractNumId="32" w15:restartNumberingAfterBreak="0">
+    <w:nsid w:val="3FAE3177"/>
+    <w:multiLevelType w:val="multilevel"/>
+    <w:tmpl w:val="9AA2B4D6"/>
+    <w:lvl w:ilvl="0">
+      <w:start w:val="1"/>
+      <w:numFmt w:val="bullet"/>
+      <w:lvlText w:val=""/>
+      <w:lvlJc w:val="left"/>
+      <w:pPr>
+        <w:tabs>
+          <w:tab w:val="num" w:pos="720"/>
+        </w:tabs>
+        <w:ind w:left="720" w:hanging="360"/>
+      </w:pPr>
+      <w:rPr>
+        <w:rFonts w:ascii="Symbol" w:hAnsi="Symbol" w:hint="default"/>
+        <w:sz w:val="20"/>
+      </w:rPr>
+    </w:lvl>
+    <w:lvl w:ilvl="1" w:tentative="1">
+      <w:start w:val="1"/>
+      <w:numFmt w:val="bullet"/>
+      <w:lvlText w:val="o"/>
+      <w:lvlJc w:val="left"/>
+      <w:pPr>
+        <w:tabs>
+          <w:tab w:val="num" w:pos="1440"/>
+        </w:tabs>
+        <w:ind w:left="1440" w:hanging="360"/>
+      </w:pPr>
+      <w:rPr>
+        <w:rFonts w:ascii="Courier New" w:hAnsi="Courier New" w:hint="default"/>
+        <w:sz w:val="20"/>
+      </w:rPr>
+    </w:lvl>
+    <w:lvl w:ilvl="2" w:tentative="1">
+      <w:start w:val="1"/>
+      <w:numFmt w:val="bullet"/>
+      <w:lvlText w:val=""/>
+      <w:lvlJc w:val="left"/>
+      <w:pPr>
+        <w:tabs>
+          <w:tab w:val="num" w:pos="2160"/>
+        </w:tabs>
+        <w:ind w:left="2160" w:hanging="360"/>
+      </w:pPr>
+      <w:rPr>
+        <w:rFonts w:ascii="Wingdings" w:hAnsi="Wingdings" w:hint="default"/>
+        <w:sz w:val="20"/>
+      </w:rPr>
+    </w:lvl>
+    <w:lvl w:ilvl="3" w:tentative="1">
+      <w:start w:val="1"/>
+      <w:numFmt w:val="bullet"/>
+      <w:lvlText w:val=""/>
+      <w:lvlJc w:val="left"/>
+      <w:pPr>
+        <w:tabs>
+          <w:tab w:val="num" w:pos="2880"/>
+        </w:tabs>
+        <w:ind w:left="2880" w:hanging="360"/>
+      </w:pPr>
+      <w:rPr>
+        <w:rFonts w:ascii="Wingdings" w:hAnsi="Wingdings" w:hint="default"/>
+        <w:sz w:val="20"/>
+      </w:rPr>
+    </w:lvl>
+    <w:lvl w:ilvl="4" w:tentative="1">
+      <w:start w:val="1"/>
+      <w:numFmt w:val="bullet"/>
+      <w:lvlText w:val=""/>
+      <w:lvlJc w:val="left"/>
+      <w:pPr>
+        <w:tabs>
+          <w:tab w:val="num" w:pos="3600"/>
+        </w:tabs>
+        <w:ind w:left="3600" w:hanging="360"/>
+      </w:pPr>
+      <w:rPr>
+        <w:rFonts w:ascii="Wingdings" w:hAnsi="Wingdings" w:hint="default"/>
+        <w:sz w:val="20"/>
+      </w:rPr>
+    </w:lvl>
+    <w:lvl w:ilvl="5" w:tentative="1">
+      <w:start w:val="1"/>
+      <w:numFmt w:val="bullet"/>
+      <w:lvlText w:val=""/>
+      <w:lvlJc w:val="left"/>
+      <w:pPr>
+        <w:tabs>
+          <w:tab w:val="num" w:pos="4320"/>
+        </w:tabs>
+        <w:ind w:left="4320" w:hanging="360"/>
+      </w:pPr>
+      <w:rPr>
+        <w:rFonts w:ascii="Wingdings" w:hAnsi="Wingdings" w:hint="default"/>
+        <w:sz w:val="20"/>
+      </w:rPr>
+    </w:lvl>
+    <w:lvl w:ilvl="6" w:tentative="1">
+      <w:start w:val="1"/>
+      <w:numFmt w:val="bullet"/>
+      <w:lvlText w:val=""/>
+      <w:lvlJc w:val="left"/>
+      <w:pPr>
+        <w:tabs>
+          <w:tab w:val="num" w:pos="5040"/>
+        </w:tabs>
+        <w:ind w:left="5040" w:hanging="360"/>
+      </w:pPr>
+      <w:rPr>
+        <w:rFonts w:ascii="Wingdings" w:hAnsi="Wingdings" w:hint="default"/>
+        <w:sz w:val="20"/>
+      </w:rPr>
+    </w:lvl>
+    <w:lvl w:ilvl="7" w:tentative="1">
+      <w:start w:val="1"/>
+      <w:numFmt w:val="bullet"/>
+      <w:lvlText w:val=""/>
+      <w:lvlJc w:val="left"/>
+      <w:pPr>
+        <w:tabs>
+          <w:tab w:val="num" w:pos="5760"/>
+        </w:tabs>
+        <w:ind w:left="5760" w:hanging="360"/>
+      </w:pPr>
+      <w:rPr>
+        <w:rFonts w:ascii="Wingdings" w:hAnsi="Wingdings" w:hint="default"/>
+        <w:sz w:val="20"/>
+      </w:rPr>
+    </w:lvl>
+    <w:lvl w:ilvl="8" w:tentative="1">
+      <w:start w:val="1"/>
+      <w:numFmt w:val="bullet"/>
+      <w:lvlText w:val=""/>
+      <w:lvlJc w:val="left"/>
+      <w:pPr>
+        <w:tabs>
+          <w:tab w:val="num" w:pos="6480"/>
+        </w:tabs>
+        <w:ind w:left="6480" w:hanging="360"/>
+      </w:pPr>
+      <w:rPr>
+        <w:rFonts w:ascii="Wingdings" w:hAnsi="Wingdings" w:hint="default"/>
+        <w:sz w:val="20"/>
+      </w:rPr>
+    </w:lvl>
+  </w:abstractNum>
+  <w:abstractNum w:abstractNumId="33" w15:restartNumberingAfterBreak="0">
+    <w:nsid w:val="40180726"/>
+    <w:multiLevelType w:val="multilevel"/>
+    <w:tmpl w:val="DF683886"/>
+    <w:lvl w:ilvl="0">
+      <w:start w:val="1"/>
+      <w:numFmt w:val="bullet"/>
+      <w:lvlText w:val=""/>
+      <w:lvlJc w:val="left"/>
+      <w:pPr>
+        <w:tabs>
+          <w:tab w:val="num" w:pos="720"/>
+        </w:tabs>
+        <w:ind w:left="720" w:hanging="360"/>
+      </w:pPr>
+      <w:rPr>
+        <w:rFonts w:ascii="Symbol" w:hAnsi="Symbol" w:hint="default"/>
+        <w:sz w:val="20"/>
+      </w:rPr>
+    </w:lvl>
+    <w:lvl w:ilvl="1" w:tentative="1">
+      <w:start w:val="1"/>
+      <w:numFmt w:val="bullet"/>
+      <w:lvlText w:val="o"/>
+      <w:lvlJc w:val="left"/>
+      <w:pPr>
+        <w:tabs>
+          <w:tab w:val="num" w:pos="1440"/>
+        </w:tabs>
+        <w:ind w:left="1440" w:hanging="360"/>
+      </w:pPr>
+      <w:rPr>
+        <w:rFonts w:ascii="Courier New" w:hAnsi="Courier New" w:hint="default"/>
+        <w:sz w:val="20"/>
+      </w:rPr>
+    </w:lvl>
+    <w:lvl w:ilvl="2" w:tentative="1">
+      <w:start w:val="1"/>
+      <w:numFmt w:val="bullet"/>
+      <w:lvlText w:val=""/>
+      <w:lvlJc w:val="left"/>
+      <w:pPr>
+        <w:tabs>
+          <w:tab w:val="num" w:pos="2160"/>
+        </w:tabs>
+        <w:ind w:left="2160" w:hanging="360"/>
+      </w:pPr>
+      <w:rPr>
+        <w:rFonts w:ascii="Wingdings" w:hAnsi="Wingdings" w:hint="default"/>
+        <w:sz w:val="20"/>
+      </w:rPr>
+    </w:lvl>
+    <w:lvl w:ilvl="3" w:tentative="1">
+      <w:start w:val="1"/>
+      <w:numFmt w:val="bullet"/>
+      <w:lvlText w:val=""/>
+      <w:lvlJc w:val="left"/>
+      <w:pPr>
+        <w:tabs>
+          <w:tab w:val="num" w:pos="2880"/>
+        </w:tabs>
+        <w:ind w:left="2880" w:hanging="360"/>
+      </w:pPr>
+      <w:rPr>
+        <w:rFonts w:ascii="Wingdings" w:hAnsi="Wingdings" w:hint="default"/>
+        <w:sz w:val="20"/>
+      </w:rPr>
+    </w:lvl>
+    <w:lvl w:ilvl="4" w:tentative="1">
+      <w:start w:val="1"/>
+      <w:numFmt w:val="bullet"/>
+      <w:lvlText w:val=""/>
+      <w:lvlJc w:val="left"/>
+      <w:pPr>
+        <w:tabs>
+          <w:tab w:val="num" w:pos="3600"/>
+        </w:tabs>
+        <w:ind w:left="3600" w:hanging="360"/>
+      </w:pPr>
+      <w:rPr>
+        <w:rFonts w:ascii="Wingdings" w:hAnsi="Wingdings" w:hint="default"/>
+        <w:sz w:val="20"/>
+      </w:rPr>
+    </w:lvl>
+    <w:lvl w:ilvl="5" w:tentative="1">
+      <w:start w:val="1"/>
+      <w:numFmt w:val="bullet"/>
+      <w:lvlText w:val=""/>
+      <w:lvlJc w:val="left"/>
+      <w:pPr>
+        <w:tabs>
+          <w:tab w:val="num" w:pos="4320"/>
+        </w:tabs>
+        <w:ind w:left="4320" w:hanging="360"/>
+      </w:pPr>
+      <w:rPr>
+        <w:rFonts w:ascii="Wingdings" w:hAnsi="Wingdings" w:hint="default"/>
+        <w:sz w:val="20"/>
+      </w:rPr>
+    </w:lvl>
+    <w:lvl w:ilvl="6" w:tentative="1">
+      <w:start w:val="1"/>
+      <w:numFmt w:val="bullet"/>
+      <w:lvlText w:val=""/>
+      <w:lvlJc w:val="left"/>
+      <w:pPr>
+        <w:tabs>
+          <w:tab w:val="num" w:pos="5040"/>
+        </w:tabs>
+        <w:ind w:left="5040" w:hanging="360"/>
+      </w:pPr>
+      <w:rPr>
+        <w:rFonts w:ascii="Wingdings" w:hAnsi="Wingdings" w:hint="default"/>
+        <w:sz w:val="20"/>
+      </w:rPr>
+    </w:lvl>
+    <w:lvl w:ilvl="7" w:tentative="1">
+      <w:start w:val="1"/>
+      <w:numFmt w:val="bullet"/>
+      <w:lvlText w:val=""/>
+      <w:lvlJc w:val="left"/>
+      <w:pPr>
+        <w:tabs>
+          <w:tab w:val="num" w:pos="5760"/>
+        </w:tabs>
+        <w:ind w:left="5760" w:hanging="360"/>
+      </w:pPr>
+      <w:rPr>
+        <w:rFonts w:ascii="Wingdings" w:hAnsi="Wingdings" w:hint="default"/>
+        <w:sz w:val="20"/>
+      </w:rPr>
+    </w:lvl>
+    <w:lvl w:ilvl="8" w:tentative="1">
+      <w:start w:val="1"/>
+      <w:numFmt w:val="bullet"/>
+      <w:lvlText w:val=""/>
+      <w:lvlJc w:val="left"/>
+      <w:pPr>
+        <w:tabs>
+          <w:tab w:val="num" w:pos="6480"/>
+        </w:tabs>
+        <w:ind w:left="6480" w:hanging="360"/>
+      </w:pPr>
+      <w:rPr>
+        <w:rFonts w:ascii="Wingdings" w:hAnsi="Wingdings" w:hint="default"/>
+        <w:sz w:val="20"/>
+      </w:rPr>
+    </w:lvl>
+  </w:abstractNum>
+  <w:abstractNum w:abstractNumId="34" w15:restartNumberingAfterBreak="0">
     <w:nsid w:val="40716099"/>
     <w:multiLevelType w:val="hybridMultilevel"/>
     <w:tmpl w:val="468E4912"/>
@@ -13612,7 +14630,7 @@
       </w:pPr>
     </w:lvl>
   </w:abstractNum>
-  <w:abstractNum w:abstractNumId="31" w15:restartNumberingAfterBreak="0">
+  <w:abstractNum w:abstractNumId="35" w15:restartNumberingAfterBreak="0">
     <w:nsid w:val="45BB6741"/>
     <w:multiLevelType w:val="hybridMultilevel"/>
     <w:tmpl w:val="09FED070"/>
@@ -13698,7 +14716,7 @@
       </w:pPr>
     </w:lvl>
   </w:abstractNum>
-  <w:abstractNum w:abstractNumId="32" w15:restartNumberingAfterBreak="0">
+  <w:abstractNum w:abstractNumId="36" w15:restartNumberingAfterBreak="0">
     <w:nsid w:val="48826C60"/>
     <w:multiLevelType w:val="hybridMultilevel"/>
     <w:tmpl w:val="D96A4C26"/>
@@ -13811,7 +14829,7 @@
       </w:rPr>
     </w:lvl>
   </w:abstractNum>
-  <w:abstractNum w:abstractNumId="33" w15:restartNumberingAfterBreak="0">
+  <w:abstractNum w:abstractNumId="37" w15:restartNumberingAfterBreak="0">
     <w:nsid w:val="4A9C1995"/>
     <w:multiLevelType w:val="multilevel"/>
     <w:tmpl w:val="0409001F"/>
@@ -13897,7 +14915,7 @@
       </w:pPr>
     </w:lvl>
   </w:abstractNum>
-  <w:abstractNum w:abstractNumId="34" w15:restartNumberingAfterBreak="0">
+  <w:abstractNum w:abstractNumId="38" w15:restartNumberingAfterBreak="0">
     <w:nsid w:val="4AF1355A"/>
     <w:multiLevelType w:val="multilevel"/>
     <w:tmpl w:val="D8CA78CE"/>
@@ -14046,7 +15064,7 @@
       </w:rPr>
     </w:lvl>
   </w:abstractNum>
-  <w:abstractNum w:abstractNumId="35" w15:restartNumberingAfterBreak="0">
+  <w:abstractNum w:abstractNumId="39" w15:restartNumberingAfterBreak="0">
     <w:nsid w:val="4BDD160F"/>
     <w:multiLevelType w:val="multilevel"/>
     <w:tmpl w:val="F9782DA8"/>
@@ -14195,7 +15213,7 @@
       </w:rPr>
     </w:lvl>
   </w:abstractNum>
-  <w:abstractNum w:abstractNumId="36" w15:restartNumberingAfterBreak="0">
+  <w:abstractNum w:abstractNumId="40" w15:restartNumberingAfterBreak="0">
     <w:nsid w:val="50046CE2"/>
     <w:multiLevelType w:val="multilevel"/>
     <w:tmpl w:val="3E2EBE00"/>
@@ -14281,7 +15299,7 @@
       </w:pPr>
     </w:lvl>
   </w:abstractNum>
-  <w:abstractNum w:abstractNumId="37" w15:restartNumberingAfterBreak="0">
+  <w:abstractNum w:abstractNumId="41" w15:restartNumberingAfterBreak="0">
     <w:nsid w:val="516B4F91"/>
     <w:multiLevelType w:val="multilevel"/>
     <w:tmpl w:val="4B9C0714"/>
@@ -14430,7 +15448,7 @@
       </w:rPr>
     </w:lvl>
   </w:abstractNum>
-  <w:abstractNum w:abstractNumId="38" w15:restartNumberingAfterBreak="0">
+  <w:abstractNum w:abstractNumId="42" w15:restartNumberingAfterBreak="0">
     <w:nsid w:val="57AB10A4"/>
     <w:multiLevelType w:val="multilevel"/>
     <w:tmpl w:val="1758D0A6"/>
@@ -14579,7 +15597,7 @@
       </w:rPr>
     </w:lvl>
   </w:abstractNum>
-  <w:abstractNum w:abstractNumId="39" w15:restartNumberingAfterBreak="0">
+  <w:abstractNum w:abstractNumId="43" w15:restartNumberingAfterBreak="0">
     <w:nsid w:val="595E303E"/>
     <w:multiLevelType w:val="multilevel"/>
     <w:tmpl w:val="042A3666"/>
@@ -14728,7 +15746,7 @@
       </w:rPr>
     </w:lvl>
   </w:abstractNum>
-  <w:abstractNum w:abstractNumId="40" w15:restartNumberingAfterBreak="0">
+  <w:abstractNum w:abstractNumId="44" w15:restartNumberingAfterBreak="0">
     <w:nsid w:val="59FE2A34"/>
     <w:multiLevelType w:val="multilevel"/>
     <w:tmpl w:val="0409001F"/>
@@ -14814,7 +15832,7 @@
       </w:pPr>
     </w:lvl>
   </w:abstractNum>
-  <w:abstractNum w:abstractNumId="41" w15:restartNumberingAfterBreak="0">
+  <w:abstractNum w:abstractNumId="45" w15:restartNumberingAfterBreak="0">
     <w:nsid w:val="5A3E352A"/>
     <w:multiLevelType w:val="hybridMultilevel"/>
     <w:tmpl w:val="C8C00C34"/>
@@ -14903,7 +15921,7 @@
       </w:pPr>
     </w:lvl>
   </w:abstractNum>
-  <w:abstractNum w:abstractNumId="42" w15:restartNumberingAfterBreak="0">
+  <w:abstractNum w:abstractNumId="46" w15:restartNumberingAfterBreak="0">
     <w:nsid w:val="5D960A86"/>
     <w:multiLevelType w:val="multilevel"/>
     <w:tmpl w:val="C472FD4A"/>
@@ -15052,7 +16070,7 @@
       </w:rPr>
     </w:lvl>
   </w:abstractNum>
-  <w:abstractNum w:abstractNumId="43" w15:restartNumberingAfterBreak="0">
+  <w:abstractNum w:abstractNumId="47" w15:restartNumberingAfterBreak="0">
     <w:nsid w:val="5E6F1741"/>
     <w:multiLevelType w:val="multilevel"/>
     <w:tmpl w:val="A572947A"/>
@@ -15201,7 +16219,7 @@
       </w:rPr>
     </w:lvl>
   </w:abstractNum>
-  <w:abstractNum w:abstractNumId="44" w15:restartNumberingAfterBreak="0">
+  <w:abstractNum w:abstractNumId="48" w15:restartNumberingAfterBreak="0">
     <w:nsid w:val="5FD127B6"/>
     <w:multiLevelType w:val="multilevel"/>
     <w:tmpl w:val="3E2EBE00"/>
@@ -15287,7 +16305,7 @@
       </w:pPr>
     </w:lvl>
   </w:abstractNum>
-  <w:abstractNum w:abstractNumId="45" w15:restartNumberingAfterBreak="0">
+  <w:abstractNum w:abstractNumId="49" w15:restartNumberingAfterBreak="0">
     <w:nsid w:val="659547F2"/>
     <w:multiLevelType w:val="multilevel"/>
     <w:tmpl w:val="8C063900"/>
@@ -15436,7 +16454,7 @@
       </w:rPr>
     </w:lvl>
   </w:abstractNum>
-  <w:abstractNum w:abstractNumId="46" w15:restartNumberingAfterBreak="0">
+  <w:abstractNum w:abstractNumId="50" w15:restartNumberingAfterBreak="0">
     <w:nsid w:val="65B23317"/>
     <w:multiLevelType w:val="hybridMultilevel"/>
     <w:tmpl w:val="80F851C8"/>
@@ -15522,7 +16540,7 @@
       </w:pPr>
     </w:lvl>
   </w:abstractNum>
-  <w:abstractNum w:abstractNumId="47" w15:restartNumberingAfterBreak="0">
+  <w:abstractNum w:abstractNumId="51" w15:restartNumberingAfterBreak="0">
     <w:nsid w:val="677E2A84"/>
     <w:multiLevelType w:val="multilevel"/>
     <w:tmpl w:val="5FB620DA"/>
@@ -15635,7 +16653,7 @@
       </w:rPr>
     </w:lvl>
   </w:abstractNum>
-  <w:abstractNum w:abstractNumId="48" w15:restartNumberingAfterBreak="0">
+  <w:abstractNum w:abstractNumId="52" w15:restartNumberingAfterBreak="0">
     <w:nsid w:val="725D2EC3"/>
     <w:multiLevelType w:val="multilevel"/>
     <w:tmpl w:val="0409001F"/>
@@ -15721,7 +16739,7 @@
       </w:pPr>
     </w:lvl>
   </w:abstractNum>
-  <w:abstractNum w:abstractNumId="49" w15:restartNumberingAfterBreak="0">
+  <w:abstractNum w:abstractNumId="53" w15:restartNumberingAfterBreak="0">
     <w:nsid w:val="72DD521A"/>
     <w:multiLevelType w:val="multilevel"/>
     <w:tmpl w:val="AD6200EE"/>
@@ -15838,7 +16856,7 @@
       </w:pPr>
     </w:lvl>
   </w:abstractNum>
-  <w:abstractNum w:abstractNumId="50" w15:restartNumberingAfterBreak="0">
+  <w:abstractNum w:abstractNumId="54" w15:restartNumberingAfterBreak="0">
     <w:nsid w:val="75F04B39"/>
     <w:multiLevelType w:val="multilevel"/>
     <w:tmpl w:val="0409001F"/>
@@ -15924,7 +16942,7 @@
       </w:pPr>
     </w:lvl>
   </w:abstractNum>
-  <w:abstractNum w:abstractNumId="51" w15:restartNumberingAfterBreak="0">
+  <w:abstractNum w:abstractNumId="55" w15:restartNumberingAfterBreak="0">
     <w:nsid w:val="76C40BC0"/>
     <w:multiLevelType w:val="multilevel"/>
     <w:tmpl w:val="0409001F"/>
@@ -16010,7 +17028,7 @@
       </w:pPr>
     </w:lvl>
   </w:abstractNum>
-  <w:abstractNum w:abstractNumId="52" w15:restartNumberingAfterBreak="0">
+  <w:abstractNum w:abstractNumId="56" w15:restartNumberingAfterBreak="0">
     <w:nsid w:val="7C006BA1"/>
     <w:multiLevelType w:val="hybridMultilevel"/>
     <w:tmpl w:val="1A6CFEF0"/>
@@ -16124,163 +17142,175 @@
     </w:lvl>
   </w:abstractNum>
   <w:num w:numId="1" w16cid:durableId="477914684">
-    <w:abstractNumId w:val="36"/>
+    <w:abstractNumId w:val="40"/>
   </w:num>
   <w:num w:numId="2" w16cid:durableId="1102722950">
-    <w:abstractNumId w:val="41"/>
+    <w:abstractNumId w:val="45"/>
   </w:num>
   <w:num w:numId="3" w16cid:durableId="1587685630">
-    <w:abstractNumId w:val="40"/>
+    <w:abstractNumId w:val="44"/>
   </w:num>
   <w:num w:numId="4" w16cid:durableId="607736040">
-    <w:abstractNumId w:val="20"/>
+    <w:abstractNumId w:val="22"/>
   </w:num>
   <w:num w:numId="5" w16cid:durableId="576013889">
     <w:abstractNumId w:val="1"/>
   </w:num>
   <w:num w:numId="6" w16cid:durableId="1138378299">
-    <w:abstractNumId w:val="51"/>
+    <w:abstractNumId w:val="55"/>
   </w:num>
   <w:num w:numId="7" w16cid:durableId="1755086100">
-    <w:abstractNumId w:val="22"/>
+    <w:abstractNumId w:val="24"/>
   </w:num>
   <w:num w:numId="8" w16cid:durableId="12269446">
-    <w:abstractNumId w:val="33"/>
+    <w:abstractNumId w:val="37"/>
   </w:num>
   <w:num w:numId="9" w16cid:durableId="1012802108">
     <w:abstractNumId w:val="5"/>
   </w:num>
   <w:num w:numId="10" w16cid:durableId="263000947">
-    <w:abstractNumId w:val="44"/>
+    <w:abstractNumId w:val="48"/>
   </w:num>
   <w:num w:numId="11" w16cid:durableId="1886019950">
     <w:abstractNumId w:val="4"/>
   </w:num>
   <w:num w:numId="12" w16cid:durableId="1661082805">
-    <w:abstractNumId w:val="7"/>
+    <w:abstractNumId w:val="8"/>
   </w:num>
   <w:num w:numId="13" w16cid:durableId="66612287">
     <w:abstractNumId w:val="6"/>
   </w:num>
   <w:num w:numId="14" w16cid:durableId="1369717773">
-    <w:abstractNumId w:val="50"/>
+    <w:abstractNumId w:val="54"/>
   </w:num>
   <w:num w:numId="15" w16cid:durableId="49430305">
-    <w:abstractNumId w:val="23"/>
+    <w:abstractNumId w:val="25"/>
   </w:num>
   <w:num w:numId="16" w16cid:durableId="1458335343">
-    <w:abstractNumId w:val="47"/>
+    <w:abstractNumId w:val="51"/>
   </w:num>
   <w:num w:numId="17" w16cid:durableId="1118985025">
     <w:abstractNumId w:val="0"/>
   </w:num>
   <w:num w:numId="18" w16cid:durableId="1501501156">
-    <w:abstractNumId w:val="24"/>
+    <w:abstractNumId w:val="26"/>
   </w:num>
   <w:num w:numId="19" w16cid:durableId="2144927756">
-    <w:abstractNumId w:val="38"/>
+    <w:abstractNumId w:val="42"/>
   </w:num>
   <w:num w:numId="20" w16cid:durableId="1457023640">
-    <w:abstractNumId w:val="25"/>
+    <w:abstractNumId w:val="27"/>
   </w:num>
   <w:num w:numId="21" w16cid:durableId="703136961">
-    <w:abstractNumId w:val="17"/>
+    <w:abstractNumId w:val="18"/>
   </w:num>
   <w:num w:numId="22" w16cid:durableId="940794712">
-    <w:abstractNumId w:val="8"/>
+    <w:abstractNumId w:val="9"/>
   </w:num>
   <w:num w:numId="23" w16cid:durableId="925960883">
     <w:abstractNumId w:val="3"/>
   </w:num>
   <w:num w:numId="24" w16cid:durableId="868837131">
-    <w:abstractNumId w:val="13"/>
+    <w:abstractNumId w:val="14"/>
   </w:num>
   <w:num w:numId="25" w16cid:durableId="1841433784">
-    <w:abstractNumId w:val="34"/>
+    <w:abstractNumId w:val="38"/>
   </w:num>
   <w:num w:numId="26" w16cid:durableId="904875051">
-    <w:abstractNumId w:val="14"/>
+    <w:abstractNumId w:val="15"/>
   </w:num>
   <w:num w:numId="27" w16cid:durableId="2062947571">
-    <w:abstractNumId w:val="29"/>
+    <w:abstractNumId w:val="31"/>
   </w:num>
   <w:num w:numId="28" w16cid:durableId="1899776725">
-    <w:abstractNumId w:val="37"/>
+    <w:abstractNumId w:val="41"/>
   </w:num>
   <w:num w:numId="29" w16cid:durableId="1652560762">
-    <w:abstractNumId w:val="46"/>
+    <w:abstractNumId w:val="50"/>
   </w:num>
   <w:num w:numId="30" w16cid:durableId="1776171644">
-    <w:abstractNumId w:val="28"/>
+    <w:abstractNumId w:val="30"/>
   </w:num>
   <w:num w:numId="31" w16cid:durableId="1100443408">
-    <w:abstractNumId w:val="42"/>
+    <w:abstractNumId w:val="46"/>
   </w:num>
   <w:num w:numId="32" w16cid:durableId="1461991983">
     <w:abstractNumId w:val="2"/>
   </w:num>
   <w:num w:numId="33" w16cid:durableId="1566182328">
+    <w:abstractNumId w:val="11"/>
+  </w:num>
+  <w:num w:numId="34" w16cid:durableId="236405507">
+    <w:abstractNumId w:val="29"/>
+  </w:num>
+  <w:num w:numId="35" w16cid:durableId="1945117131">
+    <w:abstractNumId w:val="13"/>
+  </w:num>
+  <w:num w:numId="36" w16cid:durableId="1735350333">
+    <w:abstractNumId w:val="39"/>
+  </w:num>
+  <w:num w:numId="37" w16cid:durableId="1358580826">
+    <w:abstractNumId w:val="47"/>
+  </w:num>
+  <w:num w:numId="38" w16cid:durableId="507869572">
+    <w:abstractNumId w:val="43"/>
+  </w:num>
+  <w:num w:numId="39" w16cid:durableId="2047169788">
+    <w:abstractNumId w:val="23"/>
+  </w:num>
+  <w:num w:numId="40" w16cid:durableId="676923970">
+    <w:abstractNumId w:val="19"/>
+  </w:num>
+  <w:num w:numId="41" w16cid:durableId="1758937193">
+    <w:abstractNumId w:val="36"/>
+  </w:num>
+  <w:num w:numId="42" w16cid:durableId="1402558906">
+    <w:abstractNumId w:val="56"/>
+  </w:num>
+  <w:num w:numId="43" w16cid:durableId="1800025111">
+    <w:abstractNumId w:val="17"/>
+  </w:num>
+  <w:num w:numId="44" w16cid:durableId="213738190">
+    <w:abstractNumId w:val="35"/>
+  </w:num>
+  <w:num w:numId="45" w16cid:durableId="140078397">
+    <w:abstractNumId w:val="16"/>
+  </w:num>
+  <w:num w:numId="46" w16cid:durableId="615601195">
+    <w:abstractNumId w:val="34"/>
+  </w:num>
+  <w:num w:numId="47" w16cid:durableId="1081415153">
+    <w:abstractNumId w:val="52"/>
+  </w:num>
+  <w:num w:numId="48" w16cid:durableId="1899050571">
+    <w:abstractNumId w:val="21"/>
+  </w:num>
+  <w:num w:numId="49" w16cid:durableId="1896701252">
+    <w:abstractNumId w:val="28"/>
+  </w:num>
+  <w:num w:numId="50" w16cid:durableId="1574007981">
+    <w:abstractNumId w:val="53"/>
+  </w:num>
+  <w:num w:numId="51" w16cid:durableId="314115526">
+    <w:abstractNumId w:val="49"/>
+  </w:num>
+  <w:num w:numId="52" w16cid:durableId="1462917306">
+    <w:abstractNumId w:val="12"/>
+  </w:num>
+  <w:num w:numId="53" w16cid:durableId="1888059083">
     <w:abstractNumId w:val="10"/>
   </w:num>
-  <w:num w:numId="34" w16cid:durableId="236405507">
-    <w:abstractNumId w:val="27"/>
+  <w:num w:numId="54" w16cid:durableId="2111899314">
+    <w:abstractNumId w:val="33"/>
   </w:num>
-  <w:num w:numId="35" w16cid:durableId="1945117131">
-    <w:abstractNumId w:val="12"/>
+  <w:num w:numId="55" w16cid:durableId="1955668965">
+    <w:abstractNumId w:val="7"/>
   </w:num>
-  <w:num w:numId="36" w16cid:durableId="1735350333">
-    <w:abstractNumId w:val="35"/>
-  </w:num>
-  <w:num w:numId="37" w16cid:durableId="1358580826">
-    <w:abstractNumId w:val="43"/>
-  </w:num>
-  <w:num w:numId="38" w16cid:durableId="507869572">
-    <w:abstractNumId w:val="39"/>
-  </w:num>
-  <w:num w:numId="39" w16cid:durableId="2047169788">
-    <w:abstractNumId w:val="21"/>
-  </w:num>
-  <w:num w:numId="40" w16cid:durableId="676923970">
-    <w:abstractNumId w:val="18"/>
-  </w:num>
-  <w:num w:numId="41" w16cid:durableId="1758937193">
+  <w:num w:numId="56" w16cid:durableId="2136484670">
     <w:abstractNumId w:val="32"/>
   </w:num>
-  <w:num w:numId="42" w16cid:durableId="1402558906">
-    <w:abstractNumId w:val="52"/>
-  </w:num>
-  <w:num w:numId="43" w16cid:durableId="1800025111">
-    <w:abstractNumId w:val="16"/>
-  </w:num>
-  <w:num w:numId="44" w16cid:durableId="213738190">
-    <w:abstractNumId w:val="31"/>
-  </w:num>
-  <w:num w:numId="45" w16cid:durableId="140078397">
-    <w:abstractNumId w:val="15"/>
-  </w:num>
-  <w:num w:numId="46" w16cid:durableId="615601195">
-    <w:abstractNumId w:val="30"/>
-  </w:num>
-  <w:num w:numId="47" w16cid:durableId="1081415153">
-    <w:abstractNumId w:val="48"/>
-  </w:num>
-  <w:num w:numId="48" w16cid:durableId="1899050571">
-    <w:abstractNumId w:val="19"/>
-  </w:num>
-  <w:num w:numId="49" w16cid:durableId="1896701252">
-    <w:abstractNumId w:val="26"/>
-  </w:num>
-  <w:num w:numId="50" w16cid:durableId="1574007981">
-    <w:abstractNumId w:val="49"/>
-  </w:num>
-  <w:num w:numId="51" w16cid:durableId="314115526">
-    <w:abstractNumId w:val="45"/>
-  </w:num>
-  <w:num w:numId="52" w16cid:durableId="1462917306">
-    <w:abstractNumId w:val="11"/>
-  </w:num>
-  <w:num w:numId="53" w16cid:durableId="1888059083">
-    <w:abstractNumId w:val="9"/>
+  <w:num w:numId="57" w16cid:durableId="14498437">
+    <w:abstractNumId w:val="20"/>
   </w:num>
 </w:numbering>
 </file>

--- a/ST_M2_Draft.docx
+++ b/ST_M2_Draft.docx
@@ -4806,37 +4806,7 @@
           <w:szCs w:val="24"/>
           <w:highlight w:val="green"/>
         </w:rPr>
-        <w:t xml:space="preserve">Primary Classifier: Custom-built Deep Neural Network (DNN) with </w:t>
-      </w:r>
-      <w:commentRangeStart w:id="90"/>
-      <w:r>
-        <w:rPr>
-          <w:rFonts w:asciiTheme="majorBidi" w:hAnsiTheme="majorBidi" w:cstheme="majorBidi"/>
-          <w:sz w:val="24"/>
-          <w:szCs w:val="24"/>
-          <w:highlight w:val="green"/>
-        </w:rPr>
-        <w:t xml:space="preserve">GELU </w:t>
-      </w:r>
-      <w:commentRangeEnd w:id="90"/>
-      <w:r>
-        <w:rPr>
-          <w:rStyle w:val="CommentReference"/>
-          <w:rFonts w:asciiTheme="majorBidi" w:hAnsiTheme="majorBidi" w:cstheme="majorBidi"/>
-          <w:sz w:val="24"/>
-          <w:szCs w:val="24"/>
-          <w:highlight w:val="green"/>
-        </w:rPr>
-        <w:commentReference w:id="90"/>
-      </w:r>
-      <w:r>
-        <w:rPr>
-          <w:rFonts w:asciiTheme="majorBidi" w:hAnsiTheme="majorBidi" w:cstheme="majorBidi"/>
-          <w:sz w:val="24"/>
-          <w:szCs w:val="24"/>
-          <w:highlight w:val="green"/>
-        </w:rPr>
-        <w:t>activation and Residual blocks.</w:t>
+        <w:t>Primary Classifier: Custom-built Deep Neural Network (DNN) with GELU activation and Residual blocks.</w:t>
       </w:r>
     </w:p>
     <w:p>
@@ -5395,6 +5365,8 @@
           <w:ilvl w:val="0"/>
           <w:numId w:val="45"/>
         </w:numPr>
+        <w:spacing w:line="360" w:lineRule="auto"/>
+        <w:ind w:hanging="357"/>
         <w:rPr>
           <w:rFonts w:asciiTheme="majorBidi" w:hAnsiTheme="majorBidi" w:cstheme="majorBidi"/>
           <w:sz w:val="24"/>
@@ -5429,6 +5401,8 @@
           <w:ilvl w:val="0"/>
           <w:numId w:val="45"/>
         </w:numPr>
+        <w:spacing w:line="360" w:lineRule="auto"/>
+        <w:ind w:hanging="357"/>
         <w:rPr>
           <w:rFonts w:asciiTheme="majorBidi" w:hAnsiTheme="majorBidi" w:cstheme="majorBidi"/>
           <w:sz w:val="24"/>
@@ -5463,6 +5437,8 @@
           <w:ilvl w:val="0"/>
           <w:numId w:val="45"/>
         </w:numPr>
+        <w:spacing w:line="360" w:lineRule="auto"/>
+        <w:ind w:hanging="357"/>
         <w:rPr>
           <w:rFonts w:asciiTheme="majorBidi" w:hAnsiTheme="majorBidi" w:cstheme="majorBidi"/>
           <w:sz w:val="24"/>
@@ -5488,6 +5464,8 @@
           <w:ilvl w:val="1"/>
           <w:numId w:val="45"/>
         </w:numPr>
+        <w:spacing w:line="360" w:lineRule="auto"/>
+        <w:ind w:hanging="357"/>
         <w:rPr>
           <w:rFonts w:asciiTheme="majorBidi" w:hAnsiTheme="majorBidi" w:cstheme="majorBidi"/>
           <w:sz w:val="24"/>
@@ -5551,6 +5529,8 @@
           <w:ilvl w:val="1"/>
           <w:numId w:val="45"/>
         </w:numPr>
+        <w:spacing w:line="360" w:lineRule="auto"/>
+        <w:ind w:hanging="357"/>
         <w:rPr>
           <w:rFonts w:asciiTheme="majorBidi" w:hAnsiTheme="majorBidi" w:cstheme="majorBidi"/>
           <w:sz w:val="24"/>
@@ -5594,6 +5574,8 @@
           <w:ilvl w:val="0"/>
           <w:numId w:val="45"/>
         </w:numPr>
+        <w:spacing w:line="360" w:lineRule="auto"/>
+        <w:ind w:hanging="357"/>
         <w:rPr>
           <w:rFonts w:asciiTheme="majorBidi" w:hAnsiTheme="majorBidi" w:cstheme="majorBidi"/>
           <w:sz w:val="24"/>
@@ -5628,6 +5610,8 @@
           <w:ilvl w:val="0"/>
           <w:numId w:val="45"/>
         </w:numPr>
+        <w:spacing w:line="360" w:lineRule="auto"/>
+        <w:ind w:hanging="357"/>
         <w:rPr>
           <w:rFonts w:asciiTheme="majorBidi" w:hAnsiTheme="majorBidi" w:cstheme="majorBidi"/>
           <w:sz w:val="24"/>
@@ -5653,6 +5637,8 @@
           <w:ilvl w:val="1"/>
           <w:numId w:val="45"/>
         </w:numPr>
+        <w:spacing w:line="360" w:lineRule="auto"/>
+        <w:ind w:hanging="357"/>
         <w:rPr>
           <w:rFonts w:asciiTheme="majorBidi" w:hAnsiTheme="majorBidi" w:cstheme="majorBidi"/>
           <w:sz w:val="24"/>
@@ -5676,6 +5662,8 @@
           <w:ilvl w:val="1"/>
           <w:numId w:val="45"/>
         </w:numPr>
+        <w:spacing w:line="360" w:lineRule="auto"/>
+        <w:ind w:hanging="357"/>
         <w:rPr>
           <w:rFonts w:asciiTheme="majorBidi" w:hAnsiTheme="majorBidi" w:cstheme="majorBidi"/>
           <w:sz w:val="24"/>
@@ -5730,6 +5718,8 @@
           <w:ilvl w:val="0"/>
           <w:numId w:val="45"/>
         </w:numPr>
+        <w:spacing w:line="360" w:lineRule="auto"/>
+        <w:ind w:hanging="357"/>
         <w:rPr>
           <w:rFonts w:asciiTheme="majorBidi" w:hAnsiTheme="majorBidi" w:cstheme="majorBidi"/>
           <w:sz w:val="24"/>
@@ -5784,6 +5774,8 @@
           <w:ilvl w:val="0"/>
           <w:numId w:val="45"/>
         </w:numPr>
+        <w:spacing w:line="360" w:lineRule="auto"/>
+        <w:ind w:hanging="357"/>
         <w:rPr>
           <w:rFonts w:asciiTheme="majorBidi" w:hAnsiTheme="majorBidi" w:cstheme="majorBidi"/>
           <w:sz w:val="24"/>
@@ -5826,6 +5818,7 @@
     </w:p>
     <w:p>
       <w:pPr>
+        <w:spacing w:line="360" w:lineRule="auto"/>
         <w:rPr>
           <w:rFonts w:ascii="Times New Roman" w:hAnsi="Times New Roman" w:cs="Times New Roman"/>
           <w:sz w:val="24"/>
@@ -5897,6 +5890,7 @@
           <w:ilvl w:val="0"/>
           <w:numId w:val="57"/>
         </w:numPr>
+        <w:spacing w:line="360" w:lineRule="auto"/>
         <w:rPr>
           <w:rFonts w:ascii="Times New Roman" w:hAnsi="Times New Roman" w:cs="Times New Roman"/>
           <w:sz w:val="24"/>
@@ -5940,6 +5934,7 @@
           <w:ilvl w:val="0"/>
           <w:numId w:val="54"/>
         </w:numPr>
+        <w:spacing w:line="360" w:lineRule="auto"/>
         <w:rPr>
           <w:rFonts w:ascii="Times New Roman" w:hAnsi="Times New Roman" w:cs="Times New Roman"/>
           <w:sz w:val="24"/>
@@ -5983,6 +5978,7 @@
           <w:ilvl w:val="0"/>
           <w:numId w:val="54"/>
         </w:numPr>
+        <w:spacing w:line="360" w:lineRule="auto"/>
         <w:rPr>
           <w:rFonts w:ascii="Times New Roman" w:hAnsi="Times New Roman" w:cs="Times New Roman"/>
           <w:sz w:val="24"/>
@@ -6026,6 +6022,7 @@
           <w:ilvl w:val="0"/>
           <w:numId w:val="54"/>
         </w:numPr>
+        <w:spacing w:line="360" w:lineRule="auto"/>
         <w:rPr>
           <w:rFonts w:ascii="Times New Roman" w:hAnsi="Times New Roman" w:cs="Times New Roman"/>
           <w:sz w:val="24"/>
@@ -6070,6 +6067,7 @@
           <w:ilvl w:val="0"/>
           <w:numId w:val="57"/>
         </w:numPr>
+        <w:spacing w:line="360" w:lineRule="auto"/>
         <w:rPr>
           <w:rFonts w:ascii="Times New Roman" w:hAnsi="Times New Roman" w:cs="Times New Roman"/>
           <w:sz w:val="24"/>
@@ -6084,6 +6082,7 @@
           <w:szCs w:val="24"/>
           <w:lang w:val="en-GB"/>
         </w:rPr>
+        <w:lastRenderedPageBreak/>
         <w:t xml:space="preserve"> </w:t>
       </w:r>
       <w:r>
@@ -6113,6 +6112,7 @@
           <w:ilvl w:val="0"/>
           <w:numId w:val="55"/>
         </w:numPr>
+        <w:spacing w:line="360" w:lineRule="auto"/>
         <w:rPr>
           <w:rFonts w:ascii="Times New Roman" w:hAnsi="Times New Roman" w:cs="Times New Roman"/>
           <w:sz w:val="24"/>
@@ -6147,6 +6147,7 @@
           <w:ilvl w:val="0"/>
           <w:numId w:val="55"/>
         </w:numPr>
+        <w:spacing w:line="360" w:lineRule="auto"/>
         <w:rPr>
           <w:rFonts w:ascii="Times New Roman" w:hAnsi="Times New Roman" w:cs="Times New Roman"/>
           <w:sz w:val="24"/>
@@ -6181,6 +6182,7 @@
           <w:ilvl w:val="0"/>
           <w:numId w:val="55"/>
         </w:numPr>
+        <w:spacing w:line="360" w:lineRule="auto"/>
         <w:rPr>
           <w:rFonts w:ascii="Times New Roman" w:hAnsi="Times New Roman" w:cs="Times New Roman"/>
           <w:sz w:val="24"/>
@@ -6216,6 +6218,7 @@
           <w:ilvl w:val="0"/>
           <w:numId w:val="57"/>
         </w:numPr>
+        <w:spacing w:line="360" w:lineRule="auto"/>
         <w:rPr>
           <w:rFonts w:ascii="Times New Roman" w:hAnsi="Times New Roman" w:cs="Times New Roman"/>
           <w:sz w:val="24"/>
@@ -6259,6 +6262,7 @@
           <w:ilvl w:val="0"/>
           <w:numId w:val="56"/>
         </w:numPr>
+        <w:spacing w:line="360" w:lineRule="auto"/>
         <w:rPr>
           <w:rFonts w:ascii="Times New Roman" w:hAnsi="Times New Roman" w:cs="Times New Roman"/>
           <w:sz w:val="24"/>
@@ -6275,7 +6279,6 @@
           <w:szCs w:val="24"/>
           <w:lang w:val="en-GB"/>
         </w:rPr>
-        <w:lastRenderedPageBreak/>
         <w:t>Stratified Splitting</w:t>
       </w:r>
       <w:r>
@@ -6294,6 +6297,7 @@
           <w:ilvl w:val="0"/>
           <w:numId w:val="56"/>
         </w:numPr>
+        <w:spacing w:line="360" w:lineRule="auto"/>
         <w:rPr>
           <w:rFonts w:ascii="Times New Roman" w:hAnsi="Times New Roman" w:cs="Times New Roman"/>
           <w:sz w:val="24"/>
@@ -6328,6 +6332,7 @@
           <w:ilvl w:val="0"/>
           <w:numId w:val="56"/>
         </w:numPr>
+        <w:spacing w:line="360" w:lineRule="auto"/>
         <w:rPr>
           <w:rFonts w:ascii="Times New Roman" w:hAnsi="Times New Roman" w:cs="Times New Roman"/>
           <w:sz w:val="24"/>
@@ -6390,116 +6395,598 @@
     </w:p>
     <w:p>
       <w:pPr>
-        <w:rPr>
-          <w:rFonts w:asciiTheme="majorBidi" w:hAnsiTheme="majorBidi" w:cstheme="majorBidi"/>
-          <w:sz w:val="24"/>
-          <w:szCs w:val="24"/>
-          <w:lang w:val="en-GB"/>
-        </w:rPr>
-      </w:pPr>
-      <w:r>
-        <w:rPr>
-          <w:rFonts w:asciiTheme="majorBidi" w:hAnsiTheme="majorBidi" w:cstheme="majorBidi"/>
-          <w:sz w:val="24"/>
-          <w:szCs w:val="24"/>
-          <w:lang w:val="en-GB"/>
-        </w:rPr>
-        <w:t>Tools used (e.g., PyTorch, TensorFlow)</w:t>
-      </w:r>
-    </w:p>
-    <w:p>
-      <w:pPr>
-        <w:rPr>
-          <w:rFonts w:asciiTheme="majorBidi" w:hAnsiTheme="majorBidi" w:cstheme="majorBidi"/>
-          <w:sz w:val="24"/>
-          <w:szCs w:val="24"/>
-          <w:lang w:val="en-GB"/>
-        </w:rPr>
-      </w:pPr>
-      <w:r>
-        <w:rPr>
-          <w:rFonts w:asciiTheme="majorBidi" w:hAnsiTheme="majorBidi" w:cstheme="majorBidi"/>
-          <w:sz w:val="24"/>
-          <w:szCs w:val="24"/>
-          <w:lang w:val="en-GB"/>
-        </w:rPr>
-        <w:t>Model configuration:</w:t>
-      </w:r>
-    </w:p>
-    <w:p>
-      <w:pPr>
-        <w:rPr>
-          <w:rFonts w:asciiTheme="majorBidi" w:hAnsiTheme="majorBidi" w:cstheme="majorBidi"/>
-          <w:sz w:val="24"/>
-          <w:szCs w:val="24"/>
-          <w:lang w:val="en-GB"/>
-        </w:rPr>
-      </w:pPr>
-      <w:r>
-        <w:rPr>
-          <w:rFonts w:asciiTheme="majorBidi" w:hAnsiTheme="majorBidi" w:cstheme="majorBidi"/>
+        <w:pStyle w:val="Heading2"/>
+        <w:numPr>
+          <w:ilvl w:val="1"/>
+          <w:numId w:val="6"/>
+        </w:numPr>
+      </w:pPr>
+      <w:r>
+        <w:t>Tools Used</w:t>
+      </w:r>
+    </w:p>
+    <w:p>
+      <w:pPr>
+        <w:pStyle w:val="ListParagraph"/>
+        <w:numPr>
+          <w:ilvl w:val="0"/>
+          <w:numId w:val="61"/>
+        </w:numPr>
+        <w:spacing w:line="360" w:lineRule="auto"/>
+        <w:rPr>
+          <w:rFonts w:asciiTheme="majorBidi" w:hAnsiTheme="majorBidi" w:cstheme="majorBidi"/>
+          <w:sz w:val="24"/>
+          <w:szCs w:val="24"/>
+          <w:lang w:val="en-GB"/>
+        </w:rPr>
+      </w:pPr>
+      <w:r>
+        <w:rPr>
+          <w:rFonts w:asciiTheme="majorBidi" w:hAnsiTheme="majorBidi" w:cstheme="majorBidi"/>
+          <w:b/>
+          <w:bCs/>
+          <w:sz w:val="24"/>
+          <w:szCs w:val="24"/>
+          <w:lang w:val="en-GB"/>
+        </w:rPr>
+        <w:t>Deep Learning Framework</w:t>
+      </w:r>
+      <w:r>
+        <w:rPr>
+          <w:rFonts w:asciiTheme="majorBidi" w:hAnsiTheme="majorBidi" w:cstheme="majorBidi"/>
+          <w:sz w:val="24"/>
+          <w:szCs w:val="24"/>
+          <w:lang w:val="en-GB"/>
+        </w:rPr>
+        <w:t xml:space="preserve">: PyTorch (torch) is the core engine used for building and training the neural network. </w:t>
+      </w:r>
+    </w:p>
+    <w:p>
+      <w:pPr>
+        <w:pStyle w:val="ListParagraph"/>
+        <w:numPr>
+          <w:ilvl w:val="0"/>
+          <w:numId w:val="61"/>
+        </w:numPr>
+        <w:spacing w:line="360" w:lineRule="auto"/>
+        <w:rPr>
+          <w:rFonts w:asciiTheme="majorBidi" w:hAnsiTheme="majorBidi" w:cstheme="majorBidi"/>
+          <w:sz w:val="24"/>
+          <w:szCs w:val="24"/>
+          <w:lang w:val="en-GB"/>
+        </w:rPr>
+      </w:pPr>
+      <w:r>
+        <w:rPr>
+          <w:rFonts w:asciiTheme="majorBidi" w:hAnsiTheme="majorBidi" w:cstheme="majorBidi"/>
+          <w:b/>
+          <w:bCs/>
+          <w:sz w:val="24"/>
+          <w:szCs w:val="24"/>
+          <w:lang w:val="en-GB"/>
+        </w:rPr>
+        <w:t>XAI Libraries</w:t>
+      </w:r>
+      <w:r>
+        <w:rPr>
+          <w:rFonts w:asciiTheme="majorBidi" w:hAnsiTheme="majorBidi" w:cstheme="majorBidi"/>
+          <w:sz w:val="24"/>
+          <w:szCs w:val="24"/>
+          <w:lang w:val="en-GB"/>
+        </w:rPr>
+        <w:t>:</w:t>
+      </w:r>
+    </w:p>
+    <w:p>
+      <w:pPr>
+        <w:pStyle w:val="ListParagraph"/>
+        <w:numPr>
+          <w:ilvl w:val="1"/>
+          <w:numId w:val="61"/>
+        </w:numPr>
+        <w:spacing w:line="360" w:lineRule="auto"/>
+        <w:rPr>
+          <w:rFonts w:asciiTheme="majorBidi" w:hAnsiTheme="majorBidi" w:cstheme="majorBidi"/>
+          <w:sz w:val="24"/>
+          <w:szCs w:val="24"/>
+          <w:lang w:val="en-GB"/>
+        </w:rPr>
+      </w:pPr>
+      <w:r>
+        <w:rPr>
+          <w:rFonts w:asciiTheme="majorBidi" w:hAnsiTheme="majorBidi" w:cstheme="majorBidi"/>
+          <w:b/>
+          <w:bCs/>
+          <w:sz w:val="24"/>
+          <w:szCs w:val="24"/>
+          <w:lang w:val="en-GB"/>
+        </w:rPr>
+        <w:t>Captum</w:t>
+      </w:r>
+      <w:r>
+        <w:rPr>
+          <w:rFonts w:asciiTheme="majorBidi" w:hAnsiTheme="majorBidi" w:cstheme="majorBidi"/>
+          <w:sz w:val="24"/>
+          <w:szCs w:val="24"/>
+          <w:lang w:val="en-GB"/>
+        </w:rPr>
+        <w:t xml:space="preserve">: Primary framework for gradient-based interpretations (IG, DeepLIFT, Layer Conductance). </w:t>
+      </w:r>
+    </w:p>
+    <w:p>
+      <w:pPr>
+        <w:pStyle w:val="ListParagraph"/>
+        <w:numPr>
+          <w:ilvl w:val="1"/>
+          <w:numId w:val="61"/>
+        </w:numPr>
+        <w:spacing w:line="360" w:lineRule="auto"/>
+        <w:rPr>
+          <w:rFonts w:asciiTheme="majorBidi" w:hAnsiTheme="majorBidi" w:cstheme="majorBidi"/>
+          <w:sz w:val="24"/>
+          <w:szCs w:val="24"/>
+          <w:lang w:val="en-GB"/>
+        </w:rPr>
+      </w:pPr>
+      <w:r>
+        <w:rPr>
+          <w:rFonts w:asciiTheme="majorBidi" w:hAnsiTheme="majorBidi" w:cstheme="majorBidi"/>
+          <w:b/>
+          <w:bCs/>
+          <w:sz w:val="24"/>
+          <w:szCs w:val="24"/>
+          <w:lang w:val="en-GB"/>
+        </w:rPr>
+        <w:t>SHAP</w:t>
+      </w:r>
+      <w:r>
+        <w:rPr>
+          <w:rFonts w:asciiTheme="majorBidi" w:hAnsiTheme="majorBidi" w:cstheme="majorBidi"/>
+          <w:sz w:val="24"/>
+          <w:szCs w:val="24"/>
+          <w:lang w:val="en-GB"/>
+        </w:rPr>
+        <w:t xml:space="preserve">: Used for game-theoretic feature attribution. </w:t>
+      </w:r>
+    </w:p>
+    <w:p>
+      <w:pPr>
+        <w:pStyle w:val="ListParagraph"/>
+        <w:numPr>
+          <w:ilvl w:val="1"/>
+          <w:numId w:val="61"/>
+        </w:numPr>
+        <w:spacing w:line="360" w:lineRule="auto"/>
+        <w:rPr>
+          <w:rFonts w:asciiTheme="majorBidi" w:hAnsiTheme="majorBidi" w:cstheme="majorBidi"/>
+          <w:sz w:val="24"/>
+          <w:szCs w:val="24"/>
+          <w:lang w:val="en-GB"/>
+        </w:rPr>
+      </w:pPr>
+      <w:r>
+        <w:rPr>
+          <w:rFonts w:asciiTheme="majorBidi" w:hAnsiTheme="majorBidi" w:cstheme="majorBidi"/>
+          <w:b/>
+          <w:bCs/>
+          <w:sz w:val="24"/>
+          <w:szCs w:val="24"/>
+          <w:lang w:val="en-GB"/>
+        </w:rPr>
+        <w:t>LIME</w:t>
+      </w:r>
+      <w:r>
+        <w:rPr>
+          <w:rFonts w:asciiTheme="majorBidi" w:hAnsiTheme="majorBidi" w:cstheme="majorBidi"/>
+          <w:sz w:val="24"/>
+          <w:szCs w:val="24"/>
+          <w:lang w:val="en-GB"/>
+        </w:rPr>
+        <w:t xml:space="preserve">: Used for local surrogate model explanations. </w:t>
+      </w:r>
+    </w:p>
+    <w:p>
+      <w:pPr>
+        <w:pStyle w:val="ListParagraph"/>
+        <w:numPr>
+          <w:ilvl w:val="0"/>
+          <w:numId w:val="61"/>
+        </w:numPr>
+        <w:spacing w:line="360" w:lineRule="auto"/>
+        <w:rPr>
+          <w:rFonts w:asciiTheme="majorBidi" w:hAnsiTheme="majorBidi" w:cstheme="majorBidi"/>
+          <w:sz w:val="24"/>
+          <w:szCs w:val="24"/>
+          <w:lang w:val="en-GB"/>
+        </w:rPr>
+      </w:pPr>
+      <w:r>
+        <w:rPr>
+          <w:rFonts w:asciiTheme="majorBidi" w:hAnsiTheme="majorBidi" w:cstheme="majorBidi"/>
+          <w:b/>
+          <w:bCs/>
+          <w:sz w:val="24"/>
+          <w:szCs w:val="24"/>
+          <w:lang w:val="en-GB"/>
+        </w:rPr>
+        <w:t>Data Handling</w:t>
+      </w:r>
+      <w:r>
+        <w:rPr>
+          <w:rFonts w:asciiTheme="majorBidi" w:hAnsiTheme="majorBidi" w:cstheme="majorBidi"/>
+          <w:sz w:val="24"/>
+          <w:szCs w:val="24"/>
+          <w:lang w:val="en-GB"/>
+        </w:rPr>
+        <w:t xml:space="preserve">: ucimlrepo (for dataset acquisition), pandas, and numpy. </w:t>
+      </w:r>
+    </w:p>
+    <w:p>
+      <w:pPr>
+        <w:pStyle w:val="ListParagraph"/>
+        <w:numPr>
+          <w:ilvl w:val="0"/>
+          <w:numId w:val="61"/>
+        </w:numPr>
+        <w:spacing w:line="360" w:lineRule="auto"/>
+        <w:rPr>
+          <w:rFonts w:asciiTheme="majorBidi" w:hAnsiTheme="majorBidi" w:cstheme="majorBidi"/>
+          <w:sz w:val="24"/>
+          <w:szCs w:val="24"/>
+          <w:lang w:val="en-GB"/>
+        </w:rPr>
+      </w:pPr>
+      <w:r>
+        <w:rPr>
+          <w:rFonts w:asciiTheme="majorBidi" w:hAnsiTheme="majorBidi" w:cstheme="majorBidi"/>
+          <w:b/>
+          <w:bCs/>
+          <w:sz w:val="24"/>
+          <w:szCs w:val="24"/>
+          <w:lang w:val="en-GB"/>
+        </w:rPr>
+        <w:t>Evaluation</w:t>
+      </w:r>
+      <w:r>
+        <w:rPr>
+          <w:rFonts w:asciiTheme="majorBidi" w:hAnsiTheme="majorBidi" w:cstheme="majorBidi"/>
+          <w:sz w:val="24"/>
+          <w:szCs w:val="24"/>
+          <w:lang w:val="en-GB"/>
+        </w:rPr>
+        <w:t xml:space="preserve">: scikit-learn (for metrics like accuracy and precision-recall) and matplotlib (for visualization). </w:t>
+      </w:r>
+    </w:p>
+    <w:p>
+      <w:pPr>
+        <w:pStyle w:val="Heading2"/>
+        <w:numPr>
+          <w:ilvl w:val="1"/>
+          <w:numId w:val="6"/>
+        </w:numPr>
+      </w:pPr>
+      <w:r>
+        <w:t>Model Configuration</w:t>
+      </w:r>
+    </w:p>
+    <w:p>
+      <w:pPr>
+        <w:numPr>
+          <w:ilvl w:val="0"/>
+          <w:numId w:val="59"/>
+        </w:numPr>
+        <w:spacing w:line="360" w:lineRule="auto"/>
+        <w:rPr>
+          <w:rFonts w:asciiTheme="majorBidi" w:hAnsiTheme="majorBidi" w:cstheme="majorBidi"/>
+          <w:sz w:val="24"/>
+          <w:szCs w:val="24"/>
+          <w:lang w:val="en-GB"/>
+        </w:rPr>
+      </w:pPr>
+      <w:r>
+        <w:rPr>
+          <w:rFonts w:asciiTheme="majorBidi" w:hAnsiTheme="majorBidi" w:cstheme="majorBidi"/>
+          <w:b/>
+          <w:bCs/>
+          <w:sz w:val="24"/>
+          <w:szCs w:val="24"/>
+          <w:lang w:val="en-GB"/>
+        </w:rPr>
+        <w:t>Architecture</w:t>
+      </w:r>
+      <w:r>
+        <w:rPr>
+          <w:rFonts w:asciiTheme="majorBidi" w:hAnsiTheme="majorBidi" w:cstheme="majorBidi"/>
+          <w:sz w:val="24"/>
+          <w:szCs w:val="24"/>
+          <w:lang w:val="en-GB"/>
+        </w:rPr>
+        <w:t xml:space="preserve">: Advanced Residual DNN (4 Blocks) with hidden layers sized 256 </w:t>
+      </w:r>
+      <w:r>
+        <w:rPr>
+          <w:rFonts w:asciiTheme="majorBidi" w:hAnsiTheme="majorBidi" w:cstheme="majorBidi"/>
+          <w:sz w:val="24"/>
+          <w:szCs w:val="24"/>
+          <w:lang w:val="en-GB"/>
+        </w:rPr>
+        <w:t>,</w:t>
+      </w:r>
+      <w:r>
+        <w:rPr>
+          <w:rFonts w:asciiTheme="majorBidi" w:hAnsiTheme="majorBidi" w:cstheme="majorBidi"/>
+          <w:sz w:val="24"/>
+          <w:szCs w:val="24"/>
+          <w:lang w:val="en-GB"/>
+        </w:rPr>
+        <w:t xml:space="preserve">128 </w:t>
+      </w:r>
+      <w:r>
+        <w:rPr>
+          <w:rFonts w:asciiTheme="majorBidi" w:hAnsiTheme="majorBidi" w:cstheme="majorBidi"/>
+          <w:sz w:val="24"/>
+          <w:szCs w:val="24"/>
+          <w:lang w:val="en-GB"/>
+        </w:rPr>
+        <w:t>,</w:t>
+      </w:r>
+      <w:r>
+        <w:rPr>
+          <w:rFonts w:asciiTheme="majorBidi" w:hAnsiTheme="majorBidi" w:cstheme="majorBidi"/>
+          <w:sz w:val="24"/>
+          <w:szCs w:val="24"/>
+          <w:lang w:val="en-GB"/>
+        </w:rPr>
+        <w:t xml:space="preserve"> 64 </w:t>
+      </w:r>
+      <w:r>
+        <w:rPr>
+          <w:rFonts w:asciiTheme="majorBidi" w:hAnsiTheme="majorBidi" w:cstheme="majorBidi"/>
+          <w:sz w:val="24"/>
+          <w:szCs w:val="24"/>
+          <w:lang w:val="en-GB"/>
+        </w:rPr>
+        <w:t>,</w:t>
+      </w:r>
+      <w:r>
+        <w:rPr>
+          <w:rFonts w:asciiTheme="majorBidi" w:hAnsiTheme="majorBidi" w:cstheme="majorBidi"/>
+          <w:sz w:val="24"/>
+          <w:szCs w:val="24"/>
+          <w:lang w:val="en-GB"/>
+        </w:rPr>
+        <w:t xml:space="preserve"> 32 neurons. </w:t>
+      </w:r>
+    </w:p>
+    <w:p>
+      <w:pPr>
+        <w:numPr>
+          <w:ilvl w:val="0"/>
+          <w:numId w:val="59"/>
+        </w:numPr>
+        <w:spacing w:line="360" w:lineRule="auto"/>
+        <w:rPr>
+          <w:rFonts w:asciiTheme="majorBidi" w:hAnsiTheme="majorBidi" w:cstheme="majorBidi"/>
+          <w:sz w:val="24"/>
+          <w:szCs w:val="24"/>
+          <w:lang w:val="en-GB"/>
+        </w:rPr>
+      </w:pPr>
+      <w:r>
+        <w:rPr>
+          <w:rFonts w:asciiTheme="majorBidi" w:hAnsiTheme="majorBidi" w:cstheme="majorBidi"/>
+          <w:b/>
+          <w:bCs/>
+          <w:sz w:val="24"/>
+          <w:szCs w:val="24"/>
+          <w:lang w:val="en-GB"/>
+        </w:rPr>
+        <w:lastRenderedPageBreak/>
+        <w:t>Training Parameters</w:t>
+      </w:r>
+      <w:r>
+        <w:rPr>
+          <w:rFonts w:asciiTheme="majorBidi" w:hAnsiTheme="majorBidi" w:cstheme="majorBidi"/>
+          <w:sz w:val="24"/>
+          <w:szCs w:val="24"/>
+          <w:lang w:val="en-GB"/>
+        </w:rPr>
+        <w:t>:</w:t>
+      </w:r>
+    </w:p>
+    <w:p>
+      <w:pPr>
+        <w:numPr>
+          <w:ilvl w:val="1"/>
+          <w:numId w:val="59"/>
+        </w:numPr>
+        <w:spacing w:line="360" w:lineRule="auto"/>
+        <w:rPr>
+          <w:rFonts w:asciiTheme="majorBidi" w:hAnsiTheme="majorBidi" w:cstheme="majorBidi"/>
+          <w:sz w:val="24"/>
+          <w:szCs w:val="24"/>
+          <w:lang w:val="en-GB"/>
+        </w:rPr>
+      </w:pPr>
+      <w:r>
+        <w:rPr>
+          <w:rFonts w:asciiTheme="majorBidi" w:hAnsiTheme="majorBidi" w:cstheme="majorBidi"/>
+          <w:b/>
+          <w:bCs/>
           <w:sz w:val="24"/>
           <w:szCs w:val="24"/>
           <w:lang w:val="en-GB"/>
         </w:rPr>
         <w:t>Epochs</w:t>
       </w:r>
-    </w:p>
-    <w:p>
-      <w:pPr>
-        <w:rPr>
-          <w:rFonts w:asciiTheme="majorBidi" w:hAnsiTheme="majorBidi" w:cstheme="majorBidi"/>
-          <w:sz w:val="24"/>
-          <w:szCs w:val="24"/>
-          <w:lang w:val="en-GB"/>
-        </w:rPr>
-      </w:pPr>
-      <w:r>
-        <w:rPr>
-          <w:rFonts w:asciiTheme="majorBidi" w:hAnsiTheme="majorBidi" w:cstheme="majorBidi"/>
-          <w:sz w:val="24"/>
-          <w:szCs w:val="24"/>
-          <w:lang w:val="en-GB"/>
-        </w:rPr>
-        <w:t>Batch size</w:t>
-      </w:r>
-    </w:p>
-    <w:p>
-      <w:pPr>
-        <w:rPr>
-          <w:rFonts w:asciiTheme="majorBidi" w:hAnsiTheme="majorBidi" w:cstheme="majorBidi"/>
-          <w:sz w:val="24"/>
-          <w:szCs w:val="24"/>
-          <w:lang w:val="en-GB"/>
-        </w:rPr>
-      </w:pPr>
-      <w:r>
-        <w:rPr>
-          <w:rFonts w:asciiTheme="majorBidi" w:hAnsiTheme="majorBidi" w:cstheme="majorBidi"/>
-          <w:sz w:val="24"/>
-          <w:szCs w:val="24"/>
-          <w:lang w:val="en-GB"/>
-        </w:rPr>
-        <w:t>Learning rate</w:t>
-      </w:r>
-    </w:p>
-    <w:p>
-      <w:pPr>
-        <w:rPr>
-          <w:rFonts w:asciiTheme="majorBidi" w:hAnsiTheme="majorBidi" w:cstheme="majorBidi"/>
-          <w:sz w:val="24"/>
-          <w:szCs w:val="24"/>
-          <w:lang w:val="en-GB"/>
-        </w:rPr>
-      </w:pPr>
-      <w:r>
-        <w:rPr>
-          <w:rFonts w:asciiTheme="majorBidi" w:hAnsiTheme="majorBidi" w:cstheme="majorBidi"/>
-          <w:sz w:val="24"/>
-          <w:szCs w:val="24"/>
-          <w:lang w:val="en-GB"/>
-        </w:rPr>
-        <w:t>Hardware (if available)</w:t>
+      <w:r>
+        <w:rPr>
+          <w:rFonts w:asciiTheme="majorBidi" w:hAnsiTheme="majorBidi" w:cstheme="majorBidi"/>
+          <w:sz w:val="24"/>
+          <w:szCs w:val="24"/>
+          <w:lang w:val="en-GB"/>
+        </w:rPr>
+        <w:t xml:space="preserve">: 50. </w:t>
+      </w:r>
+    </w:p>
+    <w:p>
+      <w:pPr>
+        <w:numPr>
+          <w:ilvl w:val="1"/>
+          <w:numId w:val="59"/>
+        </w:numPr>
+        <w:spacing w:line="360" w:lineRule="auto"/>
+        <w:rPr>
+          <w:rFonts w:asciiTheme="majorBidi" w:hAnsiTheme="majorBidi" w:cstheme="majorBidi"/>
+          <w:sz w:val="24"/>
+          <w:szCs w:val="24"/>
+          <w:lang w:val="en-GB"/>
+        </w:rPr>
+      </w:pPr>
+      <w:r>
+        <w:rPr>
+          <w:rFonts w:asciiTheme="majorBidi" w:hAnsiTheme="majorBidi" w:cstheme="majorBidi"/>
+          <w:b/>
+          <w:bCs/>
+          <w:sz w:val="24"/>
+          <w:szCs w:val="24"/>
+          <w:lang w:val="en-GB"/>
+        </w:rPr>
+        <w:t>Batch Size</w:t>
+      </w:r>
+      <w:r>
+        <w:rPr>
+          <w:rFonts w:asciiTheme="majorBidi" w:hAnsiTheme="majorBidi" w:cstheme="majorBidi"/>
+          <w:sz w:val="24"/>
+          <w:szCs w:val="24"/>
+          <w:lang w:val="en-GB"/>
+        </w:rPr>
+        <w:t xml:space="preserve">: The model uses full-batch training on the training tensor (364 samples). </w:t>
+      </w:r>
+    </w:p>
+    <w:p>
+      <w:pPr>
+        <w:numPr>
+          <w:ilvl w:val="1"/>
+          <w:numId w:val="59"/>
+        </w:numPr>
+        <w:spacing w:line="360" w:lineRule="auto"/>
+        <w:rPr>
+          <w:rFonts w:asciiTheme="majorBidi" w:hAnsiTheme="majorBidi" w:cstheme="majorBidi"/>
+          <w:sz w:val="24"/>
+          <w:szCs w:val="24"/>
+          <w:lang w:val="en-GB"/>
+        </w:rPr>
+      </w:pPr>
+      <w:r>
+        <w:rPr>
+          <w:rFonts w:asciiTheme="majorBidi" w:hAnsiTheme="majorBidi" w:cstheme="majorBidi"/>
+          <w:b/>
+          <w:bCs/>
+          <w:sz w:val="24"/>
+          <w:szCs w:val="24"/>
+          <w:lang w:val="en-GB"/>
+        </w:rPr>
+        <w:t>Learning Rate</w:t>
+      </w:r>
+      <w:r>
+        <w:rPr>
+          <w:rFonts w:asciiTheme="majorBidi" w:hAnsiTheme="majorBidi" w:cstheme="majorBidi"/>
+          <w:sz w:val="24"/>
+          <w:szCs w:val="24"/>
+          <w:lang w:val="en-GB"/>
+        </w:rPr>
+        <w:t xml:space="preserve">: 1e-3 ($0.001$). </w:t>
+      </w:r>
+    </w:p>
+    <w:p>
+      <w:pPr>
+        <w:numPr>
+          <w:ilvl w:val="1"/>
+          <w:numId w:val="59"/>
+        </w:numPr>
+        <w:spacing w:line="360" w:lineRule="auto"/>
+        <w:rPr>
+          <w:rFonts w:asciiTheme="majorBidi" w:hAnsiTheme="majorBidi" w:cstheme="majorBidi"/>
+          <w:sz w:val="24"/>
+          <w:szCs w:val="24"/>
+          <w:lang w:val="en-GB"/>
+        </w:rPr>
+      </w:pPr>
+      <w:r>
+        <w:rPr>
+          <w:rFonts w:asciiTheme="majorBidi" w:hAnsiTheme="majorBidi" w:cstheme="majorBidi"/>
+          <w:b/>
+          <w:bCs/>
+          <w:sz w:val="24"/>
+          <w:szCs w:val="24"/>
+          <w:lang w:val="en-GB"/>
+        </w:rPr>
+        <w:t>Optimizer</w:t>
+      </w:r>
+      <w:r>
+        <w:rPr>
+          <w:rFonts w:asciiTheme="majorBidi" w:hAnsiTheme="majorBidi" w:cstheme="majorBidi"/>
+          <w:sz w:val="24"/>
+          <w:szCs w:val="24"/>
+          <w:lang w:val="en-GB"/>
+        </w:rPr>
+        <w:t xml:space="preserve">: AdamW with a weight decay of 1e-4. </w:t>
+      </w:r>
+    </w:p>
+    <w:p>
+      <w:pPr>
+        <w:numPr>
+          <w:ilvl w:val="1"/>
+          <w:numId w:val="59"/>
+        </w:numPr>
+        <w:spacing w:line="360" w:lineRule="auto"/>
+        <w:rPr>
+          <w:rFonts w:asciiTheme="majorBidi" w:hAnsiTheme="majorBidi" w:cstheme="majorBidi"/>
+          <w:sz w:val="24"/>
+          <w:szCs w:val="24"/>
+          <w:lang w:val="en-GB"/>
+        </w:rPr>
+      </w:pPr>
+      <w:r>
+        <w:rPr>
+          <w:rFonts w:asciiTheme="majorBidi" w:hAnsiTheme="majorBidi" w:cstheme="majorBidi"/>
+          <w:b/>
+          <w:bCs/>
+          <w:sz w:val="24"/>
+          <w:szCs w:val="24"/>
+          <w:lang w:val="en-GB"/>
+        </w:rPr>
+        <w:t>Loss Function</w:t>
+      </w:r>
+      <w:r>
+        <w:rPr>
+          <w:rFonts w:asciiTheme="majorBidi" w:hAnsiTheme="majorBidi" w:cstheme="majorBidi"/>
+          <w:sz w:val="24"/>
+          <w:szCs w:val="24"/>
+          <w:lang w:val="en-GB"/>
+        </w:rPr>
+        <w:t xml:space="preserve">: CrossEntropyLoss with </w:t>
+      </w:r>
+      <w:r>
+        <w:rPr>
+          <w:rFonts w:asciiTheme="majorBidi" w:hAnsiTheme="majorBidi" w:cstheme="majorBidi"/>
+          <w:b/>
+          <w:bCs/>
+          <w:sz w:val="24"/>
+          <w:szCs w:val="24"/>
+          <w:lang w:val="en-GB"/>
+        </w:rPr>
+        <w:t>Label Smoothing</w:t>
+      </w:r>
+      <w:r>
+        <w:rPr>
+          <w:rFonts w:asciiTheme="majorBidi" w:hAnsiTheme="majorBidi" w:cstheme="majorBidi"/>
+          <w:sz w:val="24"/>
+          <w:szCs w:val="24"/>
+          <w:lang w:val="en-GB"/>
+        </w:rPr>
+        <w:t xml:space="preserve"> of 0.05.</w:t>
       </w:r>
     </w:p>
     <w:p>
@@ -6511,121 +6998,675 @@
         </w:numPr>
       </w:pPr>
       <w:r>
-        <w:t xml:space="preserve"> Implementation Details</w:t>
-      </w:r>
-    </w:p>
-    <w:p>
-      <w:pPr>
-        <w:rPr>
-          <w:rFonts w:asciiTheme="majorBidi" w:hAnsiTheme="majorBidi" w:cstheme="majorBidi"/>
-          <w:sz w:val="24"/>
-          <w:szCs w:val="24"/>
-          <w:lang w:val="en-GB"/>
-        </w:rPr>
-      </w:pPr>
-      <w:r>
-        <w:rPr>
-          <w:rFonts w:asciiTheme="majorBidi" w:hAnsiTheme="majorBidi" w:cstheme="majorBidi"/>
-          <w:sz w:val="24"/>
-          <w:szCs w:val="24"/>
-          <w:lang w:val="en-GB"/>
-        </w:rPr>
-        <w:t>Describe:</w:t>
-      </w:r>
-    </w:p>
-    <w:p>
-      <w:pPr>
-        <w:rPr>
-          <w:rFonts w:asciiTheme="majorBidi" w:hAnsiTheme="majorBidi" w:cstheme="majorBidi"/>
-          <w:sz w:val="24"/>
-          <w:szCs w:val="24"/>
-          <w:lang w:val="en-GB"/>
-        </w:rPr>
-      </w:pPr>
-      <w:r>
-        <w:rPr>
-          <w:rFonts w:asciiTheme="majorBidi" w:hAnsiTheme="majorBidi" w:cstheme="majorBidi"/>
-          <w:sz w:val="24"/>
-          <w:szCs w:val="24"/>
-          <w:lang w:val="en-GB"/>
-        </w:rPr>
-        <w:t>How the model was built</w:t>
-      </w:r>
-    </w:p>
-    <w:p>
-      <w:pPr>
-        <w:rPr>
-          <w:rFonts w:asciiTheme="majorBidi" w:hAnsiTheme="majorBidi" w:cstheme="majorBidi"/>
-          <w:sz w:val="24"/>
-          <w:szCs w:val="24"/>
-          <w:lang w:val="en-GB"/>
-        </w:rPr>
-      </w:pPr>
-      <w:r>
-        <w:rPr>
-          <w:rFonts w:asciiTheme="majorBidi" w:hAnsiTheme="majorBidi" w:cstheme="majorBidi"/>
-          <w:sz w:val="24"/>
-          <w:szCs w:val="24"/>
-          <w:lang w:val="en-GB"/>
-        </w:rPr>
-        <w:t>Training process</w:t>
-      </w:r>
-    </w:p>
-    <w:p>
-      <w:pPr>
-        <w:rPr>
-          <w:rFonts w:asciiTheme="majorBidi" w:hAnsiTheme="majorBidi" w:cstheme="majorBidi"/>
-          <w:sz w:val="24"/>
-          <w:szCs w:val="24"/>
-          <w:lang w:val="en-GB"/>
-        </w:rPr>
-      </w:pPr>
-      <w:r>
-        <w:rPr>
-          <w:rFonts w:asciiTheme="majorBidi" w:hAnsiTheme="majorBidi" w:cstheme="majorBidi"/>
-          <w:sz w:val="24"/>
-          <w:szCs w:val="24"/>
-          <w:lang w:val="en-GB"/>
-        </w:rPr>
-        <w:t>Testing process</w:t>
-      </w:r>
-    </w:p>
-    <w:p>
-      <w:pPr>
-        <w:rPr>
-          <w:rFonts w:asciiTheme="majorBidi" w:hAnsiTheme="majorBidi" w:cstheme="majorBidi"/>
-          <w:sz w:val="24"/>
-          <w:szCs w:val="24"/>
-          <w:lang w:val="en-GB"/>
-        </w:rPr>
-      </w:pPr>
-      <w:r>
-        <w:rPr>
-          <w:rFonts w:asciiTheme="majorBidi" w:hAnsiTheme="majorBidi" w:cstheme="majorBidi"/>
-          <w:sz w:val="24"/>
-          <w:szCs w:val="24"/>
-          <w:lang w:val="en-GB"/>
-        </w:rPr>
-        <w:t>Mention any:</w:t>
-      </w:r>
-    </w:p>
-    <w:p>
-      <w:pPr>
-        <w:rPr>
-          <w:rFonts w:asciiTheme="majorBidi" w:hAnsiTheme="majorBidi" w:cstheme="majorBidi"/>
-          <w:sz w:val="24"/>
-          <w:szCs w:val="24"/>
-          <w:lang w:val="en-GB"/>
-        </w:rPr>
-      </w:pPr>
-      <w:r>
-        <w:rPr>
-          <w:rFonts w:asciiTheme="majorBidi" w:hAnsiTheme="majorBidi" w:cstheme="majorBidi"/>
-          <w:sz w:val="24"/>
-          <w:szCs w:val="24"/>
-          <w:lang w:val="en-GB"/>
-        </w:rPr>
-        <w:t>Challenges or fixes</w:t>
+        <w:t>Implementation Details</w:t>
+      </w:r>
+    </w:p>
+    <w:p>
+      <w:pPr>
+        <w:spacing w:line="360" w:lineRule="auto"/>
+        <w:rPr>
+          <w:rFonts w:asciiTheme="majorBidi" w:hAnsiTheme="majorBidi" w:cstheme="majorBidi"/>
+          <w:b/>
+          <w:bCs/>
+          <w:sz w:val="24"/>
+          <w:szCs w:val="24"/>
+          <w:lang w:val="en-GB"/>
+        </w:rPr>
+      </w:pPr>
+      <w:r>
+        <w:rPr>
+          <w:rFonts w:asciiTheme="majorBidi" w:hAnsiTheme="majorBidi" w:cstheme="majorBidi"/>
+          <w:b/>
+          <w:bCs/>
+          <w:sz w:val="24"/>
+          <w:szCs w:val="24"/>
+          <w:lang w:val="en-GB"/>
+        </w:rPr>
+        <w:t xml:space="preserve">1. </w:t>
+      </w:r>
+      <w:r>
+        <w:rPr>
+          <w:rFonts w:asciiTheme="majorBidi" w:hAnsiTheme="majorBidi" w:cstheme="majorBidi"/>
+          <w:b/>
+          <w:bCs/>
+          <w:sz w:val="24"/>
+          <w:szCs w:val="24"/>
+          <w:lang w:val="en-GB"/>
+        </w:rPr>
+        <w:t xml:space="preserve"> Model Construction</w:t>
+      </w:r>
+    </w:p>
+    <w:p>
+      <w:pPr>
+        <w:spacing w:line="360" w:lineRule="auto"/>
+        <w:rPr>
+          <w:rFonts w:asciiTheme="majorBidi" w:hAnsiTheme="majorBidi" w:cstheme="majorBidi"/>
+          <w:sz w:val="24"/>
+          <w:szCs w:val="24"/>
+          <w:lang w:val="en-GB"/>
+        </w:rPr>
+      </w:pPr>
+      <w:r>
+        <w:rPr>
+          <w:rFonts w:asciiTheme="majorBidi" w:hAnsiTheme="majorBidi" w:cstheme="majorBidi"/>
+          <w:sz w:val="24"/>
+          <w:szCs w:val="24"/>
+          <w:lang w:val="en-GB"/>
+        </w:rPr>
+        <w:t xml:space="preserve">The model was built as an </w:t>
+      </w:r>
+      <w:r>
+        <w:rPr>
+          <w:rFonts w:asciiTheme="majorBidi" w:hAnsiTheme="majorBidi" w:cstheme="majorBidi"/>
+          <w:b/>
+          <w:bCs/>
+          <w:sz w:val="24"/>
+          <w:szCs w:val="24"/>
+          <w:lang w:val="en-GB"/>
+        </w:rPr>
+        <w:t>Advanced Residual Deep Neural Network (DNN)</w:t>
+      </w:r>
+      <w:r>
+        <w:rPr>
+          <w:rFonts w:asciiTheme="majorBidi" w:hAnsiTheme="majorBidi" w:cstheme="majorBidi"/>
+          <w:sz w:val="24"/>
+          <w:szCs w:val="24"/>
+          <w:lang w:val="en-GB"/>
+        </w:rPr>
+        <w:t xml:space="preserve"> using the PyTorch nn.Module class. </w:t>
+      </w:r>
+    </w:p>
+    <w:p>
+      <w:pPr>
+        <w:numPr>
+          <w:ilvl w:val="0"/>
+          <w:numId w:val="64"/>
+        </w:numPr>
+        <w:spacing w:line="360" w:lineRule="auto"/>
+        <w:rPr>
+          <w:rFonts w:asciiTheme="majorBidi" w:hAnsiTheme="majorBidi" w:cstheme="majorBidi"/>
+          <w:sz w:val="24"/>
+          <w:szCs w:val="24"/>
+          <w:lang w:val="en-GB"/>
+        </w:rPr>
+      </w:pPr>
+      <w:r>
+        <w:rPr>
+          <w:rFonts w:asciiTheme="majorBidi" w:hAnsiTheme="majorBidi" w:cstheme="majorBidi"/>
+          <w:b/>
+          <w:bCs/>
+          <w:sz w:val="24"/>
+          <w:szCs w:val="24"/>
+          <w:lang w:val="en-GB"/>
+        </w:rPr>
+        <w:t>Layer Architecture</w:t>
+      </w:r>
+      <w:r>
+        <w:rPr>
+          <w:rFonts w:asciiTheme="majorBidi" w:hAnsiTheme="majorBidi" w:cstheme="majorBidi"/>
+          <w:sz w:val="24"/>
+          <w:szCs w:val="24"/>
+          <w:lang w:val="en-GB"/>
+        </w:rPr>
+        <w:t xml:space="preserve">: The network consists of four primary blocks with a decreasing number of neurons (256 </w:t>
+      </w:r>
+      <w:r>
+        <w:rPr>
+          <w:rFonts w:asciiTheme="majorBidi" w:hAnsiTheme="majorBidi" w:cstheme="majorBidi"/>
+          <w:sz w:val="24"/>
+          <w:szCs w:val="24"/>
+          <w:lang w:val="en-GB"/>
+        </w:rPr>
+        <w:t>,</w:t>
+      </w:r>
+      <w:r>
+        <w:rPr>
+          <w:rFonts w:asciiTheme="majorBidi" w:hAnsiTheme="majorBidi" w:cstheme="majorBidi"/>
+          <w:sz w:val="24"/>
+          <w:szCs w:val="24"/>
+          <w:lang w:val="en-GB"/>
+        </w:rPr>
+        <w:t xml:space="preserve">128 </w:t>
+      </w:r>
+      <w:r>
+        <w:rPr>
+          <w:rFonts w:asciiTheme="majorBidi" w:hAnsiTheme="majorBidi" w:cstheme="majorBidi"/>
+          <w:sz w:val="24"/>
+          <w:szCs w:val="24"/>
+          <w:lang w:val="en-GB"/>
+        </w:rPr>
+        <w:t>,</w:t>
+      </w:r>
+      <w:r>
+        <w:rPr>
+          <w:rFonts w:asciiTheme="majorBidi" w:hAnsiTheme="majorBidi" w:cstheme="majorBidi"/>
+          <w:sz w:val="24"/>
+          <w:szCs w:val="24"/>
+          <w:lang w:val="en-GB"/>
+        </w:rPr>
+        <w:t xml:space="preserve"> 64 </w:t>
+      </w:r>
+      <w:r>
+        <w:rPr>
+          <w:rFonts w:asciiTheme="majorBidi" w:hAnsiTheme="majorBidi" w:cstheme="majorBidi"/>
+          <w:sz w:val="24"/>
+          <w:szCs w:val="24"/>
+          <w:lang w:val="en-GB"/>
+        </w:rPr>
+        <w:t>,</w:t>
+      </w:r>
+      <w:r>
+        <w:rPr>
+          <w:rFonts w:asciiTheme="majorBidi" w:hAnsiTheme="majorBidi" w:cstheme="majorBidi"/>
+          <w:sz w:val="24"/>
+          <w:szCs w:val="24"/>
+          <w:lang w:val="en-GB"/>
+        </w:rPr>
+        <w:t xml:space="preserve">32) followed by a linear output head for binary classification. </w:t>
+      </w:r>
+    </w:p>
+    <w:p>
+      <w:pPr>
+        <w:numPr>
+          <w:ilvl w:val="0"/>
+          <w:numId w:val="64"/>
+        </w:numPr>
+        <w:spacing w:line="360" w:lineRule="auto"/>
+        <w:rPr>
+          <w:rFonts w:asciiTheme="majorBidi" w:hAnsiTheme="majorBidi" w:cstheme="majorBidi"/>
+          <w:sz w:val="24"/>
+          <w:szCs w:val="24"/>
+          <w:lang w:val="en-GB"/>
+        </w:rPr>
+      </w:pPr>
+      <w:r>
+        <w:rPr>
+          <w:rFonts w:asciiTheme="majorBidi" w:hAnsiTheme="majorBidi" w:cstheme="majorBidi"/>
+          <w:b/>
+          <w:bCs/>
+          <w:sz w:val="24"/>
+          <w:szCs w:val="24"/>
+          <w:lang w:val="en-GB"/>
+        </w:rPr>
+        <w:t>Residual (Skip) Connection</w:t>
+      </w:r>
+      <w:r>
+        <w:rPr>
+          <w:rFonts w:asciiTheme="majorBidi" w:hAnsiTheme="majorBidi" w:cstheme="majorBidi"/>
+          <w:sz w:val="24"/>
+          <w:szCs w:val="24"/>
+          <w:lang w:val="en-GB"/>
+        </w:rPr>
+        <w:t xml:space="preserve">: A critical design feature is the skip connection that projects the output of the first block directly to the third block. This shortcut preserves gradient flow and ensures that feature signals remain clear for the XAI attribution tools. </w:t>
+      </w:r>
+    </w:p>
+    <w:p>
+      <w:pPr>
+        <w:numPr>
+          <w:ilvl w:val="0"/>
+          <w:numId w:val="64"/>
+        </w:numPr>
+        <w:spacing w:line="360" w:lineRule="auto"/>
+        <w:rPr>
+          <w:rFonts w:asciiTheme="majorBidi" w:hAnsiTheme="majorBidi" w:cstheme="majorBidi"/>
+          <w:sz w:val="24"/>
+          <w:szCs w:val="24"/>
+          <w:lang w:val="en-GB"/>
+        </w:rPr>
+      </w:pPr>
+      <w:r>
+        <w:rPr>
+          <w:rFonts w:asciiTheme="majorBidi" w:hAnsiTheme="majorBidi" w:cstheme="majorBidi"/>
+          <w:b/>
+          <w:bCs/>
+          <w:sz w:val="24"/>
+          <w:szCs w:val="24"/>
+          <w:lang w:val="en-GB"/>
+        </w:rPr>
+        <w:t>Activation &amp; Normalization</w:t>
+      </w:r>
+      <w:r>
+        <w:rPr>
+          <w:rFonts w:asciiTheme="majorBidi" w:hAnsiTheme="majorBidi" w:cstheme="majorBidi"/>
+          <w:sz w:val="24"/>
+          <w:szCs w:val="24"/>
+          <w:lang w:val="en-GB"/>
+        </w:rPr>
+        <w:t xml:space="preserve">: Each block utilizes the </w:t>
+      </w:r>
+      <w:r>
+        <w:rPr>
+          <w:rFonts w:asciiTheme="majorBidi" w:hAnsiTheme="majorBidi" w:cstheme="majorBidi"/>
+          <w:b/>
+          <w:bCs/>
+          <w:sz w:val="24"/>
+          <w:szCs w:val="24"/>
+          <w:lang w:val="en-GB"/>
+        </w:rPr>
+        <w:t>GELU</w:t>
+      </w:r>
+      <w:r>
+        <w:rPr>
+          <w:rFonts w:asciiTheme="majorBidi" w:hAnsiTheme="majorBidi" w:cstheme="majorBidi"/>
+          <w:sz w:val="24"/>
+          <w:szCs w:val="24"/>
+          <w:lang w:val="en-GB"/>
+        </w:rPr>
+        <w:t xml:space="preserve"> (Gaussian Error Linear Unit) activation function for smoother gradients and </w:t>
+      </w:r>
+      <w:r>
+        <w:rPr>
+          <w:rFonts w:asciiTheme="majorBidi" w:hAnsiTheme="majorBidi" w:cstheme="majorBidi"/>
+          <w:b/>
+          <w:bCs/>
+          <w:sz w:val="24"/>
+          <w:szCs w:val="24"/>
+          <w:lang w:val="en-GB"/>
+        </w:rPr>
+        <w:t>Batch Normalization</w:t>
+      </w:r>
+      <w:r>
+        <w:rPr>
+          <w:rFonts w:asciiTheme="majorBidi" w:hAnsiTheme="majorBidi" w:cstheme="majorBidi"/>
+          <w:sz w:val="24"/>
+          <w:szCs w:val="24"/>
+          <w:lang w:val="en-GB"/>
+        </w:rPr>
+        <w:t xml:space="preserve"> to accelerate convergence and provide stability during training. </w:t>
+      </w:r>
+    </w:p>
+    <w:p>
+      <w:pPr>
+        <w:spacing w:line="360" w:lineRule="auto"/>
+        <w:rPr>
+          <w:rFonts w:asciiTheme="majorBidi" w:hAnsiTheme="majorBidi" w:cstheme="majorBidi"/>
+          <w:b/>
+          <w:bCs/>
+          <w:sz w:val="24"/>
+          <w:szCs w:val="24"/>
+          <w:lang w:val="en-GB"/>
+        </w:rPr>
+      </w:pPr>
+      <w:r>
+        <w:rPr>
+          <w:rFonts w:asciiTheme="majorBidi" w:hAnsiTheme="majorBidi" w:cstheme="majorBidi"/>
+          <w:b/>
+          <w:bCs/>
+          <w:sz w:val="24"/>
+          <w:szCs w:val="24"/>
+          <w:lang w:val="en-GB"/>
+        </w:rPr>
+        <w:t>2. Training Process</w:t>
+      </w:r>
+    </w:p>
+    <w:p>
+      <w:pPr>
+        <w:numPr>
+          <w:ilvl w:val="0"/>
+          <w:numId w:val="65"/>
+        </w:numPr>
+        <w:spacing w:line="360" w:lineRule="auto"/>
+        <w:rPr>
+          <w:rFonts w:asciiTheme="majorBidi" w:hAnsiTheme="majorBidi" w:cstheme="majorBidi"/>
+          <w:sz w:val="24"/>
+          <w:szCs w:val="24"/>
+          <w:lang w:val="en-GB"/>
+        </w:rPr>
+      </w:pPr>
+      <w:r>
+        <w:rPr>
+          <w:rFonts w:asciiTheme="majorBidi" w:hAnsiTheme="majorBidi" w:cstheme="majorBidi"/>
+          <w:b/>
+          <w:bCs/>
+          <w:sz w:val="24"/>
+          <w:szCs w:val="24"/>
+          <w:lang w:val="en-GB"/>
+        </w:rPr>
+        <w:t>Optimizer</w:t>
+      </w:r>
+      <w:r>
+        <w:rPr>
+          <w:rFonts w:asciiTheme="majorBidi" w:hAnsiTheme="majorBidi" w:cstheme="majorBidi"/>
+          <w:sz w:val="24"/>
+          <w:szCs w:val="24"/>
+          <w:lang w:val="en-GB"/>
+        </w:rPr>
+        <w:t xml:space="preserve">: The model uses </w:t>
+      </w:r>
+      <w:r>
+        <w:rPr>
+          <w:rFonts w:asciiTheme="majorBidi" w:hAnsiTheme="majorBidi" w:cstheme="majorBidi"/>
+          <w:b/>
+          <w:bCs/>
+          <w:sz w:val="24"/>
+          <w:szCs w:val="24"/>
+          <w:lang w:val="en-GB"/>
+        </w:rPr>
+        <w:t>AdamW</w:t>
+      </w:r>
+      <w:r>
+        <w:rPr>
+          <w:rFonts w:asciiTheme="majorBidi" w:hAnsiTheme="majorBidi" w:cstheme="majorBidi"/>
+          <w:sz w:val="24"/>
+          <w:szCs w:val="24"/>
+          <w:lang w:val="en-GB"/>
+        </w:rPr>
+        <w:t xml:space="preserve"> with a weight decay of 1e-4 to prevent overfitting. </w:t>
+      </w:r>
+    </w:p>
+    <w:p>
+      <w:pPr>
+        <w:numPr>
+          <w:ilvl w:val="0"/>
+          <w:numId w:val="65"/>
+        </w:numPr>
+        <w:spacing w:line="360" w:lineRule="auto"/>
+        <w:rPr>
+          <w:rFonts w:asciiTheme="majorBidi" w:hAnsiTheme="majorBidi" w:cstheme="majorBidi"/>
+          <w:sz w:val="24"/>
+          <w:szCs w:val="24"/>
+          <w:lang w:val="en-GB"/>
+        </w:rPr>
+      </w:pPr>
+      <w:r>
+        <w:rPr>
+          <w:rFonts w:asciiTheme="majorBidi" w:hAnsiTheme="majorBidi" w:cstheme="majorBidi"/>
+          <w:b/>
+          <w:bCs/>
+          <w:sz w:val="24"/>
+          <w:szCs w:val="24"/>
+          <w:lang w:val="en-GB"/>
+        </w:rPr>
+        <w:t>Learning Schedule</w:t>
+      </w:r>
+      <w:r>
+        <w:rPr>
+          <w:rFonts w:asciiTheme="majorBidi" w:hAnsiTheme="majorBidi" w:cstheme="majorBidi"/>
+          <w:sz w:val="24"/>
+          <w:szCs w:val="24"/>
+          <w:lang w:val="en-GB"/>
+        </w:rPr>
+        <w:t xml:space="preserve">: The training was conducted for </w:t>
+      </w:r>
+      <w:r>
+        <w:rPr>
+          <w:rFonts w:asciiTheme="majorBidi" w:hAnsiTheme="majorBidi" w:cstheme="majorBidi"/>
+          <w:b/>
+          <w:bCs/>
+          <w:sz w:val="24"/>
+          <w:szCs w:val="24"/>
+          <w:lang w:val="en-GB"/>
+        </w:rPr>
+        <w:t>50 epochs</w:t>
+      </w:r>
+      <w:r>
+        <w:rPr>
+          <w:rFonts w:asciiTheme="majorBidi" w:hAnsiTheme="majorBidi" w:cstheme="majorBidi"/>
+          <w:sz w:val="24"/>
+          <w:szCs w:val="24"/>
+          <w:lang w:val="en-GB"/>
+        </w:rPr>
+        <w:t xml:space="preserve"> with a learning rate of 1e-3. </w:t>
+      </w:r>
+    </w:p>
+    <w:p>
+      <w:pPr>
+        <w:numPr>
+          <w:ilvl w:val="0"/>
+          <w:numId w:val="65"/>
+        </w:numPr>
+        <w:spacing w:line="360" w:lineRule="auto"/>
+        <w:rPr>
+          <w:rFonts w:asciiTheme="majorBidi" w:hAnsiTheme="majorBidi" w:cstheme="majorBidi"/>
+          <w:sz w:val="24"/>
+          <w:szCs w:val="24"/>
+          <w:lang w:val="en-GB"/>
+        </w:rPr>
+      </w:pPr>
+      <w:r>
+        <w:rPr>
+          <w:rFonts w:asciiTheme="majorBidi" w:hAnsiTheme="majorBidi" w:cstheme="majorBidi"/>
+          <w:b/>
+          <w:bCs/>
+          <w:sz w:val="24"/>
+          <w:szCs w:val="24"/>
+          <w:lang w:val="en-GB"/>
+        </w:rPr>
+        <w:lastRenderedPageBreak/>
+        <w:t>Loss Function Strategy</w:t>
+      </w:r>
+      <w:r>
+        <w:rPr>
+          <w:rFonts w:asciiTheme="majorBidi" w:hAnsiTheme="majorBidi" w:cstheme="majorBidi"/>
+          <w:sz w:val="24"/>
+          <w:szCs w:val="24"/>
+          <w:lang w:val="en-GB"/>
+        </w:rPr>
+        <w:t xml:space="preserve">: A standard Cross-Entropy loss was modified with </w:t>
+      </w:r>
+      <w:r>
+        <w:rPr>
+          <w:rFonts w:asciiTheme="majorBidi" w:hAnsiTheme="majorBidi" w:cstheme="majorBidi"/>
+          <w:b/>
+          <w:bCs/>
+          <w:sz w:val="24"/>
+          <w:szCs w:val="24"/>
+          <w:lang w:val="en-GB"/>
+        </w:rPr>
+        <w:t>Label Smoothing (0.05)</w:t>
+      </w:r>
+      <w:r>
+        <w:rPr>
+          <w:rFonts w:asciiTheme="majorBidi" w:hAnsiTheme="majorBidi" w:cstheme="majorBidi"/>
+          <w:sz w:val="24"/>
+          <w:szCs w:val="24"/>
+          <w:lang w:val="en-GB"/>
+        </w:rPr>
+        <w:t xml:space="preserve">. This technique prevents the model from becoming overconfident in its diagnostic predictions, which improves the reliability of the resulting XAI explanations. </w:t>
+      </w:r>
+    </w:p>
+    <w:p>
+      <w:pPr>
+        <w:numPr>
+          <w:ilvl w:val="0"/>
+          <w:numId w:val="65"/>
+        </w:numPr>
+        <w:spacing w:line="360" w:lineRule="auto"/>
+        <w:rPr>
+          <w:rFonts w:asciiTheme="majorBidi" w:hAnsiTheme="majorBidi" w:cstheme="majorBidi"/>
+          <w:sz w:val="24"/>
+          <w:szCs w:val="24"/>
+          <w:lang w:val="en-GB"/>
+        </w:rPr>
+      </w:pPr>
+      <w:r>
+        <w:rPr>
+          <w:rFonts w:asciiTheme="majorBidi" w:hAnsiTheme="majorBidi" w:cstheme="majorBidi"/>
+          <w:b/>
+          <w:bCs/>
+          <w:sz w:val="24"/>
+          <w:szCs w:val="24"/>
+          <w:lang w:val="en-GB"/>
+        </w:rPr>
+        <w:t>Data Pipeline</w:t>
+      </w:r>
+      <w:r>
+        <w:rPr>
+          <w:rFonts w:asciiTheme="majorBidi" w:hAnsiTheme="majorBidi" w:cstheme="majorBidi"/>
+          <w:sz w:val="24"/>
+          <w:szCs w:val="24"/>
+          <w:lang w:val="en-GB"/>
+        </w:rPr>
+        <w:t xml:space="preserve">: Preprocessed tensors were fed into the model in a full-batch format for the 364 training samples. </w:t>
+      </w:r>
+    </w:p>
+    <w:p>
+      <w:pPr>
+        <w:spacing w:line="360" w:lineRule="auto"/>
+        <w:rPr>
+          <w:rFonts w:asciiTheme="majorBidi" w:hAnsiTheme="majorBidi" w:cstheme="majorBidi"/>
+          <w:b/>
+          <w:bCs/>
+          <w:sz w:val="24"/>
+          <w:szCs w:val="24"/>
+          <w:lang w:val="en-GB"/>
+        </w:rPr>
+      </w:pPr>
+      <w:r>
+        <w:rPr>
+          <w:rFonts w:asciiTheme="majorBidi" w:hAnsiTheme="majorBidi" w:cstheme="majorBidi"/>
+          <w:b/>
+          <w:bCs/>
+          <w:sz w:val="24"/>
+          <w:szCs w:val="24"/>
+          <w:lang w:val="en-GB"/>
+        </w:rPr>
+        <w:t>3. Testing Process</w:t>
+      </w:r>
+    </w:p>
+    <w:p>
+      <w:pPr>
+        <w:numPr>
+          <w:ilvl w:val="0"/>
+          <w:numId w:val="66"/>
+        </w:numPr>
+        <w:spacing w:line="360" w:lineRule="auto"/>
+        <w:rPr>
+          <w:rFonts w:asciiTheme="majorBidi" w:hAnsiTheme="majorBidi" w:cstheme="majorBidi"/>
+          <w:sz w:val="24"/>
+          <w:szCs w:val="24"/>
+          <w:lang w:val="en-GB"/>
+        </w:rPr>
+      </w:pPr>
+      <w:r>
+        <w:rPr>
+          <w:rFonts w:asciiTheme="majorBidi" w:hAnsiTheme="majorBidi" w:cstheme="majorBidi"/>
+          <w:b/>
+          <w:bCs/>
+          <w:sz w:val="24"/>
+          <w:szCs w:val="24"/>
+          <w:lang w:val="en-GB"/>
+        </w:rPr>
+        <w:t>Evaluation Metrics</w:t>
+      </w:r>
+      <w:r>
+        <w:rPr>
+          <w:rFonts w:asciiTheme="majorBidi" w:hAnsiTheme="majorBidi" w:cstheme="majorBidi"/>
+          <w:sz w:val="24"/>
+          <w:szCs w:val="24"/>
+          <w:lang w:val="en-GB"/>
+        </w:rPr>
+        <w:t xml:space="preserve">: The model was evaluated on a held-out test set (114 samples) using a classification report to track </w:t>
+      </w:r>
+      <w:r>
+        <w:rPr>
+          <w:rFonts w:asciiTheme="majorBidi" w:hAnsiTheme="majorBidi" w:cstheme="majorBidi"/>
+          <w:b/>
+          <w:bCs/>
+          <w:sz w:val="24"/>
+          <w:szCs w:val="24"/>
+          <w:lang w:val="en-GB"/>
+        </w:rPr>
+        <w:t>Precision, Recall, and F1-Score</w:t>
+      </w:r>
+      <w:r>
+        <w:rPr>
+          <w:rFonts w:asciiTheme="majorBidi" w:hAnsiTheme="majorBidi" w:cstheme="majorBidi"/>
+          <w:sz w:val="24"/>
+          <w:szCs w:val="24"/>
+          <w:lang w:val="en-GB"/>
+        </w:rPr>
+        <w:t xml:space="preserve"> for both Malignant and Benign classes. </w:t>
+      </w:r>
+    </w:p>
+    <w:p>
+      <w:pPr>
+        <w:numPr>
+          <w:ilvl w:val="0"/>
+          <w:numId w:val="66"/>
+        </w:numPr>
+        <w:spacing w:line="360" w:lineRule="auto"/>
+        <w:rPr>
+          <w:rFonts w:asciiTheme="majorBidi" w:hAnsiTheme="majorBidi" w:cstheme="majorBidi"/>
+          <w:sz w:val="24"/>
+          <w:szCs w:val="24"/>
+          <w:lang w:val="en-GB"/>
+        </w:rPr>
+      </w:pPr>
+      <w:r>
+        <w:rPr>
+          <w:rFonts w:asciiTheme="majorBidi" w:hAnsiTheme="majorBidi" w:cstheme="majorBidi"/>
+          <w:b/>
+          <w:bCs/>
+          <w:sz w:val="24"/>
+          <w:szCs w:val="24"/>
+          <w:lang w:val="en-GB"/>
+        </w:rPr>
+        <w:t>Performance Result</w:t>
+      </w:r>
+      <w:r>
+        <w:rPr>
+          <w:rFonts w:asciiTheme="majorBidi" w:hAnsiTheme="majorBidi" w:cstheme="majorBidi"/>
+          <w:sz w:val="24"/>
+          <w:szCs w:val="24"/>
+          <w:lang w:val="en-GB"/>
+        </w:rPr>
+        <w:t xml:space="preserve">: The implementation achieved a test accuracy of </w:t>
+      </w:r>
+      <w:r>
+        <w:rPr>
+          <w:rFonts w:asciiTheme="majorBidi" w:hAnsiTheme="majorBidi" w:cstheme="majorBidi"/>
+          <w:b/>
+          <w:bCs/>
+          <w:sz w:val="24"/>
+          <w:szCs w:val="24"/>
+          <w:lang w:val="en-GB"/>
+        </w:rPr>
+        <w:t>95.61%</w:t>
+      </w:r>
+      <w:r>
+        <w:rPr>
+          <w:rFonts w:asciiTheme="majorBidi" w:hAnsiTheme="majorBidi" w:cstheme="majorBidi"/>
+          <w:sz w:val="24"/>
+          <w:szCs w:val="24"/>
+          <w:lang w:val="en-GB"/>
+        </w:rPr>
+        <w:t xml:space="preserve">. </w:t>
+      </w:r>
+    </w:p>
+    <w:p>
+      <w:pPr>
+        <w:numPr>
+          <w:ilvl w:val="0"/>
+          <w:numId w:val="66"/>
+        </w:numPr>
+        <w:spacing w:line="360" w:lineRule="auto"/>
+        <w:rPr>
+          <w:rFonts w:asciiTheme="majorBidi" w:hAnsiTheme="majorBidi" w:cstheme="majorBidi"/>
+          <w:sz w:val="24"/>
+          <w:szCs w:val="24"/>
+          <w:lang w:val="en-GB"/>
+        </w:rPr>
+      </w:pPr>
+      <w:r>
+        <w:rPr>
+          <w:rFonts w:asciiTheme="majorBidi" w:hAnsiTheme="majorBidi" w:cstheme="majorBidi"/>
+          <w:b/>
+          <w:bCs/>
+          <w:sz w:val="24"/>
+          <w:szCs w:val="24"/>
+          <w:lang w:val="en-GB"/>
+        </w:rPr>
+        <w:t>XAI Inference</w:t>
+      </w:r>
+      <w:r>
+        <w:rPr>
+          <w:rFonts w:asciiTheme="majorBidi" w:hAnsiTheme="majorBidi" w:cstheme="majorBidi"/>
+          <w:sz w:val="24"/>
+          <w:szCs w:val="24"/>
+          <w:lang w:val="en-GB"/>
+        </w:rPr>
+        <w:t xml:space="preserve">: A single sample (Patient #7) was isolated for detailed interpretation benchmarking across SHAP, LIME, and Captum engines. </w:t>
       </w:r>
     </w:p>
     <w:p>
@@ -6649,141 +7690,8 @@
     </w:p>
     <w:p>
       <w:pPr>
-        <w:rPr>
-          <w:rFonts w:asciiTheme="majorBidi" w:hAnsiTheme="majorBidi" w:cstheme="majorBidi"/>
-          <w:sz w:val="24"/>
-          <w:szCs w:val="24"/>
-          <w:lang w:val="en-GB"/>
-        </w:rPr>
-      </w:pPr>
-      <w:r>
-        <w:rPr>
-          <w:rFonts w:asciiTheme="majorBidi" w:hAnsiTheme="majorBidi" w:cstheme="majorBidi"/>
-          <w:sz w:val="24"/>
-          <w:szCs w:val="24"/>
-          <w:lang w:val="en-GB"/>
-        </w:rPr>
-        <w:t>Present results clearly:</w:t>
-      </w:r>
-    </w:p>
-    <w:p>
-      <w:pPr>
-        <w:rPr>
-          <w:rFonts w:asciiTheme="majorBidi" w:hAnsiTheme="majorBidi" w:cstheme="majorBidi"/>
-          <w:sz w:val="24"/>
-          <w:szCs w:val="24"/>
-          <w:lang w:val="en-GB"/>
-        </w:rPr>
-      </w:pPr>
-      <w:r>
-        <w:rPr>
-          <w:rFonts w:asciiTheme="majorBidi" w:hAnsiTheme="majorBidi" w:cstheme="majorBidi"/>
-          <w:sz w:val="24"/>
-          <w:szCs w:val="24"/>
-          <w:lang w:val="en-GB"/>
-        </w:rPr>
-        <w:t>Tables</w:t>
-      </w:r>
-    </w:p>
-    <w:p>
-      <w:pPr>
-        <w:rPr>
-          <w:rFonts w:asciiTheme="majorBidi" w:hAnsiTheme="majorBidi" w:cstheme="majorBidi"/>
-          <w:sz w:val="24"/>
-          <w:szCs w:val="24"/>
-          <w:lang w:val="en-GB"/>
-        </w:rPr>
-      </w:pPr>
-      <w:r>
-        <w:rPr>
-          <w:rFonts w:asciiTheme="majorBidi" w:hAnsiTheme="majorBidi" w:cstheme="majorBidi"/>
-          <w:sz w:val="24"/>
-          <w:szCs w:val="24"/>
-          <w:lang w:val="en-GB"/>
-        </w:rPr>
-        <w:t>Graphs</w:t>
-      </w:r>
-    </w:p>
-    <w:p>
-      <w:pPr>
-        <w:rPr>
-          <w:rFonts w:asciiTheme="majorBidi" w:hAnsiTheme="majorBidi" w:cstheme="majorBidi"/>
-          <w:sz w:val="24"/>
-          <w:szCs w:val="24"/>
-          <w:lang w:val="en-GB"/>
-        </w:rPr>
-      </w:pPr>
-      <w:r>
-        <w:rPr>
-          <w:rFonts w:asciiTheme="majorBidi" w:hAnsiTheme="majorBidi" w:cstheme="majorBidi"/>
-          <w:sz w:val="24"/>
-          <w:szCs w:val="24"/>
-          <w:lang w:val="en-GB"/>
-        </w:rPr>
-        <w:t>Track 1:</w:t>
-      </w:r>
-    </w:p>
-    <w:p>
-      <w:pPr>
-        <w:rPr>
-          <w:rFonts w:asciiTheme="majorBidi" w:hAnsiTheme="majorBidi" w:cstheme="majorBidi"/>
-          <w:sz w:val="24"/>
-          <w:szCs w:val="24"/>
-          <w:lang w:val="en-GB"/>
-        </w:rPr>
-      </w:pPr>
-      <w:r>
-        <w:rPr>
-          <w:rFonts w:asciiTheme="majorBidi" w:hAnsiTheme="majorBidi" w:cstheme="majorBidi"/>
-          <w:sz w:val="24"/>
-          <w:szCs w:val="24"/>
-          <w:lang w:val="en-GB"/>
-        </w:rPr>
-        <w:lastRenderedPageBreak/>
-        <w:t>Compare with baseline</w:t>
-      </w:r>
-    </w:p>
-    <w:p>
-      <w:pPr>
-        <w:rPr>
-          <w:rFonts w:asciiTheme="majorBidi" w:hAnsiTheme="majorBidi" w:cstheme="majorBidi"/>
-          <w:sz w:val="24"/>
-          <w:szCs w:val="24"/>
-          <w:lang w:val="en-GB"/>
-        </w:rPr>
-      </w:pPr>
-      <w:r>
-        <w:rPr>
-          <w:rFonts w:asciiTheme="majorBidi" w:hAnsiTheme="majorBidi" w:cstheme="majorBidi"/>
-          <w:sz w:val="24"/>
-          <w:szCs w:val="24"/>
-          <w:lang w:val="en-GB"/>
-        </w:rPr>
-        <w:t>Track 2:</w:t>
-      </w:r>
-    </w:p>
-    <w:p>
-      <w:pPr>
-        <w:rPr>
-          <w:rFonts w:asciiTheme="majorBidi" w:hAnsiTheme="majorBidi" w:cstheme="majorBidi"/>
-          <w:sz w:val="24"/>
-          <w:szCs w:val="24"/>
-          <w:rtl/>
-          <w:lang w:val="en-GB"/>
-        </w:rPr>
-      </w:pPr>
-      <w:r>
-        <w:rPr>
-          <w:rFonts w:asciiTheme="majorBidi" w:hAnsiTheme="majorBidi" w:cstheme="majorBidi"/>
-          <w:sz w:val="24"/>
-          <w:szCs w:val="24"/>
-          <w:lang w:val="en-GB"/>
-        </w:rPr>
-        <w:t>Compare all models fairly</w:t>
-      </w:r>
-    </w:p>
-    <w:p>
-      <w:pPr>
+        <w:spacing w:line="360" w:lineRule="auto"/>
+        <w:ind w:firstLine="720"/>
         <w:rPr>
           <w:rFonts w:asciiTheme="majorBidi" w:hAnsiTheme="majorBidi" w:cstheme="majorBidi"/>
           <w:sz w:val="24"/>
@@ -6889,6 +7797,7 @@
           <w:szCs w:val="24"/>
           <w:lang w:val="en-GB"/>
         </w:rPr>
+        <w:lastRenderedPageBreak/>
         <w:drawing>
           <wp:inline distT="0" distB="0" distL="0" distR="0" wp14:anchorId="5394AAC9" wp14:editId="4590D636">
             <wp:extent cx="5274310" cy="3275965"/>
@@ -6928,6 +7837,7 @@
     </w:p>
     <w:p>
       <w:pPr>
+        <w:spacing w:line="360" w:lineRule="auto"/>
         <w:ind w:firstLine="720"/>
         <w:rPr>
           <w:rFonts w:asciiTheme="majorBidi" w:hAnsiTheme="majorBidi" w:cstheme="majorBidi"/>
@@ -6948,6 +7858,7 @@
     </w:p>
     <w:p>
       <w:pPr>
+        <w:spacing w:line="360" w:lineRule="auto"/>
         <w:rPr>
           <w:rFonts w:asciiTheme="majorBidi" w:hAnsiTheme="majorBidi" w:cstheme="majorBidi"/>
           <w:b/>
@@ -6971,6 +7882,7 @@
     </w:p>
     <w:p>
       <w:pPr>
+        <w:spacing w:line="360" w:lineRule="auto"/>
         <w:ind w:firstLine="720"/>
         <w:rPr>
           <w:rFonts w:asciiTheme="majorBidi" w:hAnsiTheme="majorBidi" w:cstheme="majorBidi"/>
@@ -7011,6 +7923,7 @@
     </w:p>
     <w:p>
       <w:pPr>
+        <w:spacing w:line="360" w:lineRule="auto"/>
         <w:rPr>
           <w:rFonts w:asciiTheme="majorBidi" w:hAnsiTheme="majorBidi" w:cstheme="majorBidi"/>
           <w:b/>
@@ -7034,6 +7947,7 @@
     </w:p>
     <w:p>
       <w:pPr>
+        <w:spacing w:line="360" w:lineRule="auto"/>
         <w:rPr>
           <w:rFonts w:asciiTheme="majorBidi" w:hAnsiTheme="majorBidi" w:cstheme="majorBidi"/>
           <w:sz w:val="24"/>
@@ -7096,6 +8010,7 @@
         <w:rPr>
           <w:noProof/>
         </w:rPr>
+        <w:lastRenderedPageBreak/>
         <w:drawing>
           <wp:inline distT="0" distB="0" distL="0" distR="0" wp14:anchorId="0DA91D68" wp14:editId="3430834E">
             <wp:extent cx="5274310" cy="4387215"/>
@@ -7148,6 +8063,7 @@
     </w:p>
     <w:p>
       <w:pPr>
+        <w:spacing w:line="360" w:lineRule="auto"/>
         <w:ind w:firstLine="720"/>
         <w:rPr>
           <w:rFonts w:asciiTheme="majorBidi" w:hAnsiTheme="majorBidi" w:cstheme="majorBidi"/>
@@ -7710,6 +8626,7 @@
     </w:p>
     <w:p>
       <w:pPr>
+        <w:spacing w:line="360" w:lineRule="auto"/>
         <w:ind w:firstLine="720"/>
         <w:rPr>
           <w:rFonts w:asciiTheme="majorBidi" w:hAnsiTheme="majorBidi" w:cstheme="majorBidi"/>
@@ -7731,6 +8648,7 @@
     </w:p>
     <w:p>
       <w:pPr>
+        <w:spacing w:line="360" w:lineRule="auto"/>
         <w:ind w:firstLine="720"/>
         <w:rPr>
           <w:rFonts w:asciiTheme="majorBidi" w:hAnsiTheme="majorBidi" w:cstheme="majorBidi"/>
@@ -7788,6 +8706,7 @@
     </w:p>
     <w:p>
       <w:pPr>
+        <w:spacing w:line="360" w:lineRule="auto"/>
         <w:rPr>
           <w:rFonts w:asciiTheme="majorBidi" w:hAnsiTheme="majorBidi" w:cstheme="majorBidi"/>
           <w:b/>
@@ -7811,6 +8730,7 @@
     </w:p>
     <w:p>
       <w:pPr>
+        <w:spacing w:line="360" w:lineRule="auto"/>
         <w:rPr>
           <w:rFonts w:asciiTheme="majorBidi" w:hAnsiTheme="majorBidi" w:cstheme="majorBidi"/>
           <w:sz w:val="24"/>
@@ -7835,6 +8755,7 @@
           <w:ilvl w:val="0"/>
           <w:numId w:val="42"/>
         </w:numPr>
+        <w:spacing w:line="360" w:lineRule="auto"/>
         <w:rPr>
           <w:rFonts w:asciiTheme="majorBidi" w:hAnsiTheme="majorBidi" w:cstheme="majorBidi"/>
           <w:sz w:val="24"/>
@@ -7859,6 +8780,7 @@
           <w:ilvl w:val="0"/>
           <w:numId w:val="42"/>
         </w:numPr>
+        <w:spacing w:line="360" w:lineRule="auto"/>
         <w:rPr>
           <w:rFonts w:asciiTheme="majorBidi" w:hAnsiTheme="majorBidi" w:cstheme="majorBidi"/>
           <w:sz w:val="24"/>
@@ -7878,6 +8800,7 @@
     </w:p>
     <w:p>
       <w:pPr>
+        <w:spacing w:line="360" w:lineRule="auto"/>
         <w:rPr>
           <w:rFonts w:asciiTheme="majorBidi" w:hAnsiTheme="majorBidi" w:cstheme="majorBidi"/>
           <w:b/>
@@ -7901,6 +8824,7 @@
     </w:p>
     <w:p>
       <w:pPr>
+        <w:spacing w:line="360" w:lineRule="auto"/>
         <w:rPr>
           <w:rFonts w:asciiTheme="majorBidi" w:hAnsiTheme="majorBidi" w:cstheme="majorBidi"/>
           <w:sz w:val="24"/>
@@ -7925,6 +8849,7 @@
           <w:ilvl w:val="0"/>
           <w:numId w:val="43"/>
         </w:numPr>
+        <w:spacing w:line="360" w:lineRule="auto"/>
         <w:rPr>
           <w:rFonts w:asciiTheme="majorBidi" w:hAnsiTheme="majorBidi" w:cstheme="majorBidi"/>
           <w:sz w:val="24"/>
@@ -7949,6 +8874,7 @@
           <w:ilvl w:val="0"/>
           <w:numId w:val="43"/>
         </w:numPr>
+        <w:spacing w:line="360" w:lineRule="auto"/>
         <w:rPr>
           <w:rFonts w:asciiTheme="majorBidi" w:hAnsiTheme="majorBidi" w:cstheme="majorBidi"/>
           <w:sz w:val="24"/>
@@ -7968,6 +8894,7 @@
     </w:p>
     <w:p>
       <w:pPr>
+        <w:spacing w:line="360" w:lineRule="auto"/>
         <w:rPr>
           <w:rFonts w:asciiTheme="majorBidi" w:hAnsiTheme="majorBidi" w:cstheme="majorBidi"/>
           <w:b/>
@@ -7986,11 +8913,13 @@
           <w:szCs w:val="24"/>
           <w:lang w:val="en-GB"/>
         </w:rPr>
+        <w:lastRenderedPageBreak/>
         <w:t>3. Consistency Across Methods</w:t>
       </w:r>
     </w:p>
     <w:p>
       <w:pPr>
+        <w:spacing w:line="360" w:lineRule="auto"/>
         <w:rPr>
           <w:rFonts w:asciiTheme="majorBidi" w:hAnsiTheme="majorBidi" w:cstheme="majorBidi"/>
           <w:sz w:val="24"/>
@@ -8015,6 +8944,7 @@
           <w:ilvl w:val="0"/>
           <w:numId w:val="44"/>
         </w:numPr>
+        <w:spacing w:line="360" w:lineRule="auto"/>
         <w:rPr>
           <w:rFonts w:asciiTheme="majorBidi" w:hAnsiTheme="majorBidi" w:cstheme="majorBidi"/>
           <w:sz w:val="24"/>
@@ -8039,21 +8969,21 @@
           <w:ilvl w:val="0"/>
           <w:numId w:val="44"/>
         </w:numPr>
-        <w:rPr>
-          <w:rFonts w:asciiTheme="majorBidi" w:hAnsiTheme="majorBidi" w:cstheme="majorBidi"/>
-          <w:sz w:val="24"/>
-          <w:szCs w:val="24"/>
-          <w:lang w:val="en-GB"/>
-        </w:rPr>
-      </w:pPr>
-      <w:r>
-        <w:rPr>
-          <w:rFonts w:asciiTheme="majorBidi" w:hAnsiTheme="majorBidi" w:cstheme="majorBidi"/>
-          <w:sz w:val="24"/>
-          <w:szCs w:val="24"/>
-          <w:lang w:val="en-GB"/>
-        </w:rPr>
-        <w:lastRenderedPageBreak/>
+        <w:spacing w:line="360" w:lineRule="auto"/>
+        <w:rPr>
+          <w:rFonts w:asciiTheme="majorBidi" w:hAnsiTheme="majorBidi" w:cstheme="majorBidi"/>
+          <w:sz w:val="24"/>
+          <w:szCs w:val="24"/>
+          <w:lang w:val="en-GB"/>
+        </w:rPr>
+      </w:pPr>
+      <w:r>
+        <w:rPr>
+          <w:rFonts w:asciiTheme="majorBidi" w:hAnsiTheme="majorBidi" w:cstheme="majorBidi"/>
+          <w:sz w:val="24"/>
+          <w:szCs w:val="24"/>
+          <w:lang w:val="en-GB"/>
+        </w:rPr>
         <w:t>Smoothing: Methods like NoiseTunnel provide a cleaner, more stable view by filtering out minor statistical fluctuations.</w:t>
       </w:r>
     </w:p>
@@ -8162,6 +9092,23 @@
     </w:p>
     <w:p>
       <w:pPr>
+        <w:pStyle w:val="Heading2"/>
+        <w:numPr>
+          <w:ilvl w:val="1"/>
+          <w:numId w:val="75"/>
+        </w:numPr>
+      </w:pPr>
+      <w:r>
+        <w:lastRenderedPageBreak/>
+        <w:t>Evaluation Metrics Explanation</w:t>
+      </w:r>
+      <w:r>
+        <w:t>:</w:t>
+      </w:r>
+    </w:p>
+    <w:p>
+      <w:pPr>
+        <w:spacing w:line="360" w:lineRule="auto"/>
         <w:rPr>
           <w:rFonts w:asciiTheme="majorBidi" w:hAnsiTheme="majorBidi" w:cstheme="majorBidi"/>
           <w:sz w:val="28"/>
@@ -8172,13 +9119,31 @@
       <w:r>
         <w:rPr>
           <w:rFonts w:asciiTheme="majorBidi" w:hAnsiTheme="majorBidi" w:cstheme="majorBidi"/>
+          <w:sz w:val="24"/>
+          <w:szCs w:val="24"/>
+          <w:lang w:val="en-GB"/>
+        </w:rPr>
+        <w:t xml:space="preserve">This section evaluates and compares the performance of three XAI frameworks: </w:t>
+      </w:r>
+      <w:r>
+        <w:rPr>
+          <w:rFonts w:asciiTheme="majorBidi" w:hAnsiTheme="majorBidi" w:cstheme="majorBidi"/>
           <w:b/>
           <w:bCs/>
           <w:sz w:val="24"/>
           <w:szCs w:val="24"/>
           <w:lang w:val="en-GB"/>
         </w:rPr>
-        <w:t>Evaluation Metrics Explanation</w:t>
+        <w:t>SHAP</w:t>
+      </w:r>
+      <w:r>
+        <w:rPr>
+          <w:rFonts w:asciiTheme="majorBidi" w:hAnsiTheme="majorBidi" w:cstheme="majorBidi"/>
+          <w:sz w:val="24"/>
+          <w:szCs w:val="24"/>
+          <w:lang w:val="en-GB"/>
+        </w:rPr>
+        <w:t xml:space="preserve">, </w:t>
       </w:r>
       <w:r>
         <w:rPr>
@@ -8189,17 +9154,16 @@
           <w:szCs w:val="24"/>
           <w:lang w:val="en-GB"/>
         </w:rPr>
-        <w:t>:</w:t>
-      </w:r>
-      <w:r>
-        <w:rPr>
-          <w:rFonts w:asciiTheme="majorBidi" w:hAnsiTheme="majorBidi" w:cstheme="majorBidi"/>
-          <w:sz w:val="24"/>
-          <w:szCs w:val="24"/>
-          <w:lang w:val="en-GB"/>
-        </w:rPr>
-        <w:br/>
-        <w:t xml:space="preserve">This section evaluates and compares the performance of three XAI frameworks: </w:t>
+        <w:t>LIME</w:t>
+      </w:r>
+      <w:r>
+        <w:rPr>
+          <w:rFonts w:asciiTheme="majorBidi" w:hAnsiTheme="majorBidi" w:cstheme="majorBidi"/>
+          <w:sz w:val="24"/>
+          <w:szCs w:val="24"/>
+          <w:lang w:val="en-GB"/>
+        </w:rPr>
+        <w:t xml:space="preserve">, and </w:t>
       </w:r>
       <w:r>
         <w:rPr>
@@ -8210,18 +9174,39 @@
           <w:szCs w:val="24"/>
           <w:lang w:val="en-GB"/>
         </w:rPr>
-        <w:t>SHAP</w:t>
-      </w:r>
-      <w:r>
-        <w:rPr>
-          <w:rFonts w:asciiTheme="majorBidi" w:hAnsiTheme="majorBidi" w:cstheme="majorBidi"/>
-          <w:sz w:val="24"/>
-          <w:szCs w:val="24"/>
-          <w:lang w:val="en-GB"/>
-        </w:rPr>
-        <w:t xml:space="preserve">, </w:t>
-      </w:r>
-      <w:r>
+        <w:t>Captum</w:t>
+      </w:r>
+      <w:r>
+        <w:rPr>
+          <w:rFonts w:asciiTheme="majorBidi" w:hAnsiTheme="majorBidi" w:cstheme="majorBidi"/>
+          <w:sz w:val="24"/>
+          <w:szCs w:val="24"/>
+          <w:lang w:val="en-GB"/>
+        </w:rPr>
+        <w:t xml:space="preserve">. These metrics determine which tool provides the most reliable explanation for </w:t>
+      </w:r>
+      <w:r>
+        <w:rPr>
+          <w:rFonts w:asciiTheme="majorBidi" w:hAnsiTheme="majorBidi" w:cstheme="majorBidi"/>
+          <w:sz w:val="24"/>
+          <w:szCs w:val="24"/>
+          <w:lang w:val="en-GB"/>
+        </w:rPr>
+        <w:t xml:space="preserve">the </w:t>
+      </w:r>
+      <w:r>
+        <w:rPr>
+          <w:rFonts w:asciiTheme="majorBidi" w:hAnsiTheme="majorBidi" w:cstheme="majorBidi"/>
+          <w:sz w:val="24"/>
+          <w:szCs w:val="24"/>
+          <w:lang w:val="en-GB"/>
+        </w:rPr>
+        <w:t>model.</w:t>
+      </w:r>
+    </w:p>
+    <w:p>
+      <w:pPr>
+        <w:spacing w:line="360" w:lineRule="auto"/>
         <w:rPr>
           <w:rFonts w:asciiTheme="majorBidi" w:hAnsiTheme="majorBidi" w:cstheme="majorBidi"/>
           <w:b/>
@@ -8230,17 +9215,7 @@
           <w:szCs w:val="24"/>
           <w:lang w:val="en-GB"/>
         </w:rPr>
-        <w:t>LIME</w:t>
-      </w:r>
-      <w:r>
-        <w:rPr>
-          <w:rFonts w:asciiTheme="majorBidi" w:hAnsiTheme="majorBidi" w:cstheme="majorBidi"/>
-          <w:sz w:val="24"/>
-          <w:szCs w:val="24"/>
-          <w:lang w:val="en-GB"/>
-        </w:rPr>
-        <w:t xml:space="preserve">, and </w:t>
-      </w:r>
+      </w:pPr>
       <w:r>
         <w:rPr>
           <w:rFonts w:asciiTheme="majorBidi" w:hAnsiTheme="majorBidi" w:cstheme="majorBidi"/>
@@ -8250,61 +9225,12 @@
           <w:szCs w:val="24"/>
           <w:lang w:val="en-GB"/>
         </w:rPr>
-        <w:t>Captum</w:t>
-      </w:r>
-      <w:r>
-        <w:rPr>
-          <w:rFonts w:asciiTheme="majorBidi" w:hAnsiTheme="majorBidi" w:cstheme="majorBidi"/>
-          <w:sz w:val="24"/>
-          <w:szCs w:val="24"/>
-          <w:lang w:val="en-GB"/>
-        </w:rPr>
-        <w:t xml:space="preserve">. These metrics determine which tool provides the most reliable explanation for </w:t>
-      </w:r>
-      <w:r>
-        <w:rPr>
-          <w:rFonts w:asciiTheme="majorBidi" w:hAnsiTheme="majorBidi" w:cstheme="majorBidi"/>
-          <w:sz w:val="24"/>
-          <w:szCs w:val="24"/>
-          <w:lang w:val="en-GB"/>
-        </w:rPr>
-        <w:t xml:space="preserve">the </w:t>
-      </w:r>
-      <w:r>
-        <w:rPr>
-          <w:rFonts w:asciiTheme="majorBidi" w:hAnsiTheme="majorBidi" w:cstheme="majorBidi"/>
-          <w:sz w:val="24"/>
-          <w:szCs w:val="24"/>
-          <w:lang w:val="en-GB"/>
-        </w:rPr>
-        <w:t>model.</w:t>
-      </w:r>
-    </w:p>
-    <w:p>
-      <w:pPr>
-        <w:rPr>
-          <w:rFonts w:asciiTheme="majorBidi" w:hAnsiTheme="majorBidi" w:cstheme="majorBidi"/>
-          <w:b/>
-          <w:bCs/>
-          <w:sz w:val="24"/>
-          <w:szCs w:val="24"/>
-          <w:lang w:val="en-GB"/>
-        </w:rPr>
-      </w:pPr>
-      <w:r>
-        <w:rPr>
-          <w:rFonts w:asciiTheme="majorBidi" w:hAnsiTheme="majorBidi" w:cstheme="majorBidi"/>
-          <w:b/>
-          <w:bCs/>
-          <w:sz w:val="24"/>
-          <w:szCs w:val="24"/>
-          <w:lang w:val="en-GB"/>
-        </w:rPr>
         <w:t>1. Consistency (Spearman ρ)</w:t>
       </w:r>
     </w:p>
     <w:p>
       <w:pPr>
+        <w:spacing w:line="360" w:lineRule="auto"/>
         <w:rPr>
           <w:rFonts w:asciiTheme="majorBidi" w:hAnsiTheme="majorBidi" w:cstheme="majorBidi"/>
           <w:sz w:val="24"/>
@@ -8328,6 +9254,7 @@
           <w:ilvl w:val="0"/>
           <w:numId w:val="36"/>
         </w:numPr>
+        <w:spacing w:line="360" w:lineRule="auto"/>
         <w:rPr>
           <w:rFonts w:asciiTheme="majorBidi" w:hAnsiTheme="majorBidi" w:cstheme="majorBidi"/>
           <w:sz w:val="24"/>
@@ -8362,6 +9289,7 @@
           <w:ilvl w:val="0"/>
           <w:numId w:val="36"/>
         </w:numPr>
+        <w:spacing w:line="360" w:lineRule="auto"/>
         <w:rPr>
           <w:rFonts w:asciiTheme="majorBidi" w:hAnsiTheme="majorBidi" w:cstheme="majorBidi"/>
           <w:sz w:val="24"/>
@@ -8396,6 +9324,7 @@
           <w:ilvl w:val="0"/>
           <w:numId w:val="36"/>
         </w:numPr>
+        <w:spacing w:line="360" w:lineRule="auto"/>
         <w:rPr>
           <w:rFonts w:asciiTheme="majorBidi" w:hAnsiTheme="majorBidi" w:cstheme="majorBidi"/>
           <w:sz w:val="24"/>
@@ -8459,21 +9388,12 @@
           <w:szCs w:val="24"/>
           <w:lang w:val="en-GB"/>
         </w:rPr>
-        <w:t xml:space="preserve"> project, this suggests Captum might be capturing complex </w:t>
-      </w:r>
-      <w:r>
-        <w:rPr>
-          <w:rFonts w:asciiTheme="majorBidi" w:hAnsiTheme="majorBidi" w:cstheme="majorBidi"/>
-          <w:sz w:val="24"/>
-          <w:szCs w:val="24"/>
-          <w:lang w:val="en-GB"/>
-        </w:rPr>
-        <w:lastRenderedPageBreak/>
-        <w:t>internal relationships that SHAP and LIME (which are model-agnostic) might miss.</w:t>
-      </w:r>
-    </w:p>
-    <w:p>
-      <w:pPr>
+        <w:t xml:space="preserve"> project, this suggests Captum might be capturing complex internal relationships that SHAP and LIME (which are model-agnostic) might miss.</w:t>
+      </w:r>
+    </w:p>
+    <w:p>
+      <w:pPr>
+        <w:spacing w:line="360" w:lineRule="auto"/>
         <w:rPr>
           <w:rFonts w:asciiTheme="majorBidi" w:hAnsiTheme="majorBidi" w:cstheme="majorBidi"/>
           <w:b/>
@@ -8497,6 +9417,7 @@
     </w:p>
     <w:p>
       <w:pPr>
+        <w:spacing w:line="360" w:lineRule="auto"/>
         <w:rPr>
           <w:rFonts w:asciiTheme="majorBidi" w:hAnsiTheme="majorBidi" w:cstheme="majorBidi"/>
           <w:sz w:val="24"/>
@@ -8540,6 +9461,7 @@
           <w:ilvl w:val="0"/>
           <w:numId w:val="37"/>
         </w:numPr>
+        <w:spacing w:line="360" w:lineRule="auto"/>
         <w:rPr>
           <w:rFonts w:asciiTheme="majorBidi" w:hAnsiTheme="majorBidi" w:cstheme="majorBidi"/>
           <w:sz w:val="24"/>
@@ -8574,6 +9496,7 @@
           <w:ilvl w:val="0"/>
           <w:numId w:val="37"/>
         </w:numPr>
+        <w:spacing w:line="360" w:lineRule="auto"/>
         <w:rPr>
           <w:rFonts w:asciiTheme="majorBidi" w:hAnsiTheme="majorBidi" w:cstheme="majorBidi"/>
           <w:sz w:val="24"/>
@@ -8608,6 +9531,7 @@
           <w:ilvl w:val="0"/>
           <w:numId w:val="37"/>
         </w:numPr>
+        <w:spacing w:line="360" w:lineRule="auto"/>
         <w:rPr>
           <w:rFonts w:asciiTheme="majorBidi" w:hAnsiTheme="majorBidi" w:cstheme="majorBidi"/>
           <w:sz w:val="24"/>
@@ -8658,6 +9582,7 @@
     </w:p>
     <w:p>
       <w:pPr>
+        <w:spacing w:line="360" w:lineRule="auto"/>
         <w:rPr>
           <w:rFonts w:asciiTheme="majorBidi" w:hAnsiTheme="majorBidi" w:cstheme="majorBidi"/>
           <w:b/>
@@ -8681,20 +9606,22 @@
     </w:p>
     <w:p>
       <w:pPr>
-        <w:rPr>
-          <w:rFonts w:asciiTheme="majorBidi" w:hAnsiTheme="majorBidi" w:cstheme="majorBidi"/>
-          <w:sz w:val="24"/>
-          <w:szCs w:val="24"/>
-          <w:lang w:val="en-GB"/>
-        </w:rPr>
-      </w:pPr>
-      <w:r>
-        <w:rPr>
-          <w:rFonts w:asciiTheme="majorBidi" w:hAnsiTheme="majorBidi" w:cstheme="majorBidi"/>
-          <w:sz w:val="24"/>
-          <w:szCs w:val="24"/>
-          <w:lang w:val="en-GB"/>
-        </w:rPr>
+        <w:spacing w:line="360" w:lineRule="auto"/>
+        <w:rPr>
+          <w:rFonts w:asciiTheme="majorBidi" w:hAnsiTheme="majorBidi" w:cstheme="majorBidi"/>
+          <w:sz w:val="24"/>
+          <w:szCs w:val="24"/>
+          <w:lang w:val="en-GB"/>
+        </w:rPr>
+      </w:pPr>
+      <w:r>
+        <w:rPr>
+          <w:rFonts w:asciiTheme="majorBidi" w:hAnsiTheme="majorBidi" w:cstheme="majorBidi"/>
+          <w:sz w:val="24"/>
+          <w:szCs w:val="24"/>
+          <w:lang w:val="en-GB"/>
+        </w:rPr>
+        <w:lastRenderedPageBreak/>
         <w:t>This measures if the tool gives the same explanation when run multiple times (Lower = More Stable).</w:t>
       </w:r>
     </w:p>
@@ -8704,6 +9631,7 @@
           <w:ilvl w:val="0"/>
           <w:numId w:val="38"/>
         </w:numPr>
+        <w:spacing w:line="360" w:lineRule="auto"/>
         <w:rPr>
           <w:rFonts w:asciiTheme="majorBidi" w:hAnsiTheme="majorBidi" w:cstheme="majorBidi"/>
           <w:sz w:val="24"/>
@@ -8738,10 +9666,12 @@
           <w:ilvl w:val="0"/>
           <w:numId w:val="38"/>
         </w:numPr>
-        <w:rPr>
-          <w:rFonts w:asciiTheme="majorBidi" w:hAnsiTheme="majorBidi" w:cstheme="majorBidi"/>
-          <w:sz w:val="24"/>
-          <w:szCs w:val="24"/>
+        <w:spacing w:line="360" w:lineRule="auto"/>
+        <w:rPr>
+          <w:rFonts w:asciiTheme="majorBidi" w:hAnsiTheme="majorBidi" w:cstheme="majorBidi"/>
+          <w:sz w:val="24"/>
+          <w:szCs w:val="24"/>
+          <w:rtl/>
           <w:lang w:val="en-GB"/>
         </w:rPr>
       </w:pPr>
@@ -8765,17 +9695,6 @@
         </w:rPr>
         <w:t> This is excellent for a medical project. It ensures that the explanations are not random and can be consistently trusted for clinical assessments.</w:t>
       </w:r>
-    </w:p>
-    <w:p>
-      <w:pPr>
-        <w:rPr>
-          <w:rFonts w:asciiTheme="majorBidi" w:hAnsiTheme="majorBidi" w:cstheme="majorBidi"/>
-          <w:sz w:val="24"/>
-          <w:szCs w:val="24"/>
-          <w:rtl/>
-          <w:lang w:val="en-GB"/>
-        </w:rPr>
-      </w:pPr>
     </w:p>
     <w:p>
       <w:pPr>
@@ -8834,6 +9753,7 @@
     </w:p>
     <w:p>
       <w:pPr>
+        <w:spacing w:line="360" w:lineRule="auto"/>
         <w:rPr>
           <w:rFonts w:asciiTheme="majorBidi" w:hAnsiTheme="majorBidi" w:cstheme="majorBidi"/>
           <w:sz w:val="24"/>
@@ -8844,12 +9764,10 @@
       </w:pPr>
       <w:r>
         <w:rPr>
-          <w:rFonts w:asciiTheme="majorBidi" w:hAnsiTheme="majorBidi" w:cstheme="majorBidi"/>
-          <w:b/>
-          <w:bCs/>
-          <w:sz w:val="24"/>
-          <w:szCs w:val="24"/>
-          <w:lang w:val="en-GB"/>
+          <w:rFonts w:asciiTheme="majorHAnsi" w:eastAsiaTheme="majorEastAsia" w:hAnsiTheme="majorHAnsi" w:cstheme="majorBidi"/>
+          <w:color w:val="2F5496" w:themeColor="accent1" w:themeShade="BF"/>
+          <w:sz w:val="32"/>
+          <w:szCs w:val="32"/>
         </w:rPr>
         <w:t>Captum LayerConductance</w:t>
       </w:r>
@@ -8860,21 +9778,12 @@
           <w:szCs w:val="24"/>
           <w:lang w:val="en-GB"/>
         </w:rPr>
-        <w:t xml:space="preserve"> is an Explainable AI (XAI) tool used to analyze the contribution of individual neurons within model layers toward the final decision. It </w:t>
-      </w:r>
-      <w:r>
-        <w:rPr>
-          <w:rFonts w:asciiTheme="majorBidi" w:hAnsiTheme="majorBidi" w:cstheme="majorBidi"/>
-          <w:sz w:val="24"/>
-          <w:szCs w:val="24"/>
-          <w:lang w:val="en-GB"/>
-        </w:rPr>
-        <w:lastRenderedPageBreak/>
-        <w:t>helps developers understand the "internal logic" of the model by identifying which neurons are most influential in different classifications, such as benign or malignant.</w:t>
-      </w:r>
-    </w:p>
-    <w:p>
-      <w:pPr>
+        <w:t xml:space="preserve"> is an Explainable AI (XAI) tool used to analyze the contribution of individual neurons within model layers toward the final decision. It helps developers understand the "internal logic" of the model by identifying which neurons are most influential in different classifications, such as benign or malignant.</w:t>
+      </w:r>
+    </w:p>
+    <w:p>
+      <w:pPr>
+        <w:spacing w:line="360" w:lineRule="auto"/>
         <w:rPr>
           <w:rFonts w:asciiTheme="majorBidi" w:hAnsiTheme="majorBidi" w:cstheme="majorBidi"/>
           <w:sz w:val="24"/>
@@ -8916,6 +9825,7 @@
           <w:ilvl w:val="0"/>
           <w:numId w:val="39"/>
         </w:numPr>
+        <w:spacing w:line="360" w:lineRule="auto"/>
         <w:rPr>
           <w:rFonts w:asciiTheme="majorBidi" w:hAnsiTheme="majorBidi" w:cstheme="majorBidi"/>
           <w:sz w:val="24"/>
@@ -8950,6 +9860,7 @@
           <w:ilvl w:val="0"/>
           <w:numId w:val="39"/>
         </w:numPr>
+        <w:spacing w:line="360" w:lineRule="auto"/>
         <w:rPr>
           <w:rFonts w:asciiTheme="majorBidi" w:hAnsiTheme="majorBidi" w:cstheme="majorBidi"/>
           <w:sz w:val="24"/>
@@ -8975,6 +9886,7 @@
           <w:ilvl w:val="1"/>
           <w:numId w:val="39"/>
         </w:numPr>
+        <w:spacing w:line="360" w:lineRule="auto"/>
         <w:rPr>
           <w:rFonts w:asciiTheme="majorBidi" w:hAnsiTheme="majorBidi" w:cstheme="majorBidi"/>
           <w:sz w:val="24"/>
@@ -8998,6 +9910,7 @@
           <w:ilvl w:val="1"/>
           <w:numId w:val="39"/>
         </w:numPr>
+        <w:spacing w:line="360" w:lineRule="auto"/>
         <w:rPr>
           <w:rFonts w:asciiTheme="majorBidi" w:hAnsiTheme="majorBidi" w:cstheme="majorBidi"/>
           <w:sz w:val="24"/>
@@ -9030,6 +9943,7 @@
           <w:ilvl w:val="0"/>
           <w:numId w:val="39"/>
         </w:numPr>
+        <w:spacing w:line="360" w:lineRule="auto"/>
         <w:rPr>
           <w:rFonts w:asciiTheme="majorBidi" w:hAnsiTheme="majorBidi" w:cstheme="majorBidi"/>
           <w:sz w:val="24"/>
@@ -9064,6 +9978,7 @@
           <w:ilvl w:val="0"/>
           <w:numId w:val="39"/>
         </w:numPr>
+        <w:spacing w:line="360" w:lineRule="auto"/>
         <w:rPr>
           <w:rFonts w:asciiTheme="majorBidi" w:hAnsiTheme="majorBidi" w:cstheme="majorBidi"/>
           <w:sz w:val="24"/>
@@ -9080,6 +9995,7 @@
           <w:szCs w:val="24"/>
           <w:lang w:val="en-GB"/>
         </w:rPr>
+        <w:lastRenderedPageBreak/>
         <w:t>Optimization &amp; Developer Insight:</w:t>
       </w:r>
     </w:p>
@@ -9089,6 +10005,7 @@
           <w:ilvl w:val="1"/>
           <w:numId w:val="39"/>
         </w:numPr>
+        <w:spacing w:line="360" w:lineRule="auto"/>
         <w:rPr>
           <w:rFonts w:asciiTheme="majorBidi" w:hAnsiTheme="majorBidi" w:cstheme="majorBidi"/>
           <w:sz w:val="24"/>
@@ -9112,6 +10029,7 @@
           <w:ilvl w:val="1"/>
           <w:numId w:val="39"/>
         </w:numPr>
+        <w:spacing w:line="360" w:lineRule="auto"/>
         <w:rPr>
           <w:rFonts w:asciiTheme="majorBidi" w:hAnsiTheme="majorBidi" w:cstheme="majorBidi"/>
           <w:sz w:val="24"/>
@@ -9204,78 +10122,479 @@
     </w:p>
     <w:p>
       <w:pPr>
-        <w:rPr>
-          <w:rFonts w:asciiTheme="majorBidi" w:hAnsiTheme="majorBidi" w:cstheme="majorBidi"/>
-          <w:sz w:val="24"/>
-          <w:szCs w:val="24"/>
-          <w:lang w:val="en-GB"/>
-        </w:rPr>
-      </w:pPr>
-      <w:r>
-        <w:rPr>
-          <w:rFonts w:asciiTheme="majorBidi" w:hAnsiTheme="majorBidi" w:cstheme="majorBidi"/>
-          <w:sz w:val="24"/>
-          <w:szCs w:val="24"/>
-          <w:lang w:val="en-GB"/>
-        </w:rPr>
-        <w:t>Why performance is good or not</w:t>
-      </w:r>
-    </w:p>
-    <w:p>
-      <w:pPr>
-        <w:rPr>
-          <w:rFonts w:asciiTheme="majorBidi" w:hAnsiTheme="majorBidi" w:cstheme="majorBidi"/>
-          <w:sz w:val="24"/>
-          <w:szCs w:val="24"/>
-          <w:lang w:val="fr-FR"/>
-        </w:rPr>
-      </w:pPr>
-      <w:r>
-        <w:rPr>
-          <w:rFonts w:asciiTheme="majorBidi" w:hAnsiTheme="majorBidi" w:cstheme="majorBidi"/>
-          <w:sz w:val="24"/>
-          <w:szCs w:val="24"/>
-          <w:lang w:val="fr-FR"/>
-        </w:rPr>
-        <w:t>Mention:</w:t>
-      </w:r>
-    </w:p>
-    <w:p>
-      <w:pPr>
-        <w:rPr>
-          <w:rFonts w:asciiTheme="majorBidi" w:hAnsiTheme="majorBidi" w:cstheme="majorBidi"/>
-          <w:sz w:val="24"/>
-          <w:szCs w:val="24"/>
-          <w:lang w:val="fr-FR"/>
-        </w:rPr>
-      </w:pPr>
-      <w:r>
-        <w:rPr>
-          <w:rFonts w:asciiTheme="majorBidi" w:hAnsiTheme="majorBidi" w:cstheme="majorBidi"/>
-          <w:sz w:val="24"/>
-          <w:szCs w:val="24"/>
-          <w:lang w:val="fr-FR"/>
-        </w:rPr>
+        <w:pStyle w:val="Heading2"/>
+        <w:numPr>
+          <w:ilvl w:val="1"/>
+          <w:numId w:val="75"/>
+        </w:numPr>
+      </w:pPr>
+      <w:r>
+        <w:t>Why Performance is Considered Good</w:t>
+      </w:r>
+    </w:p>
+    <w:p>
+      <w:pPr>
+        <w:spacing w:line="360" w:lineRule="auto"/>
+        <w:rPr>
+          <w:rFonts w:asciiTheme="majorBidi" w:hAnsiTheme="majorBidi" w:cstheme="majorBidi"/>
+          <w:sz w:val="24"/>
+          <w:szCs w:val="24"/>
+          <w:lang w:val="en-GB"/>
+        </w:rPr>
+      </w:pPr>
+      <w:r>
+        <w:rPr>
+          <w:rFonts w:asciiTheme="majorBidi" w:hAnsiTheme="majorBidi" w:cstheme="majorBidi"/>
+          <w:sz w:val="24"/>
+          <w:szCs w:val="24"/>
+          <w:lang w:val="en-GB"/>
+        </w:rPr>
+        <w:t xml:space="preserve">The system demonstrates high performance because it successfully balances high diagnostic accuracy with real-time interpretability. </w:t>
+      </w:r>
+    </w:p>
+    <w:p>
+      <w:pPr>
+        <w:numPr>
+          <w:ilvl w:val="0"/>
+          <w:numId w:val="67"/>
+        </w:numPr>
+        <w:spacing w:line="360" w:lineRule="auto"/>
+        <w:rPr>
+          <w:rFonts w:asciiTheme="majorBidi" w:hAnsiTheme="majorBidi" w:cstheme="majorBidi"/>
+          <w:sz w:val="24"/>
+          <w:szCs w:val="24"/>
+          <w:lang w:val="en-GB"/>
+        </w:rPr>
+      </w:pPr>
+      <w:r>
+        <w:rPr>
+          <w:rFonts w:asciiTheme="majorBidi" w:hAnsiTheme="majorBidi" w:cstheme="majorBidi"/>
+          <w:b/>
+          <w:bCs/>
+          <w:sz w:val="24"/>
+          <w:szCs w:val="24"/>
+          <w:lang w:val="en-GB"/>
+        </w:rPr>
+        <w:t>High Diagnostic Accuracy</w:t>
+      </w:r>
+      <w:r>
+        <w:rPr>
+          <w:rFonts w:asciiTheme="majorBidi" w:hAnsiTheme="majorBidi" w:cstheme="majorBidi"/>
+          <w:sz w:val="24"/>
+          <w:szCs w:val="24"/>
+          <w:lang w:val="en-GB"/>
+        </w:rPr>
+        <w:t xml:space="preserve">: The model achieved a test accuracy of </w:t>
+      </w:r>
+      <w:r>
+        <w:rPr>
+          <w:rFonts w:asciiTheme="majorBidi" w:hAnsiTheme="majorBidi" w:cstheme="majorBidi"/>
+          <w:b/>
+          <w:bCs/>
+          <w:sz w:val="24"/>
+          <w:szCs w:val="24"/>
+          <w:lang w:val="en-GB"/>
+        </w:rPr>
+        <w:t>95.61%</w:t>
+      </w:r>
+      <w:r>
+        <w:rPr>
+          <w:rFonts w:asciiTheme="majorBidi" w:hAnsiTheme="majorBidi" w:cstheme="majorBidi"/>
+          <w:sz w:val="24"/>
+          <w:szCs w:val="24"/>
+          <w:lang w:val="en-GB"/>
+        </w:rPr>
+        <w:t xml:space="preserve">, with high precision and recall for both malignant and benign tumors, ensuring reliable clinical predictions. </w:t>
+      </w:r>
+    </w:p>
+    <w:p>
+      <w:pPr>
+        <w:numPr>
+          <w:ilvl w:val="0"/>
+          <w:numId w:val="67"/>
+        </w:numPr>
+        <w:spacing w:line="360" w:lineRule="auto"/>
+        <w:rPr>
+          <w:rFonts w:asciiTheme="majorBidi" w:hAnsiTheme="majorBidi" w:cstheme="majorBidi"/>
+          <w:sz w:val="24"/>
+          <w:szCs w:val="24"/>
+          <w:lang w:val="en-GB"/>
+        </w:rPr>
+      </w:pPr>
+      <w:r>
+        <w:rPr>
+          <w:rFonts w:asciiTheme="majorBidi" w:hAnsiTheme="majorBidi" w:cstheme="majorBidi"/>
+          <w:b/>
+          <w:bCs/>
+          <w:sz w:val="24"/>
+          <w:szCs w:val="24"/>
+          <w:lang w:val="en-GB"/>
+        </w:rPr>
+        <w:t>Real-time Interpretability</w:t>
+      </w:r>
+      <w:r>
+        <w:rPr>
+          <w:rFonts w:asciiTheme="majorBidi" w:hAnsiTheme="majorBidi" w:cstheme="majorBidi"/>
+          <w:sz w:val="24"/>
+          <w:szCs w:val="24"/>
+          <w:lang w:val="en-GB"/>
+        </w:rPr>
+        <w:t xml:space="preserve">: The integration of </w:t>
+      </w:r>
+      <w:r>
+        <w:rPr>
+          <w:rFonts w:asciiTheme="majorBidi" w:hAnsiTheme="majorBidi" w:cstheme="majorBidi"/>
+          <w:b/>
+          <w:bCs/>
+          <w:sz w:val="24"/>
+          <w:szCs w:val="24"/>
+          <w:lang w:val="en-GB"/>
+        </w:rPr>
+        <w:t>Captum (DeepLIFT)</w:t>
+      </w:r>
+      <w:r>
+        <w:rPr>
+          <w:rFonts w:asciiTheme="majorBidi" w:hAnsiTheme="majorBidi" w:cstheme="majorBidi"/>
+          <w:sz w:val="24"/>
+          <w:szCs w:val="24"/>
+          <w:lang w:val="en-GB"/>
+        </w:rPr>
+        <w:t xml:space="preserve"> reduced interpretation latency to </w:t>
+      </w:r>
+      <w:r>
+        <w:rPr>
+          <w:rFonts w:asciiTheme="majorBidi" w:hAnsiTheme="majorBidi" w:cstheme="majorBidi"/>
+          <w:b/>
+          <w:bCs/>
+          <w:sz w:val="24"/>
+          <w:szCs w:val="24"/>
+          <w:lang w:val="en-GB"/>
+        </w:rPr>
+        <w:t>9.07 ms</w:t>
+      </w:r>
+      <w:r>
+        <w:rPr>
+          <w:rFonts w:asciiTheme="majorBidi" w:hAnsiTheme="majorBidi" w:cstheme="majorBidi"/>
+          <w:sz w:val="24"/>
+          <w:szCs w:val="24"/>
+          <w:lang w:val="en-GB"/>
+        </w:rPr>
+        <w:t xml:space="preserve">, which falls below the critical 10ms threshold required for real-time clinical workflows. </w:t>
+      </w:r>
+    </w:p>
+    <w:p>
+      <w:pPr>
+        <w:numPr>
+          <w:ilvl w:val="0"/>
+          <w:numId w:val="67"/>
+        </w:numPr>
+        <w:spacing w:line="360" w:lineRule="auto"/>
+        <w:rPr>
+          <w:rFonts w:asciiTheme="majorBidi" w:hAnsiTheme="majorBidi" w:cstheme="majorBidi"/>
+          <w:sz w:val="24"/>
+          <w:szCs w:val="24"/>
+          <w:lang w:val="en-GB"/>
+        </w:rPr>
+      </w:pPr>
+      <w:r>
+        <w:rPr>
+          <w:rFonts w:asciiTheme="majorBidi" w:hAnsiTheme="majorBidi" w:cstheme="majorBidi"/>
+          <w:b/>
+          <w:bCs/>
+          <w:sz w:val="24"/>
+          <w:szCs w:val="24"/>
+          <w:lang w:val="en-GB"/>
+        </w:rPr>
+        <w:t>Internal Visibility</w:t>
+      </w:r>
+      <w:r>
+        <w:rPr>
+          <w:rFonts w:asciiTheme="majorBidi" w:hAnsiTheme="majorBidi" w:cstheme="majorBidi"/>
+          <w:sz w:val="24"/>
+          <w:szCs w:val="24"/>
+          <w:lang w:val="en-GB"/>
+        </w:rPr>
+        <w:t xml:space="preserve">: The use of </w:t>
+      </w:r>
+      <w:r>
+        <w:rPr>
+          <w:rFonts w:asciiTheme="majorBidi" w:hAnsiTheme="majorBidi" w:cstheme="majorBidi"/>
+          <w:b/>
+          <w:bCs/>
+          <w:sz w:val="24"/>
+          <w:szCs w:val="24"/>
+          <w:lang w:val="en-GB"/>
+        </w:rPr>
+        <w:t>Layer Conductance</w:t>
+      </w:r>
+      <w:r>
+        <w:rPr>
+          <w:rFonts w:asciiTheme="majorBidi" w:hAnsiTheme="majorBidi" w:cstheme="majorBidi"/>
+          <w:sz w:val="24"/>
+          <w:szCs w:val="24"/>
+          <w:lang w:val="en-GB"/>
+        </w:rPr>
+        <w:t xml:space="preserve"> allowed for a "neuron-level" audit, providing deeper insights than standard feature-importance tools. </w:t>
+      </w:r>
+    </w:p>
+    <w:p>
+      <w:pPr>
+        <w:pStyle w:val="Heading2"/>
+        <w:numPr>
+          <w:ilvl w:val="1"/>
+          <w:numId w:val="75"/>
+        </w:numPr>
+      </w:pPr>
+      <w:r>
+        <w:lastRenderedPageBreak/>
+        <w:t>Observations</w:t>
+      </w:r>
+    </w:p>
+    <w:p>
+      <w:pPr>
+        <w:spacing w:line="360" w:lineRule="auto"/>
+        <w:rPr>
+          <w:rFonts w:asciiTheme="majorBidi" w:hAnsiTheme="majorBidi" w:cstheme="majorBidi"/>
+          <w:sz w:val="24"/>
+          <w:szCs w:val="24"/>
+          <w:lang w:val="en-GB"/>
+        </w:rPr>
+      </w:pPr>
+      <w:r>
+        <w:rPr>
+          <w:rFonts w:asciiTheme="majorBidi" w:hAnsiTheme="majorBidi" w:cstheme="majorBidi"/>
+          <w:sz w:val="24"/>
+          <w:szCs w:val="24"/>
+          <w:lang w:val="en-GB"/>
+        </w:rPr>
+        <w:t xml:space="preserve">The comparative analysis revealed significant differences between traditional and next-generation XAI frameworks: </w:t>
+      </w:r>
+    </w:p>
+    <w:p>
+      <w:pPr>
+        <w:numPr>
+          <w:ilvl w:val="0"/>
+          <w:numId w:val="68"/>
+        </w:numPr>
+        <w:spacing w:line="360" w:lineRule="auto"/>
+        <w:rPr>
+          <w:rFonts w:asciiTheme="majorBidi" w:hAnsiTheme="majorBidi" w:cstheme="majorBidi"/>
+          <w:sz w:val="24"/>
+          <w:szCs w:val="24"/>
+          <w:lang w:val="en-GB"/>
+        </w:rPr>
+      </w:pPr>
+      <w:r>
+        <w:rPr>
+          <w:rFonts w:asciiTheme="majorBidi" w:hAnsiTheme="majorBidi" w:cstheme="majorBidi"/>
+          <w:b/>
+          <w:bCs/>
+          <w:sz w:val="24"/>
+          <w:szCs w:val="24"/>
+          <w:lang w:val="en-GB"/>
+        </w:rPr>
+        <w:t>The Latency Gap</w:t>
+      </w:r>
+      <w:r>
+        <w:rPr>
+          <w:rFonts w:asciiTheme="majorBidi" w:hAnsiTheme="majorBidi" w:cstheme="majorBidi"/>
+          <w:sz w:val="24"/>
+          <w:szCs w:val="24"/>
+          <w:lang w:val="en-GB"/>
+        </w:rPr>
+        <w:t xml:space="preserve">: LIME was observed to be the slowest engine at </w:t>
+      </w:r>
+      <w:r>
+        <w:rPr>
+          <w:rFonts w:asciiTheme="majorBidi" w:hAnsiTheme="majorBidi" w:cstheme="majorBidi"/>
+          <w:b/>
+          <w:bCs/>
+          <w:sz w:val="24"/>
+          <w:szCs w:val="24"/>
+          <w:lang w:val="en-GB"/>
+        </w:rPr>
+        <w:t>419.37 ms</w:t>
+      </w:r>
+      <w:r>
+        <w:rPr>
+          <w:rFonts w:asciiTheme="majorBidi" w:hAnsiTheme="majorBidi" w:cstheme="majorBidi"/>
+          <w:sz w:val="24"/>
+          <w:szCs w:val="24"/>
+          <w:lang w:val="en-GB"/>
+        </w:rPr>
+        <w:t xml:space="preserve">, while Captum was significantly faster, making it the superior choice for high-speed diagnostic environments. </w:t>
+      </w:r>
+    </w:p>
+    <w:p>
+      <w:pPr>
+        <w:numPr>
+          <w:ilvl w:val="0"/>
+          <w:numId w:val="68"/>
+        </w:numPr>
+        <w:spacing w:line="360" w:lineRule="auto"/>
+        <w:rPr>
+          <w:rFonts w:asciiTheme="majorBidi" w:hAnsiTheme="majorBidi" w:cstheme="majorBidi"/>
+          <w:sz w:val="24"/>
+          <w:szCs w:val="24"/>
+          <w:lang w:val="en-GB"/>
+        </w:rPr>
+      </w:pPr>
+      <w:r>
+        <w:rPr>
+          <w:rFonts w:asciiTheme="majorBidi" w:hAnsiTheme="majorBidi" w:cstheme="majorBidi"/>
+          <w:b/>
+          <w:bCs/>
+          <w:sz w:val="24"/>
+          <w:szCs w:val="24"/>
+          <w:lang w:val="en-GB"/>
+        </w:rPr>
+        <w:t>Consistency</w:t>
+      </w:r>
+      <w:r>
+        <w:rPr>
+          <w:rFonts w:asciiTheme="majorBidi" w:hAnsiTheme="majorBidi" w:cstheme="majorBidi"/>
+          <w:sz w:val="24"/>
+          <w:szCs w:val="24"/>
+          <w:lang w:val="en-GB"/>
+        </w:rPr>
+        <w:t>: There was an observed agreement (Spearman ρ) between SHAP and LIME in feature ranking, but Captum provided unique insights by leveraging the model's internal gradients.</w:t>
+      </w:r>
+    </w:p>
+    <w:p>
+      <w:pPr>
+        <w:pStyle w:val="Heading2"/>
+        <w:numPr>
+          <w:ilvl w:val="1"/>
+          <w:numId w:val="75"/>
+        </w:numPr>
+      </w:pPr>
+      <w:r>
         <w:t>Limitations</w:t>
       </w:r>
     </w:p>
     <w:p>
       <w:pPr>
-        <w:rPr>
-          <w:rFonts w:asciiTheme="majorBidi" w:hAnsiTheme="majorBidi" w:cstheme="majorBidi"/>
-          <w:sz w:val="24"/>
-          <w:szCs w:val="24"/>
-          <w:lang w:val="fr-FR"/>
-        </w:rPr>
-      </w:pPr>
-      <w:r>
-        <w:rPr>
-          <w:rFonts w:asciiTheme="majorBidi" w:hAnsiTheme="majorBidi" w:cstheme="majorBidi"/>
-          <w:sz w:val="24"/>
-          <w:szCs w:val="24"/>
-          <w:lang w:val="fr-FR"/>
-        </w:rPr>
-        <w:t>Observations</w:t>
+        <w:spacing w:line="360" w:lineRule="auto"/>
+        <w:rPr>
+          <w:rFonts w:asciiTheme="majorBidi" w:hAnsiTheme="majorBidi" w:cstheme="majorBidi"/>
+          <w:sz w:val="24"/>
+          <w:szCs w:val="24"/>
+          <w:lang w:val="en-GB"/>
+        </w:rPr>
+      </w:pPr>
+      <w:r>
+        <w:rPr>
+          <w:rFonts w:asciiTheme="majorBidi" w:hAnsiTheme="majorBidi" w:cstheme="majorBidi"/>
+          <w:sz w:val="24"/>
+          <w:szCs w:val="24"/>
+          <w:lang w:val="en-GB"/>
+        </w:rPr>
+        <w:t xml:space="preserve">Despite the high performance, several limitations were noted in the study: </w:t>
+      </w:r>
+    </w:p>
+    <w:p>
+      <w:pPr>
+        <w:numPr>
+          <w:ilvl w:val="0"/>
+          <w:numId w:val="69"/>
+        </w:numPr>
+        <w:spacing w:line="360" w:lineRule="auto"/>
+        <w:rPr>
+          <w:rFonts w:asciiTheme="majorBidi" w:hAnsiTheme="majorBidi" w:cstheme="majorBidi"/>
+          <w:sz w:val="24"/>
+          <w:szCs w:val="24"/>
+          <w:lang w:val="en-GB"/>
+        </w:rPr>
+      </w:pPr>
+      <w:r>
+        <w:rPr>
+          <w:rFonts w:asciiTheme="majorBidi" w:hAnsiTheme="majorBidi" w:cstheme="majorBidi"/>
+          <w:b/>
+          <w:bCs/>
+          <w:sz w:val="24"/>
+          <w:szCs w:val="24"/>
+          <w:lang w:val="en-GB"/>
+        </w:rPr>
+        <w:t>Local vs. Global Trade-offs</w:t>
+      </w:r>
+      <w:r>
+        <w:rPr>
+          <w:rFonts w:asciiTheme="majorBidi" w:hAnsiTheme="majorBidi" w:cstheme="majorBidi"/>
+          <w:sz w:val="24"/>
+          <w:szCs w:val="24"/>
+          <w:lang w:val="en-GB"/>
+        </w:rPr>
+        <w:t xml:space="preserve">: While methods like DeepLIFT are excellent for local (individual patient) explanations, they may not always capture the full global behavior of the model across the entire dataset as effectively as SHAP. </w:t>
+      </w:r>
+    </w:p>
+    <w:p>
+      <w:pPr>
+        <w:numPr>
+          <w:ilvl w:val="0"/>
+          <w:numId w:val="69"/>
+        </w:numPr>
+        <w:spacing w:line="360" w:lineRule="auto"/>
+        <w:rPr>
+          <w:rFonts w:asciiTheme="majorBidi" w:hAnsiTheme="majorBidi" w:cstheme="majorBidi"/>
+          <w:sz w:val="24"/>
+          <w:szCs w:val="24"/>
+          <w:lang w:val="en-GB"/>
+        </w:rPr>
+      </w:pPr>
+      <w:r>
+        <w:rPr>
+          <w:rFonts w:asciiTheme="majorBidi" w:hAnsiTheme="majorBidi" w:cstheme="majorBidi"/>
+          <w:b/>
+          <w:bCs/>
+          <w:sz w:val="24"/>
+          <w:szCs w:val="24"/>
+          <w:lang w:val="en-GB"/>
+        </w:rPr>
+        <w:t>Feature Dependency</w:t>
+      </w:r>
+      <w:r>
+        <w:rPr>
+          <w:rFonts w:asciiTheme="majorBidi" w:hAnsiTheme="majorBidi" w:cstheme="majorBidi"/>
+          <w:sz w:val="24"/>
+          <w:szCs w:val="24"/>
+          <w:lang w:val="en-GB"/>
+        </w:rPr>
+        <w:t xml:space="preserve">: The explanations are highly dependent on the quality of the 30 input features; if the input data contains noise or biases, the XAI tools will accurately explain a biased decision rather than a correct one. </w:t>
+      </w:r>
+    </w:p>
+    <w:p>
+      <w:pPr>
+        <w:numPr>
+          <w:ilvl w:val="0"/>
+          <w:numId w:val="69"/>
+        </w:numPr>
+        <w:spacing w:line="360" w:lineRule="auto"/>
+        <w:rPr>
+          <w:rFonts w:asciiTheme="majorBidi" w:hAnsiTheme="majorBidi" w:cstheme="majorBidi"/>
+          <w:sz w:val="24"/>
+          <w:szCs w:val="24"/>
+          <w:lang w:val="en-GB"/>
+        </w:rPr>
+      </w:pPr>
+      <w:r>
+        <w:rPr>
+          <w:rFonts w:asciiTheme="majorBidi" w:hAnsiTheme="majorBidi" w:cstheme="majorBidi"/>
+          <w:b/>
+          <w:bCs/>
+          <w:sz w:val="24"/>
+          <w:szCs w:val="24"/>
+          <w:lang w:val="en-GB"/>
+        </w:rPr>
+        <w:t>Complexity for Non-Experts</w:t>
+      </w:r>
+      <w:r>
+        <w:rPr>
+          <w:rFonts w:asciiTheme="majorBidi" w:hAnsiTheme="majorBidi" w:cstheme="majorBidi"/>
+          <w:sz w:val="24"/>
+          <w:szCs w:val="24"/>
+          <w:lang w:val="en-GB"/>
+        </w:rPr>
+        <w:t xml:space="preserve">: While neuron-level insights (Layer Conductance) are useful for AI researchers and auditors, they may be too complex for a standard medical practitioner to interpret without a simplified interface. </w:t>
       </w:r>
     </w:p>
     <w:p>
@@ -9313,7 +10632,6 @@
           <w:szCs w:val="24"/>
           <w:lang w:val="en-GB"/>
         </w:rPr>
-        <w:lastRenderedPageBreak/>
         <w:t>What has been completed</w:t>
       </w:r>
     </w:p>
@@ -9379,24 +10697,26 @@
         <w:pStyle w:val="Heading1"/>
         <w:numPr>
           <w:ilvl w:val="0"/>
-          <w:numId w:val="6"/>
+          <w:numId w:val="75"/>
         </w:numPr>
         <w:spacing w:line="360" w:lineRule="auto"/>
       </w:pPr>
-      <w:bookmarkStart w:id="91" w:name="_Toc221988912"/>
-      <w:bookmarkStart w:id="92" w:name="_Toc221989047"/>
-      <w:bookmarkStart w:id="93" w:name="_Toc221989133"/>
-      <w:bookmarkStart w:id="94" w:name="_Toc226643861"/>
-      <w:bookmarkStart w:id="95" w:name="_Toc226643951"/>
-      <w:bookmarkStart w:id="96" w:name="_Toc226644025"/>
-      <w:bookmarkStart w:id="97" w:name="_Toc226645919"/>
-      <w:bookmarkStart w:id="98" w:name="_Toc226646695"/>
-      <w:bookmarkStart w:id="99" w:name="_Toc226649318"/>
-      <w:bookmarkStart w:id="100" w:name="_Toc226650179"/>
-      <w:bookmarkStart w:id="101" w:name="_Toc226653262"/>
-      <w:r>
+      <w:bookmarkStart w:id="90" w:name="_Toc221988912"/>
+      <w:bookmarkStart w:id="91" w:name="_Toc221989047"/>
+      <w:bookmarkStart w:id="92" w:name="_Toc221989133"/>
+      <w:bookmarkStart w:id="93" w:name="_Toc226643861"/>
+      <w:bookmarkStart w:id="94" w:name="_Toc226643951"/>
+      <w:bookmarkStart w:id="95" w:name="_Toc226644025"/>
+      <w:bookmarkStart w:id="96" w:name="_Toc226645919"/>
+      <w:bookmarkStart w:id="97" w:name="_Toc226646695"/>
+      <w:bookmarkStart w:id="98" w:name="_Toc226649318"/>
+      <w:bookmarkStart w:id="99" w:name="_Toc226650179"/>
+      <w:bookmarkStart w:id="100" w:name="_Toc226653262"/>
+      <w:r>
+        <w:lastRenderedPageBreak/>
         <w:t>Conclusion</w:t>
       </w:r>
+      <w:bookmarkEnd w:id="90"/>
       <w:bookmarkEnd w:id="91"/>
       <w:bookmarkEnd w:id="92"/>
       <w:bookmarkEnd w:id="93"/>
@@ -9407,7 +10727,6 @@
       <w:bookmarkEnd w:id="98"/>
       <w:bookmarkEnd w:id="99"/>
       <w:bookmarkEnd w:id="100"/>
-      <w:bookmarkEnd w:id="101"/>
     </w:p>
     <w:p>
       <w:pPr>
@@ -9452,23 +10771,24 @@
         <w:pStyle w:val="Heading1"/>
         <w:numPr>
           <w:ilvl w:val="0"/>
-          <w:numId w:val="6"/>
+          <w:numId w:val="75"/>
         </w:numPr>
       </w:pPr>
-      <w:bookmarkStart w:id="102" w:name="_Toc221988913"/>
-      <w:bookmarkStart w:id="103" w:name="_Toc221989048"/>
-      <w:bookmarkStart w:id="104" w:name="_Toc221989134"/>
-      <w:bookmarkStart w:id="105" w:name="_Toc226643862"/>
-      <w:bookmarkStart w:id="106" w:name="_Toc226643952"/>
-      <w:bookmarkStart w:id="107" w:name="_Toc226644026"/>
-      <w:bookmarkStart w:id="108" w:name="_Toc226645920"/>
-      <w:bookmarkStart w:id="109" w:name="_Toc226646696"/>
-      <w:bookmarkStart w:id="110" w:name="_Toc226649319"/>
-      <w:bookmarkStart w:id="111" w:name="_Toc226650180"/>
-      <w:bookmarkStart w:id="112" w:name="_Toc226653263"/>
+      <w:bookmarkStart w:id="101" w:name="_Toc221988913"/>
+      <w:bookmarkStart w:id="102" w:name="_Toc221989048"/>
+      <w:bookmarkStart w:id="103" w:name="_Toc221989134"/>
+      <w:bookmarkStart w:id="104" w:name="_Toc226643862"/>
+      <w:bookmarkStart w:id="105" w:name="_Toc226643952"/>
+      <w:bookmarkStart w:id="106" w:name="_Toc226644026"/>
+      <w:bookmarkStart w:id="107" w:name="_Toc226645920"/>
+      <w:bookmarkStart w:id="108" w:name="_Toc226646696"/>
+      <w:bookmarkStart w:id="109" w:name="_Toc226649319"/>
+      <w:bookmarkStart w:id="110" w:name="_Toc226650180"/>
+      <w:bookmarkStart w:id="111" w:name="_Toc226653263"/>
       <w:r>
         <w:t>References</w:t>
       </w:r>
+      <w:bookmarkEnd w:id="101"/>
       <w:bookmarkEnd w:id="102"/>
       <w:bookmarkEnd w:id="103"/>
       <w:bookmarkEnd w:id="104"/>
@@ -9479,7 +10799,6 @@
       <w:bookmarkEnd w:id="109"/>
       <w:bookmarkEnd w:id="110"/>
       <w:bookmarkEnd w:id="111"/>
-      <w:bookmarkEnd w:id="112"/>
     </w:p>
     <w:p>
       <w:pPr>
@@ -9735,7 +11054,6 @@
           <w:szCs w:val="24"/>
           <w14:ligatures w14:val="none"/>
         </w:rPr>
-        <w:lastRenderedPageBreak/>
         <w:t xml:space="preserve">Tjoa, E., &amp; Guan, C. (2020). A survey on Explainable Artificial Intelligence (XAI): Toward medical XAI. </w:t>
       </w:r>
       <w:r>
@@ -9835,7 +11153,18 @@
           <w:szCs w:val="24"/>
           <w14:ligatures w14:val="none"/>
         </w:rPr>
-        <w:t xml:space="preserve">Rasheed, K., Qayyum, A., Ghaly, M., Al-Fuqaha, A., Razi, A., &amp; Qadir, J. (2022b). Explainable, trustworthy, and ethical machine learning for healthcare: A survey. </w:t>
+        <w:t xml:space="preserve">Rasheed, K., Qayyum, A., Ghaly, M., Al-Fuqaha, A., Razi, A., &amp; Qadir, J. (2022b). Explainable, trustworthy, and ethical machine learning for healthcare: </w:t>
+      </w:r>
+      <w:r>
+        <w:rPr>
+          <w:rFonts w:ascii="Times New Roman" w:eastAsia="Times New Roman" w:hAnsi="Times New Roman" w:cs="Times New Roman"/>
+          <w:kern w:val="0"/>
+          <w:sz w:val="24"/>
+          <w:szCs w:val="24"/>
+          <w14:ligatures w14:val="none"/>
+        </w:rPr>
+        <w:lastRenderedPageBreak/>
+        <w:t xml:space="preserve">A survey. </w:t>
       </w:r>
       <w:r>
         <w:rPr>
@@ -10214,26 +11543,6 @@
       </w:r>
     </w:p>
   </w:comment>
-  <w:comment w:id="90" w:author="أنفال احمد بن حسين السحيب" w:date="2026-04-30T07:18:00Z" w:initials="أب">
-    <w:p>
-      <w:pPr>
-        <w:pStyle w:val="CommentText"/>
-      </w:pPr>
-      <w:r>
-        <w:rPr>
-          <w:rStyle w:val="CommentReference"/>
-        </w:rPr>
-        <w:annotationRef/>
-      </w:r>
-      <w:r>
-        <w:rPr>
-          <w:rFonts w:hint="eastAsia"/>
-          <w:rtl/>
-        </w:rPr>
-        <w:t>مادري</w:t>
-      </w:r>
-    </w:p>
-  </w:comment>
 </w:comments>
 </file>
 
@@ -10242,7 +11551,6 @@
   <w15:commentEx w15:paraId="4594AAB7" w15:done="0"/>
   <w15:commentEx w15:paraId="61480451" w15:done="0"/>
   <w15:commentEx w15:paraId="7209FC95" w15:done="0"/>
-  <w15:commentEx w15:paraId="6D7F332E" w15:done="0"/>
 </w15:commentsEx>
 </file>
 
@@ -10251,7 +11559,6 @@
   <w16cex:commentExtensible w16cex:durableId="01C77D2B" w16cex:dateUtc="2026-04-30T04:17:00Z"/>
   <w16cex:commentExtensible w16cex:durableId="7AC16DBC" w16cex:dateUtc="2026-04-30T04:18:00Z"/>
   <w16cex:commentExtensible w16cex:durableId="4151C50E" w16cex:dateUtc="2026-04-30T04:15:00Z"/>
-  <w16cex:commentExtensible w16cex:durableId="0FA7106B" w16cex:dateUtc="2026-04-30T04:18:00Z"/>
 </w16cex:commentsExtensible>
 </file>
 
@@ -10260,7 +11567,6 @@
   <w16cid:commentId w16cid:paraId="4594AAB7" w16cid:durableId="01C77D2B"/>
   <w16cid:commentId w16cid:paraId="61480451" w16cid:durableId="7AC16DBC"/>
   <w16cid:commentId w16cid:paraId="7209FC95" w16cid:durableId="4151C50E"/>
-  <w16cid:commentId w16cid:paraId="6D7F332E" w16cid:durableId="0FA7106B"/>
 </w16cid:commentsIds>
 </file>
 
@@ -10693,6 +11999,92 @@
     </w:lvl>
   </w:abstractNum>
   <w:abstractNum w:abstractNumId="3" w15:restartNumberingAfterBreak="0">
+    <w:nsid w:val="02BE703D"/>
+    <w:multiLevelType w:val="multilevel"/>
+    <w:tmpl w:val="71D2137C"/>
+    <w:lvl w:ilvl="0">
+      <w:start w:val="1"/>
+      <w:numFmt w:val="decimal"/>
+      <w:lvlText w:val="%1."/>
+      <w:lvlJc w:val="left"/>
+      <w:pPr>
+        <w:ind w:left="360" w:hanging="360"/>
+      </w:pPr>
+    </w:lvl>
+    <w:lvl w:ilvl="1">
+      <w:start w:val="1"/>
+      <w:numFmt w:val="decimal"/>
+      <w:lvlText w:val="%1.%2."/>
+      <w:lvlJc w:val="left"/>
+      <w:pPr>
+        <w:ind w:left="792" w:hanging="432"/>
+      </w:pPr>
+    </w:lvl>
+    <w:lvl w:ilvl="2">
+      <w:start w:val="1"/>
+      <w:numFmt w:val="decimal"/>
+      <w:lvlText w:val="%1.%2.%3."/>
+      <w:lvlJc w:val="left"/>
+      <w:pPr>
+        <w:ind w:left="1224" w:hanging="504"/>
+      </w:pPr>
+    </w:lvl>
+    <w:lvl w:ilvl="3">
+      <w:start w:val="1"/>
+      <w:numFmt w:val="decimal"/>
+      <w:lvlText w:val="%1.%2.%3.%4."/>
+      <w:lvlJc w:val="left"/>
+      <w:pPr>
+        <w:ind w:left="1728" w:hanging="648"/>
+      </w:pPr>
+    </w:lvl>
+    <w:lvl w:ilvl="4">
+      <w:start w:val="1"/>
+      <w:numFmt w:val="decimal"/>
+      <w:lvlText w:val="%1.%2.%3.%4.%5."/>
+      <w:lvlJc w:val="left"/>
+      <w:pPr>
+        <w:ind w:left="2232" w:hanging="792"/>
+      </w:pPr>
+    </w:lvl>
+    <w:lvl w:ilvl="5">
+      <w:start w:val="1"/>
+      <w:numFmt w:val="decimal"/>
+      <w:lvlText w:val="%1.%2.%3.%4.%5.%6."/>
+      <w:lvlJc w:val="left"/>
+      <w:pPr>
+        <w:ind w:left="2736" w:hanging="936"/>
+      </w:pPr>
+    </w:lvl>
+    <w:lvl w:ilvl="6">
+      <w:start w:val="1"/>
+      <w:numFmt w:val="decimal"/>
+      <w:lvlText w:val="%1.%2.%3.%4.%5.%6.%7."/>
+      <w:lvlJc w:val="left"/>
+      <w:pPr>
+        <w:ind w:left="3240" w:hanging="1080"/>
+      </w:pPr>
+    </w:lvl>
+    <w:lvl w:ilvl="7">
+      <w:start w:val="1"/>
+      <w:numFmt w:val="decimal"/>
+      <w:lvlText w:val="%1.%2.%3.%4.%5.%6.%7.%8."/>
+      <w:lvlJc w:val="left"/>
+      <w:pPr>
+        <w:ind w:left="3744" w:hanging="1224"/>
+      </w:pPr>
+    </w:lvl>
+    <w:lvl w:ilvl="8">
+      <w:start w:val="1"/>
+      <w:numFmt w:val="decimal"/>
+      <w:lvlText w:val="%1.%2.%3.%4.%5.%6.%7.%8.%9."/>
+      <w:lvlJc w:val="left"/>
+      <w:pPr>
+        <w:ind w:left="4320" w:hanging="1440"/>
+      </w:pPr>
+    </w:lvl>
+  </w:abstractNum>
+  <w:abstractNum w:abstractNumId="4" w15:restartNumberingAfterBreak="0">
     <w:nsid w:val="04666628"/>
     <w:multiLevelType w:val="multilevel"/>
     <w:tmpl w:val="D6BC660C"/>
@@ -10841,7 +12233,7 @@
       </w:rPr>
     </w:lvl>
   </w:abstractNum>
-  <w:abstractNum w:abstractNumId="4" w15:restartNumberingAfterBreak="0">
+  <w:abstractNum w:abstractNumId="5" w15:restartNumberingAfterBreak="0">
     <w:nsid w:val="049D3059"/>
     <w:multiLevelType w:val="multilevel"/>
     <w:tmpl w:val="0409001F"/>
@@ -10927,7 +12319,7 @@
       </w:pPr>
     </w:lvl>
   </w:abstractNum>
-  <w:abstractNum w:abstractNumId="5" w15:restartNumberingAfterBreak="0">
+  <w:abstractNum w:abstractNumId="6" w15:restartNumberingAfterBreak="0">
     <w:nsid w:val="082A745D"/>
     <w:multiLevelType w:val="multilevel"/>
     <w:tmpl w:val="0409001F"/>
@@ -11013,7 +12405,7 @@
       </w:pPr>
     </w:lvl>
   </w:abstractNum>
-  <w:abstractNum w:abstractNumId="6" w15:restartNumberingAfterBreak="0">
+  <w:abstractNum w:abstractNumId="7" w15:restartNumberingAfterBreak="0">
     <w:nsid w:val="0D3A1AE6"/>
     <w:multiLevelType w:val="hybridMultilevel"/>
     <w:tmpl w:val="3D4257A6"/>
@@ -11099,7 +12491,7 @@
       </w:pPr>
     </w:lvl>
   </w:abstractNum>
-  <w:abstractNum w:abstractNumId="7" w15:restartNumberingAfterBreak="0">
+  <w:abstractNum w:abstractNumId="8" w15:restartNumberingAfterBreak="0">
     <w:nsid w:val="0DF63981"/>
     <w:multiLevelType w:val="multilevel"/>
     <w:tmpl w:val="6FE2B964"/>
@@ -11248,7 +12640,7 @@
       </w:rPr>
     </w:lvl>
   </w:abstractNum>
-  <w:abstractNum w:abstractNumId="8" w15:restartNumberingAfterBreak="0">
+  <w:abstractNum w:abstractNumId="9" w15:restartNumberingAfterBreak="0">
     <w:nsid w:val="11E53100"/>
     <w:multiLevelType w:val="multilevel"/>
     <w:tmpl w:val="0409001F"/>
@@ -11334,7 +12726,7 @@
       </w:pPr>
     </w:lvl>
   </w:abstractNum>
-  <w:abstractNum w:abstractNumId="9" w15:restartNumberingAfterBreak="0">
+  <w:abstractNum w:abstractNumId="10" w15:restartNumberingAfterBreak="0">
     <w:nsid w:val="140A09FC"/>
     <w:multiLevelType w:val="multilevel"/>
     <w:tmpl w:val="8C5AD3C2"/>
@@ -11483,7 +12875,7 @@
       </w:rPr>
     </w:lvl>
   </w:abstractNum>
-  <w:abstractNum w:abstractNumId="10" w15:restartNumberingAfterBreak="0">
+  <w:abstractNum w:abstractNumId="11" w15:restartNumberingAfterBreak="0">
     <w:nsid w:val="142054F4"/>
     <w:multiLevelType w:val="multilevel"/>
     <w:tmpl w:val="A080EA4A"/>
@@ -11632,7 +13024,7 @@
       </w:rPr>
     </w:lvl>
   </w:abstractNum>
-  <w:abstractNum w:abstractNumId="11" w15:restartNumberingAfterBreak="0">
+  <w:abstractNum w:abstractNumId="12" w15:restartNumberingAfterBreak="0">
     <w:nsid w:val="153720C9"/>
     <w:multiLevelType w:val="multilevel"/>
     <w:tmpl w:val="DF42A6A6"/>
@@ -11781,7 +13173,418 @@
       </w:rPr>
     </w:lvl>
   </w:abstractNum>
-  <w:abstractNum w:abstractNumId="12" w15:restartNumberingAfterBreak="0">
+  <w:abstractNum w:abstractNumId="13" w15:restartNumberingAfterBreak="0">
+    <w:nsid w:val="16394A70"/>
+    <w:multiLevelType w:val="multilevel"/>
+    <w:tmpl w:val="C3C4D8EC"/>
+    <w:lvl w:ilvl="0">
+      <w:start w:val="9"/>
+      <w:numFmt w:val="decimal"/>
+      <w:lvlText w:val="%1"/>
+      <w:lvlJc w:val="left"/>
+      <w:pPr>
+        <w:ind w:left="413" w:hanging="413"/>
+      </w:pPr>
+      <w:rPr>
+        <w:rFonts w:hint="default"/>
+      </w:rPr>
+    </w:lvl>
+    <w:lvl w:ilvl="1">
+      <w:start w:val="1"/>
+      <w:numFmt w:val="decimal"/>
+      <w:lvlText w:val="%1.%2"/>
+      <w:lvlJc w:val="left"/>
+      <w:pPr>
+        <w:ind w:left="1512" w:hanging="720"/>
+      </w:pPr>
+      <w:rPr>
+        <w:rFonts w:hint="default"/>
+      </w:rPr>
+    </w:lvl>
+    <w:lvl w:ilvl="2">
+      <w:start w:val="1"/>
+      <w:numFmt w:val="decimal"/>
+      <w:lvlText w:val="%1.%2.%3"/>
+      <w:lvlJc w:val="left"/>
+      <w:pPr>
+        <w:ind w:left="2304" w:hanging="720"/>
+      </w:pPr>
+      <w:rPr>
+        <w:rFonts w:hint="default"/>
+      </w:rPr>
+    </w:lvl>
+    <w:lvl w:ilvl="3">
+      <w:start w:val="1"/>
+      <w:numFmt w:val="decimal"/>
+      <w:lvlText w:val="%1.%2.%3.%4"/>
+      <w:lvlJc w:val="left"/>
+      <w:pPr>
+        <w:ind w:left="3456" w:hanging="1080"/>
+      </w:pPr>
+      <w:rPr>
+        <w:rFonts w:hint="default"/>
+      </w:rPr>
+    </w:lvl>
+    <w:lvl w:ilvl="4">
+      <w:start w:val="1"/>
+      <w:numFmt w:val="decimal"/>
+      <w:lvlText w:val="%1.%2.%3.%4.%5"/>
+      <w:lvlJc w:val="left"/>
+      <w:pPr>
+        <w:ind w:left="4608" w:hanging="1440"/>
+      </w:pPr>
+      <w:rPr>
+        <w:rFonts w:hint="default"/>
+      </w:rPr>
+    </w:lvl>
+    <w:lvl w:ilvl="5">
+      <w:start w:val="1"/>
+      <w:numFmt w:val="decimal"/>
+      <w:lvlText w:val="%1.%2.%3.%4.%5.%6"/>
+      <w:lvlJc w:val="left"/>
+      <w:pPr>
+        <w:ind w:left="5400" w:hanging="1440"/>
+      </w:pPr>
+      <w:rPr>
+        <w:rFonts w:hint="default"/>
+      </w:rPr>
+    </w:lvl>
+    <w:lvl w:ilvl="6">
+      <w:start w:val="1"/>
+      <w:numFmt w:val="decimal"/>
+      <w:lvlText w:val="%1.%2.%3.%4.%5.%6.%7"/>
+      <w:lvlJc w:val="left"/>
+      <w:pPr>
+        <w:ind w:left="6552" w:hanging="1800"/>
+      </w:pPr>
+      <w:rPr>
+        <w:rFonts w:hint="default"/>
+      </w:rPr>
+    </w:lvl>
+    <w:lvl w:ilvl="7">
+      <w:start w:val="1"/>
+      <w:numFmt w:val="decimal"/>
+      <w:lvlText w:val="%1.%2.%3.%4.%5.%6.%7.%8"/>
+      <w:lvlJc w:val="left"/>
+      <w:pPr>
+        <w:ind w:left="7704" w:hanging="2160"/>
+      </w:pPr>
+      <w:rPr>
+        <w:rFonts w:hint="default"/>
+      </w:rPr>
+    </w:lvl>
+    <w:lvl w:ilvl="8">
+      <w:start w:val="1"/>
+      <w:numFmt w:val="decimal"/>
+      <w:lvlText w:val="%1.%2.%3.%4.%5.%6.%7.%8.%9"/>
+      <w:lvlJc w:val="left"/>
+      <w:pPr>
+        <w:ind w:left="8496" w:hanging="2160"/>
+      </w:pPr>
+      <w:rPr>
+        <w:rFonts w:hint="default"/>
+      </w:rPr>
+    </w:lvl>
+  </w:abstractNum>
+  <w:abstractNum w:abstractNumId="14" w15:restartNumberingAfterBreak="0">
+    <w:nsid w:val="189B382E"/>
+    <w:multiLevelType w:val="multilevel"/>
+    <w:tmpl w:val="1C1CE58C"/>
+    <w:lvl w:ilvl="0">
+      <w:start w:val="1"/>
+      <w:numFmt w:val="bullet"/>
+      <w:lvlText w:val=""/>
+      <w:lvlJc w:val="left"/>
+      <w:pPr>
+        <w:tabs>
+          <w:tab w:val="num" w:pos="720"/>
+        </w:tabs>
+        <w:ind w:left="720" w:hanging="360"/>
+      </w:pPr>
+      <w:rPr>
+        <w:rFonts w:ascii="Symbol" w:hAnsi="Symbol" w:hint="default"/>
+        <w:sz w:val="20"/>
+      </w:rPr>
+    </w:lvl>
+    <w:lvl w:ilvl="1">
+      <w:start w:val="1"/>
+      <w:numFmt w:val="bullet"/>
+      <w:lvlText w:val="o"/>
+      <w:lvlJc w:val="left"/>
+      <w:pPr>
+        <w:tabs>
+          <w:tab w:val="num" w:pos="1440"/>
+        </w:tabs>
+        <w:ind w:left="1440" w:hanging="360"/>
+      </w:pPr>
+      <w:rPr>
+        <w:rFonts w:ascii="Courier New" w:hAnsi="Courier New" w:hint="default"/>
+        <w:sz w:val="20"/>
+      </w:rPr>
+    </w:lvl>
+    <w:lvl w:ilvl="2" w:tentative="1">
+      <w:start w:val="1"/>
+      <w:numFmt w:val="bullet"/>
+      <w:lvlText w:val=""/>
+      <w:lvlJc w:val="left"/>
+      <w:pPr>
+        <w:tabs>
+          <w:tab w:val="num" w:pos="2160"/>
+        </w:tabs>
+        <w:ind w:left="2160" w:hanging="360"/>
+      </w:pPr>
+      <w:rPr>
+        <w:rFonts w:ascii="Wingdings" w:hAnsi="Wingdings" w:hint="default"/>
+        <w:sz w:val="20"/>
+      </w:rPr>
+    </w:lvl>
+    <w:lvl w:ilvl="3" w:tentative="1">
+      <w:start w:val="1"/>
+      <w:numFmt w:val="bullet"/>
+      <w:lvlText w:val=""/>
+      <w:lvlJc w:val="left"/>
+      <w:pPr>
+        <w:tabs>
+          <w:tab w:val="num" w:pos="2880"/>
+        </w:tabs>
+        <w:ind w:left="2880" w:hanging="360"/>
+      </w:pPr>
+      <w:rPr>
+        <w:rFonts w:ascii="Wingdings" w:hAnsi="Wingdings" w:hint="default"/>
+        <w:sz w:val="20"/>
+      </w:rPr>
+    </w:lvl>
+    <w:lvl w:ilvl="4" w:tentative="1">
+      <w:start w:val="1"/>
+      <w:numFmt w:val="bullet"/>
+      <w:lvlText w:val=""/>
+      <w:lvlJc w:val="left"/>
+      <w:pPr>
+        <w:tabs>
+          <w:tab w:val="num" w:pos="3600"/>
+        </w:tabs>
+        <w:ind w:left="3600" w:hanging="360"/>
+      </w:pPr>
+      <w:rPr>
+        <w:rFonts w:ascii="Wingdings" w:hAnsi="Wingdings" w:hint="default"/>
+        <w:sz w:val="20"/>
+      </w:rPr>
+    </w:lvl>
+    <w:lvl w:ilvl="5" w:tentative="1">
+      <w:start w:val="1"/>
+      <w:numFmt w:val="bullet"/>
+      <w:lvlText w:val=""/>
+      <w:lvlJc w:val="left"/>
+      <w:pPr>
+        <w:tabs>
+          <w:tab w:val="num" w:pos="4320"/>
+        </w:tabs>
+        <w:ind w:left="4320" w:hanging="360"/>
+      </w:pPr>
+      <w:rPr>
+        <w:rFonts w:ascii="Wingdings" w:hAnsi="Wingdings" w:hint="default"/>
+        <w:sz w:val="20"/>
+      </w:rPr>
+    </w:lvl>
+    <w:lvl w:ilvl="6" w:tentative="1">
+      <w:start w:val="1"/>
+      <w:numFmt w:val="bullet"/>
+      <w:lvlText w:val=""/>
+      <w:lvlJc w:val="left"/>
+      <w:pPr>
+        <w:tabs>
+          <w:tab w:val="num" w:pos="5040"/>
+        </w:tabs>
+        <w:ind w:left="5040" w:hanging="360"/>
+      </w:pPr>
+      <w:rPr>
+        <w:rFonts w:ascii="Wingdings" w:hAnsi="Wingdings" w:hint="default"/>
+        <w:sz w:val="20"/>
+      </w:rPr>
+    </w:lvl>
+    <w:lvl w:ilvl="7" w:tentative="1">
+      <w:start w:val="1"/>
+      <w:numFmt w:val="bullet"/>
+      <w:lvlText w:val=""/>
+      <w:lvlJc w:val="left"/>
+      <w:pPr>
+        <w:tabs>
+          <w:tab w:val="num" w:pos="5760"/>
+        </w:tabs>
+        <w:ind w:left="5760" w:hanging="360"/>
+      </w:pPr>
+      <w:rPr>
+        <w:rFonts w:ascii="Wingdings" w:hAnsi="Wingdings" w:hint="default"/>
+        <w:sz w:val="20"/>
+      </w:rPr>
+    </w:lvl>
+    <w:lvl w:ilvl="8" w:tentative="1">
+      <w:start w:val="1"/>
+      <w:numFmt w:val="bullet"/>
+      <w:lvlText w:val=""/>
+      <w:lvlJc w:val="left"/>
+      <w:pPr>
+        <w:tabs>
+          <w:tab w:val="num" w:pos="6480"/>
+        </w:tabs>
+        <w:ind w:left="6480" w:hanging="360"/>
+      </w:pPr>
+      <w:rPr>
+        <w:rFonts w:ascii="Wingdings" w:hAnsi="Wingdings" w:hint="default"/>
+        <w:sz w:val="20"/>
+      </w:rPr>
+    </w:lvl>
+  </w:abstractNum>
+  <w:abstractNum w:abstractNumId="15" w15:restartNumberingAfterBreak="0">
+    <w:nsid w:val="1BAF37C0"/>
+    <w:multiLevelType w:val="multilevel"/>
+    <w:tmpl w:val="D9064A20"/>
+    <w:lvl w:ilvl="0">
+      <w:start w:val="1"/>
+      <w:numFmt w:val="bullet"/>
+      <w:lvlText w:val=""/>
+      <w:lvlJc w:val="left"/>
+      <w:pPr>
+        <w:tabs>
+          <w:tab w:val="num" w:pos="720"/>
+        </w:tabs>
+        <w:ind w:left="720" w:hanging="360"/>
+      </w:pPr>
+      <w:rPr>
+        <w:rFonts w:ascii="Symbol" w:hAnsi="Symbol" w:hint="default"/>
+        <w:sz w:val="20"/>
+      </w:rPr>
+    </w:lvl>
+    <w:lvl w:ilvl="1" w:tentative="1">
+      <w:start w:val="1"/>
+      <w:numFmt w:val="bullet"/>
+      <w:lvlText w:val="o"/>
+      <w:lvlJc w:val="left"/>
+      <w:pPr>
+        <w:tabs>
+          <w:tab w:val="num" w:pos="1440"/>
+        </w:tabs>
+        <w:ind w:left="1440" w:hanging="360"/>
+      </w:pPr>
+      <w:rPr>
+        <w:rFonts w:ascii="Courier New" w:hAnsi="Courier New" w:hint="default"/>
+        <w:sz w:val="20"/>
+      </w:rPr>
+    </w:lvl>
+    <w:lvl w:ilvl="2" w:tentative="1">
+      <w:start w:val="1"/>
+      <w:numFmt w:val="bullet"/>
+      <w:lvlText w:val=""/>
+      <w:lvlJc w:val="left"/>
+      <w:pPr>
+        <w:tabs>
+          <w:tab w:val="num" w:pos="2160"/>
+        </w:tabs>
+        <w:ind w:left="2160" w:hanging="360"/>
+      </w:pPr>
+      <w:rPr>
+        <w:rFonts w:ascii="Wingdings" w:hAnsi="Wingdings" w:hint="default"/>
+        <w:sz w:val="20"/>
+      </w:rPr>
+    </w:lvl>
+    <w:lvl w:ilvl="3" w:tentative="1">
+      <w:start w:val="1"/>
+      <w:numFmt w:val="bullet"/>
+      <w:lvlText w:val=""/>
+      <w:lvlJc w:val="left"/>
+      <w:pPr>
+        <w:tabs>
+          <w:tab w:val="num" w:pos="2880"/>
+        </w:tabs>
+        <w:ind w:left="2880" w:hanging="360"/>
+      </w:pPr>
+      <w:rPr>
+        <w:rFonts w:ascii="Wingdings" w:hAnsi="Wingdings" w:hint="default"/>
+        <w:sz w:val="20"/>
+      </w:rPr>
+    </w:lvl>
+    <w:lvl w:ilvl="4" w:tentative="1">
+      <w:start w:val="1"/>
+      <w:numFmt w:val="bullet"/>
+      <w:lvlText w:val=""/>
+      <w:lvlJc w:val="left"/>
+      <w:pPr>
+        <w:tabs>
+          <w:tab w:val="num" w:pos="3600"/>
+        </w:tabs>
+        <w:ind w:left="3600" w:hanging="360"/>
+      </w:pPr>
+      <w:rPr>
+        <w:rFonts w:ascii="Wingdings" w:hAnsi="Wingdings" w:hint="default"/>
+        <w:sz w:val="20"/>
+      </w:rPr>
+    </w:lvl>
+    <w:lvl w:ilvl="5" w:tentative="1">
+      <w:start w:val="1"/>
+      <w:numFmt w:val="bullet"/>
+      <w:lvlText w:val=""/>
+      <w:lvlJc w:val="left"/>
+      <w:pPr>
+        <w:tabs>
+          <w:tab w:val="num" w:pos="4320"/>
+        </w:tabs>
+        <w:ind w:left="4320" w:hanging="360"/>
+      </w:pPr>
+      <w:rPr>
+        <w:rFonts w:ascii="Wingdings" w:hAnsi="Wingdings" w:hint="default"/>
+        <w:sz w:val="20"/>
+      </w:rPr>
+    </w:lvl>
+    <w:lvl w:ilvl="6" w:tentative="1">
+      <w:start w:val="1"/>
+      <w:numFmt w:val="bullet"/>
+      <w:lvlText w:val=""/>
+      <w:lvlJc w:val="left"/>
+      <w:pPr>
+        <w:tabs>
+          <w:tab w:val="num" w:pos="5040"/>
+        </w:tabs>
+        <w:ind w:left="5040" w:hanging="360"/>
+      </w:pPr>
+      <w:rPr>
+        <w:rFonts w:ascii="Wingdings" w:hAnsi="Wingdings" w:hint="default"/>
+        <w:sz w:val="20"/>
+      </w:rPr>
+    </w:lvl>
+    <w:lvl w:ilvl="7" w:tentative="1">
+      <w:start w:val="1"/>
+      <w:numFmt w:val="bullet"/>
+      <w:lvlText w:val=""/>
+      <w:lvlJc w:val="left"/>
+      <w:pPr>
+        <w:tabs>
+          <w:tab w:val="num" w:pos="5760"/>
+        </w:tabs>
+        <w:ind w:left="5760" w:hanging="360"/>
+      </w:pPr>
+      <w:rPr>
+        <w:rFonts w:ascii="Wingdings" w:hAnsi="Wingdings" w:hint="default"/>
+        <w:sz w:val="20"/>
+      </w:rPr>
+    </w:lvl>
+    <w:lvl w:ilvl="8" w:tentative="1">
+      <w:start w:val="1"/>
+      <w:numFmt w:val="bullet"/>
+      <w:lvlText w:val=""/>
+      <w:lvlJc w:val="left"/>
+      <w:pPr>
+        <w:tabs>
+          <w:tab w:val="num" w:pos="6480"/>
+        </w:tabs>
+        <w:ind w:left="6480" w:hanging="360"/>
+      </w:pPr>
+      <w:rPr>
+        <w:rFonts w:ascii="Wingdings" w:hAnsi="Wingdings" w:hint="default"/>
+        <w:sz w:val="20"/>
+      </w:rPr>
+    </w:lvl>
+  </w:abstractNum>
+  <w:abstractNum w:abstractNumId="16" w15:restartNumberingAfterBreak="0">
     <w:nsid w:val="1BE43724"/>
     <w:multiLevelType w:val="multilevel"/>
     <w:tmpl w:val="4AA615E8"/>
@@ -11930,7 +13733,7 @@
       </w:rPr>
     </w:lvl>
   </w:abstractNum>
-  <w:abstractNum w:abstractNumId="13" w15:restartNumberingAfterBreak="0">
+  <w:abstractNum w:abstractNumId="17" w15:restartNumberingAfterBreak="0">
     <w:nsid w:val="1C6E5EB6"/>
     <w:multiLevelType w:val="multilevel"/>
     <w:tmpl w:val="781E7924"/>
@@ -12043,7 +13846,7 @@
       </w:pPr>
     </w:lvl>
   </w:abstractNum>
-  <w:abstractNum w:abstractNumId="14" w15:restartNumberingAfterBreak="0">
+  <w:abstractNum w:abstractNumId="18" w15:restartNumberingAfterBreak="0">
     <w:nsid w:val="1F64038E"/>
     <w:multiLevelType w:val="multilevel"/>
     <w:tmpl w:val="21F86E22"/>
@@ -12192,7 +13995,7 @@
       </w:rPr>
     </w:lvl>
   </w:abstractNum>
-  <w:abstractNum w:abstractNumId="15" w15:restartNumberingAfterBreak="0">
+  <w:abstractNum w:abstractNumId="19" w15:restartNumberingAfterBreak="0">
     <w:nsid w:val="1FCA309C"/>
     <w:multiLevelType w:val="multilevel"/>
     <w:tmpl w:val="1610EA3A"/>
@@ -12341,7 +14144,7 @@
       </w:rPr>
     </w:lvl>
   </w:abstractNum>
-  <w:abstractNum w:abstractNumId="16" w15:restartNumberingAfterBreak="0">
+  <w:abstractNum w:abstractNumId="20" w15:restartNumberingAfterBreak="0">
     <w:nsid w:val="222058CC"/>
     <w:multiLevelType w:val="multilevel"/>
     <w:tmpl w:val="AD6200EE"/>
@@ -12458,7 +14261,7 @@
       </w:pPr>
     </w:lvl>
   </w:abstractNum>
-  <w:abstractNum w:abstractNumId="17" w15:restartNumberingAfterBreak="0">
+  <w:abstractNum w:abstractNumId="21" w15:restartNumberingAfterBreak="0">
     <w:nsid w:val="23760EB2"/>
     <w:multiLevelType w:val="hybridMultilevel"/>
     <w:tmpl w:val="484271E2"/>
@@ -12571,7 +14374,7 @@
       </w:rPr>
     </w:lvl>
   </w:abstractNum>
-  <w:abstractNum w:abstractNumId="18" w15:restartNumberingAfterBreak="0">
+  <w:abstractNum w:abstractNumId="22" w15:restartNumberingAfterBreak="0">
     <w:nsid w:val="26704E65"/>
     <w:multiLevelType w:val="multilevel"/>
     <w:tmpl w:val="65EC6F88"/>
@@ -12720,7 +14523,93 @@
       </w:rPr>
     </w:lvl>
   </w:abstractNum>
-  <w:abstractNum w:abstractNumId="19" w15:restartNumberingAfterBreak="0">
+  <w:abstractNum w:abstractNumId="23" w15:restartNumberingAfterBreak="0">
+    <w:nsid w:val="27E53141"/>
+    <w:multiLevelType w:val="multilevel"/>
+    <w:tmpl w:val="E35610BC"/>
+    <w:lvl w:ilvl="0">
+      <w:start w:val="1"/>
+      <w:numFmt w:val="decimal"/>
+      <w:lvlText w:val="%1."/>
+      <w:lvlJc w:val="left"/>
+      <w:pPr>
+        <w:ind w:left="360" w:hanging="360"/>
+      </w:pPr>
+    </w:lvl>
+    <w:lvl w:ilvl="1">
+      <w:start w:val="1"/>
+      <w:numFmt w:val="decimal"/>
+      <w:lvlText w:val="%2."/>
+      <w:lvlJc w:val="left"/>
+      <w:pPr>
+        <w:ind w:left="720" w:hanging="360"/>
+      </w:pPr>
+    </w:lvl>
+    <w:lvl w:ilvl="2">
+      <w:start w:val="1"/>
+      <w:numFmt w:val="decimal"/>
+      <w:lvlText w:val="%1.%2.%3."/>
+      <w:lvlJc w:val="left"/>
+      <w:pPr>
+        <w:ind w:left="1224" w:hanging="504"/>
+      </w:pPr>
+    </w:lvl>
+    <w:lvl w:ilvl="3">
+      <w:start w:val="1"/>
+      <w:numFmt w:val="decimal"/>
+      <w:lvlText w:val="%1.%2.%3.%4."/>
+      <w:lvlJc w:val="left"/>
+      <w:pPr>
+        <w:ind w:left="1728" w:hanging="648"/>
+      </w:pPr>
+    </w:lvl>
+    <w:lvl w:ilvl="4">
+      <w:start w:val="1"/>
+      <w:numFmt w:val="decimal"/>
+      <w:lvlText w:val="%1.%2.%3.%4.%5."/>
+      <w:lvlJc w:val="left"/>
+      <w:pPr>
+        <w:ind w:left="2232" w:hanging="792"/>
+      </w:pPr>
+    </w:lvl>
+    <w:lvl w:ilvl="5">
+      <w:start w:val="1"/>
+      <w:numFmt w:val="decimal"/>
+      <w:lvlText w:val="%1.%2.%3.%4.%5.%6."/>
+      <w:lvlJc w:val="left"/>
+      <w:pPr>
+        <w:ind w:left="2736" w:hanging="936"/>
+      </w:pPr>
+    </w:lvl>
+    <w:lvl w:ilvl="6">
+      <w:start w:val="1"/>
+      <w:numFmt w:val="decimal"/>
+      <w:lvlText w:val="%1.%2.%3.%4.%5.%6.%7."/>
+      <w:lvlJc w:val="left"/>
+      <w:pPr>
+        <w:ind w:left="3240" w:hanging="1080"/>
+      </w:pPr>
+    </w:lvl>
+    <w:lvl w:ilvl="7">
+      <w:start w:val="1"/>
+      <w:numFmt w:val="decimal"/>
+      <w:lvlText w:val="%1.%2.%3.%4.%5.%6.%7.%8."/>
+      <w:lvlJc w:val="left"/>
+      <w:pPr>
+        <w:ind w:left="3744" w:hanging="1224"/>
+      </w:pPr>
+    </w:lvl>
+    <w:lvl w:ilvl="8">
+      <w:start w:val="1"/>
+      <w:numFmt w:val="decimal"/>
+      <w:lvlText w:val="%1.%2.%3.%4.%5.%6.%7.%8.%9."/>
+      <w:lvlJc w:val="left"/>
+      <w:pPr>
+        <w:ind w:left="4320" w:hanging="1440"/>
+      </w:pPr>
+    </w:lvl>
+  </w:abstractNum>
+  <w:abstractNum w:abstractNumId="24" w15:restartNumberingAfterBreak="0">
     <w:nsid w:val="287E2A4E"/>
     <w:multiLevelType w:val="hybridMultilevel"/>
     <w:tmpl w:val="74DE0B00"/>
@@ -12833,96 +14722,127 @@
       </w:rPr>
     </w:lvl>
   </w:abstractNum>
-  <w:abstractNum w:abstractNumId="20" w15:restartNumberingAfterBreak="0">
+  <w:abstractNum w:abstractNumId="25" w15:restartNumberingAfterBreak="0">
     <w:nsid w:val="296B3A2D"/>
-    <w:multiLevelType w:val="hybridMultilevel"/>
-    <w:tmpl w:val="66FC31E8"/>
-    <w:lvl w:ilvl="0" w:tplc="0809000F">
+    <w:multiLevelType w:val="multilevel"/>
+    <w:tmpl w:val="AD6200EE"/>
+    <w:lvl w:ilvl="0">
       <w:start w:val="1"/>
       <w:numFmt w:val="decimal"/>
       <w:lvlText w:val="%1."/>
       <w:lvlJc w:val="left"/>
       <w:pPr>
+        <w:tabs>
+          <w:tab w:val="num" w:pos="720"/>
+        </w:tabs>
         <w:ind w:left="720" w:hanging="360"/>
       </w:pPr>
       <w:rPr>
         <w:rFonts w:hint="default"/>
       </w:rPr>
     </w:lvl>
-    <w:lvl w:ilvl="1" w:tplc="08090019" w:tentative="1">
-      <w:start w:val="1"/>
-      <w:numFmt w:val="lowerLetter"/>
-      <w:lvlText w:val="%2."/>
-      <w:lvlJc w:val="left"/>
-      <w:pPr>
+    <w:lvl w:ilvl="1">
+      <w:start w:val="1"/>
+      <w:numFmt w:val="bullet"/>
+      <w:lvlText w:val="o"/>
+      <w:lvlJc w:val="left"/>
+      <w:pPr>
+        <w:tabs>
+          <w:tab w:val="num" w:pos="1440"/>
+        </w:tabs>
         <w:ind w:left="1440" w:hanging="360"/>
       </w:pPr>
-    </w:lvl>
-    <w:lvl w:ilvl="2" w:tplc="0809001B" w:tentative="1">
-      <w:start w:val="1"/>
-      <w:numFmt w:val="lowerRoman"/>
+      <w:rPr>
+        <w:rFonts w:ascii="Courier New" w:hAnsi="Courier New" w:hint="default"/>
+        <w:sz w:val="20"/>
+      </w:rPr>
+    </w:lvl>
+    <w:lvl w:ilvl="2" w:tentative="1">
+      <w:start w:val="1"/>
+      <w:numFmt w:val="decimal"/>
       <w:lvlText w:val="%3."/>
-      <w:lvlJc w:val="right"/>
-      <w:pPr>
-        <w:ind w:left="2160" w:hanging="180"/>
-      </w:pPr>
-    </w:lvl>
-    <w:lvl w:ilvl="3" w:tplc="0809000F" w:tentative="1">
+      <w:lvlJc w:val="left"/>
+      <w:pPr>
+        <w:tabs>
+          <w:tab w:val="num" w:pos="2160"/>
+        </w:tabs>
+        <w:ind w:left="2160" w:hanging="360"/>
+      </w:pPr>
+    </w:lvl>
+    <w:lvl w:ilvl="3" w:tentative="1">
       <w:start w:val="1"/>
       <w:numFmt w:val="decimal"/>
       <w:lvlText w:val="%4."/>
       <w:lvlJc w:val="left"/>
       <w:pPr>
+        <w:tabs>
+          <w:tab w:val="num" w:pos="2880"/>
+        </w:tabs>
         <w:ind w:left="2880" w:hanging="360"/>
       </w:pPr>
     </w:lvl>
-    <w:lvl w:ilvl="4" w:tplc="08090019" w:tentative="1">
-      <w:start w:val="1"/>
-      <w:numFmt w:val="lowerLetter"/>
+    <w:lvl w:ilvl="4" w:tentative="1">
+      <w:start w:val="1"/>
+      <w:numFmt w:val="decimal"/>
       <w:lvlText w:val="%5."/>
       <w:lvlJc w:val="left"/>
       <w:pPr>
+        <w:tabs>
+          <w:tab w:val="num" w:pos="3600"/>
+        </w:tabs>
         <w:ind w:left="3600" w:hanging="360"/>
       </w:pPr>
     </w:lvl>
-    <w:lvl w:ilvl="5" w:tplc="0809001B" w:tentative="1">
-      <w:start w:val="1"/>
-      <w:numFmt w:val="lowerRoman"/>
+    <w:lvl w:ilvl="5" w:tentative="1">
+      <w:start w:val="1"/>
+      <w:numFmt w:val="decimal"/>
       <w:lvlText w:val="%6."/>
-      <w:lvlJc w:val="right"/>
-      <w:pPr>
-        <w:ind w:left="4320" w:hanging="180"/>
-      </w:pPr>
-    </w:lvl>
-    <w:lvl w:ilvl="6" w:tplc="0809000F" w:tentative="1">
+      <w:lvlJc w:val="left"/>
+      <w:pPr>
+        <w:tabs>
+          <w:tab w:val="num" w:pos="4320"/>
+        </w:tabs>
+        <w:ind w:left="4320" w:hanging="360"/>
+      </w:pPr>
+    </w:lvl>
+    <w:lvl w:ilvl="6" w:tentative="1">
       <w:start w:val="1"/>
       <w:numFmt w:val="decimal"/>
       <w:lvlText w:val="%7."/>
       <w:lvlJc w:val="left"/>
       <w:pPr>
+        <w:tabs>
+          <w:tab w:val="num" w:pos="5040"/>
+        </w:tabs>
         <w:ind w:left="5040" w:hanging="360"/>
       </w:pPr>
     </w:lvl>
-    <w:lvl w:ilvl="7" w:tplc="08090019" w:tentative="1">
-      <w:start w:val="1"/>
-      <w:numFmt w:val="lowerLetter"/>
+    <w:lvl w:ilvl="7" w:tentative="1">
+      <w:start w:val="1"/>
+      <w:numFmt w:val="decimal"/>
       <w:lvlText w:val="%8."/>
       <w:lvlJc w:val="left"/>
       <w:pPr>
+        <w:tabs>
+          <w:tab w:val="num" w:pos="5760"/>
+        </w:tabs>
         <w:ind w:left="5760" w:hanging="360"/>
       </w:pPr>
     </w:lvl>
-    <w:lvl w:ilvl="8" w:tplc="0809001B" w:tentative="1">
-      <w:start w:val="1"/>
-      <w:numFmt w:val="lowerRoman"/>
+    <w:lvl w:ilvl="8" w:tentative="1">
+      <w:start w:val="1"/>
+      <w:numFmt w:val="decimal"/>
       <w:lvlText w:val="%9."/>
-      <w:lvlJc w:val="right"/>
-      <w:pPr>
-        <w:ind w:left="6480" w:hanging="180"/>
+      <w:lvlJc w:val="left"/>
+      <w:pPr>
+        <w:tabs>
+          <w:tab w:val="num" w:pos="6480"/>
+        </w:tabs>
+        <w:ind w:left="6480" w:hanging="360"/>
       </w:pPr>
     </w:lvl>
   </w:abstractNum>
-  <w:abstractNum w:abstractNumId="21" w15:restartNumberingAfterBreak="0">
+  <w:abstractNum w:abstractNumId="26" w15:restartNumberingAfterBreak="0">
     <w:nsid w:val="2A25754A"/>
     <w:multiLevelType w:val="multilevel"/>
     <w:tmpl w:val="0409001F"/>
@@ -13008,7 +14928,156 @@
       </w:pPr>
     </w:lvl>
   </w:abstractNum>
-  <w:abstractNum w:abstractNumId="22" w15:restartNumberingAfterBreak="0">
+  <w:abstractNum w:abstractNumId="27" w15:restartNumberingAfterBreak="0">
+    <w:nsid w:val="2A484A47"/>
+    <w:multiLevelType w:val="multilevel"/>
+    <w:tmpl w:val="AAEEEFFE"/>
+    <w:lvl w:ilvl="0">
+      <w:start w:val="1"/>
+      <w:numFmt w:val="bullet"/>
+      <w:lvlText w:val=""/>
+      <w:lvlJc w:val="left"/>
+      <w:pPr>
+        <w:tabs>
+          <w:tab w:val="num" w:pos="720"/>
+        </w:tabs>
+        <w:ind w:left="720" w:hanging="360"/>
+      </w:pPr>
+      <w:rPr>
+        <w:rFonts w:ascii="Symbol" w:hAnsi="Symbol" w:hint="default"/>
+        <w:sz w:val="20"/>
+      </w:rPr>
+    </w:lvl>
+    <w:lvl w:ilvl="1" w:tentative="1">
+      <w:start w:val="1"/>
+      <w:numFmt w:val="bullet"/>
+      <w:lvlText w:val="o"/>
+      <w:lvlJc w:val="left"/>
+      <w:pPr>
+        <w:tabs>
+          <w:tab w:val="num" w:pos="1440"/>
+        </w:tabs>
+        <w:ind w:left="1440" w:hanging="360"/>
+      </w:pPr>
+      <w:rPr>
+        <w:rFonts w:ascii="Courier New" w:hAnsi="Courier New" w:hint="default"/>
+        <w:sz w:val="20"/>
+      </w:rPr>
+    </w:lvl>
+    <w:lvl w:ilvl="2" w:tentative="1">
+      <w:start w:val="1"/>
+      <w:numFmt w:val="bullet"/>
+      <w:lvlText w:val=""/>
+      <w:lvlJc w:val="left"/>
+      <w:pPr>
+        <w:tabs>
+          <w:tab w:val="num" w:pos="2160"/>
+        </w:tabs>
+        <w:ind w:left="2160" w:hanging="360"/>
+      </w:pPr>
+      <w:rPr>
+        <w:rFonts w:ascii="Wingdings" w:hAnsi="Wingdings" w:hint="default"/>
+        <w:sz w:val="20"/>
+      </w:rPr>
+    </w:lvl>
+    <w:lvl w:ilvl="3" w:tentative="1">
+      <w:start w:val="1"/>
+      <w:numFmt w:val="bullet"/>
+      <w:lvlText w:val=""/>
+      <w:lvlJc w:val="left"/>
+      <w:pPr>
+        <w:tabs>
+          <w:tab w:val="num" w:pos="2880"/>
+        </w:tabs>
+        <w:ind w:left="2880" w:hanging="360"/>
+      </w:pPr>
+      <w:rPr>
+        <w:rFonts w:ascii="Wingdings" w:hAnsi="Wingdings" w:hint="default"/>
+        <w:sz w:val="20"/>
+      </w:rPr>
+    </w:lvl>
+    <w:lvl w:ilvl="4" w:tentative="1">
+      <w:start w:val="1"/>
+      <w:numFmt w:val="bullet"/>
+      <w:lvlText w:val=""/>
+      <w:lvlJc w:val="left"/>
+      <w:pPr>
+        <w:tabs>
+          <w:tab w:val="num" w:pos="3600"/>
+        </w:tabs>
+        <w:ind w:left="3600" w:hanging="360"/>
+      </w:pPr>
+      <w:rPr>
+        <w:rFonts w:ascii="Wingdings" w:hAnsi="Wingdings" w:hint="default"/>
+        <w:sz w:val="20"/>
+      </w:rPr>
+    </w:lvl>
+    <w:lvl w:ilvl="5" w:tentative="1">
+      <w:start w:val="1"/>
+      <w:numFmt w:val="bullet"/>
+      <w:lvlText w:val=""/>
+      <w:lvlJc w:val="left"/>
+      <w:pPr>
+        <w:tabs>
+          <w:tab w:val="num" w:pos="4320"/>
+        </w:tabs>
+        <w:ind w:left="4320" w:hanging="360"/>
+      </w:pPr>
+      <w:rPr>
+        <w:rFonts w:ascii="Wingdings" w:hAnsi="Wingdings" w:hint="default"/>
+        <w:sz w:val="20"/>
+      </w:rPr>
+    </w:lvl>
+    <w:lvl w:ilvl="6" w:tentative="1">
+      <w:start w:val="1"/>
+      <w:numFmt w:val="bullet"/>
+      <w:lvlText w:val=""/>
+      <w:lvlJc w:val="left"/>
+      <w:pPr>
+        <w:tabs>
+          <w:tab w:val="num" w:pos="5040"/>
+        </w:tabs>
+        <w:ind w:left="5040" w:hanging="360"/>
+      </w:pPr>
+      <w:rPr>
+        <w:rFonts w:ascii="Wingdings" w:hAnsi="Wingdings" w:hint="default"/>
+        <w:sz w:val="20"/>
+      </w:rPr>
+    </w:lvl>
+    <w:lvl w:ilvl="7" w:tentative="1">
+      <w:start w:val="1"/>
+      <w:numFmt w:val="bullet"/>
+      <w:lvlText w:val=""/>
+      <w:lvlJc w:val="left"/>
+      <w:pPr>
+        <w:tabs>
+          <w:tab w:val="num" w:pos="5760"/>
+        </w:tabs>
+        <w:ind w:left="5760" w:hanging="360"/>
+      </w:pPr>
+      <w:rPr>
+        <w:rFonts w:ascii="Wingdings" w:hAnsi="Wingdings" w:hint="default"/>
+        <w:sz w:val="20"/>
+      </w:rPr>
+    </w:lvl>
+    <w:lvl w:ilvl="8" w:tentative="1">
+      <w:start w:val="1"/>
+      <w:numFmt w:val="bullet"/>
+      <w:lvlText w:val=""/>
+      <w:lvlJc w:val="left"/>
+      <w:pPr>
+        <w:tabs>
+          <w:tab w:val="num" w:pos="6480"/>
+        </w:tabs>
+        <w:ind w:left="6480" w:hanging="360"/>
+      </w:pPr>
+      <w:rPr>
+        <w:rFonts w:ascii="Wingdings" w:hAnsi="Wingdings" w:hint="default"/>
+        <w:sz w:val="20"/>
+      </w:rPr>
+    </w:lvl>
+  </w:abstractNum>
+  <w:abstractNum w:abstractNumId="28" w15:restartNumberingAfterBreak="0">
     <w:nsid w:val="2B504BDD"/>
     <w:multiLevelType w:val="multilevel"/>
     <w:tmpl w:val="0409001F"/>
@@ -13094,7 +15163,179 @@
       </w:pPr>
     </w:lvl>
   </w:abstractNum>
-  <w:abstractNum w:abstractNumId="23" w15:restartNumberingAfterBreak="0">
+  <w:abstractNum w:abstractNumId="29" w15:restartNumberingAfterBreak="0">
+    <w:nsid w:val="30FB36F0"/>
+    <w:multiLevelType w:val="hybridMultilevel"/>
+    <w:tmpl w:val="8E70DC52"/>
+    <w:lvl w:ilvl="0" w:tplc="0409000F">
+      <w:start w:val="1"/>
+      <w:numFmt w:val="decimal"/>
+      <w:lvlText w:val="%1."/>
+      <w:lvlJc w:val="left"/>
+      <w:pPr>
+        <w:ind w:left="1080" w:hanging="360"/>
+      </w:pPr>
+    </w:lvl>
+    <w:lvl w:ilvl="1" w:tplc="08090019" w:tentative="1">
+      <w:start w:val="1"/>
+      <w:numFmt w:val="lowerLetter"/>
+      <w:lvlText w:val="%2."/>
+      <w:lvlJc w:val="left"/>
+      <w:pPr>
+        <w:ind w:left="1800" w:hanging="360"/>
+      </w:pPr>
+    </w:lvl>
+    <w:lvl w:ilvl="2" w:tplc="0809001B" w:tentative="1">
+      <w:start w:val="1"/>
+      <w:numFmt w:val="lowerRoman"/>
+      <w:lvlText w:val="%3."/>
+      <w:lvlJc w:val="right"/>
+      <w:pPr>
+        <w:ind w:left="2520" w:hanging="180"/>
+      </w:pPr>
+    </w:lvl>
+    <w:lvl w:ilvl="3" w:tplc="0809000F" w:tentative="1">
+      <w:start w:val="1"/>
+      <w:numFmt w:val="decimal"/>
+      <w:lvlText w:val="%4."/>
+      <w:lvlJc w:val="left"/>
+      <w:pPr>
+        <w:ind w:left="3240" w:hanging="360"/>
+      </w:pPr>
+    </w:lvl>
+    <w:lvl w:ilvl="4" w:tplc="08090019" w:tentative="1">
+      <w:start w:val="1"/>
+      <w:numFmt w:val="lowerLetter"/>
+      <w:lvlText w:val="%5."/>
+      <w:lvlJc w:val="left"/>
+      <w:pPr>
+        <w:ind w:left="3960" w:hanging="360"/>
+      </w:pPr>
+    </w:lvl>
+    <w:lvl w:ilvl="5" w:tplc="0809001B" w:tentative="1">
+      <w:start w:val="1"/>
+      <w:numFmt w:val="lowerRoman"/>
+      <w:lvlText w:val="%6."/>
+      <w:lvlJc w:val="right"/>
+      <w:pPr>
+        <w:ind w:left="4680" w:hanging="180"/>
+      </w:pPr>
+    </w:lvl>
+    <w:lvl w:ilvl="6" w:tplc="0809000F" w:tentative="1">
+      <w:start w:val="1"/>
+      <w:numFmt w:val="decimal"/>
+      <w:lvlText w:val="%7."/>
+      <w:lvlJc w:val="left"/>
+      <w:pPr>
+        <w:ind w:left="5400" w:hanging="360"/>
+      </w:pPr>
+    </w:lvl>
+    <w:lvl w:ilvl="7" w:tplc="08090019" w:tentative="1">
+      <w:start w:val="1"/>
+      <w:numFmt w:val="lowerLetter"/>
+      <w:lvlText w:val="%8."/>
+      <w:lvlJc w:val="left"/>
+      <w:pPr>
+        <w:ind w:left="6120" w:hanging="360"/>
+      </w:pPr>
+    </w:lvl>
+    <w:lvl w:ilvl="8" w:tplc="0809001B" w:tentative="1">
+      <w:start w:val="1"/>
+      <w:numFmt w:val="lowerRoman"/>
+      <w:lvlText w:val="%9."/>
+      <w:lvlJc w:val="right"/>
+      <w:pPr>
+        <w:ind w:left="6840" w:hanging="180"/>
+      </w:pPr>
+    </w:lvl>
+  </w:abstractNum>
+  <w:abstractNum w:abstractNumId="30" w15:restartNumberingAfterBreak="0">
+    <w:nsid w:val="31775B2D"/>
+    <w:multiLevelType w:val="multilevel"/>
+    <w:tmpl w:val="71D2137C"/>
+    <w:lvl w:ilvl="0">
+      <w:start w:val="1"/>
+      <w:numFmt w:val="decimal"/>
+      <w:lvlText w:val="%1."/>
+      <w:lvlJc w:val="left"/>
+      <w:pPr>
+        <w:ind w:left="360" w:hanging="360"/>
+      </w:pPr>
+    </w:lvl>
+    <w:lvl w:ilvl="1">
+      <w:start w:val="1"/>
+      <w:numFmt w:val="decimal"/>
+      <w:lvlText w:val="%1.%2."/>
+      <w:lvlJc w:val="left"/>
+      <w:pPr>
+        <w:ind w:left="792" w:hanging="432"/>
+      </w:pPr>
+    </w:lvl>
+    <w:lvl w:ilvl="2">
+      <w:start w:val="1"/>
+      <w:numFmt w:val="decimal"/>
+      <w:lvlText w:val="%1.%2.%3."/>
+      <w:lvlJc w:val="left"/>
+      <w:pPr>
+        <w:ind w:left="1224" w:hanging="504"/>
+      </w:pPr>
+    </w:lvl>
+    <w:lvl w:ilvl="3">
+      <w:start w:val="1"/>
+      <w:numFmt w:val="decimal"/>
+      <w:lvlText w:val="%1.%2.%3.%4."/>
+      <w:lvlJc w:val="left"/>
+      <w:pPr>
+        <w:ind w:left="1728" w:hanging="648"/>
+      </w:pPr>
+    </w:lvl>
+    <w:lvl w:ilvl="4">
+      <w:start w:val="1"/>
+      <w:numFmt w:val="decimal"/>
+      <w:lvlText w:val="%1.%2.%3.%4.%5."/>
+      <w:lvlJc w:val="left"/>
+      <w:pPr>
+        <w:ind w:left="2232" w:hanging="792"/>
+      </w:pPr>
+    </w:lvl>
+    <w:lvl w:ilvl="5">
+      <w:start w:val="1"/>
+      <w:numFmt w:val="decimal"/>
+      <w:lvlText w:val="%1.%2.%3.%4.%5.%6."/>
+      <w:lvlJc w:val="left"/>
+      <w:pPr>
+        <w:ind w:left="2736" w:hanging="936"/>
+      </w:pPr>
+    </w:lvl>
+    <w:lvl w:ilvl="6">
+      <w:start w:val="1"/>
+      <w:numFmt w:val="decimal"/>
+      <w:lvlText w:val="%1.%2.%3.%4.%5.%6.%7."/>
+      <w:lvlJc w:val="left"/>
+      <w:pPr>
+        <w:ind w:left="3240" w:hanging="1080"/>
+      </w:pPr>
+    </w:lvl>
+    <w:lvl w:ilvl="7">
+      <w:start w:val="1"/>
+      <w:numFmt w:val="decimal"/>
+      <w:lvlText w:val="%1.%2.%3.%4.%5.%6.%7.%8."/>
+      <w:lvlJc w:val="left"/>
+      <w:pPr>
+        <w:ind w:left="3744" w:hanging="1224"/>
+      </w:pPr>
+    </w:lvl>
+    <w:lvl w:ilvl="8">
+      <w:start w:val="1"/>
+      <w:numFmt w:val="decimal"/>
+      <w:lvlText w:val="%1.%2.%3.%4.%5.%6.%7.%8.%9."/>
+      <w:lvlJc w:val="left"/>
+      <w:pPr>
+        <w:ind w:left="4320" w:hanging="1440"/>
+      </w:pPr>
+    </w:lvl>
+  </w:abstractNum>
+  <w:abstractNum w:abstractNumId="31" w15:restartNumberingAfterBreak="0">
     <w:nsid w:val="352C2307"/>
     <w:multiLevelType w:val="multilevel"/>
     <w:tmpl w:val="09AED4C4"/>
@@ -13243,7 +15484,7 @@
       </w:rPr>
     </w:lvl>
   </w:abstractNum>
-  <w:abstractNum w:abstractNumId="24" w15:restartNumberingAfterBreak="0">
+  <w:abstractNum w:abstractNumId="32" w15:restartNumberingAfterBreak="0">
     <w:nsid w:val="367848AC"/>
     <w:multiLevelType w:val="multilevel"/>
     <w:tmpl w:val="0409001F"/>
@@ -13329,7 +15570,7 @@
       </w:pPr>
     </w:lvl>
   </w:abstractNum>
-  <w:abstractNum w:abstractNumId="25" w15:restartNumberingAfterBreak="0">
+  <w:abstractNum w:abstractNumId="33" w15:restartNumberingAfterBreak="0">
     <w:nsid w:val="36B3328D"/>
     <w:multiLevelType w:val="multilevel"/>
     <w:tmpl w:val="0409001F"/>
@@ -13415,7 +15656,7 @@
       </w:pPr>
     </w:lvl>
   </w:abstractNum>
-  <w:abstractNum w:abstractNumId="26" w15:restartNumberingAfterBreak="0">
+  <w:abstractNum w:abstractNumId="34" w15:restartNumberingAfterBreak="0">
     <w:nsid w:val="36D11C61"/>
     <w:multiLevelType w:val="multilevel"/>
     <w:tmpl w:val="CF5A290A"/>
@@ -13564,7 +15805,7 @@
       </w:rPr>
     </w:lvl>
   </w:abstractNum>
-  <w:abstractNum w:abstractNumId="27" w15:restartNumberingAfterBreak="0">
+  <w:abstractNum w:abstractNumId="35" w15:restartNumberingAfterBreak="0">
     <w:nsid w:val="376424CB"/>
     <w:multiLevelType w:val="multilevel"/>
     <w:tmpl w:val="82F2DCBC"/>
@@ -13713,7 +15954,7 @@
       </w:rPr>
     </w:lvl>
   </w:abstractNum>
-  <w:abstractNum w:abstractNumId="28" w15:restartNumberingAfterBreak="0">
+  <w:abstractNum w:abstractNumId="36" w15:restartNumberingAfterBreak="0">
     <w:nsid w:val="37D829EB"/>
     <w:multiLevelType w:val="hybridMultilevel"/>
     <w:tmpl w:val="89447B64"/>
@@ -13799,7 +16040,120 @@
       </w:pPr>
     </w:lvl>
   </w:abstractNum>
-  <w:abstractNum w:abstractNumId="29" w15:restartNumberingAfterBreak="0">
+  <w:abstractNum w:abstractNumId="37" w15:restartNumberingAfterBreak="0">
+    <w:nsid w:val="38CC1929"/>
+    <w:multiLevelType w:val="hybridMultilevel"/>
+    <w:tmpl w:val="C888A558"/>
+    <w:lvl w:ilvl="0" w:tplc="08090001">
+      <w:start w:val="1"/>
+      <w:numFmt w:val="bullet"/>
+      <w:lvlText w:val=""/>
+      <w:lvlJc w:val="left"/>
+      <w:pPr>
+        <w:ind w:left="720" w:hanging="360"/>
+      </w:pPr>
+      <w:rPr>
+        <w:rFonts w:ascii="Symbol" w:hAnsi="Symbol" w:hint="default"/>
+      </w:rPr>
+    </w:lvl>
+    <w:lvl w:ilvl="1" w:tplc="08090003">
+      <w:start w:val="1"/>
+      <w:numFmt w:val="bullet"/>
+      <w:lvlText w:val="o"/>
+      <w:lvlJc w:val="left"/>
+      <w:pPr>
+        <w:ind w:left="1440" w:hanging="360"/>
+      </w:pPr>
+      <w:rPr>
+        <w:rFonts w:ascii="Courier New" w:hAnsi="Courier New" w:cs="Courier New" w:hint="default"/>
+      </w:rPr>
+    </w:lvl>
+    <w:lvl w:ilvl="2" w:tplc="08090005" w:tentative="1">
+      <w:start w:val="1"/>
+      <w:numFmt w:val="bullet"/>
+      <w:lvlText w:val=""/>
+      <w:lvlJc w:val="left"/>
+      <w:pPr>
+        <w:ind w:left="2160" w:hanging="360"/>
+      </w:pPr>
+      <w:rPr>
+        <w:rFonts w:ascii="Wingdings" w:hAnsi="Wingdings" w:hint="default"/>
+      </w:rPr>
+    </w:lvl>
+    <w:lvl w:ilvl="3" w:tplc="08090001" w:tentative="1">
+      <w:start w:val="1"/>
+      <w:numFmt w:val="bullet"/>
+      <w:lvlText w:val=""/>
+      <w:lvlJc w:val="left"/>
+      <w:pPr>
+        <w:ind w:left="2880" w:hanging="360"/>
+      </w:pPr>
+      <w:rPr>
+        <w:rFonts w:ascii="Symbol" w:hAnsi="Symbol" w:hint="default"/>
+      </w:rPr>
+    </w:lvl>
+    <w:lvl w:ilvl="4" w:tplc="08090003" w:tentative="1">
+      <w:start w:val="1"/>
+      <w:numFmt w:val="bullet"/>
+      <w:lvlText w:val="o"/>
+      <w:lvlJc w:val="left"/>
+      <w:pPr>
+        <w:ind w:left="3600" w:hanging="360"/>
+      </w:pPr>
+      <w:rPr>
+        <w:rFonts w:ascii="Courier New" w:hAnsi="Courier New" w:cs="Courier New" w:hint="default"/>
+      </w:rPr>
+    </w:lvl>
+    <w:lvl w:ilvl="5" w:tplc="08090005" w:tentative="1">
+      <w:start w:val="1"/>
+      <w:numFmt w:val="bullet"/>
+      <w:lvlText w:val=""/>
+      <w:lvlJc w:val="left"/>
+      <w:pPr>
+        <w:ind w:left="4320" w:hanging="360"/>
+      </w:pPr>
+      <w:rPr>
+        <w:rFonts w:ascii="Wingdings" w:hAnsi="Wingdings" w:hint="default"/>
+      </w:rPr>
+    </w:lvl>
+    <w:lvl w:ilvl="6" w:tplc="08090001" w:tentative="1">
+      <w:start w:val="1"/>
+      <w:numFmt w:val="bullet"/>
+      <w:lvlText w:val=""/>
+      <w:lvlJc w:val="left"/>
+      <w:pPr>
+        <w:ind w:left="5040" w:hanging="360"/>
+      </w:pPr>
+      <w:rPr>
+        <w:rFonts w:ascii="Symbol" w:hAnsi="Symbol" w:hint="default"/>
+      </w:rPr>
+    </w:lvl>
+    <w:lvl w:ilvl="7" w:tplc="08090003" w:tentative="1">
+      <w:start w:val="1"/>
+      <w:numFmt w:val="bullet"/>
+      <w:lvlText w:val="o"/>
+      <w:lvlJc w:val="left"/>
+      <w:pPr>
+        <w:ind w:left="5760" w:hanging="360"/>
+      </w:pPr>
+      <w:rPr>
+        <w:rFonts w:ascii="Courier New" w:hAnsi="Courier New" w:cs="Courier New" w:hint="default"/>
+      </w:rPr>
+    </w:lvl>
+    <w:lvl w:ilvl="8" w:tplc="08090005" w:tentative="1">
+      <w:start w:val="1"/>
+      <w:numFmt w:val="bullet"/>
+      <w:lvlText w:val=""/>
+      <w:lvlJc w:val="left"/>
+      <w:pPr>
+        <w:ind w:left="6480" w:hanging="360"/>
+      </w:pPr>
+      <w:rPr>
+        <w:rFonts w:ascii="Wingdings" w:hAnsi="Wingdings" w:hint="default"/>
+      </w:rPr>
+    </w:lvl>
+  </w:abstractNum>
+  <w:abstractNum w:abstractNumId="38" w15:restartNumberingAfterBreak="0">
     <w:nsid w:val="39C03B94"/>
     <w:multiLevelType w:val="multilevel"/>
     <w:tmpl w:val="DBFE4492"/>
@@ -13948,7 +16302,7 @@
       </w:rPr>
     </w:lvl>
   </w:abstractNum>
-  <w:abstractNum w:abstractNumId="30" w15:restartNumberingAfterBreak="0">
+  <w:abstractNum w:abstractNumId="39" w15:restartNumberingAfterBreak="0">
     <w:nsid w:val="3BD3576C"/>
     <w:multiLevelType w:val="multilevel"/>
     <w:tmpl w:val="0D748744"/>
@@ -14097,7 +16451,7 @@
       </w:rPr>
     </w:lvl>
   </w:abstractNum>
-  <w:abstractNum w:abstractNumId="31" w15:restartNumberingAfterBreak="0">
+  <w:abstractNum w:abstractNumId="40" w15:restartNumberingAfterBreak="0">
     <w:nsid w:val="3C48633D"/>
     <w:multiLevelType w:val="multilevel"/>
     <w:tmpl w:val="C2582D52"/>
@@ -14246,10 +16600,159 @@
       </w:rPr>
     </w:lvl>
   </w:abstractNum>
-  <w:abstractNum w:abstractNumId="32" w15:restartNumberingAfterBreak="0">
+  <w:abstractNum w:abstractNumId="41" w15:restartNumberingAfterBreak="0">
+    <w:nsid w:val="3E592384"/>
+    <w:multiLevelType w:val="multilevel"/>
+    <w:tmpl w:val="6F9AD4D4"/>
+    <w:lvl w:ilvl="0">
+      <w:start w:val="1"/>
+      <w:numFmt w:val="bullet"/>
+      <w:lvlText w:val=""/>
+      <w:lvlJc w:val="left"/>
+      <w:pPr>
+        <w:tabs>
+          <w:tab w:val="num" w:pos="720"/>
+        </w:tabs>
+        <w:ind w:left="720" w:hanging="360"/>
+      </w:pPr>
+      <w:rPr>
+        <w:rFonts w:ascii="Symbol" w:hAnsi="Symbol" w:hint="default"/>
+        <w:sz w:val="20"/>
+      </w:rPr>
+    </w:lvl>
+    <w:lvl w:ilvl="1" w:tentative="1">
+      <w:start w:val="1"/>
+      <w:numFmt w:val="bullet"/>
+      <w:lvlText w:val="o"/>
+      <w:lvlJc w:val="left"/>
+      <w:pPr>
+        <w:tabs>
+          <w:tab w:val="num" w:pos="1440"/>
+        </w:tabs>
+        <w:ind w:left="1440" w:hanging="360"/>
+      </w:pPr>
+      <w:rPr>
+        <w:rFonts w:ascii="Courier New" w:hAnsi="Courier New" w:hint="default"/>
+        <w:sz w:val="20"/>
+      </w:rPr>
+    </w:lvl>
+    <w:lvl w:ilvl="2" w:tentative="1">
+      <w:start w:val="1"/>
+      <w:numFmt w:val="bullet"/>
+      <w:lvlText w:val=""/>
+      <w:lvlJc w:val="left"/>
+      <w:pPr>
+        <w:tabs>
+          <w:tab w:val="num" w:pos="2160"/>
+        </w:tabs>
+        <w:ind w:left="2160" w:hanging="360"/>
+      </w:pPr>
+      <w:rPr>
+        <w:rFonts w:ascii="Wingdings" w:hAnsi="Wingdings" w:hint="default"/>
+        <w:sz w:val="20"/>
+      </w:rPr>
+    </w:lvl>
+    <w:lvl w:ilvl="3" w:tentative="1">
+      <w:start w:val="1"/>
+      <w:numFmt w:val="bullet"/>
+      <w:lvlText w:val=""/>
+      <w:lvlJc w:val="left"/>
+      <w:pPr>
+        <w:tabs>
+          <w:tab w:val="num" w:pos="2880"/>
+        </w:tabs>
+        <w:ind w:left="2880" w:hanging="360"/>
+      </w:pPr>
+      <w:rPr>
+        <w:rFonts w:ascii="Wingdings" w:hAnsi="Wingdings" w:hint="default"/>
+        <w:sz w:val="20"/>
+      </w:rPr>
+    </w:lvl>
+    <w:lvl w:ilvl="4" w:tentative="1">
+      <w:start w:val="1"/>
+      <w:numFmt w:val="bullet"/>
+      <w:lvlText w:val=""/>
+      <w:lvlJc w:val="left"/>
+      <w:pPr>
+        <w:tabs>
+          <w:tab w:val="num" w:pos="3600"/>
+        </w:tabs>
+        <w:ind w:left="3600" w:hanging="360"/>
+      </w:pPr>
+      <w:rPr>
+        <w:rFonts w:ascii="Wingdings" w:hAnsi="Wingdings" w:hint="default"/>
+        <w:sz w:val="20"/>
+      </w:rPr>
+    </w:lvl>
+    <w:lvl w:ilvl="5" w:tentative="1">
+      <w:start w:val="1"/>
+      <w:numFmt w:val="bullet"/>
+      <w:lvlText w:val=""/>
+      <w:lvlJc w:val="left"/>
+      <w:pPr>
+        <w:tabs>
+          <w:tab w:val="num" w:pos="4320"/>
+        </w:tabs>
+        <w:ind w:left="4320" w:hanging="360"/>
+      </w:pPr>
+      <w:rPr>
+        <w:rFonts w:ascii="Wingdings" w:hAnsi="Wingdings" w:hint="default"/>
+        <w:sz w:val="20"/>
+      </w:rPr>
+    </w:lvl>
+    <w:lvl w:ilvl="6" w:tentative="1">
+      <w:start w:val="1"/>
+      <w:numFmt w:val="bullet"/>
+      <w:lvlText w:val=""/>
+      <w:lvlJc w:val="left"/>
+      <w:pPr>
+        <w:tabs>
+          <w:tab w:val="num" w:pos="5040"/>
+        </w:tabs>
+        <w:ind w:left="5040" w:hanging="360"/>
+      </w:pPr>
+      <w:rPr>
+        <w:rFonts w:ascii="Wingdings" w:hAnsi="Wingdings" w:hint="default"/>
+        <w:sz w:val="20"/>
+      </w:rPr>
+    </w:lvl>
+    <w:lvl w:ilvl="7" w:tentative="1">
+      <w:start w:val="1"/>
+      <w:numFmt w:val="bullet"/>
+      <w:lvlText w:val=""/>
+      <w:lvlJc w:val="left"/>
+      <w:pPr>
+        <w:tabs>
+          <w:tab w:val="num" w:pos="5760"/>
+        </w:tabs>
+        <w:ind w:left="5760" w:hanging="360"/>
+      </w:pPr>
+      <w:rPr>
+        <w:rFonts w:ascii="Wingdings" w:hAnsi="Wingdings" w:hint="default"/>
+        <w:sz w:val="20"/>
+      </w:rPr>
+    </w:lvl>
+    <w:lvl w:ilvl="8" w:tentative="1">
+      <w:start w:val="1"/>
+      <w:numFmt w:val="bullet"/>
+      <w:lvlText w:val=""/>
+      <w:lvlJc w:val="left"/>
+      <w:pPr>
+        <w:tabs>
+          <w:tab w:val="num" w:pos="6480"/>
+        </w:tabs>
+        <w:ind w:left="6480" w:hanging="360"/>
+      </w:pPr>
+      <w:rPr>
+        <w:rFonts w:ascii="Wingdings" w:hAnsi="Wingdings" w:hint="default"/>
+        <w:sz w:val="20"/>
+      </w:rPr>
+    </w:lvl>
+  </w:abstractNum>
+  <w:abstractNum w:abstractNumId="42" w15:restartNumberingAfterBreak="0">
     <w:nsid w:val="3FAE3177"/>
     <w:multiLevelType w:val="multilevel"/>
-    <w:tmpl w:val="9AA2B4D6"/>
+    <w:tmpl w:val="8C483644"/>
     <w:lvl w:ilvl="0">
       <w:start w:val="1"/>
       <w:numFmt w:val="bullet"/>
@@ -14266,21 +16769,14 @@
         <w:sz w:val="20"/>
       </w:rPr>
     </w:lvl>
-    <w:lvl w:ilvl="1" w:tentative="1">
-      <w:start w:val="1"/>
-      <w:numFmt w:val="bullet"/>
-      <w:lvlText w:val="o"/>
-      <w:lvlJc w:val="left"/>
-      <w:pPr>
-        <w:tabs>
-          <w:tab w:val="num" w:pos="1440"/>
-        </w:tabs>
+    <w:lvl w:ilvl="1">
+      <w:start w:val="1"/>
+      <w:numFmt w:val="decimal"/>
+      <w:lvlText w:val="%2."/>
+      <w:lvlJc w:val="left"/>
+      <w:pPr>
         <w:ind w:left="1440" w:hanging="360"/>
       </w:pPr>
-      <w:rPr>
-        <w:rFonts w:ascii="Courier New" w:hAnsi="Courier New" w:hint="default"/>
-        <w:sz w:val="20"/>
-      </w:rPr>
     </w:lvl>
     <w:lvl w:ilvl="2" w:tentative="1">
       <w:start w:val="1"/>
@@ -14395,7 +16891,7 @@
       </w:rPr>
     </w:lvl>
   </w:abstractNum>
-  <w:abstractNum w:abstractNumId="33" w15:restartNumberingAfterBreak="0">
+  <w:abstractNum w:abstractNumId="43" w15:restartNumberingAfterBreak="0">
     <w:nsid w:val="40180726"/>
     <w:multiLevelType w:val="multilevel"/>
     <w:tmpl w:val="DF683886"/>
@@ -14544,7 +17040,7 @@
       </w:rPr>
     </w:lvl>
   </w:abstractNum>
-  <w:abstractNum w:abstractNumId="34" w15:restartNumberingAfterBreak="0">
+  <w:abstractNum w:abstractNumId="44" w15:restartNumberingAfterBreak="0">
     <w:nsid w:val="40716099"/>
     <w:multiLevelType w:val="hybridMultilevel"/>
     <w:tmpl w:val="468E4912"/>
@@ -14630,7 +17126,7 @@
       </w:pPr>
     </w:lvl>
   </w:abstractNum>
-  <w:abstractNum w:abstractNumId="35" w15:restartNumberingAfterBreak="0">
+  <w:abstractNum w:abstractNumId="45" w15:restartNumberingAfterBreak="0">
     <w:nsid w:val="45BB6741"/>
     <w:multiLevelType w:val="hybridMultilevel"/>
     <w:tmpl w:val="09FED070"/>
@@ -14716,7 +17212,7 @@
       </w:pPr>
     </w:lvl>
   </w:abstractNum>
-  <w:abstractNum w:abstractNumId="36" w15:restartNumberingAfterBreak="0">
+  <w:abstractNum w:abstractNumId="46" w15:restartNumberingAfterBreak="0">
     <w:nsid w:val="48826C60"/>
     <w:multiLevelType w:val="hybridMultilevel"/>
     <w:tmpl w:val="D96A4C26"/>
@@ -14829,7 +17325,156 @@
       </w:rPr>
     </w:lvl>
   </w:abstractNum>
-  <w:abstractNum w:abstractNumId="37" w15:restartNumberingAfterBreak="0">
+  <w:abstractNum w:abstractNumId="47" w15:restartNumberingAfterBreak="0">
+    <w:nsid w:val="49C708C7"/>
+    <w:multiLevelType w:val="multilevel"/>
+    <w:tmpl w:val="E1A05F36"/>
+    <w:lvl w:ilvl="0">
+      <w:start w:val="1"/>
+      <w:numFmt w:val="bullet"/>
+      <w:lvlText w:val=""/>
+      <w:lvlJc w:val="left"/>
+      <w:pPr>
+        <w:tabs>
+          <w:tab w:val="num" w:pos="720"/>
+        </w:tabs>
+        <w:ind w:left="720" w:hanging="360"/>
+      </w:pPr>
+      <w:rPr>
+        <w:rFonts w:ascii="Symbol" w:hAnsi="Symbol" w:hint="default"/>
+        <w:sz w:val="20"/>
+      </w:rPr>
+    </w:lvl>
+    <w:lvl w:ilvl="1" w:tentative="1">
+      <w:start w:val="1"/>
+      <w:numFmt w:val="bullet"/>
+      <w:lvlText w:val="o"/>
+      <w:lvlJc w:val="left"/>
+      <w:pPr>
+        <w:tabs>
+          <w:tab w:val="num" w:pos="1440"/>
+        </w:tabs>
+        <w:ind w:left="1440" w:hanging="360"/>
+      </w:pPr>
+      <w:rPr>
+        <w:rFonts w:ascii="Courier New" w:hAnsi="Courier New" w:hint="default"/>
+        <w:sz w:val="20"/>
+      </w:rPr>
+    </w:lvl>
+    <w:lvl w:ilvl="2" w:tentative="1">
+      <w:start w:val="1"/>
+      <w:numFmt w:val="bullet"/>
+      <w:lvlText w:val=""/>
+      <w:lvlJc w:val="left"/>
+      <w:pPr>
+        <w:tabs>
+          <w:tab w:val="num" w:pos="2160"/>
+        </w:tabs>
+        <w:ind w:left="2160" w:hanging="360"/>
+      </w:pPr>
+      <w:rPr>
+        <w:rFonts w:ascii="Wingdings" w:hAnsi="Wingdings" w:hint="default"/>
+        <w:sz w:val="20"/>
+      </w:rPr>
+    </w:lvl>
+    <w:lvl w:ilvl="3" w:tentative="1">
+      <w:start w:val="1"/>
+      <w:numFmt w:val="bullet"/>
+      <w:lvlText w:val=""/>
+      <w:lvlJc w:val="left"/>
+      <w:pPr>
+        <w:tabs>
+          <w:tab w:val="num" w:pos="2880"/>
+        </w:tabs>
+        <w:ind w:left="2880" w:hanging="360"/>
+      </w:pPr>
+      <w:rPr>
+        <w:rFonts w:ascii="Wingdings" w:hAnsi="Wingdings" w:hint="default"/>
+        <w:sz w:val="20"/>
+      </w:rPr>
+    </w:lvl>
+    <w:lvl w:ilvl="4" w:tentative="1">
+      <w:start w:val="1"/>
+      <w:numFmt w:val="bullet"/>
+      <w:lvlText w:val=""/>
+      <w:lvlJc w:val="left"/>
+      <w:pPr>
+        <w:tabs>
+          <w:tab w:val="num" w:pos="3600"/>
+        </w:tabs>
+        <w:ind w:left="3600" w:hanging="360"/>
+      </w:pPr>
+      <w:rPr>
+        <w:rFonts w:ascii="Wingdings" w:hAnsi="Wingdings" w:hint="default"/>
+        <w:sz w:val="20"/>
+      </w:rPr>
+    </w:lvl>
+    <w:lvl w:ilvl="5" w:tentative="1">
+      <w:start w:val="1"/>
+      <w:numFmt w:val="bullet"/>
+      <w:lvlText w:val=""/>
+      <w:lvlJc w:val="left"/>
+      <w:pPr>
+        <w:tabs>
+          <w:tab w:val="num" w:pos="4320"/>
+        </w:tabs>
+        <w:ind w:left="4320" w:hanging="360"/>
+      </w:pPr>
+      <w:rPr>
+        <w:rFonts w:ascii="Wingdings" w:hAnsi="Wingdings" w:hint="default"/>
+        <w:sz w:val="20"/>
+      </w:rPr>
+    </w:lvl>
+    <w:lvl w:ilvl="6" w:tentative="1">
+      <w:start w:val="1"/>
+      <w:numFmt w:val="bullet"/>
+      <w:lvlText w:val=""/>
+      <w:lvlJc w:val="left"/>
+      <w:pPr>
+        <w:tabs>
+          <w:tab w:val="num" w:pos="5040"/>
+        </w:tabs>
+        <w:ind w:left="5040" w:hanging="360"/>
+      </w:pPr>
+      <w:rPr>
+        <w:rFonts w:ascii="Wingdings" w:hAnsi="Wingdings" w:hint="default"/>
+        <w:sz w:val="20"/>
+      </w:rPr>
+    </w:lvl>
+    <w:lvl w:ilvl="7" w:tentative="1">
+      <w:start w:val="1"/>
+      <w:numFmt w:val="bullet"/>
+      <w:lvlText w:val=""/>
+      <w:lvlJc w:val="left"/>
+      <w:pPr>
+        <w:tabs>
+          <w:tab w:val="num" w:pos="5760"/>
+        </w:tabs>
+        <w:ind w:left="5760" w:hanging="360"/>
+      </w:pPr>
+      <w:rPr>
+        <w:rFonts w:ascii="Wingdings" w:hAnsi="Wingdings" w:hint="default"/>
+        <w:sz w:val="20"/>
+      </w:rPr>
+    </w:lvl>
+    <w:lvl w:ilvl="8" w:tentative="1">
+      <w:start w:val="1"/>
+      <w:numFmt w:val="bullet"/>
+      <w:lvlText w:val=""/>
+      <w:lvlJc w:val="left"/>
+      <w:pPr>
+        <w:tabs>
+          <w:tab w:val="num" w:pos="6480"/>
+        </w:tabs>
+        <w:ind w:left="6480" w:hanging="360"/>
+      </w:pPr>
+      <w:rPr>
+        <w:rFonts w:ascii="Wingdings" w:hAnsi="Wingdings" w:hint="default"/>
+        <w:sz w:val="20"/>
+      </w:rPr>
+    </w:lvl>
+  </w:abstractNum>
+  <w:abstractNum w:abstractNumId="48" w15:restartNumberingAfterBreak="0">
     <w:nsid w:val="4A9C1995"/>
     <w:multiLevelType w:val="multilevel"/>
     <w:tmpl w:val="0409001F"/>
@@ -14915,7 +17560,7 @@
       </w:pPr>
     </w:lvl>
   </w:abstractNum>
-  <w:abstractNum w:abstractNumId="38" w15:restartNumberingAfterBreak="0">
+  <w:abstractNum w:abstractNumId="49" w15:restartNumberingAfterBreak="0">
     <w:nsid w:val="4AF1355A"/>
     <w:multiLevelType w:val="multilevel"/>
     <w:tmpl w:val="D8CA78CE"/>
@@ -15064,7 +17709,7 @@
       </w:rPr>
     </w:lvl>
   </w:abstractNum>
-  <w:abstractNum w:abstractNumId="39" w15:restartNumberingAfterBreak="0">
+  <w:abstractNum w:abstractNumId="50" w15:restartNumberingAfterBreak="0">
     <w:nsid w:val="4BDD160F"/>
     <w:multiLevelType w:val="multilevel"/>
     <w:tmpl w:val="F9782DA8"/>
@@ -15213,7 +17858,7 @@
       </w:rPr>
     </w:lvl>
   </w:abstractNum>
-  <w:abstractNum w:abstractNumId="40" w15:restartNumberingAfterBreak="0">
+  <w:abstractNum w:abstractNumId="51" w15:restartNumberingAfterBreak="0">
     <w:nsid w:val="50046CE2"/>
     <w:multiLevelType w:val="multilevel"/>
     <w:tmpl w:val="3E2EBE00"/>
@@ -15299,7 +17944,7 @@
       </w:pPr>
     </w:lvl>
   </w:abstractNum>
-  <w:abstractNum w:abstractNumId="41" w15:restartNumberingAfterBreak="0">
+  <w:abstractNum w:abstractNumId="52" w15:restartNumberingAfterBreak="0">
     <w:nsid w:val="516B4F91"/>
     <w:multiLevelType w:val="multilevel"/>
     <w:tmpl w:val="4B9C0714"/>
@@ -15448,7 +18093,93 @@
       </w:rPr>
     </w:lvl>
   </w:abstractNum>
-  <w:abstractNum w:abstractNumId="42" w15:restartNumberingAfterBreak="0">
+  <w:abstractNum w:abstractNumId="53" w15:restartNumberingAfterBreak="0">
+    <w:nsid w:val="569A2233"/>
+    <w:multiLevelType w:val="multilevel"/>
+    <w:tmpl w:val="71D2137C"/>
+    <w:lvl w:ilvl="0">
+      <w:start w:val="1"/>
+      <w:numFmt w:val="decimal"/>
+      <w:lvlText w:val="%1."/>
+      <w:lvlJc w:val="left"/>
+      <w:pPr>
+        <w:ind w:left="360" w:hanging="360"/>
+      </w:pPr>
+    </w:lvl>
+    <w:lvl w:ilvl="1">
+      <w:start w:val="1"/>
+      <w:numFmt w:val="decimal"/>
+      <w:lvlText w:val="%1.%2."/>
+      <w:lvlJc w:val="left"/>
+      <w:pPr>
+        <w:ind w:left="792" w:hanging="432"/>
+      </w:pPr>
+    </w:lvl>
+    <w:lvl w:ilvl="2">
+      <w:start w:val="1"/>
+      <w:numFmt w:val="decimal"/>
+      <w:lvlText w:val="%1.%2.%3."/>
+      <w:lvlJc w:val="left"/>
+      <w:pPr>
+        <w:ind w:left="1224" w:hanging="504"/>
+      </w:pPr>
+    </w:lvl>
+    <w:lvl w:ilvl="3">
+      <w:start w:val="1"/>
+      <w:numFmt w:val="decimal"/>
+      <w:lvlText w:val="%1.%2.%3.%4."/>
+      <w:lvlJc w:val="left"/>
+      <w:pPr>
+        <w:ind w:left="1728" w:hanging="648"/>
+      </w:pPr>
+    </w:lvl>
+    <w:lvl w:ilvl="4">
+      <w:start w:val="1"/>
+      <w:numFmt w:val="decimal"/>
+      <w:lvlText w:val="%1.%2.%3.%4.%5."/>
+      <w:lvlJc w:val="left"/>
+      <w:pPr>
+        <w:ind w:left="2232" w:hanging="792"/>
+      </w:pPr>
+    </w:lvl>
+    <w:lvl w:ilvl="5">
+      <w:start w:val="1"/>
+      <w:numFmt w:val="decimal"/>
+      <w:lvlText w:val="%1.%2.%3.%4.%5.%6."/>
+      <w:lvlJc w:val="left"/>
+      <w:pPr>
+        <w:ind w:left="2736" w:hanging="936"/>
+      </w:pPr>
+    </w:lvl>
+    <w:lvl w:ilvl="6">
+      <w:start w:val="1"/>
+      <w:numFmt w:val="decimal"/>
+      <w:lvlText w:val="%1.%2.%3.%4.%5.%6.%7."/>
+      <w:lvlJc w:val="left"/>
+      <w:pPr>
+        <w:ind w:left="3240" w:hanging="1080"/>
+      </w:pPr>
+    </w:lvl>
+    <w:lvl w:ilvl="7">
+      <w:start w:val="1"/>
+      <w:numFmt w:val="decimal"/>
+      <w:lvlText w:val="%1.%2.%3.%4.%5.%6.%7.%8."/>
+      <w:lvlJc w:val="left"/>
+      <w:pPr>
+        <w:ind w:left="3744" w:hanging="1224"/>
+      </w:pPr>
+    </w:lvl>
+    <w:lvl w:ilvl="8">
+      <w:start w:val="1"/>
+      <w:numFmt w:val="decimal"/>
+      <w:lvlText w:val="%1.%2.%3.%4.%5.%6.%7.%8.%9."/>
+      <w:lvlJc w:val="left"/>
+      <w:pPr>
+        <w:ind w:left="4320" w:hanging="1440"/>
+      </w:pPr>
+    </w:lvl>
+  </w:abstractNum>
+  <w:abstractNum w:abstractNumId="54" w15:restartNumberingAfterBreak="0">
     <w:nsid w:val="57AB10A4"/>
     <w:multiLevelType w:val="multilevel"/>
     <w:tmpl w:val="1758D0A6"/>
@@ -15597,7 +18328,7 @@
       </w:rPr>
     </w:lvl>
   </w:abstractNum>
-  <w:abstractNum w:abstractNumId="43" w15:restartNumberingAfterBreak="0">
+  <w:abstractNum w:abstractNumId="55" w15:restartNumberingAfterBreak="0">
     <w:nsid w:val="595E303E"/>
     <w:multiLevelType w:val="multilevel"/>
     <w:tmpl w:val="042A3666"/>
@@ -15746,7 +18477,7 @@
       </w:rPr>
     </w:lvl>
   </w:abstractNum>
-  <w:abstractNum w:abstractNumId="44" w15:restartNumberingAfterBreak="0">
+  <w:abstractNum w:abstractNumId="56" w15:restartNumberingAfterBreak="0">
     <w:nsid w:val="59FE2A34"/>
     <w:multiLevelType w:val="multilevel"/>
     <w:tmpl w:val="0409001F"/>
@@ -15832,7 +18563,7 @@
       </w:pPr>
     </w:lvl>
   </w:abstractNum>
-  <w:abstractNum w:abstractNumId="45" w15:restartNumberingAfterBreak="0">
+  <w:abstractNum w:abstractNumId="57" w15:restartNumberingAfterBreak="0">
     <w:nsid w:val="5A3E352A"/>
     <w:multiLevelType w:val="hybridMultilevel"/>
     <w:tmpl w:val="C8C00C34"/>
@@ -15921,7 +18652,7 @@
       </w:pPr>
     </w:lvl>
   </w:abstractNum>
-  <w:abstractNum w:abstractNumId="46" w15:restartNumberingAfterBreak="0">
+  <w:abstractNum w:abstractNumId="58" w15:restartNumberingAfterBreak="0">
     <w:nsid w:val="5D960A86"/>
     <w:multiLevelType w:val="multilevel"/>
     <w:tmpl w:val="C472FD4A"/>
@@ -16070,7 +18801,7 @@
       </w:rPr>
     </w:lvl>
   </w:abstractNum>
-  <w:abstractNum w:abstractNumId="47" w15:restartNumberingAfterBreak="0">
+  <w:abstractNum w:abstractNumId="59" w15:restartNumberingAfterBreak="0">
     <w:nsid w:val="5E6F1741"/>
     <w:multiLevelType w:val="multilevel"/>
     <w:tmpl w:val="A572947A"/>
@@ -16219,7 +18950,7 @@
       </w:rPr>
     </w:lvl>
   </w:abstractNum>
-  <w:abstractNum w:abstractNumId="48" w15:restartNumberingAfterBreak="0">
+  <w:abstractNum w:abstractNumId="60" w15:restartNumberingAfterBreak="0">
     <w:nsid w:val="5FD127B6"/>
     <w:multiLevelType w:val="multilevel"/>
     <w:tmpl w:val="3E2EBE00"/>
@@ -16305,7 +19036,156 @@
       </w:pPr>
     </w:lvl>
   </w:abstractNum>
-  <w:abstractNum w:abstractNumId="49" w15:restartNumberingAfterBreak="0">
+  <w:abstractNum w:abstractNumId="61" w15:restartNumberingAfterBreak="0">
+    <w:nsid w:val="64F96B6D"/>
+    <w:multiLevelType w:val="multilevel"/>
+    <w:tmpl w:val="298ADD62"/>
+    <w:lvl w:ilvl="0">
+      <w:start w:val="1"/>
+      <w:numFmt w:val="bullet"/>
+      <w:lvlText w:val=""/>
+      <w:lvlJc w:val="left"/>
+      <w:pPr>
+        <w:tabs>
+          <w:tab w:val="num" w:pos="720"/>
+        </w:tabs>
+        <w:ind w:left="720" w:hanging="360"/>
+      </w:pPr>
+      <w:rPr>
+        <w:rFonts w:ascii="Symbol" w:hAnsi="Symbol" w:hint="default"/>
+        <w:sz w:val="20"/>
+      </w:rPr>
+    </w:lvl>
+    <w:lvl w:ilvl="1">
+      <w:start w:val="1"/>
+      <w:numFmt w:val="bullet"/>
+      <w:lvlText w:val="o"/>
+      <w:lvlJc w:val="left"/>
+      <w:pPr>
+        <w:tabs>
+          <w:tab w:val="num" w:pos="1440"/>
+        </w:tabs>
+        <w:ind w:left="1440" w:hanging="360"/>
+      </w:pPr>
+      <w:rPr>
+        <w:rFonts w:ascii="Courier New" w:hAnsi="Courier New" w:hint="default"/>
+        <w:sz w:val="20"/>
+      </w:rPr>
+    </w:lvl>
+    <w:lvl w:ilvl="2" w:tentative="1">
+      <w:start w:val="1"/>
+      <w:numFmt w:val="bullet"/>
+      <w:lvlText w:val=""/>
+      <w:lvlJc w:val="left"/>
+      <w:pPr>
+        <w:tabs>
+          <w:tab w:val="num" w:pos="2160"/>
+        </w:tabs>
+        <w:ind w:left="2160" w:hanging="360"/>
+      </w:pPr>
+      <w:rPr>
+        <w:rFonts w:ascii="Wingdings" w:hAnsi="Wingdings" w:hint="default"/>
+        <w:sz w:val="20"/>
+      </w:rPr>
+    </w:lvl>
+    <w:lvl w:ilvl="3" w:tentative="1">
+      <w:start w:val="1"/>
+      <w:numFmt w:val="bullet"/>
+      <w:lvlText w:val=""/>
+      <w:lvlJc w:val="left"/>
+      <w:pPr>
+        <w:tabs>
+          <w:tab w:val="num" w:pos="2880"/>
+        </w:tabs>
+        <w:ind w:left="2880" w:hanging="360"/>
+      </w:pPr>
+      <w:rPr>
+        <w:rFonts w:ascii="Wingdings" w:hAnsi="Wingdings" w:hint="default"/>
+        <w:sz w:val="20"/>
+      </w:rPr>
+    </w:lvl>
+    <w:lvl w:ilvl="4" w:tentative="1">
+      <w:start w:val="1"/>
+      <w:numFmt w:val="bullet"/>
+      <w:lvlText w:val=""/>
+      <w:lvlJc w:val="left"/>
+      <w:pPr>
+        <w:tabs>
+          <w:tab w:val="num" w:pos="3600"/>
+        </w:tabs>
+        <w:ind w:left="3600" w:hanging="360"/>
+      </w:pPr>
+      <w:rPr>
+        <w:rFonts w:ascii="Wingdings" w:hAnsi="Wingdings" w:hint="default"/>
+        <w:sz w:val="20"/>
+      </w:rPr>
+    </w:lvl>
+    <w:lvl w:ilvl="5" w:tentative="1">
+      <w:start w:val="1"/>
+      <w:numFmt w:val="bullet"/>
+      <w:lvlText w:val=""/>
+      <w:lvlJc w:val="left"/>
+      <w:pPr>
+        <w:tabs>
+          <w:tab w:val="num" w:pos="4320"/>
+        </w:tabs>
+        <w:ind w:left="4320" w:hanging="360"/>
+      </w:pPr>
+      <w:rPr>
+        <w:rFonts w:ascii="Wingdings" w:hAnsi="Wingdings" w:hint="default"/>
+        <w:sz w:val="20"/>
+      </w:rPr>
+    </w:lvl>
+    <w:lvl w:ilvl="6" w:tentative="1">
+      <w:start w:val="1"/>
+      <w:numFmt w:val="bullet"/>
+      <w:lvlText w:val=""/>
+      <w:lvlJc w:val="left"/>
+      <w:pPr>
+        <w:tabs>
+          <w:tab w:val="num" w:pos="5040"/>
+        </w:tabs>
+        <w:ind w:left="5040" w:hanging="360"/>
+      </w:pPr>
+      <w:rPr>
+        <w:rFonts w:ascii="Wingdings" w:hAnsi="Wingdings" w:hint="default"/>
+        <w:sz w:val="20"/>
+      </w:rPr>
+    </w:lvl>
+    <w:lvl w:ilvl="7" w:tentative="1">
+      <w:start w:val="1"/>
+      <w:numFmt w:val="bullet"/>
+      <w:lvlText w:val=""/>
+      <w:lvlJc w:val="left"/>
+      <w:pPr>
+        <w:tabs>
+          <w:tab w:val="num" w:pos="5760"/>
+        </w:tabs>
+        <w:ind w:left="5760" w:hanging="360"/>
+      </w:pPr>
+      <w:rPr>
+        <w:rFonts w:ascii="Wingdings" w:hAnsi="Wingdings" w:hint="default"/>
+        <w:sz w:val="20"/>
+      </w:rPr>
+    </w:lvl>
+    <w:lvl w:ilvl="8" w:tentative="1">
+      <w:start w:val="1"/>
+      <w:numFmt w:val="bullet"/>
+      <w:lvlText w:val=""/>
+      <w:lvlJc w:val="left"/>
+      <w:pPr>
+        <w:tabs>
+          <w:tab w:val="num" w:pos="6480"/>
+        </w:tabs>
+        <w:ind w:left="6480" w:hanging="360"/>
+      </w:pPr>
+      <w:rPr>
+        <w:rFonts w:ascii="Wingdings" w:hAnsi="Wingdings" w:hint="default"/>
+        <w:sz w:val="20"/>
+      </w:rPr>
+    </w:lvl>
+  </w:abstractNum>
+  <w:abstractNum w:abstractNumId="62" w15:restartNumberingAfterBreak="0">
     <w:nsid w:val="659547F2"/>
     <w:multiLevelType w:val="multilevel"/>
     <w:tmpl w:val="8C063900"/>
@@ -16454,7 +19334,7 @@
       </w:rPr>
     </w:lvl>
   </w:abstractNum>
-  <w:abstractNum w:abstractNumId="50" w15:restartNumberingAfterBreak="0">
+  <w:abstractNum w:abstractNumId="63" w15:restartNumberingAfterBreak="0">
     <w:nsid w:val="65B23317"/>
     <w:multiLevelType w:val="hybridMultilevel"/>
     <w:tmpl w:val="80F851C8"/>
@@ -16540,7 +19420,7 @@
       </w:pPr>
     </w:lvl>
   </w:abstractNum>
-  <w:abstractNum w:abstractNumId="51" w15:restartNumberingAfterBreak="0">
+  <w:abstractNum w:abstractNumId="64" w15:restartNumberingAfterBreak="0">
     <w:nsid w:val="677E2A84"/>
     <w:multiLevelType w:val="multilevel"/>
     <w:tmpl w:val="5FB620DA"/>
@@ -16653,7 +19533,328 @@
       </w:rPr>
     </w:lvl>
   </w:abstractNum>
-  <w:abstractNum w:abstractNumId="52" w15:restartNumberingAfterBreak="0">
+  <w:abstractNum w:abstractNumId="65" w15:restartNumberingAfterBreak="0">
+    <w:nsid w:val="6A3364EA"/>
+    <w:multiLevelType w:val="multilevel"/>
+    <w:tmpl w:val="0809001F"/>
+    <w:lvl w:ilvl="0">
+      <w:start w:val="1"/>
+      <w:numFmt w:val="decimal"/>
+      <w:lvlText w:val="%1."/>
+      <w:lvlJc w:val="left"/>
+      <w:pPr>
+        <w:ind w:left="360" w:hanging="360"/>
+      </w:pPr>
+    </w:lvl>
+    <w:lvl w:ilvl="1">
+      <w:start w:val="1"/>
+      <w:numFmt w:val="decimal"/>
+      <w:lvlText w:val="%1.%2."/>
+      <w:lvlJc w:val="left"/>
+      <w:pPr>
+        <w:ind w:left="792" w:hanging="432"/>
+      </w:pPr>
+    </w:lvl>
+    <w:lvl w:ilvl="2">
+      <w:start w:val="1"/>
+      <w:numFmt w:val="decimal"/>
+      <w:lvlText w:val="%1.%2.%3."/>
+      <w:lvlJc w:val="left"/>
+      <w:pPr>
+        <w:ind w:left="1224" w:hanging="504"/>
+      </w:pPr>
+    </w:lvl>
+    <w:lvl w:ilvl="3">
+      <w:start w:val="1"/>
+      <w:numFmt w:val="decimal"/>
+      <w:lvlText w:val="%1.%2.%3.%4."/>
+      <w:lvlJc w:val="left"/>
+      <w:pPr>
+        <w:ind w:left="1728" w:hanging="648"/>
+      </w:pPr>
+    </w:lvl>
+    <w:lvl w:ilvl="4">
+      <w:start w:val="1"/>
+      <w:numFmt w:val="decimal"/>
+      <w:lvlText w:val="%1.%2.%3.%4.%5."/>
+      <w:lvlJc w:val="left"/>
+      <w:pPr>
+        <w:ind w:left="2232" w:hanging="792"/>
+      </w:pPr>
+    </w:lvl>
+    <w:lvl w:ilvl="5">
+      <w:start w:val="1"/>
+      <w:numFmt w:val="decimal"/>
+      <w:lvlText w:val="%1.%2.%3.%4.%5.%6."/>
+      <w:lvlJc w:val="left"/>
+      <w:pPr>
+        <w:ind w:left="2736" w:hanging="936"/>
+      </w:pPr>
+    </w:lvl>
+    <w:lvl w:ilvl="6">
+      <w:start w:val="1"/>
+      <w:numFmt w:val="decimal"/>
+      <w:lvlText w:val="%1.%2.%3.%4.%5.%6.%7."/>
+      <w:lvlJc w:val="left"/>
+      <w:pPr>
+        <w:ind w:left="3240" w:hanging="1080"/>
+      </w:pPr>
+    </w:lvl>
+    <w:lvl w:ilvl="7">
+      <w:start w:val="1"/>
+      <w:numFmt w:val="decimal"/>
+      <w:lvlText w:val="%1.%2.%3.%4.%5.%6.%7.%8."/>
+      <w:lvlJc w:val="left"/>
+      <w:pPr>
+        <w:ind w:left="3744" w:hanging="1224"/>
+      </w:pPr>
+    </w:lvl>
+    <w:lvl w:ilvl="8">
+      <w:start w:val="1"/>
+      <w:numFmt w:val="decimal"/>
+      <w:lvlText w:val="%1.%2.%3.%4.%5.%6.%7.%8.%9."/>
+      <w:lvlJc w:val="left"/>
+      <w:pPr>
+        <w:ind w:left="4320" w:hanging="1440"/>
+      </w:pPr>
+    </w:lvl>
+  </w:abstractNum>
+  <w:abstractNum w:abstractNumId="66" w15:restartNumberingAfterBreak="0">
+    <w:nsid w:val="6CBA7A0C"/>
+    <w:multiLevelType w:val="multilevel"/>
+    <w:tmpl w:val="0809001F"/>
+    <w:lvl w:ilvl="0">
+      <w:start w:val="1"/>
+      <w:numFmt w:val="decimal"/>
+      <w:lvlText w:val="%1."/>
+      <w:lvlJc w:val="left"/>
+      <w:pPr>
+        <w:ind w:left="360" w:hanging="360"/>
+      </w:pPr>
+    </w:lvl>
+    <w:lvl w:ilvl="1">
+      <w:start w:val="1"/>
+      <w:numFmt w:val="decimal"/>
+      <w:lvlText w:val="%1.%2."/>
+      <w:lvlJc w:val="left"/>
+      <w:pPr>
+        <w:ind w:left="792" w:hanging="432"/>
+      </w:pPr>
+    </w:lvl>
+    <w:lvl w:ilvl="2">
+      <w:start w:val="1"/>
+      <w:numFmt w:val="decimal"/>
+      <w:lvlText w:val="%1.%2.%3."/>
+      <w:lvlJc w:val="left"/>
+      <w:pPr>
+        <w:ind w:left="1224" w:hanging="504"/>
+      </w:pPr>
+    </w:lvl>
+    <w:lvl w:ilvl="3">
+      <w:start w:val="1"/>
+      <w:numFmt w:val="decimal"/>
+      <w:lvlText w:val="%1.%2.%3.%4."/>
+      <w:lvlJc w:val="left"/>
+      <w:pPr>
+        <w:ind w:left="1728" w:hanging="648"/>
+      </w:pPr>
+    </w:lvl>
+    <w:lvl w:ilvl="4">
+      <w:start w:val="1"/>
+      <w:numFmt w:val="decimal"/>
+      <w:lvlText w:val="%1.%2.%3.%4.%5."/>
+      <w:lvlJc w:val="left"/>
+      <w:pPr>
+        <w:ind w:left="2232" w:hanging="792"/>
+      </w:pPr>
+    </w:lvl>
+    <w:lvl w:ilvl="5">
+      <w:start w:val="1"/>
+      <w:numFmt w:val="decimal"/>
+      <w:lvlText w:val="%1.%2.%3.%4.%5.%6."/>
+      <w:lvlJc w:val="left"/>
+      <w:pPr>
+        <w:ind w:left="2736" w:hanging="936"/>
+      </w:pPr>
+    </w:lvl>
+    <w:lvl w:ilvl="6">
+      <w:start w:val="1"/>
+      <w:numFmt w:val="decimal"/>
+      <w:lvlText w:val="%1.%2.%3.%4.%5.%6.%7."/>
+      <w:lvlJc w:val="left"/>
+      <w:pPr>
+        <w:ind w:left="3240" w:hanging="1080"/>
+      </w:pPr>
+    </w:lvl>
+    <w:lvl w:ilvl="7">
+      <w:start w:val="1"/>
+      <w:numFmt w:val="decimal"/>
+      <w:lvlText w:val="%1.%2.%3.%4.%5.%6.%7.%8."/>
+      <w:lvlJc w:val="left"/>
+      <w:pPr>
+        <w:ind w:left="3744" w:hanging="1224"/>
+      </w:pPr>
+    </w:lvl>
+    <w:lvl w:ilvl="8">
+      <w:start w:val="1"/>
+      <w:numFmt w:val="decimal"/>
+      <w:lvlText w:val="%1.%2.%3.%4.%5.%6.%7.%8.%9."/>
+      <w:lvlJc w:val="left"/>
+      <w:pPr>
+        <w:ind w:left="4320" w:hanging="1440"/>
+      </w:pPr>
+    </w:lvl>
+  </w:abstractNum>
+  <w:abstractNum w:abstractNumId="67" w15:restartNumberingAfterBreak="0">
+    <w:nsid w:val="71447DC8"/>
+    <w:multiLevelType w:val="multilevel"/>
+    <w:tmpl w:val="4ED0E648"/>
+    <w:lvl w:ilvl="0">
+      <w:start w:val="1"/>
+      <w:numFmt w:val="bullet"/>
+      <w:lvlText w:val=""/>
+      <w:lvlJc w:val="left"/>
+      <w:pPr>
+        <w:tabs>
+          <w:tab w:val="num" w:pos="720"/>
+        </w:tabs>
+        <w:ind w:left="720" w:hanging="360"/>
+      </w:pPr>
+      <w:rPr>
+        <w:rFonts w:ascii="Symbol" w:hAnsi="Symbol" w:hint="default"/>
+        <w:sz w:val="20"/>
+      </w:rPr>
+    </w:lvl>
+    <w:lvl w:ilvl="1" w:tentative="1">
+      <w:start w:val="1"/>
+      <w:numFmt w:val="bullet"/>
+      <w:lvlText w:val="o"/>
+      <w:lvlJc w:val="left"/>
+      <w:pPr>
+        <w:tabs>
+          <w:tab w:val="num" w:pos="1440"/>
+        </w:tabs>
+        <w:ind w:left="1440" w:hanging="360"/>
+      </w:pPr>
+      <w:rPr>
+        <w:rFonts w:ascii="Courier New" w:hAnsi="Courier New" w:hint="default"/>
+        <w:sz w:val="20"/>
+      </w:rPr>
+    </w:lvl>
+    <w:lvl w:ilvl="2" w:tentative="1">
+      <w:start w:val="1"/>
+      <w:numFmt w:val="bullet"/>
+      <w:lvlText w:val=""/>
+      <w:lvlJc w:val="left"/>
+      <w:pPr>
+        <w:tabs>
+          <w:tab w:val="num" w:pos="2160"/>
+        </w:tabs>
+        <w:ind w:left="2160" w:hanging="360"/>
+      </w:pPr>
+      <w:rPr>
+        <w:rFonts w:ascii="Wingdings" w:hAnsi="Wingdings" w:hint="default"/>
+        <w:sz w:val="20"/>
+      </w:rPr>
+    </w:lvl>
+    <w:lvl w:ilvl="3" w:tentative="1">
+      <w:start w:val="1"/>
+      <w:numFmt w:val="bullet"/>
+      <w:lvlText w:val=""/>
+      <w:lvlJc w:val="left"/>
+      <w:pPr>
+        <w:tabs>
+          <w:tab w:val="num" w:pos="2880"/>
+        </w:tabs>
+        <w:ind w:left="2880" w:hanging="360"/>
+      </w:pPr>
+      <w:rPr>
+        <w:rFonts w:ascii="Wingdings" w:hAnsi="Wingdings" w:hint="default"/>
+        <w:sz w:val="20"/>
+      </w:rPr>
+    </w:lvl>
+    <w:lvl w:ilvl="4" w:tentative="1">
+      <w:start w:val="1"/>
+      <w:numFmt w:val="bullet"/>
+      <w:lvlText w:val=""/>
+      <w:lvlJc w:val="left"/>
+      <w:pPr>
+        <w:tabs>
+          <w:tab w:val="num" w:pos="3600"/>
+        </w:tabs>
+        <w:ind w:left="3600" w:hanging="360"/>
+      </w:pPr>
+      <w:rPr>
+        <w:rFonts w:ascii="Wingdings" w:hAnsi="Wingdings" w:hint="default"/>
+        <w:sz w:val="20"/>
+      </w:rPr>
+    </w:lvl>
+    <w:lvl w:ilvl="5" w:tentative="1">
+      <w:start w:val="1"/>
+      <w:numFmt w:val="bullet"/>
+      <w:lvlText w:val=""/>
+      <w:lvlJc w:val="left"/>
+      <w:pPr>
+        <w:tabs>
+          <w:tab w:val="num" w:pos="4320"/>
+        </w:tabs>
+        <w:ind w:left="4320" w:hanging="360"/>
+      </w:pPr>
+      <w:rPr>
+        <w:rFonts w:ascii="Wingdings" w:hAnsi="Wingdings" w:hint="default"/>
+        <w:sz w:val="20"/>
+      </w:rPr>
+    </w:lvl>
+    <w:lvl w:ilvl="6" w:tentative="1">
+      <w:start w:val="1"/>
+      <w:numFmt w:val="bullet"/>
+      <w:lvlText w:val=""/>
+      <w:lvlJc w:val="left"/>
+      <w:pPr>
+        <w:tabs>
+          <w:tab w:val="num" w:pos="5040"/>
+        </w:tabs>
+        <w:ind w:left="5040" w:hanging="360"/>
+      </w:pPr>
+      <w:rPr>
+        <w:rFonts w:ascii="Wingdings" w:hAnsi="Wingdings" w:hint="default"/>
+        <w:sz w:val="20"/>
+      </w:rPr>
+    </w:lvl>
+    <w:lvl w:ilvl="7" w:tentative="1">
+      <w:start w:val="1"/>
+      <w:numFmt w:val="bullet"/>
+      <w:lvlText w:val=""/>
+      <w:lvlJc w:val="left"/>
+      <w:pPr>
+        <w:tabs>
+          <w:tab w:val="num" w:pos="5760"/>
+        </w:tabs>
+        <w:ind w:left="5760" w:hanging="360"/>
+      </w:pPr>
+      <w:rPr>
+        <w:rFonts w:ascii="Wingdings" w:hAnsi="Wingdings" w:hint="default"/>
+        <w:sz w:val="20"/>
+      </w:rPr>
+    </w:lvl>
+    <w:lvl w:ilvl="8" w:tentative="1">
+      <w:start w:val="1"/>
+      <w:numFmt w:val="bullet"/>
+      <w:lvlText w:val=""/>
+      <w:lvlJc w:val="left"/>
+      <w:pPr>
+        <w:tabs>
+          <w:tab w:val="num" w:pos="6480"/>
+        </w:tabs>
+        <w:ind w:left="6480" w:hanging="360"/>
+      </w:pPr>
+      <w:rPr>
+        <w:rFonts w:ascii="Wingdings" w:hAnsi="Wingdings" w:hint="default"/>
+        <w:sz w:val="20"/>
+      </w:rPr>
+    </w:lvl>
+  </w:abstractNum>
+  <w:abstractNum w:abstractNumId="68" w15:restartNumberingAfterBreak="0">
     <w:nsid w:val="725D2EC3"/>
     <w:multiLevelType w:val="multilevel"/>
     <w:tmpl w:val="0409001F"/>
@@ -16739,7 +19940,156 @@
       </w:pPr>
     </w:lvl>
   </w:abstractNum>
-  <w:abstractNum w:abstractNumId="53" w15:restartNumberingAfterBreak="0">
+  <w:abstractNum w:abstractNumId="69" w15:restartNumberingAfterBreak="0">
+    <w:nsid w:val="72770EB6"/>
+    <w:multiLevelType w:val="multilevel"/>
+    <w:tmpl w:val="246CCCBE"/>
+    <w:lvl w:ilvl="0">
+      <w:start w:val="1"/>
+      <w:numFmt w:val="bullet"/>
+      <w:lvlText w:val=""/>
+      <w:lvlJc w:val="left"/>
+      <w:pPr>
+        <w:tabs>
+          <w:tab w:val="num" w:pos="720"/>
+        </w:tabs>
+        <w:ind w:left="720" w:hanging="360"/>
+      </w:pPr>
+      <w:rPr>
+        <w:rFonts w:ascii="Symbol" w:hAnsi="Symbol" w:hint="default"/>
+        <w:sz w:val="20"/>
+      </w:rPr>
+    </w:lvl>
+    <w:lvl w:ilvl="1" w:tentative="1">
+      <w:start w:val="1"/>
+      <w:numFmt w:val="bullet"/>
+      <w:lvlText w:val="o"/>
+      <w:lvlJc w:val="left"/>
+      <w:pPr>
+        <w:tabs>
+          <w:tab w:val="num" w:pos="1440"/>
+        </w:tabs>
+        <w:ind w:left="1440" w:hanging="360"/>
+      </w:pPr>
+      <w:rPr>
+        <w:rFonts w:ascii="Courier New" w:hAnsi="Courier New" w:hint="default"/>
+        <w:sz w:val="20"/>
+      </w:rPr>
+    </w:lvl>
+    <w:lvl w:ilvl="2" w:tentative="1">
+      <w:start w:val="1"/>
+      <w:numFmt w:val="bullet"/>
+      <w:lvlText w:val=""/>
+      <w:lvlJc w:val="left"/>
+      <w:pPr>
+        <w:tabs>
+          <w:tab w:val="num" w:pos="2160"/>
+        </w:tabs>
+        <w:ind w:left="2160" w:hanging="360"/>
+      </w:pPr>
+      <w:rPr>
+        <w:rFonts w:ascii="Wingdings" w:hAnsi="Wingdings" w:hint="default"/>
+        <w:sz w:val="20"/>
+      </w:rPr>
+    </w:lvl>
+    <w:lvl w:ilvl="3" w:tentative="1">
+      <w:start w:val="1"/>
+      <w:numFmt w:val="bullet"/>
+      <w:lvlText w:val=""/>
+      <w:lvlJc w:val="left"/>
+      <w:pPr>
+        <w:tabs>
+          <w:tab w:val="num" w:pos="2880"/>
+        </w:tabs>
+        <w:ind w:left="2880" w:hanging="360"/>
+      </w:pPr>
+      <w:rPr>
+        <w:rFonts w:ascii="Wingdings" w:hAnsi="Wingdings" w:hint="default"/>
+        <w:sz w:val="20"/>
+      </w:rPr>
+    </w:lvl>
+    <w:lvl w:ilvl="4" w:tentative="1">
+      <w:start w:val="1"/>
+      <w:numFmt w:val="bullet"/>
+      <w:lvlText w:val=""/>
+      <w:lvlJc w:val="left"/>
+      <w:pPr>
+        <w:tabs>
+          <w:tab w:val="num" w:pos="3600"/>
+        </w:tabs>
+        <w:ind w:left="3600" w:hanging="360"/>
+      </w:pPr>
+      <w:rPr>
+        <w:rFonts w:ascii="Wingdings" w:hAnsi="Wingdings" w:hint="default"/>
+        <w:sz w:val="20"/>
+      </w:rPr>
+    </w:lvl>
+    <w:lvl w:ilvl="5" w:tentative="1">
+      <w:start w:val="1"/>
+      <w:numFmt w:val="bullet"/>
+      <w:lvlText w:val=""/>
+      <w:lvlJc w:val="left"/>
+      <w:pPr>
+        <w:tabs>
+          <w:tab w:val="num" w:pos="4320"/>
+        </w:tabs>
+        <w:ind w:left="4320" w:hanging="360"/>
+      </w:pPr>
+      <w:rPr>
+        <w:rFonts w:ascii="Wingdings" w:hAnsi="Wingdings" w:hint="default"/>
+        <w:sz w:val="20"/>
+      </w:rPr>
+    </w:lvl>
+    <w:lvl w:ilvl="6" w:tentative="1">
+      <w:start w:val="1"/>
+      <w:numFmt w:val="bullet"/>
+      <w:lvlText w:val=""/>
+      <w:lvlJc w:val="left"/>
+      <w:pPr>
+        <w:tabs>
+          <w:tab w:val="num" w:pos="5040"/>
+        </w:tabs>
+        <w:ind w:left="5040" w:hanging="360"/>
+      </w:pPr>
+      <w:rPr>
+        <w:rFonts w:ascii="Wingdings" w:hAnsi="Wingdings" w:hint="default"/>
+        <w:sz w:val="20"/>
+      </w:rPr>
+    </w:lvl>
+    <w:lvl w:ilvl="7" w:tentative="1">
+      <w:start w:val="1"/>
+      <w:numFmt w:val="bullet"/>
+      <w:lvlText w:val=""/>
+      <w:lvlJc w:val="left"/>
+      <w:pPr>
+        <w:tabs>
+          <w:tab w:val="num" w:pos="5760"/>
+        </w:tabs>
+        <w:ind w:left="5760" w:hanging="360"/>
+      </w:pPr>
+      <w:rPr>
+        <w:rFonts w:ascii="Wingdings" w:hAnsi="Wingdings" w:hint="default"/>
+        <w:sz w:val="20"/>
+      </w:rPr>
+    </w:lvl>
+    <w:lvl w:ilvl="8" w:tentative="1">
+      <w:start w:val="1"/>
+      <w:numFmt w:val="bullet"/>
+      <w:lvlText w:val=""/>
+      <w:lvlJc w:val="left"/>
+      <w:pPr>
+        <w:tabs>
+          <w:tab w:val="num" w:pos="6480"/>
+        </w:tabs>
+        <w:ind w:left="6480" w:hanging="360"/>
+      </w:pPr>
+      <w:rPr>
+        <w:rFonts w:ascii="Wingdings" w:hAnsi="Wingdings" w:hint="default"/>
+        <w:sz w:val="20"/>
+      </w:rPr>
+    </w:lvl>
+  </w:abstractNum>
+  <w:abstractNum w:abstractNumId="70" w15:restartNumberingAfterBreak="0">
     <w:nsid w:val="72DD521A"/>
     <w:multiLevelType w:val="multilevel"/>
     <w:tmpl w:val="AD6200EE"/>
@@ -16856,7 +20206,7 @@
       </w:pPr>
     </w:lvl>
   </w:abstractNum>
-  <w:abstractNum w:abstractNumId="54" w15:restartNumberingAfterBreak="0">
+  <w:abstractNum w:abstractNumId="71" w15:restartNumberingAfterBreak="0">
     <w:nsid w:val="75F04B39"/>
     <w:multiLevelType w:val="multilevel"/>
     <w:tmpl w:val="0409001F"/>
@@ -16942,10 +20292,10 @@
       </w:pPr>
     </w:lvl>
   </w:abstractNum>
-  <w:abstractNum w:abstractNumId="55" w15:restartNumberingAfterBreak="0">
+  <w:abstractNum w:abstractNumId="72" w15:restartNumberingAfterBreak="0">
     <w:nsid w:val="76C40BC0"/>
     <w:multiLevelType w:val="multilevel"/>
-    <w:tmpl w:val="0409001F"/>
+    <w:tmpl w:val="71D2137C"/>
     <w:lvl w:ilvl="0">
       <w:start w:val="1"/>
       <w:numFmt w:val="decimal"/>
@@ -17028,7 +20378,7 @@
       </w:pPr>
     </w:lvl>
   </w:abstractNum>
-  <w:abstractNum w:abstractNumId="56" w15:restartNumberingAfterBreak="0">
+  <w:abstractNum w:abstractNumId="73" w15:restartNumberingAfterBreak="0">
     <w:nsid w:val="7C006BA1"/>
     <w:multiLevelType w:val="hybridMultilevel"/>
     <w:tmpl w:val="1A6CFEF0"/>
@@ -17141,176 +20491,316 @@
       </w:rPr>
     </w:lvl>
   </w:abstractNum>
+  <w:abstractNum w:abstractNumId="74" w15:restartNumberingAfterBreak="0">
+    <w:nsid w:val="7C5A6804"/>
+    <w:multiLevelType w:val="multilevel"/>
+    <w:tmpl w:val="E35610BC"/>
+    <w:lvl w:ilvl="0">
+      <w:start w:val="1"/>
+      <w:numFmt w:val="decimal"/>
+      <w:lvlText w:val="%1."/>
+      <w:lvlJc w:val="left"/>
+      <w:pPr>
+        <w:ind w:left="360" w:hanging="360"/>
+      </w:pPr>
+    </w:lvl>
+    <w:lvl w:ilvl="1">
+      <w:start w:val="1"/>
+      <w:numFmt w:val="decimal"/>
+      <w:lvlText w:val="%2."/>
+      <w:lvlJc w:val="left"/>
+      <w:pPr>
+        <w:ind w:left="720" w:hanging="360"/>
+      </w:pPr>
+    </w:lvl>
+    <w:lvl w:ilvl="2">
+      <w:start w:val="1"/>
+      <w:numFmt w:val="decimal"/>
+      <w:lvlText w:val="%1.%2.%3."/>
+      <w:lvlJc w:val="left"/>
+      <w:pPr>
+        <w:ind w:left="1224" w:hanging="504"/>
+      </w:pPr>
+    </w:lvl>
+    <w:lvl w:ilvl="3">
+      <w:start w:val="1"/>
+      <w:numFmt w:val="decimal"/>
+      <w:lvlText w:val="%1.%2.%3.%4."/>
+      <w:lvlJc w:val="left"/>
+      <w:pPr>
+        <w:ind w:left="1728" w:hanging="648"/>
+      </w:pPr>
+    </w:lvl>
+    <w:lvl w:ilvl="4">
+      <w:start w:val="1"/>
+      <w:numFmt w:val="decimal"/>
+      <w:lvlText w:val="%1.%2.%3.%4.%5."/>
+      <w:lvlJc w:val="left"/>
+      <w:pPr>
+        <w:ind w:left="2232" w:hanging="792"/>
+      </w:pPr>
+    </w:lvl>
+    <w:lvl w:ilvl="5">
+      <w:start w:val="1"/>
+      <w:numFmt w:val="decimal"/>
+      <w:lvlText w:val="%1.%2.%3.%4.%5.%6."/>
+      <w:lvlJc w:val="left"/>
+      <w:pPr>
+        <w:ind w:left="2736" w:hanging="936"/>
+      </w:pPr>
+    </w:lvl>
+    <w:lvl w:ilvl="6">
+      <w:start w:val="1"/>
+      <w:numFmt w:val="decimal"/>
+      <w:lvlText w:val="%1.%2.%3.%4.%5.%6.%7."/>
+      <w:lvlJc w:val="left"/>
+      <w:pPr>
+        <w:ind w:left="3240" w:hanging="1080"/>
+      </w:pPr>
+    </w:lvl>
+    <w:lvl w:ilvl="7">
+      <w:start w:val="1"/>
+      <w:numFmt w:val="decimal"/>
+      <w:lvlText w:val="%1.%2.%3.%4.%5.%6.%7.%8."/>
+      <w:lvlJc w:val="left"/>
+      <w:pPr>
+        <w:ind w:left="3744" w:hanging="1224"/>
+      </w:pPr>
+    </w:lvl>
+    <w:lvl w:ilvl="8">
+      <w:start w:val="1"/>
+      <w:numFmt w:val="decimal"/>
+      <w:lvlText w:val="%1.%2.%3.%4.%5.%6.%7.%8.%9."/>
+      <w:lvlJc w:val="left"/>
+      <w:pPr>
+        <w:ind w:left="4320" w:hanging="1440"/>
+      </w:pPr>
+    </w:lvl>
+  </w:abstractNum>
   <w:num w:numId="1" w16cid:durableId="477914684">
-    <w:abstractNumId w:val="40"/>
+    <w:abstractNumId w:val="51"/>
   </w:num>
   <w:num w:numId="2" w16cid:durableId="1102722950">
-    <w:abstractNumId w:val="45"/>
+    <w:abstractNumId w:val="57"/>
   </w:num>
   <w:num w:numId="3" w16cid:durableId="1587685630">
-    <w:abstractNumId w:val="44"/>
+    <w:abstractNumId w:val="56"/>
   </w:num>
   <w:num w:numId="4" w16cid:durableId="607736040">
-    <w:abstractNumId w:val="22"/>
+    <w:abstractNumId w:val="28"/>
   </w:num>
   <w:num w:numId="5" w16cid:durableId="576013889">
     <w:abstractNumId w:val="1"/>
   </w:num>
   <w:num w:numId="6" w16cid:durableId="1138378299">
-    <w:abstractNumId w:val="55"/>
+    <w:abstractNumId w:val="72"/>
   </w:num>
   <w:num w:numId="7" w16cid:durableId="1755086100">
-    <w:abstractNumId w:val="24"/>
+    <w:abstractNumId w:val="32"/>
   </w:num>
   <w:num w:numId="8" w16cid:durableId="12269446">
-    <w:abstractNumId w:val="37"/>
+    <w:abstractNumId w:val="48"/>
   </w:num>
   <w:num w:numId="9" w16cid:durableId="1012802108">
+    <w:abstractNumId w:val="6"/>
+  </w:num>
+  <w:num w:numId="10" w16cid:durableId="263000947">
+    <w:abstractNumId w:val="60"/>
+  </w:num>
+  <w:num w:numId="11" w16cid:durableId="1886019950">
     <w:abstractNumId w:val="5"/>
   </w:num>
-  <w:num w:numId="10" w16cid:durableId="263000947">
-    <w:abstractNumId w:val="48"/>
-  </w:num>
-  <w:num w:numId="11" w16cid:durableId="1886019950">
-    <w:abstractNumId w:val="4"/>
-  </w:num>
   <w:num w:numId="12" w16cid:durableId="1661082805">
-    <w:abstractNumId w:val="8"/>
+    <w:abstractNumId w:val="9"/>
   </w:num>
   <w:num w:numId="13" w16cid:durableId="66612287">
-    <w:abstractNumId w:val="6"/>
+    <w:abstractNumId w:val="7"/>
   </w:num>
   <w:num w:numId="14" w16cid:durableId="1369717773">
-    <w:abstractNumId w:val="54"/>
+    <w:abstractNumId w:val="71"/>
   </w:num>
   <w:num w:numId="15" w16cid:durableId="49430305">
-    <w:abstractNumId w:val="25"/>
+    <w:abstractNumId w:val="33"/>
   </w:num>
   <w:num w:numId="16" w16cid:durableId="1458335343">
-    <w:abstractNumId w:val="51"/>
+    <w:abstractNumId w:val="64"/>
   </w:num>
   <w:num w:numId="17" w16cid:durableId="1118985025">
     <w:abstractNumId w:val="0"/>
   </w:num>
   <w:num w:numId="18" w16cid:durableId="1501501156">
-    <w:abstractNumId w:val="26"/>
+    <w:abstractNumId w:val="34"/>
   </w:num>
   <w:num w:numId="19" w16cid:durableId="2144927756">
-    <w:abstractNumId w:val="42"/>
+    <w:abstractNumId w:val="54"/>
   </w:num>
   <w:num w:numId="20" w16cid:durableId="1457023640">
-    <w:abstractNumId w:val="27"/>
+    <w:abstractNumId w:val="35"/>
   </w:num>
   <w:num w:numId="21" w16cid:durableId="703136961">
+    <w:abstractNumId w:val="22"/>
+  </w:num>
+  <w:num w:numId="22" w16cid:durableId="940794712">
+    <w:abstractNumId w:val="10"/>
+  </w:num>
+  <w:num w:numId="23" w16cid:durableId="925960883">
+    <w:abstractNumId w:val="4"/>
+  </w:num>
+  <w:num w:numId="24" w16cid:durableId="868837131">
     <w:abstractNumId w:val="18"/>
   </w:num>
-  <w:num w:numId="22" w16cid:durableId="940794712">
-    <w:abstractNumId w:val="9"/>
-  </w:num>
-  <w:num w:numId="23" w16cid:durableId="925960883">
-    <w:abstractNumId w:val="3"/>
-  </w:num>
-  <w:num w:numId="24" w16cid:durableId="868837131">
-    <w:abstractNumId w:val="14"/>
-  </w:num>
   <w:num w:numId="25" w16cid:durableId="1841433784">
-    <w:abstractNumId w:val="38"/>
+    <w:abstractNumId w:val="49"/>
   </w:num>
   <w:num w:numId="26" w16cid:durableId="904875051">
-    <w:abstractNumId w:val="15"/>
+    <w:abstractNumId w:val="19"/>
   </w:num>
   <w:num w:numId="27" w16cid:durableId="2062947571">
-    <w:abstractNumId w:val="31"/>
+    <w:abstractNumId w:val="40"/>
   </w:num>
   <w:num w:numId="28" w16cid:durableId="1899776725">
-    <w:abstractNumId w:val="41"/>
+    <w:abstractNumId w:val="52"/>
   </w:num>
   <w:num w:numId="29" w16cid:durableId="1652560762">
-    <w:abstractNumId w:val="50"/>
+    <w:abstractNumId w:val="63"/>
   </w:num>
   <w:num w:numId="30" w16cid:durableId="1776171644">
-    <w:abstractNumId w:val="30"/>
+    <w:abstractNumId w:val="39"/>
   </w:num>
   <w:num w:numId="31" w16cid:durableId="1100443408">
-    <w:abstractNumId w:val="46"/>
+    <w:abstractNumId w:val="58"/>
   </w:num>
   <w:num w:numId="32" w16cid:durableId="1461991983">
     <w:abstractNumId w:val="2"/>
   </w:num>
   <w:num w:numId="33" w16cid:durableId="1566182328">
+    <w:abstractNumId w:val="12"/>
+  </w:num>
+  <w:num w:numId="34" w16cid:durableId="236405507">
+    <w:abstractNumId w:val="38"/>
+  </w:num>
+  <w:num w:numId="35" w16cid:durableId="1945117131">
+    <w:abstractNumId w:val="17"/>
+  </w:num>
+  <w:num w:numId="36" w16cid:durableId="1735350333">
+    <w:abstractNumId w:val="50"/>
+  </w:num>
+  <w:num w:numId="37" w16cid:durableId="1358580826">
+    <w:abstractNumId w:val="59"/>
+  </w:num>
+  <w:num w:numId="38" w16cid:durableId="507869572">
+    <w:abstractNumId w:val="55"/>
+  </w:num>
+  <w:num w:numId="39" w16cid:durableId="2047169788">
+    <w:abstractNumId w:val="31"/>
+  </w:num>
+  <w:num w:numId="40" w16cid:durableId="676923970">
+    <w:abstractNumId w:val="24"/>
+  </w:num>
+  <w:num w:numId="41" w16cid:durableId="1758937193">
+    <w:abstractNumId w:val="46"/>
+  </w:num>
+  <w:num w:numId="42" w16cid:durableId="1402558906">
+    <w:abstractNumId w:val="73"/>
+  </w:num>
+  <w:num w:numId="43" w16cid:durableId="1800025111">
+    <w:abstractNumId w:val="21"/>
+  </w:num>
+  <w:num w:numId="44" w16cid:durableId="213738190">
+    <w:abstractNumId w:val="45"/>
+  </w:num>
+  <w:num w:numId="45" w16cid:durableId="140078397">
+    <w:abstractNumId w:val="20"/>
+  </w:num>
+  <w:num w:numId="46" w16cid:durableId="615601195">
+    <w:abstractNumId w:val="44"/>
+  </w:num>
+  <w:num w:numId="47" w16cid:durableId="1081415153">
+    <w:abstractNumId w:val="68"/>
+  </w:num>
+  <w:num w:numId="48" w16cid:durableId="1899050571">
+    <w:abstractNumId w:val="26"/>
+  </w:num>
+  <w:num w:numId="49" w16cid:durableId="1896701252">
+    <w:abstractNumId w:val="36"/>
+  </w:num>
+  <w:num w:numId="50" w16cid:durableId="1574007981">
+    <w:abstractNumId w:val="70"/>
+  </w:num>
+  <w:num w:numId="51" w16cid:durableId="314115526">
+    <w:abstractNumId w:val="62"/>
+  </w:num>
+  <w:num w:numId="52" w16cid:durableId="1462917306">
+    <w:abstractNumId w:val="16"/>
+  </w:num>
+  <w:num w:numId="53" w16cid:durableId="1888059083">
     <w:abstractNumId w:val="11"/>
   </w:num>
-  <w:num w:numId="34" w16cid:durableId="236405507">
+  <w:num w:numId="54" w16cid:durableId="2111899314">
+    <w:abstractNumId w:val="43"/>
+  </w:num>
+  <w:num w:numId="55" w16cid:durableId="1955668965">
+    <w:abstractNumId w:val="8"/>
+  </w:num>
+  <w:num w:numId="56" w16cid:durableId="2136484670">
+    <w:abstractNumId w:val="42"/>
+  </w:num>
+  <w:num w:numId="57" w16cid:durableId="14498437">
+    <w:abstractNumId w:val="25"/>
+  </w:num>
+  <w:num w:numId="58" w16cid:durableId="985554143">
+    <w:abstractNumId w:val="61"/>
+  </w:num>
+  <w:num w:numId="59" w16cid:durableId="1497842836">
+    <w:abstractNumId w:val="14"/>
+  </w:num>
+  <w:num w:numId="60" w16cid:durableId="1633560973">
     <w:abstractNumId w:val="29"/>
   </w:num>
-  <w:num w:numId="35" w16cid:durableId="1945117131">
-    <w:abstractNumId w:val="13"/>
+  <w:num w:numId="61" w16cid:durableId="929659786">
+    <w:abstractNumId w:val="37"/>
   </w:num>
-  <w:num w:numId="36" w16cid:durableId="1735350333">
-    <w:abstractNumId w:val="39"/>
+  <w:num w:numId="62" w16cid:durableId="714551463">
+    <w:abstractNumId w:val="30"/>
   </w:num>
-  <w:num w:numId="37" w16cid:durableId="1358580826">
+  <w:num w:numId="63" w16cid:durableId="1259756493">
+    <w:abstractNumId w:val="3"/>
+  </w:num>
+  <w:num w:numId="64" w16cid:durableId="230584310">
     <w:abstractNumId w:val="47"/>
   </w:num>
-  <w:num w:numId="38" w16cid:durableId="507869572">
-    <w:abstractNumId w:val="43"/>
+  <w:num w:numId="65" w16cid:durableId="309990243">
+    <w:abstractNumId w:val="69"/>
   </w:num>
-  <w:num w:numId="39" w16cid:durableId="2047169788">
+  <w:num w:numId="66" w16cid:durableId="1971743412">
+    <w:abstractNumId w:val="67"/>
+  </w:num>
+  <w:num w:numId="67" w16cid:durableId="120811849">
+    <w:abstractNumId w:val="15"/>
+  </w:num>
+  <w:num w:numId="68" w16cid:durableId="533620063">
+    <w:abstractNumId w:val="41"/>
+  </w:num>
+  <w:num w:numId="69" w16cid:durableId="1090010023">
+    <w:abstractNumId w:val="27"/>
+  </w:num>
+  <w:num w:numId="70" w16cid:durableId="1294480426">
+    <w:abstractNumId w:val="65"/>
+  </w:num>
+  <w:num w:numId="71" w16cid:durableId="694119426">
+    <w:abstractNumId w:val="53"/>
+  </w:num>
+  <w:num w:numId="72" w16cid:durableId="1033455680">
+    <w:abstractNumId w:val="74"/>
+  </w:num>
+  <w:num w:numId="73" w16cid:durableId="830948317">
     <w:abstractNumId w:val="23"/>
   </w:num>
-  <w:num w:numId="40" w16cid:durableId="676923970">
-    <w:abstractNumId w:val="19"/>
+  <w:num w:numId="74" w16cid:durableId="962468307">
+    <w:abstractNumId w:val="66"/>
   </w:num>
-  <w:num w:numId="41" w16cid:durableId="1758937193">
-    <w:abstractNumId w:val="36"/>
-  </w:num>
-  <w:num w:numId="42" w16cid:durableId="1402558906">
-    <w:abstractNumId w:val="56"/>
-  </w:num>
-  <w:num w:numId="43" w16cid:durableId="1800025111">
-    <w:abstractNumId w:val="17"/>
-  </w:num>
-  <w:num w:numId="44" w16cid:durableId="213738190">
-    <w:abstractNumId w:val="35"/>
-  </w:num>
-  <w:num w:numId="45" w16cid:durableId="140078397">
-    <w:abstractNumId w:val="16"/>
-  </w:num>
-  <w:num w:numId="46" w16cid:durableId="615601195">
-    <w:abstractNumId w:val="34"/>
-  </w:num>
-  <w:num w:numId="47" w16cid:durableId="1081415153">
-    <w:abstractNumId w:val="52"/>
-  </w:num>
-  <w:num w:numId="48" w16cid:durableId="1899050571">
-    <w:abstractNumId w:val="21"/>
-  </w:num>
-  <w:num w:numId="49" w16cid:durableId="1896701252">
-    <w:abstractNumId w:val="28"/>
-  </w:num>
-  <w:num w:numId="50" w16cid:durableId="1574007981">
-    <w:abstractNumId w:val="53"/>
-  </w:num>
-  <w:num w:numId="51" w16cid:durableId="314115526">
-    <w:abstractNumId w:val="49"/>
-  </w:num>
-  <w:num w:numId="52" w16cid:durableId="1462917306">
-    <w:abstractNumId w:val="12"/>
-  </w:num>
-  <w:num w:numId="53" w16cid:durableId="1888059083">
-    <w:abstractNumId w:val="10"/>
-  </w:num>
-  <w:num w:numId="54" w16cid:durableId="2111899314">
-    <w:abstractNumId w:val="33"/>
-  </w:num>
-  <w:num w:numId="55" w16cid:durableId="1955668965">
-    <w:abstractNumId w:val="7"/>
-  </w:num>
-  <w:num w:numId="56" w16cid:durableId="2136484670">
-    <w:abstractNumId w:val="32"/>
-  </w:num>
-  <w:num w:numId="57" w16cid:durableId="14498437">
-    <w:abstractNumId w:val="20"/>
+  <w:num w:numId="75" w16cid:durableId="982932359">
+    <w:abstractNumId w:val="13"/>
   </w:num>
 </w:numbering>
 </file>

--- a/ST_M2_Draft.docx
+++ b/ST_M2_Draft.docx
@@ -550,19 +550,14 @@
         <w:p>
           <w:pPr>
             <w:pStyle w:val="TOC1"/>
-            <w:tabs>
-              <w:tab w:val="right" w:leader="dot" w:pos="270"/>
-              <w:tab w:val="right" w:pos="1800"/>
-              <w:tab w:val="right" w:pos="2340"/>
-              <w:tab w:val="right" w:leader="dot" w:pos="6480"/>
-            </w:tabs>
-            <w:ind w:left="1800"/>
+            <w:bidi/>
             <w:rPr>
               <w:rFonts w:eastAsiaTheme="minorEastAsia"/>
               <w:noProof/>
               <w:sz w:val="24"/>
               <w:szCs w:val="24"/>
               <w:rtl/>
+              <w:lang w:val="en-GB" w:eastAsia="en-GB"/>
             </w:rPr>
           </w:pPr>
           <w:r>
@@ -574,7 +569,7 @@
           <w:r>
             <w:fldChar w:fldCharType="separate"/>
           </w:r>
-          <w:hyperlink w:anchor="_Toc226653254" w:history="1">
+          <w:hyperlink w:anchor="_Toc228528402" w:history="1">
             <w:r>
               <w:rPr>
                 <w:rStyle w:val="Hyperlink"/>
@@ -627,7 +622,7 @@
                 <w:noProof/>
                 <w:webHidden/>
               </w:rPr>
-              <w:instrText>Toc226653254 \h</w:instrText>
+              <w:instrText>Toc228528402 \h</w:instrText>
             </w:r>
             <w:r>
               <w:rPr>
@@ -657,7 +652,7 @@
                 <w:noProof/>
                 <w:webHidden/>
               </w:rPr>
-              <w:t>III</w:t>
+              <w:t>IV</w:t>
             </w:r>
             <w:r>
               <w:rPr>
@@ -672,26 +667,20 @@
         <w:p>
           <w:pPr>
             <w:pStyle w:val="TOC1"/>
-            <w:tabs>
-              <w:tab w:val="right" w:leader="dot" w:pos="270"/>
-              <w:tab w:val="right" w:pos="1800"/>
-              <w:tab w:val="right" w:pos="2340"/>
-              <w:tab w:val="right" w:leader="dot" w:pos="6480"/>
-            </w:tabs>
-            <w:ind w:left="1800"/>
+            <w:bidi/>
             <w:rPr>
               <w:rFonts w:eastAsiaTheme="minorEastAsia"/>
               <w:noProof/>
               <w:sz w:val="24"/>
               <w:szCs w:val="24"/>
               <w:rtl/>
+              <w:lang w:val="en-GB" w:eastAsia="en-GB"/>
             </w:rPr>
           </w:pPr>
-          <w:hyperlink w:anchor="_Toc226653255" w:history="1">
+          <w:hyperlink w:anchor="_Toc228528403" w:history="1">
             <w:r>
               <w:rPr>
                 <w:rStyle w:val="Hyperlink"/>
-                <w:rFonts w:asciiTheme="majorBidi" w:hAnsiTheme="majorBidi"/>
                 <w:noProof/>
               </w:rPr>
               <w:t>1.</w:t>
@@ -703,13 +692,13 @@
                 <w:sz w:val="24"/>
                 <w:szCs w:val="24"/>
                 <w:rtl/>
+                <w:lang w:val="en-GB" w:eastAsia="en-GB"/>
               </w:rPr>
               <w:tab/>
             </w:r>
             <w:r>
               <w:rPr>
                 <w:rStyle w:val="Hyperlink"/>
-                <w:rFonts w:asciiTheme="majorBidi" w:hAnsiTheme="majorBidi"/>
                 <w:noProof/>
               </w:rPr>
               <w:t>Introduction</w:t>
@@ -758,7 +747,7 @@
                 <w:noProof/>
                 <w:webHidden/>
               </w:rPr>
-              <w:instrText>Toc226653255 \h</w:instrText>
+              <w:instrText>Toc228528403 \h</w:instrText>
             </w:r>
             <w:r>
               <w:rPr>
@@ -787,6 +776,7 @@
               <w:rPr>
                 <w:noProof/>
                 <w:webHidden/>
+                <w:rtl/>
               </w:rPr>
               <w:t>1</w:t>
             </w:r>
@@ -804,22 +794,19 @@
           <w:pPr>
             <w:pStyle w:val="TOC2"/>
             <w:tabs>
-              <w:tab w:val="right" w:leader="dot" w:pos="270"/>
-              <w:tab w:val="right" w:pos="1800"/>
-              <w:tab w:val="left" w:pos="2210"/>
-              <w:tab w:val="right" w:pos="2340"/>
-              <w:tab w:val="right" w:leader="dot" w:pos="6480"/>
+              <w:tab w:val="left" w:pos="1680"/>
             </w:tabs>
-            <w:ind w:left="1800"/>
+            <w:bidi/>
             <w:rPr>
               <w:rFonts w:eastAsiaTheme="minorEastAsia"/>
               <w:noProof/>
               <w:sz w:val="24"/>
               <w:szCs w:val="24"/>
               <w:rtl/>
+              <w:lang w:val="en-GB" w:eastAsia="en-GB"/>
             </w:rPr>
           </w:pPr>
-          <w:hyperlink w:anchor="_Toc226653256" w:history="1">
+          <w:hyperlink w:anchor="_Toc228528404" w:history="1">
             <w:r>
               <w:rPr>
                 <w:rStyle w:val="Hyperlink"/>
@@ -835,6 +822,7 @@
                 <w:sz w:val="24"/>
                 <w:szCs w:val="24"/>
                 <w:rtl/>
+                <w:lang w:val="en-GB" w:eastAsia="en-GB"/>
               </w:rPr>
               <w:tab/>
             </w:r>
@@ -890,7 +878,7 @@
                 <w:noProof/>
                 <w:webHidden/>
               </w:rPr>
-              <w:instrText>Toc226653256 \h</w:instrText>
+              <w:instrText>Toc228528404 \h</w:instrText>
             </w:r>
             <w:r>
               <w:rPr>
@@ -919,6 +907,7 @@
               <w:rPr>
                 <w:noProof/>
                 <w:webHidden/>
+                <w:rtl/>
               </w:rPr>
               <w:t>1</w:t>
             </w:r>
@@ -936,22 +925,19 @@
           <w:pPr>
             <w:pStyle w:val="TOC2"/>
             <w:tabs>
-              <w:tab w:val="right" w:leader="dot" w:pos="270"/>
-              <w:tab w:val="right" w:pos="1800"/>
-              <w:tab w:val="left" w:pos="2113"/>
-              <w:tab w:val="right" w:pos="2340"/>
-              <w:tab w:val="right" w:leader="dot" w:pos="6480"/>
+              <w:tab w:val="left" w:pos="1440"/>
             </w:tabs>
-            <w:ind w:left="1800"/>
+            <w:bidi/>
             <w:rPr>
               <w:rFonts w:eastAsiaTheme="minorEastAsia"/>
               <w:noProof/>
               <w:sz w:val="24"/>
               <w:szCs w:val="24"/>
               <w:rtl/>
+              <w:lang w:val="en-GB" w:eastAsia="en-GB"/>
             </w:rPr>
           </w:pPr>
-          <w:hyperlink w:anchor="_Toc226653257" w:history="1">
+          <w:hyperlink w:anchor="_Toc228528405" w:history="1">
             <w:r>
               <w:rPr>
                 <w:rStyle w:val="Hyperlink"/>
@@ -967,6 +953,7 @@
                 <w:sz w:val="24"/>
                 <w:szCs w:val="24"/>
                 <w:rtl/>
+                <w:lang w:val="en-GB" w:eastAsia="en-GB"/>
               </w:rPr>
               <w:tab/>
             </w:r>
@@ -1022,7 +1009,7 @@
                 <w:noProof/>
                 <w:webHidden/>
               </w:rPr>
-              <w:instrText>Toc226653257 \h</w:instrText>
+              <w:instrText>Toc228528405 \h</w:instrText>
             </w:r>
             <w:r>
               <w:rPr>
@@ -1051,6 +1038,7 @@
               <w:rPr>
                 <w:noProof/>
                 <w:webHidden/>
+                <w:rtl/>
               </w:rPr>
               <w:t>1</w:t>
             </w:r>
@@ -1068,22 +1056,19 @@
           <w:pPr>
             <w:pStyle w:val="TOC2"/>
             <w:tabs>
-              <w:tab w:val="right" w:leader="dot" w:pos="270"/>
-              <w:tab w:val="right" w:pos="1800"/>
-              <w:tab w:val="right" w:pos="2340"/>
-              <w:tab w:val="left" w:pos="3151"/>
-              <w:tab w:val="right" w:leader="dot" w:pos="6480"/>
+              <w:tab w:val="left" w:pos="2431"/>
             </w:tabs>
-            <w:ind w:left="1800"/>
+            <w:bidi/>
             <w:rPr>
               <w:rFonts w:eastAsiaTheme="minorEastAsia"/>
               <w:noProof/>
               <w:sz w:val="24"/>
               <w:szCs w:val="24"/>
               <w:rtl/>
+              <w:lang w:val="en-GB" w:eastAsia="en-GB"/>
             </w:rPr>
           </w:pPr>
-          <w:hyperlink w:anchor="_Toc226653258" w:history="1">
+          <w:hyperlink w:anchor="_Toc228528406" w:history="1">
             <w:r>
               <w:rPr>
                 <w:rStyle w:val="Hyperlink"/>
@@ -1100,6 +1085,7 @@
                 <w:sz w:val="24"/>
                 <w:szCs w:val="24"/>
                 <w:rtl/>
+                <w:lang w:val="en-GB" w:eastAsia="en-GB"/>
               </w:rPr>
               <w:tab/>
             </w:r>
@@ -1155,7 +1141,7 @@
                 <w:noProof/>
                 <w:webHidden/>
               </w:rPr>
-              <w:instrText>Toc226653258 \h</w:instrText>
+              <w:instrText>Toc228528406 \h</w:instrText>
             </w:r>
             <w:r>
               <w:rPr>
@@ -1184,6 +1170,7 @@
               <w:rPr>
                 <w:noProof/>
                 <w:webHidden/>
+                <w:rtl/>
               </w:rPr>
               <w:t>1</w:t>
             </w:r>
@@ -1201,22 +1188,19 @@
           <w:pPr>
             <w:pStyle w:val="TOC2"/>
             <w:tabs>
-              <w:tab w:val="right" w:leader="dot" w:pos="270"/>
-              <w:tab w:val="right" w:pos="1800"/>
-              <w:tab w:val="left" w:pos="2076"/>
-              <w:tab w:val="right" w:pos="2340"/>
-              <w:tab w:val="right" w:leader="dot" w:pos="6480"/>
+              <w:tab w:val="left" w:pos="1440"/>
             </w:tabs>
-            <w:ind w:left="1800"/>
+            <w:bidi/>
             <w:rPr>
               <w:rFonts w:eastAsiaTheme="minorEastAsia"/>
               <w:noProof/>
               <w:sz w:val="24"/>
               <w:szCs w:val="24"/>
               <w:rtl/>
+              <w:lang w:val="en-GB" w:eastAsia="en-GB"/>
             </w:rPr>
           </w:pPr>
-          <w:hyperlink w:anchor="_Toc226653259" w:history="1">
+          <w:hyperlink w:anchor="_Toc228528407" w:history="1">
             <w:r>
               <w:rPr>
                 <w:rStyle w:val="Hyperlink"/>
@@ -1232,6 +1216,7 @@
                 <w:sz w:val="24"/>
                 <w:szCs w:val="24"/>
                 <w:rtl/>
+                <w:lang w:val="en-GB" w:eastAsia="en-GB"/>
               </w:rPr>
               <w:tab/>
             </w:r>
@@ -1287,7 +1272,7 @@
                 <w:noProof/>
                 <w:webHidden/>
               </w:rPr>
-              <w:instrText>Toc226653259 \h</w:instrText>
+              <w:instrText>Toc228528407 \h</w:instrText>
             </w:r>
             <w:r>
               <w:rPr>
@@ -1316,6 +1301,7 @@
               <w:rPr>
                 <w:noProof/>
                 <w:webHidden/>
+                <w:rtl/>
               </w:rPr>
               <w:t>2</w:t>
             </w:r>
@@ -1332,26 +1318,20 @@
         <w:p>
           <w:pPr>
             <w:pStyle w:val="TOC1"/>
-            <w:tabs>
-              <w:tab w:val="right" w:leader="dot" w:pos="270"/>
-              <w:tab w:val="right" w:pos="1800"/>
-              <w:tab w:val="right" w:pos="2340"/>
-              <w:tab w:val="right" w:leader="dot" w:pos="6480"/>
-            </w:tabs>
-            <w:ind w:left="1800"/>
+            <w:bidi/>
             <w:rPr>
               <w:rFonts w:eastAsiaTheme="minorEastAsia"/>
               <w:noProof/>
               <w:sz w:val="24"/>
               <w:szCs w:val="24"/>
               <w:rtl/>
+              <w:lang w:val="en-GB" w:eastAsia="en-GB"/>
             </w:rPr>
           </w:pPr>
-          <w:hyperlink w:anchor="_Toc226653260" w:history="1">
+          <w:hyperlink w:anchor="_Toc228528408" w:history="1">
             <w:r>
               <w:rPr>
                 <w:rStyle w:val="Hyperlink"/>
-                <w:rFonts w:asciiTheme="majorBidi" w:hAnsiTheme="majorBidi"/>
                 <w:noProof/>
                 <w:rtl/>
               </w:rPr>
@@ -1364,13 +1344,13 @@
                 <w:sz w:val="24"/>
                 <w:szCs w:val="24"/>
                 <w:rtl/>
+                <w:lang w:val="en-GB" w:eastAsia="en-GB"/>
               </w:rPr>
               <w:tab/>
             </w:r>
             <w:r>
               <w:rPr>
                 <w:rStyle w:val="Hyperlink"/>
-                <w:rFonts w:asciiTheme="majorBidi" w:hAnsiTheme="majorBidi"/>
                 <w:noProof/>
               </w:rPr>
               <w:t>Literature Review</w:t>
@@ -1419,7 +1399,7 @@
                 <w:noProof/>
                 <w:webHidden/>
               </w:rPr>
-              <w:instrText>Toc226653260 \h</w:instrText>
+              <w:instrText>Toc228528408 \h</w:instrText>
             </w:r>
             <w:r>
               <w:rPr>
@@ -1448,6 +1428,7 @@
               <w:rPr>
                 <w:noProof/>
                 <w:webHidden/>
+                <w:rtl/>
               </w:rPr>
               <w:t>2</w:t>
             </w:r>
@@ -1464,26 +1445,20 @@
         <w:p>
           <w:pPr>
             <w:pStyle w:val="TOC1"/>
-            <w:tabs>
-              <w:tab w:val="right" w:leader="dot" w:pos="270"/>
-              <w:tab w:val="right" w:pos="1800"/>
-              <w:tab w:val="right" w:pos="2340"/>
-              <w:tab w:val="right" w:leader="dot" w:pos="6480"/>
-            </w:tabs>
-            <w:ind w:left="1800"/>
+            <w:bidi/>
             <w:rPr>
               <w:rFonts w:eastAsiaTheme="minorEastAsia"/>
               <w:noProof/>
               <w:sz w:val="24"/>
               <w:szCs w:val="24"/>
               <w:rtl/>
+              <w:lang w:val="en-GB" w:eastAsia="en-GB"/>
             </w:rPr>
           </w:pPr>
-          <w:hyperlink w:anchor="_Toc226653261" w:history="1">
+          <w:hyperlink w:anchor="_Toc228528409" w:history="1">
             <w:r>
               <w:rPr>
                 <w:rStyle w:val="Hyperlink"/>
-                <w:rFonts w:asciiTheme="majorBidi" w:hAnsiTheme="majorBidi"/>
                 <w:noProof/>
               </w:rPr>
               <w:t>3.</w:t>
@@ -1495,13 +1470,13 @@
                 <w:sz w:val="24"/>
                 <w:szCs w:val="24"/>
                 <w:rtl/>
+                <w:lang w:val="en-GB" w:eastAsia="en-GB"/>
               </w:rPr>
               <w:tab/>
             </w:r>
             <w:r>
               <w:rPr>
                 <w:rStyle w:val="Hyperlink"/>
-                <w:rFonts w:asciiTheme="majorBidi" w:hAnsiTheme="majorBidi"/>
                 <w:noProof/>
               </w:rPr>
               <w:t>Core Contribution</w:t>
@@ -1550,7 +1525,7 @@
                 <w:noProof/>
                 <w:webHidden/>
               </w:rPr>
-              <w:instrText>Toc226653261 \h</w:instrText>
+              <w:instrText>Toc228528409 \h</w:instrText>
             </w:r>
             <w:r>
               <w:rPr>
@@ -1579,6 +1554,7 @@
               <w:rPr>
                 <w:noProof/>
                 <w:webHidden/>
+                <w:rtl/>
               </w:rPr>
               <w:t>6</w:t>
             </w:r>
@@ -1595,58 +1571,35 @@
         <w:p>
           <w:pPr>
             <w:pStyle w:val="TOC1"/>
-            <w:tabs>
-              <w:tab w:val="right" w:leader="dot" w:pos="270"/>
-              <w:tab w:val="right" w:pos="1800"/>
-              <w:tab w:val="right" w:pos="2340"/>
-              <w:tab w:val="right" w:leader="dot" w:pos="6480"/>
-            </w:tabs>
-            <w:ind w:left="1800"/>
+            <w:bidi/>
             <w:rPr>
               <w:rFonts w:eastAsiaTheme="minorEastAsia"/>
               <w:noProof/>
               <w:sz w:val="24"/>
               <w:szCs w:val="24"/>
               <w:rtl/>
+              <w:lang w:val="en-GB" w:eastAsia="en-GB"/>
             </w:rPr>
           </w:pPr>
-          <w:hyperlink w:anchor="_Toc226653262" w:history="1">
+          <w:hyperlink w:anchor="_Toc228528410" w:history="1">
             <w:r>
               <w:rPr>
                 <w:rStyle w:val="Hyperlink"/>
-                <w:rFonts w:asciiTheme="majorBidi" w:hAnsiTheme="majorBidi"/>
-                <w:noProof/>
-              </w:rPr>
-              <w:t>4.</w:t>
-            </w:r>
-            <w:r>
-              <w:rPr>
-                <w:rFonts w:eastAsiaTheme="minorEastAsia"/>
-                <w:noProof/>
-                <w:sz w:val="24"/>
-                <w:szCs w:val="24"/>
+                <w:noProof/>
+                <w:lang w:val="en-GB"/>
+              </w:rPr>
+              <w:t>1. Introduction (Very Brief)</w:t>
+            </w:r>
+            <w:r>
+              <w:rPr>
+                <w:noProof/>
+                <w:webHidden/>
                 <w:rtl/>
               </w:rPr>
               <w:tab/>
             </w:r>
             <w:r>
               <w:rPr>
-                <w:rStyle w:val="Hyperlink"/>
-                <w:rFonts w:asciiTheme="majorBidi" w:hAnsiTheme="majorBidi"/>
-                <w:noProof/>
-              </w:rPr>
-              <w:t>Conclusion</w:t>
-            </w:r>
-            <w:r>
-              <w:rPr>
-                <w:noProof/>
-                <w:webHidden/>
-                <w:rtl/>
-              </w:rPr>
-              <w:tab/>
-            </w:r>
-            <w:r>
-              <w:rPr>
                 <w:noProof/>
                 <w:webHidden/>
                 <w:rtl/>
@@ -1681,7 +1634,7 @@
                 <w:noProof/>
                 <w:webHidden/>
               </w:rPr>
-              <w:instrText>Toc226653262 \h</w:instrText>
+              <w:instrText>Toc228528410 \h</w:instrText>
             </w:r>
             <w:r>
               <w:rPr>
@@ -1710,6 +1663,7 @@
               <w:rPr>
                 <w:noProof/>
                 <w:webHidden/>
+                <w:rtl/>
               </w:rPr>
               <w:t>6</w:t>
             </w:r>
@@ -1726,29 +1680,241 @@
         <w:p>
           <w:pPr>
             <w:pStyle w:val="TOC1"/>
-            <w:tabs>
-              <w:tab w:val="right" w:leader="dot" w:pos="270"/>
-              <w:tab w:val="right" w:pos="1800"/>
-              <w:tab w:val="right" w:pos="2340"/>
-              <w:tab w:val="right" w:leader="dot" w:pos="6480"/>
-            </w:tabs>
-            <w:ind w:left="1800"/>
+            <w:bidi/>
             <w:rPr>
               <w:rFonts w:eastAsiaTheme="minorEastAsia"/>
               <w:noProof/>
               <w:sz w:val="24"/>
               <w:szCs w:val="24"/>
               <w:rtl/>
+              <w:lang w:val="en-GB" w:eastAsia="en-GB"/>
             </w:rPr>
           </w:pPr>
-          <w:hyperlink w:anchor="_Toc226653263" w:history="1">
+          <w:hyperlink w:anchor="_Toc228528411" w:history="1">
             <w:r>
               <w:rPr>
                 <w:rStyle w:val="Hyperlink"/>
-                <w:rFonts w:asciiTheme="majorBidi" w:hAnsiTheme="majorBidi"/>
-                <w:noProof/>
-              </w:rPr>
-              <w:t>5.</w:t>
+                <w:noProof/>
+                <w:lang w:val="en-GB"/>
+              </w:rPr>
+              <w:t>2. Problem Formulation</w:t>
+            </w:r>
+            <w:r>
+              <w:rPr>
+                <w:noProof/>
+                <w:webHidden/>
+                <w:rtl/>
+              </w:rPr>
+              <w:tab/>
+            </w:r>
+            <w:r>
+              <w:rPr>
+                <w:noProof/>
+                <w:webHidden/>
+                <w:rtl/>
+              </w:rPr>
+              <w:fldChar w:fldCharType="begin"/>
+            </w:r>
+            <w:r>
+              <w:rPr>
+                <w:noProof/>
+                <w:webHidden/>
+                <w:rtl/>
+              </w:rPr>
+              <w:instrText xml:space="preserve"> </w:instrText>
+            </w:r>
+            <w:r>
+              <w:rPr>
+                <w:noProof/>
+                <w:webHidden/>
+              </w:rPr>
+              <w:instrText>PAGEREF</w:instrText>
+            </w:r>
+            <w:r>
+              <w:rPr>
+                <w:noProof/>
+                <w:webHidden/>
+                <w:rtl/>
+              </w:rPr>
+              <w:instrText xml:space="preserve"> _</w:instrText>
+            </w:r>
+            <w:r>
+              <w:rPr>
+                <w:noProof/>
+                <w:webHidden/>
+              </w:rPr>
+              <w:instrText>Toc228528411 \h</w:instrText>
+            </w:r>
+            <w:r>
+              <w:rPr>
+                <w:noProof/>
+                <w:webHidden/>
+                <w:rtl/>
+              </w:rPr>
+              <w:instrText xml:space="preserve"> </w:instrText>
+            </w:r>
+            <w:r>
+              <w:rPr>
+                <w:noProof/>
+                <w:webHidden/>
+                <w:rtl/>
+              </w:rPr>
+            </w:r>
+            <w:r>
+              <w:rPr>
+                <w:noProof/>
+                <w:webHidden/>
+                <w:rtl/>
+              </w:rPr>
+              <w:fldChar w:fldCharType="separate"/>
+            </w:r>
+            <w:r>
+              <w:rPr>
+                <w:noProof/>
+                <w:webHidden/>
+                <w:rtl/>
+              </w:rPr>
+              <w:t>7</w:t>
+            </w:r>
+            <w:r>
+              <w:rPr>
+                <w:noProof/>
+                <w:webHidden/>
+                <w:rtl/>
+              </w:rPr>
+              <w:fldChar w:fldCharType="end"/>
+            </w:r>
+          </w:hyperlink>
+        </w:p>
+        <w:p>
+          <w:pPr>
+            <w:pStyle w:val="TOC1"/>
+            <w:bidi/>
+            <w:rPr>
+              <w:rFonts w:eastAsiaTheme="minorEastAsia"/>
+              <w:noProof/>
+              <w:sz w:val="24"/>
+              <w:szCs w:val="24"/>
+              <w:rtl/>
+              <w:lang w:val="en-GB" w:eastAsia="en-GB"/>
+            </w:rPr>
+          </w:pPr>
+          <w:hyperlink w:anchor="_Toc228528412" w:history="1">
+            <w:r>
+              <w:rPr>
+                <w:rStyle w:val="Hyperlink"/>
+                <w:noProof/>
+                <w:lang w:val="en-GB"/>
+              </w:rPr>
+              <w:t>3.Proposed Method / Approach</w:t>
+            </w:r>
+            <w:r>
+              <w:rPr>
+                <w:noProof/>
+                <w:webHidden/>
+                <w:rtl/>
+              </w:rPr>
+              <w:tab/>
+            </w:r>
+            <w:r>
+              <w:rPr>
+                <w:noProof/>
+                <w:webHidden/>
+                <w:rtl/>
+              </w:rPr>
+              <w:fldChar w:fldCharType="begin"/>
+            </w:r>
+            <w:r>
+              <w:rPr>
+                <w:noProof/>
+                <w:webHidden/>
+                <w:rtl/>
+              </w:rPr>
+              <w:instrText xml:space="preserve"> </w:instrText>
+            </w:r>
+            <w:r>
+              <w:rPr>
+                <w:noProof/>
+                <w:webHidden/>
+              </w:rPr>
+              <w:instrText>PAGEREF</w:instrText>
+            </w:r>
+            <w:r>
+              <w:rPr>
+                <w:noProof/>
+                <w:webHidden/>
+                <w:rtl/>
+              </w:rPr>
+              <w:instrText xml:space="preserve"> _</w:instrText>
+            </w:r>
+            <w:r>
+              <w:rPr>
+                <w:noProof/>
+                <w:webHidden/>
+              </w:rPr>
+              <w:instrText>Toc228528412 \h</w:instrText>
+            </w:r>
+            <w:r>
+              <w:rPr>
+                <w:noProof/>
+                <w:webHidden/>
+                <w:rtl/>
+              </w:rPr>
+              <w:instrText xml:space="preserve"> </w:instrText>
+            </w:r>
+            <w:r>
+              <w:rPr>
+                <w:noProof/>
+                <w:webHidden/>
+                <w:rtl/>
+              </w:rPr>
+            </w:r>
+            <w:r>
+              <w:rPr>
+                <w:noProof/>
+                <w:webHidden/>
+                <w:rtl/>
+              </w:rPr>
+              <w:fldChar w:fldCharType="separate"/>
+            </w:r>
+            <w:r>
+              <w:rPr>
+                <w:noProof/>
+                <w:webHidden/>
+                <w:rtl/>
+              </w:rPr>
+              <w:t>8</w:t>
+            </w:r>
+            <w:r>
+              <w:rPr>
+                <w:noProof/>
+                <w:webHidden/>
+                <w:rtl/>
+              </w:rPr>
+              <w:fldChar w:fldCharType="end"/>
+            </w:r>
+          </w:hyperlink>
+        </w:p>
+        <w:p>
+          <w:pPr>
+            <w:pStyle w:val="TOC1"/>
+            <w:bidi/>
+            <w:rPr>
+              <w:rFonts w:eastAsiaTheme="minorEastAsia"/>
+              <w:noProof/>
+              <w:sz w:val="24"/>
+              <w:szCs w:val="24"/>
+              <w:rtl/>
+              <w:lang w:val="en-GB" w:eastAsia="en-GB"/>
+            </w:rPr>
+          </w:pPr>
+          <w:hyperlink w:anchor="_Toc228528413" w:history="1">
+            <w:r>
+              <w:rPr>
+                <w:rStyle w:val="Hyperlink"/>
+                <w:noProof/>
+              </w:rPr>
+              <w:t>4.</w:t>
             </w:r>
             <w:r>
               <w:rPr>
@@ -1757,13 +1923,1675 @@
                 <w:sz w:val="24"/>
                 <w:szCs w:val="24"/>
                 <w:rtl/>
+                <w:lang w:val="en-GB" w:eastAsia="en-GB"/>
               </w:rPr>
               <w:tab/>
             </w:r>
             <w:r>
               <w:rPr>
                 <w:rStyle w:val="Hyperlink"/>
-                <w:rFonts w:asciiTheme="majorBidi" w:hAnsiTheme="majorBidi"/>
+                <w:noProof/>
+              </w:rPr>
+              <w:t>System Design</w:t>
+            </w:r>
+            <w:r>
+              <w:rPr>
+                <w:noProof/>
+                <w:webHidden/>
+                <w:rtl/>
+              </w:rPr>
+              <w:tab/>
+            </w:r>
+            <w:r>
+              <w:rPr>
+                <w:noProof/>
+                <w:webHidden/>
+                <w:rtl/>
+              </w:rPr>
+              <w:fldChar w:fldCharType="begin"/>
+            </w:r>
+            <w:r>
+              <w:rPr>
+                <w:noProof/>
+                <w:webHidden/>
+                <w:rtl/>
+              </w:rPr>
+              <w:instrText xml:space="preserve"> </w:instrText>
+            </w:r>
+            <w:r>
+              <w:rPr>
+                <w:noProof/>
+                <w:webHidden/>
+              </w:rPr>
+              <w:instrText>PAGEREF</w:instrText>
+            </w:r>
+            <w:r>
+              <w:rPr>
+                <w:noProof/>
+                <w:webHidden/>
+                <w:rtl/>
+              </w:rPr>
+              <w:instrText xml:space="preserve"> _</w:instrText>
+            </w:r>
+            <w:r>
+              <w:rPr>
+                <w:noProof/>
+                <w:webHidden/>
+              </w:rPr>
+              <w:instrText>Toc228528413 \h</w:instrText>
+            </w:r>
+            <w:r>
+              <w:rPr>
+                <w:noProof/>
+                <w:webHidden/>
+                <w:rtl/>
+              </w:rPr>
+              <w:instrText xml:space="preserve"> </w:instrText>
+            </w:r>
+            <w:r>
+              <w:rPr>
+                <w:noProof/>
+                <w:webHidden/>
+                <w:rtl/>
+              </w:rPr>
+            </w:r>
+            <w:r>
+              <w:rPr>
+                <w:noProof/>
+                <w:webHidden/>
+                <w:rtl/>
+              </w:rPr>
+              <w:fldChar w:fldCharType="separate"/>
+            </w:r>
+            <w:r>
+              <w:rPr>
+                <w:noProof/>
+                <w:webHidden/>
+                <w:rtl/>
+              </w:rPr>
+              <w:t>9</w:t>
+            </w:r>
+            <w:r>
+              <w:rPr>
+                <w:noProof/>
+                <w:webHidden/>
+                <w:rtl/>
+              </w:rPr>
+              <w:fldChar w:fldCharType="end"/>
+            </w:r>
+          </w:hyperlink>
+        </w:p>
+        <w:p>
+          <w:pPr>
+            <w:pStyle w:val="TOC2"/>
+            <w:tabs>
+              <w:tab w:val="left" w:pos="2387"/>
+            </w:tabs>
+            <w:bidi/>
+            <w:rPr>
+              <w:rFonts w:eastAsiaTheme="minorEastAsia"/>
+              <w:noProof/>
+              <w:sz w:val="24"/>
+              <w:szCs w:val="24"/>
+              <w:rtl/>
+              <w:lang w:val="en-GB" w:eastAsia="en-GB"/>
+            </w:rPr>
+          </w:pPr>
+          <w:hyperlink w:anchor="_Toc228528414" w:history="1">
+            <w:r>
+              <w:rPr>
+                <w:rStyle w:val="Hyperlink"/>
+                <w:noProof/>
+              </w:rPr>
+              <w:t>4.1.</w:t>
+            </w:r>
+            <w:r>
+              <w:rPr>
+                <w:rFonts w:eastAsiaTheme="minorEastAsia"/>
+                <w:noProof/>
+                <w:sz w:val="24"/>
+                <w:szCs w:val="24"/>
+                <w:rtl/>
+                <w:lang w:val="en-GB" w:eastAsia="en-GB"/>
+              </w:rPr>
+              <w:tab/>
+            </w:r>
+            <w:r>
+              <w:rPr>
+                <w:rStyle w:val="Hyperlink"/>
+                <w:noProof/>
+              </w:rPr>
+              <w:t>architecture diagram</w:t>
+            </w:r>
+            <w:r>
+              <w:rPr>
+                <w:noProof/>
+                <w:webHidden/>
+                <w:rtl/>
+              </w:rPr>
+              <w:tab/>
+            </w:r>
+            <w:r>
+              <w:rPr>
+                <w:noProof/>
+                <w:webHidden/>
+                <w:rtl/>
+              </w:rPr>
+              <w:fldChar w:fldCharType="begin"/>
+            </w:r>
+            <w:r>
+              <w:rPr>
+                <w:noProof/>
+                <w:webHidden/>
+                <w:rtl/>
+              </w:rPr>
+              <w:instrText xml:space="preserve"> </w:instrText>
+            </w:r>
+            <w:r>
+              <w:rPr>
+                <w:noProof/>
+                <w:webHidden/>
+              </w:rPr>
+              <w:instrText>PAGEREF</w:instrText>
+            </w:r>
+            <w:r>
+              <w:rPr>
+                <w:noProof/>
+                <w:webHidden/>
+                <w:rtl/>
+              </w:rPr>
+              <w:instrText xml:space="preserve"> _</w:instrText>
+            </w:r>
+            <w:r>
+              <w:rPr>
+                <w:noProof/>
+                <w:webHidden/>
+              </w:rPr>
+              <w:instrText>Toc228528414 \h</w:instrText>
+            </w:r>
+            <w:r>
+              <w:rPr>
+                <w:noProof/>
+                <w:webHidden/>
+                <w:rtl/>
+              </w:rPr>
+              <w:instrText xml:space="preserve"> </w:instrText>
+            </w:r>
+            <w:r>
+              <w:rPr>
+                <w:noProof/>
+                <w:webHidden/>
+                <w:rtl/>
+              </w:rPr>
+            </w:r>
+            <w:r>
+              <w:rPr>
+                <w:noProof/>
+                <w:webHidden/>
+                <w:rtl/>
+              </w:rPr>
+              <w:fldChar w:fldCharType="separate"/>
+            </w:r>
+            <w:r>
+              <w:rPr>
+                <w:noProof/>
+                <w:webHidden/>
+                <w:rtl/>
+              </w:rPr>
+              <w:t>9</w:t>
+            </w:r>
+            <w:r>
+              <w:rPr>
+                <w:noProof/>
+                <w:webHidden/>
+                <w:rtl/>
+              </w:rPr>
+              <w:fldChar w:fldCharType="end"/>
+            </w:r>
+          </w:hyperlink>
+        </w:p>
+        <w:p>
+          <w:pPr>
+            <w:pStyle w:val="TOC2"/>
+            <w:tabs>
+              <w:tab w:val="left" w:pos="2590"/>
+            </w:tabs>
+            <w:bidi/>
+            <w:rPr>
+              <w:rFonts w:eastAsiaTheme="minorEastAsia"/>
+              <w:noProof/>
+              <w:sz w:val="24"/>
+              <w:szCs w:val="24"/>
+              <w:rtl/>
+              <w:lang w:val="en-GB" w:eastAsia="en-GB"/>
+            </w:rPr>
+          </w:pPr>
+          <w:hyperlink w:anchor="_Toc228528415" w:history="1">
+            <w:r>
+              <w:rPr>
+                <w:rStyle w:val="Hyperlink"/>
+                <w:noProof/>
+              </w:rPr>
+              <w:t>4.2.</w:t>
+            </w:r>
+            <w:r>
+              <w:rPr>
+                <w:rFonts w:eastAsiaTheme="minorEastAsia"/>
+                <w:noProof/>
+                <w:sz w:val="24"/>
+                <w:szCs w:val="24"/>
+                <w:rtl/>
+                <w:lang w:val="en-GB" w:eastAsia="en-GB"/>
+              </w:rPr>
+              <w:tab/>
+            </w:r>
+            <w:r>
+              <w:rPr>
+                <w:rStyle w:val="Hyperlink"/>
+                <w:noProof/>
+              </w:rPr>
+              <w:t>Step-by-Step Workflow</w:t>
+            </w:r>
+            <w:r>
+              <w:rPr>
+                <w:noProof/>
+                <w:webHidden/>
+                <w:rtl/>
+              </w:rPr>
+              <w:tab/>
+            </w:r>
+            <w:r>
+              <w:rPr>
+                <w:noProof/>
+                <w:webHidden/>
+                <w:rtl/>
+              </w:rPr>
+              <w:fldChar w:fldCharType="begin"/>
+            </w:r>
+            <w:r>
+              <w:rPr>
+                <w:noProof/>
+                <w:webHidden/>
+                <w:rtl/>
+              </w:rPr>
+              <w:instrText xml:space="preserve"> </w:instrText>
+            </w:r>
+            <w:r>
+              <w:rPr>
+                <w:noProof/>
+                <w:webHidden/>
+              </w:rPr>
+              <w:instrText>PAGEREF</w:instrText>
+            </w:r>
+            <w:r>
+              <w:rPr>
+                <w:noProof/>
+                <w:webHidden/>
+                <w:rtl/>
+              </w:rPr>
+              <w:instrText xml:space="preserve"> _</w:instrText>
+            </w:r>
+            <w:r>
+              <w:rPr>
+                <w:noProof/>
+                <w:webHidden/>
+              </w:rPr>
+              <w:instrText>Toc228528415 \h</w:instrText>
+            </w:r>
+            <w:r>
+              <w:rPr>
+                <w:noProof/>
+                <w:webHidden/>
+                <w:rtl/>
+              </w:rPr>
+              <w:instrText xml:space="preserve"> </w:instrText>
+            </w:r>
+            <w:r>
+              <w:rPr>
+                <w:noProof/>
+                <w:webHidden/>
+                <w:rtl/>
+              </w:rPr>
+            </w:r>
+            <w:r>
+              <w:rPr>
+                <w:noProof/>
+                <w:webHidden/>
+                <w:rtl/>
+              </w:rPr>
+              <w:fldChar w:fldCharType="separate"/>
+            </w:r>
+            <w:r>
+              <w:rPr>
+                <w:noProof/>
+                <w:webHidden/>
+                <w:rtl/>
+              </w:rPr>
+              <w:t>10</w:t>
+            </w:r>
+            <w:r>
+              <w:rPr>
+                <w:noProof/>
+                <w:webHidden/>
+                <w:rtl/>
+              </w:rPr>
+              <w:fldChar w:fldCharType="end"/>
+            </w:r>
+          </w:hyperlink>
+        </w:p>
+        <w:p>
+          <w:pPr>
+            <w:pStyle w:val="TOC1"/>
+            <w:bidi/>
+            <w:rPr>
+              <w:rFonts w:eastAsiaTheme="minorEastAsia"/>
+              <w:noProof/>
+              <w:sz w:val="24"/>
+              <w:szCs w:val="24"/>
+              <w:rtl/>
+              <w:lang w:val="en-GB" w:eastAsia="en-GB"/>
+            </w:rPr>
+          </w:pPr>
+          <w:hyperlink w:anchor="_Toc228528416" w:history="1">
+            <w:r>
+              <w:rPr>
+                <w:rStyle w:val="Hyperlink"/>
+                <w:noProof/>
+              </w:rPr>
+              <w:t>5.</w:t>
+            </w:r>
+            <w:r>
+              <w:rPr>
+                <w:rFonts w:eastAsiaTheme="minorEastAsia"/>
+                <w:noProof/>
+                <w:sz w:val="24"/>
+                <w:szCs w:val="24"/>
+                <w:rtl/>
+                <w:lang w:val="en-GB" w:eastAsia="en-GB"/>
+              </w:rPr>
+              <w:tab/>
+            </w:r>
+            <w:r>
+              <w:rPr>
+                <w:rStyle w:val="Hyperlink"/>
+                <w:noProof/>
+              </w:rPr>
+              <w:t>Dataset</w:t>
+            </w:r>
+            <w:r>
+              <w:rPr>
+                <w:noProof/>
+                <w:webHidden/>
+                <w:rtl/>
+              </w:rPr>
+              <w:tab/>
+            </w:r>
+            <w:r>
+              <w:rPr>
+                <w:noProof/>
+                <w:webHidden/>
+                <w:rtl/>
+              </w:rPr>
+              <w:fldChar w:fldCharType="begin"/>
+            </w:r>
+            <w:r>
+              <w:rPr>
+                <w:noProof/>
+                <w:webHidden/>
+                <w:rtl/>
+              </w:rPr>
+              <w:instrText xml:space="preserve"> </w:instrText>
+            </w:r>
+            <w:r>
+              <w:rPr>
+                <w:noProof/>
+                <w:webHidden/>
+              </w:rPr>
+              <w:instrText>PAGEREF</w:instrText>
+            </w:r>
+            <w:r>
+              <w:rPr>
+                <w:noProof/>
+                <w:webHidden/>
+                <w:rtl/>
+              </w:rPr>
+              <w:instrText xml:space="preserve"> _</w:instrText>
+            </w:r>
+            <w:r>
+              <w:rPr>
+                <w:noProof/>
+                <w:webHidden/>
+              </w:rPr>
+              <w:instrText>Toc228528416 \h</w:instrText>
+            </w:r>
+            <w:r>
+              <w:rPr>
+                <w:noProof/>
+                <w:webHidden/>
+                <w:rtl/>
+              </w:rPr>
+              <w:instrText xml:space="preserve"> </w:instrText>
+            </w:r>
+            <w:r>
+              <w:rPr>
+                <w:noProof/>
+                <w:webHidden/>
+                <w:rtl/>
+              </w:rPr>
+            </w:r>
+            <w:r>
+              <w:rPr>
+                <w:noProof/>
+                <w:webHidden/>
+                <w:rtl/>
+              </w:rPr>
+              <w:fldChar w:fldCharType="separate"/>
+            </w:r>
+            <w:r>
+              <w:rPr>
+                <w:noProof/>
+                <w:webHidden/>
+                <w:rtl/>
+              </w:rPr>
+              <w:t>10</w:t>
+            </w:r>
+            <w:r>
+              <w:rPr>
+                <w:noProof/>
+                <w:webHidden/>
+                <w:rtl/>
+              </w:rPr>
+              <w:fldChar w:fldCharType="end"/>
+            </w:r>
+          </w:hyperlink>
+        </w:p>
+        <w:p>
+          <w:pPr>
+            <w:pStyle w:val="TOC1"/>
+            <w:bidi/>
+            <w:rPr>
+              <w:rFonts w:eastAsiaTheme="minorEastAsia"/>
+              <w:noProof/>
+              <w:sz w:val="24"/>
+              <w:szCs w:val="24"/>
+              <w:rtl/>
+              <w:lang w:val="en-GB" w:eastAsia="en-GB"/>
+            </w:rPr>
+          </w:pPr>
+          <w:hyperlink w:anchor="_Toc228528417" w:history="1">
+            <w:r>
+              <w:rPr>
+                <w:rStyle w:val="Hyperlink"/>
+                <w:noProof/>
+              </w:rPr>
+              <w:t>6.</w:t>
+            </w:r>
+            <w:r>
+              <w:rPr>
+                <w:rFonts w:eastAsiaTheme="minorEastAsia"/>
+                <w:noProof/>
+                <w:sz w:val="24"/>
+                <w:szCs w:val="24"/>
+                <w:rtl/>
+                <w:lang w:val="en-GB" w:eastAsia="en-GB"/>
+              </w:rPr>
+              <w:tab/>
+            </w:r>
+            <w:r>
+              <w:rPr>
+                <w:rStyle w:val="Hyperlink"/>
+                <w:noProof/>
+              </w:rPr>
+              <w:t>Experimental Setup</w:t>
+            </w:r>
+            <w:r>
+              <w:rPr>
+                <w:noProof/>
+                <w:webHidden/>
+                <w:rtl/>
+              </w:rPr>
+              <w:tab/>
+            </w:r>
+            <w:r>
+              <w:rPr>
+                <w:noProof/>
+                <w:webHidden/>
+                <w:rtl/>
+              </w:rPr>
+              <w:fldChar w:fldCharType="begin"/>
+            </w:r>
+            <w:r>
+              <w:rPr>
+                <w:noProof/>
+                <w:webHidden/>
+                <w:rtl/>
+              </w:rPr>
+              <w:instrText xml:space="preserve"> </w:instrText>
+            </w:r>
+            <w:r>
+              <w:rPr>
+                <w:noProof/>
+                <w:webHidden/>
+              </w:rPr>
+              <w:instrText>PAGEREF</w:instrText>
+            </w:r>
+            <w:r>
+              <w:rPr>
+                <w:noProof/>
+                <w:webHidden/>
+                <w:rtl/>
+              </w:rPr>
+              <w:instrText xml:space="preserve"> _</w:instrText>
+            </w:r>
+            <w:r>
+              <w:rPr>
+                <w:noProof/>
+                <w:webHidden/>
+              </w:rPr>
+              <w:instrText>Toc228528417 \h</w:instrText>
+            </w:r>
+            <w:r>
+              <w:rPr>
+                <w:noProof/>
+                <w:webHidden/>
+                <w:rtl/>
+              </w:rPr>
+              <w:instrText xml:space="preserve"> </w:instrText>
+            </w:r>
+            <w:r>
+              <w:rPr>
+                <w:noProof/>
+                <w:webHidden/>
+                <w:rtl/>
+              </w:rPr>
+            </w:r>
+            <w:r>
+              <w:rPr>
+                <w:noProof/>
+                <w:webHidden/>
+                <w:rtl/>
+              </w:rPr>
+              <w:fldChar w:fldCharType="separate"/>
+            </w:r>
+            <w:r>
+              <w:rPr>
+                <w:noProof/>
+                <w:webHidden/>
+                <w:rtl/>
+              </w:rPr>
+              <w:t>11</w:t>
+            </w:r>
+            <w:r>
+              <w:rPr>
+                <w:noProof/>
+                <w:webHidden/>
+                <w:rtl/>
+              </w:rPr>
+              <w:fldChar w:fldCharType="end"/>
+            </w:r>
+          </w:hyperlink>
+        </w:p>
+        <w:p>
+          <w:pPr>
+            <w:pStyle w:val="TOC2"/>
+            <w:tabs>
+              <w:tab w:val="left" w:pos="1680"/>
+            </w:tabs>
+            <w:bidi/>
+            <w:rPr>
+              <w:rFonts w:eastAsiaTheme="minorEastAsia"/>
+              <w:noProof/>
+              <w:sz w:val="24"/>
+              <w:szCs w:val="24"/>
+              <w:rtl/>
+              <w:lang w:val="en-GB" w:eastAsia="en-GB"/>
+            </w:rPr>
+          </w:pPr>
+          <w:hyperlink w:anchor="_Toc228528418" w:history="1">
+            <w:r>
+              <w:rPr>
+                <w:rStyle w:val="Hyperlink"/>
+                <w:noProof/>
+              </w:rPr>
+              <w:t>6.1.</w:t>
+            </w:r>
+            <w:r>
+              <w:rPr>
+                <w:rFonts w:eastAsiaTheme="minorEastAsia"/>
+                <w:noProof/>
+                <w:sz w:val="24"/>
+                <w:szCs w:val="24"/>
+                <w:rtl/>
+                <w:lang w:val="en-GB" w:eastAsia="en-GB"/>
+              </w:rPr>
+              <w:tab/>
+            </w:r>
+            <w:r>
+              <w:rPr>
+                <w:rStyle w:val="Hyperlink"/>
+                <w:noProof/>
+              </w:rPr>
+              <w:t>Tools Used</w:t>
+            </w:r>
+            <w:r>
+              <w:rPr>
+                <w:noProof/>
+                <w:webHidden/>
+                <w:rtl/>
+              </w:rPr>
+              <w:tab/>
+            </w:r>
+            <w:r>
+              <w:rPr>
+                <w:noProof/>
+                <w:webHidden/>
+                <w:rtl/>
+              </w:rPr>
+              <w:fldChar w:fldCharType="begin"/>
+            </w:r>
+            <w:r>
+              <w:rPr>
+                <w:noProof/>
+                <w:webHidden/>
+                <w:rtl/>
+              </w:rPr>
+              <w:instrText xml:space="preserve"> </w:instrText>
+            </w:r>
+            <w:r>
+              <w:rPr>
+                <w:noProof/>
+                <w:webHidden/>
+              </w:rPr>
+              <w:instrText>PAGEREF</w:instrText>
+            </w:r>
+            <w:r>
+              <w:rPr>
+                <w:noProof/>
+                <w:webHidden/>
+                <w:rtl/>
+              </w:rPr>
+              <w:instrText xml:space="preserve"> _</w:instrText>
+            </w:r>
+            <w:r>
+              <w:rPr>
+                <w:noProof/>
+                <w:webHidden/>
+              </w:rPr>
+              <w:instrText>Toc228528418 \h</w:instrText>
+            </w:r>
+            <w:r>
+              <w:rPr>
+                <w:noProof/>
+                <w:webHidden/>
+                <w:rtl/>
+              </w:rPr>
+              <w:instrText xml:space="preserve"> </w:instrText>
+            </w:r>
+            <w:r>
+              <w:rPr>
+                <w:noProof/>
+                <w:webHidden/>
+                <w:rtl/>
+              </w:rPr>
+            </w:r>
+            <w:r>
+              <w:rPr>
+                <w:noProof/>
+                <w:webHidden/>
+                <w:rtl/>
+              </w:rPr>
+              <w:fldChar w:fldCharType="separate"/>
+            </w:r>
+            <w:r>
+              <w:rPr>
+                <w:noProof/>
+                <w:webHidden/>
+                <w:rtl/>
+              </w:rPr>
+              <w:t>11</w:t>
+            </w:r>
+            <w:r>
+              <w:rPr>
+                <w:noProof/>
+                <w:webHidden/>
+                <w:rtl/>
+              </w:rPr>
+              <w:fldChar w:fldCharType="end"/>
+            </w:r>
+          </w:hyperlink>
+        </w:p>
+        <w:p>
+          <w:pPr>
+            <w:pStyle w:val="TOC2"/>
+            <w:tabs>
+              <w:tab w:val="left" w:pos="2343"/>
+            </w:tabs>
+            <w:bidi/>
+            <w:rPr>
+              <w:rFonts w:eastAsiaTheme="minorEastAsia"/>
+              <w:noProof/>
+              <w:sz w:val="24"/>
+              <w:szCs w:val="24"/>
+              <w:rtl/>
+              <w:lang w:val="en-GB" w:eastAsia="en-GB"/>
+            </w:rPr>
+          </w:pPr>
+          <w:hyperlink w:anchor="_Toc228528419" w:history="1">
+            <w:r>
+              <w:rPr>
+                <w:rStyle w:val="Hyperlink"/>
+                <w:noProof/>
+              </w:rPr>
+              <w:t>6.2.</w:t>
+            </w:r>
+            <w:r>
+              <w:rPr>
+                <w:rFonts w:eastAsiaTheme="minorEastAsia"/>
+                <w:noProof/>
+                <w:sz w:val="24"/>
+                <w:szCs w:val="24"/>
+                <w:rtl/>
+                <w:lang w:val="en-GB" w:eastAsia="en-GB"/>
+              </w:rPr>
+              <w:tab/>
+            </w:r>
+            <w:r>
+              <w:rPr>
+                <w:rStyle w:val="Hyperlink"/>
+                <w:noProof/>
+              </w:rPr>
+              <w:t>Model Configuration</w:t>
+            </w:r>
+            <w:r>
+              <w:rPr>
+                <w:noProof/>
+                <w:webHidden/>
+                <w:rtl/>
+              </w:rPr>
+              <w:tab/>
+            </w:r>
+            <w:r>
+              <w:rPr>
+                <w:noProof/>
+                <w:webHidden/>
+                <w:rtl/>
+              </w:rPr>
+              <w:fldChar w:fldCharType="begin"/>
+            </w:r>
+            <w:r>
+              <w:rPr>
+                <w:noProof/>
+                <w:webHidden/>
+                <w:rtl/>
+              </w:rPr>
+              <w:instrText xml:space="preserve"> </w:instrText>
+            </w:r>
+            <w:r>
+              <w:rPr>
+                <w:noProof/>
+                <w:webHidden/>
+              </w:rPr>
+              <w:instrText>PAGEREF</w:instrText>
+            </w:r>
+            <w:r>
+              <w:rPr>
+                <w:noProof/>
+                <w:webHidden/>
+                <w:rtl/>
+              </w:rPr>
+              <w:instrText xml:space="preserve"> _</w:instrText>
+            </w:r>
+            <w:r>
+              <w:rPr>
+                <w:noProof/>
+                <w:webHidden/>
+              </w:rPr>
+              <w:instrText>Toc228528419 \h</w:instrText>
+            </w:r>
+            <w:r>
+              <w:rPr>
+                <w:noProof/>
+                <w:webHidden/>
+                <w:rtl/>
+              </w:rPr>
+              <w:instrText xml:space="preserve"> </w:instrText>
+            </w:r>
+            <w:r>
+              <w:rPr>
+                <w:noProof/>
+                <w:webHidden/>
+                <w:rtl/>
+              </w:rPr>
+            </w:r>
+            <w:r>
+              <w:rPr>
+                <w:noProof/>
+                <w:webHidden/>
+                <w:rtl/>
+              </w:rPr>
+              <w:fldChar w:fldCharType="separate"/>
+            </w:r>
+            <w:r>
+              <w:rPr>
+                <w:noProof/>
+                <w:webHidden/>
+                <w:rtl/>
+              </w:rPr>
+              <w:t>11</w:t>
+            </w:r>
+            <w:r>
+              <w:rPr>
+                <w:noProof/>
+                <w:webHidden/>
+                <w:rtl/>
+              </w:rPr>
+              <w:fldChar w:fldCharType="end"/>
+            </w:r>
+          </w:hyperlink>
+        </w:p>
+        <w:p>
+          <w:pPr>
+            <w:pStyle w:val="TOC1"/>
+            <w:bidi/>
+            <w:rPr>
+              <w:rFonts w:eastAsiaTheme="minorEastAsia"/>
+              <w:noProof/>
+              <w:sz w:val="24"/>
+              <w:szCs w:val="24"/>
+              <w:rtl/>
+              <w:lang w:val="en-GB" w:eastAsia="en-GB"/>
+            </w:rPr>
+          </w:pPr>
+          <w:hyperlink w:anchor="_Toc228528420" w:history="1">
+            <w:r>
+              <w:rPr>
+                <w:rStyle w:val="Hyperlink"/>
+                <w:noProof/>
+              </w:rPr>
+              <w:t>7.</w:t>
+            </w:r>
+            <w:r>
+              <w:rPr>
+                <w:rFonts w:eastAsiaTheme="minorEastAsia"/>
+                <w:noProof/>
+                <w:sz w:val="24"/>
+                <w:szCs w:val="24"/>
+                <w:rtl/>
+                <w:lang w:val="en-GB" w:eastAsia="en-GB"/>
+              </w:rPr>
+              <w:tab/>
+            </w:r>
+            <w:r>
+              <w:rPr>
+                <w:rStyle w:val="Hyperlink"/>
+                <w:noProof/>
+              </w:rPr>
+              <w:t>Implementation Details</w:t>
+            </w:r>
+            <w:r>
+              <w:rPr>
+                <w:noProof/>
+                <w:webHidden/>
+                <w:rtl/>
+              </w:rPr>
+              <w:tab/>
+            </w:r>
+            <w:r>
+              <w:rPr>
+                <w:noProof/>
+                <w:webHidden/>
+                <w:rtl/>
+              </w:rPr>
+              <w:fldChar w:fldCharType="begin"/>
+            </w:r>
+            <w:r>
+              <w:rPr>
+                <w:noProof/>
+                <w:webHidden/>
+                <w:rtl/>
+              </w:rPr>
+              <w:instrText xml:space="preserve"> </w:instrText>
+            </w:r>
+            <w:r>
+              <w:rPr>
+                <w:noProof/>
+                <w:webHidden/>
+              </w:rPr>
+              <w:instrText>PAGEREF</w:instrText>
+            </w:r>
+            <w:r>
+              <w:rPr>
+                <w:noProof/>
+                <w:webHidden/>
+                <w:rtl/>
+              </w:rPr>
+              <w:instrText xml:space="preserve"> _</w:instrText>
+            </w:r>
+            <w:r>
+              <w:rPr>
+                <w:noProof/>
+                <w:webHidden/>
+              </w:rPr>
+              <w:instrText>Toc228528420 \h</w:instrText>
+            </w:r>
+            <w:r>
+              <w:rPr>
+                <w:noProof/>
+                <w:webHidden/>
+                <w:rtl/>
+              </w:rPr>
+              <w:instrText xml:space="preserve"> </w:instrText>
+            </w:r>
+            <w:r>
+              <w:rPr>
+                <w:noProof/>
+                <w:webHidden/>
+                <w:rtl/>
+              </w:rPr>
+            </w:r>
+            <w:r>
+              <w:rPr>
+                <w:noProof/>
+                <w:webHidden/>
+                <w:rtl/>
+              </w:rPr>
+              <w:fldChar w:fldCharType="separate"/>
+            </w:r>
+            <w:r>
+              <w:rPr>
+                <w:noProof/>
+                <w:webHidden/>
+                <w:rtl/>
+              </w:rPr>
+              <w:t>12</w:t>
+            </w:r>
+            <w:r>
+              <w:rPr>
+                <w:noProof/>
+                <w:webHidden/>
+                <w:rtl/>
+              </w:rPr>
+              <w:fldChar w:fldCharType="end"/>
+            </w:r>
+          </w:hyperlink>
+        </w:p>
+        <w:p>
+          <w:pPr>
+            <w:pStyle w:val="TOC2"/>
+            <w:tabs>
+              <w:tab w:val="left" w:pos="3394"/>
+            </w:tabs>
+            <w:bidi/>
+            <w:rPr>
+              <w:rFonts w:eastAsiaTheme="minorEastAsia"/>
+              <w:noProof/>
+              <w:sz w:val="24"/>
+              <w:szCs w:val="24"/>
+              <w:rtl/>
+              <w:lang w:val="en-GB" w:eastAsia="en-GB"/>
+            </w:rPr>
+          </w:pPr>
+          <w:hyperlink w:anchor="_Toc228528421" w:history="1">
+            <w:r>
+              <w:rPr>
+                <w:rStyle w:val="Hyperlink"/>
+                <w:noProof/>
+              </w:rPr>
+              <w:t>9.1</w:t>
+            </w:r>
+            <w:r>
+              <w:rPr>
+                <w:rFonts w:eastAsiaTheme="minorEastAsia"/>
+                <w:noProof/>
+                <w:sz w:val="24"/>
+                <w:szCs w:val="24"/>
+                <w:rtl/>
+                <w:lang w:val="en-GB" w:eastAsia="en-GB"/>
+              </w:rPr>
+              <w:tab/>
+            </w:r>
+            <w:r>
+              <w:rPr>
+                <w:rStyle w:val="Hyperlink"/>
+                <w:noProof/>
+              </w:rPr>
+              <w:t>Evaluation Metrics Explanation:</w:t>
+            </w:r>
+            <w:r>
+              <w:rPr>
+                <w:noProof/>
+                <w:webHidden/>
+                <w:rtl/>
+              </w:rPr>
+              <w:tab/>
+            </w:r>
+            <w:r>
+              <w:rPr>
+                <w:noProof/>
+                <w:webHidden/>
+                <w:rtl/>
+              </w:rPr>
+              <w:fldChar w:fldCharType="begin"/>
+            </w:r>
+            <w:r>
+              <w:rPr>
+                <w:noProof/>
+                <w:webHidden/>
+                <w:rtl/>
+              </w:rPr>
+              <w:instrText xml:space="preserve"> </w:instrText>
+            </w:r>
+            <w:r>
+              <w:rPr>
+                <w:noProof/>
+                <w:webHidden/>
+              </w:rPr>
+              <w:instrText>PAGEREF</w:instrText>
+            </w:r>
+            <w:r>
+              <w:rPr>
+                <w:noProof/>
+                <w:webHidden/>
+                <w:rtl/>
+              </w:rPr>
+              <w:instrText xml:space="preserve"> _</w:instrText>
+            </w:r>
+            <w:r>
+              <w:rPr>
+                <w:noProof/>
+                <w:webHidden/>
+              </w:rPr>
+              <w:instrText>Toc228528421 \h</w:instrText>
+            </w:r>
+            <w:r>
+              <w:rPr>
+                <w:noProof/>
+                <w:webHidden/>
+                <w:rtl/>
+              </w:rPr>
+              <w:instrText xml:space="preserve"> </w:instrText>
+            </w:r>
+            <w:r>
+              <w:rPr>
+                <w:noProof/>
+                <w:webHidden/>
+                <w:rtl/>
+              </w:rPr>
+            </w:r>
+            <w:r>
+              <w:rPr>
+                <w:noProof/>
+                <w:webHidden/>
+                <w:rtl/>
+              </w:rPr>
+              <w:fldChar w:fldCharType="separate"/>
+            </w:r>
+            <w:r>
+              <w:rPr>
+                <w:noProof/>
+                <w:webHidden/>
+                <w:rtl/>
+              </w:rPr>
+              <w:t>18</w:t>
+            </w:r>
+            <w:r>
+              <w:rPr>
+                <w:noProof/>
+                <w:webHidden/>
+                <w:rtl/>
+              </w:rPr>
+              <w:fldChar w:fldCharType="end"/>
+            </w:r>
+          </w:hyperlink>
+        </w:p>
+        <w:p>
+          <w:pPr>
+            <w:pStyle w:val="TOC2"/>
+            <w:tabs>
+              <w:tab w:val="left" w:pos="4018"/>
+            </w:tabs>
+            <w:bidi/>
+            <w:rPr>
+              <w:rFonts w:eastAsiaTheme="minorEastAsia"/>
+              <w:noProof/>
+              <w:sz w:val="24"/>
+              <w:szCs w:val="24"/>
+              <w:rtl/>
+              <w:lang w:val="en-GB" w:eastAsia="en-GB"/>
+            </w:rPr>
+          </w:pPr>
+          <w:hyperlink w:anchor="_Toc228528422" w:history="1">
+            <w:r>
+              <w:rPr>
+                <w:rStyle w:val="Hyperlink"/>
+                <w:noProof/>
+              </w:rPr>
+              <w:t>9.2</w:t>
+            </w:r>
+            <w:r>
+              <w:rPr>
+                <w:rFonts w:eastAsiaTheme="minorEastAsia"/>
+                <w:noProof/>
+                <w:sz w:val="24"/>
+                <w:szCs w:val="24"/>
+                <w:rtl/>
+                <w:lang w:val="en-GB" w:eastAsia="en-GB"/>
+              </w:rPr>
+              <w:tab/>
+            </w:r>
+            <w:r>
+              <w:rPr>
+                <w:rStyle w:val="Hyperlink"/>
+                <w:noProof/>
+              </w:rPr>
+              <w:t>Why Performance is Considered Good</w:t>
+            </w:r>
+            <w:r>
+              <w:rPr>
+                <w:noProof/>
+                <w:webHidden/>
+                <w:rtl/>
+              </w:rPr>
+              <w:tab/>
+            </w:r>
+            <w:r>
+              <w:rPr>
+                <w:noProof/>
+                <w:webHidden/>
+                <w:rtl/>
+              </w:rPr>
+              <w:fldChar w:fldCharType="begin"/>
+            </w:r>
+            <w:r>
+              <w:rPr>
+                <w:noProof/>
+                <w:webHidden/>
+                <w:rtl/>
+              </w:rPr>
+              <w:instrText xml:space="preserve"> </w:instrText>
+            </w:r>
+            <w:r>
+              <w:rPr>
+                <w:noProof/>
+                <w:webHidden/>
+              </w:rPr>
+              <w:instrText>PAGEREF</w:instrText>
+            </w:r>
+            <w:r>
+              <w:rPr>
+                <w:noProof/>
+                <w:webHidden/>
+                <w:rtl/>
+              </w:rPr>
+              <w:instrText xml:space="preserve"> _</w:instrText>
+            </w:r>
+            <w:r>
+              <w:rPr>
+                <w:noProof/>
+                <w:webHidden/>
+              </w:rPr>
+              <w:instrText>Toc228528422 \h</w:instrText>
+            </w:r>
+            <w:r>
+              <w:rPr>
+                <w:noProof/>
+                <w:webHidden/>
+                <w:rtl/>
+              </w:rPr>
+              <w:instrText xml:space="preserve"> </w:instrText>
+            </w:r>
+            <w:r>
+              <w:rPr>
+                <w:noProof/>
+                <w:webHidden/>
+                <w:rtl/>
+              </w:rPr>
+            </w:r>
+            <w:r>
+              <w:rPr>
+                <w:noProof/>
+                <w:webHidden/>
+                <w:rtl/>
+              </w:rPr>
+              <w:fldChar w:fldCharType="separate"/>
+            </w:r>
+            <w:r>
+              <w:rPr>
+                <w:noProof/>
+                <w:webHidden/>
+                <w:rtl/>
+              </w:rPr>
+              <w:t>20</w:t>
+            </w:r>
+            <w:r>
+              <w:rPr>
+                <w:noProof/>
+                <w:webHidden/>
+                <w:rtl/>
+              </w:rPr>
+              <w:fldChar w:fldCharType="end"/>
+            </w:r>
+          </w:hyperlink>
+        </w:p>
+        <w:p>
+          <w:pPr>
+            <w:pStyle w:val="TOC2"/>
+            <w:tabs>
+              <w:tab w:val="left" w:pos="1920"/>
+            </w:tabs>
+            <w:bidi/>
+            <w:rPr>
+              <w:rFonts w:eastAsiaTheme="minorEastAsia"/>
+              <w:noProof/>
+              <w:sz w:val="24"/>
+              <w:szCs w:val="24"/>
+              <w:rtl/>
+              <w:lang w:val="en-GB" w:eastAsia="en-GB"/>
+            </w:rPr>
+          </w:pPr>
+          <w:hyperlink w:anchor="_Toc228528423" w:history="1">
+            <w:r>
+              <w:rPr>
+                <w:rStyle w:val="Hyperlink"/>
+                <w:noProof/>
+              </w:rPr>
+              <w:t>9.3</w:t>
+            </w:r>
+            <w:r>
+              <w:rPr>
+                <w:rFonts w:eastAsiaTheme="minorEastAsia"/>
+                <w:noProof/>
+                <w:sz w:val="24"/>
+                <w:szCs w:val="24"/>
+                <w:rtl/>
+                <w:lang w:val="en-GB" w:eastAsia="en-GB"/>
+              </w:rPr>
+              <w:tab/>
+            </w:r>
+            <w:r>
+              <w:rPr>
+                <w:rStyle w:val="Hyperlink"/>
+                <w:noProof/>
+              </w:rPr>
+              <w:t>Observations</w:t>
+            </w:r>
+            <w:r>
+              <w:rPr>
+                <w:noProof/>
+                <w:webHidden/>
+                <w:rtl/>
+              </w:rPr>
+              <w:tab/>
+            </w:r>
+            <w:r>
+              <w:rPr>
+                <w:noProof/>
+                <w:webHidden/>
+                <w:rtl/>
+              </w:rPr>
+              <w:fldChar w:fldCharType="begin"/>
+            </w:r>
+            <w:r>
+              <w:rPr>
+                <w:noProof/>
+                <w:webHidden/>
+                <w:rtl/>
+              </w:rPr>
+              <w:instrText xml:space="preserve"> </w:instrText>
+            </w:r>
+            <w:r>
+              <w:rPr>
+                <w:noProof/>
+                <w:webHidden/>
+              </w:rPr>
+              <w:instrText>PAGEREF</w:instrText>
+            </w:r>
+            <w:r>
+              <w:rPr>
+                <w:noProof/>
+                <w:webHidden/>
+                <w:rtl/>
+              </w:rPr>
+              <w:instrText xml:space="preserve"> _</w:instrText>
+            </w:r>
+            <w:r>
+              <w:rPr>
+                <w:noProof/>
+                <w:webHidden/>
+              </w:rPr>
+              <w:instrText>Toc228528423 \h</w:instrText>
+            </w:r>
+            <w:r>
+              <w:rPr>
+                <w:noProof/>
+                <w:webHidden/>
+                <w:rtl/>
+              </w:rPr>
+              <w:instrText xml:space="preserve"> </w:instrText>
+            </w:r>
+            <w:r>
+              <w:rPr>
+                <w:noProof/>
+                <w:webHidden/>
+                <w:rtl/>
+              </w:rPr>
+            </w:r>
+            <w:r>
+              <w:rPr>
+                <w:noProof/>
+                <w:webHidden/>
+                <w:rtl/>
+              </w:rPr>
+              <w:fldChar w:fldCharType="separate"/>
+            </w:r>
+            <w:r>
+              <w:rPr>
+                <w:noProof/>
+                <w:webHidden/>
+                <w:rtl/>
+              </w:rPr>
+              <w:t>21</w:t>
+            </w:r>
+            <w:r>
+              <w:rPr>
+                <w:noProof/>
+                <w:webHidden/>
+                <w:rtl/>
+              </w:rPr>
+              <w:fldChar w:fldCharType="end"/>
+            </w:r>
+          </w:hyperlink>
+        </w:p>
+        <w:p>
+          <w:pPr>
+            <w:pStyle w:val="TOC2"/>
+            <w:tabs>
+              <w:tab w:val="left" w:pos="1680"/>
+            </w:tabs>
+            <w:bidi/>
+            <w:rPr>
+              <w:rFonts w:eastAsiaTheme="minorEastAsia"/>
+              <w:noProof/>
+              <w:sz w:val="24"/>
+              <w:szCs w:val="24"/>
+              <w:rtl/>
+              <w:lang w:val="en-GB" w:eastAsia="en-GB"/>
+            </w:rPr>
+          </w:pPr>
+          <w:hyperlink w:anchor="_Toc228528424" w:history="1">
+            <w:r>
+              <w:rPr>
+                <w:rStyle w:val="Hyperlink"/>
+                <w:noProof/>
+              </w:rPr>
+              <w:t>9.4</w:t>
+            </w:r>
+            <w:r>
+              <w:rPr>
+                <w:rFonts w:eastAsiaTheme="minorEastAsia"/>
+                <w:noProof/>
+                <w:sz w:val="24"/>
+                <w:szCs w:val="24"/>
+                <w:rtl/>
+                <w:lang w:val="en-GB" w:eastAsia="en-GB"/>
+              </w:rPr>
+              <w:tab/>
+            </w:r>
+            <w:r>
+              <w:rPr>
+                <w:rStyle w:val="Hyperlink"/>
+                <w:noProof/>
+              </w:rPr>
+              <w:t>Limitations</w:t>
+            </w:r>
+            <w:r>
+              <w:rPr>
+                <w:noProof/>
+                <w:webHidden/>
+                <w:rtl/>
+              </w:rPr>
+              <w:tab/>
+            </w:r>
+            <w:r>
+              <w:rPr>
+                <w:noProof/>
+                <w:webHidden/>
+                <w:rtl/>
+              </w:rPr>
+              <w:fldChar w:fldCharType="begin"/>
+            </w:r>
+            <w:r>
+              <w:rPr>
+                <w:noProof/>
+                <w:webHidden/>
+                <w:rtl/>
+              </w:rPr>
+              <w:instrText xml:space="preserve"> </w:instrText>
+            </w:r>
+            <w:r>
+              <w:rPr>
+                <w:noProof/>
+                <w:webHidden/>
+              </w:rPr>
+              <w:instrText>PAGEREF</w:instrText>
+            </w:r>
+            <w:r>
+              <w:rPr>
+                <w:noProof/>
+                <w:webHidden/>
+                <w:rtl/>
+              </w:rPr>
+              <w:instrText xml:space="preserve"> _</w:instrText>
+            </w:r>
+            <w:r>
+              <w:rPr>
+                <w:noProof/>
+                <w:webHidden/>
+              </w:rPr>
+              <w:instrText>Toc228528424 \h</w:instrText>
+            </w:r>
+            <w:r>
+              <w:rPr>
+                <w:noProof/>
+                <w:webHidden/>
+                <w:rtl/>
+              </w:rPr>
+              <w:instrText xml:space="preserve"> </w:instrText>
+            </w:r>
+            <w:r>
+              <w:rPr>
+                <w:noProof/>
+                <w:webHidden/>
+                <w:rtl/>
+              </w:rPr>
+            </w:r>
+            <w:r>
+              <w:rPr>
+                <w:noProof/>
+                <w:webHidden/>
+                <w:rtl/>
+              </w:rPr>
+              <w:fldChar w:fldCharType="separate"/>
+            </w:r>
+            <w:r>
+              <w:rPr>
+                <w:noProof/>
+                <w:webHidden/>
+                <w:rtl/>
+              </w:rPr>
+              <w:t>21</w:t>
+            </w:r>
+            <w:r>
+              <w:rPr>
+                <w:noProof/>
+                <w:webHidden/>
+                <w:rtl/>
+              </w:rPr>
+              <w:fldChar w:fldCharType="end"/>
+            </w:r>
+          </w:hyperlink>
+        </w:p>
+        <w:p>
+          <w:pPr>
+            <w:pStyle w:val="TOC1"/>
+            <w:bidi/>
+            <w:rPr>
+              <w:rFonts w:eastAsiaTheme="minorEastAsia"/>
+              <w:noProof/>
+              <w:sz w:val="24"/>
+              <w:szCs w:val="24"/>
+              <w:rtl/>
+              <w:lang w:val="en-GB" w:eastAsia="en-GB"/>
+            </w:rPr>
+          </w:pPr>
+          <w:hyperlink w:anchor="_Toc228528425" w:history="1">
+            <w:r>
+              <w:rPr>
+                <w:rStyle w:val="Hyperlink"/>
+                <w:noProof/>
+              </w:rPr>
+              <w:t>10</w:t>
+            </w:r>
+            <w:r>
+              <w:rPr>
+                <w:rFonts w:eastAsiaTheme="minorEastAsia"/>
+                <w:noProof/>
+                <w:sz w:val="24"/>
+                <w:szCs w:val="24"/>
+                <w:rtl/>
+                <w:lang w:val="en-GB" w:eastAsia="en-GB"/>
+              </w:rPr>
+              <w:tab/>
+            </w:r>
+            <w:r>
+              <w:rPr>
+                <w:rStyle w:val="Hyperlink"/>
+                <w:noProof/>
+              </w:rPr>
+              <w:t>Conclusion</w:t>
+            </w:r>
+            <w:r>
+              <w:rPr>
+                <w:noProof/>
+                <w:webHidden/>
+                <w:rtl/>
+              </w:rPr>
+              <w:tab/>
+            </w:r>
+            <w:r>
+              <w:rPr>
+                <w:noProof/>
+                <w:webHidden/>
+                <w:rtl/>
+              </w:rPr>
+              <w:fldChar w:fldCharType="begin"/>
+            </w:r>
+            <w:r>
+              <w:rPr>
+                <w:noProof/>
+                <w:webHidden/>
+                <w:rtl/>
+              </w:rPr>
+              <w:instrText xml:space="preserve"> </w:instrText>
+            </w:r>
+            <w:r>
+              <w:rPr>
+                <w:noProof/>
+                <w:webHidden/>
+              </w:rPr>
+              <w:instrText>PAGEREF</w:instrText>
+            </w:r>
+            <w:r>
+              <w:rPr>
+                <w:noProof/>
+                <w:webHidden/>
+                <w:rtl/>
+              </w:rPr>
+              <w:instrText xml:space="preserve"> _</w:instrText>
+            </w:r>
+            <w:r>
+              <w:rPr>
+                <w:noProof/>
+                <w:webHidden/>
+              </w:rPr>
+              <w:instrText>Toc228528425 \h</w:instrText>
+            </w:r>
+            <w:r>
+              <w:rPr>
+                <w:noProof/>
+                <w:webHidden/>
+                <w:rtl/>
+              </w:rPr>
+              <w:instrText xml:space="preserve"> </w:instrText>
+            </w:r>
+            <w:r>
+              <w:rPr>
+                <w:noProof/>
+                <w:webHidden/>
+                <w:rtl/>
+              </w:rPr>
+            </w:r>
+            <w:r>
+              <w:rPr>
+                <w:noProof/>
+                <w:webHidden/>
+                <w:rtl/>
+              </w:rPr>
+              <w:fldChar w:fldCharType="separate"/>
+            </w:r>
+            <w:r>
+              <w:rPr>
+                <w:noProof/>
+                <w:webHidden/>
+                <w:rtl/>
+              </w:rPr>
+              <w:t>22</w:t>
+            </w:r>
+            <w:r>
+              <w:rPr>
+                <w:noProof/>
+                <w:webHidden/>
+                <w:rtl/>
+              </w:rPr>
+              <w:fldChar w:fldCharType="end"/>
+            </w:r>
+          </w:hyperlink>
+        </w:p>
+        <w:p>
+          <w:pPr>
+            <w:pStyle w:val="TOC1"/>
+            <w:bidi/>
+            <w:rPr>
+              <w:rFonts w:eastAsiaTheme="minorEastAsia"/>
+              <w:noProof/>
+              <w:sz w:val="24"/>
+              <w:szCs w:val="24"/>
+              <w:rtl/>
+              <w:lang w:val="en-GB" w:eastAsia="en-GB"/>
+            </w:rPr>
+          </w:pPr>
+          <w:hyperlink w:anchor="_Toc228528426" w:history="1">
+            <w:r>
+              <w:rPr>
+                <w:rStyle w:val="Hyperlink"/>
+                <w:noProof/>
+              </w:rPr>
+              <w:t>11</w:t>
+            </w:r>
+            <w:r>
+              <w:rPr>
+                <w:rFonts w:eastAsiaTheme="minorEastAsia"/>
+                <w:noProof/>
+                <w:sz w:val="24"/>
+                <w:szCs w:val="24"/>
+                <w:rtl/>
+                <w:lang w:val="en-GB" w:eastAsia="en-GB"/>
+              </w:rPr>
+              <w:tab/>
+            </w:r>
+            <w:r>
+              <w:rPr>
+                <w:rStyle w:val="Hyperlink"/>
                 <w:noProof/>
               </w:rPr>
               <w:t>References</w:t>
@@ -1812,7 +3640,7 @@
                 <w:noProof/>
                 <w:webHidden/>
               </w:rPr>
-              <w:instrText>Toc226653263 \h</w:instrText>
+              <w:instrText>Toc228528426 \h</w:instrText>
             </w:r>
             <w:r>
               <w:rPr>
@@ -1841,8 +3669,9 @@
               <w:rPr>
                 <w:noProof/>
                 <w:webHidden/>
-              </w:rPr>
-              <w:t>7</w:t>
+                <w:rtl/>
+              </w:rPr>
+              <w:t>22</w:t>
             </w:r>
             <w:r>
               <w:rPr>
@@ -1916,13 +3745,12 @@
       <w:bookmarkStart w:id="13" w:name="_Toc226646687"/>
       <w:bookmarkStart w:id="14" w:name="_Toc226649310"/>
       <w:bookmarkStart w:id="15" w:name="_Toc226650171"/>
-      <w:bookmarkStart w:id="16" w:name="_Toc226653254"/>
+      <w:bookmarkStart w:id="16" w:name="_Toc228528402"/>
       <w:r>
         <w:rPr>
           <w:rFonts w:asciiTheme="majorBidi" w:hAnsiTheme="majorBidi"/>
           <w:color w:val="auto"/>
         </w:rPr>
-        <w:lastRenderedPageBreak/>
         <w:t>List of Abbreviations</w:t>
       </w:r>
       <w:bookmarkEnd w:id="8"/>
@@ -2257,6 +4085,7 @@
                 <w:szCs w:val="24"/>
                 <w:lang w:val="en-GB"/>
               </w:rPr>
+              <w:lastRenderedPageBreak/>
               <w:t>LIME</w:t>
             </w:r>
           </w:p>
@@ -2682,7 +4511,7 @@
       </w:pPr>
       <w:bookmarkStart w:id="17" w:name="_Toc226649311"/>
       <w:bookmarkStart w:id="18" w:name="_Toc226650172"/>
-      <w:bookmarkStart w:id="19" w:name="_Toc226653255"/>
+      <w:bookmarkStart w:id="19" w:name="_Toc228528403"/>
       <w:r>
         <w:lastRenderedPageBreak/>
         <w:t>Introduction</w:t>
@@ -2724,7 +4553,7 @@
       <w:bookmarkStart w:id="27" w:name="_Toc226646689"/>
       <w:bookmarkStart w:id="28" w:name="_Toc226649312"/>
       <w:bookmarkStart w:id="29" w:name="_Toc226650173"/>
-      <w:bookmarkStart w:id="30" w:name="_Toc226653256"/>
+      <w:bookmarkStart w:id="30" w:name="_Toc228528404"/>
       <w:r>
         <w:rPr>
           <w:rFonts w:asciiTheme="majorBidi" w:hAnsiTheme="majorBidi"/>
@@ -2787,7 +4616,7 @@
       <w:bookmarkStart w:id="38" w:name="_Toc226646690"/>
       <w:bookmarkStart w:id="39" w:name="_Toc226649313"/>
       <w:bookmarkStart w:id="40" w:name="_Toc226650174"/>
-      <w:bookmarkStart w:id="41" w:name="_Toc226653257"/>
+      <w:bookmarkStart w:id="41" w:name="_Toc228528405"/>
       <w:r>
         <w:rPr>
           <w:rFonts w:asciiTheme="majorBidi" w:hAnsiTheme="majorBidi"/>
@@ -2982,7 +4811,7 @@
       <w:bookmarkStart w:id="49" w:name="_Toc226646691"/>
       <w:bookmarkStart w:id="50" w:name="_Toc226649314"/>
       <w:bookmarkStart w:id="51" w:name="_Toc226650175"/>
-      <w:bookmarkStart w:id="52" w:name="_Toc226653258"/>
+      <w:bookmarkStart w:id="52" w:name="_Toc228528406"/>
       <w:r>
         <w:rPr>
           <w:rFonts w:asciiTheme="majorBidi" w:hAnsiTheme="majorBidi"/>
@@ -3062,7 +4891,7 @@
       <w:bookmarkStart w:id="61" w:name="_Toc226649315"/>
       <w:bookmarkStart w:id="62" w:name="_Toc226650176"/>
       <w:bookmarkStart w:id="63" w:name="_Toc226650926"/>
-      <w:bookmarkStart w:id="64" w:name="_Toc226653259"/>
+      <w:bookmarkStart w:id="64" w:name="_Toc228528407"/>
       <w:r>
         <w:rPr>
           <w:rFonts w:asciiTheme="majorBidi" w:hAnsiTheme="majorBidi"/>
@@ -3256,7 +5085,7 @@
       <w:bookmarkStart w:id="72" w:name="_Toc226646693"/>
       <w:bookmarkStart w:id="73" w:name="_Toc226649316"/>
       <w:bookmarkStart w:id="74" w:name="_Toc226650177"/>
-      <w:bookmarkStart w:id="75" w:name="_Toc226653260"/>
+      <w:bookmarkStart w:id="75" w:name="_Toc228528408"/>
       <w:r>
         <w:t>Literature Review</w:t>
       </w:r>
@@ -3645,7 +5474,7 @@
       <w:bookmarkStart w:id="83" w:name="_Toc226646694"/>
       <w:bookmarkStart w:id="84" w:name="_Toc226649317"/>
       <w:bookmarkStart w:id="85" w:name="_Toc226650178"/>
-      <w:bookmarkStart w:id="86" w:name="_Toc226653261"/>
+      <w:bookmarkStart w:id="86" w:name="_Toc228528409"/>
       <w:r>
         <w:t>Core Contribution</w:t>
       </w:r>
@@ -3744,12 +5573,14 @@
           <w:lang w:val="en-GB"/>
         </w:rPr>
       </w:pPr>
+      <w:bookmarkStart w:id="87" w:name="_Toc228528410"/>
       <w:r>
         <w:rPr>
           <w:lang w:val="en-GB"/>
         </w:rPr>
         <w:t>1. Introduction (Very Brief)</w:t>
       </w:r>
+      <w:bookmarkEnd w:id="87"/>
     </w:p>
     <w:p>
       <w:pPr>
@@ -3887,6 +5718,7 @@
           <w:lang w:val="en-GB"/>
         </w:rPr>
       </w:pPr>
+      <w:bookmarkStart w:id="88" w:name="_Toc228528411"/>
       <w:r>
         <w:rPr>
           <w:lang w:val="en-GB"/>
@@ -3894,6 +5726,7 @@
         <w:lastRenderedPageBreak/>
         <w:t>2. Problem Formulation</w:t>
       </w:r>
+      <w:bookmarkEnd w:id="88"/>
     </w:p>
     <w:p>
       <w:pPr>
@@ -4073,7 +5906,7 @@
         </w:rPr>
         <w:t xml:space="preserve"> within the domain of Tabular Medical Data. The goal </w:t>
       </w:r>
-      <w:commentRangeStart w:id="87"/>
+      <w:commentRangeStart w:id="89"/>
       <w:r>
         <w:rPr>
           <w:rFonts w:asciiTheme="majorBidi" w:hAnsiTheme="majorBidi" w:cstheme="majorBidi"/>
@@ -4081,7 +5914,7 @@
         </w:rPr>
         <w:t xml:space="preserve">is </w:t>
       </w:r>
-      <w:commentRangeEnd w:id="87"/>
+      <w:commentRangeEnd w:id="89"/>
       <w:r>
         <w:rPr>
           <w:rStyle w:val="CommentReference"/>
@@ -4090,7 +5923,7 @@
           <w:szCs w:val="22"/>
           <w:highlight w:val="green"/>
         </w:rPr>
-        <w:commentReference w:id="87"/>
+        <w:commentReference w:id="89"/>
       </w:r>
       <w:r>
         <w:rPr>
@@ -4347,7 +6180,7 @@
         </w:rPr>
         <w:t xml:space="preserve">Interpretability </w:t>
       </w:r>
-      <w:commentRangeStart w:id="88"/>
+      <w:commentRangeStart w:id="90"/>
       <w:r>
         <w:rPr>
           <w:rFonts w:asciiTheme="majorBidi" w:hAnsiTheme="majorBidi" w:cstheme="majorBidi"/>
@@ -4359,7 +6192,7 @@
         </w:rPr>
         <w:t>Output</w:t>
       </w:r>
-      <w:commentRangeEnd w:id="88"/>
+      <w:commentRangeEnd w:id="90"/>
       <w:r>
         <w:rPr>
           <w:rStyle w:val="CommentReference"/>
@@ -4370,7 +6203,7 @@
           <w:szCs w:val="24"/>
           <w:highlight w:val="green"/>
         </w:rPr>
-        <w:commentReference w:id="88"/>
+        <w:commentReference w:id="90"/>
       </w:r>
       <w:r>
         <w:rPr>
@@ -4402,7 +6235,7 @@
           <w:highlight w:val="green"/>
         </w:rPr>
       </w:pPr>
-      <w:commentRangeStart w:id="89"/>
+      <w:commentRangeStart w:id="91"/>
       <w:r>
         <w:rPr>
           <w:rFonts w:asciiTheme="majorBidi" w:hAnsiTheme="majorBidi" w:cstheme="majorBidi"/>
@@ -4414,7 +6247,7 @@
         </w:rPr>
         <w:t>Success Criteria</w:t>
       </w:r>
-      <w:commentRangeEnd w:id="89"/>
+      <w:commentRangeEnd w:id="91"/>
       <w:r>
         <w:rPr>
           <w:rStyle w:val="CommentReference"/>
@@ -4425,7 +6258,7 @@
           <w:szCs w:val="24"/>
           <w:highlight w:val="green"/>
         </w:rPr>
-        <w:commentReference w:id="89"/>
+        <w:commentReference w:id="91"/>
       </w:r>
       <w:r>
         <w:rPr>
@@ -4643,6 +6476,7 @@
           <w:lang w:val="en-GB"/>
         </w:rPr>
       </w:pPr>
+      <w:bookmarkStart w:id="92" w:name="_Toc228528412"/>
       <w:r>
         <w:rPr>
           <w:lang w:val="en-GB"/>
@@ -4656,6 +6490,7 @@
         </w:rPr>
         <w:t>Proposed Method / Approach</w:t>
       </w:r>
+      <w:bookmarkEnd w:id="92"/>
     </w:p>
     <w:p>
       <w:pPr>
@@ -4948,10 +6783,12 @@
           <w:numId w:val="6"/>
         </w:numPr>
       </w:pPr>
+      <w:bookmarkStart w:id="93" w:name="_Toc228528413"/>
       <w:r>
         <w:lastRenderedPageBreak/>
         <w:t>System Design</w:t>
       </w:r>
+      <w:bookmarkEnd w:id="93"/>
     </w:p>
     <w:p>
       <w:pPr>
@@ -4961,9 +6798,11 @@
           <w:numId w:val="6"/>
         </w:numPr>
       </w:pPr>
+      <w:bookmarkStart w:id="94" w:name="_Toc228528414"/>
       <w:r>
         <w:t>architecture diagram</w:t>
       </w:r>
+      <w:bookmarkEnd w:id="94"/>
     </w:p>
     <w:p>
       <w:pPr>
@@ -5354,10 +7193,12 @@
           <w:numId w:val="6"/>
         </w:numPr>
       </w:pPr>
+      <w:bookmarkStart w:id="95" w:name="_Toc228528415"/>
       <w:r>
         <w:lastRenderedPageBreak/>
         <w:t>Step-by-Step Workflow</w:t>
       </w:r>
+      <w:bookmarkEnd w:id="95"/>
     </w:p>
     <w:p>
       <w:pPr>
@@ -5812,9 +7653,11 @@
           <w:numId w:val="6"/>
         </w:numPr>
       </w:pPr>
+      <w:bookmarkStart w:id="96" w:name="_Toc228528416"/>
       <w:r>
         <w:t>Dataset</w:t>
       </w:r>
+      <w:bookmarkEnd w:id="96"/>
     </w:p>
     <w:p>
       <w:pPr>
@@ -6389,9 +8232,11 @@
           <w:numId w:val="6"/>
         </w:numPr>
       </w:pPr>
+      <w:bookmarkStart w:id="97" w:name="_Toc228528417"/>
       <w:r>
         <w:t>Experimental Setup</w:t>
       </w:r>
+      <w:bookmarkEnd w:id="97"/>
     </w:p>
     <w:p>
       <w:pPr>
@@ -6401,9 +8246,11 @@
           <w:numId w:val="6"/>
         </w:numPr>
       </w:pPr>
+      <w:bookmarkStart w:id="98" w:name="_Toc228528418"/>
       <w:r>
         <w:t>Tools Used</w:t>
       </w:r>
+      <w:bookmarkEnd w:id="98"/>
     </w:p>
     <w:p>
       <w:pPr>
@@ -6665,9 +8512,11 @@
           <w:numId w:val="6"/>
         </w:numPr>
       </w:pPr>
+      <w:bookmarkStart w:id="99" w:name="_Toc228528419"/>
       <w:r>
         <w:t>Model Configuration</w:t>
       </w:r>
+      <w:bookmarkEnd w:id="99"/>
     </w:p>
     <w:p>
       <w:pPr>
@@ -6997,9 +8846,11 @@
           <w:numId w:val="6"/>
         </w:numPr>
       </w:pPr>
+      <w:bookmarkStart w:id="100" w:name="_Toc228528420"/>
       <w:r>
         <w:t>Implementation Details</w:t>
       </w:r>
+      <w:bookmarkEnd w:id="100"/>
     </w:p>
     <w:p>
       <w:pPr>
@@ -9098,6 +10949,7 @@
           <w:numId w:val="75"/>
         </w:numPr>
       </w:pPr>
+      <w:bookmarkStart w:id="101" w:name="_Toc228528421"/>
       <w:r>
         <w:lastRenderedPageBreak/>
         <w:t>Evaluation Metrics Explanation</w:t>
@@ -9105,6 +10957,7 @@
       <w:r>
         <w:t>:</w:t>
       </w:r>
+      <w:bookmarkEnd w:id="101"/>
     </w:p>
     <w:p>
       <w:pPr>
@@ -10128,9 +11981,11 @@
           <w:numId w:val="75"/>
         </w:numPr>
       </w:pPr>
+      <w:bookmarkStart w:id="102" w:name="_Toc228528422"/>
       <w:r>
         <w:t>Why Performance is Considered Good</w:t>
       </w:r>
+      <w:bookmarkEnd w:id="102"/>
     </w:p>
     <w:p>
       <w:pPr>
@@ -10345,10 +12200,12 @@
           <w:numId w:val="75"/>
         </w:numPr>
       </w:pPr>
+      <w:bookmarkStart w:id="103" w:name="_Toc228528423"/>
       <w:r>
         <w:lastRenderedPageBreak/>
         <w:t>Observations</w:t>
       </w:r>
+      <w:bookmarkEnd w:id="103"/>
     </w:p>
     <w:p>
       <w:pPr>
@@ -10468,9 +12325,11 @@
           <w:numId w:val="75"/>
         </w:numPr>
       </w:pPr>
+      <w:bookmarkStart w:id="104" w:name="_Toc228528424"/>
       <w:r>
         <w:t>Limitations</w:t>
       </w:r>
+      <w:bookmarkEnd w:id="104"/>
     </w:p>
     <w:p>
       <w:pPr>
@@ -10701,97 +12560,21 @@
         </w:numPr>
         <w:spacing w:line="360" w:lineRule="auto"/>
       </w:pPr>
-      <w:bookmarkStart w:id="90" w:name="_Toc221988912"/>
-      <w:bookmarkStart w:id="91" w:name="_Toc221989047"/>
-      <w:bookmarkStart w:id="92" w:name="_Toc221989133"/>
-      <w:bookmarkStart w:id="93" w:name="_Toc226643861"/>
-      <w:bookmarkStart w:id="94" w:name="_Toc226643951"/>
-      <w:bookmarkStart w:id="95" w:name="_Toc226644025"/>
-      <w:bookmarkStart w:id="96" w:name="_Toc226645919"/>
-      <w:bookmarkStart w:id="97" w:name="_Toc226646695"/>
-      <w:bookmarkStart w:id="98" w:name="_Toc226649318"/>
-      <w:bookmarkStart w:id="99" w:name="_Toc226650179"/>
-      <w:bookmarkStart w:id="100" w:name="_Toc226653262"/>
+      <w:bookmarkStart w:id="105" w:name="_Toc221988912"/>
+      <w:bookmarkStart w:id="106" w:name="_Toc221989047"/>
+      <w:bookmarkStart w:id="107" w:name="_Toc221989133"/>
+      <w:bookmarkStart w:id="108" w:name="_Toc226643861"/>
+      <w:bookmarkStart w:id="109" w:name="_Toc226643951"/>
+      <w:bookmarkStart w:id="110" w:name="_Toc226644025"/>
+      <w:bookmarkStart w:id="111" w:name="_Toc226645919"/>
+      <w:bookmarkStart w:id="112" w:name="_Toc226646695"/>
+      <w:bookmarkStart w:id="113" w:name="_Toc226649318"/>
+      <w:bookmarkStart w:id="114" w:name="_Toc226650179"/>
+      <w:bookmarkStart w:id="115" w:name="_Toc228528425"/>
       <w:r>
         <w:lastRenderedPageBreak/>
         <w:t>Conclusion</w:t>
       </w:r>
-      <w:bookmarkEnd w:id="90"/>
-      <w:bookmarkEnd w:id="91"/>
-      <w:bookmarkEnd w:id="92"/>
-      <w:bookmarkEnd w:id="93"/>
-      <w:bookmarkEnd w:id="94"/>
-      <w:bookmarkEnd w:id="95"/>
-      <w:bookmarkEnd w:id="96"/>
-      <w:bookmarkEnd w:id="97"/>
-      <w:bookmarkEnd w:id="98"/>
-      <w:bookmarkEnd w:id="99"/>
-      <w:bookmarkEnd w:id="100"/>
-    </w:p>
-    <w:p>
-      <w:pPr>
-        <w:spacing w:line="360" w:lineRule="auto"/>
-        <w:ind w:firstLine="360"/>
-        <w:rPr>
-          <w:rFonts w:asciiTheme="majorBidi" w:hAnsiTheme="majorBidi" w:cstheme="majorBidi"/>
-          <w:sz w:val="24"/>
-          <w:szCs w:val="24"/>
-        </w:rPr>
-      </w:pPr>
-      <w:r>
-        <w:rPr>
-          <w:rFonts w:asciiTheme="majorBidi" w:hAnsiTheme="majorBidi" w:cstheme="majorBidi"/>
-          <w:sz w:val="24"/>
-          <w:szCs w:val="24"/>
-        </w:rPr>
-        <w:t>This research addresses the critical "Black-Box" challenge in medical AI by proposing a transition from legacy XAI methods to real-time, high-fidelity frameworks. By evaluating and comparing modern frameworks like the xAI SDK against legacy methods, this study successfully bridges the Latency Gap identified in traditional models [3] and the Innovation Gap found in post-2025 literature [2].</w:t>
-      </w:r>
-    </w:p>
-    <w:p>
-      <w:pPr>
-        <w:spacing w:line="360" w:lineRule="auto"/>
-        <w:ind w:firstLine="360"/>
-        <w:rPr>
-          <w:rFonts w:asciiTheme="majorBidi" w:hAnsiTheme="majorBidi" w:cstheme="majorBidi"/>
-          <w:sz w:val="24"/>
-          <w:szCs w:val="24"/>
-        </w:rPr>
-      </w:pPr>
-      <w:r>
-        <w:rPr>
-          <w:rFonts w:asciiTheme="majorBidi" w:hAnsiTheme="majorBidi" w:cstheme="majorBidi"/>
-          <w:sz w:val="24"/>
-          <w:szCs w:val="24"/>
-        </w:rPr>
-        <w:t>Aligned with Saudi Vision 2030, this project demonstrates that providing clinicians with instantaneous and traceable diagnostic insights is essential for building trust and improving patient outcomes. Ultimately, this framework ensures that AI-driven healthcare is not only accurate but also transparent, reliable, and ready for the demands of modern medical emergencies.</w:t>
-      </w:r>
-    </w:p>
-    <w:p>
-      <w:pPr>
-        <w:pStyle w:val="Heading1"/>
-        <w:numPr>
-          <w:ilvl w:val="0"/>
-          <w:numId w:val="75"/>
-        </w:numPr>
-      </w:pPr>
-      <w:bookmarkStart w:id="101" w:name="_Toc221988913"/>
-      <w:bookmarkStart w:id="102" w:name="_Toc221989048"/>
-      <w:bookmarkStart w:id="103" w:name="_Toc221989134"/>
-      <w:bookmarkStart w:id="104" w:name="_Toc226643862"/>
-      <w:bookmarkStart w:id="105" w:name="_Toc226643952"/>
-      <w:bookmarkStart w:id="106" w:name="_Toc226644026"/>
-      <w:bookmarkStart w:id="107" w:name="_Toc226645920"/>
-      <w:bookmarkStart w:id="108" w:name="_Toc226646696"/>
-      <w:bookmarkStart w:id="109" w:name="_Toc226649319"/>
-      <w:bookmarkStart w:id="110" w:name="_Toc226650180"/>
-      <w:bookmarkStart w:id="111" w:name="_Toc226653263"/>
-      <w:r>
-        <w:t>References</w:t>
-      </w:r>
-      <w:bookmarkEnd w:id="101"/>
-      <w:bookmarkEnd w:id="102"/>
-      <w:bookmarkEnd w:id="103"/>
-      <w:bookmarkEnd w:id="104"/>
       <w:bookmarkEnd w:id="105"/>
       <w:bookmarkEnd w:id="106"/>
       <w:bookmarkEnd w:id="107"/>
@@ -10799,6 +12582,82 @@
       <w:bookmarkEnd w:id="109"/>
       <w:bookmarkEnd w:id="110"/>
       <w:bookmarkEnd w:id="111"/>
+      <w:bookmarkEnd w:id="112"/>
+      <w:bookmarkEnd w:id="113"/>
+      <w:bookmarkEnd w:id="114"/>
+      <w:bookmarkEnd w:id="115"/>
+    </w:p>
+    <w:p>
+      <w:pPr>
+        <w:spacing w:line="360" w:lineRule="auto"/>
+        <w:ind w:firstLine="360"/>
+        <w:rPr>
+          <w:rFonts w:asciiTheme="majorBidi" w:hAnsiTheme="majorBidi" w:cstheme="majorBidi"/>
+          <w:sz w:val="24"/>
+          <w:szCs w:val="24"/>
+        </w:rPr>
+      </w:pPr>
+      <w:r>
+        <w:rPr>
+          <w:rFonts w:asciiTheme="majorBidi" w:hAnsiTheme="majorBidi" w:cstheme="majorBidi"/>
+          <w:sz w:val="24"/>
+          <w:szCs w:val="24"/>
+        </w:rPr>
+        <w:t>This research addresses the critical "Black-Box" challenge in medical AI by proposing a transition from legacy XAI methods to real-time, high-fidelity frameworks. By evaluating and comparing modern frameworks like the xAI SDK against legacy methods, this study successfully bridges the Latency Gap identified in traditional models [3] and the Innovation Gap found in post-2025 literature [2].</w:t>
+      </w:r>
+    </w:p>
+    <w:p>
+      <w:pPr>
+        <w:spacing w:line="360" w:lineRule="auto"/>
+        <w:ind w:firstLine="360"/>
+        <w:rPr>
+          <w:rFonts w:asciiTheme="majorBidi" w:hAnsiTheme="majorBidi" w:cstheme="majorBidi"/>
+          <w:sz w:val="24"/>
+          <w:szCs w:val="24"/>
+        </w:rPr>
+      </w:pPr>
+      <w:r>
+        <w:rPr>
+          <w:rFonts w:asciiTheme="majorBidi" w:hAnsiTheme="majorBidi" w:cstheme="majorBidi"/>
+          <w:sz w:val="24"/>
+          <w:szCs w:val="24"/>
+        </w:rPr>
+        <w:t>Aligned with Saudi Vision 2030, this project demonstrates that providing clinicians with instantaneous and traceable diagnostic insights is essential for building trust and improving patient outcomes. Ultimately, this framework ensures that AI-driven healthcare is not only accurate but also transparent, reliable, and ready for the demands of modern medical emergencies.</w:t>
+      </w:r>
+    </w:p>
+    <w:p>
+      <w:pPr>
+        <w:pStyle w:val="Heading1"/>
+        <w:numPr>
+          <w:ilvl w:val="0"/>
+          <w:numId w:val="75"/>
+        </w:numPr>
+      </w:pPr>
+      <w:bookmarkStart w:id="116" w:name="_Toc221988913"/>
+      <w:bookmarkStart w:id="117" w:name="_Toc221989048"/>
+      <w:bookmarkStart w:id="118" w:name="_Toc221989134"/>
+      <w:bookmarkStart w:id="119" w:name="_Toc226643862"/>
+      <w:bookmarkStart w:id="120" w:name="_Toc226643952"/>
+      <w:bookmarkStart w:id="121" w:name="_Toc226644026"/>
+      <w:bookmarkStart w:id="122" w:name="_Toc226645920"/>
+      <w:bookmarkStart w:id="123" w:name="_Toc226646696"/>
+      <w:bookmarkStart w:id="124" w:name="_Toc226649319"/>
+      <w:bookmarkStart w:id="125" w:name="_Toc226650180"/>
+      <w:bookmarkStart w:id="126" w:name="_Toc228528426"/>
+      <w:r>
+        <w:t>References</w:t>
+      </w:r>
+      <w:bookmarkEnd w:id="116"/>
+      <w:bookmarkEnd w:id="117"/>
+      <w:bookmarkEnd w:id="118"/>
+      <w:bookmarkEnd w:id="119"/>
+      <w:bookmarkEnd w:id="120"/>
+      <w:bookmarkEnd w:id="121"/>
+      <w:bookmarkEnd w:id="122"/>
+      <w:bookmarkEnd w:id="123"/>
+      <w:bookmarkEnd w:id="124"/>
+      <w:bookmarkEnd w:id="125"/>
+      <w:bookmarkEnd w:id="126"/>
     </w:p>
     <w:p>
       <w:pPr>
@@ -11465,7 +13324,7 @@
 
 <file path=word/comments.xml><?xml version="1.0" encoding="utf-8"?>
 <w:comments xmlns:wpc="http://schemas.microsoft.com/office/word/2010/wordprocessingCanvas" xmlns:cx="http://schemas.microsoft.com/office/drawing/2014/chartex" xmlns:cx1="http://schemas.microsoft.com/office/drawing/2015/9/8/chartex" xmlns:cx2="http://schemas.microsoft.com/office/drawing/2015/10/21/chartex" xmlns:cx3="http://schemas.microsoft.com/office/drawing/2016/5/9/chartex" xmlns:cx4="http://schemas.microsoft.com/office/drawing/2016/5/10/chartex" xmlns:cx5="http://schemas.microsoft.com/office/drawing/2016/5/11/chartex" xmlns:cx6="http://schemas.microsoft.com/office/drawing/2016/5/12/chartex" xmlns:cx7="http://schemas.microsoft.com/office/drawing/2016/5/13/chartex" xmlns:cx8="http://schemas.microsoft.com/office/drawing/2016/5/14/chartex" xmlns:mc="http://schemas.openxmlformats.org/markup-compatibility/2006" xmlns:aink="http://schemas.microsoft.com/office/drawing/2016/ink" xmlns:am3d="http://schemas.microsoft.com/office/drawing/2017/model3d" xmlns:o="urn:schemas-microsoft-com:office:office" xmlns:oel="http://schemas.microsoft.com/office/2019/extlst" xmlns:r="http://schemas.openxmlformats.org/officeDocument/2006/relationships" xmlns:m="http://schemas.openxmlformats.org/officeDocument/2006/math" xmlns:v="urn:schemas-microsoft-com:vml" xmlns:wp14="http://schemas.microsoft.com/office/word/2010/wordprocessingDrawing" xmlns:wp="http://schemas.openxmlformats.org/drawingml/2006/wordprocessingDrawing" xmlns:w10="urn:schemas-microsoft-com:office:word" xmlns:w="http://schemas.openxmlformats.org/wordprocessingml/2006/main" xmlns:w14="http://schemas.microsoft.com/office/word/2010/wordml" xmlns:w15="http://schemas.microsoft.com/office/word/2012/wordml" xmlns:w16cex="http://schemas.microsoft.com/office/word/2018/wordml/cex" xmlns:w16cid="http://schemas.microsoft.com/office/word/2016/wordml/cid" xmlns:w16="http://schemas.microsoft.com/office/word/2018/wordml" xmlns:w16du="http://schemas.microsoft.com/office/word/2023/wordml/word16du" xmlns:w16sdtdh="http://schemas.microsoft.com/office/word/2020/wordml/sdtdatahash" xmlns:w16sdtfl="http://schemas.microsoft.com/office/word/2024/wordml/sdtformatlock" xmlns:w16se="http://schemas.microsoft.com/office/word/2015/wordml/symex" xmlns:wpg="http://schemas.microsoft.com/office/word/2010/wordprocessingGroup" xmlns:wpi="http://schemas.microsoft.com/office/word/2010/wordprocessingInk" xmlns:wne="http://schemas.microsoft.com/office/word/2006/wordml" xmlns:wps="http://schemas.microsoft.com/office/word/2010/wordprocessingShape" mc:Ignorable="w14 w15 w16se w16cid w16 w16cex w16sdtdh w16sdtfl w16du wp14">
-  <w:comment w:id="87" w:author="أنفال احمد بن حسين السحيب" w:date="2026-04-30T07:17:00Z" w:initials="أب">
+  <w:comment w:id="89" w:author="أنفال احمد بن حسين السحيب" w:date="2026-04-30T07:17:00Z" w:initials="أب">
     <w:p>
       <w:pPr>
         <w:pStyle w:val="CommentText"/>
@@ -11491,7 +13350,7 @@
       </w:r>
     </w:p>
   </w:comment>
-  <w:comment w:id="88" w:author="أنفال احمد بن حسين السحيب" w:date="2026-04-30T07:18:00Z" w:initials="أب">
+  <w:comment w:id="90" w:author="أنفال احمد بن حسين السحيب" w:date="2026-04-30T07:18:00Z" w:initials="أب">
     <w:p>
       <w:pPr>
         <w:pStyle w:val="CommentText"/>
@@ -11517,7 +13376,7 @@
       </w:r>
     </w:p>
   </w:comment>
-  <w:comment w:id="89" w:author="أنفال احمد بن حسين السحيب" w:date="2026-04-30T07:15:00Z" w:initials="أب">
+  <w:comment w:id="91" w:author="أنفال احمد بن حسين السحيب" w:date="2026-04-30T07:15:00Z" w:initials="أب">
     <w:p>
       <w:pPr>
         <w:pStyle w:val="CommentText"/>
